--- a/library/musicals/past-present-future/about/past-present-future-bible.docx
+++ b/library/musicals/past-present-future/about/past-present-future-bible.docx
@@ -115,7 +115,7 @@
           <w:sz w:val="64"/>
           <w:szCs w:val="64"/>
         </w:rPr>
-        <w:t>his</w:t>
+        <w:t>the</w:t>
       </w:r>
       <w:r>
         <w:rPr>
@@ -335,7 +335,23 @@
           <w:sz w:val="32"/>
           <w:szCs w:val="32"/>
         </w:rPr>
-        <w:t xml:space="preserve"> 19th Century</w:t>
+        <w:t xml:space="preserve"> 1</w:t>
+      </w:r>
+      <w:r>
+        <w:rPr>
+          <w:rFonts w:cstheme="minorHAnsi"/>
+          <w:sz w:val="32"/>
+          <w:szCs w:val="32"/>
+        </w:rPr>
+        <w:t>8</w:t>
+      </w:r>
+      <w:r>
+        <w:rPr>
+          <w:rFonts w:cstheme="minorHAnsi"/>
+          <w:sz w:val="32"/>
+          <w:szCs w:val="32"/>
+        </w:rPr>
+        <w:t>th Century</w:t>
       </w:r>
       <w:r>
         <w:rPr>
@@ -968,20 +984,64 @@
         <w:spacing w:line="240" w:lineRule="auto"/>
         <w:rPr>
           <w:rFonts w:cstheme="minorHAnsi"/>
-          <w:sz w:val="24"/>
-          <w:szCs w:val="24"/>
-        </w:rPr>
-      </w:pPr>
-    </w:p>
-    <w:p>
-      <w:pPr>
-        <w:spacing w:line="240" w:lineRule="auto"/>
-        <w:rPr>
-          <w:rFonts w:cstheme="minorHAnsi"/>
-          <w:sz w:val="24"/>
-          <w:szCs w:val="24"/>
-        </w:rPr>
-      </w:pPr>
+          <w:sz w:val="32"/>
+          <w:szCs w:val="32"/>
+        </w:rPr>
+      </w:pPr>
+      <w:r>
+        <w:rPr>
+          <w:rFonts w:cstheme="minorHAnsi"/>
+          <w:i/>
+          <w:iCs/>
+          <w:sz w:val="32"/>
+          <w:szCs w:val="32"/>
+        </w:rPr>
+        <w:t>Past, Present, Future</w:t>
+      </w:r>
+      <w:r>
+        <w:rPr>
+          <w:rFonts w:cstheme="minorHAnsi"/>
+          <w:sz w:val="32"/>
+          <w:szCs w:val="32"/>
+        </w:rPr>
+        <w:t xml:space="preserve"> is </w:t>
+      </w:r>
+      <w:r>
+        <w:rPr>
+          <w:rFonts w:cstheme="minorHAnsi"/>
+          <w:i/>
+          <w:iCs/>
+          <w:sz w:val="32"/>
+          <w:szCs w:val="32"/>
+        </w:rPr>
+        <w:t>Winner</w:t>
+      </w:r>
+      <w:r>
+        <w:rPr>
+          <w:rFonts w:cstheme="minorHAnsi"/>
+          <w:sz w:val="32"/>
+          <w:szCs w:val="32"/>
+        </w:rPr>
+        <w:t xml:space="preserve"> meets </w:t>
+      </w:r>
+      <w:r>
+        <w:rPr>
+          <w:rFonts w:cstheme="minorHAnsi"/>
+          <w:i/>
+          <w:iCs/>
+          <w:sz w:val="32"/>
+          <w:szCs w:val="32"/>
+        </w:rPr>
+        <w:t>Millennials are Killing Musicals</w:t>
+      </w:r>
+      <w:r>
+        <w:rPr>
+          <w:rFonts w:cstheme="minorHAnsi"/>
+          <w:sz w:val="32"/>
+          <w:szCs w:val="32"/>
+        </w:rPr>
+        <w:t xml:space="preserve"> meets</w:t>
+      </w:r>
     </w:p>
     <w:p>
       <w:pPr>
@@ -1816,7 +1876,23 @@
           <w:sz w:val="30"/>
           <w:szCs w:val="30"/>
         </w:rPr>
-        <w:t xml:space="preserve">on the verge of killing </w:t>
+        <w:t xml:space="preserve">on the verge of </w:t>
+      </w:r>
+      <w:r>
+        <w:rPr>
+          <w:rFonts w:cstheme="minorHAnsi"/>
+          <w:sz w:val="30"/>
+          <w:szCs w:val="30"/>
+        </w:rPr>
+        <w:t>firing</w:t>
+      </w:r>
+      <w:r>
+        <w:rPr>
+          <w:rFonts w:cstheme="minorHAnsi"/>
+          <w:sz w:val="30"/>
+          <w:szCs w:val="30"/>
+        </w:rPr>
+        <w:t xml:space="preserve"> </w:t>
       </w:r>
       <w:r>
         <w:rPr>
@@ -2870,6 +2946,30 @@
           <w:sz w:val="30"/>
           <w:szCs w:val="30"/>
         </w:rPr>
+        <w:t xml:space="preserve"> / Prologue</w:t>
+      </w:r>
+      <w:r>
+        <w:rPr>
+          <w:rFonts w:cstheme="minorHAnsi"/>
+          <w:sz w:val="30"/>
+          <w:szCs w:val="30"/>
+        </w:rPr>
+        <w:t xml:space="preserve">: The Seeds of </w:t>
+      </w:r>
+      <w:r>
+        <w:rPr>
+          <w:rFonts w:cstheme="minorHAnsi"/>
+          <w:sz w:val="30"/>
+          <w:szCs w:val="30"/>
+        </w:rPr>
+        <w:t>Fate</w:t>
+      </w:r>
+      <w:r>
+        <w:rPr>
+          <w:rFonts w:cstheme="minorHAnsi"/>
+          <w:sz w:val="30"/>
+          <w:szCs w:val="30"/>
+        </w:rPr>
         <w:t xml:space="preserve"> </w:t>
       </w:r>
       <w:r>
@@ -2879,7 +2979,7 @@
           <w:szCs w:val="30"/>
           <w:vertAlign w:val="subscript"/>
         </w:rPr>
-        <w:t>Eternity, Conductor</w:t>
+        <w:t>Timeharmonic Orchestra</w:t>
       </w:r>
       <w:r>
         <w:rPr>
@@ -2895,15 +2995,23 @@
           <w:sz w:val="30"/>
           <w:szCs w:val="30"/>
         </w:rPr>
-        <w:t xml:space="preserve">2. Prologue: The Seeds of </w:t>
-      </w:r>
-      <w:r>
-        <w:rPr>
-          <w:rFonts w:cstheme="minorHAnsi"/>
-          <w:sz w:val="30"/>
-          <w:szCs w:val="30"/>
-        </w:rPr>
-        <w:t>Fate</w:t>
+        <w:t>2</w:t>
+      </w:r>
+      <w:r>
+        <w:rPr>
+          <w:rFonts w:cstheme="minorHAnsi"/>
+          <w:sz w:val="30"/>
+          <w:szCs w:val="30"/>
+        </w:rPr>
+        <w:t xml:space="preserve">. Born in the Wrong </w:t>
+      </w:r>
+      <w:r>
+        <w:rPr>
+          <w:rFonts w:cstheme="minorHAnsi"/>
+          <w:sz w:val="30"/>
+          <w:szCs w:val="30"/>
+        </w:rPr>
+        <w:t>Generation</w:t>
       </w:r>
       <w:r>
         <w:rPr>
@@ -2920,6 +3028,419 @@
           <w:szCs w:val="30"/>
           <w:vertAlign w:val="subscript"/>
         </w:rPr>
+        <w:t>Tabitha, Dakota, Jesse, Jessica, Ancient People, Modern People</w:t>
+      </w:r>
+      <w:r>
+        <w:rPr>
+          <w:rFonts w:cstheme="minorHAnsi"/>
+          <w:sz w:val="30"/>
+          <w:szCs w:val="30"/>
+          <w:vertAlign w:val="subscript"/>
+        </w:rPr>
+        <w:br/>
+      </w:r>
+      <w:r>
+        <w:rPr>
+          <w:rFonts w:cstheme="minorHAnsi"/>
+          <w:sz w:val="30"/>
+          <w:szCs w:val="30"/>
+        </w:rPr>
+        <w:t>3</w:t>
+      </w:r>
+      <w:r>
+        <w:rPr>
+          <w:rFonts w:cstheme="minorHAnsi"/>
+          <w:sz w:val="30"/>
+          <w:szCs w:val="30"/>
+        </w:rPr>
+        <w:t xml:space="preserve">. </w:t>
+      </w:r>
+      <w:r>
+        <w:rPr>
+          <w:rFonts w:cstheme="minorHAnsi"/>
+          <w:sz w:val="30"/>
+          <w:szCs w:val="30"/>
+        </w:rPr>
+        <w:t>The Right Person</w:t>
+      </w:r>
+      <w:r>
+        <w:rPr>
+          <w:rFonts w:cstheme="minorHAnsi"/>
+          <w:sz w:val="30"/>
+          <w:szCs w:val="30"/>
+        </w:rPr>
+        <w:t xml:space="preserve"> </w:t>
+      </w:r>
+      <w:r>
+        <w:rPr>
+          <w:rFonts w:cstheme="minorHAnsi"/>
+          <w:sz w:val="30"/>
+          <w:szCs w:val="30"/>
+          <w:vertAlign w:val="subscript"/>
+        </w:rPr>
+        <w:t>Tabitha, Dakota</w:t>
+      </w:r>
+      <w:r>
+        <w:rPr>
+          <w:rFonts w:cstheme="minorHAnsi"/>
+          <w:sz w:val="30"/>
+          <w:szCs w:val="30"/>
+        </w:rPr>
+        <w:br/>
+      </w:r>
+      <w:r>
+        <w:rPr>
+          <w:rFonts w:cstheme="minorHAnsi"/>
+          <w:sz w:val="30"/>
+          <w:szCs w:val="30"/>
+        </w:rPr>
+        <w:t>4</w:t>
+      </w:r>
+      <w:r>
+        <w:rPr>
+          <w:rFonts w:cstheme="minorHAnsi"/>
+          <w:sz w:val="30"/>
+          <w:szCs w:val="30"/>
+        </w:rPr>
+        <w:t xml:space="preserve">. </w:t>
+      </w:r>
+      <w:r>
+        <w:rPr>
+          <w:rFonts w:cstheme="minorHAnsi"/>
+          <w:sz w:val="30"/>
+          <w:szCs w:val="30"/>
+        </w:rPr>
+        <w:t>The Wrong Time</w:t>
+      </w:r>
+      <w:r>
+        <w:rPr>
+          <w:rFonts w:cstheme="minorHAnsi"/>
+          <w:sz w:val="30"/>
+          <w:szCs w:val="30"/>
+        </w:rPr>
+        <w:t xml:space="preserve"> </w:t>
+      </w:r>
+      <w:r>
+        <w:rPr>
+          <w:rFonts w:cstheme="minorHAnsi"/>
+          <w:sz w:val="30"/>
+          <w:szCs w:val="30"/>
+          <w:vertAlign w:val="subscript"/>
+        </w:rPr>
+        <w:t xml:space="preserve">Tabitha, Dakota, </w:t>
+      </w:r>
+      <w:r>
+        <w:rPr>
+          <w:rFonts w:cstheme="minorHAnsi"/>
+          <w:sz w:val="30"/>
+          <w:szCs w:val="30"/>
+          <w:vertAlign w:val="subscript"/>
+        </w:rPr>
+        <w:t>Timepipers</w:t>
+      </w:r>
+      <w:r>
+        <w:rPr>
+          <w:rFonts w:cstheme="minorHAnsi"/>
+          <w:sz w:val="30"/>
+          <w:szCs w:val="30"/>
+          <w:vertAlign w:val="subscript"/>
+        </w:rPr>
+        <w:br/>
+      </w:r>
+      <w:r>
+        <w:rPr>
+          <w:rFonts w:cstheme="minorHAnsi"/>
+          <w:sz w:val="30"/>
+          <w:szCs w:val="30"/>
+        </w:rPr>
+        <w:t>5.</w:t>
+      </w:r>
+      <w:r>
+        <w:rPr>
+          <w:rFonts w:cstheme="minorHAnsi"/>
+          <w:sz w:val="30"/>
+          <w:szCs w:val="30"/>
+        </w:rPr>
+        <w:t xml:space="preserve"> Father is Long</w:t>
+      </w:r>
+      <w:r>
+        <w:rPr>
+          <w:rFonts w:cstheme="minorHAnsi"/>
+          <w:sz w:val="30"/>
+          <w:szCs w:val="30"/>
+        </w:rPr>
+        <w:t xml:space="preserve"> Gone, Mother Ain’t Born Yet</w:t>
+      </w:r>
+      <w:r>
+        <w:rPr>
+          <w:rFonts w:cstheme="minorHAnsi"/>
+          <w:sz w:val="30"/>
+          <w:szCs w:val="30"/>
+          <w:vertAlign w:val="subscript"/>
+        </w:rPr>
+        <w:t xml:space="preserve"> Tabitha, Dakota</w:t>
+      </w:r>
+      <w:r>
+        <w:rPr>
+          <w:rFonts w:cstheme="minorHAnsi"/>
+          <w:sz w:val="30"/>
+          <w:szCs w:val="30"/>
+        </w:rPr>
+        <w:t xml:space="preserve"> </w:t>
+      </w:r>
+      <w:r>
+        <w:rPr>
+          <w:rFonts w:cstheme="minorHAnsi"/>
+          <w:sz w:val="30"/>
+          <w:szCs w:val="30"/>
+        </w:rPr>
+        <w:br/>
+      </w:r>
+      <w:r>
+        <w:rPr>
+          <w:rFonts w:cstheme="minorHAnsi"/>
+          <w:sz w:val="30"/>
+          <w:szCs w:val="30"/>
+        </w:rPr>
+        <w:t>6</w:t>
+      </w:r>
+      <w:r>
+        <w:rPr>
+          <w:rFonts w:cstheme="minorHAnsi"/>
+          <w:sz w:val="30"/>
+          <w:szCs w:val="30"/>
+        </w:rPr>
+        <w:t xml:space="preserve">. Out of Tune </w:t>
+      </w:r>
+      <w:r>
+        <w:rPr>
+          <w:rFonts w:cstheme="minorHAnsi"/>
+          <w:sz w:val="30"/>
+          <w:szCs w:val="30"/>
+          <w:vertAlign w:val="subscript"/>
+        </w:rPr>
+        <w:t>Eternity, Timeharmonic Orchestra</w:t>
+      </w:r>
+      <w:r>
+        <w:rPr>
+          <w:rFonts w:cstheme="minorHAnsi"/>
+          <w:sz w:val="30"/>
+          <w:szCs w:val="30"/>
+        </w:rPr>
+        <w:br/>
+      </w:r>
+      <w:r>
+        <w:rPr>
+          <w:rFonts w:cstheme="minorHAnsi"/>
+          <w:sz w:val="30"/>
+          <w:szCs w:val="30"/>
+        </w:rPr>
+        <w:t>7</w:t>
+      </w:r>
+      <w:r>
+        <w:rPr>
+          <w:rFonts w:cstheme="minorHAnsi"/>
+          <w:sz w:val="30"/>
+          <w:szCs w:val="30"/>
+        </w:rPr>
+        <w:t xml:space="preserve">. </w:t>
+      </w:r>
+      <w:r>
+        <w:rPr>
+          <w:rFonts w:cstheme="minorHAnsi"/>
+          <w:sz w:val="30"/>
+          <w:szCs w:val="30"/>
+        </w:rPr>
+        <w:t xml:space="preserve">Must Be Nice (Times Like These) </w:t>
+      </w:r>
+      <w:r>
+        <w:rPr>
+          <w:rFonts w:cstheme="minorHAnsi"/>
+          <w:sz w:val="30"/>
+          <w:szCs w:val="30"/>
+          <w:vertAlign w:val="subscript"/>
+        </w:rPr>
+        <w:t>Tabitha, Dakota, Past People</w:t>
+      </w:r>
+      <w:r>
+        <w:rPr>
+          <w:rFonts w:cstheme="minorHAnsi"/>
+          <w:sz w:val="30"/>
+          <w:szCs w:val="30"/>
+          <w:vertAlign w:val="subscript"/>
+        </w:rPr>
+        <w:br/>
+      </w:r>
+      <w:r>
+        <w:rPr>
+          <w:rFonts w:cstheme="minorHAnsi"/>
+          <w:sz w:val="30"/>
+          <w:szCs w:val="30"/>
+        </w:rPr>
+        <w:t>8</w:t>
+      </w:r>
+      <w:r>
+        <w:rPr>
+          <w:rFonts w:cstheme="minorHAnsi"/>
+          <w:sz w:val="30"/>
+          <w:szCs w:val="30"/>
+        </w:rPr>
+        <w:t xml:space="preserve">. Band Together </w:t>
+      </w:r>
+      <w:r>
+        <w:rPr>
+          <w:rFonts w:cstheme="minorHAnsi"/>
+          <w:sz w:val="30"/>
+          <w:szCs w:val="30"/>
+          <w:vertAlign w:val="subscript"/>
+        </w:rPr>
+        <w:t>Tabitha, Dakota, Past People</w:t>
+      </w:r>
+      <w:r>
+        <w:rPr>
+          <w:rFonts w:cstheme="minorHAnsi"/>
+          <w:sz w:val="30"/>
+          <w:szCs w:val="30"/>
+          <w:vertAlign w:val="subscript"/>
+        </w:rPr>
+        <w:br/>
+      </w:r>
+      <w:r>
+        <w:rPr>
+          <w:rFonts w:cstheme="minorHAnsi"/>
+          <w:sz w:val="30"/>
+          <w:szCs w:val="30"/>
+        </w:rPr>
+        <w:t>9</w:t>
+      </w:r>
+      <w:r>
+        <w:rPr>
+          <w:rFonts w:cstheme="minorHAnsi"/>
+          <w:sz w:val="30"/>
+          <w:szCs w:val="30"/>
+        </w:rPr>
+        <w:t>. Until the Beginning</w:t>
+      </w:r>
+      <w:r>
+        <w:rPr>
+          <w:rFonts w:cstheme="minorHAnsi"/>
+          <w:sz w:val="30"/>
+          <w:szCs w:val="30"/>
+          <w:vertAlign w:val="subscript"/>
+        </w:rPr>
+        <w:t xml:space="preserve"> </w:t>
+      </w:r>
+      <w:r>
+        <w:rPr>
+          <w:rFonts w:cstheme="minorHAnsi"/>
+          <w:sz w:val="30"/>
+          <w:szCs w:val="30"/>
+          <w:vertAlign w:val="subscript"/>
+        </w:rPr>
+        <w:t>Tabitha, Dakota, Timepipers, People</w:t>
+      </w:r>
+      <w:r>
+        <w:rPr>
+          <w:rFonts w:cstheme="minorHAnsi"/>
+          <w:sz w:val="30"/>
+          <w:szCs w:val="30"/>
+          <w:vertAlign w:val="subscript"/>
+        </w:rPr>
+        <w:br/>
+      </w:r>
+      <w:r>
+        <w:rPr>
+          <w:rFonts w:cstheme="minorHAnsi"/>
+          <w:sz w:val="30"/>
+          <w:szCs w:val="30"/>
+        </w:rPr>
+        <w:t xml:space="preserve">10. Life is Short (You Must Be This Old to Die) </w:t>
+      </w:r>
+      <w:r>
+        <w:rPr>
+          <w:rFonts w:cstheme="minorHAnsi"/>
+          <w:sz w:val="30"/>
+          <w:szCs w:val="30"/>
+          <w:vertAlign w:val="subscript"/>
+        </w:rPr>
+        <w:t xml:space="preserve">Tabitha, </w:t>
+      </w:r>
+      <w:r>
+        <w:rPr>
+          <w:rFonts w:cstheme="minorHAnsi"/>
+          <w:sz w:val="30"/>
+          <w:szCs w:val="30"/>
+          <w:vertAlign w:val="subscript"/>
+        </w:rPr>
+        <w:t>Timepipers</w:t>
+      </w:r>
+      <w:r>
+        <w:rPr>
+          <w:rFonts w:cstheme="minorHAnsi"/>
+          <w:sz w:val="30"/>
+          <w:szCs w:val="30"/>
+          <w:vertAlign w:val="subscript"/>
+        </w:rPr>
+        <w:br/>
+      </w:r>
+      <w:r>
+        <w:rPr>
+          <w:rFonts w:cstheme="minorHAnsi"/>
+          <w:sz w:val="30"/>
+          <w:szCs w:val="30"/>
+        </w:rPr>
+        <w:t>1</w:t>
+      </w:r>
+      <w:r>
+        <w:rPr>
+          <w:rFonts w:cstheme="minorHAnsi"/>
+          <w:sz w:val="30"/>
+          <w:szCs w:val="30"/>
+        </w:rPr>
+        <w:t>1</w:t>
+      </w:r>
+      <w:r>
+        <w:rPr>
+          <w:rFonts w:cstheme="minorHAnsi"/>
+          <w:sz w:val="30"/>
+          <w:szCs w:val="30"/>
+        </w:rPr>
+        <w:t xml:space="preserve">. Future Plans </w:t>
+      </w:r>
+      <w:r>
+        <w:rPr>
+          <w:rFonts w:cstheme="minorHAnsi"/>
+          <w:sz w:val="30"/>
+          <w:szCs w:val="30"/>
+          <w:vertAlign w:val="subscript"/>
+        </w:rPr>
+        <w:t>Tabitha,</w:t>
+      </w:r>
+      <w:r>
+        <w:rPr>
+          <w:rFonts w:cstheme="minorHAnsi"/>
+          <w:sz w:val="30"/>
+          <w:szCs w:val="30"/>
+          <w:vertAlign w:val="subscript"/>
+        </w:rPr>
+        <w:t xml:space="preserve"> Dakota,</w:t>
+      </w:r>
+      <w:r>
+        <w:rPr>
+          <w:rFonts w:cstheme="minorHAnsi"/>
+          <w:sz w:val="30"/>
+          <w:szCs w:val="30"/>
+          <w:vertAlign w:val="subscript"/>
+        </w:rPr>
+        <w:t xml:space="preserve"> </w:t>
+      </w:r>
+      <w:r>
+        <w:rPr>
+          <w:rFonts w:cstheme="minorHAnsi"/>
+          <w:sz w:val="30"/>
+          <w:szCs w:val="30"/>
+          <w:vertAlign w:val="subscript"/>
+        </w:rPr>
         <w:t>Timeharmonic Orchestra</w:t>
       </w:r>
       <w:r>
@@ -2927,6 +3448,7 @@
           <w:rFonts w:cstheme="minorHAnsi"/>
           <w:sz w:val="30"/>
           <w:szCs w:val="30"/>
+          <w:vertAlign w:val="subscript"/>
         </w:rPr>
         <w:br/>
       </w:r>
@@ -2936,90 +3458,15 @@
           <w:sz w:val="30"/>
           <w:szCs w:val="30"/>
         </w:rPr>
-        <w:t xml:space="preserve">3. Born in the Wrong </w:t>
-      </w:r>
-      <w:r>
-        <w:rPr>
-          <w:rFonts w:cstheme="minorHAnsi"/>
-          <w:sz w:val="30"/>
-          <w:szCs w:val="30"/>
-        </w:rPr>
-        <w:t>Generation</w:t>
-      </w:r>
-      <w:r>
-        <w:rPr>
-          <w:rFonts w:cstheme="minorHAnsi"/>
-          <w:sz w:val="30"/>
-          <w:szCs w:val="30"/>
-        </w:rPr>
-        <w:t xml:space="preserve"> </w:t>
-      </w:r>
-      <w:r>
-        <w:rPr>
-          <w:rFonts w:cstheme="minorHAnsi"/>
-          <w:sz w:val="30"/>
-          <w:szCs w:val="30"/>
-          <w:vertAlign w:val="subscript"/>
-        </w:rPr>
-        <w:t>Tabitha, Dakota, Jesse, Jessica, Ancient People, Modern People</w:t>
-      </w:r>
-      <w:r>
-        <w:rPr>
-          <w:rFonts w:cstheme="minorHAnsi"/>
-          <w:sz w:val="30"/>
-          <w:szCs w:val="30"/>
-          <w:vertAlign w:val="subscript"/>
-        </w:rPr>
-        <w:br/>
-      </w:r>
-      <w:r>
-        <w:rPr>
-          <w:rFonts w:cstheme="minorHAnsi"/>
-          <w:sz w:val="30"/>
-          <w:szCs w:val="30"/>
-        </w:rPr>
-        <w:t xml:space="preserve">4. </w:t>
-      </w:r>
-      <w:r>
-        <w:rPr>
-          <w:rFonts w:cstheme="minorHAnsi"/>
-          <w:sz w:val="30"/>
-          <w:szCs w:val="30"/>
-        </w:rPr>
-        <w:t>The Right Person</w:t>
-      </w:r>
-      <w:r>
-        <w:rPr>
-          <w:rFonts w:cstheme="minorHAnsi"/>
-          <w:sz w:val="30"/>
-          <w:szCs w:val="30"/>
-        </w:rPr>
-        <w:t xml:space="preserve"> </w:t>
-      </w:r>
-      <w:r>
-        <w:rPr>
-          <w:rFonts w:cstheme="minorHAnsi"/>
-          <w:sz w:val="30"/>
-          <w:szCs w:val="30"/>
-          <w:vertAlign w:val="subscript"/>
-        </w:rPr>
-        <w:t>Tabitha, Dakota</w:t>
-      </w:r>
-      <w:r>
-        <w:rPr>
-          <w:rFonts w:cstheme="minorHAnsi"/>
-          <w:sz w:val="30"/>
-          <w:szCs w:val="30"/>
-        </w:rPr>
-        <w:br/>
-      </w:r>
-      <w:r>
-        <w:rPr>
-          <w:rFonts w:cstheme="minorHAnsi"/>
-          <w:sz w:val="30"/>
-          <w:szCs w:val="30"/>
-        </w:rPr>
-        <w:t>5</w:t>
+        <w:t>1</w:t>
+      </w:r>
+      <w:r>
+        <w:rPr>
+          <w:rFonts w:cstheme="minorHAnsi"/>
+          <w:sz w:val="30"/>
+          <w:szCs w:val="30"/>
+        </w:rPr>
+        <w:t>2</w:t>
       </w:r>
       <w:r>
         <w:rPr>
@@ -3035,388 +3482,7 @@
           <w:sz w:val="30"/>
           <w:szCs w:val="30"/>
         </w:rPr>
-        <w:t>The Wrong Time</w:t>
-      </w:r>
-      <w:r>
-        <w:rPr>
-          <w:rFonts w:cstheme="minorHAnsi"/>
-          <w:sz w:val="30"/>
-          <w:szCs w:val="30"/>
-        </w:rPr>
-        <w:t xml:space="preserve"> </w:t>
-      </w:r>
-      <w:r>
-        <w:rPr>
-          <w:rFonts w:cstheme="minorHAnsi"/>
-          <w:sz w:val="30"/>
-          <w:szCs w:val="30"/>
-          <w:vertAlign w:val="subscript"/>
-        </w:rPr>
-        <w:t xml:space="preserve">Tabitha, Dakota, </w:t>
-      </w:r>
-      <w:r>
-        <w:rPr>
-          <w:rFonts w:cstheme="minorHAnsi"/>
-          <w:sz w:val="30"/>
-          <w:szCs w:val="30"/>
-          <w:vertAlign w:val="subscript"/>
-        </w:rPr>
-        <w:t>Timepipers</w:t>
-      </w:r>
-      <w:r>
-        <w:rPr>
-          <w:rFonts w:cstheme="minorHAnsi"/>
-          <w:sz w:val="30"/>
-          <w:szCs w:val="30"/>
-          <w:vertAlign w:val="subscript"/>
-        </w:rPr>
-        <w:br/>
-      </w:r>
-      <w:r>
-        <w:rPr>
-          <w:rFonts w:cstheme="minorHAnsi"/>
-          <w:sz w:val="30"/>
-          <w:szCs w:val="30"/>
-        </w:rPr>
-        <w:t>6</w:t>
-      </w:r>
-      <w:r>
-        <w:rPr>
-          <w:rFonts w:cstheme="minorHAnsi"/>
-          <w:sz w:val="30"/>
-          <w:szCs w:val="30"/>
-        </w:rPr>
-        <w:t>. Era, Error, Eureka</w:t>
-      </w:r>
-      <w:r>
-        <w:rPr>
-          <w:rFonts w:cstheme="minorHAnsi"/>
-          <w:sz w:val="30"/>
-          <w:szCs w:val="30"/>
-          <w:vertAlign w:val="subscript"/>
-        </w:rPr>
-        <w:t xml:space="preserve"> Tabitha, Dakota, Timeharmonic Orchestra</w:t>
-      </w:r>
-      <w:r>
-        <w:rPr>
-          <w:rFonts w:cstheme="minorHAnsi"/>
-          <w:sz w:val="30"/>
-          <w:szCs w:val="30"/>
-          <w:vertAlign w:val="subscript"/>
-        </w:rPr>
-        <w:br/>
-      </w:r>
-      <w:r>
-        <w:rPr>
-          <w:rFonts w:cstheme="minorHAnsi"/>
-          <w:sz w:val="30"/>
-          <w:szCs w:val="30"/>
-        </w:rPr>
-        <w:t>7</w:t>
-      </w:r>
-      <w:r>
-        <w:rPr>
-          <w:rFonts w:cstheme="minorHAnsi"/>
-          <w:sz w:val="30"/>
-          <w:szCs w:val="30"/>
-        </w:rPr>
-        <w:t xml:space="preserve">. </w:t>
-      </w:r>
-      <w:r>
-        <w:rPr>
-          <w:rFonts w:cstheme="minorHAnsi"/>
-          <w:sz w:val="30"/>
-          <w:szCs w:val="30"/>
-        </w:rPr>
-        <w:t xml:space="preserve">Out of Tune </w:t>
-      </w:r>
-      <w:r>
-        <w:rPr>
-          <w:rFonts w:cstheme="minorHAnsi"/>
-          <w:sz w:val="30"/>
-          <w:szCs w:val="30"/>
-          <w:vertAlign w:val="subscript"/>
-        </w:rPr>
-        <w:t>Eternity, T</w:t>
-      </w:r>
-      <w:r>
-        <w:rPr>
-          <w:rFonts w:cstheme="minorHAnsi"/>
-          <w:sz w:val="30"/>
-          <w:szCs w:val="30"/>
-          <w:vertAlign w:val="subscript"/>
-        </w:rPr>
-        <w:t>imeharmonic Orchestra</w:t>
-      </w:r>
-      <w:r>
-        <w:rPr>
-          <w:rFonts w:cstheme="minorHAnsi"/>
-          <w:sz w:val="30"/>
-          <w:szCs w:val="30"/>
-          <w:vertAlign w:val="subscript"/>
-        </w:rPr>
-        <w:br/>
-      </w:r>
-      <w:r>
-        <w:rPr>
-          <w:rFonts w:cstheme="minorHAnsi"/>
-          <w:sz w:val="30"/>
-          <w:szCs w:val="30"/>
-        </w:rPr>
-        <w:t>8</w:t>
-      </w:r>
-      <w:r>
-        <w:rPr>
-          <w:rFonts w:cstheme="minorHAnsi"/>
-          <w:sz w:val="30"/>
-          <w:szCs w:val="30"/>
-        </w:rPr>
-        <w:t>. Father is Long</w:t>
-      </w:r>
-      <w:r>
-        <w:rPr>
-          <w:rFonts w:cstheme="minorHAnsi"/>
-          <w:sz w:val="30"/>
-          <w:szCs w:val="30"/>
-        </w:rPr>
-        <w:t xml:space="preserve"> Gone, Mother Ain’t Born Yet</w:t>
-      </w:r>
-      <w:r>
-        <w:rPr>
-          <w:rFonts w:cstheme="minorHAnsi"/>
-          <w:sz w:val="30"/>
-          <w:szCs w:val="30"/>
-          <w:vertAlign w:val="subscript"/>
-        </w:rPr>
-        <w:t xml:space="preserve"> Tabitha, Dakota</w:t>
-      </w:r>
-      <w:r>
-        <w:rPr>
-          <w:rFonts w:cstheme="minorHAnsi"/>
-          <w:sz w:val="30"/>
-          <w:szCs w:val="30"/>
-        </w:rPr>
-        <w:t xml:space="preserve"> </w:t>
-      </w:r>
-      <w:r>
-        <w:rPr>
-          <w:rFonts w:cstheme="minorHAnsi"/>
-          <w:sz w:val="30"/>
-          <w:szCs w:val="30"/>
-        </w:rPr>
-        <w:br/>
-      </w:r>
-      <w:r>
-        <w:rPr>
-          <w:rFonts w:cstheme="minorHAnsi"/>
-          <w:sz w:val="30"/>
-          <w:szCs w:val="30"/>
-        </w:rPr>
-        <w:t>9</w:t>
-      </w:r>
-      <w:r>
-        <w:rPr>
-          <w:rFonts w:cstheme="minorHAnsi"/>
-          <w:sz w:val="30"/>
-          <w:szCs w:val="30"/>
-        </w:rPr>
-        <w:t xml:space="preserve">. </w:t>
-      </w:r>
-      <w:r>
-        <w:rPr>
-          <w:rFonts w:cstheme="minorHAnsi"/>
-          <w:sz w:val="30"/>
-          <w:szCs w:val="30"/>
-        </w:rPr>
-        <w:t xml:space="preserve">Must Be Nice (Times Like These) </w:t>
-      </w:r>
-      <w:r>
-        <w:rPr>
-          <w:rFonts w:cstheme="minorHAnsi"/>
-          <w:sz w:val="30"/>
-          <w:szCs w:val="30"/>
-          <w:vertAlign w:val="subscript"/>
-        </w:rPr>
-        <w:t>Tabitha, Dakota, Past People</w:t>
-      </w:r>
-      <w:r>
-        <w:rPr>
-          <w:rFonts w:cstheme="minorHAnsi"/>
-          <w:sz w:val="30"/>
-          <w:szCs w:val="30"/>
-          <w:vertAlign w:val="subscript"/>
-        </w:rPr>
-        <w:br/>
-      </w:r>
-      <w:r>
-        <w:rPr>
-          <w:rFonts w:cstheme="minorHAnsi"/>
-          <w:sz w:val="30"/>
-          <w:szCs w:val="30"/>
-        </w:rPr>
-        <w:t>10</w:t>
-      </w:r>
-      <w:r>
-        <w:rPr>
-          <w:rFonts w:cstheme="minorHAnsi"/>
-          <w:sz w:val="30"/>
-          <w:szCs w:val="30"/>
-        </w:rPr>
-        <w:t xml:space="preserve">. Band Together </w:t>
-      </w:r>
-      <w:r>
-        <w:rPr>
-          <w:rFonts w:cstheme="minorHAnsi"/>
-          <w:sz w:val="30"/>
-          <w:szCs w:val="30"/>
-          <w:vertAlign w:val="subscript"/>
-        </w:rPr>
-        <w:t>Tabitha, Dakota, Past People</w:t>
-      </w:r>
-      <w:r>
-        <w:rPr>
-          <w:rFonts w:cstheme="minorHAnsi"/>
-          <w:sz w:val="30"/>
-          <w:szCs w:val="30"/>
-          <w:vertAlign w:val="subscript"/>
-        </w:rPr>
-        <w:br/>
-      </w:r>
-      <w:r>
-        <w:rPr>
-          <w:rFonts w:cstheme="minorHAnsi"/>
-          <w:sz w:val="30"/>
-          <w:szCs w:val="30"/>
-        </w:rPr>
-        <w:t>11</w:t>
-      </w:r>
-      <w:r>
-        <w:rPr>
-          <w:rFonts w:cstheme="minorHAnsi"/>
-          <w:sz w:val="30"/>
-          <w:szCs w:val="30"/>
-        </w:rPr>
-        <w:t>. Until the Beginning</w:t>
-      </w:r>
-      <w:r>
-        <w:rPr>
-          <w:rFonts w:cstheme="minorHAnsi"/>
-          <w:sz w:val="30"/>
-          <w:szCs w:val="30"/>
-          <w:vertAlign w:val="subscript"/>
-        </w:rPr>
-        <w:t xml:space="preserve"> </w:t>
-      </w:r>
-      <w:r>
-        <w:rPr>
-          <w:rFonts w:cstheme="minorHAnsi"/>
-          <w:sz w:val="30"/>
-          <w:szCs w:val="30"/>
-          <w:vertAlign w:val="subscript"/>
-        </w:rPr>
-        <w:t>Tabitha, Dakota, Timepipers, People</w:t>
-      </w:r>
-      <w:r>
-        <w:rPr>
-          <w:rFonts w:cstheme="minorHAnsi"/>
-          <w:sz w:val="30"/>
-          <w:szCs w:val="30"/>
-          <w:vertAlign w:val="subscript"/>
-        </w:rPr>
-        <w:br/>
-      </w:r>
-      <w:r>
-        <w:rPr>
-          <w:rFonts w:cstheme="minorHAnsi"/>
-          <w:sz w:val="30"/>
-          <w:szCs w:val="30"/>
-        </w:rPr>
-        <w:t>12</w:t>
-      </w:r>
-      <w:r>
-        <w:rPr>
-          <w:rFonts w:cstheme="minorHAnsi"/>
-          <w:sz w:val="30"/>
-          <w:szCs w:val="30"/>
-        </w:rPr>
-        <w:t xml:space="preserve">. Future Plans </w:t>
-      </w:r>
-      <w:r>
-        <w:rPr>
-          <w:rFonts w:cstheme="minorHAnsi"/>
-          <w:sz w:val="30"/>
-          <w:szCs w:val="30"/>
-          <w:vertAlign w:val="subscript"/>
-        </w:rPr>
-        <w:t>Tabitha,</w:t>
-      </w:r>
-      <w:r>
-        <w:rPr>
-          <w:rFonts w:cstheme="minorHAnsi"/>
-          <w:sz w:val="30"/>
-          <w:szCs w:val="30"/>
-          <w:vertAlign w:val="subscript"/>
-        </w:rPr>
-        <w:t xml:space="preserve"> Dakota,</w:t>
-      </w:r>
-      <w:r>
-        <w:rPr>
-          <w:rFonts w:cstheme="minorHAnsi"/>
-          <w:sz w:val="30"/>
-          <w:szCs w:val="30"/>
-          <w:vertAlign w:val="subscript"/>
-        </w:rPr>
-        <w:t xml:space="preserve"> </w:t>
-      </w:r>
-      <w:r>
-        <w:rPr>
-          <w:rFonts w:cstheme="minorHAnsi"/>
-          <w:sz w:val="30"/>
-          <w:szCs w:val="30"/>
-          <w:vertAlign w:val="subscript"/>
-        </w:rPr>
-        <w:t>Timeharmonic Orchestra</w:t>
-      </w:r>
-      <w:r>
-        <w:rPr>
-          <w:rFonts w:cstheme="minorHAnsi"/>
-          <w:sz w:val="30"/>
-          <w:szCs w:val="30"/>
-          <w:vertAlign w:val="subscript"/>
-        </w:rPr>
-        <w:br/>
-      </w:r>
-      <w:r>
-        <w:rPr>
-          <w:rFonts w:cstheme="minorHAnsi"/>
-          <w:sz w:val="30"/>
-          <w:szCs w:val="30"/>
-        </w:rPr>
-        <w:t>1</w:t>
-      </w:r>
-      <w:r>
-        <w:rPr>
-          <w:rFonts w:cstheme="minorHAnsi"/>
-          <w:sz w:val="30"/>
-          <w:szCs w:val="30"/>
-        </w:rPr>
-        <w:t>3</w:t>
-      </w:r>
-      <w:r>
-        <w:rPr>
-          <w:rFonts w:cstheme="minorHAnsi"/>
-          <w:sz w:val="30"/>
-          <w:szCs w:val="30"/>
-        </w:rPr>
-        <w:t xml:space="preserve">. </w:t>
-      </w:r>
-      <w:r>
-        <w:rPr>
-          <w:rFonts w:cstheme="minorHAnsi"/>
-          <w:sz w:val="30"/>
-          <w:szCs w:val="30"/>
-        </w:rPr>
-        <w:t>The Wrong Time (Reprise)</w:t>
+        <w:t>Right Person, Wrong Time</w:t>
       </w:r>
       <w:r>
         <w:rPr>
@@ -3520,6 +3586,66 @@
           <w:sz w:val="30"/>
           <w:szCs w:val="30"/>
         </w:rPr>
+        <w:t>3</w:t>
+      </w:r>
+      <w:r>
+        <w:rPr>
+          <w:rFonts w:cstheme="minorHAnsi"/>
+          <w:sz w:val="30"/>
+          <w:szCs w:val="30"/>
+        </w:rPr>
+        <w:t xml:space="preserve">. Passing By, Running Behind </w:t>
+      </w:r>
+      <w:r>
+        <w:rPr>
+          <w:rFonts w:cstheme="minorHAnsi"/>
+          <w:sz w:val="30"/>
+          <w:szCs w:val="30"/>
+          <w:vertAlign w:val="subscript"/>
+        </w:rPr>
+        <w:t>Tabitha, Jess</w:t>
+      </w:r>
+      <w:r>
+        <w:rPr>
+          <w:rFonts w:cstheme="minorHAnsi"/>
+          <w:sz w:val="30"/>
+          <w:szCs w:val="30"/>
+          <w:vertAlign w:val="subscript"/>
+        </w:rPr>
+        <w:t xml:space="preserve">ica, </w:t>
+      </w:r>
+      <w:r>
+        <w:rPr>
+          <w:rFonts w:cstheme="minorHAnsi"/>
+          <w:sz w:val="30"/>
+          <w:szCs w:val="30"/>
+          <w:vertAlign w:val="subscript"/>
+        </w:rPr>
+        <w:t>Modern People</w:t>
+      </w:r>
+      <w:r>
+        <w:rPr>
+          <w:rFonts w:cstheme="minorHAnsi"/>
+          <w:sz w:val="30"/>
+          <w:szCs w:val="30"/>
+          <w:vertAlign w:val="subscript"/>
+        </w:rPr>
+        <w:br/>
+      </w:r>
+      <w:r>
+        <w:rPr>
+          <w:rFonts w:cstheme="minorHAnsi"/>
+          <w:sz w:val="30"/>
+          <w:szCs w:val="30"/>
+        </w:rPr>
+        <w:t>1</w:t>
+      </w:r>
+      <w:r>
+        <w:rPr>
+          <w:rFonts w:cstheme="minorHAnsi"/>
+          <w:sz w:val="30"/>
+          <w:szCs w:val="30"/>
+        </w:rPr>
         <w:t>4</w:t>
       </w:r>
       <w:r>
@@ -3528,7 +3654,15 @@
           <w:sz w:val="30"/>
           <w:szCs w:val="30"/>
         </w:rPr>
-        <w:t xml:space="preserve">. Passing By, Running Behind </w:t>
+        <w:t xml:space="preserve">. </w:t>
+      </w:r>
+      <w:r>
+        <w:rPr>
+          <w:rFonts w:cstheme="minorHAnsi"/>
+          <w:sz w:val="30"/>
+          <w:szCs w:val="30"/>
+        </w:rPr>
+        <w:t xml:space="preserve">Keep Tabs (on Your Heart) </w:t>
       </w:r>
       <w:r>
         <w:rPr>
@@ -3537,7 +3671,7 @@
           <w:szCs w:val="30"/>
           <w:vertAlign w:val="subscript"/>
         </w:rPr>
-        <w:t>Tabitha, Jess</w:t>
+        <w:t>Dakota, Jesse</w:t>
       </w:r>
       <w:r>
         <w:rPr>
@@ -3546,7 +3680,7 @@
           <w:szCs w:val="30"/>
           <w:vertAlign w:val="subscript"/>
         </w:rPr>
-        <w:t xml:space="preserve">ica, </w:t>
+        <w:t xml:space="preserve">, </w:t>
       </w:r>
       <w:r>
         <w:rPr>
@@ -3555,7 +3689,7 @@
           <w:szCs w:val="30"/>
           <w:vertAlign w:val="subscript"/>
         </w:rPr>
-        <w:t>Modern People</w:t>
+        <w:t>Ancient People</w:t>
       </w:r>
       <w:r>
         <w:rPr>
@@ -3596,7 +3730,15 @@
           <w:sz w:val="30"/>
           <w:szCs w:val="30"/>
         </w:rPr>
-        <w:t xml:space="preserve">Keep Tabs (on Your Heart) </w:t>
+        <w:t>The Songs Linger (Long Enough)</w:t>
+      </w:r>
+      <w:r>
+        <w:rPr>
+          <w:rFonts w:cstheme="minorHAnsi"/>
+          <w:sz w:val="30"/>
+          <w:szCs w:val="30"/>
+        </w:rPr>
+        <w:t xml:space="preserve"> </w:t>
       </w:r>
       <w:r>
         <w:rPr>
@@ -3605,7 +3747,7 @@
           <w:szCs w:val="30"/>
           <w:vertAlign w:val="subscript"/>
         </w:rPr>
-        <w:t>Dakota, Jesse</w:t>
+        <w:t>Timeharmonic Orchestra</w:t>
       </w:r>
       <w:r>
         <w:rPr>
@@ -3614,7 +3756,47 @@
           <w:szCs w:val="30"/>
           <w:vertAlign w:val="subscript"/>
         </w:rPr>
-        <w:t xml:space="preserve">, </w:t>
+        <w:br/>
+      </w:r>
+      <w:r>
+        <w:rPr>
+          <w:rFonts w:cstheme="minorHAnsi"/>
+          <w:sz w:val="30"/>
+          <w:szCs w:val="30"/>
+        </w:rPr>
+        <w:t>1</w:t>
+      </w:r>
+      <w:r>
+        <w:rPr>
+          <w:rFonts w:cstheme="minorHAnsi"/>
+          <w:sz w:val="30"/>
+          <w:szCs w:val="30"/>
+        </w:rPr>
+        <w:t>6</w:t>
+      </w:r>
+      <w:r>
+        <w:rPr>
+          <w:rFonts w:cstheme="minorHAnsi"/>
+          <w:sz w:val="30"/>
+          <w:szCs w:val="30"/>
+        </w:rPr>
+        <w:t xml:space="preserve">. </w:t>
+      </w:r>
+      <w:r>
+        <w:rPr>
+          <w:rFonts w:cstheme="minorHAnsi"/>
+          <w:sz w:val="30"/>
+          <w:szCs w:val="30"/>
+        </w:rPr>
+        <w:t>Seconds Can’t Count</w:t>
+      </w:r>
+      <w:r>
+        <w:rPr>
+          <w:rFonts w:cstheme="minorHAnsi"/>
+          <w:sz w:val="30"/>
+          <w:szCs w:val="30"/>
+        </w:rPr>
+        <w:t xml:space="preserve"> </w:t>
       </w:r>
       <w:r>
         <w:rPr>
@@ -3623,7 +3805,7 @@
           <w:szCs w:val="30"/>
           <w:vertAlign w:val="subscript"/>
         </w:rPr>
-        <w:t>Ancient People</w:t>
+        <w:t>Tabitha, Dakota</w:t>
       </w:r>
       <w:r>
         <w:rPr>
@@ -3632,6 +3814,15 @@
           <w:szCs w:val="30"/>
           <w:vertAlign w:val="subscript"/>
         </w:rPr>
+        <w:t xml:space="preserve"> </w:t>
+      </w:r>
+      <w:r>
+        <w:rPr>
+          <w:rFonts w:cstheme="minorHAnsi"/>
+          <w:sz w:val="30"/>
+          <w:szCs w:val="30"/>
+          <w:vertAlign w:val="subscript"/>
+        </w:rPr>
         <w:br/>
       </w:r>
       <w:r>
@@ -3648,7 +3839,7 @@
           <w:sz w:val="30"/>
           <w:szCs w:val="30"/>
         </w:rPr>
-        <w:t>6</w:t>
+        <w:t>7</w:t>
       </w:r>
       <w:r>
         <w:rPr>
@@ -3664,7 +3855,99 @@
           <w:sz w:val="30"/>
           <w:szCs w:val="30"/>
         </w:rPr>
-        <w:t>The Songs Linger (Long Enough)</w:t>
+        <w:t xml:space="preserve">Out of Wack </w:t>
+      </w:r>
+      <w:r>
+        <w:rPr>
+          <w:rFonts w:cstheme="minorHAnsi"/>
+          <w:sz w:val="30"/>
+          <w:szCs w:val="30"/>
+          <w:vertAlign w:val="subscript"/>
+        </w:rPr>
+        <w:t>Eternity, Conductor, Timeharmonic Orchestra, Tabitha, Dakota</w:t>
+      </w:r>
+      <w:r>
+        <w:rPr>
+          <w:rFonts w:cstheme="minorHAnsi"/>
+          <w:sz w:val="30"/>
+          <w:szCs w:val="30"/>
+          <w:vertAlign w:val="subscript"/>
+        </w:rPr>
+        <w:br/>
+      </w:r>
+      <w:r>
+        <w:rPr>
+          <w:rFonts w:cstheme="minorHAnsi"/>
+          <w:sz w:val="30"/>
+          <w:szCs w:val="30"/>
+        </w:rPr>
+        <w:t>1</w:t>
+      </w:r>
+      <w:r>
+        <w:rPr>
+          <w:rFonts w:cstheme="minorHAnsi"/>
+          <w:sz w:val="30"/>
+          <w:szCs w:val="30"/>
+        </w:rPr>
+        <w:t>8</w:t>
+      </w:r>
+      <w:r>
+        <w:rPr>
+          <w:rFonts w:cstheme="minorHAnsi"/>
+          <w:sz w:val="30"/>
+          <w:szCs w:val="30"/>
+        </w:rPr>
+        <w:t>.</w:t>
+      </w:r>
+      <w:r>
+        <w:rPr>
+          <w:rFonts w:cstheme="minorHAnsi"/>
+          <w:sz w:val="30"/>
+          <w:szCs w:val="30"/>
+        </w:rPr>
+        <w:t xml:space="preserve"> Paradox </w:t>
+      </w:r>
+      <w:r>
+        <w:rPr>
+          <w:rFonts w:cstheme="minorHAnsi"/>
+          <w:sz w:val="30"/>
+          <w:szCs w:val="30"/>
+          <w:vertAlign w:val="subscript"/>
+        </w:rPr>
+        <w:t>Company</w:t>
+      </w:r>
+      <w:r>
+        <w:rPr>
+          <w:rFonts w:cstheme="minorHAnsi"/>
+          <w:sz w:val="30"/>
+          <w:szCs w:val="30"/>
+          <w:vertAlign w:val="subscript"/>
+        </w:rPr>
+        <w:br/>
+      </w:r>
+      <w:r>
+        <w:rPr>
+          <w:rFonts w:cstheme="minorHAnsi"/>
+          <w:sz w:val="30"/>
+          <w:szCs w:val="30"/>
+        </w:rPr>
+        <w:t>19</w:t>
+      </w:r>
+      <w:r>
+        <w:rPr>
+          <w:rFonts w:cstheme="minorHAnsi"/>
+          <w:sz w:val="30"/>
+          <w:szCs w:val="30"/>
+        </w:rPr>
+        <w:t xml:space="preserve">. </w:t>
+      </w:r>
+      <w:r>
+        <w:rPr>
+          <w:rFonts w:cstheme="minorHAnsi"/>
+          <w:sz w:val="30"/>
+          <w:szCs w:val="30"/>
+        </w:rPr>
+        <w:t>In Loving Destiny</w:t>
       </w:r>
       <w:r>
         <w:rPr>
@@ -3681,7 +3964,7 @@
           <w:szCs w:val="30"/>
           <w:vertAlign w:val="subscript"/>
         </w:rPr>
-        <w:t>Timeharmonic Orchestra</w:t>
+        <w:t>Tabitha, Dakota</w:t>
       </w:r>
       <w:r>
         <w:rPr>
@@ -3698,410 +3981,82 @@
           <w:sz w:val="30"/>
           <w:szCs w:val="30"/>
         </w:rPr>
+        <w:t>2</w:t>
+      </w:r>
+      <w:r>
+        <w:rPr>
+          <w:rFonts w:cstheme="minorHAnsi"/>
+          <w:sz w:val="30"/>
+          <w:szCs w:val="30"/>
+        </w:rPr>
+        <w:t>0</w:t>
+      </w:r>
+      <w:r>
+        <w:rPr>
+          <w:rFonts w:cstheme="minorHAnsi"/>
+          <w:sz w:val="30"/>
+          <w:szCs w:val="30"/>
+        </w:rPr>
+        <w:t xml:space="preserve">. </w:t>
+      </w:r>
+      <w:r>
+        <w:rPr>
+          <w:rFonts w:cstheme="minorHAnsi"/>
+          <w:sz w:val="30"/>
+          <w:szCs w:val="30"/>
+        </w:rPr>
+        <w:t>From the End</w:t>
+      </w:r>
+      <w:r>
+        <w:rPr>
+          <w:rFonts w:cstheme="minorHAnsi"/>
+          <w:sz w:val="30"/>
+          <w:szCs w:val="30"/>
+        </w:rPr>
+        <w:t xml:space="preserve"> </w:t>
+      </w:r>
+      <w:r>
+        <w:rPr>
+          <w:rFonts w:cstheme="minorHAnsi"/>
+          <w:sz w:val="30"/>
+          <w:szCs w:val="30"/>
+          <w:vertAlign w:val="subscript"/>
+        </w:rPr>
+        <w:t xml:space="preserve">Dakota, Jessica, </w:t>
+      </w:r>
+      <w:r>
+        <w:rPr>
+          <w:rFonts w:cstheme="minorHAnsi"/>
+          <w:sz w:val="30"/>
+          <w:szCs w:val="30"/>
+          <w:vertAlign w:val="subscript"/>
+        </w:rPr>
+        <w:t>Tabitha</w:t>
+      </w:r>
+      <w:r>
+        <w:rPr>
+          <w:rFonts w:cstheme="minorHAnsi"/>
+          <w:sz w:val="30"/>
+          <w:szCs w:val="30"/>
+          <w:vertAlign w:val="subscript"/>
+        </w:rPr>
+        <w:br/>
+      </w:r>
+      <w:r>
+        <w:rPr>
+          <w:rFonts w:cstheme="minorHAnsi"/>
+          <w:sz w:val="30"/>
+          <w:szCs w:val="30"/>
+        </w:rPr>
+        <w:t>2</w:t>
+      </w:r>
+      <w:r>
+        <w:rPr>
+          <w:rFonts w:cstheme="minorHAnsi"/>
+          <w:sz w:val="30"/>
+          <w:szCs w:val="30"/>
+        </w:rPr>
         <w:t>1</w:t>
-      </w:r>
-      <w:r>
-        <w:rPr>
-          <w:rFonts w:cstheme="minorHAnsi"/>
-          <w:sz w:val="30"/>
-          <w:szCs w:val="30"/>
-        </w:rPr>
-        <w:t>7</w:t>
-      </w:r>
-      <w:r>
-        <w:rPr>
-          <w:rFonts w:cstheme="minorHAnsi"/>
-          <w:sz w:val="30"/>
-          <w:szCs w:val="30"/>
-        </w:rPr>
-        <w:t xml:space="preserve">. </w:t>
-      </w:r>
-      <w:r>
-        <w:rPr>
-          <w:rFonts w:cstheme="minorHAnsi"/>
-          <w:sz w:val="30"/>
-          <w:szCs w:val="30"/>
-        </w:rPr>
-        <w:t>Life is Short (You Must Be This Old to Die)</w:t>
-      </w:r>
-      <w:r>
-        <w:rPr>
-          <w:rFonts w:cstheme="minorHAnsi"/>
-          <w:sz w:val="30"/>
-          <w:szCs w:val="30"/>
-        </w:rPr>
-        <w:t xml:space="preserve"> </w:t>
-      </w:r>
-      <w:r>
-        <w:rPr>
-          <w:rFonts w:cstheme="minorHAnsi"/>
-          <w:sz w:val="30"/>
-          <w:szCs w:val="30"/>
-          <w:vertAlign w:val="subscript"/>
-        </w:rPr>
-        <w:t xml:space="preserve">Tabitha, Dakota, </w:t>
-      </w:r>
-      <w:r>
-        <w:rPr>
-          <w:rFonts w:cstheme="minorHAnsi"/>
-          <w:sz w:val="30"/>
-          <w:szCs w:val="30"/>
-          <w:vertAlign w:val="subscript"/>
-        </w:rPr>
-        <w:t>Conductor</w:t>
-      </w:r>
-      <w:r>
-        <w:rPr>
-          <w:rFonts w:cstheme="minorHAnsi"/>
-          <w:sz w:val="30"/>
-          <w:szCs w:val="30"/>
-          <w:vertAlign w:val="subscript"/>
-        </w:rPr>
-        <w:br/>
-      </w:r>
-      <w:r>
-        <w:rPr>
-          <w:rFonts w:cstheme="minorHAnsi"/>
-          <w:sz w:val="30"/>
-          <w:szCs w:val="30"/>
-        </w:rPr>
-        <w:t>18</w:t>
-      </w:r>
-      <w:r>
-        <w:rPr>
-          <w:rFonts w:cstheme="minorHAnsi"/>
-          <w:sz w:val="30"/>
-          <w:szCs w:val="30"/>
-        </w:rPr>
-        <w:t>. In Loving Destiny</w:t>
-      </w:r>
-      <w:r>
-        <w:rPr>
-          <w:rFonts w:cstheme="minorHAnsi"/>
-          <w:sz w:val="30"/>
-          <w:szCs w:val="30"/>
-        </w:rPr>
-        <w:t xml:space="preserve"> </w:t>
-      </w:r>
-      <w:r>
-        <w:rPr>
-          <w:rFonts w:cstheme="minorHAnsi"/>
-          <w:sz w:val="30"/>
-          <w:szCs w:val="30"/>
-          <w:vertAlign w:val="subscript"/>
-        </w:rPr>
-        <w:t>Tabitha, Dakota</w:t>
-      </w:r>
-      <w:r>
-        <w:rPr>
-          <w:rFonts w:cstheme="minorHAnsi"/>
-          <w:sz w:val="30"/>
-          <w:szCs w:val="30"/>
-          <w:vertAlign w:val="subscript"/>
-        </w:rPr>
-        <w:br/>
-      </w:r>
-      <w:r>
-        <w:rPr>
-          <w:rFonts w:cstheme="minorHAnsi"/>
-          <w:sz w:val="30"/>
-          <w:szCs w:val="30"/>
-        </w:rPr>
-        <w:t>19</w:t>
-      </w:r>
-      <w:r>
-        <w:rPr>
-          <w:rFonts w:cstheme="minorHAnsi"/>
-          <w:sz w:val="30"/>
-          <w:szCs w:val="30"/>
-        </w:rPr>
-        <w:t xml:space="preserve">. </w:t>
-      </w:r>
-      <w:r>
-        <w:rPr>
-          <w:rFonts w:cstheme="minorHAnsi"/>
-          <w:sz w:val="30"/>
-          <w:szCs w:val="30"/>
-        </w:rPr>
-        <w:t>Seconds Can’t Count</w:t>
-      </w:r>
-      <w:r>
-        <w:rPr>
-          <w:rFonts w:cstheme="minorHAnsi"/>
-          <w:sz w:val="30"/>
-          <w:szCs w:val="30"/>
-        </w:rPr>
-        <w:t xml:space="preserve"> </w:t>
-      </w:r>
-      <w:r>
-        <w:rPr>
-          <w:rFonts w:cstheme="minorHAnsi"/>
-          <w:sz w:val="30"/>
-          <w:szCs w:val="30"/>
-          <w:vertAlign w:val="subscript"/>
-        </w:rPr>
-        <w:t>Tabitha, Dakota,</w:t>
-      </w:r>
-      <w:r>
-        <w:rPr>
-          <w:rFonts w:cstheme="minorHAnsi"/>
-          <w:sz w:val="30"/>
-          <w:szCs w:val="30"/>
-          <w:vertAlign w:val="subscript"/>
-        </w:rPr>
-        <w:t xml:space="preserve"> </w:t>
-      </w:r>
-      <w:r>
-        <w:rPr>
-          <w:rFonts w:cstheme="minorHAnsi"/>
-          <w:sz w:val="30"/>
-          <w:szCs w:val="30"/>
-          <w:vertAlign w:val="subscript"/>
-        </w:rPr>
-        <w:t xml:space="preserve">Conductor, </w:t>
-      </w:r>
-      <w:r>
-        <w:rPr>
-          <w:rFonts w:cstheme="minorHAnsi"/>
-          <w:sz w:val="30"/>
-          <w:szCs w:val="30"/>
-          <w:vertAlign w:val="subscript"/>
-        </w:rPr>
-        <w:t>Ancient People, Modern People</w:t>
-      </w:r>
-      <w:r>
-        <w:rPr>
-          <w:rFonts w:cstheme="minorHAnsi"/>
-          <w:sz w:val="30"/>
-          <w:szCs w:val="30"/>
-          <w:vertAlign w:val="subscript"/>
-        </w:rPr>
-        <w:br/>
-      </w:r>
-      <w:r>
-        <w:rPr>
-          <w:rFonts w:cstheme="minorHAnsi"/>
-          <w:sz w:val="30"/>
-          <w:szCs w:val="30"/>
-        </w:rPr>
-        <w:t>2</w:t>
-      </w:r>
-      <w:r>
-        <w:rPr>
-          <w:rFonts w:cstheme="minorHAnsi"/>
-          <w:sz w:val="30"/>
-          <w:szCs w:val="30"/>
-        </w:rPr>
-        <w:t>0</w:t>
-      </w:r>
-      <w:r>
-        <w:rPr>
-          <w:rFonts w:cstheme="minorHAnsi"/>
-          <w:sz w:val="30"/>
-          <w:szCs w:val="30"/>
-        </w:rPr>
-        <w:t xml:space="preserve">. </w:t>
-      </w:r>
-      <w:r>
-        <w:rPr>
-          <w:rFonts w:cstheme="minorHAnsi"/>
-          <w:sz w:val="30"/>
-          <w:szCs w:val="30"/>
-        </w:rPr>
-        <w:t xml:space="preserve">Out of Wack </w:t>
-      </w:r>
-      <w:r>
-        <w:rPr>
-          <w:rFonts w:cstheme="minorHAnsi"/>
-          <w:sz w:val="30"/>
-          <w:szCs w:val="30"/>
-          <w:vertAlign w:val="subscript"/>
-        </w:rPr>
-        <w:t>Eternity, Conductor, Timeharmonic Orchestra, Tabitha, Dakota</w:t>
-      </w:r>
-      <w:r>
-        <w:rPr>
-          <w:rFonts w:cstheme="minorHAnsi"/>
-          <w:sz w:val="30"/>
-          <w:szCs w:val="30"/>
-          <w:vertAlign w:val="subscript"/>
-        </w:rPr>
-        <w:br/>
-      </w:r>
-      <w:r>
-        <w:rPr>
-          <w:rFonts w:cstheme="minorHAnsi"/>
-          <w:sz w:val="30"/>
-          <w:szCs w:val="30"/>
-        </w:rPr>
-        <w:t>2</w:t>
-      </w:r>
-      <w:r>
-        <w:rPr>
-          <w:rFonts w:cstheme="minorHAnsi"/>
-          <w:sz w:val="30"/>
-          <w:szCs w:val="30"/>
-        </w:rPr>
-        <w:t>1</w:t>
-      </w:r>
-      <w:r>
-        <w:rPr>
-          <w:rFonts w:cstheme="minorHAnsi"/>
-          <w:sz w:val="30"/>
-          <w:szCs w:val="30"/>
-        </w:rPr>
-        <w:t>.</w:t>
-      </w:r>
-      <w:r>
-        <w:rPr>
-          <w:rFonts w:cstheme="minorHAnsi"/>
-          <w:sz w:val="30"/>
-          <w:szCs w:val="30"/>
-        </w:rPr>
-        <w:t xml:space="preserve"> Paradox </w:t>
-      </w:r>
-      <w:r>
-        <w:rPr>
-          <w:rFonts w:cstheme="minorHAnsi"/>
-          <w:sz w:val="30"/>
-          <w:szCs w:val="30"/>
-          <w:vertAlign w:val="subscript"/>
-        </w:rPr>
-        <w:t>Company</w:t>
-      </w:r>
-      <w:r>
-        <w:rPr>
-          <w:rFonts w:cstheme="minorHAnsi"/>
-          <w:sz w:val="30"/>
-          <w:szCs w:val="30"/>
-          <w:vertAlign w:val="subscript"/>
-        </w:rPr>
-        <w:br/>
-      </w:r>
-      <w:r>
-        <w:rPr>
-          <w:rFonts w:cstheme="minorHAnsi"/>
-          <w:sz w:val="30"/>
-          <w:szCs w:val="30"/>
-        </w:rPr>
-        <w:t>2</w:t>
-      </w:r>
-      <w:r>
-        <w:rPr>
-          <w:rFonts w:cstheme="minorHAnsi"/>
-          <w:sz w:val="30"/>
-          <w:szCs w:val="30"/>
-        </w:rPr>
-        <w:t>2</w:t>
-      </w:r>
-      <w:r>
-        <w:rPr>
-          <w:rFonts w:cstheme="minorHAnsi"/>
-          <w:sz w:val="30"/>
-          <w:szCs w:val="30"/>
-        </w:rPr>
-        <w:t xml:space="preserve">. Right Person, Wrong Time </w:t>
-      </w:r>
-      <w:r>
-        <w:rPr>
-          <w:rFonts w:cstheme="minorHAnsi"/>
-          <w:sz w:val="30"/>
-          <w:szCs w:val="30"/>
-          <w:vertAlign w:val="subscript"/>
-        </w:rPr>
-        <w:t>Tabitha, Dakota</w:t>
-      </w:r>
-      <w:r>
-        <w:rPr>
-          <w:rFonts w:cstheme="minorHAnsi"/>
-          <w:sz w:val="30"/>
-          <w:szCs w:val="30"/>
-          <w:vertAlign w:val="subscript"/>
-        </w:rPr>
-        <w:br/>
-      </w:r>
-      <w:r>
-        <w:rPr>
-          <w:rFonts w:cstheme="minorHAnsi"/>
-          <w:sz w:val="30"/>
-          <w:szCs w:val="30"/>
-        </w:rPr>
-        <w:t>2</w:t>
-      </w:r>
-      <w:r>
-        <w:rPr>
-          <w:rFonts w:cstheme="minorHAnsi"/>
-          <w:sz w:val="30"/>
-          <w:szCs w:val="30"/>
-        </w:rPr>
-        <w:t>3</w:t>
-      </w:r>
-      <w:r>
-        <w:rPr>
-          <w:rFonts w:cstheme="minorHAnsi"/>
-          <w:sz w:val="30"/>
-          <w:szCs w:val="30"/>
-        </w:rPr>
-        <w:t xml:space="preserve">. </w:t>
-      </w:r>
-      <w:r>
-        <w:rPr>
-          <w:rFonts w:cstheme="minorHAnsi"/>
-          <w:sz w:val="30"/>
-          <w:szCs w:val="30"/>
-        </w:rPr>
-        <w:t>From the End</w:t>
-      </w:r>
-      <w:r>
-        <w:rPr>
-          <w:rFonts w:cstheme="minorHAnsi"/>
-          <w:sz w:val="30"/>
-          <w:szCs w:val="30"/>
-        </w:rPr>
-        <w:t xml:space="preserve"> </w:t>
-      </w:r>
-      <w:r>
-        <w:rPr>
-          <w:rFonts w:cstheme="minorHAnsi"/>
-          <w:sz w:val="30"/>
-          <w:szCs w:val="30"/>
-          <w:vertAlign w:val="subscript"/>
-        </w:rPr>
-        <w:t xml:space="preserve">Dakota, Jessica, </w:t>
-      </w:r>
-      <w:r>
-        <w:rPr>
-          <w:rFonts w:cstheme="minorHAnsi"/>
-          <w:sz w:val="30"/>
-          <w:szCs w:val="30"/>
-          <w:vertAlign w:val="subscript"/>
-        </w:rPr>
-        <w:t>Tabitha</w:t>
-      </w:r>
-      <w:r>
-        <w:rPr>
-          <w:rFonts w:cstheme="minorHAnsi"/>
-          <w:sz w:val="30"/>
-          <w:szCs w:val="30"/>
-          <w:vertAlign w:val="subscript"/>
-        </w:rPr>
-        <w:br/>
-      </w:r>
-      <w:r>
-        <w:rPr>
-          <w:rFonts w:cstheme="minorHAnsi"/>
-          <w:sz w:val="30"/>
-          <w:szCs w:val="30"/>
-        </w:rPr>
-        <w:t>2</w:t>
-      </w:r>
-      <w:r>
-        <w:rPr>
-          <w:rFonts w:cstheme="minorHAnsi"/>
-          <w:sz w:val="30"/>
-          <w:szCs w:val="30"/>
-        </w:rPr>
-        <w:t>4</w:t>
       </w:r>
       <w:r>
         <w:rPr>
@@ -4256,30 +4211,1996 @@
       <w:r>
         <w:rPr>
           <w:rFonts w:cstheme="minorHAnsi"/>
-          <w:i/>
-          <w:iCs/>
-          <w:sz w:val="32"/>
-          <w:szCs w:val="32"/>
-        </w:rPr>
-        <w:t>Past, Present, Future</w:t>
-      </w:r>
-      <w:r>
-        <w:rPr>
-          <w:rFonts w:cstheme="minorHAnsi"/>
-          <w:sz w:val="32"/>
-          <w:szCs w:val="32"/>
-        </w:rPr>
-        <w:t xml:space="preserve">  </w:t>
+          <w:sz w:val="32"/>
+          <w:szCs w:val="32"/>
+        </w:rPr>
+        <w:t>Trapped in the 1</w:t>
+      </w:r>
+      <w:r>
+        <w:rPr>
+          <w:rFonts w:cstheme="minorHAnsi"/>
+          <w:sz w:val="32"/>
+          <w:szCs w:val="32"/>
+        </w:rPr>
+        <w:t>8</w:t>
+      </w:r>
+      <w:r>
+        <w:rPr>
+          <w:rFonts w:cstheme="minorHAnsi"/>
+          <w:sz w:val="32"/>
+          <w:szCs w:val="32"/>
+        </w:rPr>
+        <w:t xml:space="preserve">th-century Romantic era by guitars carved from spacetime wood, a 1st-century Galilean lyre maker and a lonely 21st-century Midwesterner must fuse ancient </w:t>
+      </w:r>
+      <w:r>
+        <w:rPr>
+          <w:rFonts w:cstheme="minorHAnsi"/>
+          <w:sz w:val="32"/>
+          <w:szCs w:val="32"/>
+        </w:rPr>
+        <w:t>hymns</w:t>
+      </w:r>
+      <w:r>
+        <w:rPr>
+          <w:rFonts w:cstheme="minorHAnsi"/>
+          <w:sz w:val="32"/>
+          <w:szCs w:val="32"/>
+        </w:rPr>
+        <w:t xml:space="preserve"> with hip</w:t>
+      </w:r>
+      <w:r>
+        <w:rPr>
+          <w:rFonts w:cstheme="minorHAnsi"/>
+          <w:sz w:val="32"/>
+          <w:szCs w:val="32"/>
+        </w:rPr>
+        <w:t xml:space="preserve"> </w:t>
+      </w:r>
+      <w:r>
+        <w:rPr>
+          <w:rFonts w:cstheme="minorHAnsi"/>
+          <w:sz w:val="32"/>
+          <w:szCs w:val="32"/>
+        </w:rPr>
+        <w:t xml:space="preserve">hop to survive a cosmic orchestra out to get them and find their way home. </w:t>
       </w:r>
     </w:p>
     <w:p>
       <w:pPr>
-        <w:rPr>
-          <w:rFonts w:cstheme="minorHAnsi"/>
-          <w:sz w:val="32"/>
-          <w:szCs w:val="32"/>
-        </w:rPr>
-      </w:pPr>
+        <w:tabs>
+          <w:tab w:val="left" w:pos="5013"/>
+        </w:tabs>
+        <w:spacing w:line="240" w:lineRule="auto"/>
+        <w:rPr>
+          <w:rFonts w:cstheme="minorHAnsi"/>
+          <w:sz w:val="32"/>
+          <w:szCs w:val="32"/>
+        </w:rPr>
+      </w:pPr>
+      <w:r>
+        <w:rPr>
+          <w:rFonts w:cstheme="minorHAnsi"/>
+          <w:sz w:val="32"/>
+          <w:szCs w:val="32"/>
+        </w:rPr>
+        <w:t>Space and time are</w:t>
+      </w:r>
+      <w:r>
+        <w:rPr>
+          <w:rFonts w:cstheme="minorHAnsi"/>
+          <w:sz w:val="32"/>
+          <w:szCs w:val="32"/>
+        </w:rPr>
+        <w:t xml:space="preserve"> </w:t>
+      </w:r>
+      <w:r>
+        <w:rPr>
+          <w:rFonts w:cstheme="minorHAnsi"/>
+          <w:sz w:val="32"/>
+          <w:szCs w:val="32"/>
+        </w:rPr>
+        <w:t xml:space="preserve">in harmony </w:t>
+      </w:r>
+      <w:r>
+        <w:rPr>
+          <w:rFonts w:cstheme="minorHAnsi"/>
+          <w:sz w:val="32"/>
+          <w:szCs w:val="32"/>
+        </w:rPr>
+        <w:t>due</w:t>
+      </w:r>
+      <w:r>
+        <w:rPr>
+          <w:rFonts w:cstheme="minorHAnsi"/>
+          <w:sz w:val="32"/>
+          <w:szCs w:val="32"/>
+        </w:rPr>
+        <w:t xml:space="preserve"> to the everlasting performance of </w:t>
+      </w:r>
+      <w:r>
+        <w:rPr>
+          <w:rFonts w:cstheme="minorHAnsi"/>
+          <w:sz w:val="32"/>
+          <w:szCs w:val="32"/>
+        </w:rPr>
+        <w:t xml:space="preserve">the </w:t>
+      </w:r>
+      <w:r>
+        <w:rPr>
+          <w:rFonts w:cstheme="minorHAnsi"/>
+          <w:sz w:val="32"/>
+          <w:szCs w:val="32"/>
+        </w:rPr>
+        <w:t>Timeharmonic Orchestra</w:t>
+      </w:r>
+      <w:r>
+        <w:rPr>
+          <w:rFonts w:cstheme="minorHAnsi"/>
+          <w:sz w:val="32"/>
+          <w:szCs w:val="32"/>
+        </w:rPr>
+        <w:t>, overseen by Eternity Linger and their Ti</w:t>
+      </w:r>
+      <w:r>
+        <w:rPr>
+          <w:rFonts w:cstheme="minorHAnsi"/>
+          <w:sz w:val="32"/>
+          <w:szCs w:val="32"/>
+        </w:rPr>
+        <w:t>mepipers of the P</w:t>
+      </w:r>
+      <w:r>
+        <w:rPr>
+          <w:rFonts w:cstheme="minorHAnsi"/>
+          <w:sz w:val="32"/>
+          <w:szCs w:val="32"/>
+        </w:rPr>
+        <w:t xml:space="preserve">ast, </w:t>
+      </w:r>
+      <w:r>
+        <w:rPr>
+          <w:rFonts w:cstheme="minorHAnsi"/>
+          <w:sz w:val="32"/>
+          <w:szCs w:val="32"/>
+        </w:rPr>
+        <w:t>P</w:t>
+      </w:r>
+      <w:r>
+        <w:rPr>
+          <w:rFonts w:cstheme="minorHAnsi"/>
+          <w:sz w:val="32"/>
+          <w:szCs w:val="32"/>
+        </w:rPr>
+        <w:t xml:space="preserve">resent, and </w:t>
+      </w:r>
+      <w:r>
+        <w:rPr>
+          <w:rFonts w:cstheme="minorHAnsi"/>
+          <w:sz w:val="32"/>
+          <w:szCs w:val="32"/>
+        </w:rPr>
+        <w:t>F</w:t>
+      </w:r>
+      <w:r>
+        <w:rPr>
+          <w:rFonts w:cstheme="minorHAnsi"/>
+          <w:sz w:val="32"/>
+          <w:szCs w:val="32"/>
+        </w:rPr>
+        <w:t xml:space="preserve">uture </w:t>
+      </w:r>
+      <w:r>
+        <w:rPr>
+          <w:rFonts w:cstheme="minorHAnsi"/>
+          <w:sz w:val="32"/>
+          <w:szCs w:val="32"/>
+        </w:rPr>
+        <w:t xml:space="preserve">named Frailty, </w:t>
+      </w:r>
+      <w:r>
+        <w:rPr>
+          <w:rFonts w:cstheme="minorHAnsi"/>
+          <w:sz w:val="32"/>
+          <w:szCs w:val="32"/>
+        </w:rPr>
+        <w:t>Reality, and Destiny</w:t>
+      </w:r>
+      <w:r>
+        <w:rPr>
+          <w:rFonts w:cstheme="minorHAnsi"/>
+          <w:sz w:val="32"/>
+          <w:szCs w:val="32"/>
+        </w:rPr>
+        <w:t>. They navigate space and time as bird</w:t>
+      </w:r>
+      <w:r>
+        <w:rPr>
+          <w:rFonts w:cstheme="minorHAnsi"/>
+          <w:sz w:val="32"/>
+          <w:szCs w:val="32"/>
+        </w:rPr>
+        <w:t>s</w:t>
+      </w:r>
+      <w:r>
+        <w:rPr>
+          <w:rFonts w:cstheme="minorHAnsi"/>
+          <w:sz w:val="32"/>
+          <w:szCs w:val="32"/>
+        </w:rPr>
+        <w:t xml:space="preserve"> who drop seeds to keep </w:t>
+      </w:r>
+      <w:r>
+        <w:rPr>
+          <w:rFonts w:cstheme="minorHAnsi"/>
+          <w:sz w:val="32"/>
+          <w:szCs w:val="32"/>
+        </w:rPr>
+        <w:t>the timeline rooted</w:t>
+      </w:r>
+      <w:r>
+        <w:rPr>
+          <w:rFonts w:cstheme="minorHAnsi"/>
+          <w:sz w:val="32"/>
+          <w:szCs w:val="32"/>
+        </w:rPr>
+        <w:t xml:space="preserve"> (“</w:t>
+      </w:r>
+      <w:r>
+        <w:rPr>
+          <w:rFonts w:cstheme="minorHAnsi"/>
+          <w:sz w:val="32"/>
+          <w:szCs w:val="32"/>
+        </w:rPr>
+        <w:t>Over/Prologue: The Seeds of Fate”)</w:t>
+      </w:r>
+      <w:r>
+        <w:rPr>
+          <w:rFonts w:cstheme="minorHAnsi"/>
+          <w:sz w:val="32"/>
+          <w:szCs w:val="32"/>
+        </w:rPr>
+        <w:t xml:space="preserve">. </w:t>
+      </w:r>
+    </w:p>
+    <w:p>
+      <w:pPr>
+        <w:tabs>
+          <w:tab w:val="left" w:pos="5013"/>
+        </w:tabs>
+        <w:spacing w:line="240" w:lineRule="auto"/>
+        <w:rPr>
+          <w:rFonts w:cstheme="minorHAnsi"/>
+          <w:sz w:val="30"/>
+          <w:szCs w:val="30"/>
+        </w:rPr>
+      </w:pPr>
+      <w:r>
+        <w:rPr>
+          <w:rFonts w:cstheme="minorHAnsi"/>
+          <w:sz w:val="32"/>
+          <w:szCs w:val="32"/>
+        </w:rPr>
+        <w:t>In 1st Century Galilee</w:t>
+      </w:r>
+      <w:r>
+        <w:rPr>
+          <w:rFonts w:cstheme="minorHAnsi"/>
+          <w:sz w:val="32"/>
+          <w:szCs w:val="32"/>
+        </w:rPr>
+        <w:t xml:space="preserve">, Tabitha </w:t>
+      </w:r>
+      <w:r>
+        <w:rPr>
+          <w:rFonts w:cstheme="minorHAnsi"/>
+          <w:sz w:val="32"/>
+          <w:szCs w:val="32"/>
+        </w:rPr>
+        <w:t>is a lyre maker trying to revolutionize music</w:t>
+      </w:r>
+      <w:r>
+        <w:rPr>
+          <w:rFonts w:cstheme="minorHAnsi"/>
+          <w:sz w:val="32"/>
+          <w:szCs w:val="32"/>
+        </w:rPr>
+        <w:t xml:space="preserve"> that </w:t>
+      </w:r>
+      <w:r>
+        <w:rPr>
+          <w:rFonts w:cstheme="minorHAnsi"/>
+          <w:sz w:val="32"/>
+          <w:szCs w:val="32"/>
+        </w:rPr>
+        <w:t>prioritize</w:t>
+      </w:r>
+      <w:r>
+        <w:rPr>
+          <w:rFonts w:cstheme="minorHAnsi"/>
+          <w:sz w:val="32"/>
+          <w:szCs w:val="32"/>
+        </w:rPr>
+        <w:t>s</w:t>
+      </w:r>
+      <w:r>
+        <w:rPr>
+          <w:rFonts w:cstheme="minorHAnsi"/>
+          <w:sz w:val="32"/>
+          <w:szCs w:val="32"/>
+        </w:rPr>
+        <w:t xml:space="preserve"> individualism</w:t>
+      </w:r>
+      <w:r>
+        <w:rPr>
+          <w:rFonts w:cstheme="minorHAnsi"/>
+          <w:sz w:val="32"/>
+          <w:szCs w:val="32"/>
+        </w:rPr>
+        <w:t xml:space="preserve"> </w:t>
+      </w:r>
+      <w:r>
+        <w:rPr>
+          <w:rFonts w:cstheme="minorHAnsi"/>
+          <w:sz w:val="32"/>
+          <w:szCs w:val="32"/>
+        </w:rPr>
+        <w:t>and a deep awe of nature over Enlightenment</w:t>
+      </w:r>
+      <w:r>
+        <w:rPr>
+          <w:rFonts w:cstheme="minorHAnsi"/>
+          <w:sz w:val="32"/>
+          <w:szCs w:val="32"/>
+        </w:rPr>
+        <w:t xml:space="preserve">. </w:t>
+      </w:r>
+      <w:r>
+        <w:rPr>
+          <w:rFonts w:cstheme="minorHAnsi"/>
+          <w:sz w:val="32"/>
+          <w:szCs w:val="32"/>
+        </w:rPr>
+        <w:t>I</w:t>
+      </w:r>
+      <w:r>
+        <w:rPr>
+          <w:rFonts w:cstheme="minorHAnsi"/>
+          <w:sz w:val="32"/>
+          <w:szCs w:val="32"/>
+        </w:rPr>
+        <w:t>n 21st Century Free Soil, Michigan, Dakota is a guitar maker</w:t>
+      </w:r>
+      <w:r>
+        <w:rPr>
+          <w:rFonts w:cstheme="minorHAnsi"/>
+          <w:sz w:val="32"/>
+          <w:szCs w:val="32"/>
+        </w:rPr>
+        <w:t xml:space="preserve"> </w:t>
+      </w:r>
+      <w:r>
+        <w:rPr>
+          <w:rFonts w:cstheme="minorHAnsi"/>
+          <w:sz w:val="32"/>
+          <w:szCs w:val="32"/>
+        </w:rPr>
+        <w:t>who is deeply into the classics (“Born in the Wrong Generation”)</w:t>
+      </w:r>
+      <w:r>
+        <w:rPr>
+          <w:rFonts w:cstheme="minorHAnsi"/>
+          <w:sz w:val="32"/>
+          <w:szCs w:val="32"/>
+        </w:rPr>
+        <w:t xml:space="preserve">. </w:t>
+      </w:r>
+      <w:r>
+        <w:rPr>
+          <w:rFonts w:cstheme="minorHAnsi"/>
+          <w:sz w:val="32"/>
+          <w:szCs w:val="32"/>
+        </w:rPr>
+        <w:t>Their parents see them as failures who will never find someone (“</w:t>
+      </w:r>
+      <w:r>
+        <w:rPr>
+          <w:rFonts w:cstheme="minorHAnsi"/>
+          <w:sz w:val="32"/>
+          <w:szCs w:val="32"/>
+        </w:rPr>
+        <w:t xml:space="preserve">The </w:t>
+      </w:r>
+      <w:r>
+        <w:rPr>
+          <w:rFonts w:cstheme="minorHAnsi"/>
+          <w:sz w:val="32"/>
+          <w:szCs w:val="32"/>
+        </w:rPr>
+        <w:t xml:space="preserve">Right Person”). </w:t>
+      </w:r>
+      <w:r>
+        <w:rPr>
+          <w:rFonts w:cstheme="minorHAnsi"/>
+          <w:sz w:val="32"/>
+          <w:szCs w:val="32"/>
+        </w:rPr>
+        <w:t xml:space="preserve">Frailty and Destiny, annoyed by Reality’s insistent </w:t>
+      </w:r>
+      <w:r>
+        <w:rPr>
+          <w:rFonts w:cstheme="minorHAnsi"/>
+          <w:sz w:val="32"/>
+          <w:szCs w:val="32"/>
+        </w:rPr>
+        <w:t>bossiness,</w:t>
+      </w:r>
+      <w:r>
+        <w:rPr>
+          <w:rFonts w:cstheme="minorHAnsi"/>
+          <w:sz w:val="32"/>
+          <w:szCs w:val="32"/>
+        </w:rPr>
+        <w:t xml:space="preserve"> decides to get back at Reality by </w:t>
+      </w:r>
+      <w:r>
+        <w:rPr>
+          <w:rFonts w:cstheme="minorHAnsi"/>
+          <w:sz w:val="32"/>
+          <w:szCs w:val="32"/>
+        </w:rPr>
+        <w:t>playing Cupid</w:t>
+      </w:r>
+      <w:r>
+        <w:rPr>
+          <w:rFonts w:cstheme="minorHAnsi"/>
+          <w:sz w:val="32"/>
+          <w:szCs w:val="32"/>
+        </w:rPr>
+        <w:t xml:space="preserve"> with Tabitha and Dakota. </w:t>
+      </w:r>
+      <w:r>
+        <w:rPr>
+          <w:rFonts w:cstheme="minorHAnsi"/>
+          <w:sz w:val="32"/>
+          <w:szCs w:val="32"/>
+        </w:rPr>
+        <w:t xml:space="preserve">Destiny grows </w:t>
+      </w:r>
+      <w:r>
+        <w:rPr>
+          <w:rFonts w:cstheme="minorHAnsi"/>
+          <w:sz w:val="32"/>
+          <w:szCs w:val="32"/>
+        </w:rPr>
+        <w:t xml:space="preserve">a </w:t>
+      </w:r>
+      <w:r>
+        <w:rPr>
+          <w:rFonts w:cstheme="minorHAnsi"/>
+          <w:sz w:val="32"/>
+          <w:szCs w:val="32"/>
+        </w:rPr>
+        <w:t>American basswood</w:t>
+      </w:r>
+      <w:r>
+        <w:rPr>
+          <w:rFonts w:cstheme="minorHAnsi"/>
+          <w:sz w:val="32"/>
+          <w:szCs w:val="32"/>
+        </w:rPr>
+        <w:t xml:space="preserve"> tree</w:t>
+      </w:r>
+      <w:r>
+        <w:rPr>
+          <w:rFonts w:cstheme="minorHAnsi"/>
+          <w:sz w:val="32"/>
+          <w:szCs w:val="32"/>
+        </w:rPr>
+        <w:t xml:space="preserve"> which Tabitha uses </w:t>
+      </w:r>
+      <w:r>
+        <w:rPr>
+          <w:rFonts w:cstheme="minorHAnsi"/>
+          <w:sz w:val="32"/>
+          <w:szCs w:val="32"/>
+        </w:rPr>
+        <w:t xml:space="preserve">its wood </w:t>
+      </w:r>
+      <w:r>
+        <w:rPr>
+          <w:rFonts w:cstheme="minorHAnsi"/>
+          <w:sz w:val="32"/>
+          <w:szCs w:val="32"/>
+        </w:rPr>
+        <w:t xml:space="preserve">to </w:t>
+      </w:r>
+      <w:r>
+        <w:rPr>
+          <w:rFonts w:cstheme="minorHAnsi"/>
+          <w:sz w:val="32"/>
+          <w:szCs w:val="32"/>
+        </w:rPr>
+        <w:t>carve</w:t>
+      </w:r>
+      <w:r>
+        <w:rPr>
+          <w:rFonts w:cstheme="minorHAnsi"/>
+          <w:sz w:val="32"/>
+          <w:szCs w:val="32"/>
+        </w:rPr>
+        <w:t xml:space="preserve"> her oud. Meanwhile, </w:t>
+      </w:r>
+      <w:r>
+        <w:rPr>
+          <w:rFonts w:cstheme="minorHAnsi"/>
+          <w:sz w:val="32"/>
+          <w:szCs w:val="32"/>
+        </w:rPr>
+        <w:t>Frailty</w:t>
+      </w:r>
+      <w:r>
+        <w:rPr>
+          <w:rFonts w:cstheme="minorHAnsi"/>
+          <w:sz w:val="32"/>
+          <w:szCs w:val="32"/>
+        </w:rPr>
+        <w:t xml:space="preserve"> </w:t>
+      </w:r>
+      <w:r>
+        <w:rPr>
+          <w:rFonts w:cstheme="minorHAnsi"/>
+          <w:sz w:val="32"/>
+          <w:szCs w:val="32"/>
+        </w:rPr>
+        <w:t xml:space="preserve">offers Judean date palm seeds that Dakota </w:t>
+      </w:r>
+      <w:r>
+        <w:rPr>
+          <w:rFonts w:cstheme="minorHAnsi"/>
+          <w:sz w:val="32"/>
+          <w:szCs w:val="32"/>
+        </w:rPr>
+        <w:t>implements</w:t>
+      </w:r>
+      <w:r>
+        <w:rPr>
+          <w:rFonts w:cstheme="minorHAnsi"/>
+          <w:sz w:val="32"/>
+          <w:szCs w:val="32"/>
+        </w:rPr>
+        <w:t xml:space="preserve"> into their guitar</w:t>
+      </w:r>
+      <w:r>
+        <w:rPr>
+          <w:rFonts w:cstheme="minorHAnsi"/>
+          <w:sz w:val="32"/>
+          <w:szCs w:val="32"/>
+        </w:rPr>
+        <w:t>. With a strum, it sends them to the 1</w:t>
+      </w:r>
+      <w:r>
+        <w:rPr>
+          <w:rFonts w:cstheme="minorHAnsi"/>
+          <w:sz w:val="32"/>
+          <w:szCs w:val="32"/>
+        </w:rPr>
+        <w:t>8</w:t>
+      </w:r>
+      <w:r>
+        <w:rPr>
+          <w:rFonts w:cstheme="minorHAnsi"/>
+          <w:sz w:val="32"/>
+          <w:szCs w:val="32"/>
+        </w:rPr>
+        <w:t>th Century</w:t>
+      </w:r>
+      <w:r>
+        <w:rPr>
+          <w:rFonts w:cstheme="minorHAnsi"/>
+          <w:sz w:val="32"/>
+          <w:szCs w:val="32"/>
+        </w:rPr>
+        <w:t xml:space="preserve"> (“The Wrong Time”).</w:t>
+      </w:r>
+      <w:r>
+        <w:rPr>
+          <w:rFonts w:cstheme="minorHAnsi"/>
+          <w:sz w:val="32"/>
+          <w:szCs w:val="32"/>
+        </w:rPr>
+        <w:t xml:space="preserve"> Tabitha and Dakota do not get along (“</w:t>
+      </w:r>
+      <w:r>
+        <w:rPr>
+          <w:rFonts w:cstheme="minorHAnsi"/>
+          <w:sz w:val="30"/>
+          <w:szCs w:val="30"/>
+        </w:rPr>
+        <w:t>Father is Long Gone, Mother Ain’t Born Yet”).</w:t>
+      </w:r>
+    </w:p>
+    <w:p>
+      <w:pPr>
+        <w:tabs>
+          <w:tab w:val="left" w:pos="5013"/>
+        </w:tabs>
+        <w:spacing w:line="240" w:lineRule="auto"/>
+        <w:rPr>
+          <w:rFonts w:cstheme="minorHAnsi"/>
+          <w:sz w:val="30"/>
+          <w:szCs w:val="30"/>
+        </w:rPr>
+      </w:pPr>
+      <w:r>
+        <w:rPr>
+          <w:rFonts w:cstheme="minorHAnsi"/>
+          <w:sz w:val="30"/>
+          <w:szCs w:val="30"/>
+        </w:rPr>
+        <w:t xml:space="preserve">Outside </w:t>
+      </w:r>
+      <w:r>
+        <w:rPr>
+          <w:rFonts w:cstheme="minorHAnsi"/>
+          <w:sz w:val="30"/>
+          <w:szCs w:val="30"/>
+        </w:rPr>
+        <w:t>spacetime</w:t>
+      </w:r>
+      <w:r>
+        <w:rPr>
+          <w:rFonts w:cstheme="minorHAnsi"/>
+          <w:sz w:val="30"/>
+          <w:szCs w:val="30"/>
+        </w:rPr>
+        <w:t xml:space="preserve">, </w:t>
+      </w:r>
+      <w:r>
+        <w:rPr>
+          <w:rFonts w:cstheme="minorHAnsi"/>
+          <w:sz w:val="30"/>
+          <w:szCs w:val="30"/>
+        </w:rPr>
+        <w:t>Frailty and Destiny watch</w:t>
+      </w:r>
+      <w:r>
+        <w:rPr>
+          <w:rFonts w:cstheme="minorHAnsi"/>
+          <w:sz w:val="30"/>
+          <w:szCs w:val="30"/>
+        </w:rPr>
+        <w:t xml:space="preserve"> the timeline grow wonky. Reality </w:t>
+      </w:r>
+      <w:r>
+        <w:rPr>
+          <w:rFonts w:cstheme="minorHAnsi"/>
+          <w:sz w:val="30"/>
+          <w:szCs w:val="30"/>
+        </w:rPr>
+        <w:t>scolds them and demands that they</w:t>
+      </w:r>
+      <w:r>
+        <w:rPr>
+          <w:rFonts w:cstheme="minorHAnsi"/>
+          <w:sz w:val="30"/>
+          <w:szCs w:val="30"/>
+        </w:rPr>
+        <w:t xml:space="preserve"> get Tabitha and Dakota home or else </w:t>
+      </w:r>
+      <w:r>
+        <w:rPr>
+          <w:rFonts w:cstheme="minorHAnsi"/>
+          <w:sz w:val="30"/>
+          <w:szCs w:val="30"/>
+        </w:rPr>
+        <w:t xml:space="preserve">Eternity will </w:t>
+      </w:r>
+      <w:r>
+        <w:rPr>
+          <w:rFonts w:cstheme="minorHAnsi"/>
+          <w:sz w:val="30"/>
+          <w:szCs w:val="30"/>
+        </w:rPr>
+        <w:t>fire</w:t>
+      </w:r>
+      <w:r>
+        <w:rPr>
+          <w:rFonts w:cstheme="minorHAnsi"/>
+          <w:sz w:val="30"/>
+          <w:szCs w:val="30"/>
+        </w:rPr>
+        <w:t xml:space="preserve"> the Conductor and restart the timeline</w:t>
+      </w:r>
+      <w:r>
+        <w:rPr>
+          <w:rFonts w:cstheme="minorHAnsi"/>
+          <w:sz w:val="30"/>
+          <w:szCs w:val="30"/>
+        </w:rPr>
+        <w:t xml:space="preserve"> (“Out of Tune”).</w:t>
+      </w:r>
+    </w:p>
+    <w:p>
+      <w:pPr>
+        <w:tabs>
+          <w:tab w:val="left" w:pos="5013"/>
+        </w:tabs>
+        <w:spacing w:line="240" w:lineRule="auto"/>
+        <w:rPr>
+          <w:rFonts w:cstheme="minorHAnsi"/>
+          <w:sz w:val="30"/>
+          <w:szCs w:val="30"/>
+        </w:rPr>
+      </w:pPr>
+      <w:r>
+        <w:rPr>
+          <w:rFonts w:cstheme="minorHAnsi"/>
+          <w:sz w:val="30"/>
+          <w:szCs w:val="30"/>
+        </w:rPr>
+        <w:t>The Timepipers</w:t>
+      </w:r>
+      <w:r>
+        <w:rPr>
+          <w:rFonts w:cstheme="minorHAnsi"/>
+          <w:sz w:val="30"/>
+          <w:szCs w:val="30"/>
+        </w:rPr>
+        <w:t xml:space="preserve"> </w:t>
+      </w:r>
+      <w:r>
+        <w:rPr>
+          <w:rFonts w:cstheme="minorHAnsi"/>
+          <w:sz w:val="30"/>
+          <w:szCs w:val="30"/>
+        </w:rPr>
+        <w:t>hop</w:t>
+      </w:r>
+      <w:r>
+        <w:rPr>
+          <w:rFonts w:cstheme="minorHAnsi"/>
+          <w:sz w:val="30"/>
+          <w:szCs w:val="30"/>
+        </w:rPr>
+        <w:t xml:space="preserve"> into the 1</w:t>
+      </w:r>
+      <w:r>
+        <w:rPr>
+          <w:rFonts w:cstheme="minorHAnsi"/>
+          <w:sz w:val="30"/>
+          <w:szCs w:val="30"/>
+        </w:rPr>
+        <w:t>8</w:t>
+      </w:r>
+      <w:r>
+        <w:rPr>
+          <w:rFonts w:cstheme="minorHAnsi"/>
+          <w:sz w:val="30"/>
+          <w:szCs w:val="30"/>
+        </w:rPr>
+        <w:t xml:space="preserve">th Century to find </w:t>
+      </w:r>
+      <w:r>
+        <w:rPr>
+          <w:rFonts w:cstheme="minorHAnsi"/>
+          <w:sz w:val="30"/>
+          <w:szCs w:val="30"/>
+        </w:rPr>
+        <w:t xml:space="preserve">Tabitha and Dakota </w:t>
+      </w:r>
+      <w:r>
+        <w:rPr>
+          <w:rFonts w:cstheme="minorHAnsi"/>
+          <w:sz w:val="30"/>
+          <w:szCs w:val="30"/>
+        </w:rPr>
+        <w:t>trying t</w:t>
+      </w:r>
+      <w:r>
+        <w:rPr>
+          <w:rFonts w:cstheme="minorHAnsi"/>
+          <w:sz w:val="30"/>
+          <w:szCs w:val="30"/>
+        </w:rPr>
+        <w:t>o play music together to get home</w:t>
+      </w:r>
+      <w:r>
+        <w:rPr>
+          <w:rFonts w:cstheme="minorHAnsi"/>
+          <w:sz w:val="30"/>
+          <w:szCs w:val="30"/>
+        </w:rPr>
+        <w:t>. It causes them to jump around years and decades</w:t>
+      </w:r>
+      <w:r>
+        <w:rPr>
+          <w:rFonts w:cstheme="minorHAnsi"/>
+          <w:sz w:val="30"/>
+          <w:szCs w:val="30"/>
+        </w:rPr>
+        <w:t xml:space="preserve"> which the Timepipers have trouble </w:t>
+      </w:r>
+      <w:r>
+        <w:rPr>
+          <w:rFonts w:cstheme="minorHAnsi"/>
+          <w:sz w:val="30"/>
+          <w:szCs w:val="30"/>
+        </w:rPr>
+        <w:t>catching up</w:t>
+      </w:r>
+      <w:r>
+        <w:rPr>
+          <w:rFonts w:cstheme="minorHAnsi"/>
+          <w:sz w:val="30"/>
+          <w:szCs w:val="30"/>
+        </w:rPr>
+        <w:t xml:space="preserve"> musically</w:t>
+      </w:r>
+      <w:r>
+        <w:rPr>
+          <w:rFonts w:cstheme="minorHAnsi"/>
+          <w:sz w:val="30"/>
+          <w:szCs w:val="30"/>
+        </w:rPr>
+        <w:t xml:space="preserve"> (“Must Be Nice (Times Like These</w:t>
+      </w:r>
+      <w:r>
+        <w:rPr>
+          <w:rFonts w:cstheme="minorHAnsi"/>
+          <w:sz w:val="30"/>
+          <w:szCs w:val="30"/>
+        </w:rPr>
+        <w:t>)”)</w:t>
+      </w:r>
+      <w:r>
+        <w:rPr>
+          <w:rFonts w:cstheme="minorHAnsi"/>
+          <w:sz w:val="30"/>
+          <w:szCs w:val="30"/>
+        </w:rPr>
+        <w:t>.</w:t>
+      </w:r>
+      <w:r>
+        <w:rPr>
+          <w:rFonts w:cstheme="minorHAnsi"/>
+          <w:sz w:val="30"/>
+          <w:szCs w:val="30"/>
+        </w:rPr>
+        <w:t xml:space="preserve"> Tabitha and Dakota’s antics catch the attention of the underground movement</w:t>
+      </w:r>
+      <w:r>
+        <w:rPr>
+          <w:rFonts w:cstheme="minorHAnsi"/>
+          <w:sz w:val="30"/>
+          <w:szCs w:val="30"/>
+        </w:rPr>
+        <w:t xml:space="preserve"> as they unintentionally kickstart the Romantic era</w:t>
+      </w:r>
+      <w:r>
+        <w:rPr>
+          <w:rFonts w:cstheme="minorHAnsi"/>
+          <w:sz w:val="30"/>
+          <w:szCs w:val="30"/>
+        </w:rPr>
+        <w:t xml:space="preserve">. They form the duo, Tab and Coda (“Band Together”). </w:t>
+      </w:r>
+      <w:r>
+        <w:rPr>
+          <w:rFonts w:cstheme="minorHAnsi"/>
+          <w:sz w:val="30"/>
+          <w:szCs w:val="30"/>
+        </w:rPr>
+        <w:t xml:space="preserve">They </w:t>
+      </w:r>
+      <w:r>
+        <w:rPr>
+          <w:rFonts w:cstheme="minorHAnsi"/>
+          <w:sz w:val="30"/>
+          <w:szCs w:val="30"/>
+        </w:rPr>
+        <w:lastRenderedPageBreak/>
+        <w:t>start to accept the trajectory they are on, which is none, as they fall for each other (“Until the Beginning”).</w:t>
+      </w:r>
+      <w:r>
+        <w:rPr>
+          <w:rFonts w:cstheme="minorHAnsi"/>
+          <w:sz w:val="30"/>
+          <w:szCs w:val="30"/>
+        </w:rPr>
+        <w:t xml:space="preserve"> </w:t>
+      </w:r>
+      <w:r>
+        <w:rPr>
+          <w:rFonts w:cstheme="minorHAnsi"/>
+          <w:sz w:val="30"/>
+          <w:szCs w:val="30"/>
+        </w:rPr>
+        <w:t xml:space="preserve">The Timepipers </w:t>
+      </w:r>
+      <w:r>
+        <w:rPr>
+          <w:rFonts w:cstheme="minorHAnsi"/>
+          <w:sz w:val="30"/>
+          <w:szCs w:val="30"/>
+        </w:rPr>
+        <w:t>reach Tabitha and sow seeds of doubt into her (“Life is Short (You Must Be This Old to Die</w:t>
+      </w:r>
+      <w:r>
+        <w:rPr>
+          <w:rFonts w:cstheme="minorHAnsi"/>
+          <w:sz w:val="30"/>
+          <w:szCs w:val="30"/>
+        </w:rPr>
+        <w:t>)”).</w:t>
+      </w:r>
+      <w:r>
+        <w:rPr>
+          <w:rFonts w:cstheme="minorHAnsi"/>
+          <w:sz w:val="30"/>
+          <w:szCs w:val="30"/>
+        </w:rPr>
+        <w:t xml:space="preserve"> </w:t>
+      </w:r>
+      <w:r>
+        <w:rPr>
+          <w:rFonts w:cstheme="minorHAnsi"/>
+          <w:sz w:val="30"/>
+          <w:szCs w:val="30"/>
+        </w:rPr>
+        <w:t>Tabitha</w:t>
+      </w:r>
+      <w:r>
+        <w:rPr>
+          <w:rFonts w:cstheme="minorHAnsi"/>
+          <w:sz w:val="30"/>
+          <w:szCs w:val="30"/>
+        </w:rPr>
+        <w:t xml:space="preserve"> wants a future together or technically the past, but </w:t>
+      </w:r>
+      <w:r>
+        <w:rPr>
+          <w:rFonts w:cstheme="minorHAnsi"/>
+          <w:sz w:val="30"/>
+          <w:szCs w:val="30"/>
+        </w:rPr>
+        <w:t>Dakota</w:t>
+      </w:r>
+      <w:r>
+        <w:rPr>
+          <w:rFonts w:cstheme="minorHAnsi"/>
+          <w:sz w:val="30"/>
+          <w:szCs w:val="30"/>
+        </w:rPr>
+        <w:t xml:space="preserve"> once again does not know </w:t>
+      </w:r>
+      <w:r>
+        <w:rPr>
+          <w:rFonts w:cstheme="minorHAnsi"/>
+          <w:sz w:val="30"/>
+          <w:szCs w:val="30"/>
+        </w:rPr>
+        <w:t>themself</w:t>
+      </w:r>
+      <w:r>
+        <w:rPr>
+          <w:rFonts w:cstheme="minorHAnsi"/>
+          <w:sz w:val="30"/>
+          <w:szCs w:val="30"/>
+        </w:rPr>
+        <w:t>.</w:t>
+      </w:r>
+      <w:r>
+        <w:rPr>
+          <w:rFonts w:cstheme="minorHAnsi"/>
+          <w:sz w:val="30"/>
+          <w:szCs w:val="30"/>
+        </w:rPr>
+        <w:t xml:space="preserve"> Eternity steps in and </w:t>
+      </w:r>
+      <w:r>
+        <w:rPr>
+          <w:rFonts w:cstheme="minorHAnsi"/>
+          <w:sz w:val="30"/>
+          <w:szCs w:val="30"/>
+        </w:rPr>
+        <w:t>rattles the timeline, sending Tabitha and Dakota home</w:t>
+      </w:r>
+      <w:r>
+        <w:rPr>
+          <w:rFonts w:cstheme="minorHAnsi"/>
+          <w:sz w:val="30"/>
+          <w:szCs w:val="30"/>
+        </w:rPr>
+        <w:t xml:space="preserve"> (</w:t>
+      </w:r>
+      <w:r>
+        <w:rPr>
+          <w:rFonts w:cstheme="minorHAnsi"/>
+          <w:sz w:val="30"/>
+          <w:szCs w:val="30"/>
+        </w:rPr>
+        <w:t>“Right Person, Wrong Time”).</w:t>
+      </w:r>
+    </w:p>
+    <w:p>
+      <w:pPr>
+        <w:tabs>
+          <w:tab w:val="left" w:pos="5013"/>
+        </w:tabs>
+        <w:spacing w:line="240" w:lineRule="auto"/>
+        <w:rPr>
+          <w:rFonts w:cstheme="minorHAnsi"/>
+          <w:sz w:val="30"/>
+          <w:szCs w:val="30"/>
+        </w:rPr>
+      </w:pPr>
+      <w:r>
+        <w:rPr>
+          <w:rFonts w:cstheme="minorHAnsi"/>
+          <w:sz w:val="32"/>
+          <w:szCs w:val="32"/>
+        </w:rPr>
+        <w:t xml:space="preserve">In the following act, </w:t>
+      </w:r>
+      <w:r>
+        <w:rPr>
+          <w:rFonts w:cstheme="minorHAnsi"/>
+          <w:sz w:val="32"/>
+          <w:szCs w:val="32"/>
+        </w:rPr>
+        <w:t xml:space="preserve">Tabitha </w:t>
+      </w:r>
+      <w:r>
+        <w:rPr>
+          <w:rFonts w:cstheme="minorHAnsi"/>
+          <w:sz w:val="32"/>
+          <w:szCs w:val="32"/>
+        </w:rPr>
+        <w:t xml:space="preserve">has </w:t>
+      </w:r>
+      <w:r>
+        <w:rPr>
+          <w:rFonts w:cstheme="minorHAnsi"/>
+          <w:sz w:val="32"/>
+          <w:szCs w:val="32"/>
+        </w:rPr>
+        <w:t>the time of her life</w:t>
+      </w:r>
+      <w:r>
+        <w:rPr>
+          <w:rFonts w:cstheme="minorHAnsi"/>
+          <w:sz w:val="32"/>
+          <w:szCs w:val="32"/>
+        </w:rPr>
+        <w:t xml:space="preserve"> </w:t>
+      </w:r>
+      <w:r>
+        <w:rPr>
+          <w:rFonts w:cstheme="minorHAnsi"/>
+          <w:sz w:val="32"/>
+          <w:szCs w:val="32"/>
+        </w:rPr>
+        <w:t xml:space="preserve">in </w:t>
+      </w:r>
+      <w:r>
+        <w:rPr>
+          <w:rFonts w:cstheme="minorHAnsi"/>
+          <w:sz w:val="32"/>
+          <w:szCs w:val="32"/>
+        </w:rPr>
+        <w:t>21st</w:t>
+      </w:r>
+      <w:r>
+        <w:rPr>
+          <w:rFonts w:cstheme="minorHAnsi"/>
+          <w:sz w:val="32"/>
+          <w:szCs w:val="32"/>
+        </w:rPr>
+        <w:t xml:space="preserve"> Century</w:t>
+      </w:r>
+      <w:r>
+        <w:rPr>
+          <w:rFonts w:cstheme="minorHAnsi"/>
+          <w:sz w:val="32"/>
+          <w:szCs w:val="32"/>
+        </w:rPr>
+        <w:t xml:space="preserve"> Galilee</w:t>
+      </w:r>
+      <w:r>
+        <w:rPr>
+          <w:rFonts w:cstheme="minorHAnsi"/>
+          <w:sz w:val="32"/>
+          <w:szCs w:val="32"/>
+        </w:rPr>
+        <w:t xml:space="preserve"> with </w:t>
+      </w:r>
+      <w:r>
+        <w:rPr>
+          <w:rFonts w:cstheme="minorHAnsi"/>
+          <w:sz w:val="32"/>
+          <w:szCs w:val="32"/>
+        </w:rPr>
+        <w:t>alternative</w:t>
+      </w:r>
+      <w:r>
+        <w:rPr>
+          <w:rFonts w:cstheme="minorHAnsi"/>
+          <w:sz w:val="32"/>
+          <w:szCs w:val="32"/>
+        </w:rPr>
+        <w:t xml:space="preserve"> hip hop</w:t>
+      </w:r>
+      <w:r>
+        <w:rPr>
+          <w:rFonts w:cstheme="minorHAnsi"/>
+          <w:sz w:val="32"/>
+          <w:szCs w:val="32"/>
+        </w:rPr>
+        <w:t xml:space="preserve"> (“</w:t>
+      </w:r>
+      <w:r>
+        <w:rPr>
+          <w:rFonts w:cstheme="minorHAnsi"/>
+          <w:sz w:val="30"/>
+          <w:szCs w:val="30"/>
+        </w:rPr>
+        <w:t xml:space="preserve">Passing By, Running Behind”). Meanwhile, </w:t>
+      </w:r>
+      <w:r>
+        <w:rPr>
+          <w:rFonts w:cstheme="minorHAnsi"/>
+          <w:sz w:val="30"/>
+          <w:szCs w:val="30"/>
+        </w:rPr>
+        <w:t xml:space="preserve">Dakota is stuck in the 1st Century </w:t>
+      </w:r>
+      <w:r>
+        <w:rPr>
+          <w:rFonts w:cstheme="minorHAnsi"/>
+          <w:sz w:val="30"/>
+          <w:szCs w:val="30"/>
+        </w:rPr>
+        <w:t>and meets Tabitha’s father</w:t>
+      </w:r>
+      <w:r>
+        <w:rPr>
+          <w:rFonts w:cstheme="minorHAnsi"/>
+          <w:sz w:val="30"/>
+          <w:szCs w:val="30"/>
+        </w:rPr>
+        <w:t xml:space="preserve">. Dakota finds a pile of basswood and carves a guitar </w:t>
+      </w:r>
+      <w:r>
+        <w:rPr>
+          <w:rFonts w:cstheme="minorHAnsi"/>
+          <w:sz w:val="30"/>
+          <w:szCs w:val="30"/>
+        </w:rPr>
+        <w:t>(</w:t>
+      </w:r>
+      <w:r>
+        <w:rPr>
+          <w:rFonts w:cstheme="minorHAnsi"/>
+          <w:sz w:val="30"/>
+          <w:szCs w:val="30"/>
+        </w:rPr>
+        <w:t xml:space="preserve">“Keep Tabs (on Your Heart)”). </w:t>
+      </w:r>
+      <w:r>
+        <w:rPr>
+          <w:rFonts w:cstheme="minorHAnsi"/>
+          <w:sz w:val="30"/>
+          <w:szCs w:val="30"/>
+        </w:rPr>
+        <w:t xml:space="preserve">Tabitha stumbles upon a music history museum where </w:t>
+      </w:r>
+      <w:r>
+        <w:rPr>
+          <w:rFonts w:cstheme="minorHAnsi"/>
+          <w:sz w:val="30"/>
+          <w:szCs w:val="30"/>
+        </w:rPr>
+        <w:t xml:space="preserve">she finds </w:t>
+      </w:r>
+      <w:r>
+        <w:rPr>
+          <w:rFonts w:cstheme="minorHAnsi"/>
+          <w:sz w:val="30"/>
+          <w:szCs w:val="30"/>
+        </w:rPr>
+        <w:t xml:space="preserve">this </w:t>
+      </w:r>
+      <w:r>
+        <w:rPr>
+          <w:rFonts w:cstheme="minorHAnsi"/>
+          <w:sz w:val="30"/>
+          <w:szCs w:val="30"/>
+        </w:rPr>
+        <w:t xml:space="preserve">guitar </w:t>
+      </w:r>
+      <w:r>
+        <w:rPr>
+          <w:rFonts w:cstheme="minorHAnsi"/>
+          <w:sz w:val="30"/>
+          <w:szCs w:val="30"/>
+        </w:rPr>
+        <w:t>with Tab and Coda’s melodic line</w:t>
+      </w:r>
+      <w:r>
+        <w:rPr>
+          <w:rFonts w:cstheme="minorHAnsi"/>
+          <w:sz w:val="30"/>
+          <w:szCs w:val="30"/>
+        </w:rPr>
+        <w:t xml:space="preserve"> carved in it</w:t>
+      </w:r>
+      <w:r>
+        <w:rPr>
+          <w:rFonts w:cstheme="minorHAnsi"/>
+          <w:sz w:val="30"/>
+          <w:szCs w:val="30"/>
+        </w:rPr>
+        <w:t xml:space="preserve">. </w:t>
+      </w:r>
+      <w:r>
+        <w:rPr>
+          <w:rFonts w:cstheme="minorHAnsi"/>
+          <w:sz w:val="30"/>
+          <w:szCs w:val="30"/>
+        </w:rPr>
+        <w:t xml:space="preserve">With the help of Dakota’s mother, who recognizes </w:t>
+      </w:r>
+      <w:r>
+        <w:rPr>
+          <w:rFonts w:cstheme="minorHAnsi"/>
+          <w:sz w:val="30"/>
+          <w:szCs w:val="30"/>
+        </w:rPr>
+        <w:t>the</w:t>
+      </w:r>
+      <w:r>
+        <w:rPr>
+          <w:rFonts w:cstheme="minorHAnsi"/>
+          <w:sz w:val="30"/>
+          <w:szCs w:val="30"/>
+        </w:rPr>
+        <w:t xml:space="preserve"> handwriting, she steals the </w:t>
+      </w:r>
+      <w:r>
+        <w:rPr>
+          <w:rFonts w:cstheme="minorHAnsi"/>
+          <w:sz w:val="30"/>
+          <w:szCs w:val="30"/>
+        </w:rPr>
+        <w:t>guitar</w:t>
+      </w:r>
+      <w:r>
+        <w:rPr>
+          <w:rFonts w:cstheme="minorHAnsi"/>
+          <w:sz w:val="30"/>
+          <w:szCs w:val="30"/>
+        </w:rPr>
+        <w:t xml:space="preserve"> (“The Songs Linger (Long Enough)”).</w:t>
+      </w:r>
+      <w:r>
+        <w:rPr>
+          <w:rFonts w:cstheme="minorHAnsi"/>
+          <w:sz w:val="30"/>
+          <w:szCs w:val="30"/>
+        </w:rPr>
+        <w:t xml:space="preserve"> </w:t>
+      </w:r>
+      <w:r>
+        <w:rPr>
+          <w:rFonts w:cstheme="minorHAnsi"/>
+          <w:sz w:val="30"/>
+          <w:szCs w:val="30"/>
+        </w:rPr>
+        <w:t>They are stuck in a time limbo with nothing around, but they got a second chance together (“Seconds Count”).</w:t>
+      </w:r>
+    </w:p>
+    <w:p>
+      <w:pPr>
+        <w:tabs>
+          <w:tab w:val="left" w:pos="5013"/>
+        </w:tabs>
+        <w:spacing w:line="240" w:lineRule="auto"/>
+        <w:rPr>
+          <w:rFonts w:cstheme="minorHAnsi"/>
+          <w:sz w:val="30"/>
+          <w:szCs w:val="30"/>
+        </w:rPr>
+      </w:pPr>
+      <w:r>
+        <w:rPr>
+          <w:rFonts w:cstheme="minorHAnsi"/>
+          <w:sz w:val="30"/>
+          <w:szCs w:val="30"/>
+        </w:rPr>
+        <w:t xml:space="preserve">Outside spacetime, Eternity finds the timeline </w:t>
+      </w:r>
+      <w:r>
+        <w:rPr>
+          <w:rFonts w:cstheme="minorHAnsi"/>
+          <w:sz w:val="30"/>
+          <w:szCs w:val="30"/>
+        </w:rPr>
+        <w:t xml:space="preserve">is </w:t>
+      </w:r>
+      <w:r>
+        <w:rPr>
+          <w:rFonts w:cstheme="minorHAnsi"/>
+          <w:sz w:val="30"/>
+          <w:szCs w:val="30"/>
+        </w:rPr>
+        <w:t xml:space="preserve">warped out of shape. </w:t>
+      </w:r>
+      <w:r>
+        <w:rPr>
+          <w:rFonts w:cstheme="minorHAnsi"/>
+          <w:sz w:val="30"/>
+          <w:szCs w:val="30"/>
+        </w:rPr>
+        <w:t>T</w:t>
+      </w:r>
+      <w:r>
+        <w:rPr>
+          <w:rFonts w:cstheme="minorHAnsi"/>
+          <w:sz w:val="30"/>
+          <w:szCs w:val="30"/>
+        </w:rPr>
+        <w:t xml:space="preserve">hey </w:t>
+      </w:r>
+      <w:r>
+        <w:rPr>
+          <w:rFonts w:cstheme="minorHAnsi"/>
+          <w:sz w:val="30"/>
+          <w:szCs w:val="30"/>
+        </w:rPr>
+        <w:t>have</w:t>
+      </w:r>
+      <w:r>
+        <w:rPr>
+          <w:rFonts w:cstheme="minorHAnsi"/>
+          <w:sz w:val="30"/>
+          <w:szCs w:val="30"/>
+        </w:rPr>
+        <w:t xml:space="preserve"> enough of </w:t>
+      </w:r>
+      <w:r>
+        <w:rPr>
+          <w:rFonts w:cstheme="minorHAnsi"/>
+          <w:sz w:val="30"/>
+          <w:szCs w:val="30"/>
+        </w:rPr>
+        <w:t>the chaos</w:t>
+      </w:r>
+      <w:r>
+        <w:rPr>
+          <w:rFonts w:cstheme="minorHAnsi"/>
+          <w:sz w:val="30"/>
+          <w:szCs w:val="30"/>
+        </w:rPr>
+        <w:t xml:space="preserve"> and </w:t>
+      </w:r>
+      <w:r>
+        <w:rPr>
+          <w:rFonts w:cstheme="minorHAnsi"/>
+          <w:sz w:val="30"/>
+          <w:szCs w:val="30"/>
+        </w:rPr>
+        <w:t>must do a</w:t>
+      </w:r>
+      <w:r>
+        <w:rPr>
+          <w:rFonts w:cstheme="minorHAnsi"/>
+          <w:sz w:val="30"/>
+          <w:szCs w:val="30"/>
+        </w:rPr>
+        <w:t xml:space="preserve"> </w:t>
+      </w:r>
+      <w:r>
+        <w:rPr>
+          <w:rFonts w:cstheme="minorHAnsi"/>
+          <w:sz w:val="30"/>
+          <w:szCs w:val="30"/>
+        </w:rPr>
+        <w:t>reboot</w:t>
+      </w:r>
+      <w:r>
+        <w:rPr>
+          <w:rFonts w:cstheme="minorHAnsi"/>
+          <w:sz w:val="30"/>
+          <w:szCs w:val="30"/>
+        </w:rPr>
+        <w:t xml:space="preserve">. </w:t>
+      </w:r>
+      <w:r>
+        <w:rPr>
+          <w:rFonts w:cstheme="minorHAnsi"/>
+          <w:sz w:val="30"/>
+          <w:szCs w:val="30"/>
+        </w:rPr>
+        <w:t>While firing the</w:t>
+      </w:r>
+      <w:r>
+        <w:rPr>
+          <w:rFonts w:cstheme="minorHAnsi"/>
+          <w:sz w:val="30"/>
+          <w:szCs w:val="30"/>
+        </w:rPr>
+        <w:t xml:space="preserve"> Conductor</w:t>
+      </w:r>
+      <w:r>
+        <w:rPr>
+          <w:rFonts w:cstheme="minorHAnsi"/>
+          <w:sz w:val="30"/>
+          <w:szCs w:val="30"/>
+        </w:rPr>
+        <w:t xml:space="preserve">, </w:t>
+      </w:r>
+      <w:r>
+        <w:rPr>
+          <w:rFonts w:cstheme="minorHAnsi"/>
+          <w:sz w:val="30"/>
+          <w:szCs w:val="30"/>
+        </w:rPr>
+        <w:t>Eternity</w:t>
+      </w:r>
+      <w:r>
+        <w:rPr>
+          <w:rFonts w:cstheme="minorHAnsi"/>
+          <w:sz w:val="30"/>
+          <w:szCs w:val="30"/>
+        </w:rPr>
+        <w:t xml:space="preserve"> find</w:t>
+      </w:r>
+      <w:r>
+        <w:rPr>
+          <w:rFonts w:cstheme="minorHAnsi"/>
+          <w:sz w:val="30"/>
+          <w:szCs w:val="30"/>
+        </w:rPr>
+        <w:t>s</w:t>
+      </w:r>
+      <w:r>
+        <w:rPr>
+          <w:rFonts w:cstheme="minorHAnsi"/>
+          <w:sz w:val="30"/>
+          <w:szCs w:val="30"/>
+        </w:rPr>
+        <w:t xml:space="preserve"> out </w:t>
+      </w:r>
+      <w:r>
+        <w:rPr>
+          <w:rFonts w:cstheme="minorHAnsi"/>
+          <w:sz w:val="30"/>
+          <w:szCs w:val="30"/>
+        </w:rPr>
+        <w:t>the Conductor</w:t>
+      </w:r>
+      <w:r>
+        <w:rPr>
+          <w:rFonts w:cstheme="minorHAnsi"/>
+          <w:sz w:val="30"/>
+          <w:szCs w:val="30"/>
+        </w:rPr>
+        <w:t xml:space="preserve"> </w:t>
+      </w:r>
+      <w:r>
+        <w:rPr>
+          <w:rFonts w:cstheme="minorHAnsi"/>
+          <w:sz w:val="30"/>
+          <w:szCs w:val="30"/>
+        </w:rPr>
+        <w:t>is</w:t>
+      </w:r>
+      <w:r>
+        <w:rPr>
+          <w:rFonts w:cstheme="minorHAnsi"/>
+          <w:sz w:val="30"/>
+          <w:szCs w:val="30"/>
+        </w:rPr>
+        <w:t xml:space="preserve"> in cahoots with the lovebirds. Eternity takes the Conductor’s baton and </w:t>
+      </w:r>
+      <w:r>
+        <w:rPr>
+          <w:rFonts w:cstheme="minorHAnsi"/>
+          <w:sz w:val="30"/>
+          <w:szCs w:val="30"/>
+        </w:rPr>
+        <w:t>stabs</w:t>
+      </w:r>
+      <w:r>
+        <w:rPr>
+          <w:rFonts w:cstheme="minorHAnsi"/>
+          <w:sz w:val="30"/>
+          <w:szCs w:val="30"/>
+        </w:rPr>
+        <w:t xml:space="preserve"> </w:t>
+      </w:r>
+      <w:r>
+        <w:rPr>
+          <w:rFonts w:cstheme="minorHAnsi"/>
+          <w:sz w:val="30"/>
+          <w:szCs w:val="30"/>
+        </w:rPr>
+        <w:t>them with it</w:t>
+      </w:r>
+      <w:r>
+        <w:rPr>
+          <w:rFonts w:cstheme="minorHAnsi"/>
+          <w:sz w:val="30"/>
+          <w:szCs w:val="30"/>
+        </w:rPr>
+        <w:t>.</w:t>
+      </w:r>
+      <w:r>
+        <w:rPr>
+          <w:rFonts w:cstheme="minorHAnsi"/>
+          <w:sz w:val="30"/>
+          <w:szCs w:val="30"/>
+        </w:rPr>
+        <w:t xml:space="preserve"> </w:t>
+      </w:r>
+      <w:r>
+        <w:rPr>
+          <w:rFonts w:cstheme="minorHAnsi"/>
+          <w:sz w:val="30"/>
+          <w:szCs w:val="30"/>
+        </w:rPr>
+        <w:t xml:space="preserve">Eternity orders the Timepipers to kill the rest of the </w:t>
+      </w:r>
+      <w:r>
+        <w:rPr>
+          <w:rFonts w:cstheme="minorHAnsi"/>
+          <w:sz w:val="30"/>
+          <w:szCs w:val="30"/>
+        </w:rPr>
+        <w:t>Timeharmonic Orchestra</w:t>
+      </w:r>
+      <w:r>
+        <w:rPr>
+          <w:rFonts w:cstheme="minorHAnsi"/>
+          <w:sz w:val="30"/>
+          <w:szCs w:val="30"/>
+        </w:rPr>
+        <w:t xml:space="preserve"> (“Out of Wack”)</w:t>
+      </w:r>
+      <w:r>
+        <w:rPr>
+          <w:rFonts w:cstheme="minorHAnsi"/>
+          <w:sz w:val="30"/>
+          <w:szCs w:val="30"/>
+        </w:rPr>
+        <w:t>.</w:t>
+      </w:r>
+    </w:p>
+    <w:p>
+      <w:pPr>
+        <w:tabs>
+          <w:tab w:val="left" w:pos="5013"/>
+        </w:tabs>
+        <w:spacing w:line="240" w:lineRule="auto"/>
+        <w:rPr>
+          <w:rFonts w:cstheme="minorHAnsi"/>
+          <w:sz w:val="30"/>
+          <w:szCs w:val="30"/>
+        </w:rPr>
+      </w:pPr>
+      <w:r>
+        <w:rPr>
+          <w:rFonts w:cstheme="minorHAnsi"/>
+          <w:sz w:val="30"/>
+          <w:szCs w:val="30"/>
+        </w:rPr>
+        <w:t xml:space="preserve">Meanwhile, Tabitha and Dakota jump around time in a chaotic fashion. </w:t>
+      </w:r>
+      <w:r>
+        <w:rPr>
+          <w:rFonts w:cstheme="minorHAnsi"/>
+          <w:sz w:val="30"/>
+          <w:szCs w:val="30"/>
+        </w:rPr>
+        <w:t xml:space="preserve">Tabitha reveals she </w:t>
+      </w:r>
+      <w:r>
+        <w:rPr>
+          <w:rFonts w:cstheme="minorHAnsi"/>
+          <w:sz w:val="30"/>
+          <w:szCs w:val="30"/>
+        </w:rPr>
+        <w:t>knows of</w:t>
+      </w:r>
+      <w:r>
+        <w:rPr>
+          <w:rFonts w:cstheme="minorHAnsi"/>
+          <w:sz w:val="30"/>
+          <w:szCs w:val="30"/>
+        </w:rPr>
+        <w:t xml:space="preserve"> the Timepipers and the</w:t>
+      </w:r>
+      <w:r>
+        <w:rPr>
+          <w:rFonts w:cstheme="minorHAnsi"/>
+          <w:sz w:val="30"/>
+          <w:szCs w:val="30"/>
+        </w:rPr>
+        <w:t>ir</w:t>
+      </w:r>
+      <w:r>
+        <w:rPr>
+          <w:rFonts w:cstheme="minorHAnsi"/>
+          <w:sz w:val="30"/>
+          <w:szCs w:val="30"/>
+        </w:rPr>
+        <w:t xml:space="preserve"> guitars </w:t>
+      </w:r>
+      <w:r>
+        <w:rPr>
+          <w:rFonts w:cstheme="minorHAnsi"/>
+          <w:sz w:val="30"/>
+          <w:szCs w:val="30"/>
+        </w:rPr>
+        <w:t>transcend</w:t>
+      </w:r>
+      <w:r>
+        <w:rPr>
+          <w:rFonts w:cstheme="minorHAnsi"/>
+          <w:sz w:val="30"/>
+          <w:szCs w:val="30"/>
+        </w:rPr>
+        <w:t xml:space="preserve"> the</w:t>
+      </w:r>
+      <w:r>
+        <w:rPr>
+          <w:rFonts w:cstheme="minorHAnsi"/>
+          <w:sz w:val="30"/>
+          <w:szCs w:val="30"/>
+        </w:rPr>
+        <w:t>ir</w:t>
+      </w:r>
+      <w:r>
+        <w:rPr>
+          <w:rFonts w:cstheme="minorHAnsi"/>
+          <w:sz w:val="30"/>
+          <w:szCs w:val="30"/>
+        </w:rPr>
+        <w:t xml:space="preserve"> powers. </w:t>
+      </w:r>
+      <w:r>
+        <w:rPr>
+          <w:rFonts w:cstheme="minorHAnsi"/>
+          <w:sz w:val="30"/>
+          <w:szCs w:val="30"/>
+        </w:rPr>
+        <w:t>If they</w:t>
+      </w:r>
+      <w:r>
+        <w:rPr>
+          <w:rFonts w:cstheme="minorHAnsi"/>
+          <w:sz w:val="30"/>
+          <w:szCs w:val="30"/>
+        </w:rPr>
+        <w:t xml:space="preserve"> go back in time in “</w:t>
+      </w:r>
+      <w:r>
+        <w:rPr>
+          <w:rFonts w:cstheme="minorHAnsi"/>
+          <w:sz w:val="30"/>
+          <w:szCs w:val="30"/>
+        </w:rPr>
+        <w:t>the outside world”</w:t>
+      </w:r>
+      <w:r>
+        <w:rPr>
+          <w:rFonts w:cstheme="minorHAnsi"/>
+          <w:sz w:val="30"/>
+          <w:szCs w:val="30"/>
+        </w:rPr>
+        <w:t xml:space="preserve"> and</w:t>
+      </w:r>
+      <w:r>
+        <w:rPr>
+          <w:rFonts w:cstheme="minorHAnsi"/>
+          <w:sz w:val="30"/>
+          <w:szCs w:val="30"/>
+        </w:rPr>
+        <w:t xml:space="preserve"> stop </w:t>
+      </w:r>
+      <w:r>
+        <w:rPr>
+          <w:rFonts w:cstheme="minorHAnsi"/>
+          <w:sz w:val="30"/>
+          <w:szCs w:val="30"/>
+        </w:rPr>
+        <w:t>Eternity from killing the Conductor</w:t>
+      </w:r>
+      <w:r>
+        <w:rPr>
+          <w:rFonts w:cstheme="minorHAnsi"/>
+          <w:sz w:val="30"/>
+          <w:szCs w:val="30"/>
+        </w:rPr>
+        <w:t>, they can save the timeline but ultimately be separated</w:t>
+      </w:r>
+      <w:r>
+        <w:rPr>
+          <w:rFonts w:cstheme="minorHAnsi"/>
+          <w:sz w:val="30"/>
+          <w:szCs w:val="30"/>
+        </w:rPr>
+        <w:t xml:space="preserve"> (“Paradox”). </w:t>
+      </w:r>
+      <w:r>
+        <w:rPr>
+          <w:rFonts w:cstheme="minorHAnsi"/>
+          <w:sz w:val="30"/>
+          <w:szCs w:val="30"/>
+        </w:rPr>
+        <w:t>They go and save the Timeharmonic Orchestra</w:t>
+      </w:r>
+      <w:r>
+        <w:rPr>
+          <w:rFonts w:cstheme="minorHAnsi"/>
+          <w:sz w:val="30"/>
+          <w:szCs w:val="30"/>
+        </w:rPr>
+        <w:t>. T</w:t>
+      </w:r>
+      <w:r>
+        <w:rPr>
+          <w:rFonts w:cstheme="minorHAnsi"/>
+          <w:sz w:val="30"/>
+          <w:szCs w:val="30"/>
+        </w:rPr>
+        <w:t>heir last performance</w:t>
+      </w:r>
+      <w:r>
+        <w:rPr>
+          <w:rFonts w:cstheme="minorHAnsi"/>
+          <w:sz w:val="30"/>
+          <w:szCs w:val="30"/>
+        </w:rPr>
+        <w:t xml:space="preserve"> is </w:t>
+      </w:r>
+      <w:r>
+        <w:rPr>
+          <w:rFonts w:cstheme="minorHAnsi"/>
+          <w:sz w:val="30"/>
+          <w:szCs w:val="30"/>
+        </w:rPr>
+        <w:t xml:space="preserve">a dance with </w:t>
+      </w:r>
+      <w:r>
+        <w:rPr>
+          <w:rFonts w:cstheme="minorHAnsi"/>
+          <w:sz w:val="30"/>
+          <w:szCs w:val="30"/>
+        </w:rPr>
+        <w:t>Eternity singing</w:t>
+      </w:r>
+      <w:r>
+        <w:rPr>
+          <w:rFonts w:cstheme="minorHAnsi"/>
+          <w:sz w:val="30"/>
+          <w:szCs w:val="30"/>
+        </w:rPr>
+        <w:t xml:space="preserve"> (“In Loving Destiny”).</w:t>
+      </w:r>
+    </w:p>
+    <w:p>
+      <w:pPr>
+        <w:tabs>
+          <w:tab w:val="left" w:pos="5013"/>
+        </w:tabs>
+        <w:spacing w:line="240" w:lineRule="auto"/>
+        <w:rPr>
+          <w:rFonts w:cstheme="minorHAnsi"/>
+          <w:sz w:val="32"/>
+          <w:szCs w:val="32"/>
+        </w:rPr>
+      </w:pPr>
+      <w:r>
+        <w:rPr>
+          <w:rFonts w:cstheme="minorHAnsi"/>
+          <w:sz w:val="30"/>
+          <w:szCs w:val="30"/>
+        </w:rPr>
+        <w:t xml:space="preserve">Back in the 21st Century, Dakota </w:t>
+      </w:r>
+      <w:r>
+        <w:rPr>
+          <w:rFonts w:cstheme="minorHAnsi"/>
+          <w:sz w:val="30"/>
+          <w:szCs w:val="30"/>
+        </w:rPr>
+        <w:t xml:space="preserve">and their mother </w:t>
+      </w:r>
+      <w:r>
+        <w:rPr>
+          <w:rFonts w:cstheme="minorHAnsi"/>
+          <w:sz w:val="30"/>
+          <w:szCs w:val="30"/>
+        </w:rPr>
+        <w:t>visit</w:t>
+      </w:r>
+      <w:r>
+        <w:rPr>
+          <w:rFonts w:cstheme="minorHAnsi"/>
+          <w:sz w:val="30"/>
+          <w:szCs w:val="30"/>
+        </w:rPr>
+        <w:t xml:space="preserve"> the music museum near</w:t>
+      </w:r>
+      <w:r>
+        <w:rPr>
+          <w:rFonts w:cstheme="minorHAnsi"/>
+          <w:sz w:val="30"/>
+          <w:szCs w:val="30"/>
+        </w:rPr>
+        <w:t xml:space="preserve"> </w:t>
+      </w:r>
+      <w:r>
+        <w:rPr>
+          <w:rFonts w:cstheme="minorHAnsi"/>
+          <w:sz w:val="30"/>
+          <w:szCs w:val="30"/>
+        </w:rPr>
+        <w:t>Galile</w:t>
+      </w:r>
+      <w:r>
+        <w:rPr>
+          <w:rFonts w:cstheme="minorHAnsi"/>
+          <w:sz w:val="30"/>
+          <w:szCs w:val="30"/>
+        </w:rPr>
+        <w:t>e</w:t>
+      </w:r>
+      <w:r>
+        <w:rPr>
+          <w:rFonts w:cstheme="minorHAnsi"/>
+          <w:sz w:val="30"/>
+          <w:szCs w:val="30"/>
+        </w:rPr>
+        <w:t xml:space="preserve">. They stare at </w:t>
+      </w:r>
+      <w:r>
+        <w:rPr>
+          <w:rFonts w:cstheme="minorHAnsi"/>
+          <w:sz w:val="30"/>
+          <w:szCs w:val="30"/>
+        </w:rPr>
+        <w:t>a</w:t>
+      </w:r>
+      <w:r>
+        <w:rPr>
+          <w:rFonts w:cstheme="minorHAnsi"/>
+          <w:sz w:val="30"/>
+          <w:szCs w:val="30"/>
+        </w:rPr>
+        <w:t xml:space="preserve"> guitar</w:t>
+      </w:r>
+      <w:r>
+        <w:rPr>
+          <w:rFonts w:cstheme="minorHAnsi"/>
+          <w:sz w:val="30"/>
+          <w:szCs w:val="30"/>
+        </w:rPr>
+        <w:t xml:space="preserve"> with a Tab and Coda’s melodic line</w:t>
+      </w:r>
+      <w:r>
+        <w:rPr>
+          <w:rFonts w:cstheme="minorHAnsi"/>
+          <w:sz w:val="30"/>
+          <w:szCs w:val="30"/>
+        </w:rPr>
+        <w:t xml:space="preserve"> intently. </w:t>
+      </w:r>
+      <w:r>
+        <w:rPr>
+          <w:rFonts w:cstheme="minorHAnsi"/>
+          <w:sz w:val="30"/>
+          <w:szCs w:val="30"/>
+        </w:rPr>
+        <w:t xml:space="preserve">The museum </w:t>
+      </w:r>
+      <w:r>
+        <w:rPr>
+          <w:rFonts w:cstheme="minorHAnsi"/>
+          <w:sz w:val="30"/>
+          <w:szCs w:val="30"/>
+        </w:rPr>
+        <w:t>closes, not without the alarm blaring</w:t>
+      </w:r>
+      <w:r>
+        <w:rPr>
+          <w:rFonts w:cstheme="minorHAnsi"/>
+          <w:sz w:val="30"/>
+          <w:szCs w:val="30"/>
+        </w:rPr>
+        <w:t xml:space="preserve"> (“From the End”). </w:t>
+      </w:r>
+      <w:r>
+        <w:rPr>
+          <w:rFonts w:cstheme="minorHAnsi"/>
+          <w:sz w:val="30"/>
+          <w:szCs w:val="30"/>
+        </w:rPr>
+        <w:t>Tabitha and Dakota reunite</w:t>
+      </w:r>
+      <w:r>
+        <w:rPr>
+          <w:rFonts w:cstheme="minorHAnsi"/>
+          <w:sz w:val="30"/>
+          <w:szCs w:val="30"/>
+        </w:rPr>
+        <w:t>, this time in the Baroque period. Tabitha jokes: “If it’s not Baroque, don’t fix it.”</w:t>
+      </w:r>
+      <w:r>
+        <w:rPr>
+          <w:rFonts w:cstheme="minorHAnsi"/>
+          <w:sz w:val="30"/>
+          <w:szCs w:val="30"/>
+        </w:rPr>
+        <w:t xml:space="preserve"> Dakota emphasizes how much better it would be if </w:t>
+      </w:r>
+      <w:r>
+        <w:rPr>
+          <w:rFonts w:cstheme="minorHAnsi"/>
+          <w:sz w:val="30"/>
+          <w:szCs w:val="30"/>
+        </w:rPr>
+        <w:t>the</w:t>
+      </w:r>
+      <w:r>
+        <w:rPr>
+          <w:rFonts w:cstheme="minorHAnsi"/>
+          <w:sz w:val="30"/>
+          <w:szCs w:val="30"/>
+        </w:rPr>
+        <w:t xml:space="preserve"> next vacation </w:t>
+      </w:r>
+      <w:r>
+        <w:rPr>
+          <w:rFonts w:cstheme="minorHAnsi"/>
+          <w:sz w:val="30"/>
+          <w:szCs w:val="30"/>
+        </w:rPr>
+        <w:t>is</w:t>
+      </w:r>
+      <w:r>
+        <w:rPr>
+          <w:rFonts w:cstheme="minorHAnsi"/>
+          <w:sz w:val="30"/>
+          <w:szCs w:val="30"/>
+        </w:rPr>
+        <w:t xml:space="preserve"> </w:t>
+      </w:r>
+      <w:r>
+        <w:rPr>
+          <w:rFonts w:cstheme="minorHAnsi"/>
+          <w:sz w:val="30"/>
+          <w:szCs w:val="30"/>
+        </w:rPr>
+        <w:t xml:space="preserve">in the Renaissance. </w:t>
+      </w:r>
+      <w:r>
+        <w:rPr>
+          <w:rFonts w:cstheme="minorHAnsi"/>
+          <w:sz w:val="30"/>
+          <w:szCs w:val="30"/>
+        </w:rPr>
+        <w:t>T</w:t>
+      </w:r>
+      <w:r>
+        <w:rPr>
+          <w:rFonts w:cstheme="minorHAnsi"/>
+          <w:sz w:val="30"/>
+          <w:szCs w:val="30"/>
+        </w:rPr>
+        <w:t>he Timeharmonic Orchestra are once again in chaos (“In Loving Destiny (Reprise)”).</w:t>
+      </w:r>
       <w:r>
         <w:rPr>
           <w:rFonts w:cstheme="minorHAnsi"/>
@@ -4334,7 +6255,47 @@
           <w:sz w:val="32"/>
           <w:szCs w:val="32"/>
         </w:rPr>
-        <w:t>(Reality drags Frailty and Destiny in.)</w:t>
+        <w:t xml:space="preserve">(Reality </w:t>
+      </w:r>
+      <w:r>
+        <w:rPr>
+          <w:rFonts w:cstheme="minorHAnsi"/>
+          <w:sz w:val="32"/>
+          <w:szCs w:val="32"/>
+        </w:rPr>
+        <w:t>stares at the timeline</w:t>
+      </w:r>
+      <w:r>
+        <w:rPr>
+          <w:rFonts w:cstheme="minorHAnsi"/>
+          <w:sz w:val="32"/>
+          <w:szCs w:val="32"/>
+        </w:rPr>
+        <w:t xml:space="preserve"> as Frailty and Destiny </w:t>
+      </w:r>
+      <w:r>
+        <w:rPr>
+          <w:rFonts w:cstheme="minorHAnsi"/>
+          <w:sz w:val="32"/>
+          <w:szCs w:val="32"/>
+        </w:rPr>
+        <w:t>giggle</w:t>
+      </w:r>
+      <w:r>
+        <w:rPr>
+          <w:rFonts w:cstheme="minorHAnsi"/>
+          <w:sz w:val="32"/>
+          <w:szCs w:val="32"/>
+        </w:rPr>
+        <w:t>.</w:t>
+      </w:r>
+      <w:r>
+        <w:rPr>
+          <w:rFonts w:cstheme="minorHAnsi"/>
+          <w:sz w:val="32"/>
+          <w:szCs w:val="32"/>
+        </w:rPr>
+        <w:t>)</w:t>
       </w:r>
     </w:p>
     <w:p>
@@ -4762,7 +6723,23 @@
           <w:sz w:val="30"/>
           <w:szCs w:val="30"/>
         </w:rPr>
-        <w:t xml:space="preserve"> erased and Madam/Sir Eternity will take it to the </w:t>
+        <w:t xml:space="preserve"> </w:t>
+      </w:r>
+      <w:r>
+        <w:rPr>
+          <w:rFonts w:cstheme="minorHAnsi"/>
+          <w:sz w:val="30"/>
+          <w:szCs w:val="30"/>
+        </w:rPr>
+        <w:t>erased,</w:t>
+      </w:r>
+      <w:r>
+        <w:rPr>
+          <w:rFonts w:cstheme="minorHAnsi"/>
+          <w:sz w:val="30"/>
+          <w:szCs w:val="30"/>
+        </w:rPr>
+        <w:t xml:space="preserve"> and Madam/Sir Eternity will take it to the </w:t>
       </w:r>
       <w:r>
         <w:rPr>

--- a/library/musicals/past-present-future/about/past-present-future-bible.docx
+++ b/library/musicals/past-present-future/about/past-present-future-bible.docx
@@ -401,6 +401,7 @@
         </w:rPr>
         <w:t xml:space="preserve"> </w:t>
       </w:r>
+      <w:proofErr w:type="spellStart"/>
       <w:r>
         <w:rPr>
           <w:rFonts w:cstheme="minorHAnsi"/>
@@ -425,6 +426,7 @@
         </w:rPr>
         <w:t>harmonic</w:t>
       </w:r>
+      <w:proofErr w:type="spellEnd"/>
       <w:r>
         <w:rPr>
           <w:rFonts w:cstheme="minorHAnsi"/>
@@ -925,7 +927,25 @@
           <w:sz w:val="32"/>
           <w:szCs w:val="32"/>
         </w:rPr>
-        <w:t xml:space="preserve"> moving too fast. The Timeharmonic Orchestra </w:t>
+        <w:t xml:space="preserve"> moving too fast. The </w:t>
+      </w:r>
+      <w:proofErr w:type="spellStart"/>
+      <w:r>
+        <w:rPr>
+          <w:rFonts w:cstheme="minorHAnsi"/>
+          <w:sz w:val="32"/>
+          <w:szCs w:val="32"/>
+        </w:rPr>
+        <w:t>Timeharmonic</w:t>
+      </w:r>
+      <w:proofErr w:type="spellEnd"/>
+      <w:r>
+        <w:rPr>
+          <w:rFonts w:cstheme="minorHAnsi"/>
+          <w:sz w:val="32"/>
+          <w:szCs w:val="32"/>
+        </w:rPr>
+        <w:t xml:space="preserve"> Orchestra </w:t>
       </w:r>
       <w:r>
         <w:rPr>
@@ -1042,6 +1062,50 @@
         </w:rPr>
         <w:t xml:space="preserve"> meets</w:t>
       </w:r>
+      <w:r>
+        <w:rPr>
+          <w:rFonts w:cstheme="minorHAnsi"/>
+          <w:sz w:val="32"/>
+          <w:szCs w:val="32"/>
+        </w:rPr>
+        <w:t xml:space="preserve"> </w:t>
+      </w:r>
+      <w:r>
+        <w:rPr>
+          <w:rFonts w:cstheme="minorHAnsi"/>
+          <w:i/>
+          <w:iCs/>
+          <w:sz w:val="32"/>
+          <w:szCs w:val="32"/>
+        </w:rPr>
+        <w:t>Back to the Future</w:t>
+      </w:r>
+      <w:r>
+        <w:rPr>
+          <w:rFonts w:cstheme="minorHAnsi"/>
+          <w:sz w:val="32"/>
+          <w:szCs w:val="32"/>
+        </w:rPr>
+        <w:t xml:space="preserve"> meets </w:t>
+      </w:r>
+      <w:r>
+        <w:rPr>
+          <w:rFonts w:cstheme="minorHAnsi"/>
+          <w:i/>
+          <w:iCs/>
+          <w:sz w:val="32"/>
+          <w:szCs w:val="32"/>
+        </w:rPr>
+        <w:t>The Time Traveler's Wife</w:t>
+      </w:r>
+      <w:r>
+        <w:rPr>
+          <w:rFonts w:cstheme="minorHAnsi"/>
+          <w:sz w:val="32"/>
+          <w:szCs w:val="32"/>
+        </w:rPr>
+        <w:t>.</w:t>
+      </w:r>
     </w:p>
     <w:p>
       <w:pPr>
@@ -1233,7 +1297,25 @@
           <w:sz w:val="30"/>
           <w:szCs w:val="30"/>
         </w:rPr>
-        <w:t xml:space="preserve"> Timepiper of the Future, gifts </w:t>
+        <w:t xml:space="preserve"> </w:t>
+      </w:r>
+      <w:proofErr w:type="spellStart"/>
+      <w:r>
+        <w:rPr>
+          <w:rFonts w:cstheme="minorHAnsi"/>
+          <w:sz w:val="30"/>
+          <w:szCs w:val="30"/>
+        </w:rPr>
+        <w:t>Timepiper</w:t>
+      </w:r>
+      <w:proofErr w:type="spellEnd"/>
+      <w:r>
+        <w:rPr>
+          <w:rFonts w:cstheme="minorHAnsi"/>
+          <w:sz w:val="30"/>
+          <w:szCs w:val="30"/>
+        </w:rPr>
+        <w:t xml:space="preserve"> of the Future, gifts </w:t>
       </w:r>
       <w:r>
         <w:rPr>
@@ -1483,7 +1565,25 @@
           <w:sz w:val="30"/>
           <w:szCs w:val="30"/>
         </w:rPr>
-        <w:t xml:space="preserve"> Timepiper of the Past, gifts them Judean palm date seeds </w:t>
+        <w:t xml:space="preserve"> </w:t>
+      </w:r>
+      <w:proofErr w:type="spellStart"/>
+      <w:r>
+        <w:rPr>
+          <w:rFonts w:cstheme="minorHAnsi"/>
+          <w:sz w:val="30"/>
+          <w:szCs w:val="30"/>
+        </w:rPr>
+        <w:t>Timepiper</w:t>
+      </w:r>
+      <w:proofErr w:type="spellEnd"/>
+      <w:r>
+        <w:rPr>
+          <w:rFonts w:cstheme="minorHAnsi"/>
+          <w:sz w:val="30"/>
+          <w:szCs w:val="30"/>
+        </w:rPr>
+        <w:t xml:space="preserve"> of the Past, gifts them Judean palm date seeds </w:t>
       </w:r>
       <w:r>
         <w:rPr>
@@ -1563,7 +1663,25 @@
           <w:sz w:val="30"/>
           <w:szCs w:val="30"/>
         </w:rPr>
-        <w:t xml:space="preserve">As a guitarist, </w:t>
+        <w:t xml:space="preserve">As </w:t>
+      </w:r>
+      <w:proofErr w:type="gramStart"/>
+      <w:r>
+        <w:rPr>
+          <w:rFonts w:cstheme="minorHAnsi"/>
+          <w:sz w:val="30"/>
+          <w:szCs w:val="30"/>
+        </w:rPr>
+        <w:t>a guitarist</w:t>
+      </w:r>
+      <w:proofErr w:type="gramEnd"/>
+      <w:r>
+        <w:rPr>
+          <w:rFonts w:cstheme="minorHAnsi"/>
+          <w:sz w:val="30"/>
+          <w:szCs w:val="30"/>
+        </w:rPr>
+        <w:t xml:space="preserve">, </w:t>
       </w:r>
       <w:r>
         <w:rPr>
@@ -1820,7 +1938,25 @@
           <w:sz w:val="30"/>
           <w:szCs w:val="30"/>
         </w:rPr>
-        <w:t xml:space="preserve"> the Timepipers (the chorus of fate) to </w:t>
+        <w:t xml:space="preserve"> the </w:t>
+      </w:r>
+      <w:proofErr w:type="spellStart"/>
+      <w:r>
+        <w:rPr>
+          <w:rFonts w:cstheme="minorHAnsi"/>
+          <w:sz w:val="30"/>
+          <w:szCs w:val="30"/>
+        </w:rPr>
+        <w:t>Timepipers</w:t>
+      </w:r>
+      <w:proofErr w:type="spellEnd"/>
+      <w:r>
+        <w:rPr>
+          <w:rFonts w:cstheme="minorHAnsi"/>
+          <w:sz w:val="30"/>
+          <w:szCs w:val="30"/>
+        </w:rPr>
+        <w:t xml:space="preserve"> (the chorus of fate) to </w:t>
       </w:r>
       <w:r>
         <w:rPr>
@@ -1868,7 +2004,25 @@
           <w:sz w:val="30"/>
           <w:szCs w:val="30"/>
         </w:rPr>
-        <w:t xml:space="preserve"> is </w:t>
+        <w:t xml:space="preserve"> </w:t>
+      </w:r>
+      <w:proofErr w:type="gramStart"/>
+      <w:r>
+        <w:rPr>
+          <w:rFonts w:cstheme="minorHAnsi"/>
+          <w:sz w:val="30"/>
+          <w:szCs w:val="30"/>
+        </w:rPr>
+        <w:t>is</w:t>
+      </w:r>
+      <w:proofErr w:type="gramEnd"/>
+      <w:r>
+        <w:rPr>
+          <w:rFonts w:cstheme="minorHAnsi"/>
+          <w:sz w:val="30"/>
+          <w:szCs w:val="30"/>
+        </w:rPr>
+        <w:t xml:space="preserve"> </w:t>
       </w:r>
       <w:r>
         <w:rPr>
@@ -2035,7 +2189,25 @@
           <w:sz w:val="30"/>
           <w:szCs w:val="30"/>
         </w:rPr>
-        <w:t xml:space="preserve"> is the Timepiper of the Past</w:t>
+        <w:t xml:space="preserve"> is the </w:t>
+      </w:r>
+      <w:proofErr w:type="spellStart"/>
+      <w:r>
+        <w:rPr>
+          <w:rFonts w:cstheme="minorHAnsi"/>
+          <w:sz w:val="30"/>
+          <w:szCs w:val="30"/>
+        </w:rPr>
+        <w:t>Timepiper</w:t>
+      </w:r>
+      <w:proofErr w:type="spellEnd"/>
+      <w:r>
+        <w:rPr>
+          <w:rFonts w:cstheme="minorHAnsi"/>
+          <w:sz w:val="30"/>
+          <w:szCs w:val="30"/>
+        </w:rPr>
+        <w:t xml:space="preserve"> of the Past</w:t>
       </w:r>
       <w:r>
         <w:rPr>
@@ -2202,7 +2374,25 @@
           <w:sz w:val="30"/>
           <w:szCs w:val="30"/>
         </w:rPr>
-        <w:t xml:space="preserve"> is the Timepiper of the Presen</w:t>
+        <w:t xml:space="preserve"> is the </w:t>
+      </w:r>
+      <w:proofErr w:type="spellStart"/>
+      <w:r>
+        <w:rPr>
+          <w:rFonts w:cstheme="minorHAnsi"/>
+          <w:sz w:val="30"/>
+          <w:szCs w:val="30"/>
+        </w:rPr>
+        <w:t>Timepiper</w:t>
+      </w:r>
+      <w:proofErr w:type="spellEnd"/>
+      <w:r>
+        <w:rPr>
+          <w:rFonts w:cstheme="minorHAnsi"/>
+          <w:sz w:val="30"/>
+          <w:szCs w:val="30"/>
+        </w:rPr>
+        <w:t xml:space="preserve"> of the Presen</w:t>
       </w:r>
       <w:r>
         <w:rPr>
@@ -2465,7 +2655,25 @@
           <w:sz w:val="30"/>
           <w:szCs w:val="30"/>
         </w:rPr>
-        <w:t xml:space="preserve"> is the Timepiper of the Future</w:t>
+        <w:t xml:space="preserve"> is the </w:t>
+      </w:r>
+      <w:proofErr w:type="spellStart"/>
+      <w:r>
+        <w:rPr>
+          <w:rFonts w:cstheme="minorHAnsi"/>
+          <w:sz w:val="30"/>
+          <w:szCs w:val="30"/>
+        </w:rPr>
+        <w:t>Timepiper</w:t>
+      </w:r>
+      <w:proofErr w:type="spellEnd"/>
+      <w:r>
+        <w:rPr>
+          <w:rFonts w:cstheme="minorHAnsi"/>
+          <w:sz w:val="30"/>
+          <w:szCs w:val="30"/>
+        </w:rPr>
+        <w:t xml:space="preserve"> of the Future</w:t>
       </w:r>
       <w:r>
         <w:rPr>
@@ -2481,15 +2689,33 @@
           <w:sz w:val="30"/>
           <w:szCs w:val="30"/>
         </w:rPr>
-        <w:t xml:space="preserve"> based on the </w:t>
-      </w:r>
-      <w:r>
-        <w:rPr>
-          <w:rFonts w:cstheme="minorHAnsi"/>
-          <w:sz w:val="30"/>
-          <w:szCs w:val="30"/>
-        </w:rPr>
-        <w:t xml:space="preserve">Norse </w:t>
+        <w:t xml:space="preserve"> based on </w:t>
+      </w:r>
+      <w:proofErr w:type="gramStart"/>
+      <w:r>
+        <w:rPr>
+          <w:rFonts w:cstheme="minorHAnsi"/>
+          <w:sz w:val="30"/>
+          <w:szCs w:val="30"/>
+        </w:rPr>
+        <w:t xml:space="preserve">the </w:t>
+      </w:r>
+      <w:r>
+        <w:rPr>
+          <w:rFonts w:cstheme="minorHAnsi"/>
+          <w:sz w:val="30"/>
+          <w:szCs w:val="30"/>
+        </w:rPr>
+        <w:t>Norse</w:t>
+      </w:r>
+      <w:proofErr w:type="gramEnd"/>
+      <w:r>
+        <w:rPr>
+          <w:rFonts w:cstheme="minorHAnsi"/>
+          <w:sz w:val="30"/>
+          <w:szCs w:val="30"/>
+        </w:rPr>
+        <w:t xml:space="preserve"> </w:t>
       </w:r>
       <w:r>
         <w:rPr>
@@ -2972,6 +3198,7 @@
         </w:rPr>
         <w:t xml:space="preserve"> </w:t>
       </w:r>
+      <w:proofErr w:type="spellStart"/>
       <w:r>
         <w:rPr>
           <w:rFonts w:cstheme="minorHAnsi"/>
@@ -2979,7 +3206,17 @@
           <w:szCs w:val="30"/>
           <w:vertAlign w:val="subscript"/>
         </w:rPr>
-        <w:t>Timeharmonic Orchestra</w:t>
+        <w:t>Timeharmonic</w:t>
+      </w:r>
+      <w:proofErr w:type="spellEnd"/>
+      <w:r>
+        <w:rPr>
+          <w:rFonts w:cstheme="minorHAnsi"/>
+          <w:sz w:val="30"/>
+          <w:szCs w:val="30"/>
+          <w:vertAlign w:val="subscript"/>
+        </w:rPr>
+        <w:t xml:space="preserve"> Orchestra</w:t>
       </w:r>
       <w:r>
         <w:rPr>
@@ -3129,6 +3366,7 @@
         </w:rPr>
         <w:t xml:space="preserve">Tabitha, Dakota, </w:t>
       </w:r>
+      <w:proofErr w:type="spellStart"/>
       <w:r>
         <w:rPr>
           <w:rFonts w:cstheme="minorHAnsi"/>
@@ -3138,6 +3376,7 @@
         </w:rPr>
         <w:t>Timepipers</w:t>
       </w:r>
+      <w:proofErr w:type="spellEnd"/>
       <w:r>
         <w:rPr>
           <w:rFonts w:cstheme="minorHAnsi"/>
@@ -3169,7 +3408,25 @@
           <w:sz w:val="30"/>
           <w:szCs w:val="30"/>
         </w:rPr>
-        <w:t xml:space="preserve"> Gone, Mother Ain’t Born Yet</w:t>
+        <w:t xml:space="preserve"> Gone, Mother </w:t>
+      </w:r>
+      <w:proofErr w:type="spellStart"/>
+      <w:r>
+        <w:rPr>
+          <w:rFonts w:cstheme="minorHAnsi"/>
+          <w:sz w:val="30"/>
+          <w:szCs w:val="30"/>
+        </w:rPr>
+        <w:t>Ain’t</w:t>
+      </w:r>
+      <w:proofErr w:type="spellEnd"/>
+      <w:r>
+        <w:rPr>
+          <w:rFonts w:cstheme="minorHAnsi"/>
+          <w:sz w:val="30"/>
+          <w:szCs w:val="30"/>
+        </w:rPr>
+        <w:t xml:space="preserve"> Born Yet</w:t>
       </w:r>
       <w:r>
         <w:rPr>
@@ -3219,7 +3476,27 @@
           <w:szCs w:val="30"/>
           <w:vertAlign w:val="subscript"/>
         </w:rPr>
-        <w:t>Eternity, Timeharmonic Orchestra</w:t>
+        <w:t xml:space="preserve">Eternity, </w:t>
+      </w:r>
+      <w:proofErr w:type="spellStart"/>
+      <w:r>
+        <w:rPr>
+          <w:rFonts w:cstheme="minorHAnsi"/>
+          <w:sz w:val="30"/>
+          <w:szCs w:val="30"/>
+          <w:vertAlign w:val="subscript"/>
+        </w:rPr>
+        <w:t>Timeharmonic</w:t>
+      </w:r>
+      <w:proofErr w:type="spellEnd"/>
+      <w:r>
+        <w:rPr>
+          <w:rFonts w:cstheme="minorHAnsi"/>
+          <w:sz w:val="30"/>
+          <w:szCs w:val="30"/>
+          <w:vertAlign w:val="subscript"/>
+        </w:rPr>
+        <w:t xml:space="preserve"> Orchestra</w:t>
       </w:r>
       <w:r>
         <w:rPr>
@@ -3337,8 +3614,9 @@
           <w:szCs w:val="30"/>
           <w:vertAlign w:val="subscript"/>
         </w:rPr>
-        <w:t>Tabitha, Dakota, Timepipers, People</w:t>
-      </w:r>
+        <w:t xml:space="preserve">Tabitha, Dakota, </w:t>
+      </w:r>
+      <w:proofErr w:type="spellStart"/>
       <w:r>
         <w:rPr>
           <w:rFonts w:cstheme="minorHAnsi"/>
@@ -3346,6 +3624,25 @@
           <w:szCs w:val="30"/>
           <w:vertAlign w:val="subscript"/>
         </w:rPr>
+        <w:t>Timepipers</w:t>
+      </w:r>
+      <w:proofErr w:type="spellEnd"/>
+      <w:r>
+        <w:rPr>
+          <w:rFonts w:cstheme="minorHAnsi"/>
+          <w:sz w:val="30"/>
+          <w:szCs w:val="30"/>
+          <w:vertAlign w:val="subscript"/>
+        </w:rPr>
+        <w:t>, People</w:t>
+      </w:r>
+      <w:r>
+        <w:rPr>
+          <w:rFonts w:cstheme="minorHAnsi"/>
+          <w:sz w:val="30"/>
+          <w:szCs w:val="30"/>
+          <w:vertAlign w:val="subscript"/>
+        </w:rPr>
         <w:br/>
       </w:r>
       <w:r>
@@ -3365,6 +3662,7 @@
         </w:rPr>
         <w:t xml:space="preserve">Tabitha, </w:t>
       </w:r>
+      <w:proofErr w:type="spellStart"/>
       <w:r>
         <w:rPr>
           <w:rFonts w:cstheme="minorHAnsi"/>
@@ -3374,6 +3672,7 @@
         </w:rPr>
         <w:t>Timepipers</w:t>
       </w:r>
+      <w:proofErr w:type="spellEnd"/>
       <w:r>
         <w:rPr>
           <w:rFonts w:cstheme="minorHAnsi"/>
@@ -3405,7 +3704,25 @@
           <w:sz w:val="30"/>
           <w:szCs w:val="30"/>
         </w:rPr>
-        <w:t xml:space="preserve">. Future Plans </w:t>
+        <w:t xml:space="preserve">. </w:t>
+      </w:r>
+      <w:proofErr w:type="gramStart"/>
+      <w:r>
+        <w:rPr>
+          <w:rFonts w:cstheme="minorHAnsi"/>
+          <w:sz w:val="30"/>
+          <w:szCs w:val="30"/>
+        </w:rPr>
+        <w:t>Future Plans</w:t>
+      </w:r>
+      <w:proofErr w:type="gramEnd"/>
+      <w:r>
+        <w:rPr>
+          <w:rFonts w:cstheme="minorHAnsi"/>
+          <w:sz w:val="30"/>
+          <w:szCs w:val="30"/>
+        </w:rPr>
+        <w:t xml:space="preserve"> </w:t>
       </w:r>
       <w:r>
         <w:rPr>
@@ -3434,6 +3751,7 @@
         </w:rPr>
         <w:t xml:space="preserve"> </w:t>
       </w:r>
+      <w:proofErr w:type="spellStart"/>
       <w:r>
         <w:rPr>
           <w:rFonts w:cstheme="minorHAnsi"/>
@@ -3441,7 +3759,17 @@
           <w:szCs w:val="30"/>
           <w:vertAlign w:val="subscript"/>
         </w:rPr>
-        <w:t>Timeharmonic Orchestra</w:t>
+        <w:t>Timeharmonic</w:t>
+      </w:r>
+      <w:proofErr w:type="spellEnd"/>
+      <w:r>
+        <w:rPr>
+          <w:rFonts w:cstheme="minorHAnsi"/>
+          <w:sz w:val="30"/>
+          <w:szCs w:val="30"/>
+          <w:vertAlign w:val="subscript"/>
+        </w:rPr>
+        <w:t xml:space="preserve"> Orchestra</w:t>
       </w:r>
       <w:r>
         <w:rPr>
@@ -3740,6 +4068,7 @@
         </w:rPr>
         <w:t xml:space="preserve"> </w:t>
       </w:r>
+      <w:proofErr w:type="spellStart"/>
       <w:r>
         <w:rPr>
           <w:rFonts w:cstheme="minorHAnsi"/>
@@ -3747,8 +4076,9 @@
           <w:szCs w:val="30"/>
           <w:vertAlign w:val="subscript"/>
         </w:rPr>
-        <w:t>Timeharmonic Orchestra</w:t>
-      </w:r>
+        <w:t>Timeharmonic</w:t>
+      </w:r>
+      <w:proofErr w:type="spellEnd"/>
       <w:r>
         <w:rPr>
           <w:rFonts w:cstheme="minorHAnsi"/>
@@ -3756,6 +4086,15 @@
           <w:szCs w:val="30"/>
           <w:vertAlign w:val="subscript"/>
         </w:rPr>
+        <w:t xml:space="preserve"> Orchestra</w:t>
+      </w:r>
+      <w:r>
+        <w:rPr>
+          <w:rFonts w:cstheme="minorHAnsi"/>
+          <w:sz w:val="30"/>
+          <w:szCs w:val="30"/>
+          <w:vertAlign w:val="subscript"/>
+        </w:rPr>
         <w:br/>
       </w:r>
       <w:r>
@@ -3864,8 +4203,9 @@
           <w:szCs w:val="30"/>
           <w:vertAlign w:val="subscript"/>
         </w:rPr>
-        <w:t>Eternity, Conductor, Timeharmonic Orchestra, Tabitha, Dakota</w:t>
-      </w:r>
+        <w:t xml:space="preserve">Eternity, Conductor, </w:t>
+      </w:r>
+      <w:proofErr w:type="spellStart"/>
       <w:r>
         <w:rPr>
           <w:rFonts w:cstheme="minorHAnsi"/>
@@ -3873,6 +4213,25 @@
           <w:szCs w:val="30"/>
           <w:vertAlign w:val="subscript"/>
         </w:rPr>
+        <w:t>Timeharmonic</w:t>
+      </w:r>
+      <w:proofErr w:type="spellEnd"/>
+      <w:r>
+        <w:rPr>
+          <w:rFonts w:cstheme="minorHAnsi"/>
+          <w:sz w:val="30"/>
+          <w:szCs w:val="30"/>
+          <w:vertAlign w:val="subscript"/>
+        </w:rPr>
+        <w:t xml:space="preserve"> Orchestra, Tabitha, Dakota</w:t>
+      </w:r>
+      <w:r>
+        <w:rPr>
+          <w:rFonts w:cstheme="minorHAnsi"/>
+          <w:sz w:val="30"/>
+          <w:szCs w:val="30"/>
+          <w:vertAlign w:val="subscript"/>
+        </w:rPr>
         <w:br/>
       </w:r>
       <w:r>
@@ -3964,7 +4323,7 @@
           <w:szCs w:val="30"/>
           <w:vertAlign w:val="subscript"/>
         </w:rPr>
-        <w:t>Tabitha, Dakota</w:t>
+        <w:t>Eternity</w:t>
       </w:r>
       <w:r>
         <w:rPr>
@@ -4325,29 +4684,57 @@
         </w:rPr>
         <w:t xml:space="preserve">the </w:t>
       </w:r>
-      <w:r>
-        <w:rPr>
-          <w:rFonts w:cstheme="minorHAnsi"/>
-          <w:sz w:val="32"/>
-          <w:szCs w:val="32"/>
-        </w:rPr>
-        <w:t>Timeharmonic Orchestra</w:t>
-      </w:r>
-      <w:r>
-        <w:rPr>
-          <w:rFonts w:cstheme="minorHAnsi"/>
-          <w:sz w:val="32"/>
-          <w:szCs w:val="32"/>
-        </w:rPr>
-        <w:t>, overseen by Eternity Linger and their Ti</w:t>
-      </w:r>
-      <w:r>
-        <w:rPr>
-          <w:rFonts w:cstheme="minorHAnsi"/>
-          <w:sz w:val="32"/>
-          <w:szCs w:val="32"/>
-        </w:rPr>
-        <w:t>mepipers of the P</w:t>
+      <w:proofErr w:type="spellStart"/>
+      <w:r>
+        <w:rPr>
+          <w:rFonts w:cstheme="minorHAnsi"/>
+          <w:sz w:val="32"/>
+          <w:szCs w:val="32"/>
+        </w:rPr>
+        <w:t>Timeharmonic</w:t>
+      </w:r>
+      <w:proofErr w:type="spellEnd"/>
+      <w:r>
+        <w:rPr>
+          <w:rFonts w:cstheme="minorHAnsi"/>
+          <w:sz w:val="32"/>
+          <w:szCs w:val="32"/>
+        </w:rPr>
+        <w:t xml:space="preserve"> Orchestra</w:t>
+      </w:r>
+      <w:r>
+        <w:rPr>
+          <w:rFonts w:cstheme="minorHAnsi"/>
+          <w:sz w:val="32"/>
+          <w:szCs w:val="32"/>
+        </w:rPr>
+        <w:t xml:space="preserve">, overseen by Eternity Linger and their </w:t>
+      </w:r>
+      <w:proofErr w:type="spellStart"/>
+      <w:r>
+        <w:rPr>
+          <w:rFonts w:cstheme="minorHAnsi"/>
+          <w:sz w:val="32"/>
+          <w:szCs w:val="32"/>
+        </w:rPr>
+        <w:t>Ti</w:t>
+      </w:r>
+      <w:r>
+        <w:rPr>
+          <w:rFonts w:cstheme="minorHAnsi"/>
+          <w:sz w:val="32"/>
+          <w:szCs w:val="32"/>
+        </w:rPr>
+        <w:t>mepipers</w:t>
+      </w:r>
+      <w:proofErr w:type="spellEnd"/>
+      <w:r>
+        <w:rPr>
+          <w:rFonts w:cstheme="minorHAnsi"/>
+          <w:sz w:val="32"/>
+          <w:szCs w:val="32"/>
+        </w:rPr>
+        <w:t xml:space="preserve"> of the P</w:t>
       </w:r>
       <w:r>
         <w:rPr>
@@ -4490,13 +4877,23 @@
         </w:rPr>
         <w:t xml:space="preserve">, Tabitha </w:t>
       </w:r>
-      <w:r>
-        <w:rPr>
-          <w:rFonts w:cstheme="minorHAnsi"/>
-          <w:sz w:val="32"/>
-          <w:szCs w:val="32"/>
-        </w:rPr>
-        <w:t>is a lyre maker trying to revolutionize music</w:t>
+      <w:proofErr w:type="gramStart"/>
+      <w:r>
+        <w:rPr>
+          <w:rFonts w:cstheme="minorHAnsi"/>
+          <w:sz w:val="32"/>
+          <w:szCs w:val="32"/>
+        </w:rPr>
+        <w:t>is</w:t>
+      </w:r>
+      <w:proofErr w:type="gramEnd"/>
+      <w:r>
+        <w:rPr>
+          <w:rFonts w:cstheme="minorHAnsi"/>
+          <w:sz w:val="32"/>
+          <w:szCs w:val="32"/>
+        </w:rPr>
+        <w:t xml:space="preserve"> a lyre maker trying to revolutionize music</w:t>
       </w:r>
       <w:r>
         <w:rPr>
@@ -4666,13 +5063,23 @@
         </w:rPr>
         <w:t xml:space="preserve">Destiny grows </w:t>
       </w:r>
-      <w:r>
-        <w:rPr>
-          <w:rFonts w:cstheme="minorHAnsi"/>
-          <w:sz w:val="32"/>
-          <w:szCs w:val="32"/>
-        </w:rPr>
-        <w:t xml:space="preserve">a </w:t>
+      <w:proofErr w:type="gramStart"/>
+      <w:r>
+        <w:rPr>
+          <w:rFonts w:cstheme="minorHAnsi"/>
+          <w:sz w:val="32"/>
+          <w:szCs w:val="32"/>
+        </w:rPr>
+        <w:t>a</w:t>
+      </w:r>
+      <w:proofErr w:type="gramEnd"/>
+      <w:r>
+        <w:rPr>
+          <w:rFonts w:cstheme="minorHAnsi"/>
+          <w:sz w:val="32"/>
+          <w:szCs w:val="32"/>
+        </w:rPr>
+        <w:t xml:space="preserve"> </w:t>
       </w:r>
       <w:r>
         <w:rPr>
@@ -4816,7 +5223,25 @@
           <w:sz w:val="30"/>
           <w:szCs w:val="30"/>
         </w:rPr>
-        <w:t>Father is Long Gone, Mother Ain’t Born Yet”).</w:t>
+        <w:t xml:space="preserve">Father is Long Gone, Mother </w:t>
+      </w:r>
+      <w:proofErr w:type="spellStart"/>
+      <w:r>
+        <w:rPr>
+          <w:rFonts w:cstheme="minorHAnsi"/>
+          <w:sz w:val="30"/>
+          <w:szCs w:val="30"/>
+        </w:rPr>
+        <w:t>Ain’t</w:t>
+      </w:r>
+      <w:proofErr w:type="spellEnd"/>
+      <w:r>
+        <w:rPr>
+          <w:rFonts w:cstheme="minorHAnsi"/>
+          <w:sz w:val="30"/>
+          <w:szCs w:val="30"/>
+        </w:rPr>
+        <w:t xml:space="preserve"> Born Yet”).</w:t>
       </w:r>
     </w:p>
     <w:p>
@@ -4938,8 +5363,18 @@
           <w:sz w:val="30"/>
           <w:szCs w:val="30"/>
         </w:rPr>
-        <w:t>The Timepipers</w:t>
-      </w:r>
+        <w:t xml:space="preserve">The </w:t>
+      </w:r>
+      <w:proofErr w:type="spellStart"/>
+      <w:r>
+        <w:rPr>
+          <w:rFonts w:cstheme="minorHAnsi"/>
+          <w:sz w:val="30"/>
+          <w:szCs w:val="30"/>
+        </w:rPr>
+        <w:t>Timepipers</w:t>
+      </w:r>
+      <w:proofErr w:type="spellEnd"/>
       <w:r>
         <w:rPr>
           <w:rFonts w:cstheme="minorHAnsi"/>
@@ -4948,6 +5383,7 @@
         </w:rPr>
         <w:t xml:space="preserve"> </w:t>
       </w:r>
+      <w:proofErr w:type="gramStart"/>
       <w:r>
         <w:rPr>
           <w:rFonts w:cstheme="minorHAnsi"/>
@@ -4956,6 +5392,7 @@
         </w:rPr>
         <w:t>hop</w:t>
       </w:r>
+      <w:proofErr w:type="gramEnd"/>
       <w:r>
         <w:rPr>
           <w:rFonts w:cstheme="minorHAnsi"/>
@@ -5018,7 +5455,25 @@
           <w:sz w:val="30"/>
           <w:szCs w:val="30"/>
         </w:rPr>
-        <w:t xml:space="preserve"> which the Timepipers have trouble </w:t>
+        <w:t xml:space="preserve"> which the </w:t>
+      </w:r>
+      <w:proofErr w:type="spellStart"/>
+      <w:r>
+        <w:rPr>
+          <w:rFonts w:cstheme="minorHAnsi"/>
+          <w:sz w:val="30"/>
+          <w:szCs w:val="30"/>
+        </w:rPr>
+        <w:t>Timepipers</w:t>
+      </w:r>
+      <w:proofErr w:type="spellEnd"/>
+      <w:r>
+        <w:rPr>
+          <w:rFonts w:cstheme="minorHAnsi"/>
+          <w:sz w:val="30"/>
+          <w:szCs w:val="30"/>
+        </w:rPr>
+        <w:t xml:space="preserve"> have trouble </w:t>
       </w:r>
       <w:r>
         <w:rPr>
@@ -5115,7 +5570,25 @@
           <w:sz w:val="30"/>
           <w:szCs w:val="30"/>
         </w:rPr>
-        <w:t xml:space="preserve">The Timepipers </w:t>
+        <w:t xml:space="preserve">The </w:t>
+      </w:r>
+      <w:proofErr w:type="spellStart"/>
+      <w:r>
+        <w:rPr>
+          <w:rFonts w:cstheme="minorHAnsi"/>
+          <w:sz w:val="30"/>
+          <w:szCs w:val="30"/>
+        </w:rPr>
+        <w:t>Timepipers</w:t>
+      </w:r>
+      <w:proofErr w:type="spellEnd"/>
+      <w:r>
+        <w:rPr>
+          <w:rFonts w:cstheme="minorHAnsi"/>
+          <w:sz w:val="30"/>
+          <w:szCs w:val="30"/>
+        </w:rPr>
+        <w:t xml:space="preserve"> </w:t>
       </w:r>
       <w:r>
         <w:rPr>
@@ -5749,15 +6222,43 @@
           <w:sz w:val="30"/>
           <w:szCs w:val="30"/>
         </w:rPr>
-        <w:t xml:space="preserve">Eternity orders the Timepipers to kill the rest of the </w:t>
-      </w:r>
-      <w:r>
-        <w:rPr>
-          <w:rFonts w:cstheme="minorHAnsi"/>
-          <w:sz w:val="30"/>
-          <w:szCs w:val="30"/>
-        </w:rPr>
-        <w:t>Timeharmonic Orchestra</w:t>
+        <w:t xml:space="preserve">Eternity orders the </w:t>
+      </w:r>
+      <w:proofErr w:type="spellStart"/>
+      <w:r>
+        <w:rPr>
+          <w:rFonts w:cstheme="minorHAnsi"/>
+          <w:sz w:val="30"/>
+          <w:szCs w:val="30"/>
+        </w:rPr>
+        <w:t>Timepipers</w:t>
+      </w:r>
+      <w:proofErr w:type="spellEnd"/>
+      <w:r>
+        <w:rPr>
+          <w:rFonts w:cstheme="minorHAnsi"/>
+          <w:sz w:val="30"/>
+          <w:szCs w:val="30"/>
+        </w:rPr>
+        <w:t xml:space="preserve"> to kill the rest of the </w:t>
+      </w:r>
+      <w:proofErr w:type="spellStart"/>
+      <w:r>
+        <w:rPr>
+          <w:rFonts w:cstheme="minorHAnsi"/>
+          <w:sz w:val="30"/>
+          <w:szCs w:val="30"/>
+        </w:rPr>
+        <w:t>Timeharmonic</w:t>
+      </w:r>
+      <w:proofErr w:type="spellEnd"/>
+      <w:r>
+        <w:rPr>
+          <w:rFonts w:cstheme="minorHAnsi"/>
+          <w:sz w:val="30"/>
+          <w:szCs w:val="30"/>
+        </w:rPr>
+        <w:t xml:space="preserve"> Orchestra</w:t>
       </w:r>
       <w:r>
         <w:rPr>
@@ -5818,7 +6319,27 @@
           <w:sz w:val="30"/>
           <w:szCs w:val="30"/>
         </w:rPr>
-        <w:t xml:space="preserve"> the Timepipers and the</w:t>
+        <w:t xml:space="preserve"> the </w:t>
+      </w:r>
+      <w:proofErr w:type="spellStart"/>
+      <w:proofErr w:type="gramStart"/>
+      <w:r>
+        <w:rPr>
+          <w:rFonts w:cstheme="minorHAnsi"/>
+          <w:sz w:val="30"/>
+          <w:szCs w:val="30"/>
+        </w:rPr>
+        <w:t>Timepipers</w:t>
+      </w:r>
+      <w:proofErr w:type="spellEnd"/>
+      <w:proofErr w:type="gramEnd"/>
+      <w:r>
+        <w:rPr>
+          <w:rFonts w:cstheme="minorHAnsi"/>
+          <w:sz w:val="30"/>
+          <w:szCs w:val="30"/>
+        </w:rPr>
+        <w:t xml:space="preserve"> and the</w:t>
       </w:r>
       <w:r>
         <w:rPr>
@@ -5938,7 +6459,25 @@
           <w:sz w:val="30"/>
           <w:szCs w:val="30"/>
         </w:rPr>
-        <w:t>They go and save the Timeharmonic Orchestra</w:t>
+        <w:t xml:space="preserve">They go and save the </w:t>
+      </w:r>
+      <w:proofErr w:type="spellStart"/>
+      <w:r>
+        <w:rPr>
+          <w:rFonts w:cstheme="minorHAnsi"/>
+          <w:sz w:val="30"/>
+          <w:szCs w:val="30"/>
+        </w:rPr>
+        <w:t>Timeharmonic</w:t>
+      </w:r>
+      <w:proofErr w:type="spellEnd"/>
+      <w:r>
+        <w:rPr>
+          <w:rFonts w:cstheme="minorHAnsi"/>
+          <w:sz w:val="30"/>
+          <w:szCs w:val="30"/>
+        </w:rPr>
+        <w:t xml:space="preserve"> Orchestra</w:t>
       </w:r>
       <w:r>
         <w:rPr>
@@ -6017,6 +6556,7 @@
         </w:rPr>
         <w:t xml:space="preserve">and their mother </w:t>
       </w:r>
+      <w:proofErr w:type="gramStart"/>
       <w:r>
         <w:rPr>
           <w:rFonts w:cstheme="minorHAnsi"/>
@@ -6025,6 +6565,7 @@
         </w:rPr>
         <w:t>visit</w:t>
       </w:r>
+      <w:proofErr w:type="gramEnd"/>
       <w:r>
         <w:rPr>
           <w:rFonts w:cstheme="minorHAnsi"/>
@@ -6161,6 +6702,7 @@
         </w:rPr>
         <w:t xml:space="preserve"> next vacation </w:t>
       </w:r>
+      <w:proofErr w:type="gramStart"/>
       <w:r>
         <w:rPr>
           <w:rFonts w:cstheme="minorHAnsi"/>
@@ -6169,6 +6711,7 @@
         </w:rPr>
         <w:t>is</w:t>
       </w:r>
+      <w:proofErr w:type="gramEnd"/>
       <w:r>
         <w:rPr>
           <w:rFonts w:cstheme="minorHAnsi"/>
@@ -6177,13 +6720,23 @@
         </w:rPr>
         <w:t xml:space="preserve"> </w:t>
       </w:r>
-      <w:r>
-        <w:rPr>
-          <w:rFonts w:cstheme="minorHAnsi"/>
-          <w:sz w:val="30"/>
-          <w:szCs w:val="30"/>
-        </w:rPr>
-        <w:t xml:space="preserve">in the Renaissance. </w:t>
+      <w:proofErr w:type="gramStart"/>
+      <w:r>
+        <w:rPr>
+          <w:rFonts w:cstheme="minorHAnsi"/>
+          <w:sz w:val="30"/>
+          <w:szCs w:val="30"/>
+        </w:rPr>
+        <w:t>in</w:t>
+      </w:r>
+      <w:proofErr w:type="gramEnd"/>
+      <w:r>
+        <w:rPr>
+          <w:rFonts w:cstheme="minorHAnsi"/>
+          <w:sz w:val="30"/>
+          <w:szCs w:val="30"/>
+        </w:rPr>
+        <w:t xml:space="preserve"> the Renaissance. </w:t>
       </w:r>
       <w:r>
         <w:rPr>
@@ -6199,7 +6752,25 @@
           <w:sz w:val="30"/>
           <w:szCs w:val="30"/>
         </w:rPr>
-        <w:t>he Timeharmonic Orchestra are once again in chaos (“In Loving Destiny (Reprise)”).</w:t>
+        <w:t xml:space="preserve">he </w:t>
+      </w:r>
+      <w:proofErr w:type="spellStart"/>
+      <w:r>
+        <w:rPr>
+          <w:rFonts w:cstheme="minorHAnsi"/>
+          <w:sz w:val="30"/>
+          <w:szCs w:val="30"/>
+        </w:rPr>
+        <w:t>Timeharmonic</w:t>
+      </w:r>
+      <w:proofErr w:type="spellEnd"/>
+      <w:r>
+        <w:rPr>
+          <w:rFonts w:cstheme="minorHAnsi"/>
+          <w:sz w:val="30"/>
+          <w:szCs w:val="30"/>
+        </w:rPr>
+        <w:t xml:space="preserve"> Orchestra are once again in chaos (“In Loving Destiny (Reprise)”).</w:t>
       </w:r>
       <w:r>
         <w:rPr>
@@ -6209,6 +6780,820 @@
         </w:rPr>
         <w:br w:type="page"/>
       </w:r>
+    </w:p>
+    <w:p>
+      <w:pPr>
+        <w:spacing w:line="240" w:lineRule="auto"/>
+        <w:jc w:val="center"/>
+        <w:rPr>
+          <w:rFonts w:cstheme="minorHAnsi"/>
+          <w:b/>
+          <w:bCs/>
+          <w:sz w:val="32"/>
+          <w:szCs w:val="32"/>
+          <w:u w:val="single"/>
+        </w:rPr>
+      </w:pPr>
+      <w:r>
+        <w:rPr>
+          <w:rFonts w:cstheme="minorHAnsi"/>
+          <w:b/>
+          <w:bCs/>
+          <w:sz w:val="32"/>
+          <w:szCs w:val="32"/>
+          <w:u w:val="single"/>
+        </w:rPr>
+        <w:lastRenderedPageBreak/>
+        <w:t>PLOT SUMMARY</w:t>
+      </w:r>
+      <w:r>
+        <w:rPr>
+          <w:rFonts w:cstheme="minorHAnsi"/>
+          <w:b/>
+          <w:bCs/>
+          <w:sz w:val="32"/>
+          <w:szCs w:val="32"/>
+          <w:u w:val="single"/>
+        </w:rPr>
+        <w:t xml:space="preserve"> (SCENE-BY-SCENE)</w:t>
+      </w:r>
+    </w:p>
+    <w:p>
+      <w:pPr>
+        <w:spacing w:line="240" w:lineRule="auto"/>
+        <w:rPr>
+          <w:rFonts w:cstheme="minorHAnsi"/>
+          <w:sz w:val="30"/>
+          <w:szCs w:val="30"/>
+        </w:rPr>
+      </w:pPr>
+      <w:r>
+        <w:rPr>
+          <w:rFonts w:cstheme="minorHAnsi"/>
+          <w:sz w:val="30"/>
+          <w:szCs w:val="30"/>
+        </w:rPr>
+        <w:t>Act I</w:t>
+      </w:r>
+    </w:p>
+    <w:p>
+      <w:pPr>
+        <w:spacing w:line="240" w:lineRule="auto"/>
+        <w:rPr>
+          <w:rFonts w:cstheme="minorHAnsi"/>
+          <w:sz w:val="30"/>
+          <w:szCs w:val="30"/>
+        </w:rPr>
+      </w:pPr>
+      <w:r>
+        <w:rPr>
+          <w:rFonts w:cstheme="minorHAnsi"/>
+          <w:sz w:val="30"/>
+          <w:szCs w:val="30"/>
+        </w:rPr>
+        <w:t>Scene 1</w:t>
+      </w:r>
+      <w:r>
+        <w:rPr>
+          <w:rFonts w:cstheme="minorHAnsi"/>
+          <w:sz w:val="30"/>
+          <w:szCs w:val="30"/>
+        </w:rPr>
+        <w:t>:</w:t>
+      </w:r>
+      <w:r>
+        <w:rPr>
+          <w:rFonts w:cstheme="minorHAnsi"/>
+          <w:sz w:val="30"/>
+          <w:szCs w:val="30"/>
+        </w:rPr>
+        <w:t xml:space="preserve"> The cosmic timeline remains balanced through the constant performances of the </w:t>
+      </w:r>
+      <w:proofErr w:type="spellStart"/>
+      <w:r>
+        <w:rPr>
+          <w:rFonts w:cstheme="minorHAnsi"/>
+          <w:sz w:val="30"/>
+          <w:szCs w:val="30"/>
+        </w:rPr>
+        <w:t>Timeharmonic</w:t>
+      </w:r>
+      <w:proofErr w:type="spellEnd"/>
+      <w:r>
+        <w:rPr>
+          <w:rFonts w:cstheme="minorHAnsi"/>
+          <w:sz w:val="30"/>
+          <w:szCs w:val="30"/>
+        </w:rPr>
+        <w:t xml:space="preserve"> Orchestra, overseen by Eternity Linger and the </w:t>
+      </w:r>
+      <w:proofErr w:type="gramStart"/>
+      <w:r>
+        <w:rPr>
+          <w:rFonts w:cstheme="minorHAnsi"/>
+          <w:sz w:val="30"/>
+          <w:szCs w:val="30"/>
+        </w:rPr>
+        <w:t>three shapeshifting</w:t>
+      </w:r>
+      <w:proofErr w:type="gramEnd"/>
+      <w:r>
+        <w:rPr>
+          <w:rFonts w:cstheme="minorHAnsi"/>
+          <w:sz w:val="30"/>
+          <w:szCs w:val="30"/>
+        </w:rPr>
+        <w:t xml:space="preserve"> bird-like </w:t>
+      </w:r>
+      <w:proofErr w:type="spellStart"/>
+      <w:r>
+        <w:rPr>
+          <w:rFonts w:cstheme="minorHAnsi"/>
+          <w:sz w:val="30"/>
+          <w:szCs w:val="30"/>
+        </w:rPr>
+        <w:t>Timepipers</w:t>
+      </w:r>
+      <w:proofErr w:type="spellEnd"/>
+      <w:r>
+        <w:rPr>
+          <w:rFonts w:cstheme="minorHAnsi"/>
+          <w:sz w:val="30"/>
+          <w:szCs w:val="30"/>
+        </w:rPr>
+        <w:t>: Frailty (Past), Reality (Present), and Destiny (Future).</w:t>
+      </w:r>
+    </w:p>
+    <w:p>
+      <w:pPr>
+        <w:spacing w:line="240" w:lineRule="auto"/>
+        <w:rPr>
+          <w:rFonts w:cstheme="minorHAnsi"/>
+          <w:sz w:val="30"/>
+          <w:szCs w:val="30"/>
+        </w:rPr>
+      </w:pPr>
+      <w:r>
+        <w:rPr>
+          <w:rFonts w:cstheme="minorHAnsi"/>
+          <w:sz w:val="30"/>
+          <w:szCs w:val="30"/>
+        </w:rPr>
+        <w:t>Scene 2: In 1st Century Galilee, a lyre maker named Tabitha longs for a</w:t>
+      </w:r>
+      <w:r>
+        <w:rPr>
+          <w:rFonts w:cstheme="minorHAnsi"/>
+          <w:sz w:val="30"/>
+          <w:szCs w:val="30"/>
+        </w:rPr>
+        <w:t>n</w:t>
+      </w:r>
+      <w:r>
+        <w:rPr>
+          <w:rFonts w:cstheme="minorHAnsi"/>
+          <w:sz w:val="30"/>
+          <w:szCs w:val="30"/>
+        </w:rPr>
+        <w:t xml:space="preserve"> individualistic sound. Meanwhile, in 21st Century Michigan, a guitar maker named Dakota isolates themselves by clinging purely to ancient musi</w:t>
+      </w:r>
+      <w:r>
+        <w:rPr>
+          <w:rFonts w:cstheme="minorHAnsi"/>
+          <w:sz w:val="30"/>
+          <w:szCs w:val="30"/>
+        </w:rPr>
+        <w:t>c</w:t>
+      </w:r>
+      <w:r>
+        <w:rPr>
+          <w:rFonts w:cstheme="minorHAnsi"/>
+          <w:sz w:val="30"/>
+          <w:szCs w:val="30"/>
+        </w:rPr>
+        <w:t>. Both of their families view them as failures.</w:t>
+      </w:r>
+    </w:p>
+    <w:p>
+      <w:pPr>
+        <w:spacing w:line="240" w:lineRule="auto"/>
+        <w:rPr>
+          <w:rFonts w:cstheme="minorHAnsi"/>
+          <w:sz w:val="30"/>
+          <w:szCs w:val="30"/>
+        </w:rPr>
+      </w:pPr>
+      <w:r>
+        <w:rPr>
+          <w:rFonts w:cstheme="minorHAnsi"/>
+          <w:sz w:val="30"/>
+          <w:szCs w:val="30"/>
+        </w:rPr>
+        <w:t>Scene 3: Annoyed by Reality's strict rules, Frailty and Destiny decide to play Cupid. Destiny gives Tabitha American basswood for an oud, and Frailty gives Dakota ancient Judean date palm seeds for their guitar. When strummed, the wood and seeds warp space-time, trapping both musicians in the 18th Century.</w:t>
+      </w:r>
+    </w:p>
+    <w:p>
+      <w:pPr>
+        <w:spacing w:line="240" w:lineRule="auto"/>
+        <w:rPr>
+          <w:rFonts w:cstheme="minorHAnsi"/>
+          <w:sz w:val="30"/>
+          <w:szCs w:val="30"/>
+        </w:rPr>
+      </w:pPr>
+      <w:r>
+        <w:rPr>
+          <w:rFonts w:cstheme="minorHAnsi"/>
+          <w:sz w:val="30"/>
+          <w:szCs w:val="30"/>
+        </w:rPr>
+        <w:t xml:space="preserve">Scene 4: Tabitha and Dakota initially clash bitterly over their chronological differences. Meanwhile, outside of time, Reality discovers the rift and warns the other </w:t>
+      </w:r>
+      <w:proofErr w:type="spellStart"/>
+      <w:r>
+        <w:rPr>
+          <w:rFonts w:cstheme="minorHAnsi"/>
+          <w:sz w:val="30"/>
+          <w:szCs w:val="30"/>
+        </w:rPr>
+        <w:t>Timepipers</w:t>
+      </w:r>
+      <w:proofErr w:type="spellEnd"/>
+      <w:r>
+        <w:rPr>
+          <w:rFonts w:cstheme="minorHAnsi"/>
+          <w:sz w:val="30"/>
+          <w:szCs w:val="30"/>
+        </w:rPr>
+        <w:t xml:space="preserve"> that if they don't get the humans home, Eternity will </w:t>
+      </w:r>
+      <w:r>
+        <w:rPr>
+          <w:rFonts w:cstheme="minorHAnsi"/>
+          <w:sz w:val="30"/>
+          <w:szCs w:val="30"/>
+        </w:rPr>
+        <w:t>fire</w:t>
+      </w:r>
+      <w:r>
+        <w:rPr>
+          <w:rFonts w:cstheme="minorHAnsi"/>
+          <w:sz w:val="30"/>
+          <w:szCs w:val="30"/>
+        </w:rPr>
+        <w:t xml:space="preserve"> the Conductor and wipe the timeline completely.</w:t>
+      </w:r>
+    </w:p>
+    <w:p>
+      <w:pPr>
+        <w:spacing w:line="240" w:lineRule="auto"/>
+        <w:rPr>
+          <w:rFonts w:cstheme="minorHAnsi"/>
+          <w:sz w:val="30"/>
+          <w:szCs w:val="30"/>
+        </w:rPr>
+      </w:pPr>
+      <w:r>
+        <w:rPr>
+          <w:rFonts w:cstheme="minorHAnsi"/>
+          <w:sz w:val="30"/>
+          <w:szCs w:val="30"/>
+        </w:rPr>
+        <w:t xml:space="preserve">Scene 5: Trying to play together to trigger a way home, Tabitha and Dakota keep accidentally jumping through different years, driving the pursuing </w:t>
+      </w:r>
+      <w:proofErr w:type="spellStart"/>
+      <w:r>
+        <w:rPr>
+          <w:rFonts w:cstheme="minorHAnsi"/>
+          <w:sz w:val="30"/>
+          <w:szCs w:val="30"/>
+        </w:rPr>
+        <w:t>Timepipers</w:t>
+      </w:r>
+      <w:proofErr w:type="spellEnd"/>
+      <w:r>
+        <w:rPr>
+          <w:rFonts w:cstheme="minorHAnsi"/>
+          <w:sz w:val="30"/>
+          <w:szCs w:val="30"/>
+        </w:rPr>
+        <w:t xml:space="preserve"> crazy. Their anomalies accidentally ignite the real-world historical Romantic era movement. Forming a duo named </w:t>
+      </w:r>
+      <w:r>
+        <w:rPr>
+          <w:rFonts w:cstheme="minorHAnsi"/>
+          <w:sz w:val="30"/>
+          <w:szCs w:val="30"/>
+        </w:rPr>
+        <w:t>“</w:t>
+      </w:r>
+      <w:r>
+        <w:rPr>
+          <w:rFonts w:cstheme="minorHAnsi"/>
+          <w:sz w:val="30"/>
+          <w:szCs w:val="30"/>
+        </w:rPr>
+        <w:t>Tab and Coda,</w:t>
+      </w:r>
+      <w:r>
+        <w:rPr>
+          <w:rFonts w:cstheme="minorHAnsi"/>
+          <w:sz w:val="30"/>
+          <w:szCs w:val="30"/>
+        </w:rPr>
+        <w:t>”</w:t>
+      </w:r>
+      <w:r>
+        <w:rPr>
+          <w:rFonts w:cstheme="minorHAnsi"/>
+          <w:sz w:val="30"/>
+          <w:szCs w:val="30"/>
+        </w:rPr>
+        <w:t xml:space="preserve"> they integrate </w:t>
+      </w:r>
+      <w:r>
+        <w:rPr>
+          <w:rFonts w:cstheme="minorHAnsi"/>
+          <w:sz w:val="30"/>
+          <w:szCs w:val="30"/>
+        </w:rPr>
+        <w:t>modern</w:t>
+      </w:r>
+      <w:r>
+        <w:rPr>
+          <w:rFonts w:cstheme="minorHAnsi"/>
+          <w:sz w:val="30"/>
+          <w:szCs w:val="30"/>
+        </w:rPr>
+        <w:t xml:space="preserve"> music</w:t>
+      </w:r>
+      <w:r>
+        <w:rPr>
+          <w:rFonts w:cstheme="minorHAnsi"/>
+          <w:sz w:val="30"/>
+          <w:szCs w:val="30"/>
+        </w:rPr>
+        <w:t xml:space="preserve"> with ancient </w:t>
+      </w:r>
+      <w:r>
+        <w:rPr>
+          <w:rFonts w:cstheme="minorHAnsi"/>
+          <w:sz w:val="30"/>
+          <w:szCs w:val="30"/>
+        </w:rPr>
+        <w:t>hymns</w:t>
+      </w:r>
+      <w:r>
+        <w:rPr>
+          <w:rFonts w:cstheme="minorHAnsi"/>
+          <w:sz w:val="30"/>
+          <w:szCs w:val="30"/>
+        </w:rPr>
+        <w:t>, slowly falling in love.</w:t>
+      </w:r>
+    </w:p>
+    <w:p>
+      <w:pPr>
+        <w:spacing w:line="240" w:lineRule="auto"/>
+        <w:rPr>
+          <w:rFonts w:cstheme="minorHAnsi"/>
+          <w:sz w:val="30"/>
+          <w:szCs w:val="30"/>
+        </w:rPr>
+      </w:pPr>
+      <w:r>
+        <w:rPr>
+          <w:rFonts w:cstheme="minorHAnsi"/>
+          <w:sz w:val="30"/>
+          <w:szCs w:val="30"/>
+        </w:rPr>
+        <w:t xml:space="preserve">Scene 6: The </w:t>
+      </w:r>
+      <w:proofErr w:type="spellStart"/>
+      <w:r>
+        <w:rPr>
+          <w:rFonts w:cstheme="minorHAnsi"/>
+          <w:sz w:val="30"/>
+          <w:szCs w:val="30"/>
+        </w:rPr>
+        <w:t>Timepipers</w:t>
+      </w:r>
+      <w:proofErr w:type="spellEnd"/>
+      <w:r>
+        <w:rPr>
+          <w:rFonts w:cstheme="minorHAnsi"/>
+          <w:sz w:val="30"/>
+          <w:szCs w:val="30"/>
+        </w:rPr>
+        <w:t xml:space="preserve"> track down Tabitha, seeding her mind with existential doubts about her mortality. Though Tabitha wants a future with Dakota, Dakota's inner identity crisis stalls their relationship. Suddenly, Eternity violently intervenes, tearing the timeline apart and forcefully banishing Tabitha and Dakota back to their original centuries.</w:t>
+      </w:r>
+    </w:p>
+    <w:p>
+      <w:pPr>
+        <w:spacing w:line="240" w:lineRule="auto"/>
+        <w:rPr>
+          <w:rFonts w:cstheme="minorHAnsi"/>
+          <w:sz w:val="30"/>
+          <w:szCs w:val="30"/>
+        </w:rPr>
+      </w:pPr>
+    </w:p>
+    <w:p>
+      <w:pPr>
+        <w:spacing w:line="240" w:lineRule="auto"/>
+        <w:rPr>
+          <w:rFonts w:cstheme="minorHAnsi"/>
+          <w:sz w:val="30"/>
+          <w:szCs w:val="30"/>
+        </w:rPr>
+      </w:pPr>
+    </w:p>
+    <w:p>
+      <w:pPr>
+        <w:spacing w:line="240" w:lineRule="auto"/>
+        <w:rPr>
+          <w:rFonts w:cstheme="minorHAnsi"/>
+          <w:sz w:val="30"/>
+          <w:szCs w:val="30"/>
+        </w:rPr>
+      </w:pPr>
+      <w:r>
+        <w:rPr>
+          <w:rFonts w:cstheme="minorHAnsi"/>
+          <w:sz w:val="30"/>
+          <w:szCs w:val="30"/>
+        </w:rPr>
+        <w:lastRenderedPageBreak/>
+        <w:t>Act II</w:t>
+      </w:r>
+    </w:p>
+    <w:p>
+      <w:pPr>
+        <w:spacing w:line="240" w:lineRule="auto"/>
+        <w:rPr>
+          <w:rFonts w:cstheme="minorHAnsi"/>
+          <w:sz w:val="30"/>
+          <w:szCs w:val="30"/>
+        </w:rPr>
+      </w:pPr>
+      <w:r>
+        <w:rPr>
+          <w:rFonts w:cstheme="minorHAnsi"/>
+          <w:sz w:val="30"/>
+          <w:szCs w:val="30"/>
+        </w:rPr>
+        <w:t xml:space="preserve">Scene 1: The separation has a twist: Tabitha is accidentally thrown into the 21st Century, where she thrives </w:t>
+      </w:r>
+      <w:r>
+        <w:rPr>
+          <w:rFonts w:cstheme="minorHAnsi"/>
+          <w:sz w:val="30"/>
+          <w:szCs w:val="30"/>
+        </w:rPr>
+        <w:t xml:space="preserve">in </w:t>
+      </w:r>
+      <w:r>
+        <w:rPr>
+          <w:rFonts w:cstheme="minorHAnsi"/>
+          <w:sz w:val="30"/>
+          <w:szCs w:val="30"/>
+        </w:rPr>
+        <w:t>alternative hip</w:t>
+      </w:r>
+      <w:r>
+        <w:rPr>
+          <w:rFonts w:cstheme="minorHAnsi"/>
+          <w:sz w:val="30"/>
+          <w:szCs w:val="30"/>
+        </w:rPr>
+        <w:t xml:space="preserve"> </w:t>
+      </w:r>
+      <w:r>
+        <w:rPr>
+          <w:rFonts w:cstheme="minorHAnsi"/>
+          <w:sz w:val="30"/>
+          <w:szCs w:val="30"/>
+        </w:rPr>
+        <w:t xml:space="preserve">hop. </w:t>
+      </w:r>
+      <w:r>
+        <w:rPr>
+          <w:rFonts w:cstheme="minorHAnsi"/>
+          <w:sz w:val="30"/>
+          <w:szCs w:val="30"/>
+        </w:rPr>
+        <w:t>Meanwhile</w:t>
+      </w:r>
+      <w:r>
+        <w:rPr>
+          <w:rFonts w:cstheme="minorHAnsi"/>
+          <w:sz w:val="30"/>
+          <w:szCs w:val="30"/>
+        </w:rPr>
+        <w:t xml:space="preserve">, Dakota is stranded in 1st Century Galilee. </w:t>
+      </w:r>
+      <w:r>
+        <w:rPr>
+          <w:rFonts w:cstheme="minorHAnsi"/>
+          <w:sz w:val="30"/>
+          <w:szCs w:val="30"/>
+        </w:rPr>
+        <w:t>W</w:t>
+      </w:r>
+      <w:r>
+        <w:rPr>
+          <w:rFonts w:cstheme="minorHAnsi"/>
+          <w:sz w:val="30"/>
+          <w:szCs w:val="30"/>
+        </w:rPr>
+        <w:t>ith Tabitha's father, Dakota finds a stash of remaining basswood and carves a brand-new guitar.</w:t>
+      </w:r>
+    </w:p>
+    <w:p>
+      <w:pPr>
+        <w:spacing w:line="240" w:lineRule="auto"/>
+        <w:rPr>
+          <w:rFonts w:cstheme="minorHAnsi"/>
+          <w:sz w:val="30"/>
+          <w:szCs w:val="30"/>
+        </w:rPr>
+      </w:pPr>
+      <w:r>
+        <w:rPr>
+          <w:rFonts w:cstheme="minorHAnsi"/>
+          <w:sz w:val="30"/>
+          <w:szCs w:val="30"/>
+        </w:rPr>
+        <w:t>Scene 2: In the 21st Century, Tabitha visits a music history museum and uncovers a preserved historical guitar. She spots the distinct signature melodic line of Tab and Cod</w:t>
+      </w:r>
+      <w:r>
+        <w:rPr>
+          <w:rFonts w:cstheme="minorHAnsi"/>
+          <w:sz w:val="30"/>
+          <w:szCs w:val="30"/>
+        </w:rPr>
+        <w:t>a</w:t>
+      </w:r>
+      <w:r>
+        <w:rPr>
+          <w:rFonts w:cstheme="minorHAnsi"/>
+          <w:sz w:val="30"/>
+          <w:szCs w:val="30"/>
+        </w:rPr>
+        <w:t xml:space="preserve"> carved right into the wood. With the help of Dakota's modern-day mother</w:t>
+      </w:r>
+      <w:r>
+        <w:rPr>
+          <w:rFonts w:cstheme="minorHAnsi"/>
+          <w:sz w:val="30"/>
+          <w:szCs w:val="30"/>
+        </w:rPr>
+        <w:t xml:space="preserve">, </w:t>
+      </w:r>
+      <w:r>
+        <w:rPr>
+          <w:rFonts w:cstheme="minorHAnsi"/>
+          <w:sz w:val="30"/>
+          <w:szCs w:val="30"/>
+        </w:rPr>
+        <w:t>who validates her child's handwriting</w:t>
+      </w:r>
+      <w:r>
+        <w:rPr>
+          <w:rFonts w:cstheme="minorHAnsi"/>
+          <w:sz w:val="30"/>
+          <w:szCs w:val="30"/>
+        </w:rPr>
+        <w:t xml:space="preserve">, </w:t>
+      </w:r>
+      <w:r>
+        <w:rPr>
+          <w:rFonts w:cstheme="minorHAnsi"/>
+          <w:sz w:val="30"/>
+          <w:szCs w:val="30"/>
+        </w:rPr>
+        <w:t>Tabitha steals the artifact from the museum, successfully tearing a rift into a void-like time limbo where she and Dakota happily reunite.</w:t>
+      </w:r>
+    </w:p>
+    <w:p>
+      <w:pPr>
+        <w:spacing w:line="240" w:lineRule="auto"/>
+        <w:rPr>
+          <w:rFonts w:cstheme="minorHAnsi"/>
+          <w:sz w:val="30"/>
+          <w:szCs w:val="30"/>
+        </w:rPr>
+      </w:pPr>
+      <w:r>
+        <w:rPr>
+          <w:rFonts w:cstheme="minorHAnsi"/>
+          <w:sz w:val="30"/>
+          <w:szCs w:val="30"/>
+        </w:rPr>
+        <w:t>Scene 3: Outside of time, Eternity completely loses patience with the warped reality. They fire the Conductor</w:t>
+      </w:r>
+      <w:r>
+        <w:rPr>
+          <w:rFonts w:cstheme="minorHAnsi"/>
+          <w:sz w:val="30"/>
+          <w:szCs w:val="30"/>
+        </w:rPr>
+        <w:t>. D</w:t>
+      </w:r>
+      <w:r>
+        <w:rPr>
+          <w:rFonts w:cstheme="minorHAnsi"/>
+          <w:sz w:val="30"/>
+          <w:szCs w:val="30"/>
+        </w:rPr>
+        <w:t>iscovering the Conductor was secretly helping the lovers</w:t>
+      </w:r>
+      <w:r>
+        <w:rPr>
+          <w:rFonts w:cstheme="minorHAnsi"/>
+          <w:sz w:val="30"/>
+          <w:szCs w:val="30"/>
+        </w:rPr>
+        <w:t xml:space="preserve">, they </w:t>
+      </w:r>
+      <w:r>
+        <w:rPr>
+          <w:rFonts w:cstheme="minorHAnsi"/>
+          <w:sz w:val="30"/>
+          <w:szCs w:val="30"/>
+        </w:rPr>
+        <w:t xml:space="preserve">brutally stab the Conductor with their own baton. Eternity turns tyrannical, ordering the </w:t>
+      </w:r>
+      <w:proofErr w:type="spellStart"/>
+      <w:r>
+        <w:rPr>
+          <w:rFonts w:cstheme="minorHAnsi"/>
+          <w:sz w:val="30"/>
+          <w:szCs w:val="30"/>
+        </w:rPr>
+        <w:t>Timepipers</w:t>
+      </w:r>
+      <w:proofErr w:type="spellEnd"/>
+      <w:r>
+        <w:rPr>
+          <w:rFonts w:cstheme="minorHAnsi"/>
+          <w:sz w:val="30"/>
+          <w:szCs w:val="30"/>
+        </w:rPr>
+        <w:t xml:space="preserve"> to massacre the remaining members of the </w:t>
+      </w:r>
+      <w:proofErr w:type="spellStart"/>
+      <w:r>
+        <w:rPr>
+          <w:rFonts w:cstheme="minorHAnsi"/>
+          <w:sz w:val="30"/>
+          <w:szCs w:val="30"/>
+        </w:rPr>
+        <w:t>Timeharmonic</w:t>
+      </w:r>
+      <w:proofErr w:type="spellEnd"/>
+      <w:r>
+        <w:rPr>
+          <w:rFonts w:cstheme="minorHAnsi"/>
+          <w:sz w:val="30"/>
+          <w:szCs w:val="30"/>
+        </w:rPr>
+        <w:t xml:space="preserve"> Orchestra.</w:t>
+      </w:r>
+    </w:p>
+    <w:p>
+      <w:pPr>
+        <w:spacing w:line="240" w:lineRule="auto"/>
+        <w:rPr>
+          <w:rFonts w:cstheme="minorHAnsi"/>
+          <w:sz w:val="30"/>
+          <w:szCs w:val="30"/>
+        </w:rPr>
+      </w:pPr>
+      <w:r>
+        <w:rPr>
+          <w:rFonts w:cstheme="minorHAnsi"/>
+          <w:sz w:val="30"/>
+          <w:szCs w:val="30"/>
+        </w:rPr>
+        <w:t xml:space="preserve">Scene 4: Tumbling wildly through chaotic eras, Tabitha realizes their magical instruments can transcend the orchestra's cosmic powers. </w:t>
+      </w:r>
+      <w:r>
+        <w:rPr>
+          <w:rFonts w:cstheme="minorHAnsi"/>
+          <w:sz w:val="30"/>
+          <w:szCs w:val="30"/>
+        </w:rPr>
+        <w:t>T</w:t>
+      </w:r>
+      <w:r>
+        <w:rPr>
+          <w:rFonts w:cstheme="minorHAnsi"/>
+          <w:sz w:val="30"/>
+          <w:szCs w:val="30"/>
+        </w:rPr>
+        <w:t>hey must travel to the outer world, alter history, and save the Conductor from Eternity. The catch is that fixing the timeline will permanently force them back into their separate home eras. They make the leap, successfully fighting back and defending the Orchestra in a final performance.</w:t>
+      </w:r>
+    </w:p>
+    <w:p>
+      <w:pPr>
+        <w:spacing w:line="240" w:lineRule="auto"/>
+        <w:rPr>
+          <w:rFonts w:cstheme="minorHAnsi"/>
+          <w:sz w:val="30"/>
+          <w:szCs w:val="30"/>
+        </w:rPr>
+      </w:pPr>
+      <w:r>
+        <w:rPr>
+          <w:rFonts w:cstheme="minorHAnsi"/>
+          <w:sz w:val="30"/>
+          <w:szCs w:val="30"/>
+        </w:rPr>
+        <w:t xml:space="preserve">Scene 5: Back in the safe 21st Century, Dakota and their mother visit a music museum near Galilee, staring longingly at the guitar containing the "Tab and Coda" inscription. As the museum closes, the alarms blare out. Suddenly, the timeline </w:t>
+      </w:r>
+      <w:proofErr w:type="gramStart"/>
+      <w:r>
+        <w:rPr>
+          <w:rFonts w:cstheme="minorHAnsi"/>
+          <w:sz w:val="30"/>
+          <w:szCs w:val="30"/>
+        </w:rPr>
+        <w:t>fractures</w:t>
+      </w:r>
+      <w:proofErr w:type="gramEnd"/>
+      <w:r>
+        <w:rPr>
+          <w:rFonts w:cstheme="minorHAnsi"/>
+          <w:sz w:val="30"/>
+          <w:szCs w:val="30"/>
+        </w:rPr>
+        <w:t xml:space="preserve"> again: Tabitha and Dakota are instantly reunited in the Baroque Period. </w:t>
+      </w:r>
+      <w:r>
+        <w:rPr>
+          <w:rFonts w:cstheme="minorHAnsi"/>
+          <w:sz w:val="30"/>
+          <w:szCs w:val="30"/>
+        </w:rPr>
+        <w:t>T</w:t>
+      </w:r>
+      <w:r>
+        <w:rPr>
+          <w:rFonts w:cstheme="minorHAnsi"/>
+          <w:sz w:val="30"/>
+          <w:szCs w:val="30"/>
+        </w:rPr>
+        <w:t xml:space="preserve">he </w:t>
+      </w:r>
+      <w:proofErr w:type="spellStart"/>
+      <w:r>
+        <w:rPr>
+          <w:rFonts w:cstheme="minorHAnsi"/>
+          <w:sz w:val="30"/>
+          <w:szCs w:val="30"/>
+        </w:rPr>
+        <w:t>Timeharmonic</w:t>
+      </w:r>
+      <w:proofErr w:type="spellEnd"/>
+      <w:r>
+        <w:rPr>
+          <w:rFonts w:cstheme="minorHAnsi"/>
+          <w:sz w:val="30"/>
+          <w:szCs w:val="30"/>
+        </w:rPr>
+        <w:t xml:space="preserve"> Orchestra collapses back into beautiful, chaotic disarray around them.</w:t>
+      </w:r>
+    </w:p>
+    <w:p>
+      <w:pPr>
+        <w:spacing w:line="240" w:lineRule="auto"/>
+        <w:rPr>
+          <w:rFonts w:cstheme="minorHAnsi"/>
+          <w:sz w:val="30"/>
+          <w:szCs w:val="30"/>
+        </w:rPr>
+      </w:pPr>
+    </w:p>
+    <w:p>
+      <w:pPr>
+        <w:spacing w:line="240" w:lineRule="auto"/>
+        <w:rPr>
+          <w:rFonts w:cstheme="minorHAnsi"/>
+          <w:sz w:val="30"/>
+          <w:szCs w:val="30"/>
+        </w:rPr>
+      </w:pPr>
+    </w:p>
+    <w:p>
+      <w:pPr>
+        <w:spacing w:line="240" w:lineRule="auto"/>
+        <w:rPr>
+          <w:rFonts w:cstheme="minorHAnsi"/>
+          <w:sz w:val="30"/>
+          <w:szCs w:val="30"/>
+        </w:rPr>
+      </w:pPr>
     </w:p>
     <w:p>
       <w:pPr>
@@ -6255,47 +7640,7 @@
           <w:sz w:val="32"/>
           <w:szCs w:val="32"/>
         </w:rPr>
-        <w:t xml:space="preserve">(Reality </w:t>
-      </w:r>
-      <w:r>
-        <w:rPr>
-          <w:rFonts w:cstheme="minorHAnsi"/>
-          <w:sz w:val="32"/>
-          <w:szCs w:val="32"/>
-        </w:rPr>
-        <w:t>stares at the timeline</w:t>
-      </w:r>
-      <w:r>
-        <w:rPr>
-          <w:rFonts w:cstheme="minorHAnsi"/>
-          <w:sz w:val="32"/>
-          <w:szCs w:val="32"/>
-        </w:rPr>
-        <w:t xml:space="preserve"> as Frailty and Destiny </w:t>
-      </w:r>
-      <w:r>
-        <w:rPr>
-          <w:rFonts w:cstheme="minorHAnsi"/>
-          <w:sz w:val="32"/>
-          <w:szCs w:val="32"/>
-        </w:rPr>
-        <w:t>giggle</w:t>
-      </w:r>
-      <w:r>
-        <w:rPr>
-          <w:rFonts w:cstheme="minorHAnsi"/>
-          <w:sz w:val="32"/>
-          <w:szCs w:val="32"/>
-        </w:rPr>
-        <w:t>.</w:t>
-      </w:r>
-      <w:r>
-        <w:rPr>
-          <w:rFonts w:cstheme="minorHAnsi"/>
-          <w:sz w:val="32"/>
-          <w:szCs w:val="32"/>
-        </w:rPr>
-        <w:t>)</w:t>
+        <w:t>(Reality stares at the timeline as Frailty and Destiny giggle.)</w:t>
       </w:r>
     </w:p>
     <w:p>
@@ -6316,23 +7661,7 @@
           <w:sz w:val="32"/>
           <w:szCs w:val="32"/>
         </w:rPr>
-        <w:t xml:space="preserve">REALITY: You </w:t>
-      </w:r>
-      <w:r>
-        <w:rPr>
-          <w:rFonts w:cstheme="minorHAnsi"/>
-          <w:sz w:val="32"/>
-          <w:szCs w:val="32"/>
-        </w:rPr>
-        <w:t xml:space="preserve">two </w:t>
-      </w:r>
-      <w:r>
-        <w:rPr>
-          <w:rFonts w:cstheme="minorHAnsi"/>
-          <w:sz w:val="32"/>
-          <w:szCs w:val="32"/>
-        </w:rPr>
-        <w:t>cannot be going around playing Cupid!!!</w:t>
+        <w:t>REALITY: You two cannot be going around playing Cupid!!!</w:t>
       </w:r>
     </w:p>
     <w:p>
@@ -6353,23 +7682,25 @@
           <w:sz w:val="32"/>
           <w:szCs w:val="32"/>
         </w:rPr>
-        <w:t xml:space="preserve">FRAILTY: </w:t>
-      </w:r>
-      <w:r>
-        <w:rPr>
-          <w:rFonts w:cstheme="minorHAnsi"/>
-          <w:sz w:val="32"/>
-          <w:szCs w:val="32"/>
-        </w:rPr>
-        <w:t>Cupid</w:t>
-      </w:r>
-      <w:r>
-        <w:rPr>
-          <w:rFonts w:cstheme="minorHAnsi"/>
-          <w:sz w:val="32"/>
-          <w:szCs w:val="32"/>
-        </w:rPr>
-        <w:t xml:space="preserve"> won’t knowth,</w:t>
+        <w:t xml:space="preserve">FRAILTY: Cupid won’t </w:t>
+      </w:r>
+      <w:proofErr w:type="spellStart"/>
+      <w:r>
+        <w:rPr>
+          <w:rFonts w:cstheme="minorHAnsi"/>
+          <w:sz w:val="32"/>
+          <w:szCs w:val="32"/>
+        </w:rPr>
+        <w:t>knowth</w:t>
+      </w:r>
+      <w:proofErr w:type="spellEnd"/>
+      <w:r>
+        <w:rPr>
+          <w:rFonts w:cstheme="minorHAnsi"/>
+          <w:sz w:val="32"/>
+          <w:szCs w:val="32"/>
+        </w:rPr>
+        <w:t>,</w:t>
       </w:r>
       <w:r>
         <w:rPr>
@@ -6378,7 +7709,43 @@
           <w:szCs w:val="32"/>
         </w:rPr>
         <w:tab/>
-        <w:t>DESTINY: They ain’t gonna know,</w:t>
+        <w:t xml:space="preserve">DESTINY: They </w:t>
+      </w:r>
+      <w:proofErr w:type="spellStart"/>
+      <w:r>
+        <w:rPr>
+          <w:rFonts w:cstheme="minorHAnsi"/>
+          <w:sz w:val="32"/>
+          <w:szCs w:val="32"/>
+        </w:rPr>
+        <w:t>ain’t</w:t>
+      </w:r>
+      <w:proofErr w:type="spellEnd"/>
+      <w:r>
+        <w:rPr>
+          <w:rFonts w:cstheme="minorHAnsi"/>
+          <w:sz w:val="32"/>
+          <w:szCs w:val="32"/>
+        </w:rPr>
+        <w:t xml:space="preserve"> </w:t>
+      </w:r>
+      <w:proofErr w:type="spellStart"/>
+      <w:r>
+        <w:rPr>
+          <w:rFonts w:cstheme="minorHAnsi"/>
+          <w:sz w:val="32"/>
+          <w:szCs w:val="32"/>
+        </w:rPr>
+        <w:t>gonna</w:t>
+      </w:r>
+      <w:proofErr w:type="spellEnd"/>
+      <w:r>
+        <w:rPr>
+          <w:rFonts w:cstheme="minorHAnsi"/>
+          <w:sz w:val="32"/>
+          <w:szCs w:val="32"/>
+        </w:rPr>
+        <w:t xml:space="preserve"> know,</w:t>
       </w:r>
       <w:r>
         <w:rPr>
@@ -6387,15 +7754,7 @@
           <w:szCs w:val="32"/>
         </w:rPr>
         <w:br/>
-        <w:t>they’re on a journey.</w:t>
-      </w:r>
-      <w:r>
-        <w:rPr>
-          <w:rFonts w:cstheme="minorHAnsi"/>
-          <w:sz w:val="32"/>
-          <w:szCs w:val="32"/>
-        </w:rPr>
-        <w:t xml:space="preserve"> They’ve</w:t>
+        <w:t>they’re on a journey. They’ve</w:t>
       </w:r>
       <w:r>
         <w:rPr>
@@ -6413,15 +7772,7 @@
           <w:szCs w:val="32"/>
         </w:rPr>
         <w:br/>
-        <w:t>started something</w:t>
-      </w:r>
-      <w:r>
-        <w:rPr>
-          <w:rFonts w:cstheme="minorHAnsi"/>
-          <w:sz w:val="32"/>
-          <w:szCs w:val="32"/>
-        </w:rPr>
-        <w:t xml:space="preserve"> extraordinary.</w:t>
+        <w:t>started something extraordinary.</w:t>
       </w:r>
       <w:r>
         <w:rPr>
@@ -6451,55 +7802,7 @@
           <w:sz w:val="32"/>
           <w:szCs w:val="32"/>
         </w:rPr>
-        <w:t xml:space="preserve">REALITY: </w:t>
-      </w:r>
-      <w:r>
-        <w:rPr>
-          <w:rFonts w:cstheme="minorHAnsi"/>
-          <w:sz w:val="32"/>
-          <w:szCs w:val="32"/>
-        </w:rPr>
-        <w:t>We’ve got to get Tabitha and Dakota back in their timelines</w:t>
-      </w:r>
-      <w:r>
-        <w:rPr>
-          <w:rFonts w:cstheme="minorHAnsi"/>
-          <w:sz w:val="32"/>
-          <w:szCs w:val="32"/>
-        </w:rPr>
-        <w:t>, or it’ll be our own past</w:t>
-      </w:r>
-      <w:r>
-        <w:rPr>
-          <w:rFonts w:cstheme="minorHAnsi"/>
-          <w:sz w:val="32"/>
-          <w:szCs w:val="32"/>
-        </w:rPr>
-        <w:t>s</w:t>
-      </w:r>
-      <w:r>
-        <w:rPr>
-          <w:rFonts w:cstheme="minorHAnsi"/>
-          <w:sz w:val="32"/>
-          <w:szCs w:val="32"/>
-        </w:rPr>
-        <w:t>, present</w:t>
-      </w:r>
-      <w:r>
-        <w:rPr>
-          <w:rFonts w:cstheme="minorHAnsi"/>
-          <w:sz w:val="32"/>
-          <w:szCs w:val="32"/>
-        </w:rPr>
-        <w:t>s</w:t>
-      </w:r>
-      <w:r>
-        <w:rPr>
-          <w:rFonts w:cstheme="minorHAnsi"/>
-          <w:sz w:val="32"/>
-          <w:szCs w:val="32"/>
-        </w:rPr>
-        <w:t>, and futures on the line!</w:t>
+        <w:t>REALITY: We’ve got to get Tabitha and Dakota back in their timelines, or it’ll be our own pasts, presents, and futures on the line!</w:t>
       </w:r>
     </w:p>
     <w:p>
@@ -6520,31 +7823,43 @@
           <w:sz w:val="32"/>
           <w:szCs w:val="32"/>
         </w:rPr>
-        <w:t xml:space="preserve">DESTINY: </w:t>
-      </w:r>
-      <w:r>
-        <w:rPr>
-          <w:rFonts w:cstheme="minorHAnsi"/>
-          <w:sz w:val="32"/>
-          <w:szCs w:val="32"/>
-        </w:rPr>
-        <w:t xml:space="preserve">(acting cute) </w:t>
-      </w:r>
-      <w:r>
-        <w:rPr>
-          <w:rFonts w:cstheme="minorHAnsi"/>
-          <w:sz w:val="32"/>
-          <w:szCs w:val="32"/>
-        </w:rPr>
-        <w:t>Eternity ain’t gonna take it out on us</w:t>
-      </w:r>
-      <w:r>
-        <w:rPr>
-          <w:rFonts w:cstheme="minorHAnsi"/>
-          <w:sz w:val="32"/>
-          <w:szCs w:val="32"/>
-        </w:rPr>
-        <w:t>…</w:t>
+        <w:t xml:space="preserve">DESTINY: (acting cute) Eternity </w:t>
+      </w:r>
+      <w:proofErr w:type="spellStart"/>
+      <w:r>
+        <w:rPr>
+          <w:rFonts w:cstheme="minorHAnsi"/>
+          <w:sz w:val="32"/>
+          <w:szCs w:val="32"/>
+        </w:rPr>
+        <w:t>ain’t</w:t>
+      </w:r>
+      <w:proofErr w:type="spellEnd"/>
+      <w:r>
+        <w:rPr>
+          <w:rFonts w:cstheme="minorHAnsi"/>
+          <w:sz w:val="32"/>
+          <w:szCs w:val="32"/>
+        </w:rPr>
+        <w:t xml:space="preserve"> </w:t>
+      </w:r>
+      <w:proofErr w:type="spellStart"/>
+      <w:r>
+        <w:rPr>
+          <w:rFonts w:cstheme="minorHAnsi"/>
+          <w:sz w:val="32"/>
+          <w:szCs w:val="32"/>
+        </w:rPr>
+        <w:t>gonna</w:t>
+      </w:r>
+      <w:proofErr w:type="spellEnd"/>
+      <w:r>
+        <w:rPr>
+          <w:rFonts w:cstheme="minorHAnsi"/>
+          <w:sz w:val="32"/>
+          <w:szCs w:val="32"/>
+        </w:rPr>
+        <w:t xml:space="preserve"> take it out on us…</w:t>
       </w:r>
     </w:p>
     <w:p>
@@ -6565,63 +7880,7 @@
           <w:sz w:val="32"/>
           <w:szCs w:val="32"/>
         </w:rPr>
-        <w:t xml:space="preserve">FRAILTY: They </w:t>
-      </w:r>
-      <w:r>
-        <w:rPr>
-          <w:rFonts w:cstheme="minorHAnsi"/>
-          <w:sz w:val="32"/>
-          <w:szCs w:val="32"/>
-        </w:rPr>
-        <w:t>will ensure</w:t>
-      </w:r>
-      <w:r>
-        <w:rPr>
-          <w:rFonts w:cstheme="minorHAnsi"/>
-          <w:sz w:val="32"/>
-          <w:szCs w:val="32"/>
-        </w:rPr>
-        <w:t xml:space="preserve"> </w:t>
-      </w:r>
-      <w:r>
-        <w:rPr>
-          <w:rFonts w:cstheme="minorHAnsi"/>
-          <w:sz w:val="32"/>
-          <w:szCs w:val="32"/>
-        </w:rPr>
-        <w:t xml:space="preserve">the </w:t>
-      </w:r>
-      <w:r>
-        <w:rPr>
-          <w:rFonts w:cstheme="minorHAnsi"/>
-          <w:sz w:val="32"/>
-          <w:szCs w:val="32"/>
-        </w:rPr>
-        <w:t>C</w:t>
-      </w:r>
-      <w:r>
-        <w:rPr>
-          <w:rFonts w:cstheme="minorHAnsi"/>
-          <w:sz w:val="32"/>
-          <w:szCs w:val="32"/>
-        </w:rPr>
-        <w:t>onductor</w:t>
-      </w:r>
-      <w:r>
-        <w:rPr>
-          <w:rFonts w:cstheme="minorHAnsi"/>
-          <w:sz w:val="32"/>
-          <w:szCs w:val="32"/>
-        </w:rPr>
-        <w:t xml:space="preserve"> won’t see tomorrow, or yesterday, or today</w:t>
-      </w:r>
-      <w:r>
-        <w:rPr>
-          <w:rFonts w:cstheme="minorHAnsi"/>
-          <w:sz w:val="32"/>
-          <w:szCs w:val="32"/>
-        </w:rPr>
-        <w:t>.</w:t>
+        <w:t>FRAILTY: They will ensure the Conductor won’t see tomorrow, or yesterday, or today.</w:t>
       </w:r>
     </w:p>
     <w:p>
@@ -6663,15 +7922,7 @@
           <w:sz w:val="32"/>
           <w:szCs w:val="32"/>
         </w:rPr>
-        <w:t>REALITY: Keep conducting!</w:t>
-      </w:r>
-      <w:r>
-        <w:rPr>
-          <w:rFonts w:cstheme="minorHAnsi"/>
-          <w:sz w:val="32"/>
-          <w:szCs w:val="32"/>
-        </w:rPr>
-        <w:t xml:space="preserve"> You heard nothing.</w:t>
+        <w:t>REALITY: Keep conducting! You heard nothing.</w:t>
       </w:r>
     </w:p>
     <w:p>
@@ -6707,71 +7958,7 @@
           <w:sz w:val="30"/>
           <w:szCs w:val="30"/>
         </w:rPr>
-        <w:t xml:space="preserve">REALITY: The timeline </w:t>
-      </w:r>
-      <w:r>
-        <w:rPr>
-          <w:rFonts w:cstheme="minorHAnsi"/>
-          <w:sz w:val="30"/>
-          <w:szCs w:val="30"/>
-        </w:rPr>
-        <w:t>will be</w:t>
-      </w:r>
-      <w:r>
-        <w:rPr>
-          <w:rFonts w:cstheme="minorHAnsi"/>
-          <w:sz w:val="30"/>
-          <w:szCs w:val="30"/>
-        </w:rPr>
-        <w:t xml:space="preserve"> </w:t>
-      </w:r>
-      <w:r>
-        <w:rPr>
-          <w:rFonts w:cstheme="minorHAnsi"/>
-          <w:sz w:val="30"/>
-          <w:szCs w:val="30"/>
-        </w:rPr>
-        <w:t>erased,</w:t>
-      </w:r>
-      <w:r>
-        <w:rPr>
-          <w:rFonts w:cstheme="minorHAnsi"/>
-          <w:sz w:val="30"/>
-          <w:szCs w:val="30"/>
-        </w:rPr>
-        <w:t xml:space="preserve"> and Madam/Sir Eternity will take it to the </w:t>
-      </w:r>
-      <w:r>
-        <w:rPr>
-          <w:rFonts w:cstheme="minorHAnsi"/>
-          <w:sz w:val="30"/>
-          <w:szCs w:val="30"/>
-        </w:rPr>
-        <w:t>H</w:t>
-      </w:r>
-      <w:r>
-        <w:rPr>
-          <w:rFonts w:cstheme="minorHAnsi"/>
-          <w:sz w:val="30"/>
-          <w:szCs w:val="30"/>
-        </w:rPr>
-        <w:t xml:space="preserve">igher </w:t>
-      </w:r>
-      <w:r>
-        <w:rPr>
-          <w:rFonts w:cstheme="minorHAnsi"/>
-          <w:sz w:val="30"/>
-          <w:szCs w:val="30"/>
-        </w:rPr>
-        <w:t>U</w:t>
-      </w:r>
-      <w:r>
-        <w:rPr>
-          <w:rFonts w:cstheme="minorHAnsi"/>
-          <w:sz w:val="30"/>
-          <w:szCs w:val="30"/>
-        </w:rPr>
-        <w:t>ps to reorchestrate history.</w:t>
+        <w:t>REALITY: The timeline will be erased, and Madam/Sir Eternity will take it to the Higher Ups to reorchestrate history.</w:t>
       </w:r>
     </w:p>
     <w:p>
@@ -6789,31 +7976,7 @@
           <w:sz w:val="30"/>
           <w:szCs w:val="30"/>
         </w:rPr>
-        <w:t>FRAILTY:</w:t>
-      </w:r>
-      <w:r>
-        <w:rPr>
-          <w:rFonts w:cstheme="minorHAnsi"/>
-          <w:sz w:val="30"/>
-          <w:szCs w:val="30"/>
-        </w:rPr>
-        <w:t xml:space="preserve"> Gone will be m</w:t>
-      </w:r>
-      <w:r>
-        <w:rPr>
-          <w:rFonts w:cstheme="minorHAnsi"/>
-          <w:sz w:val="30"/>
-          <w:szCs w:val="30"/>
-        </w:rPr>
-        <w:t>y tree</w:t>
-      </w:r>
-      <w:r>
-        <w:rPr>
-          <w:rFonts w:cstheme="minorHAnsi"/>
-          <w:sz w:val="30"/>
-          <w:szCs w:val="30"/>
-        </w:rPr>
-        <w:t>s and dolls…</w:t>
+        <w:t>FRAILTY: Gone will be my trees and dolls…</w:t>
       </w:r>
     </w:p>
     <w:p>
@@ -6849,31 +8012,7 @@
           <w:sz w:val="30"/>
           <w:szCs w:val="30"/>
         </w:rPr>
-        <w:t xml:space="preserve">DESTINY: My </w:t>
-      </w:r>
-      <w:r>
-        <w:rPr>
-          <w:rFonts w:cstheme="minorHAnsi"/>
-          <w:sz w:val="30"/>
-          <w:szCs w:val="30"/>
-        </w:rPr>
-        <w:t xml:space="preserve">followers </w:t>
-      </w:r>
-      <w:r>
-        <w:rPr>
-          <w:rFonts w:cstheme="minorHAnsi"/>
-          <w:sz w:val="30"/>
-          <w:szCs w:val="30"/>
-        </w:rPr>
-        <w:t xml:space="preserve">on </w:t>
-      </w:r>
-      <w:r>
-        <w:rPr>
-          <w:rFonts w:cstheme="minorHAnsi"/>
-          <w:sz w:val="30"/>
-          <w:szCs w:val="30"/>
-        </w:rPr>
-        <w:t>TikTok…</w:t>
+        <w:t>DESTINY: My followers on TikTok…</w:t>
       </w:r>
     </w:p>
     <w:p>
@@ -6909,31 +8048,7 @@
           <w:sz w:val="30"/>
           <w:szCs w:val="30"/>
         </w:rPr>
-        <w:t xml:space="preserve">DESTINY: It’s </w:t>
-      </w:r>
-      <w:r>
-        <w:rPr>
-          <w:rFonts w:cstheme="minorHAnsi"/>
-          <w:sz w:val="30"/>
-          <w:szCs w:val="30"/>
-        </w:rPr>
-        <w:t xml:space="preserve">what I named my </w:t>
-      </w:r>
-      <w:r>
-        <w:rPr>
-          <w:rFonts w:cstheme="minorHAnsi"/>
-          <w:sz w:val="30"/>
-          <w:szCs w:val="30"/>
-        </w:rPr>
-        <w:t>cuckoo</w:t>
-      </w:r>
-      <w:r>
-        <w:rPr>
-          <w:rFonts w:cstheme="minorHAnsi"/>
-          <w:sz w:val="30"/>
-          <w:szCs w:val="30"/>
-        </w:rPr>
-        <w:t xml:space="preserve"> clock…</w:t>
+        <w:t>DESTINY: It’s what I named my cuckoo clock…</w:t>
       </w:r>
     </w:p>
     <w:p>
@@ -6951,47 +8066,7 @@
           <w:sz w:val="30"/>
           <w:szCs w:val="30"/>
         </w:rPr>
-        <w:t>REALITY:</w:t>
-      </w:r>
-      <w:r>
-        <w:rPr>
-          <w:rFonts w:cstheme="minorHAnsi"/>
-          <w:sz w:val="30"/>
-          <w:szCs w:val="30"/>
-        </w:rPr>
-        <w:t xml:space="preserve"> The </w:t>
-      </w:r>
-      <w:r>
-        <w:rPr>
-          <w:rFonts w:cstheme="minorHAnsi"/>
-          <w:sz w:val="30"/>
-          <w:szCs w:val="30"/>
-        </w:rPr>
-        <w:t>Higher Ups will</w:t>
-      </w:r>
-      <w:r>
-        <w:rPr>
-          <w:rFonts w:cstheme="minorHAnsi"/>
-          <w:sz w:val="30"/>
-          <w:szCs w:val="30"/>
-        </w:rPr>
-        <w:t xml:space="preserve"> not</w:t>
-      </w:r>
-      <w:r>
-        <w:rPr>
-          <w:rFonts w:cstheme="minorHAnsi"/>
-          <w:sz w:val="30"/>
-          <w:szCs w:val="30"/>
-        </w:rPr>
-        <w:t xml:space="preserve"> make a Tyrannosaurus Rex the same way</w:t>
-      </w:r>
-      <w:r>
-        <w:rPr>
-          <w:rFonts w:cstheme="minorHAnsi"/>
-          <w:sz w:val="30"/>
-          <w:szCs w:val="30"/>
-        </w:rPr>
-        <w:t>.</w:t>
+        <w:t>REALITY: The Higher Ups will not make a Tyrannosaurus Rex the same way.</w:t>
       </w:r>
     </w:p>
     <w:p>
@@ -7009,15 +8084,7 @@
           <w:sz w:val="30"/>
           <w:szCs w:val="30"/>
         </w:rPr>
-        <w:t xml:space="preserve">FRAILTY: </w:t>
-      </w:r>
-      <w:r>
-        <w:rPr>
-          <w:rFonts w:cstheme="minorHAnsi"/>
-          <w:sz w:val="30"/>
-          <w:szCs w:val="30"/>
-        </w:rPr>
-        <w:t>They could do without the feathers this time.</w:t>
+        <w:t>FRAILTY: They could do without the feathers this time.</w:t>
       </w:r>
     </w:p>
     <w:p>
@@ -7037,61 +8104,23 @@
         </w:rPr>
         <w:t xml:space="preserve">DESTINY: </w:t>
       </w:r>
-      <w:r>
-        <w:rPr>
-          <w:rFonts w:cstheme="minorHAnsi"/>
-          <w:sz w:val="30"/>
-          <w:szCs w:val="30"/>
-        </w:rPr>
-        <w:t>Dead</w:t>
-      </w:r>
-      <w:r>
-        <w:rPr>
-          <w:rFonts w:cstheme="minorHAnsi"/>
-          <w:sz w:val="30"/>
-          <w:szCs w:val="30"/>
-        </w:rPr>
-        <w:t>-tex</w:t>
-      </w:r>
-      <w:r>
-        <w:rPr>
-          <w:rFonts w:cstheme="minorHAnsi"/>
-          <w:sz w:val="30"/>
-          <w:szCs w:val="30"/>
-        </w:rPr>
-        <w:t xml:space="preserve">. </w:t>
-      </w:r>
-      <w:r>
-        <w:rPr>
-          <w:rFonts w:cstheme="minorHAnsi"/>
-          <w:sz w:val="30"/>
-          <w:szCs w:val="30"/>
-        </w:rPr>
-        <w:t>They had feathers?</w:t>
-      </w:r>
-      <w:r>
-        <w:rPr>
-          <w:rFonts w:cstheme="minorHAnsi"/>
-          <w:sz w:val="30"/>
-          <w:szCs w:val="30"/>
-        </w:rPr>
-        <w:t>!!!</w:t>
-      </w:r>
-      <w:r>
-        <w:rPr>
-          <w:rFonts w:cstheme="minorHAnsi"/>
-          <w:sz w:val="30"/>
-          <w:szCs w:val="30"/>
-        </w:rPr>
-        <w:t xml:space="preserve"> So demure</w:t>
-      </w:r>
-      <w:r>
-        <w:rPr>
-          <w:rFonts w:cstheme="minorHAnsi"/>
-          <w:sz w:val="30"/>
-          <w:szCs w:val="30"/>
-        </w:rPr>
-        <w:t>…</w:t>
+      <w:proofErr w:type="gramStart"/>
+      <w:r>
+        <w:rPr>
+          <w:rFonts w:cstheme="minorHAnsi"/>
+          <w:sz w:val="30"/>
+          <w:szCs w:val="30"/>
+        </w:rPr>
+        <w:t>Dead-tex</w:t>
+      </w:r>
+      <w:proofErr w:type="gramEnd"/>
+      <w:r>
+        <w:rPr>
+          <w:rFonts w:cstheme="minorHAnsi"/>
+          <w:sz w:val="30"/>
+          <w:szCs w:val="30"/>
+        </w:rPr>
+        <w:t>. They had feathers?!!! So demure…</w:t>
       </w:r>
     </w:p>
     <w:p>
@@ -7109,7 +8138,25 @@
           <w:sz w:val="30"/>
           <w:szCs w:val="30"/>
         </w:rPr>
-        <w:t>REALITY: You were on TikTok cuckoo clock when you shoulda paid attention.</w:t>
+        <w:t xml:space="preserve">REALITY: You were on TikTok cuckoo clock when you </w:t>
+      </w:r>
+      <w:proofErr w:type="spellStart"/>
+      <w:r>
+        <w:rPr>
+          <w:rFonts w:cstheme="minorHAnsi"/>
+          <w:sz w:val="30"/>
+          <w:szCs w:val="30"/>
+        </w:rPr>
+        <w:t>shoulda</w:t>
+      </w:r>
+      <w:proofErr w:type="spellEnd"/>
+      <w:r>
+        <w:rPr>
+          <w:rFonts w:cstheme="minorHAnsi"/>
+          <w:sz w:val="30"/>
+          <w:szCs w:val="30"/>
+        </w:rPr>
+        <w:t xml:space="preserve"> paid attention.</w:t>
       </w:r>
     </w:p>
     <w:sectPr>
@@ -7708,98 +8755,9 @@
     </w:lvl>
   </w:abstractNum>
   <w:abstractNum w:abstractNumId="4" w15:restartNumberingAfterBreak="0">
-    <w:nsid w:val="16741B75"/>
-    <w:multiLevelType w:val="hybridMultilevel"/>
-    <w:tmpl w:val="7A70C21E"/>
-    <w:lvl w:ilvl="0" w:tplc="2FF2BB64">
-      <w:start w:val="1"/>
-      <w:numFmt w:val="decimal"/>
-      <w:lvlText w:val="%1."/>
-      <w:lvlJc w:val="left"/>
-      <w:pPr>
-        <w:ind w:left="1080" w:hanging="360"/>
-      </w:pPr>
-      <w:rPr>
-        <w:rFonts w:hint="default"/>
-      </w:rPr>
-    </w:lvl>
-    <w:lvl w:ilvl="1" w:tplc="04090019" w:tentative="1">
-      <w:start w:val="1"/>
-      <w:numFmt w:val="lowerLetter"/>
-      <w:lvlText w:val="%2."/>
-      <w:lvlJc w:val="left"/>
-      <w:pPr>
-        <w:ind w:left="1800" w:hanging="360"/>
-      </w:pPr>
-    </w:lvl>
-    <w:lvl w:ilvl="2" w:tplc="0409001B" w:tentative="1">
-      <w:start w:val="1"/>
-      <w:numFmt w:val="lowerRoman"/>
-      <w:lvlText w:val="%3."/>
-      <w:lvlJc w:val="right"/>
-      <w:pPr>
-        <w:ind w:left="2520" w:hanging="180"/>
-      </w:pPr>
-    </w:lvl>
-    <w:lvl w:ilvl="3" w:tplc="0409000F" w:tentative="1">
-      <w:start w:val="1"/>
-      <w:numFmt w:val="decimal"/>
-      <w:lvlText w:val="%4."/>
-      <w:lvlJc w:val="left"/>
-      <w:pPr>
-        <w:ind w:left="3240" w:hanging="360"/>
-      </w:pPr>
-    </w:lvl>
-    <w:lvl w:ilvl="4" w:tplc="04090019" w:tentative="1">
-      <w:start w:val="1"/>
-      <w:numFmt w:val="lowerLetter"/>
-      <w:lvlText w:val="%5."/>
-      <w:lvlJc w:val="left"/>
-      <w:pPr>
-        <w:ind w:left="3960" w:hanging="360"/>
-      </w:pPr>
-    </w:lvl>
-    <w:lvl w:ilvl="5" w:tplc="0409001B" w:tentative="1">
-      <w:start w:val="1"/>
-      <w:numFmt w:val="lowerRoman"/>
-      <w:lvlText w:val="%6."/>
-      <w:lvlJc w:val="right"/>
-      <w:pPr>
-        <w:ind w:left="4680" w:hanging="180"/>
-      </w:pPr>
-    </w:lvl>
-    <w:lvl w:ilvl="6" w:tplc="0409000F" w:tentative="1">
-      <w:start w:val="1"/>
-      <w:numFmt w:val="decimal"/>
-      <w:lvlText w:val="%7."/>
-      <w:lvlJc w:val="left"/>
-      <w:pPr>
-        <w:ind w:left="5400" w:hanging="360"/>
-      </w:pPr>
-    </w:lvl>
-    <w:lvl w:ilvl="7" w:tplc="04090019" w:tentative="1">
-      <w:start w:val="1"/>
-      <w:numFmt w:val="lowerLetter"/>
-      <w:lvlText w:val="%8."/>
-      <w:lvlJc w:val="left"/>
-      <w:pPr>
-        <w:ind w:left="6120" w:hanging="360"/>
-      </w:pPr>
-    </w:lvl>
-    <w:lvl w:ilvl="8" w:tplc="0409001B" w:tentative="1">
-      <w:start w:val="1"/>
-      <w:numFmt w:val="lowerRoman"/>
-      <w:lvlText w:val="%9."/>
-      <w:lvlJc w:val="right"/>
-      <w:pPr>
-        <w:ind w:left="6840" w:hanging="180"/>
-      </w:pPr>
-    </w:lvl>
-  </w:abstractNum>
-  <w:abstractNum w:abstractNumId="5" w15:restartNumberingAfterBreak="0">
-    <w:nsid w:val="2DBB1848"/>
+    <w:nsid w:val="161015E8"/>
     <w:multiLevelType w:val="multilevel"/>
-    <w:tmpl w:val="7FCE9676"/>
+    <w:tmpl w:val="2E62ED3E"/>
     <w:lvl w:ilvl="0">
       <w:start w:val="1"/>
       <w:numFmt w:val="bullet"/>
@@ -7945,11 +8903,11 @@
       </w:rPr>
     </w:lvl>
   </w:abstractNum>
-  <w:abstractNum w:abstractNumId="6" w15:restartNumberingAfterBreak="0">
-    <w:nsid w:val="39DD0E57"/>
+  <w:abstractNum w:abstractNumId="5" w15:restartNumberingAfterBreak="0">
+    <w:nsid w:val="16741B75"/>
     <w:multiLevelType w:val="hybridMultilevel"/>
-    <w:tmpl w:val="ED4ACED8"/>
-    <w:lvl w:ilvl="0" w:tplc="0AE8D042">
+    <w:tmpl w:val="7A70C21E"/>
+    <w:lvl w:ilvl="0" w:tplc="2FF2BB64">
       <w:start w:val="1"/>
       <w:numFmt w:val="decimal"/>
       <w:lvlText w:val="%1."/>
@@ -8034,7 +8992,394 @@
       </w:pPr>
     </w:lvl>
   </w:abstractNum>
+  <w:abstractNum w:abstractNumId="6" w15:restartNumberingAfterBreak="0">
+    <w:nsid w:val="267E74F4"/>
+    <w:multiLevelType w:val="multilevel"/>
+    <w:tmpl w:val="09B009FC"/>
+    <w:lvl w:ilvl="0">
+      <w:start w:val="1"/>
+      <w:numFmt w:val="bullet"/>
+      <w:lvlText w:val=""/>
+      <w:lvlJc w:val="left"/>
+      <w:pPr>
+        <w:tabs>
+          <w:tab w:val="num" w:pos="720"/>
+        </w:tabs>
+        <w:ind w:left="720" w:hanging="360"/>
+      </w:pPr>
+      <w:rPr>
+        <w:rFonts w:ascii="Symbol" w:hAnsi="Symbol" w:hint="default"/>
+        <w:sz w:val="20"/>
+      </w:rPr>
+    </w:lvl>
+    <w:lvl w:ilvl="1" w:tentative="1">
+      <w:start w:val="1"/>
+      <w:numFmt w:val="bullet"/>
+      <w:lvlText w:val="o"/>
+      <w:lvlJc w:val="left"/>
+      <w:pPr>
+        <w:tabs>
+          <w:tab w:val="num" w:pos="1440"/>
+        </w:tabs>
+        <w:ind w:left="1440" w:hanging="360"/>
+      </w:pPr>
+      <w:rPr>
+        <w:rFonts w:ascii="Courier New" w:hAnsi="Courier New" w:hint="default"/>
+        <w:sz w:val="20"/>
+      </w:rPr>
+    </w:lvl>
+    <w:lvl w:ilvl="2" w:tentative="1">
+      <w:start w:val="1"/>
+      <w:numFmt w:val="bullet"/>
+      <w:lvlText w:val=""/>
+      <w:lvlJc w:val="left"/>
+      <w:pPr>
+        <w:tabs>
+          <w:tab w:val="num" w:pos="2160"/>
+        </w:tabs>
+        <w:ind w:left="2160" w:hanging="360"/>
+      </w:pPr>
+      <w:rPr>
+        <w:rFonts w:ascii="Wingdings" w:hAnsi="Wingdings" w:hint="default"/>
+        <w:sz w:val="20"/>
+      </w:rPr>
+    </w:lvl>
+    <w:lvl w:ilvl="3" w:tentative="1">
+      <w:start w:val="1"/>
+      <w:numFmt w:val="bullet"/>
+      <w:lvlText w:val=""/>
+      <w:lvlJc w:val="left"/>
+      <w:pPr>
+        <w:tabs>
+          <w:tab w:val="num" w:pos="2880"/>
+        </w:tabs>
+        <w:ind w:left="2880" w:hanging="360"/>
+      </w:pPr>
+      <w:rPr>
+        <w:rFonts w:ascii="Wingdings" w:hAnsi="Wingdings" w:hint="default"/>
+        <w:sz w:val="20"/>
+      </w:rPr>
+    </w:lvl>
+    <w:lvl w:ilvl="4" w:tentative="1">
+      <w:start w:val="1"/>
+      <w:numFmt w:val="bullet"/>
+      <w:lvlText w:val=""/>
+      <w:lvlJc w:val="left"/>
+      <w:pPr>
+        <w:tabs>
+          <w:tab w:val="num" w:pos="3600"/>
+        </w:tabs>
+        <w:ind w:left="3600" w:hanging="360"/>
+      </w:pPr>
+      <w:rPr>
+        <w:rFonts w:ascii="Wingdings" w:hAnsi="Wingdings" w:hint="default"/>
+        <w:sz w:val="20"/>
+      </w:rPr>
+    </w:lvl>
+    <w:lvl w:ilvl="5" w:tentative="1">
+      <w:start w:val="1"/>
+      <w:numFmt w:val="bullet"/>
+      <w:lvlText w:val=""/>
+      <w:lvlJc w:val="left"/>
+      <w:pPr>
+        <w:tabs>
+          <w:tab w:val="num" w:pos="4320"/>
+        </w:tabs>
+        <w:ind w:left="4320" w:hanging="360"/>
+      </w:pPr>
+      <w:rPr>
+        <w:rFonts w:ascii="Wingdings" w:hAnsi="Wingdings" w:hint="default"/>
+        <w:sz w:val="20"/>
+      </w:rPr>
+    </w:lvl>
+    <w:lvl w:ilvl="6" w:tentative="1">
+      <w:start w:val="1"/>
+      <w:numFmt w:val="bullet"/>
+      <w:lvlText w:val=""/>
+      <w:lvlJc w:val="left"/>
+      <w:pPr>
+        <w:tabs>
+          <w:tab w:val="num" w:pos="5040"/>
+        </w:tabs>
+        <w:ind w:left="5040" w:hanging="360"/>
+      </w:pPr>
+      <w:rPr>
+        <w:rFonts w:ascii="Wingdings" w:hAnsi="Wingdings" w:hint="default"/>
+        <w:sz w:val="20"/>
+      </w:rPr>
+    </w:lvl>
+    <w:lvl w:ilvl="7" w:tentative="1">
+      <w:start w:val="1"/>
+      <w:numFmt w:val="bullet"/>
+      <w:lvlText w:val=""/>
+      <w:lvlJc w:val="left"/>
+      <w:pPr>
+        <w:tabs>
+          <w:tab w:val="num" w:pos="5760"/>
+        </w:tabs>
+        <w:ind w:left="5760" w:hanging="360"/>
+      </w:pPr>
+      <w:rPr>
+        <w:rFonts w:ascii="Wingdings" w:hAnsi="Wingdings" w:hint="default"/>
+        <w:sz w:val="20"/>
+      </w:rPr>
+    </w:lvl>
+    <w:lvl w:ilvl="8" w:tentative="1">
+      <w:start w:val="1"/>
+      <w:numFmt w:val="bullet"/>
+      <w:lvlText w:val=""/>
+      <w:lvlJc w:val="left"/>
+      <w:pPr>
+        <w:tabs>
+          <w:tab w:val="num" w:pos="6480"/>
+        </w:tabs>
+        <w:ind w:left="6480" w:hanging="360"/>
+      </w:pPr>
+      <w:rPr>
+        <w:rFonts w:ascii="Wingdings" w:hAnsi="Wingdings" w:hint="default"/>
+        <w:sz w:val="20"/>
+      </w:rPr>
+    </w:lvl>
+  </w:abstractNum>
   <w:abstractNum w:abstractNumId="7" w15:restartNumberingAfterBreak="0">
+    <w:nsid w:val="2DBB1848"/>
+    <w:multiLevelType w:val="multilevel"/>
+    <w:tmpl w:val="7FCE9676"/>
+    <w:lvl w:ilvl="0">
+      <w:start w:val="1"/>
+      <w:numFmt w:val="bullet"/>
+      <w:lvlText w:val=""/>
+      <w:lvlJc w:val="left"/>
+      <w:pPr>
+        <w:tabs>
+          <w:tab w:val="num" w:pos="720"/>
+        </w:tabs>
+        <w:ind w:left="720" w:hanging="360"/>
+      </w:pPr>
+      <w:rPr>
+        <w:rFonts w:ascii="Symbol" w:hAnsi="Symbol" w:hint="default"/>
+        <w:sz w:val="20"/>
+      </w:rPr>
+    </w:lvl>
+    <w:lvl w:ilvl="1" w:tentative="1">
+      <w:start w:val="1"/>
+      <w:numFmt w:val="bullet"/>
+      <w:lvlText w:val="o"/>
+      <w:lvlJc w:val="left"/>
+      <w:pPr>
+        <w:tabs>
+          <w:tab w:val="num" w:pos="1440"/>
+        </w:tabs>
+        <w:ind w:left="1440" w:hanging="360"/>
+      </w:pPr>
+      <w:rPr>
+        <w:rFonts w:ascii="Courier New" w:hAnsi="Courier New" w:hint="default"/>
+        <w:sz w:val="20"/>
+      </w:rPr>
+    </w:lvl>
+    <w:lvl w:ilvl="2" w:tentative="1">
+      <w:start w:val="1"/>
+      <w:numFmt w:val="bullet"/>
+      <w:lvlText w:val=""/>
+      <w:lvlJc w:val="left"/>
+      <w:pPr>
+        <w:tabs>
+          <w:tab w:val="num" w:pos="2160"/>
+        </w:tabs>
+        <w:ind w:left="2160" w:hanging="360"/>
+      </w:pPr>
+      <w:rPr>
+        <w:rFonts w:ascii="Wingdings" w:hAnsi="Wingdings" w:hint="default"/>
+        <w:sz w:val="20"/>
+      </w:rPr>
+    </w:lvl>
+    <w:lvl w:ilvl="3" w:tentative="1">
+      <w:start w:val="1"/>
+      <w:numFmt w:val="bullet"/>
+      <w:lvlText w:val=""/>
+      <w:lvlJc w:val="left"/>
+      <w:pPr>
+        <w:tabs>
+          <w:tab w:val="num" w:pos="2880"/>
+        </w:tabs>
+        <w:ind w:left="2880" w:hanging="360"/>
+      </w:pPr>
+      <w:rPr>
+        <w:rFonts w:ascii="Wingdings" w:hAnsi="Wingdings" w:hint="default"/>
+        <w:sz w:val="20"/>
+      </w:rPr>
+    </w:lvl>
+    <w:lvl w:ilvl="4" w:tentative="1">
+      <w:start w:val="1"/>
+      <w:numFmt w:val="bullet"/>
+      <w:lvlText w:val=""/>
+      <w:lvlJc w:val="left"/>
+      <w:pPr>
+        <w:tabs>
+          <w:tab w:val="num" w:pos="3600"/>
+        </w:tabs>
+        <w:ind w:left="3600" w:hanging="360"/>
+      </w:pPr>
+      <w:rPr>
+        <w:rFonts w:ascii="Wingdings" w:hAnsi="Wingdings" w:hint="default"/>
+        <w:sz w:val="20"/>
+      </w:rPr>
+    </w:lvl>
+    <w:lvl w:ilvl="5" w:tentative="1">
+      <w:start w:val="1"/>
+      <w:numFmt w:val="bullet"/>
+      <w:lvlText w:val=""/>
+      <w:lvlJc w:val="left"/>
+      <w:pPr>
+        <w:tabs>
+          <w:tab w:val="num" w:pos="4320"/>
+        </w:tabs>
+        <w:ind w:left="4320" w:hanging="360"/>
+      </w:pPr>
+      <w:rPr>
+        <w:rFonts w:ascii="Wingdings" w:hAnsi="Wingdings" w:hint="default"/>
+        <w:sz w:val="20"/>
+      </w:rPr>
+    </w:lvl>
+    <w:lvl w:ilvl="6" w:tentative="1">
+      <w:start w:val="1"/>
+      <w:numFmt w:val="bullet"/>
+      <w:lvlText w:val=""/>
+      <w:lvlJc w:val="left"/>
+      <w:pPr>
+        <w:tabs>
+          <w:tab w:val="num" w:pos="5040"/>
+        </w:tabs>
+        <w:ind w:left="5040" w:hanging="360"/>
+      </w:pPr>
+      <w:rPr>
+        <w:rFonts w:ascii="Wingdings" w:hAnsi="Wingdings" w:hint="default"/>
+        <w:sz w:val="20"/>
+      </w:rPr>
+    </w:lvl>
+    <w:lvl w:ilvl="7" w:tentative="1">
+      <w:start w:val="1"/>
+      <w:numFmt w:val="bullet"/>
+      <w:lvlText w:val=""/>
+      <w:lvlJc w:val="left"/>
+      <w:pPr>
+        <w:tabs>
+          <w:tab w:val="num" w:pos="5760"/>
+        </w:tabs>
+        <w:ind w:left="5760" w:hanging="360"/>
+      </w:pPr>
+      <w:rPr>
+        <w:rFonts w:ascii="Wingdings" w:hAnsi="Wingdings" w:hint="default"/>
+        <w:sz w:val="20"/>
+      </w:rPr>
+    </w:lvl>
+    <w:lvl w:ilvl="8" w:tentative="1">
+      <w:start w:val="1"/>
+      <w:numFmt w:val="bullet"/>
+      <w:lvlText w:val=""/>
+      <w:lvlJc w:val="left"/>
+      <w:pPr>
+        <w:tabs>
+          <w:tab w:val="num" w:pos="6480"/>
+        </w:tabs>
+        <w:ind w:left="6480" w:hanging="360"/>
+      </w:pPr>
+      <w:rPr>
+        <w:rFonts w:ascii="Wingdings" w:hAnsi="Wingdings" w:hint="default"/>
+        <w:sz w:val="20"/>
+      </w:rPr>
+    </w:lvl>
+  </w:abstractNum>
+  <w:abstractNum w:abstractNumId="8" w15:restartNumberingAfterBreak="0">
+    <w:nsid w:val="39DD0E57"/>
+    <w:multiLevelType w:val="hybridMultilevel"/>
+    <w:tmpl w:val="ED4ACED8"/>
+    <w:lvl w:ilvl="0" w:tplc="0AE8D042">
+      <w:start w:val="1"/>
+      <w:numFmt w:val="decimal"/>
+      <w:lvlText w:val="%1."/>
+      <w:lvlJc w:val="left"/>
+      <w:pPr>
+        <w:ind w:left="1080" w:hanging="360"/>
+      </w:pPr>
+      <w:rPr>
+        <w:rFonts w:hint="default"/>
+      </w:rPr>
+    </w:lvl>
+    <w:lvl w:ilvl="1" w:tplc="04090019" w:tentative="1">
+      <w:start w:val="1"/>
+      <w:numFmt w:val="lowerLetter"/>
+      <w:lvlText w:val="%2."/>
+      <w:lvlJc w:val="left"/>
+      <w:pPr>
+        <w:ind w:left="1800" w:hanging="360"/>
+      </w:pPr>
+    </w:lvl>
+    <w:lvl w:ilvl="2" w:tplc="0409001B" w:tentative="1">
+      <w:start w:val="1"/>
+      <w:numFmt w:val="lowerRoman"/>
+      <w:lvlText w:val="%3."/>
+      <w:lvlJc w:val="right"/>
+      <w:pPr>
+        <w:ind w:left="2520" w:hanging="180"/>
+      </w:pPr>
+    </w:lvl>
+    <w:lvl w:ilvl="3" w:tplc="0409000F" w:tentative="1">
+      <w:start w:val="1"/>
+      <w:numFmt w:val="decimal"/>
+      <w:lvlText w:val="%4."/>
+      <w:lvlJc w:val="left"/>
+      <w:pPr>
+        <w:ind w:left="3240" w:hanging="360"/>
+      </w:pPr>
+    </w:lvl>
+    <w:lvl w:ilvl="4" w:tplc="04090019" w:tentative="1">
+      <w:start w:val="1"/>
+      <w:numFmt w:val="lowerLetter"/>
+      <w:lvlText w:val="%5."/>
+      <w:lvlJc w:val="left"/>
+      <w:pPr>
+        <w:ind w:left="3960" w:hanging="360"/>
+      </w:pPr>
+    </w:lvl>
+    <w:lvl w:ilvl="5" w:tplc="0409001B" w:tentative="1">
+      <w:start w:val="1"/>
+      <w:numFmt w:val="lowerRoman"/>
+      <w:lvlText w:val="%6."/>
+      <w:lvlJc w:val="right"/>
+      <w:pPr>
+        <w:ind w:left="4680" w:hanging="180"/>
+      </w:pPr>
+    </w:lvl>
+    <w:lvl w:ilvl="6" w:tplc="0409000F" w:tentative="1">
+      <w:start w:val="1"/>
+      <w:numFmt w:val="decimal"/>
+      <w:lvlText w:val="%7."/>
+      <w:lvlJc w:val="left"/>
+      <w:pPr>
+        <w:ind w:left="5400" w:hanging="360"/>
+      </w:pPr>
+    </w:lvl>
+    <w:lvl w:ilvl="7" w:tplc="04090019" w:tentative="1">
+      <w:start w:val="1"/>
+      <w:numFmt w:val="lowerLetter"/>
+      <w:lvlText w:val="%8."/>
+      <w:lvlJc w:val="left"/>
+      <w:pPr>
+        <w:ind w:left="6120" w:hanging="360"/>
+      </w:pPr>
+    </w:lvl>
+    <w:lvl w:ilvl="8" w:tplc="0409001B" w:tentative="1">
+      <w:start w:val="1"/>
+      <w:numFmt w:val="lowerRoman"/>
+      <w:lvlText w:val="%9."/>
+      <w:lvlJc w:val="right"/>
+      <w:pPr>
+        <w:ind w:left="6840" w:hanging="180"/>
+      </w:pPr>
+    </w:lvl>
+  </w:abstractNum>
+  <w:abstractNum w:abstractNumId="9" w15:restartNumberingAfterBreak="0">
     <w:nsid w:val="58F86904"/>
     <w:multiLevelType w:val="hybridMultilevel"/>
     <w:tmpl w:val="284C492A"/>
@@ -8147,7 +9492,7 @@
       </w:rPr>
     </w:lvl>
   </w:abstractNum>
-  <w:abstractNum w:abstractNumId="8" w15:restartNumberingAfterBreak="0">
+  <w:abstractNum w:abstractNumId="10" w15:restartNumberingAfterBreak="0">
     <w:nsid w:val="74326C70"/>
     <w:multiLevelType w:val="hybridMultilevel"/>
     <w:tmpl w:val="53CE6F2A"/>
@@ -8260,16 +9605,16 @@
     </w:lvl>
   </w:abstractNum>
   <w:num w:numId="1" w16cid:durableId="1358581033">
-    <w:abstractNumId w:val="5"/>
+    <w:abstractNumId w:val="7"/>
   </w:num>
   <w:num w:numId="2" w16cid:durableId="1449084227">
     <w:abstractNumId w:val="2"/>
   </w:num>
   <w:num w:numId="3" w16cid:durableId="1833712789">
-    <w:abstractNumId w:val="7"/>
+    <w:abstractNumId w:val="9"/>
   </w:num>
   <w:num w:numId="4" w16cid:durableId="1128209373">
-    <w:abstractNumId w:val="4"/>
+    <w:abstractNumId w:val="5"/>
   </w:num>
   <w:num w:numId="5" w16cid:durableId="341126313">
     <w:abstractNumId w:val="0"/>
@@ -8281,10 +9626,16 @@
     <w:abstractNumId w:val="3"/>
   </w:num>
   <w:num w:numId="8" w16cid:durableId="1313101549">
-    <w:abstractNumId w:val="6"/>
+    <w:abstractNumId w:val="8"/>
   </w:num>
   <w:num w:numId="9" w16cid:durableId="1447235652">
-    <w:abstractNumId w:val="8"/>
+    <w:abstractNumId w:val="10"/>
+  </w:num>
+  <w:num w:numId="10" w16cid:durableId="109056411">
+    <w:abstractNumId w:val="4"/>
+  </w:num>
+  <w:num w:numId="11" w16cid:durableId="1049065231">
+    <w:abstractNumId w:val="6"/>
   </w:num>
 </w:numbering>
 </file>
@@ -8898,7 +10249,6 @@
   <w:style w:type="character" w:default="1" w:styleId="DefaultParagraphFont">
     <w:name w:val="Default Paragraph Font"/>
     <w:uiPriority w:val="1"/>
-    <w:semiHidden/>
     <w:unhideWhenUsed/>
   </w:style>
   <w:style w:type="table" w:default="1" w:styleId="TableNormal">

--- a/library/musicals/past-present-future/about/past-present-future-bible.docx
+++ b/library/musicals/past-present-future/about/past-present-future-bible.docx
@@ -1,6 +1,6 @@
 
 <file path=word/document.xml><?xml version="1.0" encoding="utf-8"?>
-<w:document xmlns:wpc="http://schemas.microsoft.com/office/word/2010/wordprocessingCanvas" xmlns:cx="http://schemas.microsoft.com/office/drawing/2014/chartex" xmlns:cx1="http://schemas.microsoft.com/office/drawing/2015/9/8/chartex" xmlns:cx2="http://schemas.microsoft.com/office/drawing/2015/10/21/chartex" xmlns:cx3="http://schemas.microsoft.com/office/drawing/2016/5/9/chartex" xmlns:cx4="http://schemas.microsoft.com/office/drawing/2016/5/10/chartex" xmlns:cx5="http://schemas.microsoft.com/office/drawing/2016/5/11/chartex" xmlns:cx6="http://schemas.microsoft.com/office/drawing/2016/5/12/chartex" xmlns:cx7="http://schemas.microsoft.com/office/drawing/2016/5/13/chartex" xmlns:cx8="http://schemas.microsoft.com/office/drawing/2016/5/14/chartex" xmlns:mc="http://schemas.openxmlformats.org/markup-compatibility/2006" xmlns:aink="http://schemas.microsoft.com/office/drawing/2016/ink" xmlns:am3d="http://schemas.microsoft.com/office/drawing/2017/model3d" xmlns:o="urn:schemas-microsoft-com:office:office" xmlns:oel="http://schemas.microsoft.com/office/2019/extlst" xmlns:r="http://schemas.openxmlformats.org/officeDocument/2006/relationships" xmlns:m="http://schemas.openxmlformats.org/officeDocument/2006/math" xmlns:v="urn:schemas-microsoft-com:vml" xmlns:wp14="http://schemas.microsoft.com/office/word/2010/wordprocessingDrawing" xmlns:wp="http://schemas.openxmlformats.org/drawingml/2006/wordprocessingDrawing" xmlns:w10="urn:schemas-microsoft-com:office:word" xmlns:w="http://schemas.openxmlformats.org/wordprocessingml/2006/main" xmlns:w14="http://schemas.microsoft.com/office/word/2010/wordml" xmlns:w15="http://schemas.microsoft.com/office/word/2012/wordml" xmlns:w16cex="http://schemas.microsoft.com/office/word/2018/wordml/cex" xmlns:w16cid="http://schemas.microsoft.com/office/word/2016/wordml/cid" xmlns:w16="http://schemas.microsoft.com/office/word/2018/wordml" xmlns:w16du="http://schemas.microsoft.com/office/word/2023/wordml/word16du" xmlns:w16sdtdh="http://schemas.microsoft.com/office/word/2020/wordml/sdtdatahash" xmlns:w16sdtfl="http://schemas.microsoft.com/office/word/2024/wordml/sdtformatlock" xmlns:w16se="http://schemas.microsoft.com/office/word/2015/wordml/symex" xmlns:wpg="http://schemas.microsoft.com/office/word/2010/wordprocessingGroup" xmlns:wpi="http://schemas.microsoft.com/office/word/2010/wordprocessingInk" xmlns:wne="http://schemas.microsoft.com/office/word/2006/wordml" xmlns:wps="http://schemas.microsoft.com/office/word/2010/wordprocessingShape" mc:Ignorable="w14 w15 w16se w16cid w16 w16cex w16sdtdh w16sdtfl w16du wp14">
+<w:document xmlns:wpc="http://schemas.microsoft.com/office/word/2010/wordprocessingCanvas" xmlns:cx="http://schemas.microsoft.com/office/drawing/2014/chartex" xmlns:cx1="http://schemas.microsoft.com/office/drawing/2015/9/8/chartex" xmlns:cx2="http://schemas.microsoft.com/office/drawing/2015/10/21/chartex" xmlns:cx3="http://schemas.microsoft.com/office/drawing/2016/5/9/chartex" xmlns:cx4="http://schemas.microsoft.com/office/drawing/2016/5/10/chartex" xmlns:cx5="http://schemas.microsoft.com/office/drawing/2016/5/11/chartex" xmlns:cx6="http://schemas.microsoft.com/office/drawing/2016/5/12/chartex" xmlns:cx7="http://schemas.microsoft.com/office/drawing/2016/5/13/chartex" xmlns:cx8="http://schemas.microsoft.com/office/drawing/2016/5/14/chartex" xmlns:mc="http://schemas.openxmlformats.org/markup-compatibility/2006" xmlns:aink="http://schemas.microsoft.com/office/drawing/2016/ink" xmlns:am3d="http://schemas.microsoft.com/office/drawing/2017/model3d" xmlns:o="urn:schemas-microsoft-com:office:office" xmlns:oel="http://schemas.microsoft.com/office/2019/extlst" xmlns:r="http://schemas.openxmlformats.org/officeDocument/2006/relationships" xmlns:m="http://schemas.openxmlformats.org/officeDocument/2006/math" xmlns:v="urn:schemas-microsoft-com:vml" xmlns:wp14="http://schemas.microsoft.com/office/word/2010/wordprocessingDrawing" xmlns:wp="http://schemas.openxmlformats.org/drawingml/2006/wordprocessingDrawing" xmlns:w10="urn:schemas-microsoft-com:office:word" xmlns:w="http://schemas.openxmlformats.org/wordprocessingml/2006/main" xmlns:w14="http://schemas.microsoft.com/office/word/2010/wordml" xmlns:w15="http://schemas.microsoft.com/office/word/2012/wordml" xmlns:w16cei="http://schemas.microsoft.com/office/word/2026/wordml/cei" xmlns:w16cex="http://schemas.microsoft.com/office/word/2018/wordml/cex" xmlns:w16cid="http://schemas.microsoft.com/office/word/2016/wordml/cid" xmlns:w16="http://schemas.microsoft.com/office/word/2018/wordml" xmlns:w16du="http://schemas.microsoft.com/office/word/2023/wordml/word16du" xmlns:w16sdtdh="http://schemas.microsoft.com/office/word/2020/wordml/sdtdatahash" xmlns:w16sdtfl="http://schemas.microsoft.com/office/word/2024/wordml/sdtformatlock" xmlns:w16se="http://schemas.microsoft.com/office/word/2015/wordml/symex" xmlns:wpg="http://schemas.microsoft.com/office/word/2010/wordprocessingGroup" xmlns:wpi="http://schemas.microsoft.com/office/word/2010/wordprocessingInk" xmlns:wne="http://schemas.microsoft.com/office/word/2006/wordml" xmlns:wps="http://schemas.microsoft.com/office/word/2010/wordprocessingShape" mc:Ignorable="w14 w15 w16se w16cid w16 w16cex w16sdtdh w16sdtfl w16du wp14">
   <w:body>
     <w:p>
       <w:pPr>
@@ -401,7 +401,6 @@
         </w:rPr>
         <w:t xml:space="preserve"> </w:t>
       </w:r>
-      <w:proofErr w:type="spellStart"/>
       <w:r>
         <w:rPr>
           <w:rFonts w:cstheme="minorHAnsi"/>
@@ -426,7 +425,6 @@
         </w:rPr>
         <w:t>harmonic</w:t>
       </w:r>
-      <w:proofErr w:type="spellEnd"/>
       <w:r>
         <w:rPr>
           <w:rFonts w:cstheme="minorHAnsi"/>
@@ -927,25 +925,7 @@
           <w:sz w:val="32"/>
           <w:szCs w:val="32"/>
         </w:rPr>
-        <w:t xml:space="preserve"> moving too fast. The </w:t>
-      </w:r>
-      <w:proofErr w:type="spellStart"/>
-      <w:r>
-        <w:rPr>
-          <w:rFonts w:cstheme="minorHAnsi"/>
-          <w:sz w:val="32"/>
-          <w:szCs w:val="32"/>
-        </w:rPr>
-        <w:t>Timeharmonic</w:t>
-      </w:r>
-      <w:proofErr w:type="spellEnd"/>
-      <w:r>
-        <w:rPr>
-          <w:rFonts w:cstheme="minorHAnsi"/>
-          <w:sz w:val="32"/>
-          <w:szCs w:val="32"/>
-        </w:rPr>
-        <w:t xml:space="preserve"> Orchestra </w:t>
+        <w:t xml:space="preserve"> moving too fast. The Timeharmonic Orchestra </w:t>
       </w:r>
       <w:r>
         <w:rPr>
@@ -1297,25 +1277,7 @@
           <w:sz w:val="30"/>
           <w:szCs w:val="30"/>
         </w:rPr>
-        <w:t xml:space="preserve"> </w:t>
-      </w:r>
-      <w:proofErr w:type="spellStart"/>
-      <w:r>
-        <w:rPr>
-          <w:rFonts w:cstheme="minorHAnsi"/>
-          <w:sz w:val="30"/>
-          <w:szCs w:val="30"/>
-        </w:rPr>
-        <w:t>Timepiper</w:t>
-      </w:r>
-      <w:proofErr w:type="spellEnd"/>
-      <w:r>
-        <w:rPr>
-          <w:rFonts w:cstheme="minorHAnsi"/>
-          <w:sz w:val="30"/>
-          <w:szCs w:val="30"/>
-        </w:rPr>
-        <w:t xml:space="preserve"> of the Future, gifts </w:t>
+        <w:t xml:space="preserve"> Timepiper of the Future, gifts </w:t>
       </w:r>
       <w:r>
         <w:rPr>
@@ -1565,123 +1527,87 @@
           <w:sz w:val="30"/>
           <w:szCs w:val="30"/>
         </w:rPr>
+        <w:t xml:space="preserve"> Timepiper of the Past, gifts them Judean palm date seeds </w:t>
+      </w:r>
+      <w:r>
+        <w:rPr>
+          <w:rFonts w:cstheme="minorHAnsi"/>
+          <w:sz w:val="30"/>
+          <w:szCs w:val="30"/>
+        </w:rPr>
+        <w:t>for</w:t>
+      </w:r>
+      <w:r>
+        <w:rPr>
+          <w:rFonts w:cstheme="minorHAnsi"/>
+          <w:sz w:val="30"/>
+          <w:szCs w:val="30"/>
+        </w:rPr>
+        <w:t xml:space="preserve"> their guitar,</w:t>
+      </w:r>
+      <w:r>
+        <w:rPr>
+          <w:rFonts w:cstheme="minorHAnsi"/>
+          <w:sz w:val="30"/>
+          <w:szCs w:val="30"/>
+        </w:rPr>
+        <w:t xml:space="preserve"> which sends</w:t>
+      </w:r>
+      <w:r>
+        <w:rPr>
+          <w:rFonts w:cstheme="minorHAnsi"/>
+          <w:sz w:val="30"/>
+          <w:szCs w:val="30"/>
+        </w:rPr>
+        <w:t xml:space="preserve"> them back in time. </w:t>
+      </w:r>
+      <w:r>
+        <w:rPr>
+          <w:rFonts w:cstheme="minorHAnsi"/>
+          <w:sz w:val="30"/>
+          <w:szCs w:val="30"/>
+        </w:rPr>
+        <w:t>Kota</w:t>
+      </w:r>
+      <w:r>
+        <w:rPr>
+          <w:rFonts w:cstheme="minorHAnsi"/>
+          <w:sz w:val="30"/>
+          <w:szCs w:val="30"/>
+        </w:rPr>
+        <w:t xml:space="preserve"> find</w:t>
+      </w:r>
+      <w:r>
+        <w:rPr>
+          <w:rFonts w:cstheme="minorHAnsi"/>
+          <w:sz w:val="30"/>
+          <w:szCs w:val="30"/>
+        </w:rPr>
+        <w:t>s</w:t>
+      </w:r>
+      <w:r>
+        <w:rPr>
+          <w:rFonts w:cstheme="minorHAnsi"/>
+          <w:sz w:val="30"/>
+          <w:szCs w:val="30"/>
+        </w:rPr>
+        <w:t xml:space="preserve"> home in psalmody.</w:t>
+      </w:r>
+      <w:r>
+        <w:rPr>
+          <w:rFonts w:cstheme="minorHAnsi"/>
+          <w:sz w:val="30"/>
+          <w:szCs w:val="30"/>
+        </w:rPr>
         <w:t xml:space="preserve"> </w:t>
       </w:r>
-      <w:proofErr w:type="spellStart"/>
-      <w:r>
-        <w:rPr>
-          <w:rFonts w:cstheme="minorHAnsi"/>
-          <w:sz w:val="30"/>
-          <w:szCs w:val="30"/>
-        </w:rPr>
-        <w:t>Timepiper</w:t>
-      </w:r>
-      <w:proofErr w:type="spellEnd"/>
-      <w:r>
-        <w:rPr>
-          <w:rFonts w:cstheme="minorHAnsi"/>
-          <w:sz w:val="30"/>
-          <w:szCs w:val="30"/>
-        </w:rPr>
-        <w:t xml:space="preserve"> of the Past, gifts them Judean palm date seeds </w:t>
-      </w:r>
-      <w:r>
-        <w:rPr>
-          <w:rFonts w:cstheme="minorHAnsi"/>
-          <w:sz w:val="30"/>
-          <w:szCs w:val="30"/>
-        </w:rPr>
-        <w:t>for</w:t>
-      </w:r>
-      <w:r>
-        <w:rPr>
-          <w:rFonts w:cstheme="minorHAnsi"/>
-          <w:sz w:val="30"/>
-          <w:szCs w:val="30"/>
-        </w:rPr>
-        <w:t xml:space="preserve"> their guitar,</w:t>
-      </w:r>
-      <w:r>
-        <w:rPr>
-          <w:rFonts w:cstheme="minorHAnsi"/>
-          <w:sz w:val="30"/>
-          <w:szCs w:val="30"/>
-        </w:rPr>
-        <w:t xml:space="preserve"> which sends</w:t>
-      </w:r>
-      <w:r>
-        <w:rPr>
-          <w:rFonts w:cstheme="minorHAnsi"/>
-          <w:sz w:val="30"/>
-          <w:szCs w:val="30"/>
-        </w:rPr>
-        <w:t xml:space="preserve"> them back in time. </w:t>
-      </w:r>
-      <w:r>
-        <w:rPr>
-          <w:rFonts w:cstheme="minorHAnsi"/>
-          <w:sz w:val="30"/>
-          <w:szCs w:val="30"/>
-        </w:rPr>
-        <w:t>Kota</w:t>
-      </w:r>
-      <w:r>
-        <w:rPr>
-          <w:rFonts w:cstheme="minorHAnsi"/>
-          <w:sz w:val="30"/>
-          <w:szCs w:val="30"/>
-        </w:rPr>
-        <w:t xml:space="preserve"> find</w:t>
-      </w:r>
-      <w:r>
-        <w:rPr>
-          <w:rFonts w:cstheme="minorHAnsi"/>
-          <w:sz w:val="30"/>
-          <w:szCs w:val="30"/>
-        </w:rPr>
-        <w:t>s</w:t>
-      </w:r>
-      <w:r>
-        <w:rPr>
-          <w:rFonts w:cstheme="minorHAnsi"/>
-          <w:sz w:val="30"/>
-          <w:szCs w:val="30"/>
-        </w:rPr>
-        <w:t xml:space="preserve"> home in psalmody.</w:t>
-      </w:r>
-      <w:r>
-        <w:rPr>
-          <w:rFonts w:cstheme="minorHAnsi"/>
-          <w:sz w:val="30"/>
-          <w:szCs w:val="30"/>
-        </w:rPr>
-        <w:t xml:space="preserve"> </w:t>
-      </w:r>
-      <w:r>
-        <w:rPr>
-          <w:rFonts w:cstheme="minorHAnsi"/>
-          <w:sz w:val="30"/>
-          <w:szCs w:val="30"/>
-        </w:rPr>
-        <w:t xml:space="preserve">As </w:t>
-      </w:r>
-      <w:proofErr w:type="gramStart"/>
-      <w:r>
-        <w:rPr>
-          <w:rFonts w:cstheme="minorHAnsi"/>
-          <w:sz w:val="30"/>
-          <w:szCs w:val="30"/>
-        </w:rPr>
-        <w:t>a guitarist</w:t>
-      </w:r>
-      <w:proofErr w:type="gramEnd"/>
-      <w:r>
-        <w:rPr>
-          <w:rFonts w:cstheme="minorHAnsi"/>
-          <w:sz w:val="30"/>
-          <w:szCs w:val="30"/>
-        </w:rPr>
-        <w:t xml:space="preserve">, </w:t>
+      <w:r>
+        <w:rPr>
+          <w:rFonts w:cstheme="minorHAnsi"/>
+          <w:sz w:val="30"/>
+          <w:szCs w:val="30"/>
+        </w:rPr>
+        <w:t xml:space="preserve">As a guitarist, </w:t>
       </w:r>
       <w:r>
         <w:rPr>
@@ -1938,25 +1864,7 @@
           <w:sz w:val="30"/>
           <w:szCs w:val="30"/>
         </w:rPr>
-        <w:t xml:space="preserve"> the </w:t>
-      </w:r>
-      <w:proofErr w:type="spellStart"/>
-      <w:r>
-        <w:rPr>
-          <w:rFonts w:cstheme="minorHAnsi"/>
-          <w:sz w:val="30"/>
-          <w:szCs w:val="30"/>
-        </w:rPr>
-        <w:t>Timepipers</w:t>
-      </w:r>
-      <w:proofErr w:type="spellEnd"/>
-      <w:r>
-        <w:rPr>
-          <w:rFonts w:cstheme="minorHAnsi"/>
-          <w:sz w:val="30"/>
-          <w:szCs w:val="30"/>
-        </w:rPr>
-        <w:t xml:space="preserve"> (the chorus of fate) to </w:t>
+        <w:t xml:space="preserve"> the Timepipers (the chorus of fate) to </w:t>
       </w:r>
       <w:r>
         <w:rPr>
@@ -2004,18 +1912,40 @@
           <w:sz w:val="30"/>
           <w:szCs w:val="30"/>
         </w:rPr>
+        <w:t xml:space="preserve"> is </w:t>
+      </w:r>
+      <w:r>
+        <w:rPr>
+          <w:rFonts w:cstheme="minorHAnsi"/>
+          <w:sz w:val="30"/>
+          <w:szCs w:val="30"/>
+        </w:rPr>
+        <w:t xml:space="preserve">on the verge of </w:t>
+      </w:r>
+      <w:r>
+        <w:rPr>
+          <w:rFonts w:cstheme="minorHAnsi"/>
+          <w:sz w:val="30"/>
+          <w:szCs w:val="30"/>
+        </w:rPr>
+        <w:t>firing</w:t>
+      </w:r>
+      <w:r>
+        <w:rPr>
+          <w:rFonts w:cstheme="minorHAnsi"/>
+          <w:sz w:val="30"/>
+          <w:szCs w:val="30"/>
+        </w:rPr>
         <w:t xml:space="preserve"> </w:t>
       </w:r>
-      <w:proofErr w:type="gramStart"/>
-      <w:r>
-        <w:rPr>
-          <w:rFonts w:cstheme="minorHAnsi"/>
-          <w:sz w:val="30"/>
-          <w:szCs w:val="30"/>
-        </w:rPr>
-        <w:t>is</w:t>
-      </w:r>
-      <w:proofErr w:type="gramEnd"/>
+      <w:r>
+        <w:rPr>
+          <w:rFonts w:cstheme="minorHAnsi"/>
+          <w:sz w:val="30"/>
+          <w:szCs w:val="30"/>
+        </w:rPr>
+        <w:t>the</w:t>
+      </w:r>
       <w:r>
         <w:rPr>
           <w:rFonts w:cstheme="minorHAnsi"/>
@@ -2030,15 +1960,39 @@
           <w:sz w:val="30"/>
           <w:szCs w:val="30"/>
         </w:rPr>
-        <w:t xml:space="preserve">on the verge of </w:t>
-      </w:r>
-      <w:r>
-        <w:rPr>
-          <w:rFonts w:cstheme="minorHAnsi"/>
-          <w:sz w:val="30"/>
-          <w:szCs w:val="30"/>
-        </w:rPr>
-        <w:t>firing</w:t>
+        <w:t>C</w:t>
+      </w:r>
+      <w:r>
+        <w:rPr>
+          <w:rFonts w:cstheme="minorHAnsi"/>
+          <w:sz w:val="30"/>
+          <w:szCs w:val="30"/>
+        </w:rPr>
+        <w:t xml:space="preserve">onductor. </w:t>
+      </w:r>
+      <w:r>
+        <w:rPr>
+          <w:rFonts w:cstheme="minorHAnsi"/>
+          <w:sz w:val="30"/>
+          <w:szCs w:val="30"/>
+        </w:rPr>
+        <w:t>Playing the zither and flutes of all kind, t</w:t>
+      </w:r>
+      <w:r>
+        <w:rPr>
+          <w:rFonts w:cstheme="minorHAnsi"/>
+          <w:sz w:val="30"/>
+          <w:szCs w:val="30"/>
+        </w:rPr>
+        <w:t xml:space="preserve">hey </w:t>
+      </w:r>
+      <w:r>
+        <w:rPr>
+          <w:rFonts w:cstheme="minorHAnsi"/>
+          <w:sz w:val="30"/>
+          <w:szCs w:val="30"/>
+        </w:rPr>
+        <w:t>are</w:t>
       </w:r>
       <w:r>
         <w:rPr>
@@ -2054,79 +2008,15 @@
           <w:sz w:val="30"/>
           <w:szCs w:val="30"/>
         </w:rPr>
-        <w:t>the</w:t>
-      </w:r>
-      <w:r>
-        <w:rPr>
-          <w:rFonts w:cstheme="minorHAnsi"/>
-          <w:sz w:val="30"/>
-          <w:szCs w:val="30"/>
-        </w:rPr>
-        <w:t xml:space="preserve"> </w:t>
-      </w:r>
-      <w:r>
-        <w:rPr>
-          <w:rFonts w:cstheme="minorHAnsi"/>
-          <w:sz w:val="30"/>
-          <w:szCs w:val="30"/>
-        </w:rPr>
-        <w:t>C</w:t>
-      </w:r>
-      <w:r>
-        <w:rPr>
-          <w:rFonts w:cstheme="minorHAnsi"/>
-          <w:sz w:val="30"/>
-          <w:szCs w:val="30"/>
-        </w:rPr>
-        <w:t xml:space="preserve">onductor. </w:t>
-      </w:r>
-      <w:r>
-        <w:rPr>
-          <w:rFonts w:cstheme="minorHAnsi"/>
-          <w:sz w:val="30"/>
-          <w:szCs w:val="30"/>
-        </w:rPr>
-        <w:t xml:space="preserve">They </w:t>
-      </w:r>
-      <w:r>
-        <w:rPr>
-          <w:rFonts w:cstheme="minorHAnsi"/>
-          <w:sz w:val="30"/>
-          <w:szCs w:val="30"/>
-        </w:rPr>
-        <w:t xml:space="preserve">often </w:t>
-      </w:r>
-      <w:r>
-        <w:rPr>
-          <w:rFonts w:cstheme="minorHAnsi"/>
-          <w:sz w:val="30"/>
-          <w:szCs w:val="30"/>
-        </w:rPr>
-        <w:t>are</w:t>
-      </w:r>
-      <w:r>
-        <w:rPr>
-          <w:rFonts w:cstheme="minorHAnsi"/>
-          <w:sz w:val="30"/>
-          <w:szCs w:val="30"/>
-        </w:rPr>
-        <w:t xml:space="preserve"> addressed as madam or sir</w:t>
-      </w:r>
-      <w:r>
-        <w:rPr>
-          <w:rFonts w:cstheme="minorHAnsi"/>
-          <w:sz w:val="30"/>
-          <w:szCs w:val="30"/>
-        </w:rPr>
-        <w:t xml:space="preserve"> </w:t>
-      </w:r>
-      <w:r>
-        <w:rPr>
-          <w:rFonts w:cstheme="minorHAnsi"/>
-          <w:sz w:val="30"/>
-          <w:szCs w:val="30"/>
-        </w:rPr>
-        <w:t xml:space="preserve">based on Ling Lun, </w:t>
+        <w:t>b</w:t>
+      </w:r>
+      <w:r>
+        <w:rPr>
+          <w:rFonts w:cstheme="minorHAnsi"/>
+          <w:sz w:val="30"/>
+          <w:szCs w:val="30"/>
+        </w:rPr>
+        <w:t xml:space="preserve">ased on Ling Lun, </w:t>
       </w:r>
       <w:r>
         <w:rPr>
@@ -2189,25 +2079,7 @@
           <w:sz w:val="30"/>
           <w:szCs w:val="30"/>
         </w:rPr>
-        <w:t xml:space="preserve"> is the </w:t>
-      </w:r>
-      <w:proofErr w:type="spellStart"/>
-      <w:r>
-        <w:rPr>
-          <w:rFonts w:cstheme="minorHAnsi"/>
-          <w:sz w:val="30"/>
-          <w:szCs w:val="30"/>
-        </w:rPr>
-        <w:t>Timepiper</w:t>
-      </w:r>
-      <w:proofErr w:type="spellEnd"/>
-      <w:r>
-        <w:rPr>
-          <w:rFonts w:cstheme="minorHAnsi"/>
-          <w:sz w:val="30"/>
-          <w:szCs w:val="30"/>
-        </w:rPr>
-        <w:t xml:space="preserve"> of the Past</w:t>
+        <w:t xml:space="preserve"> is the Timepiper of the Past</w:t>
       </w:r>
       <w:r>
         <w:rPr>
@@ -2374,25 +2246,7 @@
           <w:sz w:val="30"/>
           <w:szCs w:val="30"/>
         </w:rPr>
-        <w:t xml:space="preserve"> is the </w:t>
-      </w:r>
-      <w:proofErr w:type="spellStart"/>
-      <w:r>
-        <w:rPr>
-          <w:rFonts w:cstheme="minorHAnsi"/>
-          <w:sz w:val="30"/>
-          <w:szCs w:val="30"/>
-        </w:rPr>
-        <w:t>Timepiper</w:t>
-      </w:r>
-      <w:proofErr w:type="spellEnd"/>
-      <w:r>
-        <w:rPr>
-          <w:rFonts w:cstheme="minorHAnsi"/>
-          <w:sz w:val="30"/>
-          <w:szCs w:val="30"/>
-        </w:rPr>
-        <w:t xml:space="preserve"> of the Presen</w:t>
+        <w:t xml:space="preserve"> is the Timepiper of the Presen</w:t>
       </w:r>
       <w:r>
         <w:rPr>
@@ -2655,25 +2509,7 @@
           <w:sz w:val="30"/>
           <w:szCs w:val="30"/>
         </w:rPr>
-        <w:t xml:space="preserve"> is the </w:t>
-      </w:r>
-      <w:proofErr w:type="spellStart"/>
-      <w:r>
-        <w:rPr>
-          <w:rFonts w:cstheme="minorHAnsi"/>
-          <w:sz w:val="30"/>
-          <w:szCs w:val="30"/>
-        </w:rPr>
-        <w:t>Timepiper</w:t>
-      </w:r>
-      <w:proofErr w:type="spellEnd"/>
-      <w:r>
-        <w:rPr>
-          <w:rFonts w:cstheme="minorHAnsi"/>
-          <w:sz w:val="30"/>
-          <w:szCs w:val="30"/>
-        </w:rPr>
-        <w:t xml:space="preserve"> of the Future</w:t>
+        <w:t xml:space="preserve"> is the Timepiper of the Future</w:t>
       </w:r>
       <w:r>
         <w:rPr>
@@ -2689,33 +2525,15 @@
           <w:sz w:val="30"/>
           <w:szCs w:val="30"/>
         </w:rPr>
-        <w:t xml:space="preserve"> based on </w:t>
-      </w:r>
-      <w:proofErr w:type="gramStart"/>
-      <w:r>
-        <w:rPr>
-          <w:rFonts w:cstheme="minorHAnsi"/>
-          <w:sz w:val="30"/>
-          <w:szCs w:val="30"/>
-        </w:rPr>
-        <w:t xml:space="preserve">the </w:t>
-      </w:r>
-      <w:r>
-        <w:rPr>
-          <w:rFonts w:cstheme="minorHAnsi"/>
-          <w:sz w:val="30"/>
-          <w:szCs w:val="30"/>
-        </w:rPr>
-        <w:t>Norse</w:t>
-      </w:r>
-      <w:proofErr w:type="gramEnd"/>
-      <w:r>
-        <w:rPr>
-          <w:rFonts w:cstheme="minorHAnsi"/>
-          <w:sz w:val="30"/>
-          <w:szCs w:val="30"/>
-        </w:rPr>
-        <w:t xml:space="preserve"> </w:t>
+        <w:t xml:space="preserve"> based on the </w:t>
+      </w:r>
+      <w:r>
+        <w:rPr>
+          <w:rFonts w:cstheme="minorHAnsi"/>
+          <w:sz w:val="30"/>
+          <w:szCs w:val="30"/>
+        </w:rPr>
+        <w:t xml:space="preserve">Norse </w:t>
       </w:r>
       <w:r>
         <w:rPr>
@@ -3198,7 +3016,6 @@
         </w:rPr>
         <w:t xml:space="preserve"> </w:t>
       </w:r>
-      <w:proofErr w:type="spellStart"/>
       <w:r>
         <w:rPr>
           <w:rFonts w:cstheme="minorHAnsi"/>
@@ -3206,9 +3023,48 @@
           <w:szCs w:val="30"/>
           <w:vertAlign w:val="subscript"/>
         </w:rPr>
-        <w:t>Timeharmonic</w:t>
-      </w:r>
-      <w:proofErr w:type="spellEnd"/>
+        <w:t>Timeharmonic Orchestra</w:t>
+      </w:r>
+      <w:r>
+        <w:rPr>
+          <w:rFonts w:cstheme="minorHAnsi"/>
+          <w:sz w:val="30"/>
+          <w:szCs w:val="30"/>
+        </w:rPr>
+        <w:br/>
+      </w:r>
+      <w:r>
+        <w:rPr>
+          <w:rFonts w:cstheme="minorHAnsi"/>
+          <w:sz w:val="30"/>
+          <w:szCs w:val="30"/>
+        </w:rPr>
+        <w:t>2</w:t>
+      </w:r>
+      <w:r>
+        <w:rPr>
+          <w:rFonts w:cstheme="minorHAnsi"/>
+          <w:sz w:val="30"/>
+          <w:szCs w:val="30"/>
+        </w:rPr>
+        <w:t xml:space="preserve">. Born in the Wrong </w:t>
+      </w:r>
+      <w:r>
+        <w:rPr>
+          <w:rFonts w:cstheme="minorHAnsi"/>
+          <w:sz w:val="30"/>
+          <w:szCs w:val="30"/>
+        </w:rPr>
+        <w:t>Generation</w:t>
+      </w:r>
+      <w:r>
+        <w:rPr>
+          <w:rFonts w:cstheme="minorHAnsi"/>
+          <w:sz w:val="30"/>
+          <w:szCs w:val="30"/>
+        </w:rPr>
+        <w:t xml:space="preserve"> </w:t>
+      </w:r>
       <w:r>
         <w:rPr>
           <w:rFonts w:cstheme="minorHAnsi"/>
@@ -3216,13 +3072,14 @@
           <w:szCs w:val="30"/>
           <w:vertAlign w:val="subscript"/>
         </w:rPr>
-        <w:t xml:space="preserve"> Orchestra</w:t>
-      </w:r>
-      <w:r>
-        <w:rPr>
-          <w:rFonts w:cstheme="minorHAnsi"/>
-          <w:sz w:val="30"/>
-          <w:szCs w:val="30"/>
+        <w:t>Tabitha, Dakota, Jesse, Jessica, Ancient People, Modern People</w:t>
+      </w:r>
+      <w:r>
+        <w:rPr>
+          <w:rFonts w:cstheme="minorHAnsi"/>
+          <w:sz w:val="30"/>
+          <w:szCs w:val="30"/>
+          <w:vertAlign w:val="subscript"/>
         </w:rPr>
         <w:br/>
       </w:r>
@@ -3232,23 +3089,23 @@
           <w:sz w:val="30"/>
           <w:szCs w:val="30"/>
         </w:rPr>
-        <w:t>2</w:t>
-      </w:r>
-      <w:r>
-        <w:rPr>
-          <w:rFonts w:cstheme="minorHAnsi"/>
-          <w:sz w:val="30"/>
-          <w:szCs w:val="30"/>
-        </w:rPr>
-        <w:t xml:space="preserve">. Born in the Wrong </w:t>
-      </w:r>
-      <w:r>
-        <w:rPr>
-          <w:rFonts w:cstheme="minorHAnsi"/>
-          <w:sz w:val="30"/>
-          <w:szCs w:val="30"/>
-        </w:rPr>
-        <w:t>Generation</w:t>
+        <w:t>3</w:t>
+      </w:r>
+      <w:r>
+        <w:rPr>
+          <w:rFonts w:cstheme="minorHAnsi"/>
+          <w:sz w:val="30"/>
+          <w:szCs w:val="30"/>
+        </w:rPr>
+        <w:t xml:space="preserve">. </w:t>
+      </w:r>
+      <w:r>
+        <w:rPr>
+          <w:rFonts w:cstheme="minorHAnsi"/>
+          <w:sz w:val="30"/>
+          <w:szCs w:val="30"/>
+        </w:rPr>
+        <w:t>The Right Person</w:t>
       </w:r>
       <w:r>
         <w:rPr>
@@ -3265,7 +3122,47 @@
           <w:szCs w:val="30"/>
           <w:vertAlign w:val="subscript"/>
         </w:rPr>
-        <w:t>Tabitha, Dakota, Jesse, Jessica, Ancient People, Modern People</w:t>
+        <w:t>Tabitha, Dakota</w:t>
+      </w:r>
+      <w:r>
+        <w:rPr>
+          <w:rFonts w:cstheme="minorHAnsi"/>
+          <w:sz w:val="30"/>
+          <w:szCs w:val="30"/>
+        </w:rPr>
+        <w:br/>
+      </w:r>
+      <w:r>
+        <w:rPr>
+          <w:rFonts w:cstheme="minorHAnsi"/>
+          <w:sz w:val="30"/>
+          <w:szCs w:val="30"/>
+        </w:rPr>
+        <w:t>4</w:t>
+      </w:r>
+      <w:r>
+        <w:rPr>
+          <w:rFonts w:cstheme="minorHAnsi"/>
+          <w:sz w:val="30"/>
+          <w:szCs w:val="30"/>
+        </w:rPr>
+        <w:t xml:space="preserve">. </w:t>
+      </w:r>
+      <w:r>
+        <w:rPr>
+          <w:rFonts w:cstheme="minorHAnsi"/>
+          <w:sz w:val="30"/>
+          <w:szCs w:val="30"/>
+        </w:rPr>
+        <w:t>The Wrong Time</w:t>
+      </w:r>
+      <w:r>
+        <w:rPr>
+          <w:rFonts w:cstheme="minorHAnsi"/>
+          <w:sz w:val="30"/>
+          <w:szCs w:val="30"/>
+        </w:rPr>
+        <w:t xml:space="preserve"> </w:t>
       </w:r>
       <w:r>
         <w:rPr>
@@ -3274,6 +3171,24 @@
           <w:szCs w:val="30"/>
           <w:vertAlign w:val="subscript"/>
         </w:rPr>
+        <w:t xml:space="preserve">Tabitha, Dakota, </w:t>
+      </w:r>
+      <w:r>
+        <w:rPr>
+          <w:rFonts w:cstheme="minorHAnsi"/>
+          <w:sz w:val="30"/>
+          <w:szCs w:val="30"/>
+          <w:vertAlign w:val="subscript"/>
+        </w:rPr>
+        <w:t>Timepipers</w:t>
+      </w:r>
+      <w:r>
+        <w:rPr>
+          <w:rFonts w:cstheme="minorHAnsi"/>
+          <w:sz w:val="30"/>
+          <w:szCs w:val="30"/>
+          <w:vertAlign w:val="subscript"/>
+        </w:rPr>
         <w:br/>
       </w:r>
       <w:r>
@@ -3282,7 +3197,89 @@
           <w:sz w:val="30"/>
           <w:szCs w:val="30"/>
         </w:rPr>
-        <w:t>3</w:t>
+        <w:t>5.</w:t>
+      </w:r>
+      <w:r>
+        <w:rPr>
+          <w:rFonts w:cstheme="minorHAnsi"/>
+          <w:sz w:val="30"/>
+          <w:szCs w:val="30"/>
+        </w:rPr>
+        <w:t xml:space="preserve"> Father is Long</w:t>
+      </w:r>
+      <w:r>
+        <w:rPr>
+          <w:rFonts w:cstheme="minorHAnsi"/>
+          <w:sz w:val="30"/>
+          <w:szCs w:val="30"/>
+        </w:rPr>
+        <w:t xml:space="preserve"> Gone, Mother Ain’t Born Yet</w:t>
+      </w:r>
+      <w:r>
+        <w:rPr>
+          <w:rFonts w:cstheme="minorHAnsi"/>
+          <w:sz w:val="30"/>
+          <w:szCs w:val="30"/>
+          <w:vertAlign w:val="subscript"/>
+        </w:rPr>
+        <w:t xml:space="preserve"> Tabitha, Dakota</w:t>
+      </w:r>
+      <w:r>
+        <w:rPr>
+          <w:rFonts w:cstheme="minorHAnsi"/>
+          <w:sz w:val="30"/>
+          <w:szCs w:val="30"/>
+        </w:rPr>
+        <w:t xml:space="preserve"> </w:t>
+      </w:r>
+      <w:r>
+        <w:rPr>
+          <w:rFonts w:cstheme="minorHAnsi"/>
+          <w:sz w:val="30"/>
+          <w:szCs w:val="30"/>
+        </w:rPr>
+        <w:br/>
+      </w:r>
+      <w:r>
+        <w:rPr>
+          <w:rFonts w:cstheme="minorHAnsi"/>
+          <w:sz w:val="30"/>
+          <w:szCs w:val="30"/>
+        </w:rPr>
+        <w:t>6</w:t>
+      </w:r>
+      <w:r>
+        <w:rPr>
+          <w:rFonts w:cstheme="minorHAnsi"/>
+          <w:sz w:val="30"/>
+          <w:szCs w:val="30"/>
+        </w:rPr>
+        <w:t xml:space="preserve">. Out of Tune </w:t>
+      </w:r>
+      <w:r>
+        <w:rPr>
+          <w:rFonts w:cstheme="minorHAnsi"/>
+          <w:sz w:val="30"/>
+          <w:szCs w:val="30"/>
+          <w:vertAlign w:val="subscript"/>
+        </w:rPr>
+        <w:t>Eternity, Timeharmonic Orchestra</w:t>
+      </w:r>
+      <w:r>
+        <w:rPr>
+          <w:rFonts w:cstheme="minorHAnsi"/>
+          <w:sz w:val="30"/>
+          <w:szCs w:val="30"/>
+        </w:rPr>
+        <w:br/>
+      </w:r>
+      <w:r>
+        <w:rPr>
+          <w:rFonts w:cstheme="minorHAnsi"/>
+          <w:sz w:val="30"/>
+          <w:szCs w:val="30"/>
+        </w:rPr>
+        <w:t>7</w:t>
       </w:r>
       <w:r>
         <w:rPr>
@@ -3298,13 +3295,82 @@
           <w:sz w:val="30"/>
           <w:szCs w:val="30"/>
         </w:rPr>
-        <w:t>The Right Person</w:t>
-      </w:r>
-      <w:r>
-        <w:rPr>
-          <w:rFonts w:cstheme="minorHAnsi"/>
-          <w:sz w:val="30"/>
-          <w:szCs w:val="30"/>
+        <w:t xml:space="preserve">Must Be Nice (Times Like These) </w:t>
+      </w:r>
+      <w:r>
+        <w:rPr>
+          <w:rFonts w:cstheme="minorHAnsi"/>
+          <w:sz w:val="30"/>
+          <w:szCs w:val="30"/>
+          <w:vertAlign w:val="subscript"/>
+        </w:rPr>
+        <w:t>Tabitha, Dakota, Past People</w:t>
+      </w:r>
+      <w:r>
+        <w:rPr>
+          <w:rFonts w:cstheme="minorHAnsi"/>
+          <w:sz w:val="30"/>
+          <w:szCs w:val="30"/>
+          <w:vertAlign w:val="subscript"/>
+        </w:rPr>
+        <w:br/>
+      </w:r>
+      <w:r>
+        <w:rPr>
+          <w:rFonts w:cstheme="minorHAnsi"/>
+          <w:sz w:val="30"/>
+          <w:szCs w:val="30"/>
+        </w:rPr>
+        <w:t>8</w:t>
+      </w:r>
+      <w:r>
+        <w:rPr>
+          <w:rFonts w:cstheme="minorHAnsi"/>
+          <w:sz w:val="30"/>
+          <w:szCs w:val="30"/>
+        </w:rPr>
+        <w:t xml:space="preserve">. Band Together </w:t>
+      </w:r>
+      <w:r>
+        <w:rPr>
+          <w:rFonts w:cstheme="minorHAnsi"/>
+          <w:sz w:val="30"/>
+          <w:szCs w:val="30"/>
+          <w:vertAlign w:val="subscript"/>
+        </w:rPr>
+        <w:t>Tabitha, Dakota, Past People</w:t>
+      </w:r>
+      <w:r>
+        <w:rPr>
+          <w:rFonts w:cstheme="minorHAnsi"/>
+          <w:sz w:val="30"/>
+          <w:szCs w:val="30"/>
+          <w:vertAlign w:val="subscript"/>
+        </w:rPr>
+        <w:br/>
+      </w:r>
+      <w:r>
+        <w:rPr>
+          <w:rFonts w:cstheme="minorHAnsi"/>
+          <w:sz w:val="30"/>
+          <w:szCs w:val="30"/>
+        </w:rPr>
+        <w:t>9</w:t>
+      </w:r>
+      <w:r>
+        <w:rPr>
+          <w:rFonts w:cstheme="minorHAnsi"/>
+          <w:sz w:val="30"/>
+          <w:szCs w:val="30"/>
+        </w:rPr>
+        <w:t>. Until the Beginning</w:t>
+      </w:r>
+      <w:r>
+        <w:rPr>
+          <w:rFonts w:cstheme="minorHAnsi"/>
+          <w:sz w:val="30"/>
+          <w:szCs w:val="30"/>
+          <w:vertAlign w:val="subscript"/>
         </w:rPr>
         <w:t xml:space="preserve"> </w:t>
       </w:r>
@@ -3315,13 +3381,14 @@
           <w:szCs w:val="30"/>
           <w:vertAlign w:val="subscript"/>
         </w:rPr>
-        <w:t>Tabitha, Dakota</w:t>
-      </w:r>
-      <w:r>
-        <w:rPr>
-          <w:rFonts w:cstheme="minorHAnsi"/>
-          <w:sz w:val="30"/>
-          <w:szCs w:val="30"/>
+        <w:t>Tabitha, Dakota, Timepipers, People</w:t>
+      </w:r>
+      <w:r>
+        <w:rPr>
+          <w:rFonts w:cstheme="minorHAnsi"/>
+          <w:sz w:val="30"/>
+          <w:szCs w:val="30"/>
+          <w:vertAlign w:val="subscript"/>
         </w:rPr>
         <w:br/>
       </w:r>
@@ -3331,29 +3398,83 @@
           <w:sz w:val="30"/>
           <w:szCs w:val="30"/>
         </w:rPr>
-        <w:t>4</w:t>
-      </w:r>
-      <w:r>
-        <w:rPr>
-          <w:rFonts w:cstheme="minorHAnsi"/>
-          <w:sz w:val="30"/>
-          <w:szCs w:val="30"/>
-        </w:rPr>
-        <w:t xml:space="preserve">. </w:t>
-      </w:r>
-      <w:r>
-        <w:rPr>
-          <w:rFonts w:cstheme="minorHAnsi"/>
-          <w:sz w:val="30"/>
-          <w:szCs w:val="30"/>
-        </w:rPr>
-        <w:t>The Wrong Time</w:t>
-      </w:r>
-      <w:r>
-        <w:rPr>
-          <w:rFonts w:cstheme="minorHAnsi"/>
-          <w:sz w:val="30"/>
-          <w:szCs w:val="30"/>
+        <w:t xml:space="preserve">10. Life is Short (You Must Be This Old to Die) </w:t>
+      </w:r>
+      <w:r>
+        <w:rPr>
+          <w:rFonts w:cstheme="minorHAnsi"/>
+          <w:sz w:val="30"/>
+          <w:szCs w:val="30"/>
+          <w:vertAlign w:val="subscript"/>
+        </w:rPr>
+        <w:t xml:space="preserve">Tabitha, </w:t>
+      </w:r>
+      <w:r>
+        <w:rPr>
+          <w:rFonts w:cstheme="minorHAnsi"/>
+          <w:sz w:val="30"/>
+          <w:szCs w:val="30"/>
+          <w:vertAlign w:val="subscript"/>
+        </w:rPr>
+        <w:t>Timepipers</w:t>
+      </w:r>
+      <w:r>
+        <w:rPr>
+          <w:rFonts w:cstheme="minorHAnsi"/>
+          <w:sz w:val="30"/>
+          <w:szCs w:val="30"/>
+          <w:vertAlign w:val="subscript"/>
+        </w:rPr>
+        <w:br/>
+      </w:r>
+      <w:r>
+        <w:rPr>
+          <w:rFonts w:cstheme="minorHAnsi"/>
+          <w:sz w:val="30"/>
+          <w:szCs w:val="30"/>
+        </w:rPr>
+        <w:t>1</w:t>
+      </w:r>
+      <w:r>
+        <w:rPr>
+          <w:rFonts w:cstheme="minorHAnsi"/>
+          <w:sz w:val="30"/>
+          <w:szCs w:val="30"/>
+        </w:rPr>
+        <w:t>1</w:t>
+      </w:r>
+      <w:r>
+        <w:rPr>
+          <w:rFonts w:cstheme="minorHAnsi"/>
+          <w:sz w:val="30"/>
+          <w:szCs w:val="30"/>
+        </w:rPr>
+        <w:t xml:space="preserve">. Future Plans </w:t>
+      </w:r>
+      <w:r>
+        <w:rPr>
+          <w:rFonts w:cstheme="minorHAnsi"/>
+          <w:sz w:val="30"/>
+          <w:szCs w:val="30"/>
+          <w:vertAlign w:val="subscript"/>
+        </w:rPr>
+        <w:t>Tabitha,</w:t>
+      </w:r>
+      <w:r>
+        <w:rPr>
+          <w:rFonts w:cstheme="minorHAnsi"/>
+          <w:sz w:val="30"/>
+          <w:szCs w:val="30"/>
+          <w:vertAlign w:val="subscript"/>
+        </w:rPr>
+        <w:t xml:space="preserve"> Dakota,</w:t>
+      </w:r>
+      <w:r>
+        <w:rPr>
+          <w:rFonts w:cstheme="minorHAnsi"/>
+          <w:sz w:val="30"/>
+          <w:szCs w:val="30"/>
+          <w:vertAlign w:val="subscript"/>
         </w:rPr>
         <w:t xml:space="preserve"> </w:t>
       </w:r>
@@ -3364,412 +3485,7 @@
           <w:szCs w:val="30"/>
           <w:vertAlign w:val="subscript"/>
         </w:rPr>
-        <w:t xml:space="preserve">Tabitha, Dakota, </w:t>
-      </w:r>
-      <w:proofErr w:type="spellStart"/>
-      <w:r>
-        <w:rPr>
-          <w:rFonts w:cstheme="minorHAnsi"/>
-          <w:sz w:val="30"/>
-          <w:szCs w:val="30"/>
-          <w:vertAlign w:val="subscript"/>
-        </w:rPr>
-        <w:t>Timepipers</w:t>
-      </w:r>
-      <w:proofErr w:type="spellEnd"/>
-      <w:r>
-        <w:rPr>
-          <w:rFonts w:cstheme="minorHAnsi"/>
-          <w:sz w:val="30"/>
-          <w:szCs w:val="30"/>
-          <w:vertAlign w:val="subscript"/>
-        </w:rPr>
-        <w:br/>
-      </w:r>
-      <w:r>
-        <w:rPr>
-          <w:rFonts w:cstheme="minorHAnsi"/>
-          <w:sz w:val="30"/>
-          <w:szCs w:val="30"/>
-        </w:rPr>
-        <w:t>5.</w:t>
-      </w:r>
-      <w:r>
-        <w:rPr>
-          <w:rFonts w:cstheme="minorHAnsi"/>
-          <w:sz w:val="30"/>
-          <w:szCs w:val="30"/>
-        </w:rPr>
-        <w:t xml:space="preserve"> Father is Long</w:t>
-      </w:r>
-      <w:r>
-        <w:rPr>
-          <w:rFonts w:cstheme="minorHAnsi"/>
-          <w:sz w:val="30"/>
-          <w:szCs w:val="30"/>
-        </w:rPr>
-        <w:t xml:space="preserve"> Gone, Mother </w:t>
-      </w:r>
-      <w:proofErr w:type="spellStart"/>
-      <w:r>
-        <w:rPr>
-          <w:rFonts w:cstheme="minorHAnsi"/>
-          <w:sz w:val="30"/>
-          <w:szCs w:val="30"/>
-        </w:rPr>
-        <w:t>Ain’t</w:t>
-      </w:r>
-      <w:proofErr w:type="spellEnd"/>
-      <w:r>
-        <w:rPr>
-          <w:rFonts w:cstheme="minorHAnsi"/>
-          <w:sz w:val="30"/>
-          <w:szCs w:val="30"/>
-        </w:rPr>
-        <w:t xml:space="preserve"> Born Yet</w:t>
-      </w:r>
-      <w:r>
-        <w:rPr>
-          <w:rFonts w:cstheme="minorHAnsi"/>
-          <w:sz w:val="30"/>
-          <w:szCs w:val="30"/>
-          <w:vertAlign w:val="subscript"/>
-        </w:rPr>
-        <w:t xml:space="preserve"> Tabitha, Dakota</w:t>
-      </w:r>
-      <w:r>
-        <w:rPr>
-          <w:rFonts w:cstheme="minorHAnsi"/>
-          <w:sz w:val="30"/>
-          <w:szCs w:val="30"/>
-        </w:rPr>
-        <w:t xml:space="preserve"> </w:t>
-      </w:r>
-      <w:r>
-        <w:rPr>
-          <w:rFonts w:cstheme="minorHAnsi"/>
-          <w:sz w:val="30"/>
-          <w:szCs w:val="30"/>
-        </w:rPr>
-        <w:br/>
-      </w:r>
-      <w:r>
-        <w:rPr>
-          <w:rFonts w:cstheme="minorHAnsi"/>
-          <w:sz w:val="30"/>
-          <w:szCs w:val="30"/>
-        </w:rPr>
-        <w:t>6</w:t>
-      </w:r>
-      <w:r>
-        <w:rPr>
-          <w:rFonts w:cstheme="minorHAnsi"/>
-          <w:sz w:val="30"/>
-          <w:szCs w:val="30"/>
-        </w:rPr>
-        <w:t xml:space="preserve">. Out of Tune </w:t>
-      </w:r>
-      <w:r>
-        <w:rPr>
-          <w:rFonts w:cstheme="minorHAnsi"/>
-          <w:sz w:val="30"/>
-          <w:szCs w:val="30"/>
-          <w:vertAlign w:val="subscript"/>
-        </w:rPr>
-        <w:t xml:space="preserve">Eternity, </w:t>
-      </w:r>
-      <w:proofErr w:type="spellStart"/>
-      <w:r>
-        <w:rPr>
-          <w:rFonts w:cstheme="minorHAnsi"/>
-          <w:sz w:val="30"/>
-          <w:szCs w:val="30"/>
-          <w:vertAlign w:val="subscript"/>
-        </w:rPr>
-        <w:t>Timeharmonic</w:t>
-      </w:r>
-      <w:proofErr w:type="spellEnd"/>
-      <w:r>
-        <w:rPr>
-          <w:rFonts w:cstheme="minorHAnsi"/>
-          <w:sz w:val="30"/>
-          <w:szCs w:val="30"/>
-          <w:vertAlign w:val="subscript"/>
-        </w:rPr>
-        <w:t xml:space="preserve"> Orchestra</w:t>
-      </w:r>
-      <w:r>
-        <w:rPr>
-          <w:rFonts w:cstheme="minorHAnsi"/>
-          <w:sz w:val="30"/>
-          <w:szCs w:val="30"/>
-        </w:rPr>
-        <w:br/>
-      </w:r>
-      <w:r>
-        <w:rPr>
-          <w:rFonts w:cstheme="minorHAnsi"/>
-          <w:sz w:val="30"/>
-          <w:szCs w:val="30"/>
-        </w:rPr>
-        <w:t>7</w:t>
-      </w:r>
-      <w:r>
-        <w:rPr>
-          <w:rFonts w:cstheme="minorHAnsi"/>
-          <w:sz w:val="30"/>
-          <w:szCs w:val="30"/>
-        </w:rPr>
-        <w:t xml:space="preserve">. </w:t>
-      </w:r>
-      <w:r>
-        <w:rPr>
-          <w:rFonts w:cstheme="minorHAnsi"/>
-          <w:sz w:val="30"/>
-          <w:szCs w:val="30"/>
-        </w:rPr>
-        <w:t xml:space="preserve">Must Be Nice (Times Like These) </w:t>
-      </w:r>
-      <w:r>
-        <w:rPr>
-          <w:rFonts w:cstheme="minorHAnsi"/>
-          <w:sz w:val="30"/>
-          <w:szCs w:val="30"/>
-          <w:vertAlign w:val="subscript"/>
-        </w:rPr>
-        <w:t>Tabitha, Dakota, Past People</w:t>
-      </w:r>
-      <w:r>
-        <w:rPr>
-          <w:rFonts w:cstheme="minorHAnsi"/>
-          <w:sz w:val="30"/>
-          <w:szCs w:val="30"/>
-          <w:vertAlign w:val="subscript"/>
-        </w:rPr>
-        <w:br/>
-      </w:r>
-      <w:r>
-        <w:rPr>
-          <w:rFonts w:cstheme="minorHAnsi"/>
-          <w:sz w:val="30"/>
-          <w:szCs w:val="30"/>
-        </w:rPr>
-        <w:t>8</w:t>
-      </w:r>
-      <w:r>
-        <w:rPr>
-          <w:rFonts w:cstheme="minorHAnsi"/>
-          <w:sz w:val="30"/>
-          <w:szCs w:val="30"/>
-        </w:rPr>
-        <w:t xml:space="preserve">. Band Together </w:t>
-      </w:r>
-      <w:r>
-        <w:rPr>
-          <w:rFonts w:cstheme="minorHAnsi"/>
-          <w:sz w:val="30"/>
-          <w:szCs w:val="30"/>
-          <w:vertAlign w:val="subscript"/>
-        </w:rPr>
-        <w:t>Tabitha, Dakota, Past People</w:t>
-      </w:r>
-      <w:r>
-        <w:rPr>
-          <w:rFonts w:cstheme="minorHAnsi"/>
-          <w:sz w:val="30"/>
-          <w:szCs w:val="30"/>
-          <w:vertAlign w:val="subscript"/>
-        </w:rPr>
-        <w:br/>
-      </w:r>
-      <w:r>
-        <w:rPr>
-          <w:rFonts w:cstheme="minorHAnsi"/>
-          <w:sz w:val="30"/>
-          <w:szCs w:val="30"/>
-        </w:rPr>
-        <w:t>9</w:t>
-      </w:r>
-      <w:r>
-        <w:rPr>
-          <w:rFonts w:cstheme="minorHAnsi"/>
-          <w:sz w:val="30"/>
-          <w:szCs w:val="30"/>
-        </w:rPr>
-        <w:t>. Until the Beginning</w:t>
-      </w:r>
-      <w:r>
-        <w:rPr>
-          <w:rFonts w:cstheme="minorHAnsi"/>
-          <w:sz w:val="30"/>
-          <w:szCs w:val="30"/>
-          <w:vertAlign w:val="subscript"/>
-        </w:rPr>
-        <w:t xml:space="preserve"> </w:t>
-      </w:r>
-      <w:r>
-        <w:rPr>
-          <w:rFonts w:cstheme="minorHAnsi"/>
-          <w:sz w:val="30"/>
-          <w:szCs w:val="30"/>
-          <w:vertAlign w:val="subscript"/>
-        </w:rPr>
-        <w:t xml:space="preserve">Tabitha, Dakota, </w:t>
-      </w:r>
-      <w:proofErr w:type="spellStart"/>
-      <w:r>
-        <w:rPr>
-          <w:rFonts w:cstheme="minorHAnsi"/>
-          <w:sz w:val="30"/>
-          <w:szCs w:val="30"/>
-          <w:vertAlign w:val="subscript"/>
-        </w:rPr>
-        <w:t>Timepipers</w:t>
-      </w:r>
-      <w:proofErr w:type="spellEnd"/>
-      <w:r>
-        <w:rPr>
-          <w:rFonts w:cstheme="minorHAnsi"/>
-          <w:sz w:val="30"/>
-          <w:szCs w:val="30"/>
-          <w:vertAlign w:val="subscript"/>
-        </w:rPr>
-        <w:t>, People</w:t>
-      </w:r>
-      <w:r>
-        <w:rPr>
-          <w:rFonts w:cstheme="minorHAnsi"/>
-          <w:sz w:val="30"/>
-          <w:szCs w:val="30"/>
-          <w:vertAlign w:val="subscript"/>
-        </w:rPr>
-        <w:br/>
-      </w:r>
-      <w:r>
-        <w:rPr>
-          <w:rFonts w:cstheme="minorHAnsi"/>
-          <w:sz w:val="30"/>
-          <w:szCs w:val="30"/>
-        </w:rPr>
-        <w:t xml:space="preserve">10. Life is Short (You Must Be This Old to Die) </w:t>
-      </w:r>
-      <w:r>
-        <w:rPr>
-          <w:rFonts w:cstheme="minorHAnsi"/>
-          <w:sz w:val="30"/>
-          <w:szCs w:val="30"/>
-          <w:vertAlign w:val="subscript"/>
-        </w:rPr>
-        <w:t xml:space="preserve">Tabitha, </w:t>
-      </w:r>
-      <w:proofErr w:type="spellStart"/>
-      <w:r>
-        <w:rPr>
-          <w:rFonts w:cstheme="minorHAnsi"/>
-          <w:sz w:val="30"/>
-          <w:szCs w:val="30"/>
-          <w:vertAlign w:val="subscript"/>
-        </w:rPr>
-        <w:t>Timepipers</w:t>
-      </w:r>
-      <w:proofErr w:type="spellEnd"/>
-      <w:r>
-        <w:rPr>
-          <w:rFonts w:cstheme="minorHAnsi"/>
-          <w:sz w:val="30"/>
-          <w:szCs w:val="30"/>
-          <w:vertAlign w:val="subscript"/>
-        </w:rPr>
-        <w:br/>
-      </w:r>
-      <w:r>
-        <w:rPr>
-          <w:rFonts w:cstheme="minorHAnsi"/>
-          <w:sz w:val="30"/>
-          <w:szCs w:val="30"/>
-        </w:rPr>
-        <w:t>1</w:t>
-      </w:r>
-      <w:r>
-        <w:rPr>
-          <w:rFonts w:cstheme="minorHAnsi"/>
-          <w:sz w:val="30"/>
-          <w:szCs w:val="30"/>
-        </w:rPr>
-        <w:t>1</w:t>
-      </w:r>
-      <w:r>
-        <w:rPr>
-          <w:rFonts w:cstheme="minorHAnsi"/>
-          <w:sz w:val="30"/>
-          <w:szCs w:val="30"/>
-        </w:rPr>
-        <w:t xml:space="preserve">. </w:t>
-      </w:r>
-      <w:proofErr w:type="gramStart"/>
-      <w:r>
-        <w:rPr>
-          <w:rFonts w:cstheme="minorHAnsi"/>
-          <w:sz w:val="30"/>
-          <w:szCs w:val="30"/>
-        </w:rPr>
-        <w:t>Future Plans</w:t>
-      </w:r>
-      <w:proofErr w:type="gramEnd"/>
-      <w:r>
-        <w:rPr>
-          <w:rFonts w:cstheme="minorHAnsi"/>
-          <w:sz w:val="30"/>
-          <w:szCs w:val="30"/>
-        </w:rPr>
-        <w:t xml:space="preserve"> </w:t>
-      </w:r>
-      <w:r>
-        <w:rPr>
-          <w:rFonts w:cstheme="minorHAnsi"/>
-          <w:sz w:val="30"/>
-          <w:szCs w:val="30"/>
-          <w:vertAlign w:val="subscript"/>
-        </w:rPr>
-        <w:t>Tabitha,</w:t>
-      </w:r>
-      <w:r>
-        <w:rPr>
-          <w:rFonts w:cstheme="minorHAnsi"/>
-          <w:sz w:val="30"/>
-          <w:szCs w:val="30"/>
-          <w:vertAlign w:val="subscript"/>
-        </w:rPr>
-        <w:t xml:space="preserve"> Dakota,</w:t>
-      </w:r>
-      <w:r>
-        <w:rPr>
-          <w:rFonts w:cstheme="minorHAnsi"/>
-          <w:sz w:val="30"/>
-          <w:szCs w:val="30"/>
-          <w:vertAlign w:val="subscript"/>
-        </w:rPr>
-        <w:t xml:space="preserve"> </w:t>
-      </w:r>
-      <w:proofErr w:type="spellStart"/>
-      <w:r>
-        <w:rPr>
-          <w:rFonts w:cstheme="minorHAnsi"/>
-          <w:sz w:val="30"/>
-          <w:szCs w:val="30"/>
-          <w:vertAlign w:val="subscript"/>
-        </w:rPr>
-        <w:t>Timeharmonic</w:t>
-      </w:r>
-      <w:proofErr w:type="spellEnd"/>
-      <w:r>
-        <w:rPr>
-          <w:rFonts w:cstheme="minorHAnsi"/>
-          <w:sz w:val="30"/>
-          <w:szCs w:val="30"/>
-          <w:vertAlign w:val="subscript"/>
-        </w:rPr>
-        <w:t xml:space="preserve"> Orchestra</w:t>
+        <w:t>Timeharmonic Orchestra</w:t>
       </w:r>
       <w:r>
         <w:rPr>
@@ -4068,7 +3784,6 @@
         </w:rPr>
         <w:t xml:space="preserve"> </w:t>
       </w:r>
-      <w:proofErr w:type="spellStart"/>
       <w:r>
         <w:rPr>
           <w:rFonts w:cstheme="minorHAnsi"/>
@@ -4076,9 +3791,8 @@
           <w:szCs w:val="30"/>
           <w:vertAlign w:val="subscript"/>
         </w:rPr>
-        <w:t>Timeharmonic</w:t>
-      </w:r>
-      <w:proofErr w:type="spellEnd"/>
+        <w:t>Timeharmonic Orchestra</w:t>
+      </w:r>
       <w:r>
         <w:rPr>
           <w:rFonts w:cstheme="minorHAnsi"/>
@@ -4086,7 +3800,47 @@
           <w:szCs w:val="30"/>
           <w:vertAlign w:val="subscript"/>
         </w:rPr>
-        <w:t xml:space="preserve"> Orchestra</w:t>
+        <w:br/>
+      </w:r>
+      <w:r>
+        <w:rPr>
+          <w:rFonts w:cstheme="minorHAnsi"/>
+          <w:sz w:val="30"/>
+          <w:szCs w:val="30"/>
+        </w:rPr>
+        <w:t>1</w:t>
+      </w:r>
+      <w:r>
+        <w:rPr>
+          <w:rFonts w:cstheme="minorHAnsi"/>
+          <w:sz w:val="30"/>
+          <w:szCs w:val="30"/>
+        </w:rPr>
+        <w:t>6</w:t>
+      </w:r>
+      <w:r>
+        <w:rPr>
+          <w:rFonts w:cstheme="minorHAnsi"/>
+          <w:sz w:val="30"/>
+          <w:szCs w:val="30"/>
+        </w:rPr>
+        <w:t xml:space="preserve">. </w:t>
+      </w:r>
+      <w:r>
+        <w:rPr>
+          <w:rFonts w:cstheme="minorHAnsi"/>
+          <w:sz w:val="30"/>
+          <w:szCs w:val="30"/>
+        </w:rPr>
+        <w:t>Seconds Can’t Count</w:t>
+      </w:r>
+      <w:r>
+        <w:rPr>
+          <w:rFonts w:cstheme="minorHAnsi"/>
+          <w:sz w:val="30"/>
+          <w:szCs w:val="30"/>
+        </w:rPr>
+        <w:t xml:space="preserve"> </w:t>
       </w:r>
       <w:r>
         <w:rPr>
@@ -4095,6 +3849,24 @@
           <w:szCs w:val="30"/>
           <w:vertAlign w:val="subscript"/>
         </w:rPr>
+        <w:t>Tabitha, Dakota</w:t>
+      </w:r>
+      <w:r>
+        <w:rPr>
+          <w:rFonts w:cstheme="minorHAnsi"/>
+          <w:sz w:val="30"/>
+          <w:szCs w:val="30"/>
+          <w:vertAlign w:val="subscript"/>
+        </w:rPr>
+        <w:t xml:space="preserve"> </w:t>
+      </w:r>
+      <w:r>
+        <w:rPr>
+          <w:rFonts w:cstheme="minorHAnsi"/>
+          <w:sz w:val="30"/>
+          <w:szCs w:val="30"/>
+          <w:vertAlign w:val="subscript"/>
+        </w:rPr>
         <w:br/>
       </w:r>
       <w:r>
@@ -4111,7 +3883,7 @@
           <w:sz w:val="30"/>
           <w:szCs w:val="30"/>
         </w:rPr>
-        <w:t>6</w:t>
+        <w:t>7</w:t>
       </w:r>
       <w:r>
         <w:rPr>
@@ -4127,15 +3899,7 @@
           <w:sz w:val="30"/>
           <w:szCs w:val="30"/>
         </w:rPr>
-        <w:t>Seconds Can’t Count</w:t>
-      </w:r>
-      <w:r>
-        <w:rPr>
-          <w:rFonts w:cstheme="minorHAnsi"/>
-          <w:sz w:val="30"/>
-          <w:szCs w:val="30"/>
-        </w:rPr>
-        <w:t xml:space="preserve"> </w:t>
+        <w:t xml:space="preserve">Out of Wack </w:t>
       </w:r>
       <w:r>
         <w:rPr>
@@ -4144,86 +3908,7 @@
           <w:szCs w:val="30"/>
           <w:vertAlign w:val="subscript"/>
         </w:rPr>
-        <w:t>Tabitha, Dakota</w:t>
-      </w:r>
-      <w:r>
-        <w:rPr>
-          <w:rFonts w:cstheme="minorHAnsi"/>
-          <w:sz w:val="30"/>
-          <w:szCs w:val="30"/>
-          <w:vertAlign w:val="subscript"/>
-        </w:rPr>
-        <w:t xml:space="preserve"> </w:t>
-      </w:r>
-      <w:r>
-        <w:rPr>
-          <w:rFonts w:cstheme="minorHAnsi"/>
-          <w:sz w:val="30"/>
-          <w:szCs w:val="30"/>
-          <w:vertAlign w:val="subscript"/>
-        </w:rPr>
-        <w:br/>
-      </w:r>
-      <w:r>
-        <w:rPr>
-          <w:rFonts w:cstheme="minorHAnsi"/>
-          <w:sz w:val="30"/>
-          <w:szCs w:val="30"/>
-        </w:rPr>
-        <w:t>1</w:t>
-      </w:r>
-      <w:r>
-        <w:rPr>
-          <w:rFonts w:cstheme="minorHAnsi"/>
-          <w:sz w:val="30"/>
-          <w:szCs w:val="30"/>
-        </w:rPr>
-        <w:t>7</w:t>
-      </w:r>
-      <w:r>
-        <w:rPr>
-          <w:rFonts w:cstheme="minorHAnsi"/>
-          <w:sz w:val="30"/>
-          <w:szCs w:val="30"/>
-        </w:rPr>
-        <w:t xml:space="preserve">. </w:t>
-      </w:r>
-      <w:r>
-        <w:rPr>
-          <w:rFonts w:cstheme="minorHAnsi"/>
-          <w:sz w:val="30"/>
-          <w:szCs w:val="30"/>
-        </w:rPr>
-        <w:t xml:space="preserve">Out of Wack </w:t>
-      </w:r>
-      <w:r>
-        <w:rPr>
-          <w:rFonts w:cstheme="minorHAnsi"/>
-          <w:sz w:val="30"/>
-          <w:szCs w:val="30"/>
-          <w:vertAlign w:val="subscript"/>
-        </w:rPr>
-        <w:t xml:space="preserve">Eternity, Conductor, </w:t>
-      </w:r>
-      <w:proofErr w:type="spellStart"/>
-      <w:r>
-        <w:rPr>
-          <w:rFonts w:cstheme="minorHAnsi"/>
-          <w:sz w:val="30"/>
-          <w:szCs w:val="30"/>
-          <w:vertAlign w:val="subscript"/>
-        </w:rPr>
-        <w:t>Timeharmonic</w:t>
-      </w:r>
-      <w:proofErr w:type="spellEnd"/>
-      <w:r>
-        <w:rPr>
-          <w:rFonts w:cstheme="minorHAnsi"/>
-          <w:sz w:val="30"/>
-          <w:szCs w:val="30"/>
-          <w:vertAlign w:val="subscript"/>
-        </w:rPr>
-        <w:t xml:space="preserve"> Orchestra, Tabitha, Dakota</w:t>
+        <w:t>Eternity, Conductor, Timeharmonic Orchestra, Tabitha, Dakota</w:t>
       </w:r>
       <w:r>
         <w:rPr>
@@ -4684,57 +4369,29 @@
         </w:rPr>
         <w:t xml:space="preserve">the </w:t>
       </w:r>
-      <w:proofErr w:type="spellStart"/>
-      <w:r>
-        <w:rPr>
-          <w:rFonts w:cstheme="minorHAnsi"/>
-          <w:sz w:val="32"/>
-          <w:szCs w:val="32"/>
-        </w:rPr>
-        <w:t>Timeharmonic</w:t>
-      </w:r>
-      <w:proofErr w:type="spellEnd"/>
-      <w:r>
-        <w:rPr>
-          <w:rFonts w:cstheme="minorHAnsi"/>
-          <w:sz w:val="32"/>
-          <w:szCs w:val="32"/>
-        </w:rPr>
-        <w:t xml:space="preserve"> Orchestra</w:t>
-      </w:r>
-      <w:r>
-        <w:rPr>
-          <w:rFonts w:cstheme="minorHAnsi"/>
-          <w:sz w:val="32"/>
-          <w:szCs w:val="32"/>
-        </w:rPr>
-        <w:t xml:space="preserve">, overseen by Eternity Linger and their </w:t>
-      </w:r>
-      <w:proofErr w:type="spellStart"/>
-      <w:r>
-        <w:rPr>
-          <w:rFonts w:cstheme="minorHAnsi"/>
-          <w:sz w:val="32"/>
-          <w:szCs w:val="32"/>
-        </w:rPr>
-        <w:t>Ti</w:t>
-      </w:r>
-      <w:r>
-        <w:rPr>
-          <w:rFonts w:cstheme="minorHAnsi"/>
-          <w:sz w:val="32"/>
-          <w:szCs w:val="32"/>
-        </w:rPr>
-        <w:t>mepipers</w:t>
-      </w:r>
-      <w:proofErr w:type="spellEnd"/>
-      <w:r>
-        <w:rPr>
-          <w:rFonts w:cstheme="minorHAnsi"/>
-          <w:sz w:val="32"/>
-          <w:szCs w:val="32"/>
-        </w:rPr>
-        <w:t xml:space="preserve"> of the P</w:t>
+      <w:r>
+        <w:rPr>
+          <w:rFonts w:cstheme="minorHAnsi"/>
+          <w:sz w:val="32"/>
+          <w:szCs w:val="32"/>
+        </w:rPr>
+        <w:t>Timeharmonic Orchestra</w:t>
+      </w:r>
+      <w:r>
+        <w:rPr>
+          <w:rFonts w:cstheme="minorHAnsi"/>
+          <w:sz w:val="32"/>
+          <w:szCs w:val="32"/>
+        </w:rPr>
+        <w:t>, overseen by Eternity Linger and their Ti</w:t>
+      </w:r>
+      <w:r>
+        <w:rPr>
+          <w:rFonts w:cstheme="minorHAnsi"/>
+          <w:sz w:val="32"/>
+          <w:szCs w:val="32"/>
+        </w:rPr>
+        <w:t>mepipers of the P</w:t>
       </w:r>
       <w:r>
         <w:rPr>
@@ -4877,23 +4534,13 @@
         </w:rPr>
         <w:t xml:space="preserve">, Tabitha </w:t>
       </w:r>
-      <w:proofErr w:type="gramStart"/>
-      <w:r>
-        <w:rPr>
-          <w:rFonts w:cstheme="minorHAnsi"/>
-          <w:sz w:val="32"/>
-          <w:szCs w:val="32"/>
-        </w:rPr>
-        <w:t>is</w:t>
-      </w:r>
-      <w:proofErr w:type="gramEnd"/>
-      <w:r>
-        <w:rPr>
-          <w:rFonts w:cstheme="minorHAnsi"/>
-          <w:sz w:val="32"/>
-          <w:szCs w:val="32"/>
-        </w:rPr>
-        <w:t xml:space="preserve"> a lyre maker trying to revolutionize music</w:t>
+      <w:r>
+        <w:rPr>
+          <w:rFonts w:cstheme="minorHAnsi"/>
+          <w:sz w:val="32"/>
+          <w:szCs w:val="32"/>
+        </w:rPr>
+        <w:t>is a lyre maker trying to revolutionize music</w:t>
       </w:r>
       <w:r>
         <w:rPr>
@@ -5063,16 +4710,78 @@
         </w:rPr>
         <w:t xml:space="preserve">Destiny grows </w:t>
       </w:r>
-      <w:proofErr w:type="gramStart"/>
-      <w:r>
-        <w:rPr>
-          <w:rFonts w:cstheme="minorHAnsi"/>
-          <w:sz w:val="32"/>
-          <w:szCs w:val="32"/>
-        </w:rPr>
-        <w:t>a</w:t>
-      </w:r>
-      <w:proofErr w:type="gramEnd"/>
+      <w:r>
+        <w:rPr>
+          <w:rFonts w:cstheme="minorHAnsi"/>
+          <w:sz w:val="32"/>
+          <w:szCs w:val="32"/>
+        </w:rPr>
+        <w:t xml:space="preserve">a </w:t>
+      </w:r>
+      <w:r>
+        <w:rPr>
+          <w:rFonts w:cstheme="minorHAnsi"/>
+          <w:sz w:val="32"/>
+          <w:szCs w:val="32"/>
+        </w:rPr>
+        <w:t>American basswood</w:t>
+      </w:r>
+      <w:r>
+        <w:rPr>
+          <w:rFonts w:cstheme="minorHAnsi"/>
+          <w:sz w:val="32"/>
+          <w:szCs w:val="32"/>
+        </w:rPr>
+        <w:t xml:space="preserve"> tree</w:t>
+      </w:r>
+      <w:r>
+        <w:rPr>
+          <w:rFonts w:cstheme="minorHAnsi"/>
+          <w:sz w:val="32"/>
+          <w:szCs w:val="32"/>
+        </w:rPr>
+        <w:t xml:space="preserve"> which Tabitha uses </w:t>
+      </w:r>
+      <w:r>
+        <w:rPr>
+          <w:rFonts w:cstheme="minorHAnsi"/>
+          <w:sz w:val="32"/>
+          <w:szCs w:val="32"/>
+        </w:rPr>
+        <w:t xml:space="preserve">its wood </w:t>
+      </w:r>
+      <w:r>
+        <w:rPr>
+          <w:rFonts w:cstheme="minorHAnsi"/>
+          <w:sz w:val="32"/>
+          <w:szCs w:val="32"/>
+        </w:rPr>
+        <w:t xml:space="preserve">to </w:t>
+      </w:r>
+      <w:r>
+        <w:rPr>
+          <w:rFonts w:cstheme="minorHAnsi"/>
+          <w:sz w:val="32"/>
+          <w:szCs w:val="32"/>
+        </w:rPr>
+        <w:t>carve</w:t>
+      </w:r>
+      <w:r>
+        <w:rPr>
+          <w:rFonts w:cstheme="minorHAnsi"/>
+          <w:sz w:val="32"/>
+          <w:szCs w:val="32"/>
+        </w:rPr>
+        <w:t xml:space="preserve"> her oud. Meanwhile, </w:t>
+      </w:r>
+      <w:r>
+        <w:rPr>
+          <w:rFonts w:cstheme="minorHAnsi"/>
+          <w:sz w:val="32"/>
+          <w:szCs w:val="32"/>
+        </w:rPr>
+        <w:t>Frailty</w:t>
+      </w:r>
       <w:r>
         <w:rPr>
           <w:rFonts w:cstheme="minorHAnsi"/>
@@ -5087,78 +4796,6 @@
           <w:sz w:val="32"/>
           <w:szCs w:val="32"/>
         </w:rPr>
-        <w:t>American basswood</w:t>
-      </w:r>
-      <w:r>
-        <w:rPr>
-          <w:rFonts w:cstheme="minorHAnsi"/>
-          <w:sz w:val="32"/>
-          <w:szCs w:val="32"/>
-        </w:rPr>
-        <w:t xml:space="preserve"> tree</w:t>
-      </w:r>
-      <w:r>
-        <w:rPr>
-          <w:rFonts w:cstheme="minorHAnsi"/>
-          <w:sz w:val="32"/>
-          <w:szCs w:val="32"/>
-        </w:rPr>
-        <w:t xml:space="preserve"> which Tabitha uses </w:t>
-      </w:r>
-      <w:r>
-        <w:rPr>
-          <w:rFonts w:cstheme="minorHAnsi"/>
-          <w:sz w:val="32"/>
-          <w:szCs w:val="32"/>
-        </w:rPr>
-        <w:t xml:space="preserve">its wood </w:t>
-      </w:r>
-      <w:r>
-        <w:rPr>
-          <w:rFonts w:cstheme="minorHAnsi"/>
-          <w:sz w:val="32"/>
-          <w:szCs w:val="32"/>
-        </w:rPr>
-        <w:t xml:space="preserve">to </w:t>
-      </w:r>
-      <w:r>
-        <w:rPr>
-          <w:rFonts w:cstheme="minorHAnsi"/>
-          <w:sz w:val="32"/>
-          <w:szCs w:val="32"/>
-        </w:rPr>
-        <w:t>carve</w:t>
-      </w:r>
-      <w:r>
-        <w:rPr>
-          <w:rFonts w:cstheme="minorHAnsi"/>
-          <w:sz w:val="32"/>
-          <w:szCs w:val="32"/>
-        </w:rPr>
-        <w:t xml:space="preserve"> her oud. Meanwhile, </w:t>
-      </w:r>
-      <w:r>
-        <w:rPr>
-          <w:rFonts w:cstheme="minorHAnsi"/>
-          <w:sz w:val="32"/>
-          <w:szCs w:val="32"/>
-        </w:rPr>
-        <w:t>Frailty</w:t>
-      </w:r>
-      <w:r>
-        <w:rPr>
-          <w:rFonts w:cstheme="minorHAnsi"/>
-          <w:sz w:val="32"/>
-          <w:szCs w:val="32"/>
-        </w:rPr>
-        <w:t xml:space="preserve"> </w:t>
-      </w:r>
-      <w:r>
-        <w:rPr>
-          <w:rFonts w:cstheme="minorHAnsi"/>
-          <w:sz w:val="32"/>
-          <w:szCs w:val="32"/>
-        </w:rPr>
         <w:t xml:space="preserve">offers Judean date palm seeds that Dakota </w:t>
       </w:r>
       <w:r>
@@ -5223,25 +4860,7 @@
           <w:sz w:val="30"/>
           <w:szCs w:val="30"/>
         </w:rPr>
-        <w:t xml:space="preserve">Father is Long Gone, Mother </w:t>
-      </w:r>
-      <w:proofErr w:type="spellStart"/>
-      <w:r>
-        <w:rPr>
-          <w:rFonts w:cstheme="minorHAnsi"/>
-          <w:sz w:val="30"/>
-          <w:szCs w:val="30"/>
-        </w:rPr>
-        <w:t>Ain’t</w:t>
-      </w:r>
-      <w:proofErr w:type="spellEnd"/>
-      <w:r>
-        <w:rPr>
-          <w:rFonts w:cstheme="minorHAnsi"/>
-          <w:sz w:val="30"/>
-          <w:szCs w:val="30"/>
-        </w:rPr>
-        <w:t xml:space="preserve"> Born Yet”).</w:t>
+        <w:t>Father is Long Gone, Mother Ain’t Born Yet”).</w:t>
       </w:r>
     </w:p>
     <w:p>
@@ -5363,18 +4982,8 @@
           <w:sz w:val="30"/>
           <w:szCs w:val="30"/>
         </w:rPr>
-        <w:t xml:space="preserve">The </w:t>
-      </w:r>
-      <w:proofErr w:type="spellStart"/>
-      <w:r>
-        <w:rPr>
-          <w:rFonts w:cstheme="minorHAnsi"/>
-          <w:sz w:val="30"/>
-          <w:szCs w:val="30"/>
-        </w:rPr>
-        <w:t>Timepipers</w:t>
-      </w:r>
-      <w:proofErr w:type="spellEnd"/>
+        <w:t>The Timepipers</w:t>
+      </w:r>
       <w:r>
         <w:rPr>
           <w:rFonts w:cstheme="minorHAnsi"/>
@@ -5383,7 +4992,6 @@
         </w:rPr>
         <w:t xml:space="preserve"> </w:t>
       </w:r>
-      <w:proofErr w:type="gramStart"/>
       <w:r>
         <w:rPr>
           <w:rFonts w:cstheme="minorHAnsi"/>
@@ -5392,30 +5000,29 @@
         </w:rPr>
         <w:t>hop</w:t>
       </w:r>
-      <w:proofErr w:type="gramEnd"/>
-      <w:r>
-        <w:rPr>
-          <w:rFonts w:cstheme="minorHAnsi"/>
-          <w:sz w:val="30"/>
-          <w:szCs w:val="30"/>
-        </w:rPr>
-        <w:t xml:space="preserve"> into the 1</w:t>
-      </w:r>
-      <w:r>
-        <w:rPr>
-          <w:rFonts w:cstheme="minorHAnsi"/>
-          <w:sz w:val="30"/>
-          <w:szCs w:val="30"/>
-        </w:rPr>
-        <w:t>8</w:t>
-      </w:r>
-      <w:r>
-        <w:rPr>
-          <w:rFonts w:cstheme="minorHAnsi"/>
-          <w:sz w:val="30"/>
-          <w:szCs w:val="30"/>
-        </w:rPr>
-        <w:t xml:space="preserve">th Century to find </w:t>
+      <w:r>
+        <w:rPr>
+          <w:rFonts w:cstheme="minorHAnsi"/>
+          <w:sz w:val="30"/>
+          <w:szCs w:val="30"/>
+        </w:rPr>
+        <w:t xml:space="preserve"> i</w:t>
+      </w:r>
+      <w:r>
+        <w:rPr>
+          <w:rFonts w:cstheme="minorHAnsi"/>
+          <w:sz w:val="30"/>
+          <w:szCs w:val="30"/>
+        </w:rPr>
+        <w:t xml:space="preserve">n time </w:t>
+      </w:r>
+      <w:r>
+        <w:rPr>
+          <w:rFonts w:cstheme="minorHAnsi"/>
+          <w:sz w:val="30"/>
+          <w:szCs w:val="30"/>
+        </w:rPr>
+        <w:t xml:space="preserve">to find </w:t>
       </w:r>
       <w:r>
         <w:rPr>
@@ -5431,49 +5038,39 @@
           <w:sz w:val="30"/>
           <w:szCs w:val="30"/>
         </w:rPr>
-        <w:t>trying t</w:t>
-      </w:r>
-      <w:r>
-        <w:rPr>
-          <w:rFonts w:cstheme="minorHAnsi"/>
-          <w:sz w:val="30"/>
-          <w:szCs w:val="30"/>
-        </w:rPr>
-        <w:t>o play music together to get home</w:t>
-      </w:r>
-      <w:r>
-        <w:rPr>
-          <w:rFonts w:cstheme="minorHAnsi"/>
-          <w:sz w:val="30"/>
-          <w:szCs w:val="30"/>
-        </w:rPr>
-        <w:t>. It causes them to jump around years and decades</w:t>
-      </w:r>
-      <w:r>
-        <w:rPr>
-          <w:rFonts w:cstheme="minorHAnsi"/>
-          <w:sz w:val="30"/>
-          <w:szCs w:val="30"/>
-        </w:rPr>
-        <w:t xml:space="preserve"> which the </w:t>
-      </w:r>
-      <w:proofErr w:type="spellStart"/>
-      <w:r>
-        <w:rPr>
-          <w:rFonts w:cstheme="minorHAnsi"/>
-          <w:sz w:val="30"/>
-          <w:szCs w:val="30"/>
-        </w:rPr>
-        <w:t>Timepipers</w:t>
-      </w:r>
-      <w:proofErr w:type="spellEnd"/>
-      <w:r>
-        <w:rPr>
-          <w:rFonts w:cstheme="minorHAnsi"/>
-          <w:sz w:val="30"/>
-          <w:szCs w:val="30"/>
-        </w:rPr>
-        <w:t xml:space="preserve"> have trouble </w:t>
+        <w:t>play</w:t>
+      </w:r>
+      <w:r>
+        <w:rPr>
+          <w:rFonts w:cstheme="minorHAnsi"/>
+          <w:sz w:val="30"/>
+          <w:szCs w:val="30"/>
+        </w:rPr>
+        <w:t>ing</w:t>
+      </w:r>
+      <w:r>
+        <w:rPr>
+          <w:rFonts w:cstheme="minorHAnsi"/>
+          <w:sz w:val="30"/>
+          <w:szCs w:val="30"/>
+        </w:rPr>
+        <w:t xml:space="preserve"> music to get home</w:t>
+      </w:r>
+      <w:r>
+        <w:rPr>
+          <w:rFonts w:cstheme="minorHAnsi"/>
+          <w:sz w:val="30"/>
+          <w:szCs w:val="30"/>
+        </w:rPr>
+        <w:t xml:space="preserve">. It causes them to jump around years </w:t>
+      </w:r>
+      <w:r>
+        <w:rPr>
+          <w:rFonts w:cstheme="minorHAnsi"/>
+          <w:sz w:val="30"/>
+          <w:szCs w:val="30"/>
+        </w:rPr>
+        <w:t xml:space="preserve">which the Timepipers have trouble </w:t>
       </w:r>
       <w:r>
         <w:rPr>
@@ -5537,6 +5134,38 @@
           <w:sz w:val="30"/>
           <w:szCs w:val="30"/>
         </w:rPr>
+        <w:t xml:space="preserve"> and inspire the </w:t>
+      </w:r>
+      <w:r>
+        <w:rPr>
+          <w:rFonts w:cstheme="minorHAnsi"/>
+          <w:sz w:val="30"/>
+          <w:szCs w:val="30"/>
+        </w:rPr>
+        <w:t>creati</w:t>
+      </w:r>
+      <w:r>
+        <w:rPr>
+          <w:rFonts w:cstheme="minorHAnsi"/>
+          <w:sz w:val="30"/>
+          <w:szCs w:val="30"/>
+        </w:rPr>
+        <w:t>on</w:t>
+      </w:r>
+      <w:r>
+        <w:rPr>
+          <w:rFonts w:cstheme="minorHAnsi"/>
+          <w:sz w:val="30"/>
+          <w:szCs w:val="30"/>
+        </w:rPr>
+        <w:t xml:space="preserve"> of the classical guitar</w:t>
+      </w:r>
+      <w:r>
+        <w:rPr>
+          <w:rFonts w:cstheme="minorHAnsi"/>
+          <w:sz w:val="30"/>
+          <w:szCs w:val="30"/>
+        </w:rPr>
         <w:t xml:space="preserve">. They form the duo, Tab and Coda (“Band Together”). </w:t>
       </w:r>
       <w:r>
@@ -5545,16 +5174,8 @@
           <w:sz w:val="30"/>
           <w:szCs w:val="30"/>
         </w:rPr>
-        <w:t xml:space="preserve">They </w:t>
-      </w:r>
-      <w:r>
-        <w:rPr>
-          <w:rFonts w:cstheme="minorHAnsi"/>
-          <w:sz w:val="30"/>
-          <w:szCs w:val="30"/>
-        </w:rPr>
         <w:lastRenderedPageBreak/>
-        <w:t>start to accept the trajectory they are on, which is none, as they fall for each other (“Until the Beginning”).</w:t>
+        <w:t>They start to accept the trajectory they are on, which is none, as they fall for each other (“Until the Beginning”).</w:t>
       </w:r>
       <w:r>
         <w:rPr>
@@ -5570,25 +5191,7 @@
           <w:sz w:val="30"/>
           <w:szCs w:val="30"/>
         </w:rPr>
-        <w:t xml:space="preserve">The </w:t>
-      </w:r>
-      <w:proofErr w:type="spellStart"/>
-      <w:r>
-        <w:rPr>
-          <w:rFonts w:cstheme="minorHAnsi"/>
-          <w:sz w:val="30"/>
-          <w:szCs w:val="30"/>
-        </w:rPr>
-        <w:t>Timepipers</w:t>
-      </w:r>
-      <w:proofErr w:type="spellEnd"/>
-      <w:r>
-        <w:rPr>
-          <w:rFonts w:cstheme="minorHAnsi"/>
-          <w:sz w:val="30"/>
-          <w:szCs w:val="30"/>
-        </w:rPr>
-        <w:t xml:space="preserve"> </w:t>
+        <w:t xml:space="preserve">The Timepipers </w:t>
       </w:r>
       <w:r>
         <w:rPr>
@@ -5841,7 +5444,15 @@
           <w:sz w:val="30"/>
           <w:szCs w:val="30"/>
         </w:rPr>
-        <w:t xml:space="preserve">. Dakota finds a pile of basswood and carves a guitar </w:t>
+        <w:t>. Dakota finds a pile of basswood and carves a</w:t>
+      </w:r>
+      <w:r>
+        <w:rPr>
+          <w:rFonts w:cstheme="minorHAnsi"/>
+          <w:sz w:val="30"/>
+          <w:szCs w:val="30"/>
+        </w:rPr>
+        <w:t xml:space="preserve">n oud </w:t>
       </w:r>
       <w:r>
         <w:rPr>
@@ -5889,7 +5500,15 @@
           <w:sz w:val="30"/>
           <w:szCs w:val="30"/>
         </w:rPr>
-        <w:t xml:space="preserve">guitar </w:t>
+        <w:t>oud</w:t>
+      </w:r>
+      <w:r>
+        <w:rPr>
+          <w:rFonts w:cstheme="minorHAnsi"/>
+          <w:sz w:val="30"/>
+          <w:szCs w:val="30"/>
+        </w:rPr>
+        <w:t xml:space="preserve"> </w:t>
       </w:r>
       <w:r>
         <w:rPr>
@@ -5945,7 +5564,7 @@
           <w:sz w:val="30"/>
           <w:szCs w:val="30"/>
         </w:rPr>
-        <w:t>guitar</w:t>
+        <w:t>oud</w:t>
       </w:r>
       <w:r>
         <w:rPr>
@@ -6222,43 +5841,15 @@
           <w:sz w:val="30"/>
           <w:szCs w:val="30"/>
         </w:rPr>
-        <w:t xml:space="preserve">Eternity orders the </w:t>
-      </w:r>
-      <w:proofErr w:type="spellStart"/>
-      <w:r>
-        <w:rPr>
-          <w:rFonts w:cstheme="minorHAnsi"/>
-          <w:sz w:val="30"/>
-          <w:szCs w:val="30"/>
-        </w:rPr>
-        <w:t>Timepipers</w:t>
-      </w:r>
-      <w:proofErr w:type="spellEnd"/>
-      <w:r>
-        <w:rPr>
-          <w:rFonts w:cstheme="minorHAnsi"/>
-          <w:sz w:val="30"/>
-          <w:szCs w:val="30"/>
-        </w:rPr>
-        <w:t xml:space="preserve"> to kill the rest of the </w:t>
-      </w:r>
-      <w:proofErr w:type="spellStart"/>
-      <w:r>
-        <w:rPr>
-          <w:rFonts w:cstheme="minorHAnsi"/>
-          <w:sz w:val="30"/>
-          <w:szCs w:val="30"/>
-        </w:rPr>
-        <w:t>Timeharmonic</w:t>
-      </w:r>
-      <w:proofErr w:type="spellEnd"/>
-      <w:r>
-        <w:rPr>
-          <w:rFonts w:cstheme="minorHAnsi"/>
-          <w:sz w:val="30"/>
-          <w:szCs w:val="30"/>
-        </w:rPr>
-        <w:t xml:space="preserve"> Orchestra</w:t>
+        <w:t xml:space="preserve">Eternity orders the Timepipers to kill the rest of the </w:t>
+      </w:r>
+      <w:r>
+        <w:rPr>
+          <w:rFonts w:cstheme="minorHAnsi"/>
+          <w:sz w:val="30"/>
+          <w:szCs w:val="30"/>
+        </w:rPr>
+        <w:t>Timeharmonic Orchestra</w:t>
       </w:r>
       <w:r>
         <w:rPr>
@@ -6319,27 +5910,7 @@
           <w:sz w:val="30"/>
           <w:szCs w:val="30"/>
         </w:rPr>
-        <w:t xml:space="preserve"> the </w:t>
-      </w:r>
-      <w:proofErr w:type="spellStart"/>
-      <w:proofErr w:type="gramStart"/>
-      <w:r>
-        <w:rPr>
-          <w:rFonts w:cstheme="minorHAnsi"/>
-          <w:sz w:val="30"/>
-          <w:szCs w:val="30"/>
-        </w:rPr>
-        <w:t>Timepipers</w:t>
-      </w:r>
-      <w:proofErr w:type="spellEnd"/>
-      <w:proofErr w:type="gramEnd"/>
-      <w:r>
-        <w:rPr>
-          <w:rFonts w:cstheme="minorHAnsi"/>
-          <w:sz w:val="30"/>
-          <w:szCs w:val="30"/>
-        </w:rPr>
-        <w:t xml:space="preserve"> and the</w:t>
+        <w:t xml:space="preserve"> the Timepipers and the</w:t>
       </w:r>
       <w:r>
         <w:rPr>
@@ -6459,25 +6030,7 @@
           <w:sz w:val="30"/>
           <w:szCs w:val="30"/>
         </w:rPr>
-        <w:t xml:space="preserve">They go and save the </w:t>
-      </w:r>
-      <w:proofErr w:type="spellStart"/>
-      <w:r>
-        <w:rPr>
-          <w:rFonts w:cstheme="minorHAnsi"/>
-          <w:sz w:val="30"/>
-          <w:szCs w:val="30"/>
-        </w:rPr>
-        <w:t>Timeharmonic</w:t>
-      </w:r>
-      <w:proofErr w:type="spellEnd"/>
-      <w:r>
-        <w:rPr>
-          <w:rFonts w:cstheme="minorHAnsi"/>
-          <w:sz w:val="30"/>
-          <w:szCs w:val="30"/>
-        </w:rPr>
-        <w:t xml:space="preserve"> Orchestra</w:t>
+        <w:t>They go and save the Timeharmonic Orchestra</w:t>
       </w:r>
       <w:r>
         <w:rPr>
@@ -6556,7 +6109,6 @@
         </w:rPr>
         <w:t xml:space="preserve">and their mother </w:t>
       </w:r>
-      <w:proofErr w:type="gramStart"/>
       <w:r>
         <w:rPr>
           <w:rFonts w:cstheme="minorHAnsi"/>
@@ -6565,7 +6117,6 @@
         </w:rPr>
         <w:t>visit</w:t>
       </w:r>
-      <w:proofErr w:type="gramEnd"/>
       <w:r>
         <w:rPr>
           <w:rFonts w:cstheme="minorHAnsi"/>
@@ -6702,7 +6253,6 @@
         </w:rPr>
         <w:t xml:space="preserve"> next vacation </w:t>
       </w:r>
-      <w:proofErr w:type="gramStart"/>
       <w:r>
         <w:rPr>
           <w:rFonts w:cstheme="minorHAnsi"/>
@@ -6711,7 +6261,6 @@
         </w:rPr>
         <w:t>is</w:t>
       </w:r>
-      <w:proofErr w:type="gramEnd"/>
       <w:r>
         <w:rPr>
           <w:rFonts w:cstheme="minorHAnsi"/>
@@ -6720,23 +6269,13 @@
         </w:rPr>
         <w:t xml:space="preserve"> </w:t>
       </w:r>
-      <w:proofErr w:type="gramStart"/>
-      <w:r>
-        <w:rPr>
-          <w:rFonts w:cstheme="minorHAnsi"/>
-          <w:sz w:val="30"/>
-          <w:szCs w:val="30"/>
-        </w:rPr>
-        <w:t>in</w:t>
-      </w:r>
-      <w:proofErr w:type="gramEnd"/>
-      <w:r>
-        <w:rPr>
-          <w:rFonts w:cstheme="minorHAnsi"/>
-          <w:sz w:val="30"/>
-          <w:szCs w:val="30"/>
-        </w:rPr>
-        <w:t xml:space="preserve"> the Renaissance. </w:t>
+      <w:r>
+        <w:rPr>
+          <w:rFonts w:cstheme="minorHAnsi"/>
+          <w:sz w:val="30"/>
+          <w:szCs w:val="30"/>
+        </w:rPr>
+        <w:t xml:space="preserve">in the Renaissance. </w:t>
       </w:r>
       <w:r>
         <w:rPr>
@@ -6752,25 +6291,7 @@
           <w:sz w:val="30"/>
           <w:szCs w:val="30"/>
         </w:rPr>
-        <w:t xml:space="preserve">he </w:t>
-      </w:r>
-      <w:proofErr w:type="spellStart"/>
-      <w:r>
-        <w:rPr>
-          <w:rFonts w:cstheme="minorHAnsi"/>
-          <w:sz w:val="30"/>
-          <w:szCs w:val="30"/>
-        </w:rPr>
-        <w:t>Timeharmonic</w:t>
-      </w:r>
-      <w:proofErr w:type="spellEnd"/>
-      <w:r>
-        <w:rPr>
-          <w:rFonts w:cstheme="minorHAnsi"/>
-          <w:sz w:val="30"/>
-          <w:szCs w:val="30"/>
-        </w:rPr>
-        <w:t xml:space="preserve"> Orchestra are once again in chaos (“In Loving Destiny (Reprise)”).</w:t>
+        <w:t>he Timeharmonic Orchestra are once again in chaos (“In Loving Destiny (Reprise)”).</w:t>
       </w:r>
       <w:r>
         <w:rPr>
@@ -6804,18 +6325,7 @@
           <w:u w:val="single"/>
         </w:rPr>
         <w:lastRenderedPageBreak/>
-        <w:t>PLOT SUMMARY</w:t>
-      </w:r>
-      <w:r>
-        <w:rPr>
-          <w:rFonts w:cstheme="minorHAnsi"/>
-          <w:b/>
-          <w:bCs/>
-          <w:sz w:val="32"/>
-          <w:szCs w:val="32"/>
-          <w:u w:val="single"/>
-        </w:rPr>
-        <w:t xml:space="preserve"> (SCENE-BY-SCENE)</w:t>
+        <w:t>PLOT SUMMARY (SCENE-BY-SCENE)</w:t>
       </w:r>
     </w:p>
     <w:p>
@@ -6867,61 +6377,7 @@
           <w:sz w:val="30"/>
           <w:szCs w:val="30"/>
         </w:rPr>
-        <w:t xml:space="preserve"> The cosmic timeline remains balanced through the constant performances of the </w:t>
-      </w:r>
-      <w:proofErr w:type="spellStart"/>
-      <w:r>
-        <w:rPr>
-          <w:rFonts w:cstheme="minorHAnsi"/>
-          <w:sz w:val="30"/>
-          <w:szCs w:val="30"/>
-        </w:rPr>
-        <w:t>Timeharmonic</w:t>
-      </w:r>
-      <w:proofErr w:type="spellEnd"/>
-      <w:r>
-        <w:rPr>
-          <w:rFonts w:cstheme="minorHAnsi"/>
-          <w:sz w:val="30"/>
-          <w:szCs w:val="30"/>
-        </w:rPr>
-        <w:t xml:space="preserve"> Orchestra, overseen by Eternity Linger and the </w:t>
-      </w:r>
-      <w:proofErr w:type="gramStart"/>
-      <w:r>
-        <w:rPr>
-          <w:rFonts w:cstheme="minorHAnsi"/>
-          <w:sz w:val="30"/>
-          <w:szCs w:val="30"/>
-        </w:rPr>
-        <w:t>three shapeshifting</w:t>
-      </w:r>
-      <w:proofErr w:type="gramEnd"/>
-      <w:r>
-        <w:rPr>
-          <w:rFonts w:cstheme="minorHAnsi"/>
-          <w:sz w:val="30"/>
-          <w:szCs w:val="30"/>
-        </w:rPr>
-        <w:t xml:space="preserve"> bird-like </w:t>
-      </w:r>
-      <w:proofErr w:type="spellStart"/>
-      <w:r>
-        <w:rPr>
-          <w:rFonts w:cstheme="minorHAnsi"/>
-          <w:sz w:val="30"/>
-          <w:szCs w:val="30"/>
-        </w:rPr>
-        <w:t>Timepipers</w:t>
-      </w:r>
-      <w:proofErr w:type="spellEnd"/>
-      <w:r>
-        <w:rPr>
-          <w:rFonts w:cstheme="minorHAnsi"/>
-          <w:sz w:val="30"/>
-          <w:szCs w:val="30"/>
-        </w:rPr>
-        <w:t>: Frailty (Past), Reality (Present), and Destiny (Future).</w:t>
+        <w:t xml:space="preserve"> The cosmic timeline remains balanced through the constant performances of the Timeharmonic Orchestra, overseen by Eternity Linger and the three shapeshifting bird-like Timepipers: Frailty (Past), Reality (Present), and Destiny (Future).</w:t>
       </w:r>
     </w:p>
     <w:p>
@@ -7007,25 +6463,7 @@
           <w:sz w:val="30"/>
           <w:szCs w:val="30"/>
         </w:rPr>
-        <w:t xml:space="preserve">Scene 4: Tabitha and Dakota initially clash bitterly over their chronological differences. Meanwhile, outside of time, Reality discovers the rift and warns the other </w:t>
-      </w:r>
-      <w:proofErr w:type="spellStart"/>
-      <w:r>
-        <w:rPr>
-          <w:rFonts w:cstheme="minorHAnsi"/>
-          <w:sz w:val="30"/>
-          <w:szCs w:val="30"/>
-        </w:rPr>
-        <w:t>Timepipers</w:t>
-      </w:r>
-      <w:proofErr w:type="spellEnd"/>
-      <w:r>
-        <w:rPr>
-          <w:rFonts w:cstheme="minorHAnsi"/>
-          <w:sz w:val="30"/>
-          <w:szCs w:val="30"/>
-        </w:rPr>
-        <w:t xml:space="preserve"> that if they don't get the humans home, Eternity will </w:t>
+        <w:t xml:space="preserve">Scene 4: Tabitha and Dakota initially clash bitterly over their chronological differences. Meanwhile, outside of time, Reality discovers the rift and warns the other Timepipers that if they don't get the humans home, Eternity will </w:t>
       </w:r>
       <w:r>
         <w:rPr>
@@ -7059,25 +6497,23 @@
           <w:sz w:val="30"/>
           <w:szCs w:val="30"/>
         </w:rPr>
-        <w:t xml:space="preserve">Scene 5: Trying to play together to trigger a way home, Tabitha and Dakota keep accidentally jumping through different years, driving the pursuing </w:t>
-      </w:r>
-      <w:proofErr w:type="spellStart"/>
-      <w:r>
-        <w:rPr>
-          <w:rFonts w:cstheme="minorHAnsi"/>
-          <w:sz w:val="30"/>
-          <w:szCs w:val="30"/>
-        </w:rPr>
-        <w:t>Timepipers</w:t>
-      </w:r>
-      <w:proofErr w:type="spellEnd"/>
-      <w:r>
-        <w:rPr>
-          <w:rFonts w:cstheme="minorHAnsi"/>
-          <w:sz w:val="30"/>
-          <w:szCs w:val="30"/>
-        </w:rPr>
-        <w:t xml:space="preserve"> crazy. Their anomalies accidentally ignite the real-world historical Romantic era movement. Forming a duo named </w:t>
+        <w:t>Scene 5: Trying to play together to trigger a way home, Tabitha and Dakota keep accidentally jumping through different years, driving the pursuing Timepipers crazy. Their anomalies accidentally ignite the real-world historical Romantic era movement</w:t>
+      </w:r>
+      <w:r>
+        <w:rPr>
+          <w:rFonts w:cstheme="minorHAnsi"/>
+          <w:sz w:val="30"/>
+          <w:szCs w:val="30"/>
+        </w:rPr>
+        <w:t xml:space="preserve"> and inspire the creation of the classical guitar</w:t>
+      </w:r>
+      <w:r>
+        <w:rPr>
+          <w:rFonts w:cstheme="minorHAnsi"/>
+          <w:sz w:val="30"/>
+          <w:szCs w:val="30"/>
+        </w:rPr>
+        <w:t xml:space="preserve">. Forming a duo named </w:t>
       </w:r>
       <w:r>
         <w:rPr>
@@ -7167,25 +6603,7 @@
           <w:sz w:val="30"/>
           <w:szCs w:val="30"/>
         </w:rPr>
-        <w:t xml:space="preserve">Scene 6: The </w:t>
-      </w:r>
-      <w:proofErr w:type="spellStart"/>
-      <w:r>
-        <w:rPr>
-          <w:rFonts w:cstheme="minorHAnsi"/>
-          <w:sz w:val="30"/>
-          <w:szCs w:val="30"/>
-        </w:rPr>
-        <w:t>Timepipers</w:t>
-      </w:r>
-      <w:proofErr w:type="spellEnd"/>
-      <w:r>
-        <w:rPr>
-          <w:rFonts w:cstheme="minorHAnsi"/>
-          <w:sz w:val="30"/>
-          <w:szCs w:val="30"/>
-        </w:rPr>
-        <w:t xml:space="preserve"> track down Tabitha, seeding her mind with existential doubts about her mortality. Though Tabitha wants a future with Dakota, Dakota's inner identity crisis stalls their relationship. Suddenly, Eternity violently intervenes, tearing the timeline apart and forcefully banishing Tabitha and Dakota back to their original centuries.</w:t>
+        <w:t>Scene 6: The Timepipers track down Tabitha, seeding her mind with existential doubts about her mortality. Though Tabitha wants a future with Dakota, Dakota's inner identity crisis stalls their relationship. Suddenly, Eternity violently intervenes, tearing the timeline apart and forcefully banishing Tabitha and Dakota back to their original centuries.</w:t>
       </w:r>
     </w:p>
     <w:p>
@@ -7207,6 +6625,15 @@
           <w:szCs w:val="30"/>
         </w:rPr>
       </w:pPr>
+      <w:r>
+        <w:rPr>
+          <w:rFonts w:cstheme="minorHAnsi"/>
+          <w:sz w:val="30"/>
+          <w:szCs w:val="30"/>
+        </w:rPr>
+        <w:lastRenderedPageBreak/>
+        <w:t>Act II</w:t>
+      </w:r>
     </w:p>
     <w:p>
       <w:pPr>
@@ -7223,8 +6650,87 @@
           <w:sz w:val="30"/>
           <w:szCs w:val="30"/>
         </w:rPr>
-        <w:lastRenderedPageBreak/>
-        <w:t>Act II</w:t>
+        <w:t xml:space="preserve">Scene 1: The separation has a twist: Tabitha is accidentally thrown into the 21st Century, where she thrives </w:t>
+      </w:r>
+      <w:r>
+        <w:rPr>
+          <w:rFonts w:cstheme="minorHAnsi"/>
+          <w:sz w:val="30"/>
+          <w:szCs w:val="30"/>
+        </w:rPr>
+        <w:t xml:space="preserve">in </w:t>
+      </w:r>
+      <w:r>
+        <w:rPr>
+          <w:rFonts w:cstheme="minorHAnsi"/>
+          <w:sz w:val="30"/>
+          <w:szCs w:val="30"/>
+        </w:rPr>
+        <w:t>alternative hip</w:t>
+      </w:r>
+      <w:r>
+        <w:rPr>
+          <w:rFonts w:cstheme="minorHAnsi"/>
+          <w:sz w:val="30"/>
+          <w:szCs w:val="30"/>
+        </w:rPr>
+        <w:t xml:space="preserve"> </w:t>
+      </w:r>
+      <w:r>
+        <w:rPr>
+          <w:rFonts w:cstheme="minorHAnsi"/>
+          <w:sz w:val="30"/>
+          <w:szCs w:val="30"/>
+        </w:rPr>
+        <w:t xml:space="preserve">hop. </w:t>
+      </w:r>
+      <w:r>
+        <w:rPr>
+          <w:rFonts w:cstheme="minorHAnsi"/>
+          <w:sz w:val="30"/>
+          <w:szCs w:val="30"/>
+        </w:rPr>
+        <w:t>Meanwhile</w:t>
+      </w:r>
+      <w:r>
+        <w:rPr>
+          <w:rFonts w:cstheme="minorHAnsi"/>
+          <w:sz w:val="30"/>
+          <w:szCs w:val="30"/>
+        </w:rPr>
+        <w:t xml:space="preserve">, Dakota is stranded in 1st Century Galilee. </w:t>
+      </w:r>
+      <w:r>
+        <w:rPr>
+          <w:rFonts w:cstheme="minorHAnsi"/>
+          <w:sz w:val="30"/>
+          <w:szCs w:val="30"/>
+        </w:rPr>
+        <w:t>W</w:t>
+      </w:r>
+      <w:r>
+        <w:rPr>
+          <w:rFonts w:cstheme="minorHAnsi"/>
+          <w:sz w:val="30"/>
+          <w:szCs w:val="30"/>
+        </w:rPr>
+        <w:t xml:space="preserve">ith Tabitha's father, Dakota finds a stash of remaining basswood and carves a brand-new </w:t>
+      </w:r>
+      <w:r>
+        <w:rPr>
+          <w:rFonts w:cstheme="minorHAnsi"/>
+          <w:sz w:val="30"/>
+          <w:szCs w:val="30"/>
+        </w:rPr>
+        <w:t>oud</w:t>
+      </w:r>
+      <w:r>
+        <w:rPr>
+          <w:rFonts w:cstheme="minorHAnsi"/>
+          <w:sz w:val="30"/>
+          <w:szCs w:val="30"/>
+        </w:rPr>
+        <w:t>.</w:t>
       </w:r>
     </w:p>
     <w:p>
@@ -7242,71 +6748,71 @@
           <w:sz w:val="30"/>
           <w:szCs w:val="30"/>
         </w:rPr>
-        <w:t xml:space="preserve">Scene 1: The separation has a twist: Tabitha is accidentally thrown into the 21st Century, where she thrives </w:t>
-      </w:r>
-      <w:r>
-        <w:rPr>
-          <w:rFonts w:cstheme="minorHAnsi"/>
-          <w:sz w:val="30"/>
-          <w:szCs w:val="30"/>
-        </w:rPr>
-        <w:t xml:space="preserve">in </w:t>
-      </w:r>
-      <w:r>
-        <w:rPr>
-          <w:rFonts w:cstheme="minorHAnsi"/>
-          <w:sz w:val="30"/>
-          <w:szCs w:val="30"/>
-        </w:rPr>
-        <w:t>alternative hip</w:t>
-      </w:r>
-      <w:r>
-        <w:rPr>
-          <w:rFonts w:cstheme="minorHAnsi"/>
-          <w:sz w:val="30"/>
-          <w:szCs w:val="30"/>
-        </w:rPr>
-        <w:t xml:space="preserve"> </w:t>
-      </w:r>
-      <w:r>
-        <w:rPr>
-          <w:rFonts w:cstheme="minorHAnsi"/>
-          <w:sz w:val="30"/>
-          <w:szCs w:val="30"/>
-        </w:rPr>
-        <w:t xml:space="preserve">hop. </w:t>
-      </w:r>
-      <w:r>
-        <w:rPr>
-          <w:rFonts w:cstheme="minorHAnsi"/>
-          <w:sz w:val="30"/>
-          <w:szCs w:val="30"/>
-        </w:rPr>
-        <w:t>Meanwhile</w:t>
-      </w:r>
-      <w:r>
-        <w:rPr>
-          <w:rFonts w:cstheme="minorHAnsi"/>
-          <w:sz w:val="30"/>
-          <w:szCs w:val="30"/>
-        </w:rPr>
-        <w:t xml:space="preserve">, Dakota is stranded in 1st Century Galilee. </w:t>
-      </w:r>
-      <w:r>
-        <w:rPr>
-          <w:rFonts w:cstheme="minorHAnsi"/>
-          <w:sz w:val="30"/>
-          <w:szCs w:val="30"/>
-        </w:rPr>
-        <w:t>W</w:t>
-      </w:r>
-      <w:r>
-        <w:rPr>
-          <w:rFonts w:cstheme="minorHAnsi"/>
-          <w:sz w:val="30"/>
-          <w:szCs w:val="30"/>
-        </w:rPr>
-        <w:t>ith Tabitha's father, Dakota finds a stash of remaining basswood and carves a brand-new guitar.</w:t>
+        <w:t xml:space="preserve">Scene 2: In the 21st Century, Tabitha visits a music history museum and uncovers a preserved historical </w:t>
+      </w:r>
+      <w:r>
+        <w:rPr>
+          <w:rFonts w:cstheme="minorHAnsi"/>
+          <w:sz w:val="30"/>
+          <w:szCs w:val="30"/>
+        </w:rPr>
+        <w:t>oud</w:t>
+      </w:r>
+      <w:r>
+        <w:rPr>
+          <w:rFonts w:cstheme="minorHAnsi"/>
+          <w:sz w:val="30"/>
+          <w:szCs w:val="30"/>
+        </w:rPr>
+        <w:t>. She spots the distinct signature melodic line of Tab and Cod</w:t>
+      </w:r>
+      <w:r>
+        <w:rPr>
+          <w:rFonts w:cstheme="minorHAnsi"/>
+          <w:sz w:val="30"/>
+          <w:szCs w:val="30"/>
+        </w:rPr>
+        <w:t>a</w:t>
+      </w:r>
+      <w:r>
+        <w:rPr>
+          <w:rFonts w:cstheme="minorHAnsi"/>
+          <w:sz w:val="30"/>
+          <w:szCs w:val="30"/>
+        </w:rPr>
+        <w:t xml:space="preserve"> carved right into the wood. With the help of Dakota's modern-day mother</w:t>
+      </w:r>
+      <w:r>
+        <w:rPr>
+          <w:rFonts w:cstheme="minorHAnsi"/>
+          <w:sz w:val="30"/>
+          <w:szCs w:val="30"/>
+        </w:rPr>
+        <w:t xml:space="preserve">, </w:t>
+      </w:r>
+      <w:r>
+        <w:rPr>
+          <w:rFonts w:cstheme="minorHAnsi"/>
+          <w:sz w:val="30"/>
+          <w:szCs w:val="30"/>
+        </w:rPr>
+        <w:t>who validates her child's handwriting</w:t>
+      </w:r>
+      <w:r>
+        <w:rPr>
+          <w:rFonts w:cstheme="minorHAnsi"/>
+          <w:sz w:val="30"/>
+          <w:szCs w:val="30"/>
+        </w:rPr>
+        <w:t xml:space="preserve">, </w:t>
+      </w:r>
+      <w:r>
+        <w:rPr>
+          <w:rFonts w:cstheme="minorHAnsi"/>
+          <w:sz w:val="30"/>
+          <w:szCs w:val="30"/>
+        </w:rPr>
+        <w:t>Tabitha steals the artifact from the museum, successfully tearing a rift into a void-like time limbo where she and Dakota happily reunite.</w:t>
       </w:r>
     </w:p>
     <w:p>
@@ -7324,55 +6830,39 @@
           <w:sz w:val="30"/>
           <w:szCs w:val="30"/>
         </w:rPr>
-        <w:t>Scene 2: In the 21st Century, Tabitha visits a music history museum and uncovers a preserved historical guitar. She spots the distinct signature melodic line of Tab and Cod</w:t>
-      </w:r>
-      <w:r>
-        <w:rPr>
-          <w:rFonts w:cstheme="minorHAnsi"/>
-          <w:sz w:val="30"/>
-          <w:szCs w:val="30"/>
-        </w:rPr>
-        <w:t>a</w:t>
-      </w:r>
-      <w:r>
-        <w:rPr>
-          <w:rFonts w:cstheme="minorHAnsi"/>
-          <w:sz w:val="30"/>
-          <w:szCs w:val="30"/>
-        </w:rPr>
-        <w:t xml:space="preserve"> carved right into the wood. With the help of Dakota's modern-day mother</w:t>
-      </w:r>
-      <w:r>
-        <w:rPr>
-          <w:rFonts w:cstheme="minorHAnsi"/>
-          <w:sz w:val="30"/>
-          <w:szCs w:val="30"/>
-        </w:rPr>
-        <w:t xml:space="preserve">, </w:t>
-      </w:r>
-      <w:r>
-        <w:rPr>
-          <w:rFonts w:cstheme="minorHAnsi"/>
-          <w:sz w:val="30"/>
-          <w:szCs w:val="30"/>
-        </w:rPr>
-        <w:t>who validates her child's handwriting</w:t>
-      </w:r>
-      <w:r>
-        <w:rPr>
-          <w:rFonts w:cstheme="minorHAnsi"/>
-          <w:sz w:val="30"/>
-          <w:szCs w:val="30"/>
-        </w:rPr>
-        <w:t xml:space="preserve">, </w:t>
-      </w:r>
-      <w:r>
-        <w:rPr>
-          <w:rFonts w:cstheme="minorHAnsi"/>
-          <w:sz w:val="30"/>
-          <w:szCs w:val="30"/>
-        </w:rPr>
-        <w:t>Tabitha steals the artifact from the museum, successfully tearing a rift into a void-like time limbo where she and Dakota happily reunite.</w:t>
+        <w:t>Scene 3: Outside of time, Eternity completely loses patience with the warped reality. They fire the Conductor</w:t>
+      </w:r>
+      <w:r>
+        <w:rPr>
+          <w:rFonts w:cstheme="minorHAnsi"/>
+          <w:sz w:val="30"/>
+          <w:szCs w:val="30"/>
+        </w:rPr>
+        <w:t>. D</w:t>
+      </w:r>
+      <w:r>
+        <w:rPr>
+          <w:rFonts w:cstheme="minorHAnsi"/>
+          <w:sz w:val="30"/>
+          <w:szCs w:val="30"/>
+        </w:rPr>
+        <w:t>iscovering the Conductor was secretly helping the lovers</w:t>
+      </w:r>
+      <w:r>
+        <w:rPr>
+          <w:rFonts w:cstheme="minorHAnsi"/>
+          <w:sz w:val="30"/>
+          <w:szCs w:val="30"/>
+        </w:rPr>
+        <w:t xml:space="preserve">, they </w:t>
+      </w:r>
+      <w:r>
+        <w:rPr>
+          <w:rFonts w:cstheme="minorHAnsi"/>
+          <w:sz w:val="30"/>
+          <w:szCs w:val="30"/>
+        </w:rPr>
+        <w:t>brutally stab the Conductor with their own baton. Eternity turns tyrannical, ordering the Timepipers to massacre the remaining members of the Timeharmonic Orchestra.</w:t>
       </w:r>
     </w:p>
     <w:p>
@@ -7390,75 +6880,23 @@
           <w:sz w:val="30"/>
           <w:szCs w:val="30"/>
         </w:rPr>
-        <w:t>Scene 3: Outside of time, Eternity completely loses patience with the warped reality. They fire the Conductor</w:t>
-      </w:r>
-      <w:r>
-        <w:rPr>
-          <w:rFonts w:cstheme="minorHAnsi"/>
-          <w:sz w:val="30"/>
-          <w:szCs w:val="30"/>
-        </w:rPr>
-        <w:t>. D</w:t>
-      </w:r>
-      <w:r>
-        <w:rPr>
-          <w:rFonts w:cstheme="minorHAnsi"/>
-          <w:sz w:val="30"/>
-          <w:szCs w:val="30"/>
-        </w:rPr>
-        <w:t>iscovering the Conductor was secretly helping the lovers</w:t>
-      </w:r>
-      <w:r>
-        <w:rPr>
-          <w:rFonts w:cstheme="minorHAnsi"/>
-          <w:sz w:val="30"/>
-          <w:szCs w:val="30"/>
-        </w:rPr>
-        <w:t xml:space="preserve">, they </w:t>
-      </w:r>
-      <w:r>
-        <w:rPr>
-          <w:rFonts w:cstheme="minorHAnsi"/>
-          <w:sz w:val="30"/>
-          <w:szCs w:val="30"/>
-        </w:rPr>
-        <w:t xml:space="preserve">brutally stab the Conductor with their own baton. Eternity turns tyrannical, ordering the </w:t>
-      </w:r>
-      <w:proofErr w:type="spellStart"/>
-      <w:r>
-        <w:rPr>
-          <w:rFonts w:cstheme="minorHAnsi"/>
-          <w:sz w:val="30"/>
-          <w:szCs w:val="30"/>
-        </w:rPr>
-        <w:t>Timepipers</w:t>
-      </w:r>
-      <w:proofErr w:type="spellEnd"/>
-      <w:r>
-        <w:rPr>
-          <w:rFonts w:cstheme="minorHAnsi"/>
-          <w:sz w:val="30"/>
-          <w:szCs w:val="30"/>
-        </w:rPr>
-        <w:t xml:space="preserve"> to massacre the remaining members of the </w:t>
-      </w:r>
-      <w:proofErr w:type="spellStart"/>
-      <w:r>
-        <w:rPr>
-          <w:rFonts w:cstheme="minorHAnsi"/>
-          <w:sz w:val="30"/>
-          <w:szCs w:val="30"/>
-        </w:rPr>
-        <w:t>Timeharmonic</w:t>
-      </w:r>
-      <w:proofErr w:type="spellEnd"/>
-      <w:r>
-        <w:rPr>
-          <w:rFonts w:cstheme="minorHAnsi"/>
-          <w:sz w:val="30"/>
-          <w:szCs w:val="30"/>
-        </w:rPr>
-        <w:t xml:space="preserve"> Orchestra.</w:t>
+        <w:t xml:space="preserve">Scene 4: Tumbling wildly through chaotic eras, Tabitha realizes their magical instruments can transcend the orchestra's cosmic powers. </w:t>
+      </w:r>
+      <w:r>
+        <w:rPr>
+          <w:rFonts w:cstheme="minorHAnsi"/>
+          <w:sz w:val="30"/>
+          <w:szCs w:val="30"/>
+        </w:rPr>
+        <w:t>T</w:t>
+      </w:r>
+      <w:r>
+        <w:rPr>
+          <w:rFonts w:cstheme="minorHAnsi"/>
+          <w:sz w:val="30"/>
+          <w:szCs w:val="30"/>
+        </w:rPr>
+        <w:t>hey must travel to the outer world, alter history, and save the Conductor from Eternity. The catch is that fixing the timeline will permanently force them back into their separate home eras. They make the leap, successfully fighting back and defending the Orchestra in a final performance.</w:t>
       </w:r>
     </w:p>
     <w:p>
@@ -7476,7 +6914,7 @@
           <w:sz w:val="30"/>
           <w:szCs w:val="30"/>
         </w:rPr>
-        <w:t xml:space="preserve">Scene 4: Tumbling wildly through chaotic eras, Tabitha realizes their magical instruments can transcend the orchestra's cosmic powers. </w:t>
+        <w:t xml:space="preserve">Scene 5: Back in the safe 21st Century, Dakota and their mother visit a music museum near Galilee, staring longingly at the guitar containing the "Tab and Coda" inscription. As the museum closes, the alarms blare out. Suddenly, the timeline fractures again: Tabitha and Dakota are instantly reunited in the Baroque Period. </w:t>
       </w:r>
       <w:r>
         <w:rPr>
@@ -7492,77 +6930,7 @@
           <w:sz w:val="30"/>
           <w:szCs w:val="30"/>
         </w:rPr>
-        <w:t>hey must travel to the outer world, alter history, and save the Conductor from Eternity. The catch is that fixing the timeline will permanently force them back into their separate home eras. They make the leap, successfully fighting back and defending the Orchestra in a final performance.</w:t>
-      </w:r>
-    </w:p>
-    <w:p>
-      <w:pPr>
-        <w:spacing w:line="240" w:lineRule="auto"/>
-        <w:rPr>
-          <w:rFonts w:cstheme="minorHAnsi"/>
-          <w:sz w:val="30"/>
-          <w:szCs w:val="30"/>
-        </w:rPr>
-      </w:pPr>
-      <w:r>
-        <w:rPr>
-          <w:rFonts w:cstheme="minorHAnsi"/>
-          <w:sz w:val="30"/>
-          <w:szCs w:val="30"/>
-        </w:rPr>
-        <w:t xml:space="preserve">Scene 5: Back in the safe 21st Century, Dakota and their mother visit a music museum near Galilee, staring longingly at the guitar containing the "Tab and Coda" inscription. As the museum closes, the alarms blare out. Suddenly, the timeline </w:t>
-      </w:r>
-      <w:proofErr w:type="gramStart"/>
-      <w:r>
-        <w:rPr>
-          <w:rFonts w:cstheme="minorHAnsi"/>
-          <w:sz w:val="30"/>
-          <w:szCs w:val="30"/>
-        </w:rPr>
-        <w:t>fractures</w:t>
-      </w:r>
-      <w:proofErr w:type="gramEnd"/>
-      <w:r>
-        <w:rPr>
-          <w:rFonts w:cstheme="minorHAnsi"/>
-          <w:sz w:val="30"/>
-          <w:szCs w:val="30"/>
-        </w:rPr>
-        <w:t xml:space="preserve"> again: Tabitha and Dakota are instantly reunited in the Baroque Period. </w:t>
-      </w:r>
-      <w:r>
-        <w:rPr>
-          <w:rFonts w:cstheme="minorHAnsi"/>
-          <w:sz w:val="30"/>
-          <w:szCs w:val="30"/>
-        </w:rPr>
-        <w:t>T</w:t>
-      </w:r>
-      <w:r>
-        <w:rPr>
-          <w:rFonts w:cstheme="minorHAnsi"/>
-          <w:sz w:val="30"/>
-          <w:szCs w:val="30"/>
-        </w:rPr>
-        <w:t xml:space="preserve">he </w:t>
-      </w:r>
-      <w:proofErr w:type="spellStart"/>
-      <w:r>
-        <w:rPr>
-          <w:rFonts w:cstheme="minorHAnsi"/>
-          <w:sz w:val="30"/>
-          <w:szCs w:val="30"/>
-        </w:rPr>
-        <w:t>Timeharmonic</w:t>
-      </w:r>
-      <w:proofErr w:type="spellEnd"/>
-      <w:r>
-        <w:rPr>
-          <w:rFonts w:cstheme="minorHAnsi"/>
-          <w:sz w:val="30"/>
-          <w:szCs w:val="30"/>
-        </w:rPr>
-        <w:t xml:space="preserve"> Orchestra collapses back into beautiful, chaotic disarray around them.</w:t>
+        <w:t>he Timeharmonic Orchestra collapses back into beautiful, chaotic disarray around them.</w:t>
       </w:r>
     </w:p>
     <w:p>
@@ -7608,6 +6976,7 @@
           <w:bCs/>
           <w:sz w:val="32"/>
           <w:szCs w:val="32"/>
+          <w:u w:val="single"/>
         </w:rPr>
       </w:pPr>
       <w:r>
@@ -7617,6 +6986,7 @@
           <w:bCs/>
           <w:sz w:val="32"/>
           <w:szCs w:val="32"/>
+          <w:u w:val="single"/>
         </w:rPr>
         <w:lastRenderedPageBreak/>
         <w:t>SAMPLE SCENE</w:t>
@@ -7682,25 +7052,7 @@
           <w:sz w:val="32"/>
           <w:szCs w:val="32"/>
         </w:rPr>
-        <w:t xml:space="preserve">FRAILTY: Cupid won’t </w:t>
-      </w:r>
-      <w:proofErr w:type="spellStart"/>
-      <w:r>
-        <w:rPr>
-          <w:rFonts w:cstheme="minorHAnsi"/>
-          <w:sz w:val="32"/>
-          <w:szCs w:val="32"/>
-        </w:rPr>
-        <w:t>knowth</w:t>
-      </w:r>
-      <w:proofErr w:type="spellEnd"/>
-      <w:r>
-        <w:rPr>
-          <w:rFonts w:cstheme="minorHAnsi"/>
-          <w:sz w:val="32"/>
-          <w:szCs w:val="32"/>
-        </w:rPr>
-        <w:t>,</w:t>
+        <w:t>FRAILTY: Cupid won’t knowth,</w:t>
       </w:r>
       <w:r>
         <w:rPr>
@@ -7709,43 +7061,7 @@
           <w:szCs w:val="32"/>
         </w:rPr>
         <w:tab/>
-        <w:t xml:space="preserve">DESTINY: They </w:t>
-      </w:r>
-      <w:proofErr w:type="spellStart"/>
-      <w:r>
-        <w:rPr>
-          <w:rFonts w:cstheme="minorHAnsi"/>
-          <w:sz w:val="32"/>
-          <w:szCs w:val="32"/>
-        </w:rPr>
-        <w:t>ain’t</w:t>
-      </w:r>
-      <w:proofErr w:type="spellEnd"/>
-      <w:r>
-        <w:rPr>
-          <w:rFonts w:cstheme="minorHAnsi"/>
-          <w:sz w:val="32"/>
-          <w:szCs w:val="32"/>
-        </w:rPr>
-        <w:t xml:space="preserve"> </w:t>
-      </w:r>
-      <w:proofErr w:type="spellStart"/>
-      <w:r>
-        <w:rPr>
-          <w:rFonts w:cstheme="minorHAnsi"/>
-          <w:sz w:val="32"/>
-          <w:szCs w:val="32"/>
-        </w:rPr>
-        <w:t>gonna</w:t>
-      </w:r>
-      <w:proofErr w:type="spellEnd"/>
-      <w:r>
-        <w:rPr>
-          <w:rFonts w:cstheme="minorHAnsi"/>
-          <w:sz w:val="32"/>
-          <w:szCs w:val="32"/>
-        </w:rPr>
-        <w:t xml:space="preserve"> know,</w:t>
+        <w:t>DESTINY: They ain’t gonna know,</w:t>
       </w:r>
       <w:r>
         <w:rPr>
@@ -7823,43 +7139,7 @@
           <w:sz w:val="32"/>
           <w:szCs w:val="32"/>
         </w:rPr>
-        <w:t xml:space="preserve">DESTINY: (acting cute) Eternity </w:t>
-      </w:r>
-      <w:proofErr w:type="spellStart"/>
-      <w:r>
-        <w:rPr>
-          <w:rFonts w:cstheme="minorHAnsi"/>
-          <w:sz w:val="32"/>
-          <w:szCs w:val="32"/>
-        </w:rPr>
-        <w:t>ain’t</w:t>
-      </w:r>
-      <w:proofErr w:type="spellEnd"/>
-      <w:r>
-        <w:rPr>
-          <w:rFonts w:cstheme="minorHAnsi"/>
-          <w:sz w:val="32"/>
-          <w:szCs w:val="32"/>
-        </w:rPr>
-        <w:t xml:space="preserve"> </w:t>
-      </w:r>
-      <w:proofErr w:type="spellStart"/>
-      <w:r>
-        <w:rPr>
-          <w:rFonts w:cstheme="minorHAnsi"/>
-          <w:sz w:val="32"/>
-          <w:szCs w:val="32"/>
-        </w:rPr>
-        <w:t>gonna</w:t>
-      </w:r>
-      <w:proofErr w:type="spellEnd"/>
-      <w:r>
-        <w:rPr>
-          <w:rFonts w:cstheme="minorHAnsi"/>
-          <w:sz w:val="32"/>
-          <w:szCs w:val="32"/>
-        </w:rPr>
-        <w:t xml:space="preserve"> take it out on us…</w:t>
+        <w:t>DESTINY: (acting cute) Eternity ain’t gonna take it out on us…</w:t>
       </w:r>
     </w:p>
     <w:p>
@@ -8102,25 +7382,7 @@
           <w:sz w:val="30"/>
           <w:szCs w:val="30"/>
         </w:rPr>
-        <w:t xml:space="preserve">DESTINY: </w:t>
-      </w:r>
-      <w:proofErr w:type="gramStart"/>
-      <w:r>
-        <w:rPr>
-          <w:rFonts w:cstheme="minorHAnsi"/>
-          <w:sz w:val="30"/>
-          <w:szCs w:val="30"/>
-        </w:rPr>
-        <w:t>Dead-tex</w:t>
-      </w:r>
-      <w:proofErr w:type="gramEnd"/>
-      <w:r>
-        <w:rPr>
-          <w:rFonts w:cstheme="minorHAnsi"/>
-          <w:sz w:val="30"/>
-          <w:szCs w:val="30"/>
-        </w:rPr>
-        <w:t>. They had feathers?!!! So demure…</w:t>
+        <w:t>DESTINY: Dead-tex. They had feathers?!!! So demure…</w:t>
       </w:r>
     </w:p>
     <w:p>
@@ -8138,25 +7400,7 @@
           <w:sz w:val="30"/>
           <w:szCs w:val="30"/>
         </w:rPr>
-        <w:t xml:space="preserve">REALITY: You were on TikTok cuckoo clock when you </w:t>
-      </w:r>
-      <w:proofErr w:type="spellStart"/>
-      <w:r>
-        <w:rPr>
-          <w:rFonts w:cstheme="minorHAnsi"/>
-          <w:sz w:val="30"/>
-          <w:szCs w:val="30"/>
-        </w:rPr>
-        <w:t>shoulda</w:t>
-      </w:r>
-      <w:proofErr w:type="spellEnd"/>
-      <w:r>
-        <w:rPr>
-          <w:rFonts w:cstheme="minorHAnsi"/>
-          <w:sz w:val="30"/>
-          <w:szCs w:val="30"/>
-        </w:rPr>
-        <w:t xml:space="preserve"> paid attention.</w:t>
+        <w:t>REALITY: You were on TikTok cuckoo clock when you shoulda paid attention.</w:t>
       </w:r>
     </w:p>
     <w:sectPr>
@@ -8178,7 +7422,7 @@
 </file>
 
 <file path=word/endnotes.xml><?xml version="1.0" encoding="utf-8"?>
-<w:endnotes xmlns:wpc="http://schemas.microsoft.com/office/word/2010/wordprocessingCanvas" xmlns:cx="http://schemas.microsoft.com/office/drawing/2014/chartex" xmlns:cx1="http://schemas.microsoft.com/office/drawing/2015/9/8/chartex" xmlns:cx2="http://schemas.microsoft.com/office/drawing/2015/10/21/chartex" xmlns:cx3="http://schemas.microsoft.com/office/drawing/2016/5/9/chartex" xmlns:cx4="http://schemas.microsoft.com/office/drawing/2016/5/10/chartex" xmlns:cx5="http://schemas.microsoft.com/office/drawing/2016/5/11/chartex" xmlns:cx6="http://schemas.microsoft.com/office/drawing/2016/5/12/chartex" xmlns:cx7="http://schemas.microsoft.com/office/drawing/2016/5/13/chartex" xmlns:cx8="http://schemas.microsoft.com/office/drawing/2016/5/14/chartex" xmlns:mc="http://schemas.openxmlformats.org/markup-compatibility/2006" xmlns:aink="http://schemas.microsoft.com/office/drawing/2016/ink" xmlns:am3d="http://schemas.microsoft.com/office/drawing/2017/model3d" xmlns:o="urn:schemas-microsoft-com:office:office" xmlns:oel="http://schemas.microsoft.com/office/2019/extlst" xmlns:r="http://schemas.openxmlformats.org/officeDocument/2006/relationships" xmlns:m="http://schemas.openxmlformats.org/officeDocument/2006/math" xmlns:v="urn:schemas-microsoft-com:vml" xmlns:wp14="http://schemas.microsoft.com/office/word/2010/wordprocessingDrawing" xmlns:wp="http://schemas.openxmlformats.org/drawingml/2006/wordprocessingDrawing" xmlns:w10="urn:schemas-microsoft-com:office:word" xmlns:w="http://schemas.openxmlformats.org/wordprocessingml/2006/main" xmlns:w14="http://schemas.microsoft.com/office/word/2010/wordml" xmlns:w15="http://schemas.microsoft.com/office/word/2012/wordml" xmlns:w16cex="http://schemas.microsoft.com/office/word/2018/wordml/cex" xmlns:w16cid="http://schemas.microsoft.com/office/word/2016/wordml/cid" xmlns:w16="http://schemas.microsoft.com/office/word/2018/wordml" xmlns:w16du="http://schemas.microsoft.com/office/word/2023/wordml/word16du" xmlns:w16sdtdh="http://schemas.microsoft.com/office/word/2020/wordml/sdtdatahash" xmlns:w16sdtfl="http://schemas.microsoft.com/office/word/2024/wordml/sdtformatlock" xmlns:w16se="http://schemas.microsoft.com/office/word/2015/wordml/symex" xmlns:wpg="http://schemas.microsoft.com/office/word/2010/wordprocessingGroup" xmlns:wpi="http://schemas.microsoft.com/office/word/2010/wordprocessingInk" xmlns:wne="http://schemas.microsoft.com/office/word/2006/wordml" xmlns:wps="http://schemas.microsoft.com/office/word/2010/wordprocessingShape" mc:Ignorable="w14 w15 w16se w16cid w16 w16cex w16sdtdh w16sdtfl w16du wp14">
+<w:endnotes xmlns:wpc="http://schemas.microsoft.com/office/word/2010/wordprocessingCanvas" xmlns:cx="http://schemas.microsoft.com/office/drawing/2014/chartex" xmlns:cx1="http://schemas.microsoft.com/office/drawing/2015/9/8/chartex" xmlns:cx2="http://schemas.microsoft.com/office/drawing/2015/10/21/chartex" xmlns:cx3="http://schemas.microsoft.com/office/drawing/2016/5/9/chartex" xmlns:cx4="http://schemas.microsoft.com/office/drawing/2016/5/10/chartex" xmlns:cx5="http://schemas.microsoft.com/office/drawing/2016/5/11/chartex" xmlns:cx6="http://schemas.microsoft.com/office/drawing/2016/5/12/chartex" xmlns:cx7="http://schemas.microsoft.com/office/drawing/2016/5/13/chartex" xmlns:cx8="http://schemas.microsoft.com/office/drawing/2016/5/14/chartex" xmlns:mc="http://schemas.openxmlformats.org/markup-compatibility/2006" xmlns:aink="http://schemas.microsoft.com/office/drawing/2016/ink" xmlns:am3d="http://schemas.microsoft.com/office/drawing/2017/model3d" xmlns:o="urn:schemas-microsoft-com:office:office" xmlns:oel="http://schemas.microsoft.com/office/2019/extlst" xmlns:r="http://schemas.openxmlformats.org/officeDocument/2006/relationships" xmlns:m="http://schemas.openxmlformats.org/officeDocument/2006/math" xmlns:v="urn:schemas-microsoft-com:vml" xmlns:wp14="http://schemas.microsoft.com/office/word/2010/wordprocessingDrawing" xmlns:wp="http://schemas.openxmlformats.org/drawingml/2006/wordprocessingDrawing" xmlns:w10="urn:schemas-microsoft-com:office:word" xmlns:w="http://schemas.openxmlformats.org/wordprocessingml/2006/main" xmlns:w14="http://schemas.microsoft.com/office/word/2010/wordml" xmlns:w15="http://schemas.microsoft.com/office/word/2012/wordml" xmlns:w16cei="http://schemas.microsoft.com/office/word/2026/wordml/cei" xmlns:w16cex="http://schemas.microsoft.com/office/word/2018/wordml/cex" xmlns:w16cid="http://schemas.microsoft.com/office/word/2016/wordml/cid" xmlns:w16="http://schemas.microsoft.com/office/word/2018/wordml" xmlns:w16du="http://schemas.microsoft.com/office/word/2023/wordml/word16du" xmlns:w16sdtdh="http://schemas.microsoft.com/office/word/2020/wordml/sdtdatahash" xmlns:w16sdtfl="http://schemas.microsoft.com/office/word/2024/wordml/sdtformatlock" xmlns:w16se="http://schemas.microsoft.com/office/word/2015/wordml/symex" xmlns:wpg="http://schemas.microsoft.com/office/word/2010/wordprocessingGroup" xmlns:wpi="http://schemas.microsoft.com/office/word/2010/wordprocessingInk" xmlns:wne="http://schemas.microsoft.com/office/word/2006/wordml" xmlns:wps="http://schemas.microsoft.com/office/word/2010/wordprocessingShape" mc:Ignorable="w14 w15 w16se w16cid w16 w16cex w16sdtdh w16sdtfl w16du wp14">
   <w:endnote w:type="separator" w:id="-1">
     <w:p>
       <w:pPr>
@@ -8203,7 +7447,7 @@
 </file>
 
 <file path=word/footer1.xml><?xml version="1.0" encoding="utf-8"?>
-<w:ftr xmlns:wpc="http://schemas.microsoft.com/office/word/2010/wordprocessingCanvas" xmlns:cx="http://schemas.microsoft.com/office/drawing/2014/chartex" xmlns:cx1="http://schemas.microsoft.com/office/drawing/2015/9/8/chartex" xmlns:cx2="http://schemas.microsoft.com/office/drawing/2015/10/21/chartex" xmlns:cx3="http://schemas.microsoft.com/office/drawing/2016/5/9/chartex" xmlns:cx4="http://schemas.microsoft.com/office/drawing/2016/5/10/chartex" xmlns:cx5="http://schemas.microsoft.com/office/drawing/2016/5/11/chartex" xmlns:cx6="http://schemas.microsoft.com/office/drawing/2016/5/12/chartex" xmlns:cx7="http://schemas.microsoft.com/office/drawing/2016/5/13/chartex" xmlns:cx8="http://schemas.microsoft.com/office/drawing/2016/5/14/chartex" xmlns:mc="http://schemas.openxmlformats.org/markup-compatibility/2006" xmlns:aink="http://schemas.microsoft.com/office/drawing/2016/ink" xmlns:am3d="http://schemas.microsoft.com/office/drawing/2017/model3d" xmlns:o="urn:schemas-microsoft-com:office:office" xmlns:oel="http://schemas.microsoft.com/office/2019/extlst" xmlns:r="http://schemas.openxmlformats.org/officeDocument/2006/relationships" xmlns:m="http://schemas.openxmlformats.org/officeDocument/2006/math" xmlns:v="urn:schemas-microsoft-com:vml" xmlns:wp14="http://schemas.microsoft.com/office/word/2010/wordprocessingDrawing" xmlns:wp="http://schemas.openxmlformats.org/drawingml/2006/wordprocessingDrawing" xmlns:w10="urn:schemas-microsoft-com:office:word" xmlns:w="http://schemas.openxmlformats.org/wordprocessingml/2006/main" xmlns:w14="http://schemas.microsoft.com/office/word/2010/wordml" xmlns:w15="http://schemas.microsoft.com/office/word/2012/wordml" xmlns:w16cex="http://schemas.microsoft.com/office/word/2018/wordml/cex" xmlns:w16cid="http://schemas.microsoft.com/office/word/2016/wordml/cid" xmlns:w16="http://schemas.microsoft.com/office/word/2018/wordml" xmlns:w16du="http://schemas.microsoft.com/office/word/2023/wordml/word16du" xmlns:w16sdtdh="http://schemas.microsoft.com/office/word/2020/wordml/sdtdatahash" xmlns:w16sdtfl="http://schemas.microsoft.com/office/word/2024/wordml/sdtformatlock" xmlns:w16se="http://schemas.microsoft.com/office/word/2015/wordml/symex" xmlns:wpg="http://schemas.microsoft.com/office/word/2010/wordprocessingGroup" xmlns:wpi="http://schemas.microsoft.com/office/word/2010/wordprocessingInk" xmlns:wne="http://schemas.microsoft.com/office/word/2006/wordml" xmlns:wps="http://schemas.microsoft.com/office/word/2010/wordprocessingShape" mc:Ignorable="w14 w15 w16se w16cid w16 w16cex w16sdtdh w16sdtfl w16du wp14">
+<w:ftr xmlns:wpc="http://schemas.microsoft.com/office/word/2010/wordprocessingCanvas" xmlns:cx="http://schemas.microsoft.com/office/drawing/2014/chartex" xmlns:cx1="http://schemas.microsoft.com/office/drawing/2015/9/8/chartex" xmlns:cx2="http://schemas.microsoft.com/office/drawing/2015/10/21/chartex" xmlns:cx3="http://schemas.microsoft.com/office/drawing/2016/5/9/chartex" xmlns:cx4="http://schemas.microsoft.com/office/drawing/2016/5/10/chartex" xmlns:cx5="http://schemas.microsoft.com/office/drawing/2016/5/11/chartex" xmlns:cx6="http://schemas.microsoft.com/office/drawing/2016/5/12/chartex" xmlns:cx7="http://schemas.microsoft.com/office/drawing/2016/5/13/chartex" xmlns:cx8="http://schemas.microsoft.com/office/drawing/2016/5/14/chartex" xmlns:mc="http://schemas.openxmlformats.org/markup-compatibility/2006" xmlns:aink="http://schemas.microsoft.com/office/drawing/2016/ink" xmlns:am3d="http://schemas.microsoft.com/office/drawing/2017/model3d" xmlns:o="urn:schemas-microsoft-com:office:office" xmlns:oel="http://schemas.microsoft.com/office/2019/extlst" xmlns:r="http://schemas.openxmlformats.org/officeDocument/2006/relationships" xmlns:m="http://schemas.openxmlformats.org/officeDocument/2006/math" xmlns:v="urn:schemas-microsoft-com:vml" xmlns:wp14="http://schemas.microsoft.com/office/word/2010/wordprocessingDrawing" xmlns:wp="http://schemas.openxmlformats.org/drawingml/2006/wordprocessingDrawing" xmlns:w10="urn:schemas-microsoft-com:office:word" xmlns:w="http://schemas.openxmlformats.org/wordprocessingml/2006/main" xmlns:w14="http://schemas.microsoft.com/office/word/2010/wordml" xmlns:w15="http://schemas.microsoft.com/office/word/2012/wordml" xmlns:w16cei="http://schemas.microsoft.com/office/word/2026/wordml/cei" xmlns:w16cex="http://schemas.microsoft.com/office/word/2018/wordml/cex" xmlns:w16cid="http://schemas.microsoft.com/office/word/2016/wordml/cid" xmlns:w16="http://schemas.microsoft.com/office/word/2018/wordml" xmlns:w16du="http://schemas.microsoft.com/office/word/2023/wordml/word16du" xmlns:w16sdtdh="http://schemas.microsoft.com/office/word/2020/wordml/sdtdatahash" xmlns:w16sdtfl="http://schemas.microsoft.com/office/word/2024/wordml/sdtformatlock" xmlns:w16se="http://schemas.microsoft.com/office/word/2015/wordml/symex" xmlns:wpg="http://schemas.microsoft.com/office/word/2010/wordprocessingGroup" xmlns:wpi="http://schemas.microsoft.com/office/word/2010/wordprocessingInk" xmlns:wne="http://schemas.microsoft.com/office/word/2006/wordml" xmlns:wps="http://schemas.microsoft.com/office/word/2010/wordprocessingShape" mc:Ignorable="w14 w15 w16se w16cid w16 w16cex w16sdtdh w16sdtfl w16du wp14">
   <w:p>
     <w:pPr>
       <w:pStyle w:val="Footer"/>
@@ -8213,7 +7457,7 @@
 </file>
 
 <file path=word/footer2.xml><?xml version="1.0" encoding="utf-8"?>
-<w:ftr xmlns:wpc="http://schemas.microsoft.com/office/word/2010/wordprocessingCanvas" xmlns:cx="http://schemas.microsoft.com/office/drawing/2014/chartex" xmlns:cx1="http://schemas.microsoft.com/office/drawing/2015/9/8/chartex" xmlns:cx2="http://schemas.microsoft.com/office/drawing/2015/10/21/chartex" xmlns:cx3="http://schemas.microsoft.com/office/drawing/2016/5/9/chartex" xmlns:cx4="http://schemas.microsoft.com/office/drawing/2016/5/10/chartex" xmlns:cx5="http://schemas.microsoft.com/office/drawing/2016/5/11/chartex" xmlns:cx6="http://schemas.microsoft.com/office/drawing/2016/5/12/chartex" xmlns:cx7="http://schemas.microsoft.com/office/drawing/2016/5/13/chartex" xmlns:cx8="http://schemas.microsoft.com/office/drawing/2016/5/14/chartex" xmlns:mc="http://schemas.openxmlformats.org/markup-compatibility/2006" xmlns:aink="http://schemas.microsoft.com/office/drawing/2016/ink" xmlns:am3d="http://schemas.microsoft.com/office/drawing/2017/model3d" xmlns:o="urn:schemas-microsoft-com:office:office" xmlns:oel="http://schemas.microsoft.com/office/2019/extlst" xmlns:r="http://schemas.openxmlformats.org/officeDocument/2006/relationships" xmlns:m="http://schemas.openxmlformats.org/officeDocument/2006/math" xmlns:v="urn:schemas-microsoft-com:vml" xmlns:wp14="http://schemas.microsoft.com/office/word/2010/wordprocessingDrawing" xmlns:wp="http://schemas.openxmlformats.org/drawingml/2006/wordprocessingDrawing" xmlns:w10="urn:schemas-microsoft-com:office:word" xmlns:w="http://schemas.openxmlformats.org/wordprocessingml/2006/main" xmlns:w14="http://schemas.microsoft.com/office/word/2010/wordml" xmlns:w15="http://schemas.microsoft.com/office/word/2012/wordml" xmlns:w16cex="http://schemas.microsoft.com/office/word/2018/wordml/cex" xmlns:w16cid="http://schemas.microsoft.com/office/word/2016/wordml/cid" xmlns:w16="http://schemas.microsoft.com/office/word/2018/wordml" xmlns:w16du="http://schemas.microsoft.com/office/word/2023/wordml/word16du" xmlns:w16sdtdh="http://schemas.microsoft.com/office/word/2020/wordml/sdtdatahash" xmlns:w16sdtfl="http://schemas.microsoft.com/office/word/2024/wordml/sdtformatlock" xmlns:w16se="http://schemas.microsoft.com/office/word/2015/wordml/symex" xmlns:wpg="http://schemas.microsoft.com/office/word/2010/wordprocessingGroup" xmlns:wpi="http://schemas.microsoft.com/office/word/2010/wordprocessingInk" xmlns:wne="http://schemas.microsoft.com/office/word/2006/wordml" xmlns:wps="http://schemas.microsoft.com/office/word/2010/wordprocessingShape" mc:Ignorable="w14 w15 w16se w16cid w16 w16cex w16sdtdh w16sdtfl w16du wp14">
+<w:ftr xmlns:wpc="http://schemas.microsoft.com/office/word/2010/wordprocessingCanvas" xmlns:cx="http://schemas.microsoft.com/office/drawing/2014/chartex" xmlns:cx1="http://schemas.microsoft.com/office/drawing/2015/9/8/chartex" xmlns:cx2="http://schemas.microsoft.com/office/drawing/2015/10/21/chartex" xmlns:cx3="http://schemas.microsoft.com/office/drawing/2016/5/9/chartex" xmlns:cx4="http://schemas.microsoft.com/office/drawing/2016/5/10/chartex" xmlns:cx5="http://schemas.microsoft.com/office/drawing/2016/5/11/chartex" xmlns:cx6="http://schemas.microsoft.com/office/drawing/2016/5/12/chartex" xmlns:cx7="http://schemas.microsoft.com/office/drawing/2016/5/13/chartex" xmlns:cx8="http://schemas.microsoft.com/office/drawing/2016/5/14/chartex" xmlns:mc="http://schemas.openxmlformats.org/markup-compatibility/2006" xmlns:aink="http://schemas.microsoft.com/office/drawing/2016/ink" xmlns:am3d="http://schemas.microsoft.com/office/drawing/2017/model3d" xmlns:o="urn:schemas-microsoft-com:office:office" xmlns:oel="http://schemas.microsoft.com/office/2019/extlst" xmlns:r="http://schemas.openxmlformats.org/officeDocument/2006/relationships" xmlns:m="http://schemas.openxmlformats.org/officeDocument/2006/math" xmlns:v="urn:schemas-microsoft-com:vml" xmlns:wp14="http://schemas.microsoft.com/office/word/2010/wordprocessingDrawing" xmlns:wp="http://schemas.openxmlformats.org/drawingml/2006/wordprocessingDrawing" xmlns:w10="urn:schemas-microsoft-com:office:word" xmlns:w="http://schemas.openxmlformats.org/wordprocessingml/2006/main" xmlns:w14="http://schemas.microsoft.com/office/word/2010/wordml" xmlns:w15="http://schemas.microsoft.com/office/word/2012/wordml" xmlns:w16cei="http://schemas.microsoft.com/office/word/2026/wordml/cei" xmlns:w16cex="http://schemas.microsoft.com/office/word/2018/wordml/cex" xmlns:w16cid="http://schemas.microsoft.com/office/word/2016/wordml/cid" xmlns:w16="http://schemas.microsoft.com/office/word/2018/wordml" xmlns:w16du="http://schemas.microsoft.com/office/word/2023/wordml/word16du" xmlns:w16sdtdh="http://schemas.microsoft.com/office/word/2020/wordml/sdtdatahash" xmlns:w16sdtfl="http://schemas.microsoft.com/office/word/2024/wordml/sdtformatlock" xmlns:w16se="http://schemas.microsoft.com/office/word/2015/wordml/symex" xmlns:wpg="http://schemas.microsoft.com/office/word/2010/wordprocessingGroup" xmlns:wpi="http://schemas.microsoft.com/office/word/2010/wordprocessingInk" xmlns:wne="http://schemas.microsoft.com/office/word/2006/wordml" xmlns:wps="http://schemas.microsoft.com/office/word/2010/wordprocessingShape" mc:Ignorable="w14 w15 w16se w16cid w16 w16cex w16sdtdh w16sdtfl w16du wp14">
   <w:p>
     <w:pPr>
       <w:pStyle w:val="Footer"/>
@@ -8223,7 +7467,7 @@
 </file>
 
 <file path=word/footer3.xml><?xml version="1.0" encoding="utf-8"?>
-<w:ftr xmlns:wpc="http://schemas.microsoft.com/office/word/2010/wordprocessingCanvas" xmlns:cx="http://schemas.microsoft.com/office/drawing/2014/chartex" xmlns:cx1="http://schemas.microsoft.com/office/drawing/2015/9/8/chartex" xmlns:cx2="http://schemas.microsoft.com/office/drawing/2015/10/21/chartex" xmlns:cx3="http://schemas.microsoft.com/office/drawing/2016/5/9/chartex" xmlns:cx4="http://schemas.microsoft.com/office/drawing/2016/5/10/chartex" xmlns:cx5="http://schemas.microsoft.com/office/drawing/2016/5/11/chartex" xmlns:cx6="http://schemas.microsoft.com/office/drawing/2016/5/12/chartex" xmlns:cx7="http://schemas.microsoft.com/office/drawing/2016/5/13/chartex" xmlns:cx8="http://schemas.microsoft.com/office/drawing/2016/5/14/chartex" xmlns:mc="http://schemas.openxmlformats.org/markup-compatibility/2006" xmlns:aink="http://schemas.microsoft.com/office/drawing/2016/ink" xmlns:am3d="http://schemas.microsoft.com/office/drawing/2017/model3d" xmlns:o="urn:schemas-microsoft-com:office:office" xmlns:oel="http://schemas.microsoft.com/office/2019/extlst" xmlns:r="http://schemas.openxmlformats.org/officeDocument/2006/relationships" xmlns:m="http://schemas.openxmlformats.org/officeDocument/2006/math" xmlns:v="urn:schemas-microsoft-com:vml" xmlns:wp14="http://schemas.microsoft.com/office/word/2010/wordprocessingDrawing" xmlns:wp="http://schemas.openxmlformats.org/drawingml/2006/wordprocessingDrawing" xmlns:w10="urn:schemas-microsoft-com:office:word" xmlns:w="http://schemas.openxmlformats.org/wordprocessingml/2006/main" xmlns:w14="http://schemas.microsoft.com/office/word/2010/wordml" xmlns:w15="http://schemas.microsoft.com/office/word/2012/wordml" xmlns:w16cex="http://schemas.microsoft.com/office/word/2018/wordml/cex" xmlns:w16cid="http://schemas.microsoft.com/office/word/2016/wordml/cid" xmlns:w16="http://schemas.microsoft.com/office/word/2018/wordml" xmlns:w16du="http://schemas.microsoft.com/office/word/2023/wordml/word16du" xmlns:w16sdtdh="http://schemas.microsoft.com/office/word/2020/wordml/sdtdatahash" xmlns:w16sdtfl="http://schemas.microsoft.com/office/word/2024/wordml/sdtformatlock" xmlns:w16se="http://schemas.microsoft.com/office/word/2015/wordml/symex" xmlns:wpg="http://schemas.microsoft.com/office/word/2010/wordprocessingGroup" xmlns:wpi="http://schemas.microsoft.com/office/word/2010/wordprocessingInk" xmlns:wne="http://schemas.microsoft.com/office/word/2006/wordml" xmlns:wps="http://schemas.microsoft.com/office/word/2010/wordprocessingShape" mc:Ignorable="w14 w15 w16se w16cid w16 w16cex w16sdtdh w16sdtfl w16du wp14">
+<w:ftr xmlns:wpc="http://schemas.microsoft.com/office/word/2010/wordprocessingCanvas" xmlns:cx="http://schemas.microsoft.com/office/drawing/2014/chartex" xmlns:cx1="http://schemas.microsoft.com/office/drawing/2015/9/8/chartex" xmlns:cx2="http://schemas.microsoft.com/office/drawing/2015/10/21/chartex" xmlns:cx3="http://schemas.microsoft.com/office/drawing/2016/5/9/chartex" xmlns:cx4="http://schemas.microsoft.com/office/drawing/2016/5/10/chartex" xmlns:cx5="http://schemas.microsoft.com/office/drawing/2016/5/11/chartex" xmlns:cx6="http://schemas.microsoft.com/office/drawing/2016/5/12/chartex" xmlns:cx7="http://schemas.microsoft.com/office/drawing/2016/5/13/chartex" xmlns:cx8="http://schemas.microsoft.com/office/drawing/2016/5/14/chartex" xmlns:mc="http://schemas.openxmlformats.org/markup-compatibility/2006" xmlns:aink="http://schemas.microsoft.com/office/drawing/2016/ink" xmlns:am3d="http://schemas.microsoft.com/office/drawing/2017/model3d" xmlns:o="urn:schemas-microsoft-com:office:office" xmlns:oel="http://schemas.microsoft.com/office/2019/extlst" xmlns:r="http://schemas.openxmlformats.org/officeDocument/2006/relationships" xmlns:m="http://schemas.openxmlformats.org/officeDocument/2006/math" xmlns:v="urn:schemas-microsoft-com:vml" xmlns:wp14="http://schemas.microsoft.com/office/word/2010/wordprocessingDrawing" xmlns:wp="http://schemas.openxmlformats.org/drawingml/2006/wordprocessingDrawing" xmlns:w10="urn:schemas-microsoft-com:office:word" xmlns:w="http://schemas.openxmlformats.org/wordprocessingml/2006/main" xmlns:w14="http://schemas.microsoft.com/office/word/2010/wordml" xmlns:w15="http://schemas.microsoft.com/office/word/2012/wordml" xmlns:w16cei="http://schemas.microsoft.com/office/word/2026/wordml/cei" xmlns:w16cex="http://schemas.microsoft.com/office/word/2018/wordml/cex" xmlns:w16cid="http://schemas.microsoft.com/office/word/2016/wordml/cid" xmlns:w16="http://schemas.microsoft.com/office/word/2018/wordml" xmlns:w16du="http://schemas.microsoft.com/office/word/2023/wordml/word16du" xmlns:w16sdtdh="http://schemas.microsoft.com/office/word/2020/wordml/sdtdatahash" xmlns:w16sdtfl="http://schemas.microsoft.com/office/word/2024/wordml/sdtformatlock" xmlns:w16se="http://schemas.microsoft.com/office/word/2015/wordml/symex" xmlns:wpg="http://schemas.microsoft.com/office/word/2010/wordprocessingGroup" xmlns:wpi="http://schemas.microsoft.com/office/word/2010/wordprocessingInk" xmlns:wne="http://schemas.microsoft.com/office/word/2006/wordml" xmlns:wps="http://schemas.microsoft.com/office/word/2010/wordprocessingShape" mc:Ignorable="w14 w15 w16se w16cid w16 w16cex w16sdtdh w16sdtfl w16du wp14">
   <w:p>
     <w:pPr>
       <w:pStyle w:val="Footer"/>
@@ -8233,7 +7477,7 @@
 </file>
 
 <file path=word/footnotes.xml><?xml version="1.0" encoding="utf-8"?>
-<w:footnotes xmlns:wpc="http://schemas.microsoft.com/office/word/2010/wordprocessingCanvas" xmlns:cx="http://schemas.microsoft.com/office/drawing/2014/chartex" xmlns:cx1="http://schemas.microsoft.com/office/drawing/2015/9/8/chartex" xmlns:cx2="http://schemas.microsoft.com/office/drawing/2015/10/21/chartex" xmlns:cx3="http://schemas.microsoft.com/office/drawing/2016/5/9/chartex" xmlns:cx4="http://schemas.microsoft.com/office/drawing/2016/5/10/chartex" xmlns:cx5="http://schemas.microsoft.com/office/drawing/2016/5/11/chartex" xmlns:cx6="http://schemas.microsoft.com/office/drawing/2016/5/12/chartex" xmlns:cx7="http://schemas.microsoft.com/office/drawing/2016/5/13/chartex" xmlns:cx8="http://schemas.microsoft.com/office/drawing/2016/5/14/chartex" xmlns:mc="http://schemas.openxmlformats.org/markup-compatibility/2006" xmlns:aink="http://schemas.microsoft.com/office/drawing/2016/ink" xmlns:am3d="http://schemas.microsoft.com/office/drawing/2017/model3d" xmlns:o="urn:schemas-microsoft-com:office:office" xmlns:oel="http://schemas.microsoft.com/office/2019/extlst" xmlns:r="http://schemas.openxmlformats.org/officeDocument/2006/relationships" xmlns:m="http://schemas.openxmlformats.org/officeDocument/2006/math" xmlns:v="urn:schemas-microsoft-com:vml" xmlns:wp14="http://schemas.microsoft.com/office/word/2010/wordprocessingDrawing" xmlns:wp="http://schemas.openxmlformats.org/drawingml/2006/wordprocessingDrawing" xmlns:w10="urn:schemas-microsoft-com:office:word" xmlns:w="http://schemas.openxmlformats.org/wordprocessingml/2006/main" xmlns:w14="http://schemas.microsoft.com/office/word/2010/wordml" xmlns:w15="http://schemas.microsoft.com/office/word/2012/wordml" xmlns:w16cex="http://schemas.microsoft.com/office/word/2018/wordml/cex" xmlns:w16cid="http://schemas.microsoft.com/office/word/2016/wordml/cid" xmlns:w16="http://schemas.microsoft.com/office/word/2018/wordml" xmlns:w16du="http://schemas.microsoft.com/office/word/2023/wordml/word16du" xmlns:w16sdtdh="http://schemas.microsoft.com/office/word/2020/wordml/sdtdatahash" xmlns:w16sdtfl="http://schemas.microsoft.com/office/word/2024/wordml/sdtformatlock" xmlns:w16se="http://schemas.microsoft.com/office/word/2015/wordml/symex" xmlns:wpg="http://schemas.microsoft.com/office/word/2010/wordprocessingGroup" xmlns:wpi="http://schemas.microsoft.com/office/word/2010/wordprocessingInk" xmlns:wne="http://schemas.microsoft.com/office/word/2006/wordml" xmlns:wps="http://schemas.microsoft.com/office/word/2010/wordprocessingShape" mc:Ignorable="w14 w15 w16se w16cid w16 w16cex w16sdtdh w16sdtfl w16du wp14">
+<w:footnotes xmlns:wpc="http://schemas.microsoft.com/office/word/2010/wordprocessingCanvas" xmlns:cx="http://schemas.microsoft.com/office/drawing/2014/chartex" xmlns:cx1="http://schemas.microsoft.com/office/drawing/2015/9/8/chartex" xmlns:cx2="http://schemas.microsoft.com/office/drawing/2015/10/21/chartex" xmlns:cx3="http://schemas.microsoft.com/office/drawing/2016/5/9/chartex" xmlns:cx4="http://schemas.microsoft.com/office/drawing/2016/5/10/chartex" xmlns:cx5="http://schemas.microsoft.com/office/drawing/2016/5/11/chartex" xmlns:cx6="http://schemas.microsoft.com/office/drawing/2016/5/12/chartex" xmlns:cx7="http://schemas.microsoft.com/office/drawing/2016/5/13/chartex" xmlns:cx8="http://schemas.microsoft.com/office/drawing/2016/5/14/chartex" xmlns:mc="http://schemas.openxmlformats.org/markup-compatibility/2006" xmlns:aink="http://schemas.microsoft.com/office/drawing/2016/ink" xmlns:am3d="http://schemas.microsoft.com/office/drawing/2017/model3d" xmlns:o="urn:schemas-microsoft-com:office:office" xmlns:oel="http://schemas.microsoft.com/office/2019/extlst" xmlns:r="http://schemas.openxmlformats.org/officeDocument/2006/relationships" xmlns:m="http://schemas.openxmlformats.org/officeDocument/2006/math" xmlns:v="urn:schemas-microsoft-com:vml" xmlns:wp14="http://schemas.microsoft.com/office/word/2010/wordprocessingDrawing" xmlns:wp="http://schemas.openxmlformats.org/drawingml/2006/wordprocessingDrawing" xmlns:w10="urn:schemas-microsoft-com:office:word" xmlns:w="http://schemas.openxmlformats.org/wordprocessingml/2006/main" xmlns:w14="http://schemas.microsoft.com/office/word/2010/wordml" xmlns:w15="http://schemas.microsoft.com/office/word/2012/wordml" xmlns:w16cei="http://schemas.microsoft.com/office/word/2026/wordml/cei" xmlns:w16cex="http://schemas.microsoft.com/office/word/2018/wordml/cex" xmlns:w16cid="http://schemas.microsoft.com/office/word/2016/wordml/cid" xmlns:w16="http://schemas.microsoft.com/office/word/2018/wordml" xmlns:w16du="http://schemas.microsoft.com/office/word/2023/wordml/word16du" xmlns:w16sdtdh="http://schemas.microsoft.com/office/word/2020/wordml/sdtdatahash" xmlns:w16sdtfl="http://schemas.microsoft.com/office/word/2024/wordml/sdtformatlock" xmlns:w16se="http://schemas.microsoft.com/office/word/2015/wordml/symex" xmlns:wpg="http://schemas.microsoft.com/office/word/2010/wordprocessingGroup" xmlns:wpi="http://schemas.microsoft.com/office/word/2010/wordprocessingInk" xmlns:wne="http://schemas.microsoft.com/office/word/2006/wordml" xmlns:wps="http://schemas.microsoft.com/office/word/2010/wordprocessingShape" mc:Ignorable="w14 w15 w16se w16cid w16 w16cex w16sdtdh w16sdtfl w16du wp14">
   <w:footnote w:type="separator" w:id="-1">
     <w:p>
       <w:pPr>
@@ -8258,7 +7502,7 @@
 </file>
 
 <file path=word/header1.xml><?xml version="1.0" encoding="utf-8"?>
-<w:hdr xmlns:wpc="http://schemas.microsoft.com/office/word/2010/wordprocessingCanvas" xmlns:cx="http://schemas.microsoft.com/office/drawing/2014/chartex" xmlns:cx1="http://schemas.microsoft.com/office/drawing/2015/9/8/chartex" xmlns:cx2="http://schemas.microsoft.com/office/drawing/2015/10/21/chartex" xmlns:cx3="http://schemas.microsoft.com/office/drawing/2016/5/9/chartex" xmlns:cx4="http://schemas.microsoft.com/office/drawing/2016/5/10/chartex" xmlns:cx5="http://schemas.microsoft.com/office/drawing/2016/5/11/chartex" xmlns:cx6="http://schemas.microsoft.com/office/drawing/2016/5/12/chartex" xmlns:cx7="http://schemas.microsoft.com/office/drawing/2016/5/13/chartex" xmlns:cx8="http://schemas.microsoft.com/office/drawing/2016/5/14/chartex" xmlns:mc="http://schemas.openxmlformats.org/markup-compatibility/2006" xmlns:aink="http://schemas.microsoft.com/office/drawing/2016/ink" xmlns:am3d="http://schemas.microsoft.com/office/drawing/2017/model3d" xmlns:o="urn:schemas-microsoft-com:office:office" xmlns:oel="http://schemas.microsoft.com/office/2019/extlst" xmlns:r="http://schemas.openxmlformats.org/officeDocument/2006/relationships" xmlns:m="http://schemas.openxmlformats.org/officeDocument/2006/math" xmlns:v="urn:schemas-microsoft-com:vml" xmlns:wp14="http://schemas.microsoft.com/office/word/2010/wordprocessingDrawing" xmlns:wp="http://schemas.openxmlformats.org/drawingml/2006/wordprocessingDrawing" xmlns:w10="urn:schemas-microsoft-com:office:word" xmlns:w="http://schemas.openxmlformats.org/wordprocessingml/2006/main" xmlns:w14="http://schemas.microsoft.com/office/word/2010/wordml" xmlns:w15="http://schemas.microsoft.com/office/word/2012/wordml" xmlns:w16cex="http://schemas.microsoft.com/office/word/2018/wordml/cex" xmlns:w16cid="http://schemas.microsoft.com/office/word/2016/wordml/cid" xmlns:w16="http://schemas.microsoft.com/office/word/2018/wordml" xmlns:w16du="http://schemas.microsoft.com/office/word/2023/wordml/word16du" xmlns:w16sdtdh="http://schemas.microsoft.com/office/word/2020/wordml/sdtdatahash" xmlns:w16sdtfl="http://schemas.microsoft.com/office/word/2024/wordml/sdtformatlock" xmlns:w16se="http://schemas.microsoft.com/office/word/2015/wordml/symex" xmlns:wpg="http://schemas.microsoft.com/office/word/2010/wordprocessingGroup" xmlns:wpi="http://schemas.microsoft.com/office/word/2010/wordprocessingInk" xmlns:wne="http://schemas.microsoft.com/office/word/2006/wordml" xmlns:wps="http://schemas.microsoft.com/office/word/2010/wordprocessingShape" mc:Ignorable="w14 w15 w16se w16cid w16 w16cex w16sdtdh w16sdtfl w16du wp14">
+<w:hdr xmlns:wpc="http://schemas.microsoft.com/office/word/2010/wordprocessingCanvas" xmlns:cx="http://schemas.microsoft.com/office/drawing/2014/chartex" xmlns:cx1="http://schemas.microsoft.com/office/drawing/2015/9/8/chartex" xmlns:cx2="http://schemas.microsoft.com/office/drawing/2015/10/21/chartex" xmlns:cx3="http://schemas.microsoft.com/office/drawing/2016/5/9/chartex" xmlns:cx4="http://schemas.microsoft.com/office/drawing/2016/5/10/chartex" xmlns:cx5="http://schemas.microsoft.com/office/drawing/2016/5/11/chartex" xmlns:cx6="http://schemas.microsoft.com/office/drawing/2016/5/12/chartex" xmlns:cx7="http://schemas.microsoft.com/office/drawing/2016/5/13/chartex" xmlns:cx8="http://schemas.microsoft.com/office/drawing/2016/5/14/chartex" xmlns:mc="http://schemas.openxmlformats.org/markup-compatibility/2006" xmlns:aink="http://schemas.microsoft.com/office/drawing/2016/ink" xmlns:am3d="http://schemas.microsoft.com/office/drawing/2017/model3d" xmlns:o="urn:schemas-microsoft-com:office:office" xmlns:oel="http://schemas.microsoft.com/office/2019/extlst" xmlns:r="http://schemas.openxmlformats.org/officeDocument/2006/relationships" xmlns:m="http://schemas.openxmlformats.org/officeDocument/2006/math" xmlns:v="urn:schemas-microsoft-com:vml" xmlns:wp14="http://schemas.microsoft.com/office/word/2010/wordprocessingDrawing" xmlns:wp="http://schemas.openxmlformats.org/drawingml/2006/wordprocessingDrawing" xmlns:w10="urn:schemas-microsoft-com:office:word" xmlns:w="http://schemas.openxmlformats.org/wordprocessingml/2006/main" xmlns:w14="http://schemas.microsoft.com/office/word/2010/wordml" xmlns:w15="http://schemas.microsoft.com/office/word/2012/wordml" xmlns:w16cei="http://schemas.microsoft.com/office/word/2026/wordml/cei" xmlns:w16cex="http://schemas.microsoft.com/office/word/2018/wordml/cex" xmlns:w16cid="http://schemas.microsoft.com/office/word/2016/wordml/cid" xmlns:w16="http://schemas.microsoft.com/office/word/2018/wordml" xmlns:w16du="http://schemas.microsoft.com/office/word/2023/wordml/word16du" xmlns:w16sdtdh="http://schemas.microsoft.com/office/word/2020/wordml/sdtdatahash" xmlns:w16sdtfl="http://schemas.microsoft.com/office/word/2024/wordml/sdtformatlock" xmlns:w16se="http://schemas.microsoft.com/office/word/2015/wordml/symex" xmlns:wpg="http://schemas.microsoft.com/office/word/2010/wordprocessingGroup" xmlns:wpi="http://schemas.microsoft.com/office/word/2010/wordprocessingInk" xmlns:wne="http://schemas.microsoft.com/office/word/2006/wordml" xmlns:wps="http://schemas.microsoft.com/office/word/2010/wordprocessingShape" mc:Ignorable="w14 w15 w16se w16cid w16 w16cex w16sdtdh w16sdtfl w16du wp14">
   <w:p>
     <w:pPr>
       <w:pStyle w:val="Header"/>
@@ -8268,7 +7512,7 @@
 </file>
 
 <file path=word/header2.xml><?xml version="1.0" encoding="utf-8"?>
-<w:hdr xmlns:wpc="http://schemas.microsoft.com/office/word/2010/wordprocessingCanvas" xmlns:cx="http://schemas.microsoft.com/office/drawing/2014/chartex" xmlns:cx1="http://schemas.microsoft.com/office/drawing/2015/9/8/chartex" xmlns:cx2="http://schemas.microsoft.com/office/drawing/2015/10/21/chartex" xmlns:cx3="http://schemas.microsoft.com/office/drawing/2016/5/9/chartex" xmlns:cx4="http://schemas.microsoft.com/office/drawing/2016/5/10/chartex" xmlns:cx5="http://schemas.microsoft.com/office/drawing/2016/5/11/chartex" xmlns:cx6="http://schemas.microsoft.com/office/drawing/2016/5/12/chartex" xmlns:cx7="http://schemas.microsoft.com/office/drawing/2016/5/13/chartex" xmlns:cx8="http://schemas.microsoft.com/office/drawing/2016/5/14/chartex" xmlns:mc="http://schemas.openxmlformats.org/markup-compatibility/2006" xmlns:aink="http://schemas.microsoft.com/office/drawing/2016/ink" xmlns:am3d="http://schemas.microsoft.com/office/drawing/2017/model3d" xmlns:o="urn:schemas-microsoft-com:office:office" xmlns:oel="http://schemas.microsoft.com/office/2019/extlst" xmlns:r="http://schemas.openxmlformats.org/officeDocument/2006/relationships" xmlns:m="http://schemas.openxmlformats.org/officeDocument/2006/math" xmlns:v="urn:schemas-microsoft-com:vml" xmlns:wp14="http://schemas.microsoft.com/office/word/2010/wordprocessingDrawing" xmlns:wp="http://schemas.openxmlformats.org/drawingml/2006/wordprocessingDrawing" xmlns:w10="urn:schemas-microsoft-com:office:word" xmlns:w="http://schemas.openxmlformats.org/wordprocessingml/2006/main" xmlns:w14="http://schemas.microsoft.com/office/word/2010/wordml" xmlns:w15="http://schemas.microsoft.com/office/word/2012/wordml" xmlns:w16cex="http://schemas.microsoft.com/office/word/2018/wordml/cex" xmlns:w16cid="http://schemas.microsoft.com/office/word/2016/wordml/cid" xmlns:w16="http://schemas.microsoft.com/office/word/2018/wordml" xmlns:w16du="http://schemas.microsoft.com/office/word/2023/wordml/word16du" xmlns:w16sdtdh="http://schemas.microsoft.com/office/word/2020/wordml/sdtdatahash" xmlns:w16sdtfl="http://schemas.microsoft.com/office/word/2024/wordml/sdtformatlock" xmlns:w16se="http://schemas.microsoft.com/office/word/2015/wordml/symex" xmlns:wpg="http://schemas.microsoft.com/office/word/2010/wordprocessingGroup" xmlns:wpi="http://schemas.microsoft.com/office/word/2010/wordprocessingInk" xmlns:wne="http://schemas.microsoft.com/office/word/2006/wordml" xmlns:wps="http://schemas.microsoft.com/office/word/2010/wordprocessingShape" mc:Ignorable="w14 w15 w16se w16cid w16 w16cex w16sdtdh w16sdtfl w16du wp14">
+<w:hdr xmlns:wpc="http://schemas.microsoft.com/office/word/2010/wordprocessingCanvas" xmlns:cx="http://schemas.microsoft.com/office/drawing/2014/chartex" xmlns:cx1="http://schemas.microsoft.com/office/drawing/2015/9/8/chartex" xmlns:cx2="http://schemas.microsoft.com/office/drawing/2015/10/21/chartex" xmlns:cx3="http://schemas.microsoft.com/office/drawing/2016/5/9/chartex" xmlns:cx4="http://schemas.microsoft.com/office/drawing/2016/5/10/chartex" xmlns:cx5="http://schemas.microsoft.com/office/drawing/2016/5/11/chartex" xmlns:cx6="http://schemas.microsoft.com/office/drawing/2016/5/12/chartex" xmlns:cx7="http://schemas.microsoft.com/office/drawing/2016/5/13/chartex" xmlns:cx8="http://schemas.microsoft.com/office/drawing/2016/5/14/chartex" xmlns:mc="http://schemas.openxmlformats.org/markup-compatibility/2006" xmlns:aink="http://schemas.microsoft.com/office/drawing/2016/ink" xmlns:am3d="http://schemas.microsoft.com/office/drawing/2017/model3d" xmlns:o="urn:schemas-microsoft-com:office:office" xmlns:oel="http://schemas.microsoft.com/office/2019/extlst" xmlns:r="http://schemas.openxmlformats.org/officeDocument/2006/relationships" xmlns:m="http://schemas.openxmlformats.org/officeDocument/2006/math" xmlns:v="urn:schemas-microsoft-com:vml" xmlns:wp14="http://schemas.microsoft.com/office/word/2010/wordprocessingDrawing" xmlns:wp="http://schemas.openxmlformats.org/drawingml/2006/wordprocessingDrawing" xmlns:w10="urn:schemas-microsoft-com:office:word" xmlns:w="http://schemas.openxmlformats.org/wordprocessingml/2006/main" xmlns:w14="http://schemas.microsoft.com/office/word/2010/wordml" xmlns:w15="http://schemas.microsoft.com/office/word/2012/wordml" xmlns:w16cei="http://schemas.microsoft.com/office/word/2026/wordml/cei" xmlns:w16cex="http://schemas.microsoft.com/office/word/2018/wordml/cex" xmlns:w16cid="http://schemas.microsoft.com/office/word/2016/wordml/cid" xmlns:w16="http://schemas.microsoft.com/office/word/2018/wordml" xmlns:w16du="http://schemas.microsoft.com/office/word/2023/wordml/word16du" xmlns:w16sdtdh="http://schemas.microsoft.com/office/word/2020/wordml/sdtdatahash" xmlns:w16sdtfl="http://schemas.microsoft.com/office/word/2024/wordml/sdtformatlock" xmlns:w16se="http://schemas.microsoft.com/office/word/2015/wordml/symex" xmlns:wpg="http://schemas.microsoft.com/office/word/2010/wordprocessingGroup" xmlns:wpi="http://schemas.microsoft.com/office/word/2010/wordprocessingInk" xmlns:wne="http://schemas.microsoft.com/office/word/2006/wordml" xmlns:wps="http://schemas.microsoft.com/office/word/2010/wordprocessingShape" mc:Ignorable="w14 w15 w16se w16cid w16 w16cex w16sdtdh w16sdtfl w16du wp14">
   <w:p>
     <w:pPr>
       <w:pStyle w:val="Header"/>
@@ -8298,7 +7542,7 @@
 </file>
 
 <file path=word/header3.xml><?xml version="1.0" encoding="utf-8"?>
-<w:hdr xmlns:wpc="http://schemas.microsoft.com/office/word/2010/wordprocessingCanvas" xmlns:cx="http://schemas.microsoft.com/office/drawing/2014/chartex" xmlns:cx1="http://schemas.microsoft.com/office/drawing/2015/9/8/chartex" xmlns:cx2="http://schemas.microsoft.com/office/drawing/2015/10/21/chartex" xmlns:cx3="http://schemas.microsoft.com/office/drawing/2016/5/9/chartex" xmlns:cx4="http://schemas.microsoft.com/office/drawing/2016/5/10/chartex" xmlns:cx5="http://schemas.microsoft.com/office/drawing/2016/5/11/chartex" xmlns:cx6="http://schemas.microsoft.com/office/drawing/2016/5/12/chartex" xmlns:cx7="http://schemas.microsoft.com/office/drawing/2016/5/13/chartex" xmlns:cx8="http://schemas.microsoft.com/office/drawing/2016/5/14/chartex" xmlns:mc="http://schemas.openxmlformats.org/markup-compatibility/2006" xmlns:aink="http://schemas.microsoft.com/office/drawing/2016/ink" xmlns:am3d="http://schemas.microsoft.com/office/drawing/2017/model3d" xmlns:o="urn:schemas-microsoft-com:office:office" xmlns:oel="http://schemas.microsoft.com/office/2019/extlst" xmlns:r="http://schemas.openxmlformats.org/officeDocument/2006/relationships" xmlns:m="http://schemas.openxmlformats.org/officeDocument/2006/math" xmlns:v="urn:schemas-microsoft-com:vml" xmlns:wp14="http://schemas.microsoft.com/office/word/2010/wordprocessingDrawing" xmlns:wp="http://schemas.openxmlformats.org/drawingml/2006/wordprocessingDrawing" xmlns:w10="urn:schemas-microsoft-com:office:word" xmlns:w="http://schemas.openxmlformats.org/wordprocessingml/2006/main" xmlns:w14="http://schemas.microsoft.com/office/word/2010/wordml" xmlns:w15="http://schemas.microsoft.com/office/word/2012/wordml" xmlns:w16cex="http://schemas.microsoft.com/office/word/2018/wordml/cex" xmlns:w16cid="http://schemas.microsoft.com/office/word/2016/wordml/cid" xmlns:w16="http://schemas.microsoft.com/office/word/2018/wordml" xmlns:w16du="http://schemas.microsoft.com/office/word/2023/wordml/word16du" xmlns:w16sdtdh="http://schemas.microsoft.com/office/word/2020/wordml/sdtdatahash" xmlns:w16sdtfl="http://schemas.microsoft.com/office/word/2024/wordml/sdtformatlock" xmlns:w16se="http://schemas.microsoft.com/office/word/2015/wordml/symex" xmlns:wpg="http://schemas.microsoft.com/office/word/2010/wordprocessingGroup" xmlns:wpi="http://schemas.microsoft.com/office/word/2010/wordprocessingInk" xmlns:wne="http://schemas.microsoft.com/office/word/2006/wordml" xmlns:wps="http://schemas.microsoft.com/office/word/2010/wordprocessingShape" mc:Ignorable="w14 w15 w16se w16cid w16 w16cex w16sdtdh w16sdtfl w16du wp14">
+<w:hdr xmlns:wpc="http://schemas.microsoft.com/office/word/2010/wordprocessingCanvas" xmlns:cx="http://schemas.microsoft.com/office/drawing/2014/chartex" xmlns:cx1="http://schemas.microsoft.com/office/drawing/2015/9/8/chartex" xmlns:cx2="http://schemas.microsoft.com/office/drawing/2015/10/21/chartex" xmlns:cx3="http://schemas.microsoft.com/office/drawing/2016/5/9/chartex" xmlns:cx4="http://schemas.microsoft.com/office/drawing/2016/5/10/chartex" xmlns:cx5="http://schemas.microsoft.com/office/drawing/2016/5/11/chartex" xmlns:cx6="http://schemas.microsoft.com/office/drawing/2016/5/12/chartex" xmlns:cx7="http://schemas.microsoft.com/office/drawing/2016/5/13/chartex" xmlns:cx8="http://schemas.microsoft.com/office/drawing/2016/5/14/chartex" xmlns:mc="http://schemas.openxmlformats.org/markup-compatibility/2006" xmlns:aink="http://schemas.microsoft.com/office/drawing/2016/ink" xmlns:am3d="http://schemas.microsoft.com/office/drawing/2017/model3d" xmlns:o="urn:schemas-microsoft-com:office:office" xmlns:oel="http://schemas.microsoft.com/office/2019/extlst" xmlns:r="http://schemas.openxmlformats.org/officeDocument/2006/relationships" xmlns:m="http://schemas.openxmlformats.org/officeDocument/2006/math" xmlns:v="urn:schemas-microsoft-com:vml" xmlns:wp14="http://schemas.microsoft.com/office/word/2010/wordprocessingDrawing" xmlns:wp="http://schemas.openxmlformats.org/drawingml/2006/wordprocessingDrawing" xmlns:w10="urn:schemas-microsoft-com:office:word" xmlns:w="http://schemas.openxmlformats.org/wordprocessingml/2006/main" xmlns:w14="http://schemas.microsoft.com/office/word/2010/wordml" xmlns:w15="http://schemas.microsoft.com/office/word/2012/wordml" xmlns:w16cei="http://schemas.microsoft.com/office/word/2026/wordml/cei" xmlns:w16cex="http://schemas.microsoft.com/office/word/2018/wordml/cex" xmlns:w16cid="http://schemas.microsoft.com/office/word/2016/wordml/cid" xmlns:w16="http://schemas.microsoft.com/office/word/2018/wordml" xmlns:w16du="http://schemas.microsoft.com/office/word/2023/wordml/word16du" xmlns:w16sdtdh="http://schemas.microsoft.com/office/word/2020/wordml/sdtdatahash" xmlns:w16sdtfl="http://schemas.microsoft.com/office/word/2024/wordml/sdtformatlock" xmlns:w16se="http://schemas.microsoft.com/office/word/2015/wordml/symex" xmlns:wpg="http://schemas.microsoft.com/office/word/2010/wordprocessingGroup" xmlns:wpi="http://schemas.microsoft.com/office/word/2010/wordprocessingInk" xmlns:wne="http://schemas.microsoft.com/office/word/2006/wordml" xmlns:wps="http://schemas.microsoft.com/office/word/2010/wordprocessingShape" mc:Ignorable="w14 w15 w16se w16cid w16 w16cex w16sdtdh w16sdtfl w16du wp14">
   <w:p>
     <w:pPr>
       <w:spacing w:line="240" w:lineRule="auto"/>
@@ -8313,7 +7557,7 @@
 </file>
 
 <file path=word/numbering.xml><?xml version="1.0" encoding="utf-8"?>
-<w:numbering xmlns:wpc="http://schemas.microsoft.com/office/word/2010/wordprocessingCanvas" xmlns:cx="http://schemas.microsoft.com/office/drawing/2014/chartex" xmlns:cx1="http://schemas.microsoft.com/office/drawing/2015/9/8/chartex" xmlns:cx2="http://schemas.microsoft.com/office/drawing/2015/10/21/chartex" xmlns:cx3="http://schemas.microsoft.com/office/drawing/2016/5/9/chartex" xmlns:cx4="http://schemas.microsoft.com/office/drawing/2016/5/10/chartex" xmlns:cx5="http://schemas.microsoft.com/office/drawing/2016/5/11/chartex" xmlns:cx6="http://schemas.microsoft.com/office/drawing/2016/5/12/chartex" xmlns:cx7="http://schemas.microsoft.com/office/drawing/2016/5/13/chartex" xmlns:cx8="http://schemas.microsoft.com/office/drawing/2016/5/14/chartex" xmlns:mc="http://schemas.openxmlformats.org/markup-compatibility/2006" xmlns:aink="http://schemas.microsoft.com/office/drawing/2016/ink" xmlns:am3d="http://schemas.microsoft.com/office/drawing/2017/model3d" xmlns:o="urn:schemas-microsoft-com:office:office" xmlns:oel="http://schemas.microsoft.com/office/2019/extlst" xmlns:r="http://schemas.openxmlformats.org/officeDocument/2006/relationships" xmlns:m="http://schemas.openxmlformats.org/officeDocument/2006/math" xmlns:v="urn:schemas-microsoft-com:vml" xmlns:wp14="http://schemas.microsoft.com/office/word/2010/wordprocessingDrawing" xmlns:wp="http://schemas.openxmlformats.org/drawingml/2006/wordprocessingDrawing" xmlns:w10="urn:schemas-microsoft-com:office:word" xmlns:w="http://schemas.openxmlformats.org/wordprocessingml/2006/main" xmlns:w14="http://schemas.microsoft.com/office/word/2010/wordml" xmlns:w15="http://schemas.microsoft.com/office/word/2012/wordml" xmlns:w16cex="http://schemas.microsoft.com/office/word/2018/wordml/cex" xmlns:w16cid="http://schemas.microsoft.com/office/word/2016/wordml/cid" xmlns:w16="http://schemas.microsoft.com/office/word/2018/wordml" xmlns:w16du="http://schemas.microsoft.com/office/word/2023/wordml/word16du" xmlns:w16sdtdh="http://schemas.microsoft.com/office/word/2020/wordml/sdtdatahash" xmlns:w16sdtfl="http://schemas.microsoft.com/office/word/2024/wordml/sdtformatlock" xmlns:w16se="http://schemas.microsoft.com/office/word/2015/wordml/symex" xmlns:wpg="http://schemas.microsoft.com/office/word/2010/wordprocessingGroup" xmlns:wpi="http://schemas.microsoft.com/office/word/2010/wordprocessingInk" xmlns:wne="http://schemas.microsoft.com/office/word/2006/wordml" xmlns:wps="http://schemas.microsoft.com/office/word/2010/wordprocessingShape" mc:Ignorable="w14 w15 w16se w16cid w16 w16cex w16sdtdh w16sdtfl w16du wp14">
+<w:numbering xmlns:wpc="http://schemas.microsoft.com/office/word/2010/wordprocessingCanvas" xmlns:cx="http://schemas.microsoft.com/office/drawing/2014/chartex" xmlns:cx1="http://schemas.microsoft.com/office/drawing/2015/9/8/chartex" xmlns:cx2="http://schemas.microsoft.com/office/drawing/2015/10/21/chartex" xmlns:cx3="http://schemas.microsoft.com/office/drawing/2016/5/9/chartex" xmlns:cx4="http://schemas.microsoft.com/office/drawing/2016/5/10/chartex" xmlns:cx5="http://schemas.microsoft.com/office/drawing/2016/5/11/chartex" xmlns:cx6="http://schemas.microsoft.com/office/drawing/2016/5/12/chartex" xmlns:cx7="http://schemas.microsoft.com/office/drawing/2016/5/13/chartex" xmlns:cx8="http://schemas.microsoft.com/office/drawing/2016/5/14/chartex" xmlns:mc="http://schemas.openxmlformats.org/markup-compatibility/2006" xmlns:aink="http://schemas.microsoft.com/office/drawing/2016/ink" xmlns:am3d="http://schemas.microsoft.com/office/drawing/2017/model3d" xmlns:o="urn:schemas-microsoft-com:office:office" xmlns:oel="http://schemas.microsoft.com/office/2019/extlst" xmlns:r="http://schemas.openxmlformats.org/officeDocument/2006/relationships" xmlns:m="http://schemas.openxmlformats.org/officeDocument/2006/math" xmlns:v="urn:schemas-microsoft-com:vml" xmlns:wp14="http://schemas.microsoft.com/office/word/2010/wordprocessingDrawing" xmlns:wp="http://schemas.openxmlformats.org/drawingml/2006/wordprocessingDrawing" xmlns:w10="urn:schemas-microsoft-com:office:word" xmlns:w="http://schemas.openxmlformats.org/wordprocessingml/2006/main" xmlns:w14="http://schemas.microsoft.com/office/word/2010/wordml" xmlns:w15="http://schemas.microsoft.com/office/word/2012/wordml" xmlns:w16cei="http://schemas.microsoft.com/office/word/2026/wordml/cei" xmlns:w16cex="http://schemas.microsoft.com/office/word/2018/wordml/cex" xmlns:w16cid="http://schemas.microsoft.com/office/word/2016/wordml/cid" xmlns:w16="http://schemas.microsoft.com/office/word/2018/wordml" xmlns:w16du="http://schemas.microsoft.com/office/word/2023/wordml/word16du" xmlns:w16sdtdh="http://schemas.microsoft.com/office/word/2020/wordml/sdtdatahash" xmlns:w16sdtfl="http://schemas.microsoft.com/office/word/2024/wordml/sdtformatlock" xmlns:w16se="http://schemas.microsoft.com/office/word/2015/wordml/symex" xmlns:wpg="http://schemas.microsoft.com/office/word/2010/wordprocessingGroup" xmlns:wpi="http://schemas.microsoft.com/office/word/2010/wordprocessingInk" xmlns:wne="http://schemas.microsoft.com/office/word/2006/wordml" xmlns:wps="http://schemas.microsoft.com/office/word/2010/wordprocessingShape" mc:Ignorable="w14 w15 w16se w16cid w16 w16cex w16sdtdh w16sdtfl w16du wp14">
   <w:abstractNum w:abstractNumId="0" w15:restartNumberingAfterBreak="0">
     <w:nsid w:val="05BB0A8E"/>
     <w:multiLevelType w:val="hybridMultilevel"/>
@@ -10249,6 +9493,7 @@
   <w:style w:type="character" w:default="1" w:styleId="DefaultParagraphFont">
     <w:name w:val="Default Paragraph Font"/>
     <w:uiPriority w:val="1"/>
+    <w:semiHidden/>
     <w:unhideWhenUsed/>
   </w:style>
   <w:style w:type="table" w:default="1" w:styleId="TableNormal">

--- a/library/musicals/past-present-future/about/past-present-future-bible.docx
+++ b/library/musicals/past-present-future/about/past-present-future-bible.docx
@@ -171,7 +171,15 @@
           <w:sz w:val="64"/>
           <w:szCs w:val="64"/>
         </w:rPr>
-        <w:t xml:space="preserve"> as Tab and Coda</w:t>
+        <w:t xml:space="preserve"> as </w:t>
+      </w:r>
+      <w:r>
+        <w:rPr>
+          <w:rFonts w:cstheme="minorHAnsi"/>
+          <w:sz w:val="64"/>
+          <w:szCs w:val="64"/>
+        </w:rPr>
+        <w:t>¡Tab &amp; Coda!</w:t>
       </w:r>
     </w:p>
     <w:p>
@@ -343,7 +351,7 @@
           <w:sz w:val="32"/>
           <w:szCs w:val="32"/>
         </w:rPr>
-        <w:t>8</w:t>
+        <w:t>9</w:t>
       </w:r>
       <w:r>
         <w:rPr>
@@ -383,7 +391,55 @@
           <w:sz w:val="32"/>
           <w:szCs w:val="32"/>
         </w:rPr>
-        <w:t>They form the duo “Tab and Coda” to survive</w:t>
+        <w:t xml:space="preserve">They form the duo </w:t>
+      </w:r>
+      <w:r>
+        <w:rPr>
+          <w:rFonts w:cstheme="minorHAnsi"/>
+          <w:sz w:val="32"/>
+          <w:szCs w:val="32"/>
+        </w:rPr>
+        <w:t>¡</w:t>
+      </w:r>
+      <w:r>
+        <w:rPr>
+          <w:rFonts w:cstheme="minorHAnsi"/>
+          <w:sz w:val="32"/>
+          <w:szCs w:val="32"/>
+        </w:rPr>
+        <w:t xml:space="preserve">Tab </w:t>
+      </w:r>
+      <w:r>
+        <w:rPr>
+          <w:rFonts w:cstheme="minorHAnsi"/>
+          <w:sz w:val="32"/>
+          <w:szCs w:val="32"/>
+        </w:rPr>
+        <w:t>&amp;</w:t>
+      </w:r>
+      <w:r>
+        <w:rPr>
+          <w:rFonts w:cstheme="minorHAnsi"/>
+          <w:sz w:val="32"/>
+          <w:szCs w:val="32"/>
+        </w:rPr>
+        <w:t xml:space="preserve"> Cod</w:t>
+      </w:r>
+      <w:r>
+        <w:rPr>
+          <w:rFonts w:cstheme="minorHAnsi"/>
+          <w:sz w:val="32"/>
+          <w:szCs w:val="32"/>
+        </w:rPr>
+        <w:t>a!</w:t>
+      </w:r>
+      <w:r>
+        <w:rPr>
+          <w:rFonts w:cstheme="minorHAnsi"/>
+          <w:sz w:val="32"/>
+          <w:szCs w:val="32"/>
+        </w:rPr>
+        <w:t xml:space="preserve"> to survive</w:t>
       </w:r>
       <w:r>
         <w:rPr>
@@ -957,7 +1013,31 @@
           <w:sz w:val="32"/>
           <w:szCs w:val="32"/>
         </w:rPr>
-        <w:t xml:space="preserve"> Tab and Coda fight back with instruments made of wood and seeds, the </w:t>
+        <w:t xml:space="preserve"> </w:t>
+      </w:r>
+      <w:r>
+        <w:rPr>
+          <w:rFonts w:cstheme="minorHAnsi"/>
+          <w:sz w:val="32"/>
+          <w:szCs w:val="32"/>
+        </w:rPr>
+        <w:t>¡</w:t>
+      </w:r>
+      <w:r>
+        <w:rPr>
+          <w:rFonts w:cstheme="minorHAnsi"/>
+          <w:sz w:val="32"/>
+          <w:szCs w:val="32"/>
+        </w:rPr>
+        <w:t xml:space="preserve">Tab &amp; Coda! </w:t>
+      </w:r>
+      <w:r>
+        <w:rPr>
+          <w:rFonts w:cstheme="minorHAnsi"/>
+          <w:sz w:val="32"/>
+          <w:szCs w:val="32"/>
+        </w:rPr>
+        <w:t xml:space="preserve">fight back with instruments made of wood and seeds, the </w:t>
       </w:r>
       <w:r>
         <w:rPr>
@@ -1527,7 +1607,23 @@
           <w:sz w:val="30"/>
           <w:szCs w:val="30"/>
         </w:rPr>
-        <w:t xml:space="preserve"> Timepiper of the Past, gifts them Judean palm date seeds </w:t>
+        <w:t xml:space="preserve"> Timepiper of the Past, gifts them Judean date</w:t>
+      </w:r>
+      <w:r>
+        <w:rPr>
+          <w:rFonts w:cstheme="minorHAnsi"/>
+          <w:sz w:val="30"/>
+          <w:szCs w:val="30"/>
+        </w:rPr>
+        <w:t xml:space="preserve"> palm</w:t>
+      </w:r>
+      <w:r>
+        <w:rPr>
+          <w:rFonts w:cstheme="minorHAnsi"/>
+          <w:sz w:val="30"/>
+          <w:szCs w:val="30"/>
+        </w:rPr>
+        <w:t xml:space="preserve"> seeds </w:t>
       </w:r>
       <w:r>
         <w:rPr>
@@ -4266,7 +4362,7 @@
           <w:sz w:val="32"/>
           <w:szCs w:val="32"/>
         </w:rPr>
-        <w:t>8</w:t>
+        <w:t>9</w:t>
       </w:r>
       <w:r>
         <w:rPr>
@@ -4828,7 +4924,7 @@
           <w:sz w:val="32"/>
           <w:szCs w:val="32"/>
         </w:rPr>
-        <w:t>8</w:t>
+        <w:t>9</w:t>
       </w:r>
       <w:r>
         <w:rPr>
@@ -5166,7 +5262,23 @@
           <w:sz w:val="30"/>
           <w:szCs w:val="30"/>
         </w:rPr>
-        <w:t xml:space="preserve">. They form the duo, Tab and Coda (“Band Together”). </w:t>
+        <w:t xml:space="preserve">. They form the duo, </w:t>
+      </w:r>
+      <w:r>
+        <w:rPr>
+          <w:rFonts w:cstheme="minorHAnsi"/>
+          <w:sz w:val="30"/>
+          <w:szCs w:val="30"/>
+        </w:rPr>
+        <w:t>¡Tab &amp; Coda!</w:t>
+      </w:r>
+      <w:r>
+        <w:rPr>
+          <w:rFonts w:cstheme="minorHAnsi"/>
+          <w:sz w:val="30"/>
+          <w:szCs w:val="30"/>
+        </w:rPr>
+        <w:t xml:space="preserve"> (“Band Together”). </w:t>
       </w:r>
       <w:r>
         <w:rPr>
@@ -5516,7 +5628,23 @@
           <w:sz w:val="30"/>
           <w:szCs w:val="30"/>
         </w:rPr>
-        <w:t>with Tab and Coda’s melodic line</w:t>
+        <w:t xml:space="preserve">with </w:t>
+      </w:r>
+      <w:r>
+        <w:rPr>
+          <w:rFonts w:cstheme="minorHAnsi"/>
+          <w:sz w:val="30"/>
+          <w:szCs w:val="30"/>
+        </w:rPr>
+        <w:t>¡Tab &amp; Coda!</w:t>
+      </w:r>
+      <w:r>
+        <w:rPr>
+          <w:rFonts w:cstheme="minorHAnsi"/>
+          <w:sz w:val="30"/>
+          <w:szCs w:val="30"/>
+        </w:rPr>
+        <w:t>’s melodic line</w:t>
       </w:r>
       <w:r>
         <w:rPr>
@@ -6179,7 +6307,23 @@
           <w:sz w:val="30"/>
           <w:szCs w:val="30"/>
         </w:rPr>
-        <w:t xml:space="preserve"> with a Tab and Coda’s melodic line</w:t>
+        <w:t xml:space="preserve"> with a </w:t>
+      </w:r>
+      <w:r>
+        <w:rPr>
+          <w:rFonts w:cstheme="minorHAnsi"/>
+          <w:sz w:val="30"/>
+          <w:szCs w:val="30"/>
+        </w:rPr>
+        <w:t>¡Tab &amp; Coda!</w:t>
+      </w:r>
+      <w:r>
+        <w:rPr>
+          <w:rFonts w:cstheme="minorHAnsi"/>
+          <w:sz w:val="30"/>
+          <w:szCs w:val="30"/>
+        </w:rPr>
+        <w:t>’s melodic line</w:t>
       </w:r>
       <w:r>
         <w:rPr>
@@ -6445,7 +6589,23 @@
           <w:sz w:val="30"/>
           <w:szCs w:val="30"/>
         </w:rPr>
-        <w:t>Scene 3: Annoyed by Reality's strict rules, Frailty and Destiny decide to play Cupid. Destiny gives Tabitha American basswood for an oud, and Frailty gives Dakota ancient Judean date palm seeds for their guitar. When strummed, the wood and seeds warp space-time, trapping both musicians in the 18th Century.</w:t>
+        <w:t>Scene 3: Annoyed by Reality's strict rules, Frailty and Destiny decide to play Cupid. Destiny gives Tabitha American basswood for an oud, and Frailty gives Dakota ancient Judean date palm seeds for their guitar. When strummed, the wood and seeds warp space-time, trapping both musicians in the 1</w:t>
+      </w:r>
+      <w:r>
+        <w:rPr>
+          <w:rFonts w:cstheme="minorHAnsi"/>
+          <w:sz w:val="30"/>
+          <w:szCs w:val="30"/>
+        </w:rPr>
+        <w:t>9</w:t>
+      </w:r>
+      <w:r>
+        <w:rPr>
+          <w:rFonts w:cstheme="minorHAnsi"/>
+          <w:sz w:val="30"/>
+          <w:szCs w:val="30"/>
+        </w:rPr>
+        <w:t>th Century.</w:t>
       </w:r>
     </w:p>
     <w:p>
@@ -6529,7 +6689,15 @@
           <w:sz w:val="30"/>
           <w:szCs w:val="30"/>
         </w:rPr>
-        <w:t>Tab and Coda,</w:t>
+        <w:t>¡Tab &amp; Coda!</w:t>
+      </w:r>
+      <w:r>
+        <w:rPr>
+          <w:rFonts w:cstheme="minorHAnsi"/>
+          <w:sz w:val="30"/>
+          <w:szCs w:val="30"/>
+        </w:rPr>
+        <w:t>,</w:t>
       </w:r>
       <w:r>
         <w:rPr>
@@ -6764,15 +6932,15 @@
           <w:sz w:val="30"/>
           <w:szCs w:val="30"/>
         </w:rPr>
-        <w:t>. She spots the distinct signature melodic line of Tab and Cod</w:t>
-      </w:r>
-      <w:r>
-        <w:rPr>
-          <w:rFonts w:cstheme="minorHAnsi"/>
-          <w:sz w:val="30"/>
-          <w:szCs w:val="30"/>
-        </w:rPr>
-        <w:t>a</w:t>
+        <w:t xml:space="preserve">. She spots the distinct signature melodic line of </w:t>
+      </w:r>
+      <w:r>
+        <w:rPr>
+          <w:rFonts w:cstheme="minorHAnsi"/>
+          <w:sz w:val="30"/>
+          <w:szCs w:val="30"/>
+        </w:rPr>
+        <w:t>¡Tab &amp; Coda!</w:t>
       </w:r>
       <w:r>
         <w:rPr>
@@ -6914,7 +7082,23 @@
           <w:sz w:val="30"/>
           <w:szCs w:val="30"/>
         </w:rPr>
-        <w:t xml:space="preserve">Scene 5: Back in the safe 21st Century, Dakota and their mother visit a music museum near Galilee, staring longingly at the guitar containing the "Tab and Coda" inscription. As the museum closes, the alarms blare out. Suddenly, the timeline fractures again: Tabitha and Dakota are instantly reunited in the Baroque Period. </w:t>
+        <w:t>Scene 5: Back in the safe 21st Century, Dakota and their mother visit a music museum near Galilee, staring longingly at the guitar containing the "</w:t>
+      </w:r>
+      <w:r>
+        <w:rPr>
+          <w:rFonts w:cstheme="minorHAnsi"/>
+          <w:sz w:val="30"/>
+          <w:szCs w:val="30"/>
+        </w:rPr>
+        <w:t>¡Tab &amp; Coda!</w:t>
+      </w:r>
+      <w:r>
+        <w:rPr>
+          <w:rFonts w:cstheme="minorHAnsi"/>
+          <w:sz w:val="30"/>
+          <w:szCs w:val="30"/>
+        </w:rPr>
+        <w:t xml:space="preserve">" inscription. As the museum closes, the alarms blare out. Suddenly, the timeline fractures again: Tabitha and Dakota are instantly reunited in the Baroque Period. </w:t>
       </w:r>
       <w:r>
         <w:rPr>
@@ -7097,7 +7281,23 @@
           <w:szCs w:val="32"/>
         </w:rPr>
         <w:tab/>
-        <w:t>I ship Tab and Coda.</w:t>
+        <w:t xml:space="preserve">I ship </w:t>
+      </w:r>
+      <w:r>
+        <w:rPr>
+          <w:rFonts w:cstheme="minorHAnsi"/>
+          <w:sz w:val="32"/>
+          <w:szCs w:val="32"/>
+        </w:rPr>
+        <w:t>¡Tab &amp; Coda!</w:t>
+      </w:r>
+      <w:r>
+        <w:rPr>
+          <w:rFonts w:cstheme="minorHAnsi"/>
+          <w:sz w:val="32"/>
+          <w:szCs w:val="32"/>
+        </w:rPr>
+        <w:t>.</w:t>
       </w:r>
     </w:p>
     <w:p>

--- a/library/musicals/past-present-future/about/past-present-future-bible.docx
+++ b/library/musicals/past-present-future/about/past-present-future-bible.docx
@@ -258,29 +258,7 @@
           <w:u w:val="single"/>
         </w:rPr>
         <w:lastRenderedPageBreak/>
-        <w:t>STAGE MUSICAL</w:t>
-      </w:r>
-      <w:r>
-        <w:rPr>
-          <w:rFonts w:cstheme="minorHAnsi"/>
-          <w:b/>
-          <w:bCs/>
-          <w:sz w:val="32"/>
-          <w:szCs w:val="32"/>
-          <w:u w:val="single"/>
-        </w:rPr>
-        <w:t xml:space="preserve"> </w:t>
-      </w:r>
-      <w:r>
-        <w:rPr>
-          <w:rFonts w:cstheme="minorHAnsi"/>
-          <w:b/>
-          <w:bCs/>
-          <w:sz w:val="32"/>
-          <w:szCs w:val="32"/>
-          <w:u w:val="single"/>
-        </w:rPr>
-        <w:t>OVERVIEW</w:t>
+        <w:t>SYNOPSIS</w:t>
       </w:r>
     </w:p>
     <w:p>
@@ -298,156 +276,18 @@
       <w:r>
         <w:rPr>
           <w:rFonts w:cstheme="minorHAnsi"/>
-          <w:i/>
-          <w:iCs/>
-          <w:sz w:val="32"/>
-          <w:szCs w:val="32"/>
-        </w:rPr>
-        <w:t>Past, Present, Future</w:t>
-      </w:r>
-      <w:r>
-        <w:rPr>
-          <w:rFonts w:cstheme="minorHAnsi"/>
-          <w:sz w:val="32"/>
-          <w:szCs w:val="32"/>
-        </w:rPr>
-        <w:t xml:space="preserve"> is a musical adventure romance that follows Tabitha and Dakota, lonely musicians respectively from the 1st Century Middle East and 21st Century Midwest whose guitars </w:t>
-      </w:r>
-      <w:r>
-        <w:rPr>
-          <w:rFonts w:cstheme="minorHAnsi"/>
-          <w:sz w:val="32"/>
-          <w:szCs w:val="32"/>
-        </w:rPr>
-        <w:t>carved from</w:t>
-      </w:r>
-      <w:r>
-        <w:rPr>
-          <w:rFonts w:cstheme="minorHAnsi"/>
-          <w:sz w:val="32"/>
-          <w:szCs w:val="32"/>
-        </w:rPr>
-        <w:t xml:space="preserve"> spacetime wood trap them in </w:t>
-      </w:r>
-      <w:r>
-        <w:rPr>
-          <w:rFonts w:cstheme="minorHAnsi"/>
-          <w:sz w:val="32"/>
-          <w:szCs w:val="32"/>
-        </w:rPr>
-        <w:t>the</w:t>
-      </w:r>
-      <w:r>
-        <w:rPr>
-          <w:rFonts w:cstheme="minorHAnsi"/>
-          <w:sz w:val="32"/>
-          <w:szCs w:val="32"/>
-        </w:rPr>
-        <w:t xml:space="preserve"> 1</w:t>
-      </w:r>
-      <w:r>
-        <w:rPr>
-          <w:rFonts w:cstheme="minorHAnsi"/>
-          <w:sz w:val="32"/>
-          <w:szCs w:val="32"/>
-        </w:rPr>
-        <w:t>9</w:t>
-      </w:r>
-      <w:r>
-        <w:rPr>
-          <w:rFonts w:cstheme="minorHAnsi"/>
-          <w:sz w:val="32"/>
-          <w:szCs w:val="32"/>
-        </w:rPr>
-        <w:t>th Century</w:t>
-      </w:r>
-      <w:r>
-        <w:rPr>
-          <w:rFonts w:cstheme="minorHAnsi"/>
-          <w:sz w:val="32"/>
-          <w:szCs w:val="32"/>
-        </w:rPr>
-        <w:t xml:space="preserve"> Romantic </w:t>
-      </w:r>
-      <w:r>
-        <w:rPr>
-          <w:rFonts w:cstheme="minorHAnsi"/>
-          <w:sz w:val="32"/>
-          <w:szCs w:val="32"/>
-        </w:rPr>
-        <w:t>era</w:t>
-      </w:r>
-      <w:r>
-        <w:rPr>
-          <w:rFonts w:cstheme="minorHAnsi"/>
-          <w:sz w:val="32"/>
-          <w:szCs w:val="32"/>
-        </w:rPr>
-        <w:t xml:space="preserve">. </w:t>
-      </w:r>
-      <w:r>
-        <w:rPr>
-          <w:rFonts w:cstheme="minorHAnsi"/>
-          <w:sz w:val="32"/>
-          <w:szCs w:val="32"/>
-        </w:rPr>
-        <w:t xml:space="preserve">They form the duo </w:t>
-      </w:r>
-      <w:r>
-        <w:rPr>
-          <w:rFonts w:cstheme="minorHAnsi"/>
-          <w:sz w:val="32"/>
-          <w:szCs w:val="32"/>
-        </w:rPr>
-        <w:t>¡</w:t>
-      </w:r>
-      <w:r>
-        <w:rPr>
-          <w:rFonts w:cstheme="minorHAnsi"/>
-          <w:sz w:val="32"/>
-          <w:szCs w:val="32"/>
-        </w:rPr>
-        <w:t xml:space="preserve">Tab </w:t>
-      </w:r>
-      <w:r>
-        <w:rPr>
-          <w:rFonts w:cstheme="minorHAnsi"/>
-          <w:sz w:val="32"/>
-          <w:szCs w:val="32"/>
-        </w:rPr>
-        <w:t>&amp;</w:t>
-      </w:r>
-      <w:r>
-        <w:rPr>
-          <w:rFonts w:cstheme="minorHAnsi"/>
-          <w:sz w:val="32"/>
-          <w:szCs w:val="32"/>
-        </w:rPr>
-        <w:t xml:space="preserve"> Cod</w:t>
-      </w:r>
-      <w:r>
-        <w:rPr>
-          <w:rFonts w:cstheme="minorHAnsi"/>
-          <w:sz w:val="32"/>
-          <w:szCs w:val="32"/>
-        </w:rPr>
-        <w:t>a!</w:t>
-      </w:r>
-      <w:r>
-        <w:rPr>
-          <w:rFonts w:cstheme="minorHAnsi"/>
-          <w:sz w:val="32"/>
-          <w:szCs w:val="32"/>
-        </w:rPr>
-        <w:t xml:space="preserve"> to survive</w:t>
-      </w:r>
-      <w:r>
-        <w:rPr>
-          <w:rFonts w:cstheme="minorHAnsi"/>
-          <w:sz w:val="32"/>
-          <w:szCs w:val="32"/>
-        </w:rPr>
-        <w:t xml:space="preserve"> the wrath of the</w:t>
+          <w:sz w:val="32"/>
+          <w:szCs w:val="32"/>
+        </w:rPr>
+        <w:t xml:space="preserve">The </w:t>
+      </w:r>
+      <w:r>
+        <w:rPr>
+          <w:rFonts w:cstheme="minorHAnsi"/>
+          <w:sz w:val="32"/>
+          <w:szCs w:val="32"/>
+        </w:rPr>
+        <w:t>sci-fi adventure romance musical</w:t>
       </w:r>
       <w:r>
         <w:rPr>
@@ -463,31 +303,47 @@
           <w:sz w:val="32"/>
           <w:szCs w:val="32"/>
         </w:rPr>
-        <w:t>T</w:t>
-      </w:r>
-      <w:r>
-        <w:rPr>
-          <w:rFonts w:cstheme="minorHAnsi"/>
-          <w:sz w:val="32"/>
-          <w:szCs w:val="32"/>
-        </w:rPr>
-        <w:t>ime</w:t>
-      </w:r>
-      <w:r>
-        <w:rPr>
-          <w:rFonts w:cstheme="minorHAnsi"/>
-          <w:sz w:val="32"/>
-          <w:szCs w:val="32"/>
-        </w:rPr>
-        <w:t>harmonic</w:t>
-      </w:r>
-      <w:r>
-        <w:rPr>
-          <w:rFonts w:cstheme="minorHAnsi"/>
-          <w:sz w:val="32"/>
-          <w:szCs w:val="32"/>
-        </w:rPr>
-        <w:t xml:space="preserve"> Orchestra</w:t>
+        <w:t xml:space="preserve">follows two lonely musicians: Tabitha, a 1st-century Galilean lyre maker, and Dakota, a 21st-century Midwestern guitar maker. When given magical instruments carved from spacetime wood, they accidentally tear a rift in time and trap themselves in the 19th-century Romantic era. </w:t>
+      </w:r>
+      <w:r>
+        <w:rPr>
+          <w:rFonts w:cstheme="minorHAnsi"/>
+          <w:sz w:val="32"/>
+          <w:szCs w:val="32"/>
+        </w:rPr>
+        <w:t>Blending</w:t>
+      </w:r>
+      <w:r>
+        <w:rPr>
+          <w:rFonts w:cstheme="minorHAnsi"/>
+          <w:sz w:val="32"/>
+          <w:szCs w:val="32"/>
+        </w:rPr>
+        <w:t xml:space="preserve"> ancient hymns with </w:t>
+      </w:r>
+      <w:r>
+        <w:rPr>
+          <w:rFonts w:cstheme="minorHAnsi"/>
+          <w:sz w:val="32"/>
+          <w:szCs w:val="32"/>
+        </w:rPr>
+        <w:t>modern music</w:t>
+      </w:r>
+      <w:r>
+        <w:rPr>
+          <w:rFonts w:cstheme="minorHAnsi"/>
+          <w:sz w:val="32"/>
+          <w:szCs w:val="32"/>
+        </w:rPr>
+        <w:t xml:space="preserve">, they form the duo ¡Tab &amp; Coda! to survive the wrath of the </w:t>
+      </w:r>
+      <w:r>
+        <w:rPr>
+          <w:rFonts w:cstheme="minorHAnsi"/>
+          <w:sz w:val="32"/>
+          <w:szCs w:val="32"/>
+        </w:rPr>
+        <w:t>cosmic</w:t>
       </w:r>
       <w:r>
         <w:rPr>
@@ -497,53 +353,39 @@
         </w:rPr>
         <w:t xml:space="preserve"> </w:t>
       </w:r>
-      <w:r>
-        <w:rPr>
-          <w:rFonts w:cstheme="minorHAnsi"/>
-          <w:sz w:val="32"/>
-          <w:szCs w:val="32"/>
-        </w:rPr>
-        <w:t xml:space="preserve">until they can return to their home timeline, not without together becoming the right people at the wrong time. It explores bittersweet </w:t>
-      </w:r>
-      <w:r>
-        <w:rPr>
-          <w:rFonts w:cstheme="minorHAnsi"/>
-          <w:sz w:val="32"/>
-          <w:szCs w:val="32"/>
-        </w:rPr>
-        <w:t>themes like</w:t>
-      </w:r>
-      <w:r>
-        <w:rPr>
-          <w:rFonts w:cstheme="minorHAnsi"/>
-          <w:sz w:val="32"/>
-          <w:szCs w:val="32"/>
-        </w:rPr>
-        <w:t xml:space="preserve"> mortality,</w:t>
-      </w:r>
-      <w:r>
-        <w:rPr>
-          <w:rFonts w:cstheme="minorHAnsi"/>
-          <w:sz w:val="32"/>
-          <w:szCs w:val="32"/>
-        </w:rPr>
-        <w:t xml:space="preserve"> an appreciation for wisdom, an everlasting search for freshness, and the value of nature </w:t>
-      </w:r>
-      <w:r>
-        <w:rPr>
-          <w:rFonts w:cstheme="minorHAnsi"/>
-          <w:sz w:val="32"/>
-          <w:szCs w:val="32"/>
-        </w:rPr>
-        <w:t>in</w:t>
-      </w:r>
-      <w:r>
-        <w:rPr>
-          <w:rFonts w:cstheme="minorHAnsi"/>
-          <w:sz w:val="32"/>
-          <w:szCs w:val="32"/>
-        </w:rPr>
-        <w:t xml:space="preserve"> music.</w:t>
+      <w:proofErr w:type="spellStart"/>
+      <w:r>
+        <w:rPr>
+          <w:rFonts w:cstheme="minorHAnsi"/>
+          <w:sz w:val="32"/>
+          <w:szCs w:val="32"/>
+        </w:rPr>
+        <w:t>Timeharmonic</w:t>
+      </w:r>
+      <w:proofErr w:type="spellEnd"/>
+      <w:r>
+        <w:rPr>
+          <w:rFonts w:cstheme="minorHAnsi"/>
+          <w:sz w:val="32"/>
+          <w:szCs w:val="32"/>
+        </w:rPr>
+        <w:t xml:space="preserve"> Orchestra and find a way </w:t>
+      </w:r>
+      <w:r>
+        <w:rPr>
+          <w:rFonts w:cstheme="minorHAnsi"/>
+          <w:sz w:val="32"/>
+          <w:szCs w:val="32"/>
+        </w:rPr>
+        <w:t>home</w:t>
+      </w:r>
+      <w:r>
+        <w:rPr>
+          <w:rFonts w:cstheme="minorHAnsi"/>
+          <w:sz w:val="32"/>
+          <w:szCs w:val="32"/>
+        </w:rPr>
+        <w:t>.</w:t>
       </w:r>
     </w:p>
     <w:p>
@@ -554,70 +396,57 @@
         <w:spacing w:line="240" w:lineRule="auto"/>
         <w:rPr>
           <w:rFonts w:cstheme="minorHAnsi"/>
-          <w:sz w:val="24"/>
-          <w:szCs w:val="24"/>
-        </w:rPr>
-      </w:pPr>
-    </w:p>
-    <w:p>
-      <w:pPr>
-        <w:rPr>
-          <w:rFonts w:cstheme="minorHAnsi"/>
-          <w:b/>
-          <w:bCs/>
-          <w:sz w:val="32"/>
-          <w:szCs w:val="32"/>
-        </w:rPr>
-      </w:pPr>
-      <w:r>
-        <w:rPr>
-          <w:rFonts w:cstheme="minorHAnsi"/>
-          <w:b/>
-          <w:bCs/>
-          <w:sz w:val="32"/>
-          <w:szCs w:val="32"/>
-        </w:rPr>
-        <w:t>WHY</w:t>
-      </w:r>
-      <w:r>
-        <w:rPr>
-          <w:rFonts w:cstheme="minorHAnsi"/>
-          <w:b/>
-          <w:bCs/>
-          <w:sz w:val="32"/>
-          <w:szCs w:val="32"/>
-        </w:rPr>
-        <w:t xml:space="preserve"> (THEN) </w:t>
-      </w:r>
-      <w:r>
-        <w:rPr>
-          <w:rFonts w:cstheme="minorHAnsi"/>
-          <w:b/>
-          <w:bCs/>
-          <w:sz w:val="32"/>
-          <w:szCs w:val="32"/>
-        </w:rPr>
-        <w:t>NOW</w:t>
-      </w:r>
-      <w:r>
-        <w:rPr>
-          <w:rFonts w:cstheme="minorHAnsi"/>
-          <w:b/>
-          <w:bCs/>
-          <w:sz w:val="32"/>
-          <w:szCs w:val="32"/>
-        </w:rPr>
-        <w:t xml:space="preserve"> (LATER)</w:t>
-      </w:r>
-      <w:r>
-        <w:rPr>
-          <w:rFonts w:cstheme="minorHAnsi"/>
-          <w:b/>
-          <w:bCs/>
-          <w:sz w:val="32"/>
-          <w:szCs w:val="32"/>
-        </w:rPr>
-        <w:t>?</w:t>
+          <w:sz w:val="32"/>
+          <w:szCs w:val="32"/>
+        </w:rPr>
+      </w:pPr>
+      <w:r>
+        <w:rPr>
+          <w:rFonts w:cstheme="minorHAnsi"/>
+          <w:sz w:val="32"/>
+          <w:szCs w:val="32"/>
+        </w:rPr>
+        <w:t xml:space="preserve">It explores bittersweet </w:t>
+      </w:r>
+      <w:r>
+        <w:rPr>
+          <w:rFonts w:cstheme="minorHAnsi"/>
+          <w:sz w:val="32"/>
+          <w:szCs w:val="32"/>
+        </w:rPr>
+        <w:t>themes like</w:t>
+      </w:r>
+      <w:r>
+        <w:rPr>
+          <w:rFonts w:cstheme="minorHAnsi"/>
+          <w:sz w:val="32"/>
+          <w:szCs w:val="32"/>
+        </w:rPr>
+        <w:t xml:space="preserve"> mortality,</w:t>
+      </w:r>
+      <w:r>
+        <w:rPr>
+          <w:rFonts w:cstheme="minorHAnsi"/>
+          <w:sz w:val="32"/>
+          <w:szCs w:val="32"/>
+        </w:rPr>
+        <w:t xml:space="preserve"> appreciation for wisdom, everlasting search for freshness, and the value of nature </w:t>
+      </w:r>
+      <w:r>
+        <w:rPr>
+          <w:rFonts w:cstheme="minorHAnsi"/>
+          <w:sz w:val="32"/>
+          <w:szCs w:val="32"/>
+        </w:rPr>
+        <w:t>in</w:t>
+      </w:r>
+      <w:r>
+        <w:rPr>
+          <w:rFonts w:cstheme="minorHAnsi"/>
+          <w:sz w:val="32"/>
+          <w:szCs w:val="32"/>
+        </w:rPr>
+        <w:t xml:space="preserve"> music.</w:t>
       </w:r>
     </w:p>
     <w:p>
@@ -628,243 +457,70 @@
         <w:spacing w:line="240" w:lineRule="auto"/>
         <w:rPr>
           <w:rFonts w:cstheme="minorHAnsi"/>
-          <w:sz w:val="32"/>
-          <w:szCs w:val="32"/>
-        </w:rPr>
-      </w:pPr>
-      <w:r>
-        <w:rPr>
-          <w:rFonts w:cstheme="minorHAnsi"/>
-          <w:i/>
-          <w:iCs/>
-          <w:sz w:val="32"/>
-          <w:szCs w:val="32"/>
-        </w:rPr>
-        <w:t>Past, Present, Future</w:t>
-      </w:r>
-      <w:r>
-        <w:rPr>
-          <w:rFonts w:cstheme="minorHAnsi"/>
-          <w:sz w:val="32"/>
-          <w:szCs w:val="32"/>
-        </w:rPr>
-        <w:t xml:space="preserve"> speaks to </w:t>
-      </w:r>
-      <w:r>
-        <w:rPr>
-          <w:rFonts w:cstheme="minorHAnsi"/>
-          <w:sz w:val="32"/>
-          <w:szCs w:val="32"/>
-        </w:rPr>
-        <w:t>many of our</w:t>
-      </w:r>
-      <w:r>
-        <w:rPr>
-          <w:rFonts w:cstheme="minorHAnsi"/>
-          <w:sz w:val="32"/>
-          <w:szCs w:val="32"/>
-        </w:rPr>
-        <w:t xml:space="preserve"> feeling</w:t>
-      </w:r>
-      <w:r>
-        <w:rPr>
-          <w:rFonts w:cstheme="minorHAnsi"/>
-          <w:sz w:val="32"/>
-          <w:szCs w:val="32"/>
-        </w:rPr>
-        <w:t>s</w:t>
-      </w:r>
-      <w:r>
-        <w:rPr>
-          <w:rFonts w:cstheme="minorHAnsi"/>
-          <w:sz w:val="32"/>
-          <w:szCs w:val="32"/>
-        </w:rPr>
-        <w:t xml:space="preserve"> </w:t>
-      </w:r>
-      <w:r>
-        <w:rPr>
-          <w:rFonts w:cstheme="minorHAnsi"/>
-          <w:sz w:val="32"/>
-          <w:szCs w:val="32"/>
-        </w:rPr>
-        <w:t xml:space="preserve">of not fitting </w:t>
-      </w:r>
-      <w:r>
-        <w:rPr>
-          <w:rFonts w:cstheme="minorHAnsi"/>
-          <w:sz w:val="32"/>
-          <w:szCs w:val="32"/>
-        </w:rPr>
-        <w:t xml:space="preserve">into your own era. Seeing a 1st-century </w:t>
-      </w:r>
-      <w:r>
-        <w:rPr>
-          <w:rFonts w:cstheme="minorHAnsi"/>
-          <w:sz w:val="32"/>
-          <w:szCs w:val="32"/>
-        </w:rPr>
-        <w:t>woman</w:t>
-      </w:r>
-      <w:r>
-        <w:rPr>
-          <w:rFonts w:cstheme="minorHAnsi"/>
-          <w:sz w:val="32"/>
-          <w:szCs w:val="32"/>
-        </w:rPr>
-        <w:t xml:space="preserve"> find her soul in alternative hip-hop while a 21st-century </w:t>
-      </w:r>
-      <w:r>
-        <w:rPr>
-          <w:rFonts w:cstheme="minorHAnsi"/>
-          <w:sz w:val="32"/>
-          <w:szCs w:val="32"/>
-        </w:rPr>
-        <w:t>newcomer</w:t>
-      </w:r>
-      <w:r>
-        <w:rPr>
-          <w:rFonts w:cstheme="minorHAnsi"/>
-          <w:sz w:val="32"/>
-          <w:szCs w:val="32"/>
-        </w:rPr>
-        <w:t xml:space="preserve"> finds peace in ancient hymns is </w:t>
-      </w:r>
-      <w:r>
-        <w:rPr>
-          <w:rFonts w:cstheme="minorHAnsi"/>
-          <w:sz w:val="32"/>
-          <w:szCs w:val="32"/>
-        </w:rPr>
-        <w:t xml:space="preserve">meant to </w:t>
-      </w:r>
-      <w:r>
-        <w:rPr>
-          <w:rFonts w:cstheme="minorHAnsi"/>
-          <w:sz w:val="32"/>
-          <w:szCs w:val="32"/>
-        </w:rPr>
-        <w:t>comfor</w:t>
-      </w:r>
-      <w:r>
-        <w:rPr>
-          <w:rFonts w:cstheme="minorHAnsi"/>
-          <w:sz w:val="32"/>
-          <w:szCs w:val="32"/>
-        </w:rPr>
-        <w:t>t</w:t>
-      </w:r>
-      <w:r>
-        <w:rPr>
-          <w:rFonts w:cstheme="minorHAnsi"/>
-          <w:sz w:val="32"/>
-          <w:szCs w:val="32"/>
-        </w:rPr>
-        <w:t xml:space="preserve"> </w:t>
-      </w:r>
-      <w:r>
-        <w:rPr>
-          <w:rFonts w:cstheme="minorHAnsi"/>
-          <w:sz w:val="32"/>
-          <w:szCs w:val="32"/>
-        </w:rPr>
-        <w:t>the audience</w:t>
-      </w:r>
-      <w:r>
-        <w:rPr>
-          <w:rFonts w:cstheme="minorHAnsi"/>
-          <w:sz w:val="32"/>
-          <w:szCs w:val="32"/>
-        </w:rPr>
-        <w:t xml:space="preserve"> who </w:t>
-      </w:r>
-      <w:r>
-        <w:rPr>
-          <w:rFonts w:cstheme="minorHAnsi"/>
-          <w:sz w:val="32"/>
-          <w:szCs w:val="32"/>
-        </w:rPr>
-        <w:t>feel</w:t>
-      </w:r>
-      <w:r>
-        <w:rPr>
-          <w:rFonts w:cstheme="minorHAnsi"/>
-          <w:sz w:val="32"/>
-          <w:szCs w:val="32"/>
-        </w:rPr>
-        <w:t xml:space="preserve"> like an outsider</w:t>
-      </w:r>
-      <w:r>
-        <w:rPr>
-          <w:rFonts w:cstheme="minorHAnsi"/>
-          <w:sz w:val="32"/>
-          <w:szCs w:val="32"/>
-        </w:rPr>
-        <w:t xml:space="preserve"> </w:t>
-      </w:r>
-      <w:r>
-        <w:rPr>
-          <w:rFonts w:cstheme="minorHAnsi"/>
-          <w:sz w:val="32"/>
-          <w:szCs w:val="32"/>
-        </w:rPr>
-        <w:t>into</w:t>
-      </w:r>
-      <w:r>
-        <w:rPr>
-          <w:rFonts w:cstheme="minorHAnsi"/>
-          <w:sz w:val="32"/>
-          <w:szCs w:val="32"/>
-        </w:rPr>
-        <w:t xml:space="preserve"> seek</w:t>
-      </w:r>
-      <w:r>
-        <w:rPr>
-          <w:rFonts w:cstheme="minorHAnsi"/>
-          <w:sz w:val="32"/>
-          <w:szCs w:val="32"/>
-        </w:rPr>
-        <w:t>ing</w:t>
-      </w:r>
-      <w:r>
-        <w:rPr>
-          <w:rFonts w:cstheme="minorHAnsi"/>
-          <w:sz w:val="32"/>
-          <w:szCs w:val="32"/>
-        </w:rPr>
-        <w:t xml:space="preserve"> out musical communities</w:t>
-      </w:r>
-      <w:r>
-        <w:rPr>
-          <w:rFonts w:cstheme="minorHAnsi"/>
-          <w:sz w:val="32"/>
-          <w:szCs w:val="32"/>
-        </w:rPr>
-        <w:t>. By blending ancient roots with future sounds, they prove that we can find our people and build a home, even when the timing feels completely wrong.</w:t>
-      </w:r>
-      <w:r>
-        <w:rPr>
-          <w:rFonts w:cstheme="minorHAnsi"/>
-          <w:sz w:val="32"/>
-          <w:szCs w:val="32"/>
-        </w:rPr>
-        <w:t xml:space="preserve"> Tabitha and Dakota are like us: they are the right </w:t>
-      </w:r>
-      <w:r>
-        <w:rPr>
-          <w:rFonts w:cstheme="minorHAnsi"/>
-          <w:sz w:val="32"/>
-          <w:szCs w:val="32"/>
-        </w:rPr>
-        <w:t>people</w:t>
-      </w:r>
-      <w:r>
-        <w:rPr>
-          <w:rFonts w:cstheme="minorHAnsi"/>
-          <w:sz w:val="32"/>
-          <w:szCs w:val="32"/>
-        </w:rPr>
-        <w:t xml:space="preserve"> at the wrong times.</w:t>
+          <w:sz w:val="24"/>
+          <w:szCs w:val="24"/>
+        </w:rPr>
+      </w:pPr>
+    </w:p>
+    <w:p>
+      <w:pPr>
+        <w:rPr>
+          <w:rFonts w:cstheme="minorHAnsi"/>
+          <w:b/>
+          <w:bCs/>
+          <w:sz w:val="32"/>
+          <w:szCs w:val="32"/>
+        </w:rPr>
+      </w:pPr>
+      <w:r>
+        <w:rPr>
+          <w:rFonts w:cstheme="minorHAnsi"/>
+          <w:b/>
+          <w:bCs/>
+          <w:sz w:val="32"/>
+          <w:szCs w:val="32"/>
+        </w:rPr>
+        <w:t>WHY</w:t>
+      </w:r>
+      <w:r>
+        <w:rPr>
+          <w:rFonts w:cstheme="minorHAnsi"/>
+          <w:b/>
+          <w:bCs/>
+          <w:sz w:val="32"/>
+          <w:szCs w:val="32"/>
+        </w:rPr>
+        <w:t xml:space="preserve"> (THEN) </w:t>
+      </w:r>
+      <w:r>
+        <w:rPr>
+          <w:rFonts w:cstheme="minorHAnsi"/>
+          <w:b/>
+          <w:bCs/>
+          <w:sz w:val="32"/>
+          <w:szCs w:val="32"/>
+        </w:rPr>
+        <w:t>NOW</w:t>
+      </w:r>
+      <w:r>
+        <w:rPr>
+          <w:rFonts w:cstheme="minorHAnsi"/>
+          <w:b/>
+          <w:bCs/>
+          <w:sz w:val="32"/>
+          <w:szCs w:val="32"/>
+        </w:rPr>
+        <w:t xml:space="preserve"> (LATER)</w:t>
+      </w:r>
+      <w:r>
+        <w:rPr>
+          <w:rFonts w:cstheme="minorHAnsi"/>
+          <w:b/>
+          <w:bCs/>
+          <w:sz w:val="32"/>
+          <w:szCs w:val="32"/>
+        </w:rPr>
+        <w:t>?</w:t>
       </w:r>
     </w:p>
     <w:p>
@@ -882,26 +538,44 @@
       <w:r>
         <w:rPr>
           <w:rFonts w:cstheme="minorHAnsi"/>
-          <w:sz w:val="32"/>
-          <w:szCs w:val="32"/>
-        </w:rPr>
-        <w:t>It also</w:t>
-      </w:r>
-      <w:r>
-        <w:rPr>
-          <w:rFonts w:cstheme="minorHAnsi"/>
-          <w:sz w:val="32"/>
-          <w:szCs w:val="32"/>
-        </w:rPr>
-        <w:t xml:space="preserve"> matters </w:t>
-      </w:r>
-      <w:r>
-        <w:rPr>
-          <w:rFonts w:cstheme="minorHAnsi"/>
-          <w:sz w:val="32"/>
-          <w:szCs w:val="32"/>
-        </w:rPr>
-        <w:t>now</w:t>
+          <w:i/>
+          <w:iCs/>
+          <w:sz w:val="32"/>
+          <w:szCs w:val="32"/>
+        </w:rPr>
+        <w:t>Past, Present, Future</w:t>
+      </w:r>
+      <w:r>
+        <w:rPr>
+          <w:rFonts w:cstheme="minorHAnsi"/>
+          <w:sz w:val="32"/>
+          <w:szCs w:val="32"/>
+        </w:rPr>
+        <w:t xml:space="preserve"> speaks to </w:t>
+      </w:r>
+      <w:r>
+        <w:rPr>
+          <w:rFonts w:cstheme="minorHAnsi"/>
+          <w:sz w:val="32"/>
+          <w:szCs w:val="32"/>
+        </w:rPr>
+        <w:t>many of our</w:t>
+      </w:r>
+      <w:r>
+        <w:rPr>
+          <w:rFonts w:cstheme="minorHAnsi"/>
+          <w:sz w:val="32"/>
+          <w:szCs w:val="32"/>
+        </w:rPr>
+        <w:t xml:space="preserve"> feeling</w:t>
+      </w:r>
+      <w:r>
+        <w:rPr>
+          <w:rFonts w:cstheme="minorHAnsi"/>
+          <w:sz w:val="32"/>
+          <w:szCs w:val="32"/>
+        </w:rPr>
+        <w:t>s</w:t>
       </w:r>
       <w:r>
         <w:rPr>
@@ -917,7 +591,71 @@
           <w:sz w:val="32"/>
           <w:szCs w:val="32"/>
         </w:rPr>
-        <w:t>when</w:t>
+        <w:t xml:space="preserve">of not fitting </w:t>
+      </w:r>
+      <w:r>
+        <w:rPr>
+          <w:rFonts w:cstheme="minorHAnsi"/>
+          <w:sz w:val="32"/>
+          <w:szCs w:val="32"/>
+        </w:rPr>
+        <w:t xml:space="preserve">into your own era. Seeing a 1st-century </w:t>
+      </w:r>
+      <w:r>
+        <w:rPr>
+          <w:rFonts w:cstheme="minorHAnsi"/>
+          <w:sz w:val="32"/>
+          <w:szCs w:val="32"/>
+        </w:rPr>
+        <w:t>woman</w:t>
+      </w:r>
+      <w:r>
+        <w:rPr>
+          <w:rFonts w:cstheme="minorHAnsi"/>
+          <w:sz w:val="32"/>
+          <w:szCs w:val="32"/>
+        </w:rPr>
+        <w:t xml:space="preserve"> find her soul in alternative hip-hop while a 21st-century </w:t>
+      </w:r>
+      <w:r>
+        <w:rPr>
+          <w:rFonts w:cstheme="minorHAnsi"/>
+          <w:sz w:val="32"/>
+          <w:szCs w:val="32"/>
+        </w:rPr>
+        <w:t>newcomer</w:t>
+      </w:r>
+      <w:r>
+        <w:rPr>
+          <w:rFonts w:cstheme="minorHAnsi"/>
+          <w:sz w:val="32"/>
+          <w:szCs w:val="32"/>
+        </w:rPr>
+        <w:t xml:space="preserve"> finds peace in ancient hymns is </w:t>
+      </w:r>
+      <w:r>
+        <w:rPr>
+          <w:rFonts w:cstheme="minorHAnsi"/>
+          <w:sz w:val="32"/>
+          <w:szCs w:val="32"/>
+        </w:rPr>
+        <w:t xml:space="preserve">meant to </w:t>
+      </w:r>
+      <w:r>
+        <w:rPr>
+          <w:rFonts w:cstheme="minorHAnsi"/>
+          <w:sz w:val="32"/>
+          <w:szCs w:val="32"/>
+        </w:rPr>
+        <w:t>comfor</w:t>
+      </w:r>
+      <w:r>
+        <w:rPr>
+          <w:rFonts w:cstheme="minorHAnsi"/>
+          <w:sz w:val="32"/>
+          <w:szCs w:val="32"/>
+        </w:rPr>
+        <w:t>t</w:t>
       </w:r>
       <w:r>
         <w:rPr>
@@ -933,7 +671,31 @@
           <w:sz w:val="32"/>
           <w:szCs w:val="32"/>
         </w:rPr>
-        <w:t>we are all</w:t>
+        <w:t>the audience</w:t>
+      </w:r>
+      <w:r>
+        <w:rPr>
+          <w:rFonts w:cstheme="minorHAnsi"/>
+          <w:sz w:val="32"/>
+          <w:szCs w:val="32"/>
+        </w:rPr>
+        <w:t xml:space="preserve"> who </w:t>
+      </w:r>
+      <w:r>
+        <w:rPr>
+          <w:rFonts w:cstheme="minorHAnsi"/>
+          <w:sz w:val="32"/>
+          <w:szCs w:val="32"/>
+        </w:rPr>
+        <w:t>feel</w:t>
+      </w:r>
+      <w:r>
+        <w:rPr>
+          <w:rFonts w:cstheme="minorHAnsi"/>
+          <w:sz w:val="32"/>
+          <w:szCs w:val="32"/>
+        </w:rPr>
+        <w:t xml:space="preserve"> like an outsider</w:t>
       </w:r>
       <w:r>
         <w:rPr>
@@ -949,111 +711,63 @@
           <w:sz w:val="32"/>
           <w:szCs w:val="32"/>
         </w:rPr>
-        <w:t xml:space="preserve">out of sync with the world. We’re living in </w:t>
-      </w:r>
-      <w:r>
-        <w:rPr>
-          <w:rFonts w:cstheme="minorHAnsi"/>
-          <w:sz w:val="32"/>
-          <w:szCs w:val="32"/>
-        </w:rPr>
-        <w:t>a</w:t>
-      </w:r>
-      <w:r>
-        <w:rPr>
-          <w:rFonts w:cstheme="minorHAnsi"/>
-          <w:sz w:val="32"/>
-          <w:szCs w:val="32"/>
-        </w:rPr>
-        <w:t xml:space="preserve"> hyper-digital age where algorithms dictate what we listen to and everything </w:t>
-      </w:r>
-      <w:r>
-        <w:rPr>
-          <w:rFonts w:cstheme="minorHAnsi"/>
-          <w:sz w:val="32"/>
-          <w:szCs w:val="32"/>
-        </w:rPr>
-        <w:t>is</w:t>
-      </w:r>
-      <w:r>
-        <w:rPr>
-          <w:rFonts w:cstheme="minorHAnsi"/>
-          <w:sz w:val="32"/>
-          <w:szCs w:val="32"/>
-        </w:rPr>
-        <w:t xml:space="preserve"> moving too fast. The Timeharmonic Orchestra </w:t>
-      </w:r>
-      <w:r>
-        <w:rPr>
-          <w:rFonts w:cstheme="minorHAnsi"/>
-          <w:sz w:val="32"/>
-          <w:szCs w:val="32"/>
-        </w:rPr>
-        <w:t xml:space="preserve">personifies </w:t>
-      </w:r>
-      <w:r>
-        <w:rPr>
-          <w:rFonts w:cstheme="minorHAnsi"/>
-          <w:sz w:val="32"/>
-          <w:szCs w:val="32"/>
-        </w:rPr>
-        <w:t xml:space="preserve">that pressure to be perfect and efficient all the time. </w:t>
-      </w:r>
-      <w:r>
-        <w:rPr>
-          <w:rFonts w:cstheme="minorHAnsi"/>
-          <w:sz w:val="32"/>
-          <w:szCs w:val="32"/>
-        </w:rPr>
-        <w:t>When</w:t>
-      </w:r>
-      <w:r>
-        <w:rPr>
-          <w:rFonts w:cstheme="minorHAnsi"/>
-          <w:sz w:val="32"/>
-          <w:szCs w:val="32"/>
-        </w:rPr>
-        <w:t xml:space="preserve"> </w:t>
-      </w:r>
-      <w:r>
-        <w:rPr>
-          <w:rFonts w:cstheme="minorHAnsi"/>
-          <w:sz w:val="32"/>
-          <w:szCs w:val="32"/>
-        </w:rPr>
-        <w:t>¡</w:t>
-      </w:r>
-      <w:r>
-        <w:rPr>
-          <w:rFonts w:cstheme="minorHAnsi"/>
-          <w:sz w:val="32"/>
-          <w:szCs w:val="32"/>
-        </w:rPr>
-        <w:t xml:space="preserve">Tab &amp; Coda! </w:t>
-      </w:r>
-      <w:r>
-        <w:rPr>
-          <w:rFonts w:cstheme="minorHAnsi"/>
-          <w:sz w:val="32"/>
-          <w:szCs w:val="32"/>
-        </w:rPr>
-        <w:t xml:space="preserve">fight back with instruments made of wood and seeds, the </w:t>
-      </w:r>
-      <w:r>
-        <w:rPr>
-          <w:rFonts w:cstheme="minorHAnsi"/>
-          <w:sz w:val="32"/>
-          <w:szCs w:val="32"/>
-        </w:rPr>
-        <w:t>musical</w:t>
-      </w:r>
-      <w:r>
-        <w:rPr>
-          <w:rFonts w:cstheme="minorHAnsi"/>
-          <w:sz w:val="32"/>
-          <w:szCs w:val="32"/>
-        </w:rPr>
-        <w:t xml:space="preserve"> is a gentle reminder to unplug, slow down, and remember the human soul behind the art.</w:t>
+        <w:t>into</w:t>
+      </w:r>
+      <w:r>
+        <w:rPr>
+          <w:rFonts w:cstheme="minorHAnsi"/>
+          <w:sz w:val="32"/>
+          <w:szCs w:val="32"/>
+        </w:rPr>
+        <w:t xml:space="preserve"> seek</w:t>
+      </w:r>
+      <w:r>
+        <w:rPr>
+          <w:rFonts w:cstheme="minorHAnsi"/>
+          <w:sz w:val="32"/>
+          <w:szCs w:val="32"/>
+        </w:rPr>
+        <w:t>ing</w:t>
+      </w:r>
+      <w:r>
+        <w:rPr>
+          <w:rFonts w:cstheme="minorHAnsi"/>
+          <w:sz w:val="32"/>
+          <w:szCs w:val="32"/>
+        </w:rPr>
+        <w:t xml:space="preserve"> out musical communities</w:t>
+      </w:r>
+      <w:r>
+        <w:rPr>
+          <w:rFonts w:cstheme="minorHAnsi"/>
+          <w:sz w:val="32"/>
+          <w:szCs w:val="32"/>
+        </w:rPr>
+        <w:t>. By blending ancient roots with future sounds, they prove that we can find our people and build a home, even when the timing feels completely wrong.</w:t>
+      </w:r>
+      <w:r>
+        <w:rPr>
+          <w:rFonts w:cstheme="minorHAnsi"/>
+          <w:sz w:val="32"/>
+          <w:szCs w:val="32"/>
+        </w:rPr>
+        <w:t xml:space="preserve"> Tabitha and Dakota are like us: they are the right </w:t>
+      </w:r>
+      <w:r>
+        <w:rPr>
+          <w:rFonts w:cstheme="minorHAnsi"/>
+          <w:sz w:val="32"/>
+          <w:szCs w:val="32"/>
+        </w:rPr>
+        <w:t>people</w:t>
+      </w:r>
+      <w:r>
+        <w:rPr>
+          <w:rFonts w:cstheme="minorHAnsi"/>
+          <w:sz w:val="32"/>
+          <w:szCs w:val="32"/>
+        </w:rPr>
+        <w:t xml:space="preserve"> at the wrong times.</w:t>
       </w:r>
     </w:p>
     <w:p>
@@ -1071,56 +785,26 @@
       <w:r>
         <w:rPr>
           <w:rFonts w:cstheme="minorHAnsi"/>
-          <w:i/>
-          <w:iCs/>
-          <w:sz w:val="32"/>
-          <w:szCs w:val="32"/>
-        </w:rPr>
-        <w:t>Past, Present, Future</w:t>
-      </w:r>
-      <w:r>
-        <w:rPr>
-          <w:rFonts w:cstheme="minorHAnsi"/>
-          <w:sz w:val="32"/>
-          <w:szCs w:val="32"/>
-        </w:rPr>
-        <w:t xml:space="preserve"> is </w:t>
-      </w:r>
-      <w:r>
-        <w:rPr>
-          <w:rFonts w:cstheme="minorHAnsi"/>
-          <w:i/>
-          <w:iCs/>
-          <w:sz w:val="32"/>
-          <w:szCs w:val="32"/>
-        </w:rPr>
-        <w:t>Winner</w:t>
-      </w:r>
-      <w:r>
-        <w:rPr>
-          <w:rFonts w:cstheme="minorHAnsi"/>
-          <w:sz w:val="32"/>
-          <w:szCs w:val="32"/>
-        </w:rPr>
-        <w:t xml:space="preserve"> meets </w:t>
-      </w:r>
-      <w:r>
-        <w:rPr>
-          <w:rFonts w:cstheme="minorHAnsi"/>
-          <w:i/>
-          <w:iCs/>
-          <w:sz w:val="32"/>
-          <w:szCs w:val="32"/>
-        </w:rPr>
-        <w:t>Millennials are Killing Musicals</w:t>
-      </w:r>
-      <w:r>
-        <w:rPr>
-          <w:rFonts w:cstheme="minorHAnsi"/>
-          <w:sz w:val="32"/>
-          <w:szCs w:val="32"/>
-        </w:rPr>
-        <w:t xml:space="preserve"> meets</w:t>
+          <w:sz w:val="32"/>
+          <w:szCs w:val="32"/>
+        </w:rPr>
+        <w:t>It also</w:t>
+      </w:r>
+      <w:r>
+        <w:rPr>
+          <w:rFonts w:cstheme="minorHAnsi"/>
+          <w:sz w:val="32"/>
+          <w:szCs w:val="32"/>
+        </w:rPr>
+        <w:t xml:space="preserve"> matters </w:t>
+      </w:r>
+      <w:r>
+        <w:rPr>
+          <w:rFonts w:cstheme="minorHAnsi"/>
+          <w:sz w:val="32"/>
+          <w:szCs w:val="32"/>
+        </w:rPr>
+        <w:t>now</w:t>
       </w:r>
       <w:r>
         <w:rPr>
@@ -1133,109 +817,164 @@
       <w:r>
         <w:rPr>
           <w:rFonts w:cstheme="minorHAnsi"/>
-          <w:i/>
-          <w:iCs/>
-          <w:sz w:val="32"/>
-          <w:szCs w:val="32"/>
-        </w:rPr>
-        <w:t>Back to the Future</w:t>
-      </w:r>
-      <w:r>
-        <w:rPr>
-          <w:rFonts w:cstheme="minorHAnsi"/>
-          <w:sz w:val="32"/>
-          <w:szCs w:val="32"/>
-        </w:rPr>
-        <w:t xml:space="preserve"> meets </w:t>
-      </w:r>
-      <w:r>
-        <w:rPr>
-          <w:rFonts w:cstheme="minorHAnsi"/>
-          <w:i/>
-          <w:iCs/>
-          <w:sz w:val="32"/>
-          <w:szCs w:val="32"/>
-        </w:rPr>
-        <w:t>The Time Traveler's Wife</w:t>
-      </w:r>
-      <w:r>
-        <w:rPr>
-          <w:rFonts w:cstheme="minorHAnsi"/>
-          <w:sz w:val="32"/>
-          <w:szCs w:val="32"/>
-        </w:rPr>
-        <w:t>.</w:t>
-      </w:r>
-    </w:p>
-    <w:p>
-      <w:pPr>
-        <w:rPr>
-          <w:rFonts w:cstheme="minorHAnsi"/>
-          <w:b/>
-          <w:bCs/>
-          <w:sz w:val="32"/>
-          <w:szCs w:val="32"/>
-          <w:u w:val="single"/>
-        </w:rPr>
-      </w:pPr>
-      <w:r>
-        <w:rPr>
-          <w:rFonts w:cstheme="minorHAnsi"/>
-          <w:b/>
-          <w:bCs/>
-          <w:sz w:val="32"/>
-          <w:szCs w:val="32"/>
-          <w:u w:val="single"/>
-        </w:rPr>
-        <w:br w:type="page"/>
-      </w:r>
-    </w:p>
-    <w:p>
-      <w:pPr>
-        <w:spacing w:line="240" w:lineRule="auto"/>
-        <w:jc w:val="center"/>
-        <w:rPr>
-          <w:rFonts w:cstheme="minorHAnsi"/>
-          <w:b/>
-          <w:bCs/>
-          <w:sz w:val="30"/>
-          <w:szCs w:val="30"/>
-          <w:u w:val="single"/>
-        </w:rPr>
-      </w:pPr>
-      <w:r>
-        <w:rPr>
-          <w:rFonts w:cstheme="minorHAnsi"/>
-          <w:b/>
-          <w:bCs/>
-          <w:sz w:val="30"/>
-          <w:szCs w:val="30"/>
-          <w:u w:val="single"/>
-        </w:rPr>
-        <w:lastRenderedPageBreak/>
-        <w:t>CAST OF</w:t>
-      </w:r>
-      <w:r>
-        <w:rPr>
-          <w:rFonts w:cstheme="minorHAnsi"/>
-          <w:b/>
-          <w:bCs/>
-          <w:sz w:val="30"/>
-          <w:szCs w:val="30"/>
-          <w:u w:val="single"/>
+          <w:sz w:val="32"/>
+          <w:szCs w:val="32"/>
+        </w:rPr>
+        <w:t>when</w:t>
+      </w:r>
+      <w:r>
+        <w:rPr>
+          <w:rFonts w:cstheme="minorHAnsi"/>
+          <w:sz w:val="32"/>
+          <w:szCs w:val="32"/>
         </w:rPr>
         <w:t xml:space="preserve"> </w:t>
       </w:r>
       <w:r>
         <w:rPr>
           <w:rFonts w:cstheme="minorHAnsi"/>
-          <w:b/>
-          <w:bCs/>
-          <w:sz w:val="30"/>
-          <w:szCs w:val="30"/>
-          <w:u w:val="single"/>
-        </w:rPr>
-        <w:t>CHARACTERS</w:t>
+          <w:sz w:val="32"/>
+          <w:szCs w:val="32"/>
+        </w:rPr>
+        <w:t>we are all</w:t>
+      </w:r>
+      <w:r>
+        <w:rPr>
+          <w:rFonts w:cstheme="minorHAnsi"/>
+          <w:sz w:val="32"/>
+          <w:szCs w:val="32"/>
+        </w:rPr>
+        <w:t xml:space="preserve"> </w:t>
+      </w:r>
+      <w:r>
+        <w:rPr>
+          <w:rFonts w:cstheme="minorHAnsi"/>
+          <w:sz w:val="32"/>
+          <w:szCs w:val="32"/>
+        </w:rPr>
+        <w:t xml:space="preserve">out of sync with the world. We’re living in </w:t>
+      </w:r>
+      <w:r>
+        <w:rPr>
+          <w:rFonts w:cstheme="minorHAnsi"/>
+          <w:sz w:val="32"/>
+          <w:szCs w:val="32"/>
+        </w:rPr>
+        <w:t>a</w:t>
+      </w:r>
+      <w:r>
+        <w:rPr>
+          <w:rFonts w:cstheme="minorHAnsi"/>
+          <w:sz w:val="32"/>
+          <w:szCs w:val="32"/>
+        </w:rPr>
+        <w:t xml:space="preserve"> hyper-digital age where algorithms dictate what we listen to and everything </w:t>
+      </w:r>
+      <w:r>
+        <w:rPr>
+          <w:rFonts w:cstheme="minorHAnsi"/>
+          <w:sz w:val="32"/>
+          <w:szCs w:val="32"/>
+        </w:rPr>
+        <w:t>is</w:t>
+      </w:r>
+      <w:r>
+        <w:rPr>
+          <w:rFonts w:cstheme="minorHAnsi"/>
+          <w:sz w:val="32"/>
+          <w:szCs w:val="32"/>
+        </w:rPr>
+        <w:t xml:space="preserve"> moving too fast. The </w:t>
+      </w:r>
+      <w:proofErr w:type="spellStart"/>
+      <w:r>
+        <w:rPr>
+          <w:rFonts w:cstheme="minorHAnsi"/>
+          <w:sz w:val="32"/>
+          <w:szCs w:val="32"/>
+        </w:rPr>
+        <w:t>Timeharmonic</w:t>
+      </w:r>
+      <w:proofErr w:type="spellEnd"/>
+      <w:r>
+        <w:rPr>
+          <w:rFonts w:cstheme="minorHAnsi"/>
+          <w:sz w:val="32"/>
+          <w:szCs w:val="32"/>
+        </w:rPr>
+        <w:t xml:space="preserve"> Orchestra </w:t>
+      </w:r>
+      <w:r>
+        <w:rPr>
+          <w:rFonts w:cstheme="minorHAnsi"/>
+          <w:sz w:val="32"/>
+          <w:szCs w:val="32"/>
+        </w:rPr>
+        <w:t xml:space="preserve">personifies </w:t>
+      </w:r>
+      <w:r>
+        <w:rPr>
+          <w:rFonts w:cstheme="minorHAnsi"/>
+          <w:sz w:val="32"/>
+          <w:szCs w:val="32"/>
+        </w:rPr>
+        <w:t xml:space="preserve">that pressure to be perfect and efficient all the time. </w:t>
+      </w:r>
+      <w:r>
+        <w:rPr>
+          <w:rFonts w:cstheme="minorHAnsi"/>
+          <w:sz w:val="32"/>
+          <w:szCs w:val="32"/>
+        </w:rPr>
+        <w:t>When</w:t>
+      </w:r>
+      <w:r>
+        <w:rPr>
+          <w:rFonts w:cstheme="minorHAnsi"/>
+          <w:sz w:val="32"/>
+          <w:szCs w:val="32"/>
+        </w:rPr>
+        <w:t xml:space="preserve"> </w:t>
+      </w:r>
+      <w:r>
+        <w:rPr>
+          <w:rFonts w:cstheme="minorHAnsi"/>
+          <w:sz w:val="32"/>
+          <w:szCs w:val="32"/>
+        </w:rPr>
+        <w:t>¡</w:t>
+      </w:r>
+      <w:r>
+        <w:rPr>
+          <w:rFonts w:cstheme="minorHAnsi"/>
+          <w:sz w:val="32"/>
+          <w:szCs w:val="32"/>
+        </w:rPr>
+        <w:t xml:space="preserve">Tab &amp; Coda! </w:t>
+      </w:r>
+      <w:r>
+        <w:rPr>
+          <w:rFonts w:cstheme="minorHAnsi"/>
+          <w:sz w:val="32"/>
+          <w:szCs w:val="32"/>
+        </w:rPr>
+        <w:t xml:space="preserve">fight back with instruments made of wood and seeds, the </w:t>
+      </w:r>
+      <w:r>
+        <w:rPr>
+          <w:rFonts w:cstheme="minorHAnsi"/>
+          <w:sz w:val="32"/>
+          <w:szCs w:val="32"/>
+        </w:rPr>
+        <w:t>musical</w:t>
+      </w:r>
+      <w:r>
+        <w:rPr>
+          <w:rFonts w:cstheme="minorHAnsi"/>
+          <w:sz w:val="32"/>
+          <w:szCs w:val="32"/>
+        </w:rPr>
+        <w:t xml:space="preserve"> is a gentle reminder to unplug, slow down, and remember the human soul behind the art.</w:t>
       </w:r>
     </w:p>
     <w:p>
@@ -1246,270 +985,200 @@
         <w:spacing w:line="240" w:lineRule="auto"/>
         <w:rPr>
           <w:rFonts w:cstheme="minorHAnsi"/>
-          <w:sz w:val="30"/>
-          <w:szCs w:val="30"/>
-        </w:rPr>
-      </w:pPr>
-      <w:r>
+          <w:sz w:val="32"/>
+          <w:szCs w:val="32"/>
+        </w:rPr>
+      </w:pPr>
+      <w:r>
+        <w:rPr>
+          <w:rFonts w:cstheme="minorHAnsi"/>
+          <w:i/>
+          <w:iCs/>
+          <w:sz w:val="32"/>
+          <w:szCs w:val="32"/>
+        </w:rPr>
+        <w:t>Past, Present, Future</w:t>
+      </w:r>
+      <w:r>
+        <w:rPr>
+          <w:rFonts w:cstheme="minorHAnsi"/>
+          <w:sz w:val="32"/>
+          <w:szCs w:val="32"/>
+        </w:rPr>
+        <w:t xml:space="preserve"> is</w:t>
+      </w:r>
+      <w:r>
+        <w:rPr>
+          <w:rFonts w:cstheme="minorHAnsi"/>
+          <w:sz w:val="32"/>
+          <w:szCs w:val="32"/>
+        </w:rPr>
+        <w:t xml:space="preserve"> the comedy of</w:t>
+      </w:r>
+      <w:r>
+        <w:rPr>
+          <w:rFonts w:cstheme="minorHAnsi"/>
+          <w:sz w:val="32"/>
+          <w:szCs w:val="32"/>
+        </w:rPr>
+        <w:t xml:space="preserve"> </w:t>
+      </w:r>
+      <w:r>
+        <w:rPr>
+          <w:rFonts w:cstheme="minorHAnsi"/>
+          <w:i/>
+          <w:iCs/>
+          <w:sz w:val="32"/>
+          <w:szCs w:val="32"/>
+        </w:rPr>
+        <w:t>Back to the Future</w:t>
+      </w:r>
+      <w:r>
+        <w:rPr>
+          <w:rFonts w:cstheme="minorHAnsi"/>
+          <w:sz w:val="32"/>
+          <w:szCs w:val="32"/>
+        </w:rPr>
+        <w:t xml:space="preserve"> meets</w:t>
+      </w:r>
+      <w:r>
+        <w:rPr>
+          <w:rFonts w:cstheme="minorHAnsi"/>
+          <w:sz w:val="32"/>
+          <w:szCs w:val="32"/>
+        </w:rPr>
+        <w:t xml:space="preserve"> the mythology of</w:t>
+      </w:r>
+      <w:r>
+        <w:rPr>
+          <w:rFonts w:cstheme="minorHAnsi"/>
+          <w:sz w:val="32"/>
+          <w:szCs w:val="32"/>
+        </w:rPr>
+        <w:t xml:space="preserve"> </w:t>
+      </w:r>
+      <w:r>
+        <w:rPr>
+          <w:rFonts w:cstheme="minorHAnsi"/>
+          <w:i/>
+          <w:iCs/>
+          <w:sz w:val="32"/>
+          <w:szCs w:val="32"/>
+        </w:rPr>
+        <w:t>Hadestown</w:t>
+      </w:r>
+      <w:r>
+        <w:rPr>
+          <w:rFonts w:cstheme="minorHAnsi"/>
+          <w:sz w:val="32"/>
+          <w:szCs w:val="32"/>
+        </w:rPr>
+        <w:t xml:space="preserve"> meets</w:t>
+      </w:r>
+      <w:r>
+        <w:rPr>
+          <w:rFonts w:cstheme="minorHAnsi"/>
+          <w:sz w:val="32"/>
+          <w:szCs w:val="32"/>
+        </w:rPr>
+        <w:t xml:space="preserve"> the romance of</w:t>
+      </w:r>
+      <w:r>
+        <w:rPr>
+          <w:rFonts w:cstheme="minorHAnsi"/>
+          <w:sz w:val="32"/>
+          <w:szCs w:val="32"/>
+        </w:rPr>
+        <w:t xml:space="preserve"> </w:t>
+      </w:r>
+      <w:r>
+        <w:rPr>
+          <w:rFonts w:cstheme="minorHAnsi"/>
+          <w:i/>
+          <w:iCs/>
+          <w:sz w:val="32"/>
+          <w:szCs w:val="32"/>
+        </w:rPr>
+        <w:t>The Great Comet</w:t>
+      </w:r>
+      <w:r>
+        <w:rPr>
+          <w:rFonts w:cstheme="minorHAnsi"/>
+          <w:sz w:val="32"/>
+          <w:szCs w:val="32"/>
+        </w:rPr>
+        <w:t>.</w:t>
+      </w:r>
+    </w:p>
+    <w:p>
+      <w:pPr>
         <w:rPr>
           <w:rFonts w:cstheme="minorHAnsi"/>
           <w:b/>
           <w:bCs/>
-          <w:sz w:val="30"/>
-          <w:szCs w:val="30"/>
+          <w:sz w:val="29"/>
+          <w:szCs w:val="29"/>
           <w:u w:val="single"/>
         </w:rPr>
-        <w:t>TAB</w:t>
-      </w:r>
+      </w:pPr>
       <w:r>
         <w:rPr>
           <w:rFonts w:cstheme="minorHAnsi"/>
           <w:b/>
           <w:bCs/>
-          <w:sz w:val="30"/>
-          <w:szCs w:val="30"/>
-        </w:rPr>
-        <w:t>ITHA</w:t>
-      </w:r>
-      <w:r>
-        <w:rPr>
-          <w:rFonts w:cstheme="minorHAnsi"/>
-          <w:sz w:val="30"/>
-          <w:szCs w:val="30"/>
+          <w:sz w:val="29"/>
+          <w:szCs w:val="29"/>
+          <w:u w:val="single"/>
+        </w:rPr>
+        <w:br w:type="page"/>
+      </w:r>
+    </w:p>
+    <w:p>
+      <w:pPr>
+        <w:spacing w:line="240" w:lineRule="auto"/>
+        <w:jc w:val="center"/>
+        <w:rPr>
+          <w:rFonts w:cstheme="minorHAnsi"/>
+          <w:b/>
+          <w:bCs/>
+          <w:sz w:val="29"/>
+          <w:szCs w:val="29"/>
+          <w:u w:val="single"/>
+        </w:rPr>
+      </w:pPr>
+      <w:r>
+        <w:rPr>
+          <w:rFonts w:cstheme="minorHAnsi"/>
+          <w:b/>
+          <w:bCs/>
+          <w:sz w:val="29"/>
+          <w:szCs w:val="29"/>
+          <w:u w:val="single"/>
+        </w:rPr>
+        <w:lastRenderedPageBreak/>
+        <w:t>CAST OF</w:t>
+      </w:r>
+      <w:r>
+        <w:rPr>
+          <w:rFonts w:cstheme="minorHAnsi"/>
+          <w:b/>
+          <w:bCs/>
+          <w:sz w:val="29"/>
+          <w:szCs w:val="29"/>
+          <w:u w:val="single"/>
         </w:rPr>
         <w:t xml:space="preserve"> </w:t>
       </w:r>
       <w:r>
         <w:rPr>
           <w:rFonts w:cstheme="minorHAnsi"/>
-          <w:sz w:val="30"/>
-          <w:szCs w:val="30"/>
-        </w:rPr>
-        <w:t xml:space="preserve">is a lyre maker from 1st Century Galilee who is way ahead of her time and </w:t>
-      </w:r>
-      <w:r>
-        <w:rPr>
-          <w:rFonts w:cstheme="minorHAnsi"/>
-          <w:sz w:val="30"/>
-          <w:szCs w:val="30"/>
-        </w:rPr>
-        <w:t xml:space="preserve">in </w:t>
-      </w:r>
-      <w:r>
-        <w:rPr>
-          <w:rFonts w:cstheme="minorHAnsi"/>
-          <w:sz w:val="30"/>
-          <w:szCs w:val="30"/>
-        </w:rPr>
-        <w:t xml:space="preserve">over her head. She </w:t>
-      </w:r>
-      <w:r>
-        <w:rPr>
-          <w:rFonts w:cstheme="minorHAnsi"/>
-          <w:sz w:val="30"/>
-          <w:szCs w:val="30"/>
-        </w:rPr>
-        <w:t>seeks</w:t>
-      </w:r>
-      <w:r>
-        <w:rPr>
-          <w:rFonts w:cstheme="minorHAnsi"/>
-          <w:sz w:val="30"/>
-          <w:szCs w:val="30"/>
-        </w:rPr>
-        <w:t xml:space="preserve"> that “new sound.</w:t>
-      </w:r>
-      <w:r>
-        <w:rPr>
-          <w:rFonts w:cstheme="minorHAnsi"/>
-          <w:sz w:val="30"/>
-          <w:szCs w:val="30"/>
-        </w:rPr>
-        <w:t>”</w:t>
-      </w:r>
-      <w:r>
-        <w:rPr>
-          <w:rFonts w:cstheme="minorHAnsi"/>
-          <w:sz w:val="30"/>
-          <w:szCs w:val="30"/>
-        </w:rPr>
-        <w:t xml:space="preserve"> </w:t>
-      </w:r>
-      <w:r>
-        <w:rPr>
-          <w:rFonts w:cstheme="minorHAnsi"/>
-          <w:sz w:val="30"/>
-          <w:szCs w:val="30"/>
-        </w:rPr>
-        <w:t xml:space="preserve">Destiny, </w:t>
-      </w:r>
-      <w:r>
-        <w:rPr>
-          <w:rFonts w:cstheme="minorHAnsi"/>
-          <w:sz w:val="30"/>
-          <w:szCs w:val="30"/>
-        </w:rPr>
-        <w:t>the</w:t>
-      </w:r>
-      <w:r>
-        <w:rPr>
-          <w:rFonts w:cstheme="minorHAnsi"/>
-          <w:sz w:val="30"/>
-          <w:szCs w:val="30"/>
-        </w:rPr>
-        <w:t xml:space="preserve"> Timepiper of the Future, gifts </w:t>
-      </w:r>
-      <w:r>
-        <w:rPr>
-          <w:rFonts w:cstheme="minorHAnsi"/>
-          <w:sz w:val="30"/>
-          <w:szCs w:val="30"/>
-        </w:rPr>
-        <w:t>her</w:t>
-      </w:r>
-      <w:r>
-        <w:rPr>
-          <w:rFonts w:cstheme="minorHAnsi"/>
-          <w:sz w:val="30"/>
-          <w:szCs w:val="30"/>
-        </w:rPr>
-        <w:t xml:space="preserve"> American basswood which </w:t>
-      </w:r>
-      <w:r>
-        <w:rPr>
-          <w:rFonts w:cstheme="minorHAnsi"/>
-          <w:sz w:val="30"/>
-          <w:szCs w:val="30"/>
-        </w:rPr>
-        <w:t>she</w:t>
-      </w:r>
-      <w:r>
-        <w:rPr>
-          <w:rFonts w:cstheme="minorHAnsi"/>
-          <w:sz w:val="30"/>
-          <w:szCs w:val="30"/>
-        </w:rPr>
-        <w:t xml:space="preserve"> </w:t>
-      </w:r>
-      <w:r>
-        <w:rPr>
-          <w:rFonts w:cstheme="minorHAnsi"/>
-          <w:sz w:val="30"/>
-          <w:szCs w:val="30"/>
-        </w:rPr>
-        <w:t>use</w:t>
-      </w:r>
-      <w:r>
-        <w:rPr>
-          <w:rFonts w:cstheme="minorHAnsi"/>
-          <w:sz w:val="30"/>
-          <w:szCs w:val="30"/>
-        </w:rPr>
-        <w:t>s</w:t>
-      </w:r>
-      <w:r>
-        <w:rPr>
-          <w:rFonts w:cstheme="minorHAnsi"/>
-          <w:sz w:val="30"/>
-          <w:szCs w:val="30"/>
-        </w:rPr>
-        <w:t xml:space="preserve"> to build her oud that sends her </w:t>
-      </w:r>
-      <w:r>
-        <w:rPr>
-          <w:rFonts w:cstheme="minorHAnsi"/>
-          <w:sz w:val="30"/>
-          <w:szCs w:val="30"/>
-        </w:rPr>
-        <w:t>in</w:t>
-      </w:r>
-      <w:r>
-        <w:rPr>
-          <w:rFonts w:cstheme="minorHAnsi"/>
-          <w:sz w:val="30"/>
-          <w:szCs w:val="30"/>
-        </w:rPr>
-        <w:t>to the future.</w:t>
-      </w:r>
-      <w:r>
-        <w:rPr>
-          <w:rFonts w:cstheme="minorHAnsi"/>
-          <w:sz w:val="30"/>
-          <w:szCs w:val="30"/>
-        </w:rPr>
-        <w:t xml:space="preserve"> </w:t>
-      </w:r>
-      <w:r>
-        <w:rPr>
-          <w:rFonts w:cstheme="minorHAnsi"/>
-          <w:sz w:val="30"/>
-          <w:szCs w:val="30"/>
-        </w:rPr>
-        <w:t>Tab</w:t>
-      </w:r>
-      <w:r>
-        <w:rPr>
-          <w:rFonts w:cstheme="minorHAnsi"/>
-          <w:sz w:val="30"/>
-          <w:szCs w:val="30"/>
-        </w:rPr>
-        <w:t xml:space="preserve"> finds home in alternative hip hop.</w:t>
-      </w:r>
-      <w:r>
-        <w:rPr>
-          <w:rFonts w:cstheme="minorHAnsi"/>
-          <w:sz w:val="30"/>
-          <w:szCs w:val="30"/>
-        </w:rPr>
-        <w:t xml:space="preserve"> As a singer, </w:t>
-      </w:r>
-      <w:r>
-        <w:rPr>
-          <w:rFonts w:cstheme="minorHAnsi"/>
-          <w:sz w:val="30"/>
-          <w:szCs w:val="30"/>
-        </w:rPr>
-        <w:t>she</w:t>
-      </w:r>
-      <w:r>
-        <w:rPr>
-          <w:rFonts w:cstheme="minorHAnsi"/>
-          <w:sz w:val="30"/>
-          <w:szCs w:val="30"/>
-        </w:rPr>
-        <w:t xml:space="preserve"> </w:t>
-      </w:r>
-      <w:r>
-        <w:rPr>
-          <w:rFonts w:cstheme="minorHAnsi"/>
-          <w:sz w:val="30"/>
-          <w:szCs w:val="30"/>
-        </w:rPr>
-        <w:t>is</w:t>
-      </w:r>
-      <w:r>
-        <w:rPr>
-          <w:rFonts w:cstheme="minorHAnsi"/>
-          <w:sz w:val="30"/>
-          <w:szCs w:val="30"/>
-        </w:rPr>
-        <w:t xml:space="preserve"> </w:t>
-      </w:r>
-      <w:r>
-        <w:rPr>
-          <w:rFonts w:cstheme="minorHAnsi"/>
-          <w:sz w:val="30"/>
-          <w:szCs w:val="30"/>
-        </w:rPr>
-        <w:t>a breath of fresh air to what music could be</w:t>
-      </w:r>
-      <w:r>
-        <w:rPr>
-          <w:rFonts w:cstheme="minorHAnsi"/>
-          <w:sz w:val="30"/>
-          <w:szCs w:val="30"/>
-        </w:rPr>
-        <w:t>.</w:t>
+          <w:b/>
+          <w:bCs/>
+          <w:sz w:val="29"/>
+          <w:szCs w:val="29"/>
+          <w:u w:val="single"/>
+        </w:rPr>
+        <w:t>CHARACTERS</w:t>
       </w:r>
     </w:p>
     <w:p>
@@ -1531,8 +1200,9 @@
           <w:bCs/>
           <w:sz w:val="30"/>
           <w:szCs w:val="30"/>
-        </w:rPr>
-        <w:t>DA</w:t>
+          <w:u w:val="single"/>
+        </w:rPr>
+        <w:t>TAB</w:t>
       </w:r>
       <w:r>
         <w:rPr>
@@ -1541,41 +1211,69 @@
           <w:bCs/>
           <w:sz w:val="30"/>
           <w:szCs w:val="30"/>
-          <w:u w:val="single"/>
-        </w:rPr>
-        <w:t>KOTA</w:t>
-      </w:r>
-      <w:r>
-        <w:rPr>
-          <w:rFonts w:cstheme="minorHAnsi"/>
-          <w:sz w:val="30"/>
-          <w:szCs w:val="30"/>
-        </w:rPr>
+        </w:rPr>
+        <w:t>ITHA</w:t>
+      </w:r>
+      <w:r>
         <w:t xml:space="preserve"> </w:t>
       </w:r>
       <w:r>
         <w:rPr>
           <w:rFonts w:cstheme="minorHAnsi"/>
-          <w:sz w:val="30"/>
-          <w:szCs w:val="30"/>
-        </w:rPr>
-        <w:t>is a guitar maker from 21st Century Free Soil, Michigan</w:t>
-      </w:r>
-      <w:r>
-        <w:rPr>
-          <w:rFonts w:cstheme="minorHAnsi"/>
-          <w:sz w:val="30"/>
-          <w:szCs w:val="30"/>
-        </w:rPr>
-        <w:t xml:space="preserve"> who is</w:t>
-      </w:r>
-      <w:r>
-        <w:rPr>
-          <w:rFonts w:cstheme="minorHAnsi"/>
-          <w:sz w:val="30"/>
-          <w:szCs w:val="30"/>
-        </w:rPr>
-        <w:t xml:space="preserve"> behind the times. They honor the “oldies.</w:t>
+          <w:b/>
+          <w:bCs/>
+          <w:sz w:val="30"/>
+          <w:szCs w:val="30"/>
+        </w:rPr>
+        <w:t>BAT JESSE</w:t>
+      </w:r>
+      <w:r>
+        <w:rPr>
+          <w:rFonts w:cstheme="minorHAnsi"/>
+          <w:sz w:val="30"/>
+          <w:szCs w:val="30"/>
+        </w:rPr>
+        <w:t xml:space="preserve"> </w:t>
+      </w:r>
+      <w:r>
+        <w:rPr>
+          <w:rFonts w:cstheme="minorHAnsi"/>
+          <w:sz w:val="30"/>
+          <w:szCs w:val="30"/>
+        </w:rPr>
+        <w:t xml:space="preserve">is a lyre maker from 1st Century Galilee way ahead of her time and </w:t>
+      </w:r>
+      <w:r>
+        <w:rPr>
+          <w:rFonts w:cstheme="minorHAnsi"/>
+          <w:sz w:val="30"/>
+          <w:szCs w:val="30"/>
+        </w:rPr>
+        <w:t xml:space="preserve">in </w:t>
+      </w:r>
+      <w:r>
+        <w:rPr>
+          <w:rFonts w:cstheme="minorHAnsi"/>
+          <w:sz w:val="30"/>
+          <w:szCs w:val="30"/>
+        </w:rPr>
+        <w:t xml:space="preserve">over her head. She </w:t>
+      </w:r>
+      <w:r>
+        <w:rPr>
+          <w:rFonts w:cstheme="minorHAnsi"/>
+          <w:sz w:val="30"/>
+          <w:szCs w:val="30"/>
+        </w:rPr>
+        <w:t>seeks</w:t>
+      </w:r>
+      <w:r>
+        <w:rPr>
+          <w:rFonts w:cstheme="minorHAnsi"/>
+          <w:sz w:val="30"/>
+          <w:szCs w:val="30"/>
+        </w:rPr>
+        <w:t xml:space="preserve"> that “new sound.</w:t>
       </w:r>
       <w:r>
         <w:rPr>
@@ -1599,79 +1297,81 @@
           <w:sz w:val="30"/>
           <w:szCs w:val="30"/>
         </w:rPr>
-        <w:t>Frailty, the</w:t>
-      </w:r>
-      <w:r>
-        <w:rPr>
-          <w:rFonts w:cstheme="minorHAnsi"/>
-          <w:sz w:val="30"/>
-          <w:szCs w:val="30"/>
-        </w:rPr>
-        <w:t xml:space="preserve"> Timepiper of the Past, gifts them Judean date</w:t>
-      </w:r>
-      <w:r>
-        <w:rPr>
-          <w:rFonts w:cstheme="minorHAnsi"/>
-          <w:sz w:val="30"/>
-          <w:szCs w:val="30"/>
-        </w:rPr>
-        <w:t xml:space="preserve"> palm</w:t>
-      </w:r>
-      <w:r>
-        <w:rPr>
-          <w:rFonts w:cstheme="minorHAnsi"/>
-          <w:sz w:val="30"/>
-          <w:szCs w:val="30"/>
-        </w:rPr>
-        <w:t xml:space="preserve"> seeds </w:t>
-      </w:r>
-      <w:r>
-        <w:rPr>
-          <w:rFonts w:cstheme="minorHAnsi"/>
-          <w:sz w:val="30"/>
-          <w:szCs w:val="30"/>
-        </w:rPr>
-        <w:t>for</w:t>
-      </w:r>
-      <w:r>
-        <w:rPr>
-          <w:rFonts w:cstheme="minorHAnsi"/>
-          <w:sz w:val="30"/>
-          <w:szCs w:val="30"/>
-        </w:rPr>
-        <w:t xml:space="preserve"> their guitar,</w:t>
-      </w:r>
-      <w:r>
-        <w:rPr>
-          <w:rFonts w:cstheme="minorHAnsi"/>
-          <w:sz w:val="30"/>
-          <w:szCs w:val="30"/>
-        </w:rPr>
-        <w:t xml:space="preserve"> which sends</w:t>
-      </w:r>
-      <w:r>
-        <w:rPr>
-          <w:rFonts w:cstheme="minorHAnsi"/>
-          <w:sz w:val="30"/>
-          <w:szCs w:val="30"/>
-        </w:rPr>
-        <w:t xml:space="preserve"> them back in time. </w:t>
-      </w:r>
-      <w:r>
-        <w:rPr>
-          <w:rFonts w:cstheme="minorHAnsi"/>
-          <w:sz w:val="30"/>
-          <w:szCs w:val="30"/>
-        </w:rPr>
-        <w:t>Kota</w:t>
-      </w:r>
-      <w:r>
-        <w:rPr>
-          <w:rFonts w:cstheme="minorHAnsi"/>
-          <w:sz w:val="30"/>
-          <w:szCs w:val="30"/>
-        </w:rPr>
-        <w:t xml:space="preserve"> find</w:t>
+        <w:t xml:space="preserve">Destiny, </w:t>
+      </w:r>
+      <w:r>
+        <w:rPr>
+          <w:rFonts w:cstheme="minorHAnsi"/>
+          <w:sz w:val="30"/>
+          <w:szCs w:val="30"/>
+        </w:rPr>
+        <w:t>the</w:t>
+      </w:r>
+      <w:r>
+        <w:rPr>
+          <w:rFonts w:cstheme="minorHAnsi"/>
+          <w:sz w:val="30"/>
+          <w:szCs w:val="30"/>
+        </w:rPr>
+        <w:t xml:space="preserve"> </w:t>
+      </w:r>
+      <w:proofErr w:type="spellStart"/>
+      <w:r>
+        <w:rPr>
+          <w:rFonts w:cstheme="minorHAnsi"/>
+          <w:sz w:val="30"/>
+          <w:szCs w:val="30"/>
+        </w:rPr>
+        <w:t>Timepiper</w:t>
+      </w:r>
+      <w:proofErr w:type="spellEnd"/>
+      <w:r>
+        <w:rPr>
+          <w:rFonts w:cstheme="minorHAnsi"/>
+          <w:sz w:val="30"/>
+          <w:szCs w:val="30"/>
+        </w:rPr>
+        <w:t xml:space="preserve"> of the Future, gifts </w:t>
+      </w:r>
+      <w:r>
+        <w:rPr>
+          <w:rFonts w:cstheme="minorHAnsi"/>
+          <w:sz w:val="30"/>
+          <w:szCs w:val="30"/>
+        </w:rPr>
+        <w:t>her</w:t>
+      </w:r>
+      <w:r>
+        <w:rPr>
+          <w:rFonts w:cstheme="minorHAnsi"/>
+          <w:sz w:val="30"/>
+          <w:szCs w:val="30"/>
+        </w:rPr>
+        <w:t xml:space="preserve"> American basswood which </w:t>
+      </w:r>
+      <w:r>
+        <w:rPr>
+          <w:rFonts w:cstheme="minorHAnsi"/>
+          <w:sz w:val="30"/>
+          <w:szCs w:val="30"/>
+        </w:rPr>
+        <w:t>she</w:t>
+      </w:r>
+      <w:r>
+        <w:rPr>
+          <w:rFonts w:cstheme="minorHAnsi"/>
+          <w:sz w:val="30"/>
+          <w:szCs w:val="30"/>
+        </w:rPr>
+        <w:t xml:space="preserve"> </w:t>
+      </w:r>
+      <w:r>
+        <w:rPr>
+          <w:rFonts w:cstheme="minorHAnsi"/>
+          <w:sz w:val="30"/>
+          <w:szCs w:val="30"/>
+        </w:rPr>
+        <w:t>use</w:t>
       </w:r>
       <w:r>
         <w:rPr>
@@ -1687,7 +1387,23 @@
           <w:sz w:val="30"/>
           <w:szCs w:val="30"/>
         </w:rPr>
-        <w:t xml:space="preserve"> home in psalmody.</w:t>
+        <w:t xml:space="preserve"> to build her oud that sends her </w:t>
+      </w:r>
+      <w:r>
+        <w:rPr>
+          <w:rFonts w:cstheme="minorHAnsi"/>
+          <w:sz w:val="30"/>
+          <w:szCs w:val="30"/>
+        </w:rPr>
+        <w:t>in</w:t>
+      </w:r>
+      <w:r>
+        <w:rPr>
+          <w:rFonts w:cstheme="minorHAnsi"/>
+          <w:sz w:val="30"/>
+          <w:szCs w:val="30"/>
+        </w:rPr>
+        <w:t>to the future.</w:t>
       </w:r>
       <w:r>
         <w:rPr>
@@ -1703,55 +1419,31 @@
           <w:sz w:val="30"/>
           <w:szCs w:val="30"/>
         </w:rPr>
-        <w:t xml:space="preserve">As a guitarist, </w:t>
-      </w:r>
-      <w:r>
-        <w:rPr>
-          <w:rFonts w:cstheme="minorHAnsi"/>
-          <w:sz w:val="30"/>
-          <w:szCs w:val="30"/>
-        </w:rPr>
-        <w:t>they are</w:t>
-      </w:r>
-      <w:r>
-        <w:rPr>
-          <w:rFonts w:cstheme="minorHAnsi"/>
-          <w:sz w:val="30"/>
-          <w:szCs w:val="30"/>
-        </w:rPr>
-        <w:t xml:space="preserve"> an old soul </w:t>
-      </w:r>
-      <w:r>
-        <w:rPr>
-          <w:rFonts w:cstheme="minorHAnsi"/>
-          <w:sz w:val="30"/>
-          <w:szCs w:val="30"/>
-        </w:rPr>
-        <w:t>showing what music once was</w:t>
-      </w:r>
-      <w:r>
-        <w:rPr>
-          <w:rFonts w:cstheme="minorHAnsi"/>
-          <w:sz w:val="30"/>
-          <w:szCs w:val="30"/>
-        </w:rPr>
-        <w:t xml:space="preserve">, never staying </w:t>
-      </w:r>
-      <w:r>
-        <w:rPr>
-          <w:rFonts w:cstheme="minorHAnsi"/>
-          <w:sz w:val="30"/>
-          <w:szCs w:val="30"/>
-        </w:rPr>
-        <w:t>up to da</w:t>
-      </w:r>
-      <w:r>
-        <w:rPr>
-          <w:rFonts w:cstheme="minorHAnsi"/>
-          <w:sz w:val="30"/>
-          <w:szCs w:val="30"/>
-        </w:rPr>
-        <w:t>te on the</w:t>
+        <w:t>Tab</w:t>
+      </w:r>
+      <w:r>
+        <w:rPr>
+          <w:rFonts w:cstheme="minorHAnsi"/>
+          <w:sz w:val="30"/>
+          <w:szCs w:val="30"/>
+        </w:rPr>
+        <w:t xml:space="preserve"> finds home in alternative hip hop.</w:t>
+      </w:r>
+      <w:r>
+        <w:rPr>
+          <w:rFonts w:cstheme="minorHAnsi"/>
+          <w:sz w:val="30"/>
+          <w:szCs w:val="30"/>
+        </w:rPr>
+        <w:t xml:space="preserve"> As a singer, </w:t>
+      </w:r>
+      <w:r>
+        <w:rPr>
+          <w:rFonts w:cstheme="minorHAnsi"/>
+          <w:sz w:val="30"/>
+          <w:szCs w:val="30"/>
+        </w:rPr>
+        <w:t>she</w:t>
       </w:r>
       <w:r>
         <w:rPr>
@@ -1767,7 +1459,23 @@
           <w:sz w:val="30"/>
           <w:szCs w:val="30"/>
         </w:rPr>
-        <w:t>mainstream</w:t>
+        <w:t>is</w:t>
+      </w:r>
+      <w:r>
+        <w:rPr>
+          <w:rFonts w:cstheme="minorHAnsi"/>
+          <w:sz w:val="30"/>
+          <w:szCs w:val="30"/>
+        </w:rPr>
+        <w:t xml:space="preserve"> </w:t>
+      </w:r>
+      <w:r>
+        <w:rPr>
+          <w:rFonts w:cstheme="minorHAnsi"/>
+          <w:sz w:val="30"/>
+          <w:szCs w:val="30"/>
+        </w:rPr>
+        <w:t>a breath of fresh air to what music could be</w:t>
       </w:r>
       <w:r>
         <w:rPr>
@@ -1798,23 +1506,7 @@
           <w:sz w:val="30"/>
           <w:szCs w:val="30"/>
         </w:rPr>
-        <w:t>JESSE</w:t>
-      </w:r>
-      <w:r>
-        <w:rPr>
-          <w:rFonts w:cstheme="minorHAnsi"/>
-          <w:sz w:val="30"/>
-          <w:szCs w:val="30"/>
-        </w:rPr>
-        <w:t xml:space="preserve"> is the father of Tabitha.</w:t>
-      </w:r>
-      <w:r>
-        <w:rPr>
-          <w:rFonts w:cstheme="minorHAnsi"/>
-          <w:sz w:val="30"/>
-          <w:szCs w:val="30"/>
-        </w:rPr>
-        <w:t xml:space="preserve"> </w:t>
+        <w:t>DA</w:t>
       </w:r>
       <w:r>
         <w:rPr>
@@ -1823,16 +1515,299 @@
           <w:bCs/>
           <w:sz w:val="30"/>
           <w:szCs w:val="30"/>
-        </w:rPr>
-        <w:t>JESSICA</w:t>
-      </w:r>
-      <w:r>
-        <w:rPr>
-          <w:rFonts w:cstheme="minorHAnsi"/>
-          <w:sz w:val="30"/>
-          <w:szCs w:val="30"/>
-        </w:rPr>
-        <w:t xml:space="preserve"> is the mother of Dakota.</w:t>
+          <w:u w:val="single"/>
+        </w:rPr>
+        <w:t>KOTA</w:t>
+      </w:r>
+      <w:r>
+        <w:rPr>
+          <w:rFonts w:cstheme="minorHAnsi"/>
+          <w:sz w:val="30"/>
+          <w:szCs w:val="30"/>
+        </w:rPr>
+        <w:t xml:space="preserve"> </w:t>
+      </w:r>
+      <w:r>
+        <w:rPr>
+          <w:rFonts w:cstheme="minorHAnsi"/>
+          <w:b/>
+          <w:bCs/>
+          <w:sz w:val="30"/>
+          <w:szCs w:val="30"/>
+        </w:rPr>
+        <w:t>F</w:t>
+      </w:r>
+      <w:r>
+        <w:rPr>
+          <w:rFonts w:cstheme="minorHAnsi"/>
+          <w:b/>
+          <w:bCs/>
+          <w:sz w:val="30"/>
+          <w:szCs w:val="30"/>
+        </w:rPr>
+        <w:t>.</w:t>
+      </w:r>
+      <w:r>
+        <w:rPr>
+          <w:rFonts w:cstheme="minorHAnsi"/>
+          <w:b/>
+          <w:bCs/>
+          <w:sz w:val="30"/>
+          <w:szCs w:val="30"/>
+        </w:rPr>
+        <w:t xml:space="preserve"> </w:t>
+      </w:r>
+      <w:r>
+        <w:rPr>
+          <w:rFonts w:cstheme="minorHAnsi"/>
+          <w:b/>
+          <w:bCs/>
+          <w:sz w:val="30"/>
+          <w:szCs w:val="30"/>
+        </w:rPr>
+        <w:t>CHÉRY</w:t>
+      </w:r>
+      <w:r>
+        <w:rPr>
+          <w:rFonts w:cstheme="minorHAnsi"/>
+          <w:sz w:val="30"/>
+          <w:szCs w:val="30"/>
+        </w:rPr>
+        <w:t xml:space="preserve"> </w:t>
+      </w:r>
+      <w:r>
+        <w:rPr>
+          <w:rFonts w:cstheme="minorHAnsi"/>
+          <w:sz w:val="30"/>
+          <w:szCs w:val="30"/>
+        </w:rPr>
+        <w:t>is a guitar maker from 21st Century Free Soil, Michigan</w:t>
+      </w:r>
+      <w:r>
+        <w:rPr>
+          <w:rFonts w:cstheme="minorHAnsi"/>
+          <w:sz w:val="30"/>
+          <w:szCs w:val="30"/>
+        </w:rPr>
+        <w:t xml:space="preserve"> </w:t>
+      </w:r>
+      <w:r>
+        <w:rPr>
+          <w:rFonts w:cstheme="minorHAnsi"/>
+          <w:sz w:val="30"/>
+          <w:szCs w:val="30"/>
+        </w:rPr>
+        <w:t>behind the times. They honor the “oldies.</w:t>
+      </w:r>
+      <w:r>
+        <w:rPr>
+          <w:rFonts w:cstheme="minorHAnsi"/>
+          <w:sz w:val="30"/>
+          <w:szCs w:val="30"/>
+        </w:rPr>
+        <w:t>”</w:t>
+      </w:r>
+      <w:r>
+        <w:rPr>
+          <w:rFonts w:cstheme="minorHAnsi"/>
+          <w:sz w:val="30"/>
+          <w:szCs w:val="30"/>
+        </w:rPr>
+        <w:t xml:space="preserve"> </w:t>
+      </w:r>
+      <w:r>
+        <w:rPr>
+          <w:rFonts w:cstheme="minorHAnsi"/>
+          <w:sz w:val="30"/>
+          <w:szCs w:val="30"/>
+        </w:rPr>
+        <w:t>Frailty, the</w:t>
+      </w:r>
+      <w:r>
+        <w:rPr>
+          <w:rFonts w:cstheme="minorHAnsi"/>
+          <w:sz w:val="30"/>
+          <w:szCs w:val="30"/>
+        </w:rPr>
+        <w:t xml:space="preserve"> </w:t>
+      </w:r>
+      <w:proofErr w:type="spellStart"/>
+      <w:r>
+        <w:rPr>
+          <w:rFonts w:cstheme="minorHAnsi"/>
+          <w:sz w:val="30"/>
+          <w:szCs w:val="30"/>
+        </w:rPr>
+        <w:t>Timepiper</w:t>
+      </w:r>
+      <w:proofErr w:type="spellEnd"/>
+      <w:r>
+        <w:rPr>
+          <w:rFonts w:cstheme="minorHAnsi"/>
+          <w:sz w:val="30"/>
+          <w:szCs w:val="30"/>
+        </w:rPr>
+        <w:t xml:space="preserve"> of the Past, gifts them Judean date</w:t>
+      </w:r>
+      <w:r>
+        <w:rPr>
+          <w:rFonts w:cstheme="minorHAnsi"/>
+          <w:sz w:val="30"/>
+          <w:szCs w:val="30"/>
+        </w:rPr>
+        <w:t xml:space="preserve"> palm</w:t>
+      </w:r>
+      <w:r>
+        <w:rPr>
+          <w:rFonts w:cstheme="minorHAnsi"/>
+          <w:sz w:val="30"/>
+          <w:szCs w:val="30"/>
+        </w:rPr>
+        <w:t xml:space="preserve"> seeds </w:t>
+      </w:r>
+      <w:r>
+        <w:rPr>
+          <w:rFonts w:cstheme="minorHAnsi"/>
+          <w:sz w:val="30"/>
+          <w:szCs w:val="30"/>
+        </w:rPr>
+        <w:t>for</w:t>
+      </w:r>
+      <w:r>
+        <w:rPr>
+          <w:rFonts w:cstheme="minorHAnsi"/>
+          <w:sz w:val="30"/>
+          <w:szCs w:val="30"/>
+        </w:rPr>
+        <w:t xml:space="preserve"> their guitar</w:t>
+      </w:r>
+      <w:r>
+        <w:rPr>
+          <w:rFonts w:cstheme="minorHAnsi"/>
+          <w:sz w:val="30"/>
+          <w:szCs w:val="30"/>
+        </w:rPr>
+        <w:t xml:space="preserve"> which sends</w:t>
+      </w:r>
+      <w:r>
+        <w:rPr>
+          <w:rFonts w:cstheme="minorHAnsi"/>
+          <w:sz w:val="30"/>
+          <w:szCs w:val="30"/>
+        </w:rPr>
+        <w:t xml:space="preserve"> them back in time. </w:t>
+      </w:r>
+      <w:r>
+        <w:rPr>
+          <w:rFonts w:cstheme="minorHAnsi"/>
+          <w:sz w:val="30"/>
+          <w:szCs w:val="30"/>
+        </w:rPr>
+        <w:t>Kota</w:t>
+      </w:r>
+      <w:r>
+        <w:rPr>
+          <w:rFonts w:cstheme="minorHAnsi"/>
+          <w:sz w:val="30"/>
+          <w:szCs w:val="30"/>
+        </w:rPr>
+        <w:t xml:space="preserve"> find</w:t>
+      </w:r>
+      <w:r>
+        <w:rPr>
+          <w:rFonts w:cstheme="minorHAnsi"/>
+          <w:sz w:val="30"/>
+          <w:szCs w:val="30"/>
+        </w:rPr>
+        <w:t>s</w:t>
+      </w:r>
+      <w:r>
+        <w:rPr>
+          <w:rFonts w:cstheme="minorHAnsi"/>
+          <w:sz w:val="30"/>
+          <w:szCs w:val="30"/>
+        </w:rPr>
+        <w:t xml:space="preserve"> home in psalmody.</w:t>
+      </w:r>
+      <w:r>
+        <w:rPr>
+          <w:rFonts w:cstheme="minorHAnsi"/>
+          <w:sz w:val="30"/>
+          <w:szCs w:val="30"/>
+        </w:rPr>
+        <w:t xml:space="preserve"> As a guitarist, </w:t>
+      </w:r>
+      <w:r>
+        <w:rPr>
+          <w:rFonts w:cstheme="minorHAnsi"/>
+          <w:sz w:val="30"/>
+          <w:szCs w:val="30"/>
+        </w:rPr>
+        <w:t>they are</w:t>
+      </w:r>
+      <w:r>
+        <w:rPr>
+          <w:rFonts w:cstheme="minorHAnsi"/>
+          <w:sz w:val="30"/>
+          <w:szCs w:val="30"/>
+        </w:rPr>
+        <w:t xml:space="preserve"> an old soul </w:t>
+      </w:r>
+      <w:r>
+        <w:rPr>
+          <w:rFonts w:cstheme="minorHAnsi"/>
+          <w:sz w:val="30"/>
+          <w:szCs w:val="30"/>
+        </w:rPr>
+        <w:t>showing what music once was</w:t>
+      </w:r>
+      <w:r>
+        <w:rPr>
+          <w:rFonts w:cstheme="minorHAnsi"/>
+          <w:sz w:val="30"/>
+          <w:szCs w:val="30"/>
+        </w:rPr>
+        <w:t xml:space="preserve">, never staying </w:t>
+      </w:r>
+      <w:r>
+        <w:rPr>
+          <w:rFonts w:cstheme="minorHAnsi"/>
+          <w:sz w:val="30"/>
+          <w:szCs w:val="30"/>
+        </w:rPr>
+        <w:t>up to da</w:t>
+      </w:r>
+      <w:r>
+        <w:rPr>
+          <w:rFonts w:cstheme="minorHAnsi"/>
+          <w:sz w:val="30"/>
+          <w:szCs w:val="30"/>
+        </w:rPr>
+        <w:t>te on the</w:t>
+      </w:r>
+      <w:r>
+        <w:rPr>
+          <w:rFonts w:cstheme="minorHAnsi"/>
+          <w:sz w:val="30"/>
+          <w:szCs w:val="30"/>
+        </w:rPr>
+        <w:t xml:space="preserve"> </w:t>
+      </w:r>
+      <w:r>
+        <w:rPr>
+          <w:rFonts w:cstheme="minorHAnsi"/>
+          <w:sz w:val="30"/>
+          <w:szCs w:val="30"/>
+        </w:rPr>
+        <w:t>mainstream</w:t>
+      </w:r>
+      <w:r>
+        <w:rPr>
+          <w:rFonts w:cstheme="minorHAnsi"/>
+          <w:sz w:val="30"/>
+          <w:szCs w:val="30"/>
+        </w:rPr>
+        <w:t>.</w:t>
       </w:r>
     </w:p>
     <w:p>
@@ -1843,8 +1818,164 @@
         <w:spacing w:line="240" w:lineRule="auto"/>
         <w:rPr>
           <w:rFonts w:cstheme="minorHAnsi"/>
-          <w:sz w:val="30"/>
-          <w:szCs w:val="30"/>
+          <w:sz w:val="29"/>
+          <w:szCs w:val="29"/>
+        </w:rPr>
+      </w:pPr>
+      <w:r>
+        <w:rPr>
+          <w:rFonts w:cstheme="minorHAnsi"/>
+          <w:b/>
+          <w:bCs/>
+          <w:sz w:val="29"/>
+          <w:szCs w:val="29"/>
+        </w:rPr>
+        <w:t>JESSICA</w:t>
+      </w:r>
+      <w:r>
+        <w:rPr>
+          <w:rFonts w:cstheme="minorHAnsi"/>
+          <w:b/>
+          <w:bCs/>
+          <w:sz w:val="30"/>
+          <w:szCs w:val="30"/>
+        </w:rPr>
+        <w:t xml:space="preserve"> </w:t>
+      </w:r>
+      <w:r>
+        <w:rPr>
+          <w:rFonts w:cstheme="minorHAnsi"/>
+          <w:b/>
+          <w:bCs/>
+          <w:sz w:val="30"/>
+          <w:szCs w:val="30"/>
+        </w:rPr>
+        <w:t xml:space="preserve">F. </w:t>
+      </w:r>
+      <w:r>
+        <w:rPr>
+          <w:rFonts w:cstheme="minorHAnsi"/>
+          <w:b/>
+          <w:bCs/>
+          <w:sz w:val="30"/>
+          <w:szCs w:val="30"/>
+        </w:rPr>
+        <w:t>CHÉRY</w:t>
+      </w:r>
+      <w:r>
+        <w:rPr>
+          <w:rFonts w:cstheme="minorHAnsi"/>
+          <w:sz w:val="29"/>
+          <w:szCs w:val="29"/>
+        </w:rPr>
+        <w:t xml:space="preserve"> is the mother of Dakota.</w:t>
+      </w:r>
+      <w:r>
+        <w:rPr>
+          <w:rFonts w:cstheme="minorHAnsi"/>
+          <w:sz w:val="29"/>
+          <w:szCs w:val="29"/>
+        </w:rPr>
+        <w:t xml:space="preserve"> She is a history buff</w:t>
+      </w:r>
+      <w:r>
+        <w:rPr>
+          <w:rFonts w:cstheme="minorHAnsi"/>
+          <w:sz w:val="29"/>
+          <w:szCs w:val="29"/>
+        </w:rPr>
+        <w:t xml:space="preserve"> </w:t>
+      </w:r>
+      <w:r>
+        <w:rPr>
+          <w:rFonts w:cstheme="minorHAnsi"/>
+          <w:sz w:val="29"/>
+          <w:szCs w:val="29"/>
+        </w:rPr>
+        <w:t xml:space="preserve">who curates </w:t>
+      </w:r>
+      <w:r>
+        <w:rPr>
+          <w:rFonts w:cstheme="minorHAnsi"/>
+          <w:sz w:val="29"/>
+          <w:szCs w:val="29"/>
+        </w:rPr>
+        <w:t xml:space="preserve">for </w:t>
+      </w:r>
+      <w:r>
+        <w:rPr>
+          <w:rFonts w:cstheme="minorHAnsi"/>
+          <w:sz w:val="29"/>
+          <w:szCs w:val="29"/>
+        </w:rPr>
+        <w:t xml:space="preserve">the </w:t>
+      </w:r>
+      <w:r>
+        <w:rPr>
+          <w:rFonts w:cstheme="minorHAnsi"/>
+          <w:sz w:val="29"/>
+          <w:szCs w:val="29"/>
+        </w:rPr>
+        <w:t xml:space="preserve">Music House Museum near </w:t>
+      </w:r>
+      <w:r>
+        <w:rPr>
+          <w:rFonts w:cstheme="minorHAnsi"/>
+          <w:sz w:val="29"/>
+          <w:szCs w:val="29"/>
+        </w:rPr>
+        <w:t>Traverse City</w:t>
+      </w:r>
+      <w:r>
+        <w:rPr>
+          <w:rFonts w:cstheme="minorHAnsi"/>
+          <w:sz w:val="29"/>
+          <w:szCs w:val="29"/>
+        </w:rPr>
+        <w:t>, Michigan.</w:t>
+      </w:r>
+    </w:p>
+    <w:p>
+      <w:pPr>
+        <w:tabs>
+          <w:tab w:val="left" w:pos="5013"/>
+        </w:tabs>
+        <w:spacing w:line="240" w:lineRule="auto"/>
+        <w:rPr>
+          <w:rFonts w:cstheme="minorHAnsi"/>
+          <w:sz w:val="29"/>
+          <w:szCs w:val="29"/>
+        </w:rPr>
+      </w:pPr>
+      <w:r>
+        <w:rPr>
+          <w:rFonts w:cstheme="minorHAnsi"/>
+          <w:b/>
+          <w:bCs/>
+          <w:sz w:val="29"/>
+          <w:szCs w:val="29"/>
+        </w:rPr>
+        <w:t>JESSE</w:t>
+      </w:r>
+      <w:r>
+        <w:rPr>
+          <w:rFonts w:cstheme="minorHAnsi"/>
+          <w:sz w:val="29"/>
+          <w:szCs w:val="29"/>
+        </w:rPr>
+        <w:t xml:space="preserve"> is the father of Tabitha.</w:t>
+      </w:r>
+    </w:p>
+    <w:p>
+      <w:pPr>
+        <w:tabs>
+          <w:tab w:val="left" w:pos="5013"/>
+        </w:tabs>
+        <w:spacing w:line="240" w:lineRule="auto"/>
+        <w:rPr>
+          <w:rFonts w:cstheme="minorHAnsi"/>
+          <w:sz w:val="2"/>
+          <w:szCs w:val="2"/>
         </w:rPr>
       </w:pPr>
     </w:p>
@@ -1859,8 +1990,8 @@
           <w:rFonts w:cstheme="minorHAnsi"/>
           <w:b/>
           <w:bCs/>
-          <w:sz w:val="30"/>
-          <w:szCs w:val="30"/>
+          <w:sz w:val="29"/>
+          <w:szCs w:val="29"/>
         </w:rPr>
       </w:pPr>
       <w:r>
@@ -1868,8 +1999,8 @@
           <w:rFonts w:cstheme="minorHAnsi"/>
           <w:b/>
           <w:bCs/>
-          <w:sz w:val="30"/>
-          <w:szCs w:val="30"/>
+          <w:sz w:val="29"/>
+          <w:szCs w:val="29"/>
         </w:rPr>
         <w:t>TIMEHARMONIC</w:t>
       </w:r>
@@ -1878,8 +2009,8 @@
           <w:rFonts w:cstheme="minorHAnsi"/>
           <w:b/>
           <w:bCs/>
-          <w:sz w:val="30"/>
-          <w:szCs w:val="30"/>
+          <w:sz w:val="29"/>
+          <w:szCs w:val="29"/>
         </w:rPr>
         <w:t xml:space="preserve"> ORCHESTRA</w:t>
       </w:r>
@@ -1892,8 +2023,8 @@
         <w:spacing w:line="240" w:lineRule="auto"/>
         <w:rPr>
           <w:rFonts w:cstheme="minorHAnsi"/>
-          <w:sz w:val="30"/>
-          <w:szCs w:val="30"/>
+          <w:sz w:val="29"/>
+          <w:szCs w:val="29"/>
         </w:rPr>
       </w:pPr>
       <w:r>
@@ -1901,248 +2032,258 @@
           <w:rFonts w:cstheme="minorHAnsi"/>
           <w:b/>
           <w:bCs/>
-          <w:sz w:val="30"/>
-          <w:szCs w:val="30"/>
+          <w:sz w:val="29"/>
+          <w:szCs w:val="29"/>
         </w:rPr>
         <w:t>ETERNITY LINGER</w:t>
       </w:r>
       <w:r>
         <w:rPr>
           <w:rFonts w:cstheme="minorHAnsi"/>
-          <w:sz w:val="30"/>
-          <w:szCs w:val="30"/>
+          <w:sz w:val="29"/>
+          <w:szCs w:val="29"/>
         </w:rPr>
         <w:t xml:space="preserve"> is the </w:t>
       </w:r>
       <w:r>
         <w:rPr>
           <w:rFonts w:cstheme="minorHAnsi"/>
-          <w:sz w:val="30"/>
-          <w:szCs w:val="30"/>
-        </w:rPr>
-        <w:t>omnipotent</w:t>
-      </w:r>
-      <w:r>
-        <w:rPr>
-          <w:rFonts w:cstheme="minorHAnsi"/>
-          <w:sz w:val="30"/>
-          <w:szCs w:val="30"/>
+          <w:sz w:val="29"/>
+          <w:szCs w:val="29"/>
+        </w:rPr>
+        <w:t xml:space="preserve">omnipotent </w:t>
+      </w:r>
+      <w:r>
+        <w:rPr>
+          <w:rFonts w:cstheme="minorHAnsi"/>
+          <w:sz w:val="29"/>
+          <w:szCs w:val="29"/>
+        </w:rPr>
+        <w:t xml:space="preserve">Spacetime </w:t>
+      </w:r>
+      <w:r>
+        <w:rPr>
+          <w:rFonts w:cstheme="minorHAnsi"/>
+          <w:sz w:val="29"/>
+          <w:szCs w:val="29"/>
+        </w:rPr>
+        <w:t xml:space="preserve">Bandleader. They </w:t>
+      </w:r>
+      <w:r>
+        <w:rPr>
+          <w:rFonts w:cstheme="minorHAnsi"/>
+          <w:sz w:val="29"/>
+          <w:szCs w:val="29"/>
+        </w:rPr>
+        <w:t>lead</w:t>
+      </w:r>
+      <w:r>
+        <w:rPr>
+          <w:rFonts w:cstheme="minorHAnsi"/>
+          <w:sz w:val="29"/>
+          <w:szCs w:val="29"/>
+        </w:rPr>
+        <w:t xml:space="preserve"> the </w:t>
+      </w:r>
+      <w:proofErr w:type="spellStart"/>
+      <w:r>
+        <w:rPr>
+          <w:rFonts w:cstheme="minorHAnsi"/>
+          <w:sz w:val="29"/>
+          <w:szCs w:val="29"/>
+        </w:rPr>
+        <w:t>Timepipers</w:t>
+      </w:r>
+      <w:proofErr w:type="spellEnd"/>
+      <w:r>
+        <w:rPr>
+          <w:rFonts w:cstheme="minorHAnsi"/>
+          <w:sz w:val="29"/>
+          <w:szCs w:val="29"/>
+        </w:rPr>
+        <w:t xml:space="preserve"> (the chorus of fate) to </w:t>
+      </w:r>
+      <w:r>
+        <w:rPr>
+          <w:rFonts w:cstheme="minorHAnsi"/>
+          <w:sz w:val="29"/>
+          <w:szCs w:val="29"/>
+        </w:rPr>
+        <w:t>run</w:t>
+      </w:r>
+      <w:r>
+        <w:rPr>
+          <w:rFonts w:cstheme="minorHAnsi"/>
+          <w:sz w:val="29"/>
+          <w:szCs w:val="29"/>
         </w:rPr>
         <w:t xml:space="preserve"> </w:t>
       </w:r>
       <w:r>
         <w:rPr>
           <w:rFonts w:cstheme="minorHAnsi"/>
-          <w:sz w:val="30"/>
-          <w:szCs w:val="30"/>
-        </w:rPr>
-        <w:t xml:space="preserve">Spacetime </w:t>
-      </w:r>
-      <w:r>
-        <w:rPr>
-          <w:rFonts w:cstheme="minorHAnsi"/>
-          <w:sz w:val="30"/>
-          <w:szCs w:val="30"/>
-        </w:rPr>
-        <w:t xml:space="preserve">Bandleader. They </w:t>
-      </w:r>
-      <w:r>
-        <w:rPr>
-          <w:rFonts w:cstheme="minorHAnsi"/>
-          <w:sz w:val="30"/>
-          <w:szCs w:val="30"/>
-        </w:rPr>
-        <w:t>lead</w:t>
-      </w:r>
-      <w:r>
-        <w:rPr>
-          <w:rFonts w:cstheme="minorHAnsi"/>
-          <w:sz w:val="30"/>
-          <w:szCs w:val="30"/>
-        </w:rPr>
-        <w:t xml:space="preserve"> the Timepipers (the chorus of fate) to </w:t>
-      </w:r>
-      <w:r>
-        <w:rPr>
-          <w:rFonts w:cstheme="minorHAnsi"/>
-          <w:sz w:val="30"/>
-          <w:szCs w:val="30"/>
-        </w:rPr>
-        <w:t>run</w:t>
-      </w:r>
-      <w:r>
-        <w:rPr>
-          <w:rFonts w:cstheme="minorHAnsi"/>
-          <w:sz w:val="30"/>
-          <w:szCs w:val="30"/>
+          <w:sz w:val="29"/>
+          <w:szCs w:val="29"/>
+        </w:rPr>
+        <w:t>each</w:t>
+      </w:r>
+      <w:r>
+        <w:rPr>
+          <w:rFonts w:cstheme="minorHAnsi"/>
+          <w:sz w:val="29"/>
+          <w:szCs w:val="29"/>
+        </w:rPr>
+        <w:t xml:space="preserve"> timeline </w:t>
+      </w:r>
+      <w:r>
+        <w:rPr>
+          <w:rFonts w:cstheme="minorHAnsi"/>
+          <w:sz w:val="29"/>
+          <w:szCs w:val="29"/>
+        </w:rPr>
+        <w:t>smoothly but</w:t>
+      </w:r>
+      <w:r>
+        <w:rPr>
+          <w:rFonts w:cstheme="minorHAnsi"/>
+          <w:sz w:val="29"/>
+          <w:szCs w:val="29"/>
+        </w:rPr>
+        <w:t xml:space="preserve"> is </w:t>
+      </w:r>
+      <w:r>
+        <w:rPr>
+          <w:rFonts w:cstheme="minorHAnsi"/>
+          <w:sz w:val="29"/>
+          <w:szCs w:val="29"/>
+        </w:rPr>
+        <w:t xml:space="preserve">on the verge of </w:t>
+      </w:r>
+      <w:r>
+        <w:rPr>
+          <w:rFonts w:cstheme="minorHAnsi"/>
+          <w:sz w:val="29"/>
+          <w:szCs w:val="29"/>
+        </w:rPr>
+        <w:t>firing</w:t>
+      </w:r>
+      <w:r>
+        <w:rPr>
+          <w:rFonts w:cstheme="minorHAnsi"/>
+          <w:sz w:val="29"/>
+          <w:szCs w:val="29"/>
         </w:rPr>
         <w:t xml:space="preserve"> </w:t>
       </w:r>
       <w:r>
         <w:rPr>
           <w:rFonts w:cstheme="minorHAnsi"/>
-          <w:sz w:val="30"/>
-          <w:szCs w:val="30"/>
-        </w:rPr>
-        <w:t>each</w:t>
-      </w:r>
-      <w:r>
-        <w:rPr>
-          <w:rFonts w:cstheme="minorHAnsi"/>
-          <w:sz w:val="30"/>
-          <w:szCs w:val="30"/>
-        </w:rPr>
-        <w:t xml:space="preserve"> timeline </w:t>
-      </w:r>
-      <w:r>
-        <w:rPr>
-          <w:rFonts w:cstheme="minorHAnsi"/>
-          <w:sz w:val="30"/>
-          <w:szCs w:val="30"/>
-        </w:rPr>
-        <w:t>smoothly but</w:t>
-      </w:r>
-      <w:r>
-        <w:rPr>
-          <w:rFonts w:cstheme="minorHAnsi"/>
-          <w:sz w:val="30"/>
-          <w:szCs w:val="30"/>
-        </w:rPr>
-        <w:t xml:space="preserve"> is </w:t>
-      </w:r>
-      <w:r>
-        <w:rPr>
-          <w:rFonts w:cstheme="minorHAnsi"/>
-          <w:sz w:val="30"/>
-          <w:szCs w:val="30"/>
-        </w:rPr>
-        <w:t xml:space="preserve">on the verge of </w:t>
-      </w:r>
-      <w:r>
-        <w:rPr>
-          <w:rFonts w:cstheme="minorHAnsi"/>
-          <w:sz w:val="30"/>
-          <w:szCs w:val="30"/>
-        </w:rPr>
-        <w:t>firing</w:t>
-      </w:r>
-      <w:r>
-        <w:rPr>
-          <w:rFonts w:cstheme="minorHAnsi"/>
-          <w:sz w:val="30"/>
-          <w:szCs w:val="30"/>
+          <w:sz w:val="29"/>
+          <w:szCs w:val="29"/>
+        </w:rPr>
+        <w:t>the</w:t>
+      </w:r>
+      <w:r>
+        <w:rPr>
+          <w:rFonts w:cstheme="minorHAnsi"/>
+          <w:sz w:val="29"/>
+          <w:szCs w:val="29"/>
         </w:rPr>
         <w:t xml:space="preserve"> </w:t>
       </w:r>
       <w:r>
         <w:rPr>
           <w:rFonts w:cstheme="minorHAnsi"/>
-          <w:sz w:val="30"/>
-          <w:szCs w:val="30"/>
-        </w:rPr>
-        <w:t>the</w:t>
-      </w:r>
-      <w:r>
-        <w:rPr>
-          <w:rFonts w:cstheme="minorHAnsi"/>
-          <w:sz w:val="30"/>
-          <w:szCs w:val="30"/>
+          <w:sz w:val="29"/>
+          <w:szCs w:val="29"/>
+        </w:rPr>
+        <w:t>C</w:t>
+      </w:r>
+      <w:r>
+        <w:rPr>
+          <w:rFonts w:cstheme="minorHAnsi"/>
+          <w:sz w:val="29"/>
+          <w:szCs w:val="29"/>
+        </w:rPr>
+        <w:t xml:space="preserve">onductor. </w:t>
+      </w:r>
+      <w:r>
+        <w:rPr>
+          <w:rFonts w:cstheme="minorHAnsi"/>
+          <w:sz w:val="29"/>
+          <w:szCs w:val="29"/>
+        </w:rPr>
+        <w:t>Playing the zither and flutes of all kind, t</w:t>
+      </w:r>
+      <w:r>
+        <w:rPr>
+          <w:rFonts w:cstheme="minorHAnsi"/>
+          <w:sz w:val="29"/>
+          <w:szCs w:val="29"/>
+        </w:rPr>
+        <w:t xml:space="preserve">hey </w:t>
+      </w:r>
+      <w:r>
+        <w:rPr>
+          <w:rFonts w:cstheme="minorHAnsi"/>
+          <w:sz w:val="29"/>
+          <w:szCs w:val="29"/>
+        </w:rPr>
+        <w:t>are</w:t>
+      </w:r>
+      <w:r>
+        <w:rPr>
+          <w:rFonts w:cstheme="minorHAnsi"/>
+          <w:sz w:val="29"/>
+          <w:szCs w:val="29"/>
         </w:rPr>
         <w:t xml:space="preserve"> </w:t>
       </w:r>
       <w:r>
         <w:rPr>
           <w:rFonts w:cstheme="minorHAnsi"/>
-          <w:sz w:val="30"/>
-          <w:szCs w:val="30"/>
-        </w:rPr>
-        <w:t>C</w:t>
-      </w:r>
-      <w:r>
-        <w:rPr>
-          <w:rFonts w:cstheme="minorHAnsi"/>
-          <w:sz w:val="30"/>
-          <w:szCs w:val="30"/>
-        </w:rPr>
-        <w:t xml:space="preserve">onductor. </w:t>
-      </w:r>
-      <w:r>
-        <w:rPr>
-          <w:rFonts w:cstheme="minorHAnsi"/>
-          <w:sz w:val="30"/>
-          <w:szCs w:val="30"/>
-        </w:rPr>
-        <w:t>Playing the zither and flutes of all kind, t</w:t>
-      </w:r>
-      <w:r>
-        <w:rPr>
-          <w:rFonts w:cstheme="minorHAnsi"/>
-          <w:sz w:val="30"/>
-          <w:szCs w:val="30"/>
-        </w:rPr>
-        <w:t xml:space="preserve">hey </w:t>
-      </w:r>
-      <w:r>
-        <w:rPr>
-          <w:rFonts w:cstheme="minorHAnsi"/>
-          <w:sz w:val="30"/>
-          <w:szCs w:val="30"/>
-        </w:rPr>
-        <w:t>are</w:t>
-      </w:r>
-      <w:r>
-        <w:rPr>
-          <w:rFonts w:cstheme="minorHAnsi"/>
-          <w:sz w:val="30"/>
-          <w:szCs w:val="30"/>
-        </w:rPr>
-        <w:t xml:space="preserve"> </w:t>
-      </w:r>
-      <w:r>
-        <w:rPr>
-          <w:rFonts w:cstheme="minorHAnsi"/>
-          <w:sz w:val="30"/>
-          <w:szCs w:val="30"/>
+          <w:sz w:val="29"/>
+          <w:szCs w:val="29"/>
         </w:rPr>
         <w:t>b</w:t>
       </w:r>
       <w:r>
         <w:rPr>
           <w:rFonts w:cstheme="minorHAnsi"/>
-          <w:sz w:val="30"/>
-          <w:szCs w:val="30"/>
+          <w:sz w:val="29"/>
+          <w:szCs w:val="29"/>
         </w:rPr>
         <w:t xml:space="preserve">ased on Ling Lun, </w:t>
       </w:r>
       <w:r>
         <w:rPr>
           <w:rFonts w:cstheme="minorHAnsi"/>
-          <w:sz w:val="30"/>
-          <w:szCs w:val="30"/>
+          <w:sz w:val="29"/>
+          <w:szCs w:val="29"/>
         </w:rPr>
         <w:t xml:space="preserve">the </w:t>
       </w:r>
       <w:r>
         <w:rPr>
           <w:rFonts w:cstheme="minorHAnsi"/>
-          <w:sz w:val="30"/>
-          <w:szCs w:val="30"/>
+          <w:sz w:val="29"/>
+          <w:szCs w:val="29"/>
         </w:rPr>
         <w:t>legendary found</w:t>
       </w:r>
       <w:r>
         <w:rPr>
           <w:rFonts w:cstheme="minorHAnsi"/>
-          <w:sz w:val="30"/>
-          <w:szCs w:val="30"/>
+          <w:sz w:val="29"/>
+          <w:szCs w:val="29"/>
         </w:rPr>
         <w:t>er</w:t>
       </w:r>
       <w:r>
         <w:rPr>
           <w:rFonts w:cstheme="minorHAnsi"/>
-          <w:sz w:val="30"/>
-          <w:szCs w:val="30"/>
+          <w:sz w:val="29"/>
+          <w:szCs w:val="29"/>
         </w:rPr>
         <w:t xml:space="preserve"> of music in ancient China.</w:t>
       </w:r>
@@ -2155,8 +2296,8 @@
         <w:spacing w:line="240" w:lineRule="auto"/>
         <w:rPr>
           <w:rFonts w:cstheme="minorHAnsi"/>
-          <w:sz w:val="30"/>
-          <w:szCs w:val="30"/>
+          <w:sz w:val="29"/>
+          <w:szCs w:val="29"/>
         </w:rPr>
       </w:pPr>
       <w:r>
@@ -2164,152 +2305,170 @@
           <w:rFonts w:cstheme="minorHAnsi"/>
           <w:b/>
           <w:bCs/>
-          <w:sz w:val="30"/>
-          <w:szCs w:val="30"/>
+          <w:sz w:val="29"/>
+          <w:szCs w:val="29"/>
         </w:rPr>
         <w:t>FRAILTY</w:t>
       </w:r>
       <w:r>
         <w:rPr>
           <w:rFonts w:cstheme="minorHAnsi"/>
-          <w:sz w:val="30"/>
-          <w:szCs w:val="30"/>
-        </w:rPr>
-        <w:t xml:space="preserve"> is the Timepiper of the Past</w:t>
-      </w:r>
-      <w:r>
-        <w:rPr>
-          <w:rFonts w:cstheme="minorHAnsi"/>
-          <w:sz w:val="30"/>
-          <w:szCs w:val="30"/>
+          <w:sz w:val="29"/>
+          <w:szCs w:val="29"/>
+        </w:rPr>
+        <w:t xml:space="preserve"> is the </w:t>
+      </w:r>
+      <w:proofErr w:type="spellStart"/>
+      <w:r>
+        <w:rPr>
+          <w:rFonts w:cstheme="minorHAnsi"/>
+          <w:sz w:val="29"/>
+          <w:szCs w:val="29"/>
+        </w:rPr>
+        <w:t>Timepiper</w:t>
+      </w:r>
+      <w:proofErr w:type="spellEnd"/>
+      <w:r>
+        <w:rPr>
+          <w:rFonts w:cstheme="minorHAnsi"/>
+          <w:sz w:val="29"/>
+          <w:szCs w:val="29"/>
+        </w:rPr>
+        <w:t xml:space="preserve"> of the Past</w:t>
+      </w:r>
+      <w:r>
+        <w:rPr>
+          <w:rFonts w:cstheme="minorHAnsi"/>
+          <w:sz w:val="29"/>
+          <w:szCs w:val="29"/>
         </w:rPr>
         <w:t xml:space="preserve">, </w:t>
       </w:r>
       <w:r>
         <w:rPr>
           <w:rFonts w:cstheme="minorHAnsi"/>
-          <w:sz w:val="30"/>
-          <w:szCs w:val="30"/>
+          <w:sz w:val="29"/>
+          <w:szCs w:val="29"/>
         </w:rPr>
         <w:t>based on the Norse Norn</w:t>
       </w:r>
       <w:r>
         <w:rPr>
           <w:rFonts w:cstheme="minorHAnsi"/>
-          <w:sz w:val="30"/>
-          <w:szCs w:val="30"/>
+          <w:sz w:val="29"/>
+          <w:szCs w:val="29"/>
         </w:rPr>
         <w:t>,</w:t>
       </w:r>
       <w:r>
         <w:rPr>
           <w:rFonts w:cstheme="minorHAnsi"/>
-          <w:sz w:val="30"/>
-          <w:szCs w:val="30"/>
+          <w:sz w:val="29"/>
+          <w:szCs w:val="29"/>
         </w:rPr>
         <w:t xml:space="preserve"> Urd.</w:t>
       </w:r>
       <w:r>
         <w:rPr>
           <w:rFonts w:cstheme="minorHAnsi"/>
-          <w:sz w:val="30"/>
-          <w:szCs w:val="30"/>
+          <w:sz w:val="29"/>
+          <w:szCs w:val="29"/>
         </w:rPr>
         <w:t xml:space="preserve"> They navigate </w:t>
       </w:r>
       <w:r>
         <w:rPr>
           <w:rFonts w:cstheme="minorHAnsi"/>
-          <w:sz w:val="30"/>
-          <w:szCs w:val="30"/>
+          <w:sz w:val="29"/>
+          <w:szCs w:val="29"/>
         </w:rPr>
         <w:t>dark</w:t>
       </w:r>
       <w:r>
         <w:rPr>
           <w:rFonts w:cstheme="minorHAnsi"/>
-          <w:sz w:val="30"/>
-          <w:szCs w:val="30"/>
+          <w:sz w:val="29"/>
+          <w:szCs w:val="29"/>
         </w:rPr>
         <w:t>ened times</w:t>
       </w:r>
       <w:r>
         <w:rPr>
           <w:rFonts w:cstheme="minorHAnsi"/>
-          <w:sz w:val="30"/>
-          <w:szCs w:val="30"/>
+          <w:sz w:val="29"/>
+          <w:szCs w:val="29"/>
         </w:rPr>
         <w:t xml:space="preserve"> </w:t>
       </w:r>
       <w:r>
         <w:rPr>
           <w:rFonts w:cstheme="minorHAnsi"/>
-          <w:sz w:val="30"/>
-          <w:szCs w:val="30"/>
+          <w:sz w:val="29"/>
+          <w:szCs w:val="29"/>
         </w:rPr>
         <w:t>as a plover</w:t>
       </w:r>
       <w:r>
         <w:rPr>
           <w:rFonts w:cstheme="minorHAnsi"/>
-          <w:sz w:val="30"/>
-          <w:szCs w:val="30"/>
+          <w:sz w:val="29"/>
+          <w:szCs w:val="29"/>
         </w:rPr>
         <w:t xml:space="preserve"> with metallic calls.</w:t>
       </w:r>
       <w:r>
         <w:rPr>
           <w:rFonts w:cstheme="minorHAnsi"/>
-          <w:sz w:val="30"/>
-          <w:szCs w:val="30"/>
+          <w:sz w:val="29"/>
+          <w:szCs w:val="29"/>
         </w:rPr>
         <w:t xml:space="preserve"> They are the oldest of the three </w:t>
       </w:r>
       <w:r>
         <w:rPr>
           <w:rFonts w:cstheme="minorHAnsi"/>
-          <w:sz w:val="30"/>
-          <w:szCs w:val="30"/>
+          <w:sz w:val="29"/>
+          <w:szCs w:val="29"/>
         </w:rPr>
         <w:t xml:space="preserve">immortal </w:t>
       </w:r>
       <w:r>
         <w:rPr>
           <w:rFonts w:cstheme="minorHAnsi"/>
-          <w:sz w:val="30"/>
-          <w:szCs w:val="30"/>
+          <w:sz w:val="29"/>
+          <w:szCs w:val="29"/>
         </w:rPr>
         <w:t>shapeshifters</w:t>
       </w:r>
       <w:r>
         <w:rPr>
           <w:rFonts w:cstheme="minorHAnsi"/>
-          <w:sz w:val="30"/>
-          <w:szCs w:val="30"/>
+          <w:sz w:val="29"/>
+          <w:szCs w:val="29"/>
         </w:rPr>
         <w:t>.</w:t>
       </w:r>
       <w:r>
         <w:rPr>
           <w:rFonts w:cstheme="minorHAnsi"/>
-          <w:sz w:val="30"/>
-          <w:szCs w:val="30"/>
+          <w:sz w:val="29"/>
+          <w:szCs w:val="29"/>
         </w:rPr>
         <w:t xml:space="preserve"> </w:t>
       </w:r>
       <w:r>
         <w:rPr>
           <w:rFonts w:cstheme="minorHAnsi"/>
-          <w:sz w:val="30"/>
-          <w:szCs w:val="30"/>
+          <w:sz w:val="29"/>
+          <w:szCs w:val="29"/>
         </w:rPr>
         <w:t>They</w:t>
       </w:r>
       <w:r>
         <w:rPr>
           <w:rFonts w:cstheme="minorHAnsi"/>
-          <w:sz w:val="30"/>
-          <w:szCs w:val="30"/>
+          <w:sz w:val="29"/>
+          <w:szCs w:val="29"/>
         </w:rPr>
         <w:t xml:space="preserve"> like messing with Reality.</w:t>
       </w:r>
@@ -2322,8 +2481,8 @@
         <w:spacing w:line="240" w:lineRule="auto"/>
         <w:rPr>
           <w:rFonts w:cstheme="minorHAnsi"/>
-          <w:sz w:val="30"/>
-          <w:szCs w:val="30"/>
+          <w:sz w:val="29"/>
+          <w:szCs w:val="29"/>
         </w:rPr>
       </w:pPr>
       <w:r>
@@ -2331,248 +2490,250 @@
           <w:rFonts w:cstheme="minorHAnsi"/>
           <w:b/>
           <w:bCs/>
-          <w:sz w:val="30"/>
-          <w:szCs w:val="30"/>
+          <w:sz w:val="29"/>
+          <w:szCs w:val="29"/>
         </w:rPr>
         <w:t>REALITY</w:t>
       </w:r>
       <w:r>
         <w:rPr>
           <w:rFonts w:cstheme="minorHAnsi"/>
-          <w:sz w:val="30"/>
-          <w:szCs w:val="30"/>
-        </w:rPr>
-        <w:t xml:space="preserve"> is the Timepiper of the Presen</w:t>
-      </w:r>
-      <w:r>
-        <w:rPr>
-          <w:rFonts w:cstheme="minorHAnsi"/>
-          <w:sz w:val="30"/>
-          <w:szCs w:val="30"/>
+          <w:sz w:val="29"/>
+          <w:szCs w:val="29"/>
+        </w:rPr>
+        <w:t xml:space="preserve"> is the </w:t>
+      </w:r>
+      <w:proofErr w:type="spellStart"/>
+      <w:r>
+        <w:rPr>
+          <w:rFonts w:cstheme="minorHAnsi"/>
+          <w:sz w:val="29"/>
+          <w:szCs w:val="29"/>
+        </w:rPr>
+        <w:t>Timepiper</w:t>
+      </w:r>
+      <w:proofErr w:type="spellEnd"/>
+      <w:r>
+        <w:rPr>
+          <w:rFonts w:cstheme="minorHAnsi"/>
+          <w:sz w:val="29"/>
+          <w:szCs w:val="29"/>
+        </w:rPr>
+        <w:t xml:space="preserve"> of the Presen</w:t>
+      </w:r>
+      <w:r>
+        <w:rPr>
+          <w:rFonts w:cstheme="minorHAnsi"/>
+          <w:sz w:val="29"/>
+          <w:szCs w:val="29"/>
         </w:rPr>
         <w:t>t,</w:t>
       </w:r>
       <w:r>
         <w:rPr>
           <w:rFonts w:cstheme="minorHAnsi"/>
-          <w:sz w:val="30"/>
-          <w:szCs w:val="30"/>
+          <w:sz w:val="29"/>
+          <w:szCs w:val="29"/>
         </w:rPr>
         <w:t xml:space="preserve"> based on the </w:t>
       </w:r>
       <w:r>
         <w:rPr>
           <w:rFonts w:cstheme="minorHAnsi"/>
-          <w:sz w:val="30"/>
-          <w:szCs w:val="30"/>
+          <w:sz w:val="29"/>
+          <w:szCs w:val="29"/>
         </w:rPr>
         <w:t xml:space="preserve">Norse </w:t>
       </w:r>
       <w:r>
         <w:rPr>
           <w:rFonts w:cstheme="minorHAnsi"/>
-          <w:sz w:val="30"/>
-          <w:szCs w:val="30"/>
+          <w:sz w:val="29"/>
+          <w:szCs w:val="29"/>
         </w:rPr>
         <w:t>Norn</w:t>
       </w:r>
       <w:r>
         <w:rPr>
           <w:rFonts w:cstheme="minorHAnsi"/>
-          <w:sz w:val="30"/>
-          <w:szCs w:val="30"/>
+          <w:sz w:val="29"/>
+          <w:szCs w:val="29"/>
         </w:rPr>
         <w:t>,</w:t>
       </w:r>
       <w:r>
         <w:rPr>
           <w:rFonts w:cstheme="minorHAnsi"/>
-          <w:sz w:val="30"/>
-          <w:szCs w:val="30"/>
+          <w:sz w:val="29"/>
+          <w:szCs w:val="29"/>
         </w:rPr>
         <w:t xml:space="preserve"> Skuld.</w:t>
       </w:r>
       <w:r>
         <w:rPr>
           <w:rFonts w:cstheme="minorHAnsi"/>
-          <w:sz w:val="30"/>
-          <w:szCs w:val="30"/>
+          <w:sz w:val="29"/>
+          <w:szCs w:val="29"/>
         </w:rPr>
         <w:t xml:space="preserve"> </w:t>
       </w:r>
       <w:r>
         <w:rPr>
           <w:rFonts w:cstheme="minorHAnsi"/>
-          <w:sz w:val="30"/>
-          <w:szCs w:val="30"/>
+          <w:sz w:val="29"/>
+          <w:szCs w:val="29"/>
         </w:rPr>
         <w:t xml:space="preserve">They </w:t>
       </w:r>
       <w:r>
         <w:rPr>
           <w:rFonts w:cstheme="minorHAnsi"/>
-          <w:sz w:val="30"/>
-          <w:szCs w:val="30"/>
+          <w:sz w:val="29"/>
+          <w:szCs w:val="29"/>
         </w:rPr>
         <w:t>trek</w:t>
       </w:r>
       <w:r>
         <w:rPr>
           <w:rFonts w:cstheme="minorHAnsi"/>
-          <w:sz w:val="30"/>
-          <w:szCs w:val="30"/>
+          <w:sz w:val="29"/>
+          <w:szCs w:val="29"/>
         </w:rPr>
         <w:t xml:space="preserve"> the </w:t>
       </w:r>
       <w:r>
         <w:rPr>
           <w:rFonts w:cstheme="minorHAnsi"/>
-          <w:sz w:val="30"/>
-          <w:szCs w:val="30"/>
+          <w:sz w:val="29"/>
+          <w:szCs w:val="29"/>
         </w:rPr>
         <w:t>rough terrain</w:t>
       </w:r>
       <w:r>
         <w:rPr>
           <w:rFonts w:cstheme="minorHAnsi"/>
-          <w:sz w:val="30"/>
-          <w:szCs w:val="30"/>
+          <w:sz w:val="29"/>
+          <w:szCs w:val="29"/>
         </w:rPr>
         <w:t>s</w:t>
       </w:r>
       <w:r>
         <w:rPr>
           <w:rFonts w:cstheme="minorHAnsi"/>
-          <w:sz w:val="30"/>
-          <w:szCs w:val="30"/>
+          <w:sz w:val="29"/>
+          <w:szCs w:val="29"/>
         </w:rPr>
         <w:t xml:space="preserve"> of spacetime</w:t>
       </w:r>
       <w:r>
         <w:rPr>
           <w:rFonts w:cstheme="minorHAnsi"/>
-          <w:sz w:val="30"/>
-          <w:szCs w:val="30"/>
+          <w:sz w:val="29"/>
+          <w:szCs w:val="29"/>
         </w:rPr>
         <w:t xml:space="preserve"> </w:t>
       </w:r>
       <w:r>
         <w:rPr>
           <w:rFonts w:cstheme="minorHAnsi"/>
-          <w:sz w:val="30"/>
-          <w:szCs w:val="30"/>
+          <w:sz w:val="29"/>
+          <w:szCs w:val="29"/>
         </w:rPr>
         <w:t>as a</w:t>
       </w:r>
       <w:r>
         <w:rPr>
           <w:rFonts w:cstheme="minorHAnsi"/>
-          <w:sz w:val="30"/>
-          <w:szCs w:val="30"/>
+          <w:sz w:val="29"/>
+          <w:szCs w:val="29"/>
         </w:rPr>
         <w:t>n</w:t>
       </w:r>
       <w:r>
         <w:rPr>
           <w:rFonts w:cstheme="minorHAnsi"/>
-          <w:sz w:val="30"/>
-          <w:szCs w:val="30"/>
+          <w:sz w:val="29"/>
+          <w:szCs w:val="29"/>
         </w:rPr>
         <w:t xml:space="preserve"> upland sandpiper</w:t>
       </w:r>
       <w:r>
         <w:rPr>
           <w:rFonts w:cstheme="minorHAnsi"/>
-          <w:sz w:val="30"/>
-          <w:szCs w:val="30"/>
-        </w:rPr>
-        <w:t xml:space="preserve"> with </w:t>
-      </w:r>
-      <w:r>
-        <w:rPr>
-          <w:rFonts w:cstheme="minorHAnsi"/>
-          <w:sz w:val="30"/>
-          <w:szCs w:val="30"/>
-        </w:rPr>
-        <w:t>ethereal</w:t>
-      </w:r>
-      <w:r>
-        <w:rPr>
-          <w:rFonts w:cstheme="minorHAnsi"/>
-          <w:sz w:val="30"/>
-          <w:szCs w:val="30"/>
+          <w:sz w:val="29"/>
+          <w:szCs w:val="29"/>
+        </w:rPr>
+        <w:t xml:space="preserve"> with ethereal</w:t>
+      </w:r>
+      <w:r>
+        <w:rPr>
+          <w:rFonts w:cstheme="minorHAnsi"/>
+          <w:sz w:val="29"/>
+          <w:szCs w:val="29"/>
         </w:rPr>
         <w:t xml:space="preserve"> </w:t>
       </w:r>
       <w:r>
         <w:rPr>
           <w:rFonts w:cstheme="minorHAnsi"/>
-          <w:sz w:val="30"/>
-          <w:szCs w:val="30"/>
+          <w:sz w:val="29"/>
+          <w:szCs w:val="29"/>
         </w:rPr>
         <w:t>whistle</w:t>
       </w:r>
       <w:r>
         <w:rPr>
           <w:rFonts w:cstheme="minorHAnsi"/>
-          <w:sz w:val="30"/>
-          <w:szCs w:val="30"/>
+          <w:sz w:val="29"/>
+          <w:szCs w:val="29"/>
         </w:rPr>
         <w:t>s</w:t>
       </w:r>
       <w:r>
         <w:rPr>
           <w:rFonts w:cstheme="minorHAnsi"/>
-          <w:sz w:val="30"/>
-          <w:szCs w:val="30"/>
+          <w:sz w:val="29"/>
+          <w:szCs w:val="29"/>
         </w:rPr>
         <w:t>.</w:t>
       </w:r>
       <w:r>
         <w:rPr>
           <w:rFonts w:cstheme="minorHAnsi"/>
-          <w:sz w:val="30"/>
-          <w:szCs w:val="30"/>
-        </w:rPr>
-        <w:t xml:space="preserve"> </w:t>
-      </w:r>
-      <w:r>
-        <w:rPr>
-          <w:rFonts w:cstheme="minorHAnsi"/>
-          <w:sz w:val="30"/>
-          <w:szCs w:val="30"/>
-        </w:rPr>
-        <w:t xml:space="preserve">They are </w:t>
-      </w:r>
-      <w:r>
-        <w:rPr>
-          <w:rFonts w:cstheme="minorHAnsi"/>
-          <w:sz w:val="30"/>
-          <w:szCs w:val="30"/>
+          <w:sz w:val="29"/>
+          <w:szCs w:val="29"/>
+        </w:rPr>
+        <w:t xml:space="preserve"> They are </w:t>
+      </w:r>
+      <w:r>
+        <w:rPr>
+          <w:rFonts w:cstheme="minorHAnsi"/>
+          <w:sz w:val="29"/>
+          <w:szCs w:val="29"/>
         </w:rPr>
         <w:t xml:space="preserve">the most </w:t>
       </w:r>
       <w:r>
         <w:rPr>
           <w:rFonts w:cstheme="minorHAnsi"/>
-          <w:sz w:val="30"/>
-          <w:szCs w:val="30"/>
+          <w:sz w:val="29"/>
+          <w:szCs w:val="29"/>
         </w:rPr>
         <w:t xml:space="preserve">uptight and </w:t>
       </w:r>
       <w:r>
         <w:rPr>
           <w:rFonts w:cstheme="minorHAnsi"/>
-          <w:sz w:val="30"/>
-          <w:szCs w:val="30"/>
+          <w:sz w:val="29"/>
+          <w:szCs w:val="29"/>
         </w:rPr>
         <w:t>suck up</w:t>
       </w:r>
       <w:r>
         <w:rPr>
           <w:rFonts w:cstheme="minorHAnsi"/>
-          <w:sz w:val="30"/>
-          <w:szCs w:val="30"/>
+          <w:sz w:val="29"/>
+          <w:szCs w:val="29"/>
         </w:rPr>
         <w:t xml:space="preserve"> to Eternity.</w:t>
       </w:r>
@@ -2585,8 +2746,8 @@
         <w:spacing w:line="240" w:lineRule="auto"/>
         <w:rPr>
           <w:rFonts w:cstheme="minorHAnsi"/>
-          <w:sz w:val="30"/>
-          <w:szCs w:val="30"/>
+          <w:sz w:val="29"/>
+          <w:szCs w:val="29"/>
         </w:rPr>
       </w:pPr>
       <w:r>
@@ -2594,264 +2755,282 @@
           <w:rFonts w:cstheme="minorHAnsi"/>
           <w:b/>
           <w:bCs/>
-          <w:sz w:val="30"/>
-          <w:szCs w:val="30"/>
+          <w:sz w:val="29"/>
+          <w:szCs w:val="29"/>
         </w:rPr>
         <w:t>DESTINY</w:t>
       </w:r>
       <w:r>
         <w:rPr>
           <w:rFonts w:cstheme="minorHAnsi"/>
-          <w:sz w:val="30"/>
-          <w:szCs w:val="30"/>
-        </w:rPr>
-        <w:t xml:space="preserve"> is the Timepiper of the Future</w:t>
-      </w:r>
-      <w:r>
-        <w:rPr>
-          <w:rFonts w:cstheme="minorHAnsi"/>
-          <w:sz w:val="30"/>
-          <w:szCs w:val="30"/>
+          <w:sz w:val="29"/>
+          <w:szCs w:val="29"/>
+        </w:rPr>
+        <w:t xml:space="preserve"> is the </w:t>
+      </w:r>
+      <w:proofErr w:type="spellStart"/>
+      <w:r>
+        <w:rPr>
+          <w:rFonts w:cstheme="minorHAnsi"/>
+          <w:sz w:val="29"/>
+          <w:szCs w:val="29"/>
+        </w:rPr>
+        <w:t>Timepiper</w:t>
+      </w:r>
+      <w:proofErr w:type="spellEnd"/>
+      <w:r>
+        <w:rPr>
+          <w:rFonts w:cstheme="minorHAnsi"/>
+          <w:sz w:val="29"/>
+          <w:szCs w:val="29"/>
+        </w:rPr>
+        <w:t xml:space="preserve"> of the Future</w:t>
+      </w:r>
+      <w:r>
+        <w:rPr>
+          <w:rFonts w:cstheme="minorHAnsi"/>
+          <w:sz w:val="29"/>
+          <w:szCs w:val="29"/>
         </w:rPr>
         <w:t>,</w:t>
       </w:r>
       <w:r>
         <w:rPr>
           <w:rFonts w:cstheme="minorHAnsi"/>
-          <w:sz w:val="30"/>
-          <w:szCs w:val="30"/>
+          <w:sz w:val="29"/>
+          <w:szCs w:val="29"/>
         </w:rPr>
         <w:t xml:space="preserve"> based on the </w:t>
       </w:r>
       <w:r>
         <w:rPr>
           <w:rFonts w:cstheme="minorHAnsi"/>
-          <w:sz w:val="30"/>
-          <w:szCs w:val="30"/>
+          <w:sz w:val="29"/>
+          <w:szCs w:val="29"/>
         </w:rPr>
         <w:t xml:space="preserve">Norse </w:t>
       </w:r>
       <w:r>
         <w:rPr>
           <w:rFonts w:cstheme="minorHAnsi"/>
-          <w:sz w:val="30"/>
-          <w:szCs w:val="30"/>
+          <w:sz w:val="29"/>
+          <w:szCs w:val="29"/>
         </w:rPr>
         <w:t>Norn</w:t>
       </w:r>
       <w:r>
         <w:rPr>
           <w:rFonts w:cstheme="minorHAnsi"/>
-          <w:sz w:val="30"/>
-          <w:szCs w:val="30"/>
+          <w:sz w:val="29"/>
+          <w:szCs w:val="29"/>
         </w:rPr>
         <w:t>,</w:t>
       </w:r>
       <w:r>
         <w:rPr>
           <w:rFonts w:cstheme="minorHAnsi"/>
-          <w:sz w:val="30"/>
-          <w:szCs w:val="30"/>
+          <w:sz w:val="29"/>
+          <w:szCs w:val="29"/>
         </w:rPr>
         <w:t xml:space="preserve"> Verdandi.</w:t>
       </w:r>
       <w:r>
         <w:rPr>
           <w:rFonts w:cstheme="minorHAnsi"/>
-          <w:sz w:val="30"/>
-          <w:szCs w:val="30"/>
+          <w:sz w:val="29"/>
+          <w:szCs w:val="29"/>
         </w:rPr>
         <w:t xml:space="preserve"> They </w:t>
       </w:r>
       <w:r>
         <w:rPr>
           <w:rFonts w:cstheme="minorHAnsi"/>
-          <w:sz w:val="30"/>
-          <w:szCs w:val="30"/>
+          <w:sz w:val="29"/>
+          <w:szCs w:val="29"/>
         </w:rPr>
         <w:t>go with</w:t>
       </w:r>
       <w:r>
         <w:rPr>
           <w:rFonts w:cstheme="minorHAnsi"/>
-          <w:sz w:val="30"/>
-          <w:szCs w:val="30"/>
+          <w:sz w:val="29"/>
+          <w:szCs w:val="29"/>
         </w:rPr>
         <w:t xml:space="preserve"> the </w:t>
       </w:r>
       <w:r>
         <w:rPr>
           <w:rFonts w:cstheme="minorHAnsi"/>
-          <w:sz w:val="30"/>
-          <w:szCs w:val="30"/>
+          <w:sz w:val="29"/>
+          <w:szCs w:val="29"/>
         </w:rPr>
         <w:t>flow</w:t>
       </w:r>
       <w:r>
         <w:rPr>
           <w:rFonts w:cstheme="minorHAnsi"/>
-          <w:sz w:val="30"/>
-          <w:szCs w:val="30"/>
+          <w:sz w:val="29"/>
+          <w:szCs w:val="29"/>
         </w:rPr>
         <w:t xml:space="preserve"> of </w:t>
       </w:r>
       <w:r>
         <w:rPr>
           <w:rFonts w:cstheme="minorHAnsi"/>
-          <w:sz w:val="30"/>
-          <w:szCs w:val="30"/>
+          <w:sz w:val="29"/>
+          <w:szCs w:val="29"/>
         </w:rPr>
         <w:t>time</w:t>
       </w:r>
       <w:r>
         <w:rPr>
           <w:rFonts w:cstheme="minorHAnsi"/>
-          <w:sz w:val="30"/>
-          <w:szCs w:val="30"/>
+          <w:sz w:val="29"/>
+          <w:szCs w:val="29"/>
         </w:rPr>
         <w:t xml:space="preserve"> as </w:t>
       </w:r>
       <w:r>
         <w:rPr>
           <w:rFonts w:cstheme="minorHAnsi"/>
-          <w:sz w:val="30"/>
-          <w:szCs w:val="30"/>
+          <w:sz w:val="29"/>
+          <w:szCs w:val="29"/>
         </w:rPr>
         <w:t>a</w:t>
       </w:r>
       <w:r>
         <w:rPr>
           <w:rFonts w:cstheme="minorHAnsi"/>
-          <w:sz w:val="30"/>
-          <w:szCs w:val="30"/>
+          <w:sz w:val="29"/>
+          <w:szCs w:val="29"/>
         </w:rPr>
         <w:t xml:space="preserve"> spotted sandpiper</w:t>
       </w:r>
       <w:r>
         <w:rPr>
           <w:rFonts w:cstheme="minorHAnsi"/>
-          <w:sz w:val="30"/>
-          <w:szCs w:val="30"/>
+          <w:sz w:val="29"/>
+          <w:szCs w:val="29"/>
         </w:rPr>
         <w:t xml:space="preserve"> with </w:t>
       </w:r>
       <w:r>
         <w:rPr>
           <w:rFonts w:cstheme="minorHAnsi"/>
-          <w:sz w:val="30"/>
-          <w:szCs w:val="30"/>
+          <w:sz w:val="29"/>
+          <w:szCs w:val="29"/>
         </w:rPr>
         <w:t>high-pitched</w:t>
       </w:r>
       <w:r>
         <w:rPr>
           <w:rFonts w:cstheme="minorHAnsi"/>
-          <w:sz w:val="30"/>
-          <w:szCs w:val="30"/>
+          <w:sz w:val="29"/>
+          <w:szCs w:val="29"/>
         </w:rPr>
         <w:t xml:space="preserve"> calls</w:t>
       </w:r>
       <w:r>
         <w:rPr>
           <w:rFonts w:cstheme="minorHAnsi"/>
-          <w:sz w:val="30"/>
-          <w:szCs w:val="30"/>
+          <w:sz w:val="29"/>
+          <w:szCs w:val="29"/>
         </w:rPr>
         <w:t>.</w:t>
       </w:r>
       <w:r>
         <w:rPr>
           <w:rFonts w:cstheme="minorHAnsi"/>
-          <w:sz w:val="30"/>
-          <w:szCs w:val="30"/>
+          <w:sz w:val="29"/>
+          <w:szCs w:val="29"/>
         </w:rPr>
         <w:t xml:space="preserve"> </w:t>
       </w:r>
       <w:r>
         <w:rPr>
           <w:rFonts w:cstheme="minorHAnsi"/>
-          <w:sz w:val="30"/>
-          <w:szCs w:val="30"/>
+          <w:sz w:val="29"/>
+          <w:szCs w:val="29"/>
         </w:rPr>
         <w:t xml:space="preserve">A </w:t>
       </w:r>
       <w:r>
         <w:rPr>
           <w:rFonts w:cstheme="minorHAnsi"/>
-          <w:sz w:val="30"/>
-          <w:szCs w:val="30"/>
+          <w:sz w:val="29"/>
+          <w:szCs w:val="29"/>
         </w:rPr>
         <w:t>child</w:t>
       </w:r>
       <w:r>
         <w:rPr>
           <w:rFonts w:cstheme="minorHAnsi"/>
-          <w:sz w:val="30"/>
-          <w:szCs w:val="30"/>
+          <w:sz w:val="29"/>
+          <w:szCs w:val="29"/>
         </w:rPr>
         <w:t>, t</w:t>
       </w:r>
       <w:r>
         <w:rPr>
           <w:rFonts w:cstheme="minorHAnsi"/>
-          <w:sz w:val="30"/>
-          <w:szCs w:val="30"/>
+          <w:sz w:val="29"/>
+          <w:szCs w:val="29"/>
         </w:rPr>
         <w:t>hey are the youngest.</w:t>
       </w:r>
       <w:r>
         <w:rPr>
           <w:rFonts w:cstheme="minorHAnsi"/>
-          <w:sz w:val="30"/>
-          <w:szCs w:val="30"/>
+          <w:sz w:val="29"/>
+          <w:szCs w:val="29"/>
         </w:rPr>
         <w:t xml:space="preserve"> </w:t>
       </w:r>
       <w:r>
         <w:rPr>
           <w:rFonts w:cstheme="minorHAnsi"/>
-          <w:sz w:val="30"/>
-          <w:szCs w:val="30"/>
+          <w:sz w:val="29"/>
+          <w:szCs w:val="29"/>
         </w:rPr>
         <w:t>Like Frailty, t</w:t>
       </w:r>
       <w:r>
         <w:rPr>
           <w:rFonts w:cstheme="minorHAnsi"/>
-          <w:sz w:val="30"/>
-          <w:szCs w:val="30"/>
+          <w:sz w:val="29"/>
+          <w:szCs w:val="29"/>
         </w:rPr>
         <w:t xml:space="preserve">hey </w:t>
       </w:r>
       <w:r>
         <w:rPr>
           <w:rFonts w:cstheme="minorHAnsi"/>
-          <w:sz w:val="30"/>
-          <w:szCs w:val="30"/>
+          <w:sz w:val="29"/>
+          <w:szCs w:val="29"/>
         </w:rPr>
         <w:t>enjoy</w:t>
       </w:r>
       <w:r>
         <w:rPr>
           <w:rFonts w:cstheme="minorHAnsi"/>
-          <w:sz w:val="30"/>
-          <w:szCs w:val="30"/>
+          <w:sz w:val="29"/>
+          <w:szCs w:val="29"/>
         </w:rPr>
         <w:t xml:space="preserve"> </w:t>
       </w:r>
       <w:r>
         <w:rPr>
           <w:rFonts w:cstheme="minorHAnsi"/>
-          <w:sz w:val="30"/>
-          <w:szCs w:val="30"/>
+          <w:sz w:val="29"/>
+          <w:szCs w:val="29"/>
         </w:rPr>
         <w:t>pranking</w:t>
       </w:r>
       <w:r>
         <w:rPr>
           <w:rFonts w:cstheme="minorHAnsi"/>
-          <w:sz w:val="30"/>
-          <w:szCs w:val="30"/>
+          <w:sz w:val="29"/>
+          <w:szCs w:val="29"/>
         </w:rPr>
         <w:t xml:space="preserve"> Reality.</w:t>
       </w:r>
@@ -2864,8 +3043,8 @@
         <w:spacing w:line="240" w:lineRule="auto"/>
         <w:rPr>
           <w:rFonts w:cstheme="minorHAnsi"/>
-          <w:sz w:val="30"/>
-          <w:szCs w:val="30"/>
+          <w:sz w:val="29"/>
+          <w:szCs w:val="29"/>
         </w:rPr>
       </w:pPr>
       <w:r>
@@ -2873,136 +3052,136 @@
           <w:rFonts w:cstheme="minorHAnsi"/>
           <w:b/>
           <w:bCs/>
-          <w:sz w:val="30"/>
-          <w:szCs w:val="30"/>
+          <w:sz w:val="29"/>
+          <w:szCs w:val="29"/>
         </w:rPr>
         <w:t>CONDUCTOR</w:t>
       </w:r>
       <w:r>
         <w:rPr>
           <w:rFonts w:cstheme="minorHAnsi"/>
-          <w:sz w:val="30"/>
-          <w:szCs w:val="30"/>
+          <w:sz w:val="29"/>
+          <w:szCs w:val="29"/>
         </w:rPr>
         <w:t xml:space="preserve"> is the literal music </w:t>
       </w:r>
       <w:r>
         <w:rPr>
           <w:rFonts w:cstheme="minorHAnsi"/>
-          <w:sz w:val="30"/>
-          <w:szCs w:val="30"/>
+          <w:sz w:val="29"/>
+          <w:szCs w:val="29"/>
         </w:rPr>
         <w:t>conductor</w:t>
       </w:r>
       <w:r>
         <w:rPr>
           <w:rFonts w:cstheme="minorHAnsi"/>
-          <w:sz w:val="30"/>
-          <w:szCs w:val="30"/>
+          <w:sz w:val="29"/>
+          <w:szCs w:val="29"/>
         </w:rPr>
         <w:t xml:space="preserve"> of the production. They </w:t>
       </w:r>
       <w:r>
         <w:rPr>
           <w:rFonts w:cstheme="minorHAnsi"/>
-          <w:sz w:val="30"/>
-          <w:szCs w:val="30"/>
+          <w:sz w:val="29"/>
+          <w:szCs w:val="29"/>
         </w:rPr>
         <w:t xml:space="preserve">shape </w:t>
       </w:r>
       <w:r>
         <w:rPr>
           <w:rFonts w:cstheme="minorHAnsi"/>
-          <w:sz w:val="30"/>
-          <w:szCs w:val="30"/>
+          <w:sz w:val="29"/>
+          <w:szCs w:val="29"/>
         </w:rPr>
         <w:t>how time flows</w:t>
       </w:r>
       <w:r>
         <w:rPr>
           <w:rFonts w:cstheme="minorHAnsi"/>
-          <w:sz w:val="30"/>
-          <w:szCs w:val="30"/>
+          <w:sz w:val="29"/>
+          <w:szCs w:val="29"/>
         </w:rPr>
         <w:t xml:space="preserve"> for </w:t>
       </w:r>
       <w:r>
         <w:rPr>
           <w:rFonts w:cstheme="minorHAnsi"/>
-          <w:sz w:val="30"/>
-          <w:szCs w:val="30"/>
+          <w:sz w:val="29"/>
+          <w:szCs w:val="29"/>
         </w:rPr>
         <w:t xml:space="preserve">the </w:t>
       </w:r>
       <w:r>
         <w:rPr>
           <w:rFonts w:cstheme="minorHAnsi"/>
-          <w:sz w:val="30"/>
-          <w:szCs w:val="30"/>
+          <w:sz w:val="29"/>
+          <w:szCs w:val="29"/>
         </w:rPr>
         <w:t>time travelers, based on th</w:t>
       </w:r>
       <w:r>
         <w:rPr>
           <w:rFonts w:cstheme="minorHAnsi"/>
-          <w:sz w:val="30"/>
-          <w:szCs w:val="30"/>
+          <w:sz w:val="29"/>
+          <w:szCs w:val="29"/>
         </w:rPr>
         <w:t>eir choice of instruments and musical phrases</w:t>
       </w:r>
       <w:r>
         <w:rPr>
           <w:rFonts w:cstheme="minorHAnsi"/>
-          <w:sz w:val="30"/>
-          <w:szCs w:val="30"/>
+          <w:sz w:val="29"/>
+          <w:szCs w:val="29"/>
         </w:rPr>
         <w:t xml:space="preserve">. </w:t>
       </w:r>
       <w:r>
         <w:rPr>
           <w:rFonts w:cstheme="minorHAnsi"/>
-          <w:sz w:val="30"/>
-          <w:szCs w:val="30"/>
+          <w:sz w:val="29"/>
+          <w:szCs w:val="29"/>
         </w:rPr>
         <w:t>Without them</w:t>
       </w:r>
       <w:r>
         <w:rPr>
           <w:rFonts w:cstheme="minorHAnsi"/>
-          <w:sz w:val="30"/>
-          <w:szCs w:val="30"/>
+          <w:sz w:val="29"/>
+          <w:szCs w:val="29"/>
         </w:rPr>
         <w:t>, every</w:t>
       </w:r>
       <w:r>
         <w:rPr>
           <w:rFonts w:cstheme="minorHAnsi"/>
-          <w:sz w:val="30"/>
-          <w:szCs w:val="30"/>
+          <w:sz w:val="29"/>
+          <w:szCs w:val="29"/>
         </w:rPr>
         <w:t xml:space="preserve"> </w:t>
       </w:r>
       <w:r>
         <w:rPr>
           <w:rFonts w:cstheme="minorHAnsi"/>
-          <w:sz w:val="30"/>
-          <w:szCs w:val="30"/>
+          <w:sz w:val="29"/>
+          <w:szCs w:val="29"/>
         </w:rPr>
         <w:t>being</w:t>
       </w:r>
       <w:r>
         <w:rPr>
           <w:rFonts w:cstheme="minorHAnsi"/>
-          <w:sz w:val="30"/>
-          <w:szCs w:val="30"/>
+          <w:sz w:val="29"/>
+          <w:szCs w:val="29"/>
         </w:rPr>
         <w:t xml:space="preserve"> (will)</w:t>
       </w:r>
       <w:r>
         <w:rPr>
           <w:rFonts w:cstheme="minorHAnsi"/>
-          <w:sz w:val="30"/>
-          <w:szCs w:val="30"/>
+          <w:sz w:val="29"/>
+          <w:szCs w:val="29"/>
         </w:rPr>
         <w:t xml:space="preserve"> dies/died.</w:t>
       </w:r>
@@ -3112,6 +3291,7 @@
         </w:rPr>
         <w:t xml:space="preserve"> </w:t>
       </w:r>
+      <w:proofErr w:type="spellStart"/>
       <w:r>
         <w:rPr>
           <w:rFonts w:cstheme="minorHAnsi"/>
@@ -3119,7 +3299,17 @@
           <w:szCs w:val="30"/>
           <w:vertAlign w:val="subscript"/>
         </w:rPr>
-        <w:t>Timeharmonic Orchestra</w:t>
+        <w:t>Timeharmonic</w:t>
+      </w:r>
+      <w:proofErr w:type="spellEnd"/>
+      <w:r>
+        <w:rPr>
+          <w:rFonts w:cstheme="minorHAnsi"/>
+          <w:sz w:val="30"/>
+          <w:szCs w:val="30"/>
+          <w:vertAlign w:val="subscript"/>
+        </w:rPr>
+        <w:t xml:space="preserve"> Orchestra</w:t>
       </w:r>
       <w:r>
         <w:rPr>
@@ -3269,6 +3459,7 @@
         </w:rPr>
         <w:t xml:space="preserve">Tabitha, Dakota, </w:t>
       </w:r>
+      <w:proofErr w:type="spellStart"/>
       <w:r>
         <w:rPr>
           <w:rFonts w:cstheme="minorHAnsi"/>
@@ -3278,6 +3469,7 @@
         </w:rPr>
         <w:t>Timepipers</w:t>
       </w:r>
+      <w:proofErr w:type="spellEnd"/>
       <w:r>
         <w:rPr>
           <w:rFonts w:cstheme="minorHAnsi"/>
@@ -3301,15 +3493,15 @@
           <w:sz w:val="30"/>
           <w:szCs w:val="30"/>
         </w:rPr>
-        <w:t xml:space="preserve"> Father is Long</w:t>
-      </w:r>
-      <w:r>
-        <w:rPr>
-          <w:rFonts w:cstheme="minorHAnsi"/>
-          <w:sz w:val="30"/>
-          <w:szCs w:val="30"/>
-        </w:rPr>
-        <w:t xml:space="preserve"> Gone, Mother Ain’t Born Yet</w:t>
+        <w:t xml:space="preserve"> </w:t>
+      </w:r>
+      <w:r>
+        <w:rPr>
+          <w:rFonts w:cstheme="minorHAnsi"/>
+          <w:sz w:val="30"/>
+          <w:szCs w:val="30"/>
+        </w:rPr>
+        <w:t xml:space="preserve">Must Be Nice (Times Like These) </w:t>
       </w:r>
       <w:r>
         <w:rPr>
@@ -3318,7 +3510,163 @@
           <w:szCs w:val="30"/>
           <w:vertAlign w:val="subscript"/>
         </w:rPr>
-        <w:t xml:space="preserve"> Tabitha, Dakota</w:t>
+        <w:t xml:space="preserve">Tabitha, Dakota, </w:t>
+      </w:r>
+      <w:r>
+        <w:rPr>
+          <w:rFonts w:cstheme="minorHAnsi"/>
+          <w:sz w:val="30"/>
+          <w:szCs w:val="30"/>
+          <w:vertAlign w:val="subscript"/>
+        </w:rPr>
+        <w:t>Romantics</w:t>
+      </w:r>
+      <w:r>
+        <w:rPr>
+          <w:rFonts w:cstheme="minorHAnsi"/>
+          <w:sz w:val="30"/>
+          <w:szCs w:val="30"/>
+        </w:rPr>
+        <w:br/>
+      </w:r>
+      <w:r>
+        <w:rPr>
+          <w:rFonts w:cstheme="minorHAnsi"/>
+          <w:sz w:val="30"/>
+          <w:szCs w:val="30"/>
+        </w:rPr>
+        <w:t>6</w:t>
+      </w:r>
+      <w:r>
+        <w:rPr>
+          <w:rFonts w:cstheme="minorHAnsi"/>
+          <w:sz w:val="30"/>
+          <w:szCs w:val="30"/>
+        </w:rPr>
+        <w:t xml:space="preserve">. Out of Tune </w:t>
+      </w:r>
+      <w:r>
+        <w:rPr>
+          <w:rFonts w:cstheme="minorHAnsi"/>
+          <w:sz w:val="30"/>
+          <w:szCs w:val="30"/>
+          <w:vertAlign w:val="subscript"/>
+        </w:rPr>
+        <w:t xml:space="preserve">Eternity, </w:t>
+      </w:r>
+      <w:proofErr w:type="spellStart"/>
+      <w:r>
+        <w:rPr>
+          <w:rFonts w:cstheme="minorHAnsi"/>
+          <w:sz w:val="30"/>
+          <w:szCs w:val="30"/>
+          <w:vertAlign w:val="subscript"/>
+        </w:rPr>
+        <w:t>Timeharmonic</w:t>
+      </w:r>
+      <w:proofErr w:type="spellEnd"/>
+      <w:r>
+        <w:rPr>
+          <w:rFonts w:cstheme="minorHAnsi"/>
+          <w:sz w:val="30"/>
+          <w:szCs w:val="30"/>
+          <w:vertAlign w:val="subscript"/>
+        </w:rPr>
+        <w:t xml:space="preserve"> Orchestra</w:t>
+      </w:r>
+      <w:r>
+        <w:rPr>
+          <w:rFonts w:cstheme="minorHAnsi"/>
+          <w:sz w:val="30"/>
+          <w:szCs w:val="30"/>
+        </w:rPr>
+        <w:br/>
+      </w:r>
+      <w:r>
+        <w:rPr>
+          <w:rFonts w:cstheme="minorHAnsi"/>
+          <w:sz w:val="30"/>
+          <w:szCs w:val="30"/>
+        </w:rPr>
+        <w:t>7</w:t>
+      </w:r>
+      <w:r>
+        <w:rPr>
+          <w:rFonts w:cstheme="minorHAnsi"/>
+          <w:sz w:val="30"/>
+          <w:szCs w:val="30"/>
+        </w:rPr>
+        <w:t xml:space="preserve">. </w:t>
+      </w:r>
+      <w:proofErr w:type="spellStart"/>
+      <w:r>
+        <w:rPr>
+          <w:rFonts w:cstheme="minorHAnsi"/>
+          <w:sz w:val="30"/>
+          <w:szCs w:val="30"/>
+        </w:rPr>
+        <w:t>אֶפְש</w:t>
+      </w:r>
+      <w:proofErr w:type="spellEnd"/>
+      <w:r>
+        <w:rPr>
+          <w:rFonts w:cstheme="minorHAnsi"/>
+          <w:sz w:val="30"/>
+          <w:szCs w:val="30"/>
+        </w:rPr>
+        <w:t>ָׁ</w:t>
+      </w:r>
+      <w:proofErr w:type="spellStart"/>
+      <w:r>
+        <w:rPr>
+          <w:rFonts w:cstheme="minorHAnsi"/>
+          <w:sz w:val="30"/>
+          <w:szCs w:val="30"/>
+        </w:rPr>
+        <w:t>רִי</w:t>
+      </w:r>
+      <w:proofErr w:type="spellEnd"/>
+      <w:r>
+        <w:rPr>
+          <w:rFonts w:cstheme="minorHAnsi"/>
+          <w:sz w:val="30"/>
+          <w:szCs w:val="30"/>
+        </w:rPr>
+        <w:t xml:space="preserve"> (</w:t>
+      </w:r>
+      <w:proofErr w:type="spellStart"/>
+      <w:r>
+        <w:rPr>
+          <w:rFonts w:cstheme="minorHAnsi"/>
+          <w:sz w:val="30"/>
+          <w:szCs w:val="30"/>
+        </w:rPr>
+        <w:t>Efshari</w:t>
+      </w:r>
+      <w:proofErr w:type="spellEnd"/>
+      <w:r>
+        <w:rPr>
+          <w:rFonts w:cstheme="minorHAnsi"/>
+          <w:sz w:val="30"/>
+          <w:szCs w:val="30"/>
+        </w:rPr>
+        <w:t xml:space="preserve">, </w:t>
+      </w:r>
+      <w:r>
+        <w:rPr>
+          <w:rFonts w:cstheme="minorHAnsi"/>
+          <w:sz w:val="30"/>
+          <w:szCs w:val="30"/>
+        </w:rPr>
+        <w:t>Anything’s Possible</w:t>
+      </w:r>
+      <w:r>
+        <w:rPr>
+          <w:rFonts w:cstheme="minorHAnsi"/>
+          <w:sz w:val="30"/>
+          <w:szCs w:val="30"/>
+        </w:rPr>
+        <w:t>)</w:t>
       </w:r>
       <w:r>
         <w:rPr>
@@ -3333,6 +3681,25 @@
           <w:rFonts w:cstheme="minorHAnsi"/>
           <w:sz w:val="30"/>
           <w:szCs w:val="30"/>
+          <w:vertAlign w:val="subscript"/>
+        </w:rPr>
+        <w:t xml:space="preserve">Tabitha, Dakota, </w:t>
+      </w:r>
+      <w:r>
+        <w:rPr>
+          <w:rFonts w:cstheme="minorHAnsi"/>
+          <w:sz w:val="30"/>
+          <w:szCs w:val="30"/>
+          <w:vertAlign w:val="subscript"/>
+        </w:rPr>
+        <w:t>Romantics</w:t>
+      </w:r>
+      <w:r>
+        <w:rPr>
+          <w:rFonts w:cstheme="minorHAnsi"/>
+          <w:sz w:val="30"/>
+          <w:szCs w:val="30"/>
+          <w:vertAlign w:val="subscript"/>
         </w:rPr>
         <w:br/>
       </w:r>
@@ -3342,15 +3709,15 @@
           <w:sz w:val="30"/>
           <w:szCs w:val="30"/>
         </w:rPr>
-        <w:t>6</w:t>
-      </w:r>
-      <w:r>
-        <w:rPr>
-          <w:rFonts w:cstheme="minorHAnsi"/>
-          <w:sz w:val="30"/>
-          <w:szCs w:val="30"/>
-        </w:rPr>
-        <w:t xml:space="preserve">. Out of Tune </w:t>
+        <w:t>8</w:t>
+      </w:r>
+      <w:r>
+        <w:rPr>
+          <w:rFonts w:cstheme="minorHAnsi"/>
+          <w:sz w:val="30"/>
+          <w:szCs w:val="30"/>
+        </w:rPr>
+        <w:t xml:space="preserve">. Band Together </w:t>
       </w:r>
       <w:r>
         <w:rPr>
@@ -3359,13 +3726,25 @@
           <w:szCs w:val="30"/>
           <w:vertAlign w:val="subscript"/>
         </w:rPr>
-        <w:t>Eternity, Timeharmonic Orchestra</w:t>
-      </w:r>
-      <w:r>
-        <w:rPr>
-          <w:rFonts w:cstheme="minorHAnsi"/>
-          <w:sz w:val="30"/>
-          <w:szCs w:val="30"/>
+        <w:t xml:space="preserve">Tabitha, Dakota, </w:t>
+      </w:r>
+      <w:proofErr w:type="spellStart"/>
+      <w:r>
+        <w:rPr>
+          <w:rFonts w:cstheme="minorHAnsi"/>
+          <w:sz w:val="30"/>
+          <w:szCs w:val="30"/>
+          <w:vertAlign w:val="subscript"/>
+        </w:rPr>
+        <w:t>Timepipers</w:t>
+      </w:r>
+      <w:proofErr w:type="spellEnd"/>
+      <w:r>
+        <w:rPr>
+          <w:rFonts w:cstheme="minorHAnsi"/>
+          <w:sz w:val="30"/>
+          <w:szCs w:val="30"/>
+          <w:vertAlign w:val="subscript"/>
         </w:rPr>
         <w:br/>
       </w:r>
@@ -3375,23 +3754,15 @@
           <w:sz w:val="30"/>
           <w:szCs w:val="30"/>
         </w:rPr>
-        <w:t>7</w:t>
-      </w:r>
-      <w:r>
-        <w:rPr>
-          <w:rFonts w:cstheme="minorHAnsi"/>
-          <w:sz w:val="30"/>
-          <w:szCs w:val="30"/>
-        </w:rPr>
-        <w:t xml:space="preserve">. </w:t>
-      </w:r>
-      <w:r>
-        <w:rPr>
-          <w:rFonts w:cstheme="minorHAnsi"/>
-          <w:sz w:val="30"/>
-          <w:szCs w:val="30"/>
-        </w:rPr>
-        <w:t xml:space="preserve">Must Be Nice (Times Like These) </w:t>
+        <w:t>9</w:t>
+      </w:r>
+      <w:r>
+        <w:rPr>
+          <w:rFonts w:cstheme="minorHAnsi"/>
+          <w:sz w:val="30"/>
+          <w:szCs w:val="30"/>
+        </w:rPr>
+        <w:t>. Until the Beginning</w:t>
       </w:r>
       <w:r>
         <w:rPr>
@@ -3400,7 +3771,7 @@
           <w:szCs w:val="30"/>
           <w:vertAlign w:val="subscript"/>
         </w:rPr>
-        <w:t>Tabitha, Dakota, Past People</w:t>
+        <w:t xml:space="preserve"> </w:t>
       </w:r>
       <w:r>
         <w:rPr>
@@ -3409,6 +3780,24 @@
           <w:szCs w:val="30"/>
           <w:vertAlign w:val="subscript"/>
         </w:rPr>
+        <w:t xml:space="preserve">Tabitha, Dakota, </w:t>
+      </w:r>
+      <w:r>
+        <w:rPr>
+          <w:rFonts w:cstheme="minorHAnsi"/>
+          <w:sz w:val="30"/>
+          <w:szCs w:val="30"/>
+          <w:vertAlign w:val="subscript"/>
+        </w:rPr>
+        <w:t>Romantics</w:t>
+      </w:r>
+      <w:r>
+        <w:rPr>
+          <w:rFonts w:cstheme="minorHAnsi"/>
+          <w:sz w:val="30"/>
+          <w:szCs w:val="30"/>
+          <w:vertAlign w:val="subscript"/>
+        </w:rPr>
         <w:br/>
       </w:r>
       <w:r>
@@ -3417,15 +3806,7 @@
           <w:sz w:val="30"/>
           <w:szCs w:val="30"/>
         </w:rPr>
-        <w:t>8</w:t>
-      </w:r>
-      <w:r>
-        <w:rPr>
-          <w:rFonts w:cstheme="minorHAnsi"/>
-          <w:sz w:val="30"/>
-          <w:szCs w:val="30"/>
-        </w:rPr>
-        <w:t xml:space="preserve">. Band Together </w:t>
+        <w:t xml:space="preserve">10. Life is Short (You Must Be This Old to Die) </w:t>
       </w:r>
       <w:r>
         <w:rPr>
@@ -3434,8 +3815,9 @@
           <w:szCs w:val="30"/>
           <w:vertAlign w:val="subscript"/>
         </w:rPr>
-        <w:t>Tabitha, Dakota, Past People</w:t>
-      </w:r>
+        <w:t xml:space="preserve">Tabitha, </w:t>
+      </w:r>
+      <w:proofErr w:type="spellStart"/>
       <w:r>
         <w:rPr>
           <w:rFonts w:cstheme="minorHAnsi"/>
@@ -3443,6 +3825,16 @@
           <w:szCs w:val="30"/>
           <w:vertAlign w:val="subscript"/>
         </w:rPr>
+        <w:t>Timepipers</w:t>
+      </w:r>
+      <w:proofErr w:type="spellEnd"/>
+      <w:r>
+        <w:rPr>
+          <w:rFonts w:cstheme="minorHAnsi"/>
+          <w:sz w:val="30"/>
+          <w:szCs w:val="30"/>
+          <w:vertAlign w:val="subscript"/>
+        </w:rPr>
         <w:br/>
       </w:r>
       <w:r>
@@ -3451,15 +3843,23 @@
           <w:sz w:val="30"/>
           <w:szCs w:val="30"/>
         </w:rPr>
-        <w:t>9</w:t>
-      </w:r>
-      <w:r>
-        <w:rPr>
-          <w:rFonts w:cstheme="minorHAnsi"/>
-          <w:sz w:val="30"/>
-          <w:szCs w:val="30"/>
-        </w:rPr>
-        <w:t>. Until the Beginning</w:t>
+        <w:t>1</w:t>
+      </w:r>
+      <w:r>
+        <w:rPr>
+          <w:rFonts w:cstheme="minorHAnsi"/>
+          <w:sz w:val="30"/>
+          <w:szCs w:val="30"/>
+        </w:rPr>
+        <w:t>1</w:t>
+      </w:r>
+      <w:r>
+        <w:rPr>
+          <w:rFonts w:cstheme="minorHAnsi"/>
+          <w:sz w:val="30"/>
+          <w:szCs w:val="30"/>
+        </w:rPr>
+        <w:t xml:space="preserve">. Future Plans </w:t>
       </w:r>
       <w:r>
         <w:rPr>
@@ -3468,8 +3868,27 @@
           <w:szCs w:val="30"/>
           <w:vertAlign w:val="subscript"/>
         </w:rPr>
+        <w:t>Tabitha,</w:t>
+      </w:r>
+      <w:r>
+        <w:rPr>
+          <w:rFonts w:cstheme="minorHAnsi"/>
+          <w:sz w:val="30"/>
+          <w:szCs w:val="30"/>
+          <w:vertAlign w:val="subscript"/>
+        </w:rPr>
+        <w:t xml:space="preserve"> Dakota,</w:t>
+      </w:r>
+      <w:r>
+        <w:rPr>
+          <w:rFonts w:cstheme="minorHAnsi"/>
+          <w:sz w:val="30"/>
+          <w:szCs w:val="30"/>
+          <w:vertAlign w:val="subscript"/>
+        </w:rPr>
         <w:t xml:space="preserve"> </w:t>
       </w:r>
+      <w:proofErr w:type="spellStart"/>
       <w:r>
         <w:rPr>
           <w:rFonts w:cstheme="minorHAnsi"/>
@@ -3477,8 +3896,9 @@
           <w:szCs w:val="30"/>
           <w:vertAlign w:val="subscript"/>
         </w:rPr>
-        <w:t>Tabitha, Dakota, Timepipers, People</w:t>
-      </w:r>
+        <w:t>Timeharmonic</w:t>
+      </w:r>
+      <w:proofErr w:type="spellEnd"/>
       <w:r>
         <w:rPr>
           <w:rFonts w:cstheme="minorHAnsi"/>
@@ -3486,102 +3906,7 @@
           <w:szCs w:val="30"/>
           <w:vertAlign w:val="subscript"/>
         </w:rPr>
-        <w:br/>
-      </w:r>
-      <w:r>
-        <w:rPr>
-          <w:rFonts w:cstheme="minorHAnsi"/>
-          <w:sz w:val="30"/>
-          <w:szCs w:val="30"/>
-        </w:rPr>
-        <w:t xml:space="preserve">10. Life is Short (You Must Be This Old to Die) </w:t>
-      </w:r>
-      <w:r>
-        <w:rPr>
-          <w:rFonts w:cstheme="minorHAnsi"/>
-          <w:sz w:val="30"/>
-          <w:szCs w:val="30"/>
-          <w:vertAlign w:val="subscript"/>
-        </w:rPr>
-        <w:t xml:space="preserve">Tabitha, </w:t>
-      </w:r>
-      <w:r>
-        <w:rPr>
-          <w:rFonts w:cstheme="minorHAnsi"/>
-          <w:sz w:val="30"/>
-          <w:szCs w:val="30"/>
-          <w:vertAlign w:val="subscript"/>
-        </w:rPr>
-        <w:t>Timepipers</w:t>
-      </w:r>
-      <w:r>
-        <w:rPr>
-          <w:rFonts w:cstheme="minorHAnsi"/>
-          <w:sz w:val="30"/>
-          <w:szCs w:val="30"/>
-          <w:vertAlign w:val="subscript"/>
-        </w:rPr>
-        <w:br/>
-      </w:r>
-      <w:r>
-        <w:rPr>
-          <w:rFonts w:cstheme="minorHAnsi"/>
-          <w:sz w:val="30"/>
-          <w:szCs w:val="30"/>
-        </w:rPr>
-        <w:t>1</w:t>
-      </w:r>
-      <w:r>
-        <w:rPr>
-          <w:rFonts w:cstheme="minorHAnsi"/>
-          <w:sz w:val="30"/>
-          <w:szCs w:val="30"/>
-        </w:rPr>
-        <w:t>1</w:t>
-      </w:r>
-      <w:r>
-        <w:rPr>
-          <w:rFonts w:cstheme="minorHAnsi"/>
-          <w:sz w:val="30"/>
-          <w:szCs w:val="30"/>
-        </w:rPr>
-        <w:t xml:space="preserve">. Future Plans </w:t>
-      </w:r>
-      <w:r>
-        <w:rPr>
-          <w:rFonts w:cstheme="minorHAnsi"/>
-          <w:sz w:val="30"/>
-          <w:szCs w:val="30"/>
-          <w:vertAlign w:val="subscript"/>
-        </w:rPr>
-        <w:t>Tabitha,</w:t>
-      </w:r>
-      <w:r>
-        <w:rPr>
-          <w:rFonts w:cstheme="minorHAnsi"/>
-          <w:sz w:val="30"/>
-          <w:szCs w:val="30"/>
-          <w:vertAlign w:val="subscript"/>
-        </w:rPr>
-        <w:t xml:space="preserve"> Dakota,</w:t>
-      </w:r>
-      <w:r>
-        <w:rPr>
-          <w:rFonts w:cstheme="minorHAnsi"/>
-          <w:sz w:val="30"/>
-          <w:szCs w:val="30"/>
-          <w:vertAlign w:val="subscript"/>
-        </w:rPr>
-        <w:t xml:space="preserve"> </w:t>
-      </w:r>
-      <w:r>
-        <w:rPr>
-          <w:rFonts w:cstheme="minorHAnsi"/>
-          <w:sz w:val="30"/>
-          <w:szCs w:val="30"/>
-          <w:vertAlign w:val="subscript"/>
-        </w:rPr>
-        <w:t>Timeharmonic Orchestra</w:t>
+        <w:t xml:space="preserve"> Orchestra</w:t>
       </w:r>
       <w:r>
         <w:rPr>
@@ -3846,6 +4171,66 @@
           <w:sz w:val="30"/>
           <w:szCs w:val="30"/>
         </w:rPr>
+        <w:t xml:space="preserve">15. </w:t>
+      </w:r>
+      <w:proofErr w:type="spellStart"/>
+      <w:r>
+        <w:rPr>
+          <w:rFonts w:cstheme="minorHAnsi"/>
+          <w:sz w:val="30"/>
+          <w:szCs w:val="30"/>
+        </w:rPr>
+        <w:t>אֶפְש</w:t>
+      </w:r>
+      <w:proofErr w:type="spellEnd"/>
+      <w:r>
+        <w:rPr>
+          <w:rFonts w:cstheme="minorHAnsi"/>
+          <w:sz w:val="30"/>
+          <w:szCs w:val="30"/>
+        </w:rPr>
+        <w:t>ָׁ</w:t>
+      </w:r>
+      <w:proofErr w:type="spellStart"/>
+      <w:r>
+        <w:rPr>
+          <w:rFonts w:cstheme="minorHAnsi"/>
+          <w:sz w:val="30"/>
+          <w:szCs w:val="30"/>
+        </w:rPr>
+        <w:t>רִי</w:t>
+      </w:r>
+      <w:proofErr w:type="spellEnd"/>
+      <w:r>
+        <w:rPr>
+          <w:rFonts w:cstheme="minorHAnsi"/>
+          <w:sz w:val="30"/>
+          <w:szCs w:val="30"/>
+        </w:rPr>
+        <w:t xml:space="preserve"> </w:t>
+      </w:r>
+      <w:r>
+        <w:rPr>
+          <w:rFonts w:cstheme="minorHAnsi"/>
+          <w:sz w:val="30"/>
+          <w:szCs w:val="30"/>
+        </w:rPr>
+        <w:t>– Reprise</w:t>
+      </w:r>
+      <w:r>
+        <w:rPr>
+          <w:rFonts w:cstheme="minorHAnsi"/>
+          <w:sz w:val="30"/>
+          <w:szCs w:val="30"/>
+        </w:rPr>
+        <w:br/>
+      </w:r>
+      <w:r>
+        <w:rPr>
+          <w:rFonts w:cstheme="minorHAnsi"/>
+          <w:sz w:val="30"/>
+          <w:szCs w:val="30"/>
+        </w:rPr>
         <w:t>1</w:t>
       </w:r>
       <w:r>
@@ -3854,7 +4239,7 @@
           <w:sz w:val="30"/>
           <w:szCs w:val="30"/>
         </w:rPr>
-        <w:t>5</w:t>
+        <w:t>6</w:t>
       </w:r>
       <w:r>
         <w:rPr>
@@ -3880,6 +4265,7 @@
         </w:rPr>
         <w:t xml:space="preserve"> </w:t>
       </w:r>
+      <w:proofErr w:type="spellStart"/>
       <w:r>
         <w:rPr>
           <w:rFonts w:cstheme="minorHAnsi"/>
@@ -3887,8 +4273,9 @@
           <w:szCs w:val="30"/>
           <w:vertAlign w:val="subscript"/>
         </w:rPr>
-        <w:t>Timeharmonic Orchestra</w:t>
-      </w:r>
+        <w:t>Timeharmonic</w:t>
+      </w:r>
+      <w:proofErr w:type="spellEnd"/>
       <w:r>
         <w:rPr>
           <w:rFonts w:cstheme="minorHAnsi"/>
@@ -3896,6 +4283,15 @@
           <w:szCs w:val="30"/>
           <w:vertAlign w:val="subscript"/>
         </w:rPr>
+        <w:t xml:space="preserve"> Orchestra</w:t>
+      </w:r>
+      <w:r>
+        <w:rPr>
+          <w:rFonts w:cstheme="minorHAnsi"/>
+          <w:sz w:val="30"/>
+          <w:szCs w:val="30"/>
+          <w:vertAlign w:val="subscript"/>
+        </w:rPr>
         <w:br/>
       </w:r>
       <w:r>
@@ -3912,7 +4308,7 @@
           <w:sz w:val="30"/>
           <w:szCs w:val="30"/>
         </w:rPr>
-        <w:t>6</w:t>
+        <w:t>7</w:t>
       </w:r>
       <w:r>
         <w:rPr>
@@ -3979,7 +4375,7 @@
           <w:sz w:val="30"/>
           <w:szCs w:val="30"/>
         </w:rPr>
-        <w:t>7</w:t>
+        <w:t>8</w:t>
       </w:r>
       <w:r>
         <w:rPr>
@@ -4004,8 +4400,9 @@
           <w:szCs w:val="30"/>
           <w:vertAlign w:val="subscript"/>
         </w:rPr>
-        <w:t>Eternity, Conductor, Timeharmonic Orchestra, Tabitha, Dakota</w:t>
-      </w:r>
+        <w:t xml:space="preserve">Eternity, Conductor, </w:t>
+      </w:r>
+      <w:proofErr w:type="spellStart"/>
       <w:r>
         <w:rPr>
           <w:rFonts w:cstheme="minorHAnsi"/>
@@ -4013,6 +4410,25 @@
           <w:szCs w:val="30"/>
           <w:vertAlign w:val="subscript"/>
         </w:rPr>
+        <w:t>Timeharmonic</w:t>
+      </w:r>
+      <w:proofErr w:type="spellEnd"/>
+      <w:r>
+        <w:rPr>
+          <w:rFonts w:cstheme="minorHAnsi"/>
+          <w:sz w:val="30"/>
+          <w:szCs w:val="30"/>
+          <w:vertAlign w:val="subscript"/>
+        </w:rPr>
+        <w:t xml:space="preserve"> Orchestra, Tabitha, Dakota</w:t>
+      </w:r>
+      <w:r>
+        <w:rPr>
+          <w:rFonts w:cstheme="minorHAnsi"/>
+          <w:sz w:val="30"/>
+          <w:szCs w:val="30"/>
+          <w:vertAlign w:val="subscript"/>
+        </w:rPr>
         <w:br/>
       </w:r>
       <w:r>
@@ -4029,7 +4445,7 @@
           <w:sz w:val="30"/>
           <w:szCs w:val="30"/>
         </w:rPr>
-        <w:t>8</w:t>
+        <w:t>9</w:t>
       </w:r>
       <w:r>
         <w:rPr>
@@ -4071,7 +4487,7 @@
           <w:sz w:val="30"/>
           <w:szCs w:val="30"/>
         </w:rPr>
-        <w:t>19</w:t>
+        <w:t>20</w:t>
       </w:r>
       <w:r>
         <w:rPr>
@@ -4129,7 +4545,7 @@
           <w:sz w:val="30"/>
           <w:szCs w:val="30"/>
         </w:rPr>
-        <w:t>0</w:t>
+        <w:t>1</w:t>
       </w:r>
       <w:r>
         <w:rPr>
@@ -4196,15 +4612,31 @@
           <w:sz w:val="30"/>
           <w:szCs w:val="30"/>
         </w:rPr>
-        <w:t>1</w:t>
-      </w:r>
-      <w:r>
-        <w:rPr>
-          <w:rFonts w:cstheme="minorHAnsi"/>
-          <w:sz w:val="30"/>
-          <w:szCs w:val="30"/>
-        </w:rPr>
-        <w:t xml:space="preserve">. In Loving Destiny (Reprise) </w:t>
+        <w:t>2</w:t>
+      </w:r>
+      <w:r>
+        <w:rPr>
+          <w:rFonts w:cstheme="minorHAnsi"/>
+          <w:sz w:val="30"/>
+          <w:szCs w:val="30"/>
+        </w:rPr>
+        <w:t xml:space="preserve">. In Loving Destiny </w:t>
+      </w:r>
+      <w:r>
+        <w:rPr>
+          <w:rFonts w:cstheme="minorHAnsi"/>
+          <w:sz w:val="30"/>
+          <w:szCs w:val="30"/>
+        </w:rPr>
+        <w:t>– Reprise</w:t>
+      </w:r>
+      <w:r>
+        <w:rPr>
+          <w:rFonts w:cstheme="minorHAnsi"/>
+          <w:sz w:val="30"/>
+          <w:szCs w:val="30"/>
+        </w:rPr>
+        <w:t xml:space="preserve"> </w:t>
       </w:r>
       <w:r>
         <w:rPr>
@@ -4318,8 +4750,8 @@
           <w:rFonts w:cstheme="minorHAnsi"/>
           <w:b/>
           <w:bCs/>
-          <w:sz w:val="32"/>
-          <w:szCs w:val="32"/>
+          <w:sz w:val="30"/>
+          <w:szCs w:val="30"/>
           <w:u w:val="single"/>
         </w:rPr>
       </w:pPr>
@@ -4328,8 +4760,8 @@
           <w:rFonts w:cstheme="minorHAnsi"/>
           <w:b/>
           <w:bCs/>
-          <w:sz w:val="32"/>
-          <w:szCs w:val="32"/>
+          <w:sz w:val="30"/>
+          <w:szCs w:val="30"/>
           <w:u w:val="single"/>
         </w:rPr>
         <w:lastRenderedPageBreak/>
@@ -4344,65 +4776,25 @@
         <w:spacing w:line="240" w:lineRule="auto"/>
         <w:rPr>
           <w:rFonts w:cstheme="minorHAnsi"/>
-          <w:sz w:val="32"/>
-          <w:szCs w:val="32"/>
-        </w:rPr>
-      </w:pPr>
-      <w:r>
-        <w:rPr>
-          <w:rFonts w:cstheme="minorHAnsi"/>
-          <w:sz w:val="32"/>
-          <w:szCs w:val="32"/>
-        </w:rPr>
-        <w:t>Trapped in the 1</w:t>
-      </w:r>
-      <w:r>
-        <w:rPr>
-          <w:rFonts w:cstheme="minorHAnsi"/>
-          <w:sz w:val="32"/>
-          <w:szCs w:val="32"/>
-        </w:rPr>
-        <w:t>9</w:t>
-      </w:r>
-      <w:r>
-        <w:rPr>
-          <w:rFonts w:cstheme="minorHAnsi"/>
-          <w:sz w:val="32"/>
-          <w:szCs w:val="32"/>
-        </w:rPr>
-        <w:t xml:space="preserve">th-century Romantic era by guitars carved from spacetime wood, a 1st-century Galilean lyre maker and a lonely 21st-century Midwesterner must fuse ancient </w:t>
-      </w:r>
-      <w:r>
-        <w:rPr>
-          <w:rFonts w:cstheme="minorHAnsi"/>
-          <w:sz w:val="32"/>
-          <w:szCs w:val="32"/>
-        </w:rPr>
-        <w:t>hymns</w:t>
-      </w:r>
-      <w:r>
-        <w:rPr>
-          <w:rFonts w:cstheme="minorHAnsi"/>
-          <w:sz w:val="32"/>
-          <w:szCs w:val="32"/>
-        </w:rPr>
-        <w:t xml:space="preserve"> with hip</w:t>
-      </w:r>
-      <w:r>
-        <w:rPr>
-          <w:rFonts w:cstheme="minorHAnsi"/>
-          <w:sz w:val="32"/>
-          <w:szCs w:val="32"/>
-        </w:rPr>
-        <w:t xml:space="preserve"> </w:t>
-      </w:r>
-      <w:r>
-        <w:rPr>
-          <w:rFonts w:cstheme="minorHAnsi"/>
-          <w:sz w:val="32"/>
-          <w:szCs w:val="32"/>
-        </w:rPr>
-        <w:t xml:space="preserve">hop to survive a cosmic orchestra out to get them and find their way home. </w:t>
+          <w:sz w:val="30"/>
+          <w:szCs w:val="30"/>
+        </w:rPr>
+      </w:pPr>
+      <w:r>
+        <w:rPr>
+          <w:rFonts w:cstheme="minorHAnsi"/>
+          <w:sz w:val="30"/>
+          <w:szCs w:val="30"/>
+        </w:rPr>
+        <w:t>Trapped in the 19th-century Romantic era by guitars carved from spacetime wood, a 1st-century Galilean lyre maker and a lonely 21st-century Midwesterner must blend ancient hymns with hip hop to survive a tyrannical cosmic orchestra and find their way home</w:t>
+      </w:r>
+      <w:r>
+        <w:rPr>
+          <w:rFonts w:cstheme="minorHAnsi"/>
+          <w:sz w:val="30"/>
+          <w:szCs w:val="30"/>
+        </w:rPr>
+        <w:t xml:space="preserve">. </w:t>
       </w:r>
     </w:p>
     <w:p>
@@ -4413,191 +4805,307 @@
         <w:spacing w:line="240" w:lineRule="auto"/>
         <w:rPr>
           <w:rFonts w:cstheme="minorHAnsi"/>
-          <w:sz w:val="32"/>
-          <w:szCs w:val="32"/>
-        </w:rPr>
-      </w:pPr>
-      <w:r>
-        <w:rPr>
-          <w:rFonts w:cstheme="minorHAnsi"/>
-          <w:sz w:val="32"/>
-          <w:szCs w:val="32"/>
-        </w:rPr>
-        <w:t>Space and time are</w:t>
-      </w:r>
-      <w:r>
-        <w:rPr>
-          <w:rFonts w:cstheme="minorHAnsi"/>
-          <w:sz w:val="32"/>
-          <w:szCs w:val="32"/>
+          <w:sz w:val="30"/>
+          <w:szCs w:val="30"/>
+        </w:rPr>
+      </w:pPr>
+      <w:r>
+        <w:rPr>
+          <w:rFonts w:cstheme="minorHAnsi"/>
+          <w:sz w:val="30"/>
+          <w:szCs w:val="30"/>
+        </w:rPr>
+        <w:t xml:space="preserve">Space </w:t>
+      </w:r>
+      <w:r>
+        <w:rPr>
+          <w:rFonts w:cstheme="minorHAnsi"/>
+          <w:sz w:val="30"/>
+          <w:szCs w:val="30"/>
+        </w:rPr>
+        <w:t xml:space="preserve">and </w:t>
+      </w:r>
+      <w:r>
+        <w:rPr>
+          <w:rFonts w:cstheme="minorHAnsi"/>
+          <w:sz w:val="30"/>
+          <w:szCs w:val="30"/>
+        </w:rPr>
+        <w:t>time are</w:t>
+      </w:r>
+      <w:r>
+        <w:rPr>
+          <w:rFonts w:cstheme="minorHAnsi"/>
+          <w:sz w:val="30"/>
+          <w:szCs w:val="30"/>
         </w:rPr>
         <w:t xml:space="preserve"> </w:t>
       </w:r>
       <w:r>
         <w:rPr>
           <w:rFonts w:cstheme="minorHAnsi"/>
-          <w:sz w:val="32"/>
-          <w:szCs w:val="32"/>
+          <w:sz w:val="30"/>
+          <w:szCs w:val="30"/>
         </w:rPr>
         <w:t xml:space="preserve">in harmony </w:t>
       </w:r>
       <w:r>
         <w:rPr>
           <w:rFonts w:cstheme="minorHAnsi"/>
-          <w:sz w:val="32"/>
-          <w:szCs w:val="32"/>
+          <w:sz w:val="30"/>
+          <w:szCs w:val="30"/>
         </w:rPr>
         <w:t>due</w:t>
       </w:r>
       <w:r>
         <w:rPr>
           <w:rFonts w:cstheme="minorHAnsi"/>
-          <w:sz w:val="32"/>
-          <w:szCs w:val="32"/>
-        </w:rPr>
-        <w:t xml:space="preserve"> to the everlasting performance of </w:t>
-      </w:r>
-      <w:r>
-        <w:rPr>
-          <w:rFonts w:cstheme="minorHAnsi"/>
-          <w:sz w:val="32"/>
-          <w:szCs w:val="32"/>
+          <w:sz w:val="30"/>
+          <w:szCs w:val="30"/>
+        </w:rPr>
+        <w:t xml:space="preserve"> to the </w:t>
+      </w:r>
+      <w:r>
+        <w:rPr>
+          <w:rFonts w:cstheme="minorHAnsi"/>
+          <w:sz w:val="30"/>
+          <w:szCs w:val="30"/>
+        </w:rPr>
+        <w:t>endless</w:t>
+      </w:r>
+      <w:r>
+        <w:rPr>
+          <w:rFonts w:cstheme="minorHAnsi"/>
+          <w:sz w:val="30"/>
+          <w:szCs w:val="30"/>
+        </w:rPr>
+        <w:t xml:space="preserve"> performance of </w:t>
+      </w:r>
+      <w:r>
+        <w:rPr>
+          <w:rFonts w:cstheme="minorHAnsi"/>
+          <w:sz w:val="30"/>
+          <w:szCs w:val="30"/>
         </w:rPr>
         <w:t xml:space="preserve">the </w:t>
       </w:r>
-      <w:r>
-        <w:rPr>
-          <w:rFonts w:cstheme="minorHAnsi"/>
-          <w:sz w:val="32"/>
-          <w:szCs w:val="32"/>
-        </w:rPr>
-        <w:t>Timeharmonic Orchestra</w:t>
-      </w:r>
-      <w:r>
-        <w:rPr>
-          <w:rFonts w:cstheme="minorHAnsi"/>
-          <w:sz w:val="32"/>
-          <w:szCs w:val="32"/>
-        </w:rPr>
-        <w:t>, overseen by Eternity Linger and their Ti</w:t>
-      </w:r>
-      <w:r>
-        <w:rPr>
-          <w:rFonts w:cstheme="minorHAnsi"/>
-          <w:sz w:val="32"/>
-          <w:szCs w:val="32"/>
-        </w:rPr>
-        <w:t>mepipers of the P</w:t>
-      </w:r>
-      <w:r>
-        <w:rPr>
-          <w:rFonts w:cstheme="minorHAnsi"/>
-          <w:sz w:val="32"/>
-          <w:szCs w:val="32"/>
-        </w:rPr>
-        <w:t xml:space="preserve">ast, </w:t>
-      </w:r>
-      <w:r>
-        <w:rPr>
-          <w:rFonts w:cstheme="minorHAnsi"/>
-          <w:sz w:val="32"/>
-          <w:szCs w:val="32"/>
-        </w:rPr>
-        <w:t>P</w:t>
-      </w:r>
-      <w:r>
-        <w:rPr>
-          <w:rFonts w:cstheme="minorHAnsi"/>
-          <w:sz w:val="32"/>
-          <w:szCs w:val="32"/>
-        </w:rPr>
-        <w:t xml:space="preserve">resent, and </w:t>
-      </w:r>
-      <w:r>
-        <w:rPr>
-          <w:rFonts w:cstheme="minorHAnsi"/>
-          <w:sz w:val="32"/>
-          <w:szCs w:val="32"/>
-        </w:rPr>
-        <w:t>F</w:t>
-      </w:r>
-      <w:r>
-        <w:rPr>
-          <w:rFonts w:cstheme="minorHAnsi"/>
-          <w:sz w:val="32"/>
-          <w:szCs w:val="32"/>
-        </w:rPr>
-        <w:t xml:space="preserve">uture </w:t>
-      </w:r>
-      <w:r>
-        <w:rPr>
-          <w:rFonts w:cstheme="minorHAnsi"/>
-          <w:sz w:val="32"/>
-          <w:szCs w:val="32"/>
-        </w:rPr>
-        <w:t xml:space="preserve">named Frailty, </w:t>
-      </w:r>
-      <w:r>
-        <w:rPr>
-          <w:rFonts w:cstheme="minorHAnsi"/>
-          <w:sz w:val="32"/>
-          <w:szCs w:val="32"/>
-        </w:rPr>
-        <w:t>Reality, and Destiny</w:t>
-      </w:r>
-      <w:r>
-        <w:rPr>
-          <w:rFonts w:cstheme="minorHAnsi"/>
-          <w:sz w:val="32"/>
-          <w:szCs w:val="32"/>
-        </w:rPr>
-        <w:t>. They navigate space and time as bird</w:t>
-      </w:r>
-      <w:r>
-        <w:rPr>
-          <w:rFonts w:cstheme="minorHAnsi"/>
-          <w:sz w:val="32"/>
-          <w:szCs w:val="32"/>
+      <w:proofErr w:type="spellStart"/>
+      <w:r>
+        <w:rPr>
+          <w:rFonts w:cstheme="minorHAnsi"/>
+          <w:sz w:val="30"/>
+          <w:szCs w:val="30"/>
+        </w:rPr>
+        <w:t>Timeharmonic</w:t>
+      </w:r>
+      <w:proofErr w:type="spellEnd"/>
+      <w:r>
+        <w:rPr>
+          <w:rFonts w:cstheme="minorHAnsi"/>
+          <w:sz w:val="30"/>
+          <w:szCs w:val="30"/>
+        </w:rPr>
+        <w:t xml:space="preserve"> Orchestra</w:t>
+      </w:r>
+      <w:r>
+        <w:rPr>
+          <w:rFonts w:cstheme="minorHAnsi"/>
+          <w:sz w:val="30"/>
+          <w:szCs w:val="30"/>
+        </w:rPr>
+        <w:t xml:space="preserve">, overseen by Eternity Linger and their </w:t>
+      </w:r>
+      <w:proofErr w:type="spellStart"/>
+      <w:r>
+        <w:rPr>
+          <w:rFonts w:cstheme="minorHAnsi"/>
+          <w:sz w:val="30"/>
+          <w:szCs w:val="30"/>
+        </w:rPr>
+        <w:t>Ti</w:t>
+      </w:r>
+      <w:r>
+        <w:rPr>
+          <w:rFonts w:cstheme="minorHAnsi"/>
+          <w:sz w:val="30"/>
+          <w:szCs w:val="30"/>
+        </w:rPr>
+        <w:t>mepipers</w:t>
+      </w:r>
+      <w:proofErr w:type="spellEnd"/>
+      <w:r>
+        <w:rPr>
+          <w:rFonts w:cstheme="minorHAnsi"/>
+          <w:sz w:val="30"/>
+          <w:szCs w:val="30"/>
+        </w:rPr>
+        <w:t>:</w:t>
+      </w:r>
+      <w:r>
+        <w:rPr>
+          <w:rFonts w:cstheme="minorHAnsi"/>
+          <w:sz w:val="30"/>
+          <w:szCs w:val="30"/>
+        </w:rPr>
+        <w:t xml:space="preserve"> </w:t>
+      </w:r>
+      <w:r>
+        <w:rPr>
+          <w:rFonts w:cstheme="minorHAnsi"/>
+          <w:sz w:val="30"/>
+          <w:szCs w:val="30"/>
+        </w:rPr>
+        <w:t>Frailty</w:t>
+      </w:r>
+      <w:r>
+        <w:rPr>
+          <w:rFonts w:cstheme="minorHAnsi"/>
+          <w:sz w:val="30"/>
+          <w:szCs w:val="30"/>
+        </w:rPr>
+        <w:t xml:space="preserve"> (Past)</w:t>
+      </w:r>
+      <w:r>
+        <w:rPr>
+          <w:rFonts w:cstheme="minorHAnsi"/>
+          <w:sz w:val="30"/>
+          <w:szCs w:val="30"/>
+        </w:rPr>
+        <w:t xml:space="preserve">, </w:t>
+      </w:r>
+      <w:r>
+        <w:rPr>
+          <w:rFonts w:cstheme="minorHAnsi"/>
+          <w:sz w:val="30"/>
+          <w:szCs w:val="30"/>
+        </w:rPr>
+        <w:t>Reality</w:t>
+      </w:r>
+      <w:r>
+        <w:rPr>
+          <w:rFonts w:cstheme="minorHAnsi"/>
+          <w:sz w:val="30"/>
+          <w:szCs w:val="30"/>
+        </w:rPr>
+        <w:t xml:space="preserve"> (Present)</w:t>
+      </w:r>
+      <w:r>
+        <w:rPr>
+          <w:rFonts w:cstheme="minorHAnsi"/>
+          <w:sz w:val="30"/>
+          <w:szCs w:val="30"/>
+        </w:rPr>
+        <w:t>, and Destiny</w:t>
+      </w:r>
+      <w:r>
+        <w:rPr>
+          <w:rFonts w:cstheme="minorHAnsi"/>
+          <w:sz w:val="30"/>
+          <w:szCs w:val="30"/>
+        </w:rPr>
+        <w:t xml:space="preserve"> (Future)</w:t>
+      </w:r>
+      <w:r>
+        <w:rPr>
+          <w:rFonts w:cstheme="minorHAnsi"/>
+          <w:sz w:val="30"/>
+          <w:szCs w:val="30"/>
+        </w:rPr>
+        <w:t>. They navigate</w:t>
+      </w:r>
+      <w:r>
+        <w:rPr>
+          <w:rFonts w:cstheme="minorHAnsi"/>
+          <w:sz w:val="30"/>
+          <w:szCs w:val="30"/>
+        </w:rPr>
+        <w:t xml:space="preserve"> time</w:t>
+      </w:r>
+      <w:r>
+        <w:rPr>
+          <w:rFonts w:cstheme="minorHAnsi"/>
+          <w:sz w:val="30"/>
+          <w:szCs w:val="30"/>
+        </w:rPr>
+        <w:t xml:space="preserve"> as bird</w:t>
+      </w:r>
+      <w:r>
+        <w:rPr>
+          <w:rFonts w:cstheme="minorHAnsi"/>
+          <w:sz w:val="30"/>
+          <w:szCs w:val="30"/>
         </w:rPr>
         <w:t>s</w:t>
       </w:r>
       <w:r>
         <w:rPr>
           <w:rFonts w:cstheme="minorHAnsi"/>
-          <w:sz w:val="32"/>
-          <w:szCs w:val="32"/>
-        </w:rPr>
-        <w:t xml:space="preserve"> who drop seeds to keep </w:t>
-      </w:r>
-      <w:r>
-        <w:rPr>
-          <w:rFonts w:cstheme="minorHAnsi"/>
-          <w:sz w:val="32"/>
-          <w:szCs w:val="32"/>
+          <w:sz w:val="30"/>
+          <w:szCs w:val="30"/>
+        </w:rPr>
+        <w:t xml:space="preserve"> </w:t>
+      </w:r>
+      <w:r>
+        <w:rPr>
+          <w:rFonts w:cstheme="minorHAnsi"/>
+          <w:sz w:val="30"/>
+          <w:szCs w:val="30"/>
+        </w:rPr>
+        <w:t xml:space="preserve">dropping </w:t>
+      </w:r>
+      <w:r>
+        <w:rPr>
+          <w:rFonts w:cstheme="minorHAnsi"/>
+          <w:sz w:val="30"/>
+          <w:szCs w:val="30"/>
+        </w:rPr>
+        <w:t xml:space="preserve">seeds to keep </w:t>
+      </w:r>
+      <w:r>
+        <w:rPr>
+          <w:rFonts w:cstheme="minorHAnsi"/>
+          <w:sz w:val="30"/>
+          <w:szCs w:val="30"/>
         </w:rPr>
         <w:t>the timeline rooted</w:t>
       </w:r>
       <w:r>
         <w:rPr>
           <w:rFonts w:cstheme="minorHAnsi"/>
-          <w:sz w:val="32"/>
-          <w:szCs w:val="32"/>
+          <w:sz w:val="30"/>
+          <w:szCs w:val="30"/>
         </w:rPr>
         <w:t xml:space="preserve"> (“</w:t>
       </w:r>
       <w:r>
         <w:rPr>
           <w:rFonts w:cstheme="minorHAnsi"/>
-          <w:sz w:val="32"/>
-          <w:szCs w:val="32"/>
-        </w:rPr>
-        <w:t>Over/Prologue: The Seeds of Fate”)</w:t>
-      </w:r>
-      <w:r>
-        <w:rPr>
-          <w:rFonts w:cstheme="minorHAnsi"/>
-          <w:sz w:val="32"/>
-          <w:szCs w:val="32"/>
+          <w:sz w:val="30"/>
+          <w:szCs w:val="30"/>
+        </w:rPr>
+        <w:t>Over</w:t>
+      </w:r>
+      <w:r>
+        <w:rPr>
+          <w:rFonts w:cstheme="minorHAnsi"/>
+          <w:sz w:val="30"/>
+          <w:szCs w:val="30"/>
+        </w:rPr>
+        <w:t>ture</w:t>
+      </w:r>
+      <w:r>
+        <w:rPr>
+          <w:rFonts w:cstheme="minorHAnsi"/>
+          <w:sz w:val="30"/>
+          <w:szCs w:val="30"/>
+        </w:rPr>
+        <w:t>/Prologue”)</w:t>
+      </w:r>
+      <w:r>
+        <w:rPr>
+          <w:rFonts w:cstheme="minorHAnsi"/>
+          <w:sz w:val="30"/>
+          <w:szCs w:val="30"/>
         </w:rPr>
         <w:t xml:space="preserve">. </w:t>
       </w:r>
@@ -4617,336 +5125,384 @@
       <w:r>
         <w:rPr>
           <w:rFonts w:cstheme="minorHAnsi"/>
-          <w:sz w:val="32"/>
-          <w:szCs w:val="32"/>
+          <w:sz w:val="30"/>
+          <w:szCs w:val="30"/>
         </w:rPr>
         <w:t>In 1st Century Galilee</w:t>
       </w:r>
       <w:r>
         <w:rPr>
           <w:rFonts w:cstheme="minorHAnsi"/>
-          <w:sz w:val="32"/>
-          <w:szCs w:val="32"/>
+          <w:sz w:val="30"/>
+          <w:szCs w:val="30"/>
         </w:rPr>
         <w:t xml:space="preserve">, Tabitha </w:t>
       </w:r>
       <w:r>
         <w:rPr>
           <w:rFonts w:cstheme="minorHAnsi"/>
-          <w:sz w:val="32"/>
-          <w:szCs w:val="32"/>
+          <w:sz w:val="30"/>
+          <w:szCs w:val="30"/>
         </w:rPr>
         <w:t>is a lyre maker trying to revolutionize music</w:t>
       </w:r>
       <w:r>
         <w:rPr>
           <w:rFonts w:cstheme="minorHAnsi"/>
-          <w:sz w:val="32"/>
-          <w:szCs w:val="32"/>
-        </w:rPr>
-        <w:t xml:space="preserve"> that </w:t>
-      </w:r>
-      <w:r>
-        <w:rPr>
-          <w:rFonts w:cstheme="minorHAnsi"/>
-          <w:sz w:val="32"/>
-          <w:szCs w:val="32"/>
-        </w:rPr>
-        <w:t>prioritize</w:t>
-      </w:r>
-      <w:r>
-        <w:rPr>
-          <w:rFonts w:cstheme="minorHAnsi"/>
-          <w:sz w:val="32"/>
-          <w:szCs w:val="32"/>
+          <w:sz w:val="30"/>
+          <w:szCs w:val="30"/>
+        </w:rPr>
+        <w:t xml:space="preserve"> that prioritize</w:t>
+      </w:r>
+      <w:r>
+        <w:rPr>
+          <w:rFonts w:cstheme="minorHAnsi"/>
+          <w:sz w:val="30"/>
+          <w:szCs w:val="30"/>
         </w:rPr>
         <w:t>s</w:t>
       </w:r>
       <w:r>
         <w:rPr>
           <w:rFonts w:cstheme="minorHAnsi"/>
-          <w:sz w:val="32"/>
-          <w:szCs w:val="32"/>
+          <w:sz w:val="30"/>
+          <w:szCs w:val="30"/>
         </w:rPr>
         <w:t xml:space="preserve"> individualism</w:t>
       </w:r>
       <w:r>
         <w:rPr>
           <w:rFonts w:cstheme="minorHAnsi"/>
-          <w:sz w:val="32"/>
-          <w:szCs w:val="32"/>
+          <w:sz w:val="30"/>
+          <w:szCs w:val="30"/>
         </w:rPr>
         <w:t xml:space="preserve"> </w:t>
       </w:r>
       <w:r>
         <w:rPr>
           <w:rFonts w:cstheme="minorHAnsi"/>
-          <w:sz w:val="32"/>
-          <w:szCs w:val="32"/>
+          <w:sz w:val="30"/>
+          <w:szCs w:val="30"/>
         </w:rPr>
         <w:t>and a deep awe of nature over Enlightenment</w:t>
       </w:r>
       <w:r>
         <w:rPr>
           <w:rFonts w:cstheme="minorHAnsi"/>
-          <w:sz w:val="32"/>
-          <w:szCs w:val="32"/>
+          <w:sz w:val="30"/>
+          <w:szCs w:val="30"/>
         </w:rPr>
         <w:t xml:space="preserve">. </w:t>
       </w:r>
       <w:r>
         <w:rPr>
           <w:rFonts w:cstheme="minorHAnsi"/>
-          <w:sz w:val="32"/>
-          <w:szCs w:val="32"/>
+          <w:sz w:val="30"/>
+          <w:szCs w:val="30"/>
         </w:rPr>
         <w:t>I</w:t>
       </w:r>
       <w:r>
         <w:rPr>
           <w:rFonts w:cstheme="minorHAnsi"/>
-          <w:sz w:val="32"/>
-          <w:szCs w:val="32"/>
-        </w:rPr>
-        <w:t>n 21st Century Free Soil, Michigan, Dakota is a guitar maker</w:t>
-      </w:r>
-      <w:r>
-        <w:rPr>
-          <w:rFonts w:cstheme="minorHAnsi"/>
-          <w:sz w:val="32"/>
-          <w:szCs w:val="32"/>
+          <w:sz w:val="30"/>
+          <w:szCs w:val="30"/>
+        </w:rPr>
+        <w:t xml:space="preserve">n </w:t>
+      </w:r>
+      <w:r>
+        <w:rPr>
+          <w:rFonts w:cstheme="minorHAnsi"/>
+          <w:sz w:val="30"/>
+          <w:szCs w:val="30"/>
+        </w:rPr>
+        <w:t>present-day</w:t>
+      </w:r>
+      <w:r>
+        <w:rPr>
+          <w:rFonts w:cstheme="minorHAnsi"/>
+          <w:sz w:val="30"/>
+          <w:szCs w:val="30"/>
+        </w:rPr>
+        <w:t xml:space="preserve"> Free Soil, Michigan, Dakota is a guitar maker</w:t>
+      </w:r>
+      <w:r>
+        <w:rPr>
+          <w:rFonts w:cstheme="minorHAnsi"/>
+          <w:sz w:val="30"/>
+          <w:szCs w:val="30"/>
         </w:rPr>
         <w:t xml:space="preserve"> </w:t>
       </w:r>
       <w:r>
         <w:rPr>
           <w:rFonts w:cstheme="minorHAnsi"/>
-          <w:sz w:val="32"/>
-          <w:szCs w:val="32"/>
-        </w:rPr>
-        <w:t>who is deeply into the classics (“Born in the Wrong Generation”)</w:t>
-      </w:r>
-      <w:r>
-        <w:rPr>
-          <w:rFonts w:cstheme="minorHAnsi"/>
-          <w:sz w:val="32"/>
-          <w:szCs w:val="32"/>
+          <w:sz w:val="30"/>
+          <w:szCs w:val="30"/>
+        </w:rPr>
+        <w:t>deeply into the classics (“Born in the Wrong Generation”)</w:t>
+      </w:r>
+      <w:r>
+        <w:rPr>
+          <w:rFonts w:cstheme="minorHAnsi"/>
+          <w:sz w:val="30"/>
+          <w:szCs w:val="30"/>
         </w:rPr>
         <w:t xml:space="preserve">. </w:t>
       </w:r>
       <w:r>
         <w:rPr>
           <w:rFonts w:cstheme="minorHAnsi"/>
-          <w:sz w:val="32"/>
-          <w:szCs w:val="32"/>
+          <w:sz w:val="30"/>
+          <w:szCs w:val="30"/>
         </w:rPr>
         <w:t>Their parents see them as failures who will never find someone (“</w:t>
       </w:r>
       <w:r>
         <w:rPr>
           <w:rFonts w:cstheme="minorHAnsi"/>
-          <w:sz w:val="32"/>
-          <w:szCs w:val="32"/>
+          <w:sz w:val="30"/>
+          <w:szCs w:val="30"/>
         </w:rPr>
         <w:t xml:space="preserve">The </w:t>
       </w:r>
       <w:r>
         <w:rPr>
           <w:rFonts w:cstheme="minorHAnsi"/>
-          <w:sz w:val="32"/>
-          <w:szCs w:val="32"/>
+          <w:sz w:val="30"/>
+          <w:szCs w:val="30"/>
         </w:rPr>
         <w:t xml:space="preserve">Right Person”). </w:t>
       </w:r>
       <w:r>
         <w:rPr>
           <w:rFonts w:cstheme="minorHAnsi"/>
-          <w:sz w:val="32"/>
-          <w:szCs w:val="32"/>
-        </w:rPr>
-        <w:t xml:space="preserve">Frailty and Destiny, annoyed by Reality’s insistent </w:t>
-      </w:r>
-      <w:r>
-        <w:rPr>
-          <w:rFonts w:cstheme="minorHAnsi"/>
-          <w:sz w:val="32"/>
-          <w:szCs w:val="32"/>
-        </w:rPr>
-        <w:t>bossiness,</w:t>
-      </w:r>
-      <w:r>
-        <w:rPr>
-          <w:rFonts w:cstheme="minorHAnsi"/>
-          <w:sz w:val="32"/>
-          <w:szCs w:val="32"/>
+          <w:sz w:val="30"/>
+          <w:szCs w:val="30"/>
+        </w:rPr>
+        <w:t xml:space="preserve">Frailty and Destiny, annoyed by Reality’s </w:t>
+      </w:r>
+      <w:r>
+        <w:rPr>
+          <w:rFonts w:cstheme="minorHAnsi"/>
+          <w:sz w:val="30"/>
+          <w:szCs w:val="30"/>
+        </w:rPr>
+        <w:t>strictness</w:t>
+      </w:r>
+      <w:r>
+        <w:rPr>
+          <w:rFonts w:cstheme="minorHAnsi"/>
+          <w:sz w:val="30"/>
+          <w:szCs w:val="30"/>
+        </w:rPr>
+        <w:t>,</w:t>
+      </w:r>
+      <w:r>
+        <w:rPr>
+          <w:rFonts w:cstheme="minorHAnsi"/>
+          <w:sz w:val="30"/>
+          <w:szCs w:val="30"/>
         </w:rPr>
         <w:t xml:space="preserve"> decides to get back at Reality by </w:t>
       </w:r>
       <w:r>
         <w:rPr>
           <w:rFonts w:cstheme="minorHAnsi"/>
-          <w:sz w:val="32"/>
-          <w:szCs w:val="32"/>
+          <w:sz w:val="30"/>
+          <w:szCs w:val="30"/>
         </w:rPr>
         <w:t>playing Cupid</w:t>
       </w:r>
       <w:r>
         <w:rPr>
           <w:rFonts w:cstheme="minorHAnsi"/>
-          <w:sz w:val="32"/>
-          <w:szCs w:val="32"/>
-        </w:rPr>
-        <w:t xml:space="preserve"> with Tabitha and Dakota. </w:t>
-      </w:r>
-      <w:r>
-        <w:rPr>
-          <w:rFonts w:cstheme="minorHAnsi"/>
-          <w:sz w:val="32"/>
-          <w:szCs w:val="32"/>
+          <w:sz w:val="30"/>
+          <w:szCs w:val="30"/>
+        </w:rPr>
+        <w:t xml:space="preserve">. </w:t>
+      </w:r>
+      <w:r>
+        <w:rPr>
+          <w:rFonts w:cstheme="minorHAnsi"/>
+          <w:sz w:val="30"/>
+          <w:szCs w:val="30"/>
         </w:rPr>
         <w:t xml:space="preserve">Destiny grows </w:t>
       </w:r>
       <w:r>
         <w:rPr>
           <w:rFonts w:cstheme="minorHAnsi"/>
-          <w:sz w:val="32"/>
-          <w:szCs w:val="32"/>
-        </w:rPr>
-        <w:t xml:space="preserve">a </w:t>
-      </w:r>
-      <w:r>
-        <w:rPr>
-          <w:rFonts w:cstheme="minorHAnsi"/>
-          <w:sz w:val="32"/>
-          <w:szCs w:val="32"/>
+          <w:sz w:val="30"/>
+          <w:szCs w:val="30"/>
+        </w:rPr>
+        <w:t>a</w:t>
+      </w:r>
+      <w:r>
+        <w:rPr>
+          <w:rFonts w:cstheme="minorHAnsi"/>
+          <w:sz w:val="30"/>
+          <w:szCs w:val="30"/>
+        </w:rPr>
+        <w:t>n</w:t>
+      </w:r>
+      <w:r>
+        <w:rPr>
+          <w:rFonts w:cstheme="minorHAnsi"/>
+          <w:sz w:val="30"/>
+          <w:szCs w:val="30"/>
+        </w:rPr>
+        <w:t xml:space="preserve"> </w:t>
+      </w:r>
+      <w:r>
+        <w:rPr>
+          <w:rFonts w:cstheme="minorHAnsi"/>
+          <w:sz w:val="30"/>
+          <w:szCs w:val="30"/>
         </w:rPr>
         <w:t>American basswood</w:t>
       </w:r>
       <w:r>
         <w:rPr>
           <w:rFonts w:cstheme="minorHAnsi"/>
-          <w:sz w:val="32"/>
-          <w:szCs w:val="32"/>
+          <w:sz w:val="30"/>
+          <w:szCs w:val="30"/>
         </w:rPr>
         <w:t xml:space="preserve"> tree</w:t>
       </w:r>
       <w:r>
         <w:rPr>
           <w:rFonts w:cstheme="minorHAnsi"/>
-          <w:sz w:val="32"/>
-          <w:szCs w:val="32"/>
-        </w:rPr>
-        <w:t xml:space="preserve"> which Tabitha uses </w:t>
-      </w:r>
-      <w:r>
-        <w:rPr>
-          <w:rFonts w:cstheme="minorHAnsi"/>
-          <w:sz w:val="32"/>
-          <w:szCs w:val="32"/>
-        </w:rPr>
-        <w:t xml:space="preserve">its wood </w:t>
-      </w:r>
-      <w:r>
-        <w:rPr>
-          <w:rFonts w:cstheme="minorHAnsi"/>
-          <w:sz w:val="32"/>
-          <w:szCs w:val="32"/>
-        </w:rPr>
-        <w:t xml:space="preserve">to </w:t>
-      </w:r>
-      <w:r>
-        <w:rPr>
-          <w:rFonts w:cstheme="minorHAnsi"/>
-          <w:sz w:val="32"/>
-          <w:szCs w:val="32"/>
+          <w:sz w:val="30"/>
+          <w:szCs w:val="30"/>
+        </w:rPr>
+        <w:t xml:space="preserve"> </w:t>
+      </w:r>
+      <w:r>
+        <w:rPr>
+          <w:rFonts w:cstheme="minorHAnsi"/>
+          <w:sz w:val="30"/>
+          <w:szCs w:val="30"/>
+        </w:rPr>
+        <w:t>for</w:t>
+      </w:r>
+      <w:r>
+        <w:rPr>
+          <w:rFonts w:cstheme="minorHAnsi"/>
+          <w:sz w:val="30"/>
+          <w:szCs w:val="30"/>
+        </w:rPr>
+        <w:t xml:space="preserve"> Tabitha to </w:t>
+      </w:r>
+      <w:r>
+        <w:rPr>
+          <w:rFonts w:cstheme="minorHAnsi"/>
+          <w:sz w:val="30"/>
+          <w:szCs w:val="30"/>
         </w:rPr>
         <w:t>carve</w:t>
       </w:r>
       <w:r>
         <w:rPr>
           <w:rFonts w:cstheme="minorHAnsi"/>
-          <w:sz w:val="32"/>
-          <w:szCs w:val="32"/>
+          <w:sz w:val="30"/>
+          <w:szCs w:val="30"/>
         </w:rPr>
         <w:t xml:space="preserve"> her oud. Meanwhile, </w:t>
       </w:r>
       <w:r>
         <w:rPr>
           <w:rFonts w:cstheme="minorHAnsi"/>
-          <w:sz w:val="32"/>
-          <w:szCs w:val="32"/>
+          <w:sz w:val="30"/>
+          <w:szCs w:val="30"/>
         </w:rPr>
         <w:t>Frailty</w:t>
       </w:r>
       <w:r>
         <w:rPr>
           <w:rFonts w:cstheme="minorHAnsi"/>
-          <w:sz w:val="32"/>
-          <w:szCs w:val="32"/>
+          <w:sz w:val="30"/>
+          <w:szCs w:val="30"/>
         </w:rPr>
         <w:t xml:space="preserve"> </w:t>
       </w:r>
       <w:r>
         <w:rPr>
           <w:rFonts w:cstheme="minorHAnsi"/>
-          <w:sz w:val="32"/>
-          <w:szCs w:val="32"/>
-        </w:rPr>
-        <w:t xml:space="preserve">offers Judean date palm seeds that Dakota </w:t>
-      </w:r>
-      <w:r>
-        <w:rPr>
-          <w:rFonts w:cstheme="minorHAnsi"/>
-          <w:sz w:val="32"/>
-          <w:szCs w:val="32"/>
-        </w:rPr>
-        <w:t>implements</w:t>
-      </w:r>
-      <w:r>
-        <w:rPr>
-          <w:rFonts w:cstheme="minorHAnsi"/>
-          <w:sz w:val="32"/>
-          <w:szCs w:val="32"/>
-        </w:rPr>
-        <w:t xml:space="preserve"> into their guitar</w:t>
-      </w:r>
-      <w:r>
-        <w:rPr>
-          <w:rFonts w:cstheme="minorHAnsi"/>
-          <w:sz w:val="32"/>
-          <w:szCs w:val="32"/>
+          <w:sz w:val="30"/>
+          <w:szCs w:val="30"/>
+        </w:rPr>
+        <w:t xml:space="preserve">offers Judean date palm seeds </w:t>
+      </w:r>
+      <w:r>
+        <w:rPr>
+          <w:rFonts w:cstheme="minorHAnsi"/>
+          <w:sz w:val="30"/>
+          <w:szCs w:val="30"/>
+        </w:rPr>
+        <w:t>to</w:t>
+      </w:r>
+      <w:r>
+        <w:rPr>
+          <w:rFonts w:cstheme="minorHAnsi"/>
+          <w:sz w:val="30"/>
+          <w:szCs w:val="30"/>
+        </w:rPr>
+        <w:t xml:space="preserve"> Dakota </w:t>
+      </w:r>
+      <w:r>
+        <w:rPr>
+          <w:rFonts w:cstheme="minorHAnsi"/>
+          <w:sz w:val="30"/>
+          <w:szCs w:val="30"/>
+        </w:rPr>
+        <w:t>for</w:t>
+      </w:r>
+      <w:r>
+        <w:rPr>
+          <w:rFonts w:cstheme="minorHAnsi"/>
+          <w:sz w:val="30"/>
+          <w:szCs w:val="30"/>
+        </w:rPr>
+        <w:t xml:space="preserve"> their guitar</w:t>
+      </w:r>
+      <w:r>
+        <w:rPr>
+          <w:rFonts w:cstheme="minorHAnsi"/>
+          <w:sz w:val="30"/>
+          <w:szCs w:val="30"/>
         </w:rPr>
         <w:t>. With a strum, it sends them to the 1</w:t>
       </w:r>
       <w:r>
         <w:rPr>
           <w:rFonts w:cstheme="minorHAnsi"/>
-          <w:sz w:val="32"/>
-          <w:szCs w:val="32"/>
+          <w:sz w:val="30"/>
+          <w:szCs w:val="30"/>
         </w:rPr>
         <w:t>9</w:t>
       </w:r>
       <w:r>
         <w:rPr>
           <w:rFonts w:cstheme="minorHAnsi"/>
-          <w:sz w:val="32"/>
-          <w:szCs w:val="32"/>
+          <w:sz w:val="30"/>
+          <w:szCs w:val="30"/>
         </w:rPr>
         <w:t>th Century</w:t>
       </w:r>
       <w:r>
         <w:rPr>
           <w:rFonts w:cstheme="minorHAnsi"/>
-          <w:sz w:val="32"/>
-          <w:szCs w:val="32"/>
+          <w:sz w:val="30"/>
+          <w:szCs w:val="30"/>
         </w:rPr>
         <w:t xml:space="preserve"> (“The Wrong Time”).</w:t>
       </w:r>
       <w:r>
         <w:rPr>
           <w:rFonts w:cstheme="minorHAnsi"/>
-          <w:sz w:val="32"/>
-          <w:szCs w:val="32"/>
+          <w:sz w:val="30"/>
+          <w:szCs w:val="30"/>
         </w:rPr>
         <w:t xml:space="preserve"> Tabitha and Dakota do not get along (“</w:t>
       </w:r>
@@ -4956,7 +5512,15 @@
           <w:sz w:val="30"/>
           <w:szCs w:val="30"/>
         </w:rPr>
-        <w:t>Father is Long Gone, Mother Ain’t Born Yet”).</w:t>
+        <w:t>Must Be Nice (Times Like These)</w:t>
+      </w:r>
+      <w:r>
+        <w:rPr>
+          <w:rFonts w:cstheme="minorHAnsi"/>
+          <w:sz w:val="30"/>
+          <w:szCs w:val="30"/>
+        </w:rPr>
+        <w:t>”).</w:t>
       </w:r>
     </w:p>
     <w:p>
@@ -5078,8 +5642,188 @@
           <w:sz w:val="30"/>
           <w:szCs w:val="30"/>
         </w:rPr>
-        <w:t>The Timepipers</w:t>
-      </w:r>
+        <w:t xml:space="preserve">Meanwhile, Dakota’s middle and last </w:t>
+      </w:r>
+      <w:r>
+        <w:rPr>
+          <w:rFonts w:cstheme="minorHAnsi"/>
+          <w:sz w:val="30"/>
+          <w:szCs w:val="30"/>
+        </w:rPr>
+        <w:t xml:space="preserve">sounds like </w:t>
+      </w:r>
+      <w:proofErr w:type="spellStart"/>
+      <w:r>
+        <w:rPr>
+          <w:rFonts w:cstheme="minorHAnsi"/>
+          <w:sz w:val="30"/>
+          <w:szCs w:val="30"/>
+        </w:rPr>
+        <w:t>אֶפְש</w:t>
+      </w:r>
+      <w:proofErr w:type="spellEnd"/>
+      <w:r>
+        <w:rPr>
+          <w:rFonts w:cstheme="minorHAnsi"/>
+          <w:sz w:val="30"/>
+          <w:szCs w:val="30"/>
+        </w:rPr>
+        <w:t>ָׁ</w:t>
+      </w:r>
+      <w:proofErr w:type="spellStart"/>
+      <w:r>
+        <w:rPr>
+          <w:rFonts w:cstheme="minorHAnsi"/>
+          <w:sz w:val="30"/>
+          <w:szCs w:val="30"/>
+        </w:rPr>
+        <w:t>רִי</w:t>
+      </w:r>
+      <w:proofErr w:type="spellEnd"/>
+      <w:r>
+        <w:rPr>
+          <w:rFonts w:cstheme="minorHAnsi"/>
+          <w:sz w:val="30"/>
+          <w:szCs w:val="30"/>
+        </w:rPr>
+        <w:t xml:space="preserve"> or </w:t>
+      </w:r>
+      <w:r>
+        <w:rPr>
+          <w:rFonts w:cstheme="minorHAnsi"/>
+          <w:sz w:val="30"/>
+          <w:szCs w:val="30"/>
+        </w:rPr>
+        <w:t xml:space="preserve">“possible” in Hebrew. </w:t>
+      </w:r>
+      <w:r>
+        <w:rPr>
+          <w:rFonts w:cstheme="minorHAnsi"/>
+          <w:sz w:val="30"/>
+          <w:szCs w:val="30"/>
+        </w:rPr>
+        <w:t xml:space="preserve">Tabitha and the Romantic era folks find hope in </w:t>
+      </w:r>
+      <w:r>
+        <w:rPr>
+          <w:rFonts w:cstheme="minorHAnsi"/>
+          <w:sz w:val="30"/>
+          <w:szCs w:val="30"/>
+        </w:rPr>
+        <w:t xml:space="preserve">it </w:t>
+      </w:r>
+      <w:r>
+        <w:rPr>
+          <w:rFonts w:cstheme="minorHAnsi"/>
+          <w:sz w:val="30"/>
+          <w:szCs w:val="30"/>
+        </w:rPr>
+        <w:t>(</w:t>
+      </w:r>
+      <w:r>
+        <w:rPr>
+          <w:rFonts w:cstheme="minorHAnsi"/>
+          <w:sz w:val="30"/>
+          <w:szCs w:val="30"/>
+        </w:rPr>
+        <w:t>“</w:t>
+      </w:r>
+      <w:proofErr w:type="spellStart"/>
+      <w:r>
+        <w:rPr>
+          <w:rFonts w:cstheme="minorHAnsi"/>
+          <w:sz w:val="30"/>
+          <w:szCs w:val="30"/>
+        </w:rPr>
+        <w:t>אֶפְש</w:t>
+      </w:r>
+      <w:proofErr w:type="spellEnd"/>
+      <w:r>
+        <w:rPr>
+          <w:rFonts w:cstheme="minorHAnsi"/>
+          <w:sz w:val="30"/>
+          <w:szCs w:val="30"/>
+        </w:rPr>
+        <w:t>ָׁ</w:t>
+      </w:r>
+      <w:proofErr w:type="spellStart"/>
+      <w:r>
+        <w:rPr>
+          <w:rFonts w:cstheme="minorHAnsi"/>
+          <w:sz w:val="30"/>
+          <w:szCs w:val="30"/>
+        </w:rPr>
+        <w:t>רִי</w:t>
+      </w:r>
+      <w:proofErr w:type="spellEnd"/>
+      <w:r>
+        <w:rPr>
+          <w:rFonts w:cstheme="minorHAnsi"/>
+          <w:sz w:val="30"/>
+          <w:szCs w:val="30"/>
+        </w:rPr>
+        <w:t xml:space="preserve"> (</w:t>
+      </w:r>
+      <w:proofErr w:type="spellStart"/>
+      <w:r>
+        <w:rPr>
+          <w:rFonts w:cstheme="minorHAnsi"/>
+          <w:sz w:val="30"/>
+          <w:szCs w:val="30"/>
+        </w:rPr>
+        <w:t>Efshari</w:t>
+      </w:r>
+      <w:proofErr w:type="spellEnd"/>
+      <w:r>
+        <w:rPr>
+          <w:rFonts w:cstheme="minorHAnsi"/>
+          <w:sz w:val="30"/>
+          <w:szCs w:val="30"/>
+        </w:rPr>
+        <w:t>, Anything’s Possible)</w:t>
+      </w:r>
+      <w:r>
+        <w:rPr>
+          <w:rFonts w:cstheme="minorHAnsi"/>
+          <w:sz w:val="30"/>
+          <w:szCs w:val="30"/>
+        </w:rPr>
+        <w:t>”</w:t>
+      </w:r>
+      <w:r>
+        <w:rPr>
+          <w:rFonts w:cstheme="minorHAnsi"/>
+          <w:sz w:val="30"/>
+          <w:szCs w:val="30"/>
+        </w:rPr>
+        <w:t>)</w:t>
+      </w:r>
+      <w:r>
+        <w:rPr>
+          <w:rFonts w:cstheme="minorHAnsi"/>
+          <w:sz w:val="30"/>
+          <w:szCs w:val="30"/>
+        </w:rPr>
+        <w:t xml:space="preserve">. </w:t>
+      </w:r>
+      <w:r>
+        <w:rPr>
+          <w:rFonts w:cstheme="minorHAnsi"/>
+          <w:sz w:val="30"/>
+          <w:szCs w:val="30"/>
+        </w:rPr>
+        <w:t xml:space="preserve">The </w:t>
+      </w:r>
+      <w:proofErr w:type="spellStart"/>
+      <w:r>
+        <w:rPr>
+          <w:rFonts w:cstheme="minorHAnsi"/>
+          <w:sz w:val="30"/>
+          <w:szCs w:val="30"/>
+        </w:rPr>
+        <w:t>Timepipers</w:t>
+      </w:r>
+      <w:proofErr w:type="spellEnd"/>
       <w:r>
         <w:rPr>
           <w:rFonts w:cstheme="minorHAnsi"/>
@@ -5094,127 +5838,79 @@
           <w:sz w:val="30"/>
           <w:szCs w:val="30"/>
         </w:rPr>
-        <w:t>hop</w:t>
-      </w:r>
-      <w:r>
-        <w:rPr>
-          <w:rFonts w:cstheme="minorHAnsi"/>
-          <w:sz w:val="30"/>
-          <w:szCs w:val="30"/>
-        </w:rPr>
-        <w:t xml:space="preserve"> i</w:t>
-      </w:r>
-      <w:r>
-        <w:rPr>
-          <w:rFonts w:cstheme="minorHAnsi"/>
-          <w:sz w:val="30"/>
-          <w:szCs w:val="30"/>
-        </w:rPr>
-        <w:t xml:space="preserve">n time </w:t>
-      </w:r>
-      <w:r>
-        <w:rPr>
-          <w:rFonts w:cstheme="minorHAnsi"/>
-          <w:sz w:val="30"/>
-          <w:szCs w:val="30"/>
-        </w:rPr>
-        <w:t xml:space="preserve">to find </w:t>
-      </w:r>
-      <w:r>
-        <w:rPr>
-          <w:rFonts w:cstheme="minorHAnsi"/>
-          <w:sz w:val="30"/>
-          <w:szCs w:val="30"/>
-        </w:rPr>
-        <w:t xml:space="preserve">Tabitha and Dakota </w:t>
-      </w:r>
-      <w:r>
-        <w:rPr>
-          <w:rFonts w:cstheme="minorHAnsi"/>
-          <w:sz w:val="30"/>
-          <w:szCs w:val="30"/>
-        </w:rPr>
-        <w:t>play</w:t>
-      </w:r>
-      <w:r>
-        <w:rPr>
-          <w:rFonts w:cstheme="minorHAnsi"/>
-          <w:sz w:val="30"/>
-          <w:szCs w:val="30"/>
-        </w:rPr>
-        <w:t>ing</w:t>
-      </w:r>
-      <w:r>
-        <w:rPr>
-          <w:rFonts w:cstheme="minorHAnsi"/>
-          <w:sz w:val="30"/>
-          <w:szCs w:val="30"/>
-        </w:rPr>
-        <w:t xml:space="preserve"> music to get home</w:t>
-      </w:r>
-      <w:r>
-        <w:rPr>
-          <w:rFonts w:cstheme="minorHAnsi"/>
-          <w:sz w:val="30"/>
-          <w:szCs w:val="30"/>
-        </w:rPr>
-        <w:t xml:space="preserve">. It causes them to jump around years </w:t>
-      </w:r>
-      <w:r>
-        <w:rPr>
-          <w:rFonts w:cstheme="minorHAnsi"/>
-          <w:sz w:val="30"/>
-          <w:szCs w:val="30"/>
-        </w:rPr>
-        <w:t xml:space="preserve">which the Timepipers have trouble </w:t>
-      </w:r>
-      <w:r>
-        <w:rPr>
-          <w:rFonts w:cstheme="minorHAnsi"/>
-          <w:sz w:val="30"/>
-          <w:szCs w:val="30"/>
-        </w:rPr>
-        <w:t>catching up</w:t>
-      </w:r>
-      <w:r>
-        <w:rPr>
-          <w:rFonts w:cstheme="minorHAnsi"/>
-          <w:sz w:val="30"/>
-          <w:szCs w:val="30"/>
-        </w:rPr>
-        <w:t xml:space="preserve"> musically</w:t>
-      </w:r>
-      <w:r>
-        <w:rPr>
-          <w:rFonts w:cstheme="minorHAnsi"/>
-          <w:sz w:val="30"/>
-          <w:szCs w:val="30"/>
-        </w:rPr>
-        <w:t xml:space="preserve"> (“Must Be Nice (Times Like These</w:t>
-      </w:r>
-      <w:r>
-        <w:rPr>
-          <w:rFonts w:cstheme="minorHAnsi"/>
-          <w:sz w:val="30"/>
-          <w:szCs w:val="30"/>
-        </w:rPr>
-        <w:t>)”)</w:t>
-      </w:r>
-      <w:r>
-        <w:rPr>
-          <w:rFonts w:cstheme="minorHAnsi"/>
-          <w:sz w:val="30"/>
-          <w:szCs w:val="30"/>
-        </w:rPr>
-        <w:t>.</w:t>
-      </w:r>
-      <w:r>
-        <w:rPr>
-          <w:rFonts w:cstheme="minorHAnsi"/>
-          <w:sz w:val="30"/>
-          <w:szCs w:val="30"/>
-        </w:rPr>
-        <w:t xml:space="preserve"> Tabitha and Dakota’s antics catch the attention of the underground movement</w:t>
+        <w:t>try</w:t>
+      </w:r>
+      <w:r>
+        <w:rPr>
+          <w:rFonts w:cstheme="minorHAnsi"/>
+          <w:sz w:val="30"/>
+          <w:szCs w:val="30"/>
+        </w:rPr>
+        <w:t xml:space="preserve"> to </w:t>
+      </w:r>
+      <w:r>
+        <w:rPr>
+          <w:rFonts w:cstheme="minorHAnsi"/>
+          <w:sz w:val="30"/>
+          <w:szCs w:val="30"/>
+        </w:rPr>
+        <w:t>stop</w:t>
+      </w:r>
+      <w:r>
+        <w:rPr>
+          <w:rFonts w:cstheme="minorHAnsi"/>
+          <w:sz w:val="30"/>
+          <w:szCs w:val="30"/>
+        </w:rPr>
+        <w:t xml:space="preserve"> Tabitha and Dakota as </w:t>
+      </w:r>
+      <w:r>
+        <w:rPr>
+          <w:rFonts w:cstheme="minorHAnsi"/>
+          <w:sz w:val="30"/>
+          <w:szCs w:val="30"/>
+        </w:rPr>
+        <w:t>they get along and play music to jump</w:t>
+      </w:r>
+      <w:r>
+        <w:rPr>
+          <w:rFonts w:cstheme="minorHAnsi"/>
+          <w:sz w:val="30"/>
+          <w:szCs w:val="30"/>
+        </w:rPr>
+        <w:t xml:space="preserve"> around </w:t>
+      </w:r>
+      <w:r>
+        <w:rPr>
+          <w:rFonts w:cstheme="minorHAnsi"/>
+          <w:sz w:val="30"/>
+          <w:szCs w:val="30"/>
+        </w:rPr>
+        <w:t>years.</w:t>
+      </w:r>
+      <w:r>
+        <w:rPr>
+          <w:rFonts w:cstheme="minorHAnsi"/>
+          <w:sz w:val="30"/>
+          <w:szCs w:val="30"/>
+        </w:rPr>
+        <w:t xml:space="preserve"> </w:t>
+      </w:r>
+      <w:r>
+        <w:rPr>
+          <w:rFonts w:cstheme="minorHAnsi"/>
+          <w:sz w:val="30"/>
+          <w:szCs w:val="30"/>
+        </w:rPr>
+        <w:t>The couple’s</w:t>
+      </w:r>
+      <w:r>
+        <w:rPr>
+          <w:rFonts w:cstheme="minorHAnsi"/>
+          <w:sz w:val="30"/>
+          <w:szCs w:val="30"/>
+        </w:rPr>
+        <w:t xml:space="preserve"> antics catch the attention of the underground movement</w:t>
       </w:r>
       <w:r>
         <w:rPr>
@@ -5262,7 +5958,23 @@
           <w:sz w:val="30"/>
           <w:szCs w:val="30"/>
         </w:rPr>
-        <w:t xml:space="preserve">. They form the duo, </w:t>
+        <w:t xml:space="preserve">. They form the </w:t>
+      </w:r>
+      <w:r>
+        <w:rPr>
+          <w:rFonts w:cstheme="minorHAnsi"/>
+          <w:sz w:val="30"/>
+          <w:szCs w:val="30"/>
+        </w:rPr>
+        <w:t xml:space="preserve">musical </w:t>
+      </w:r>
+      <w:r>
+        <w:rPr>
+          <w:rFonts w:cstheme="minorHAnsi"/>
+          <w:sz w:val="30"/>
+          <w:szCs w:val="30"/>
+        </w:rPr>
+        <w:t xml:space="preserve">duo, </w:t>
       </w:r>
       <w:r>
         <w:rPr>
@@ -5278,136 +5990,7 @@
           <w:sz w:val="30"/>
           <w:szCs w:val="30"/>
         </w:rPr>
-        <w:t xml:space="preserve"> (“Band Together”). </w:t>
-      </w:r>
-      <w:r>
-        <w:rPr>
-          <w:rFonts w:cstheme="minorHAnsi"/>
-          <w:sz w:val="30"/>
-          <w:szCs w:val="30"/>
-        </w:rPr>
-        <w:lastRenderedPageBreak/>
-        <w:t>They start to accept the trajectory they are on, which is none, as they fall for each other (“Until the Beginning”).</w:t>
-      </w:r>
-      <w:r>
-        <w:rPr>
-          <w:rFonts w:cstheme="minorHAnsi"/>
-          <w:sz w:val="30"/>
-          <w:szCs w:val="30"/>
-        </w:rPr>
-        <w:t xml:space="preserve"> </w:t>
-      </w:r>
-      <w:r>
-        <w:rPr>
-          <w:rFonts w:cstheme="minorHAnsi"/>
-          <w:sz w:val="30"/>
-          <w:szCs w:val="30"/>
-        </w:rPr>
-        <w:t xml:space="preserve">The Timepipers </w:t>
-      </w:r>
-      <w:r>
-        <w:rPr>
-          <w:rFonts w:cstheme="minorHAnsi"/>
-          <w:sz w:val="30"/>
-          <w:szCs w:val="30"/>
-        </w:rPr>
-        <w:t>reach Tabitha and sow seeds of doubt into her (“Life is Short (You Must Be This Old to Die</w:t>
-      </w:r>
-      <w:r>
-        <w:rPr>
-          <w:rFonts w:cstheme="minorHAnsi"/>
-          <w:sz w:val="30"/>
-          <w:szCs w:val="30"/>
-        </w:rPr>
-        <w:t>)”).</w:t>
-      </w:r>
-      <w:r>
-        <w:rPr>
-          <w:rFonts w:cstheme="minorHAnsi"/>
-          <w:sz w:val="30"/>
-          <w:szCs w:val="30"/>
-        </w:rPr>
-        <w:t xml:space="preserve"> </w:t>
-      </w:r>
-      <w:r>
-        <w:rPr>
-          <w:rFonts w:cstheme="minorHAnsi"/>
-          <w:sz w:val="30"/>
-          <w:szCs w:val="30"/>
-        </w:rPr>
-        <w:t>Tabitha</w:t>
-      </w:r>
-      <w:r>
-        <w:rPr>
-          <w:rFonts w:cstheme="minorHAnsi"/>
-          <w:sz w:val="30"/>
-          <w:szCs w:val="30"/>
-        </w:rPr>
-        <w:t xml:space="preserve"> wants a future together or technically the past, but </w:t>
-      </w:r>
-      <w:r>
-        <w:rPr>
-          <w:rFonts w:cstheme="minorHAnsi"/>
-          <w:sz w:val="30"/>
-          <w:szCs w:val="30"/>
-        </w:rPr>
-        <w:t>Dakota</w:t>
-      </w:r>
-      <w:r>
-        <w:rPr>
-          <w:rFonts w:cstheme="minorHAnsi"/>
-          <w:sz w:val="30"/>
-          <w:szCs w:val="30"/>
-        </w:rPr>
-        <w:t xml:space="preserve"> once again does not know </w:t>
-      </w:r>
-      <w:r>
-        <w:rPr>
-          <w:rFonts w:cstheme="minorHAnsi"/>
-          <w:sz w:val="30"/>
-          <w:szCs w:val="30"/>
-        </w:rPr>
-        <w:t>themself</w:t>
-      </w:r>
-      <w:r>
-        <w:rPr>
-          <w:rFonts w:cstheme="minorHAnsi"/>
-          <w:sz w:val="30"/>
-          <w:szCs w:val="30"/>
-        </w:rPr>
-        <w:t>.</w:t>
-      </w:r>
-      <w:r>
-        <w:rPr>
-          <w:rFonts w:cstheme="minorHAnsi"/>
-          <w:sz w:val="30"/>
-          <w:szCs w:val="30"/>
-        </w:rPr>
-        <w:t xml:space="preserve"> Eternity steps in and </w:t>
-      </w:r>
-      <w:r>
-        <w:rPr>
-          <w:rFonts w:cstheme="minorHAnsi"/>
-          <w:sz w:val="30"/>
-          <w:szCs w:val="30"/>
-        </w:rPr>
-        <w:t>rattles the timeline, sending Tabitha and Dakota home</w:t>
-      </w:r>
-      <w:r>
-        <w:rPr>
-          <w:rFonts w:cstheme="minorHAnsi"/>
-          <w:sz w:val="30"/>
-          <w:szCs w:val="30"/>
-        </w:rPr>
-        <w:t xml:space="preserve"> (</w:t>
-      </w:r>
-      <w:r>
-        <w:rPr>
-          <w:rFonts w:cstheme="minorHAnsi"/>
-          <w:sz w:val="30"/>
-          <w:szCs w:val="30"/>
-        </w:rPr>
-        <w:t>“Right Person, Wrong Time”).</w:t>
+        <w:t xml:space="preserve"> (“Band Together”).</w:t>
       </w:r>
     </w:p>
     <w:p>
@@ -5425,195 +6008,53 @@
       <w:r>
         <w:rPr>
           <w:rFonts w:cstheme="minorHAnsi"/>
-          <w:sz w:val="32"/>
-          <w:szCs w:val="32"/>
-        </w:rPr>
-        <w:t xml:space="preserve">In the following act, </w:t>
-      </w:r>
-      <w:r>
-        <w:rPr>
-          <w:rFonts w:cstheme="minorHAnsi"/>
-          <w:sz w:val="32"/>
-          <w:szCs w:val="32"/>
-        </w:rPr>
-        <w:t xml:space="preserve">Tabitha </w:t>
-      </w:r>
-      <w:r>
-        <w:rPr>
-          <w:rFonts w:cstheme="minorHAnsi"/>
-          <w:sz w:val="32"/>
-          <w:szCs w:val="32"/>
-        </w:rPr>
-        <w:t xml:space="preserve">has </w:t>
-      </w:r>
-      <w:r>
-        <w:rPr>
-          <w:rFonts w:cstheme="minorHAnsi"/>
-          <w:sz w:val="32"/>
-          <w:szCs w:val="32"/>
-        </w:rPr>
-        <w:t>the time of her life</w:t>
-      </w:r>
-      <w:r>
-        <w:rPr>
-          <w:rFonts w:cstheme="minorHAnsi"/>
-          <w:sz w:val="32"/>
-          <w:szCs w:val="32"/>
+          <w:sz w:val="30"/>
+          <w:szCs w:val="30"/>
+        </w:rPr>
+        <w:t>They start to accept the trajectory they are on, which is none, as they fall for each other (“</w:t>
+      </w:r>
+      <w:r>
+        <w:rPr>
+          <w:rFonts w:cstheme="minorHAnsi"/>
+          <w:sz w:val="30"/>
+          <w:szCs w:val="30"/>
+        </w:rPr>
+        <w:t>Start from the Conclusion</w:t>
+      </w:r>
+      <w:r>
+        <w:rPr>
+          <w:rFonts w:cstheme="minorHAnsi"/>
+          <w:sz w:val="30"/>
+          <w:szCs w:val="30"/>
+        </w:rPr>
+        <w:t>”).</w:t>
+      </w:r>
+      <w:r>
+        <w:rPr>
+          <w:rFonts w:cstheme="minorHAnsi"/>
+          <w:sz w:val="30"/>
+          <w:szCs w:val="30"/>
         </w:rPr>
         <w:t xml:space="preserve"> </w:t>
       </w:r>
       <w:r>
         <w:rPr>
           <w:rFonts w:cstheme="minorHAnsi"/>
-          <w:sz w:val="32"/>
-          <w:szCs w:val="32"/>
-        </w:rPr>
-        <w:t xml:space="preserve">in </w:t>
-      </w:r>
-      <w:r>
-        <w:rPr>
-          <w:rFonts w:cstheme="minorHAnsi"/>
-          <w:sz w:val="32"/>
-          <w:szCs w:val="32"/>
-        </w:rPr>
-        <w:t>21st</w:t>
-      </w:r>
-      <w:r>
-        <w:rPr>
-          <w:rFonts w:cstheme="minorHAnsi"/>
-          <w:sz w:val="32"/>
-          <w:szCs w:val="32"/>
-        </w:rPr>
-        <w:t xml:space="preserve"> Century</w:t>
-      </w:r>
-      <w:r>
-        <w:rPr>
-          <w:rFonts w:cstheme="minorHAnsi"/>
-          <w:sz w:val="32"/>
-          <w:szCs w:val="32"/>
-        </w:rPr>
-        <w:t xml:space="preserve"> Galilee</w:t>
-      </w:r>
-      <w:r>
-        <w:rPr>
-          <w:rFonts w:cstheme="minorHAnsi"/>
-          <w:sz w:val="32"/>
-          <w:szCs w:val="32"/>
-        </w:rPr>
-        <w:t xml:space="preserve"> with </w:t>
-      </w:r>
-      <w:r>
-        <w:rPr>
-          <w:rFonts w:cstheme="minorHAnsi"/>
-          <w:sz w:val="32"/>
-          <w:szCs w:val="32"/>
-        </w:rPr>
-        <w:t>alternative</w:t>
-      </w:r>
-      <w:r>
-        <w:rPr>
-          <w:rFonts w:cstheme="minorHAnsi"/>
-          <w:sz w:val="32"/>
-          <w:szCs w:val="32"/>
-        </w:rPr>
-        <w:t xml:space="preserve"> hip hop</w:t>
-      </w:r>
-      <w:r>
-        <w:rPr>
-          <w:rFonts w:cstheme="minorHAnsi"/>
-          <w:sz w:val="32"/>
-          <w:szCs w:val="32"/>
-        </w:rPr>
-        <w:t xml:space="preserve"> (“</w:t>
-      </w:r>
-      <w:r>
-        <w:rPr>
-          <w:rFonts w:cstheme="minorHAnsi"/>
-          <w:sz w:val="30"/>
-          <w:szCs w:val="30"/>
-        </w:rPr>
-        <w:t xml:space="preserve">Passing By, Running Behind”). Meanwhile, </w:t>
-      </w:r>
-      <w:r>
-        <w:rPr>
-          <w:rFonts w:cstheme="minorHAnsi"/>
-          <w:sz w:val="30"/>
-          <w:szCs w:val="30"/>
-        </w:rPr>
-        <w:t xml:space="preserve">Dakota is stuck in the 1st Century </w:t>
-      </w:r>
-      <w:r>
-        <w:rPr>
-          <w:rFonts w:cstheme="minorHAnsi"/>
-          <w:sz w:val="30"/>
-          <w:szCs w:val="30"/>
-        </w:rPr>
-        <w:t>and meets Tabitha’s father</w:t>
-      </w:r>
-      <w:r>
-        <w:rPr>
-          <w:rFonts w:cstheme="minorHAnsi"/>
-          <w:sz w:val="30"/>
-          <w:szCs w:val="30"/>
-        </w:rPr>
-        <w:t>. Dakota finds a pile of basswood and carves a</w:t>
-      </w:r>
-      <w:r>
-        <w:rPr>
-          <w:rFonts w:cstheme="minorHAnsi"/>
-          <w:sz w:val="30"/>
-          <w:szCs w:val="30"/>
-        </w:rPr>
-        <w:t xml:space="preserve">n oud </w:t>
-      </w:r>
-      <w:r>
-        <w:rPr>
-          <w:rFonts w:cstheme="minorHAnsi"/>
-          <w:sz w:val="30"/>
-          <w:szCs w:val="30"/>
-        </w:rPr>
-        <w:t>(</w:t>
-      </w:r>
-      <w:r>
-        <w:rPr>
-          <w:rFonts w:cstheme="minorHAnsi"/>
-          <w:sz w:val="30"/>
-          <w:szCs w:val="30"/>
-        </w:rPr>
-        <w:t xml:space="preserve">“Keep Tabs (on Your Heart)”). </w:t>
-      </w:r>
-      <w:r>
-        <w:rPr>
-          <w:rFonts w:cstheme="minorHAnsi"/>
-          <w:sz w:val="30"/>
-          <w:szCs w:val="30"/>
-        </w:rPr>
-        <w:t xml:space="preserve">Tabitha stumbles upon a music history museum where </w:t>
-      </w:r>
-      <w:r>
-        <w:rPr>
-          <w:rFonts w:cstheme="minorHAnsi"/>
-          <w:sz w:val="30"/>
-          <w:szCs w:val="30"/>
-        </w:rPr>
-        <w:t xml:space="preserve">she finds </w:t>
-      </w:r>
-      <w:r>
-        <w:rPr>
-          <w:rFonts w:cstheme="minorHAnsi"/>
-          <w:sz w:val="30"/>
-          <w:szCs w:val="30"/>
-        </w:rPr>
-        <w:t xml:space="preserve">this </w:t>
-      </w:r>
-      <w:r>
-        <w:rPr>
-          <w:rFonts w:cstheme="minorHAnsi"/>
-          <w:sz w:val="30"/>
-          <w:szCs w:val="30"/>
-        </w:rPr>
-        <w:t>oud</w:t>
-      </w:r>
+          <w:sz w:val="30"/>
+          <w:szCs w:val="30"/>
+        </w:rPr>
+        <w:t xml:space="preserve">The </w:t>
+      </w:r>
+      <w:proofErr w:type="spellStart"/>
+      <w:r>
+        <w:rPr>
+          <w:rFonts w:cstheme="minorHAnsi"/>
+          <w:sz w:val="30"/>
+          <w:szCs w:val="30"/>
+        </w:rPr>
+        <w:t>Timepipers</w:t>
+      </w:r>
+      <w:proofErr w:type="spellEnd"/>
       <w:r>
         <w:rPr>
           <w:rFonts w:cstheme="minorHAnsi"/>
@@ -5628,95 +6069,15 @@
           <w:sz w:val="30"/>
           <w:szCs w:val="30"/>
         </w:rPr>
-        <w:t xml:space="preserve">with </w:t>
-      </w:r>
-      <w:r>
-        <w:rPr>
-          <w:rFonts w:cstheme="minorHAnsi"/>
-          <w:sz w:val="30"/>
-          <w:szCs w:val="30"/>
-        </w:rPr>
-        <w:t>¡Tab &amp; Coda!</w:t>
-      </w:r>
-      <w:r>
-        <w:rPr>
-          <w:rFonts w:cstheme="minorHAnsi"/>
-          <w:sz w:val="30"/>
-          <w:szCs w:val="30"/>
-        </w:rPr>
-        <w:t>’s melodic line</w:t>
-      </w:r>
-      <w:r>
-        <w:rPr>
-          <w:rFonts w:cstheme="minorHAnsi"/>
-          <w:sz w:val="30"/>
-          <w:szCs w:val="30"/>
-        </w:rPr>
-        <w:t xml:space="preserve"> carved in it</w:t>
-      </w:r>
-      <w:r>
-        <w:rPr>
-          <w:rFonts w:cstheme="minorHAnsi"/>
-          <w:sz w:val="30"/>
-          <w:szCs w:val="30"/>
-        </w:rPr>
-        <w:t xml:space="preserve">. </w:t>
-      </w:r>
-      <w:r>
-        <w:rPr>
-          <w:rFonts w:cstheme="minorHAnsi"/>
-          <w:sz w:val="30"/>
-          <w:szCs w:val="30"/>
-        </w:rPr>
-        <w:t xml:space="preserve">With the help of Dakota’s mother, who recognizes </w:t>
-      </w:r>
-      <w:r>
-        <w:rPr>
-          <w:rFonts w:cstheme="minorHAnsi"/>
-          <w:sz w:val="30"/>
-          <w:szCs w:val="30"/>
-        </w:rPr>
-        <w:t>the</w:t>
-      </w:r>
-      <w:r>
-        <w:rPr>
-          <w:rFonts w:cstheme="minorHAnsi"/>
-          <w:sz w:val="30"/>
-          <w:szCs w:val="30"/>
-        </w:rPr>
-        <w:t xml:space="preserve"> handwriting, she steals the </w:t>
-      </w:r>
-      <w:r>
-        <w:rPr>
-          <w:rFonts w:cstheme="minorHAnsi"/>
-          <w:sz w:val="30"/>
-          <w:szCs w:val="30"/>
-        </w:rPr>
-        <w:t>oud</w:t>
-      </w:r>
-      <w:r>
-        <w:rPr>
-          <w:rFonts w:cstheme="minorHAnsi"/>
-          <w:sz w:val="30"/>
-          <w:szCs w:val="30"/>
-        </w:rPr>
-        <w:t xml:space="preserve"> (“The Songs Linger (Long Enough)”).</w:t>
-      </w:r>
-      <w:r>
-        <w:rPr>
-          <w:rFonts w:cstheme="minorHAnsi"/>
-          <w:sz w:val="30"/>
-          <w:szCs w:val="30"/>
-        </w:rPr>
-        <w:t xml:space="preserve"> </w:t>
-      </w:r>
-      <w:r>
-        <w:rPr>
-          <w:rFonts w:cstheme="minorHAnsi"/>
-          <w:sz w:val="30"/>
-          <w:szCs w:val="30"/>
-        </w:rPr>
-        <w:t>They are stuck in a time limbo with nothing around, but they got a second chance together (“Seconds Count”).</w:t>
+        <w:t>reach Tabitha and sow seeds of doubt into her (“Life is Short (You Must Be This Old to Die</w:t>
+      </w:r>
+      <w:r>
+        <w:rPr>
+          <w:rFonts w:cstheme="minorHAnsi"/>
+          <w:sz w:val="30"/>
+          <w:szCs w:val="30"/>
+        </w:rPr>
+        <w:t>)”).</w:t>
       </w:r>
     </w:p>
     <w:p>
@@ -5737,215 +6098,58 @@
           <w:sz w:val="30"/>
           <w:szCs w:val="30"/>
         </w:rPr>
-        <w:t xml:space="preserve">Outside spacetime, Eternity finds the timeline </w:t>
-      </w:r>
-      <w:r>
-        <w:rPr>
-          <w:rFonts w:cstheme="minorHAnsi"/>
-          <w:sz w:val="30"/>
-          <w:szCs w:val="30"/>
-        </w:rPr>
-        <w:t xml:space="preserve">is </w:t>
-      </w:r>
-      <w:r>
-        <w:rPr>
-          <w:rFonts w:cstheme="minorHAnsi"/>
-          <w:sz w:val="30"/>
-          <w:szCs w:val="30"/>
-        </w:rPr>
-        <w:t xml:space="preserve">warped out of shape. </w:t>
-      </w:r>
-      <w:r>
-        <w:rPr>
-          <w:rFonts w:cstheme="minorHAnsi"/>
-          <w:sz w:val="30"/>
-          <w:szCs w:val="30"/>
-        </w:rPr>
-        <w:t>T</w:t>
-      </w:r>
-      <w:r>
-        <w:rPr>
-          <w:rFonts w:cstheme="minorHAnsi"/>
-          <w:sz w:val="30"/>
-          <w:szCs w:val="30"/>
-        </w:rPr>
-        <w:t xml:space="preserve">hey </w:t>
-      </w:r>
-      <w:r>
-        <w:rPr>
-          <w:rFonts w:cstheme="minorHAnsi"/>
-          <w:sz w:val="30"/>
-          <w:szCs w:val="30"/>
-        </w:rPr>
-        <w:t>have</w:t>
-      </w:r>
-      <w:r>
-        <w:rPr>
-          <w:rFonts w:cstheme="minorHAnsi"/>
-          <w:sz w:val="30"/>
-          <w:szCs w:val="30"/>
-        </w:rPr>
-        <w:t xml:space="preserve"> enough of </w:t>
-      </w:r>
-      <w:r>
-        <w:rPr>
-          <w:rFonts w:cstheme="minorHAnsi"/>
-          <w:sz w:val="30"/>
-          <w:szCs w:val="30"/>
-        </w:rPr>
-        <w:t>the chaos</w:t>
-      </w:r>
-      <w:r>
-        <w:rPr>
-          <w:rFonts w:cstheme="minorHAnsi"/>
-          <w:sz w:val="30"/>
-          <w:szCs w:val="30"/>
-        </w:rPr>
-        <w:t xml:space="preserve"> and </w:t>
-      </w:r>
-      <w:r>
-        <w:rPr>
-          <w:rFonts w:cstheme="minorHAnsi"/>
-          <w:sz w:val="30"/>
-          <w:szCs w:val="30"/>
-        </w:rPr>
-        <w:t>must do a</w:t>
-      </w:r>
-      <w:r>
-        <w:rPr>
-          <w:rFonts w:cstheme="minorHAnsi"/>
-          <w:sz w:val="30"/>
-          <w:szCs w:val="30"/>
-        </w:rPr>
-        <w:t xml:space="preserve"> </w:t>
-      </w:r>
-      <w:r>
-        <w:rPr>
-          <w:rFonts w:cstheme="minorHAnsi"/>
-          <w:sz w:val="30"/>
-          <w:szCs w:val="30"/>
-        </w:rPr>
-        <w:t>reboot</w:t>
-      </w:r>
-      <w:r>
-        <w:rPr>
-          <w:rFonts w:cstheme="minorHAnsi"/>
-          <w:sz w:val="30"/>
-          <w:szCs w:val="30"/>
-        </w:rPr>
-        <w:t xml:space="preserve">. </w:t>
-      </w:r>
-      <w:r>
-        <w:rPr>
-          <w:rFonts w:cstheme="minorHAnsi"/>
-          <w:sz w:val="30"/>
-          <w:szCs w:val="30"/>
-        </w:rPr>
-        <w:t>While firing the</w:t>
-      </w:r>
-      <w:r>
-        <w:rPr>
-          <w:rFonts w:cstheme="minorHAnsi"/>
-          <w:sz w:val="30"/>
-          <w:szCs w:val="30"/>
-        </w:rPr>
-        <w:t xml:space="preserve"> Conductor</w:t>
-      </w:r>
-      <w:r>
-        <w:rPr>
-          <w:rFonts w:cstheme="minorHAnsi"/>
-          <w:sz w:val="30"/>
-          <w:szCs w:val="30"/>
-        </w:rPr>
-        <w:t xml:space="preserve">, </w:t>
-      </w:r>
-      <w:r>
-        <w:rPr>
-          <w:rFonts w:cstheme="minorHAnsi"/>
-          <w:sz w:val="30"/>
-          <w:szCs w:val="30"/>
-        </w:rPr>
-        <w:t>Eternity</w:t>
-      </w:r>
-      <w:r>
-        <w:rPr>
-          <w:rFonts w:cstheme="minorHAnsi"/>
-          <w:sz w:val="30"/>
-          <w:szCs w:val="30"/>
-        </w:rPr>
-        <w:t xml:space="preserve"> find</w:t>
-      </w:r>
-      <w:r>
-        <w:rPr>
-          <w:rFonts w:cstheme="minorHAnsi"/>
-          <w:sz w:val="30"/>
-          <w:szCs w:val="30"/>
-        </w:rPr>
-        <w:t>s</w:t>
-      </w:r>
-      <w:r>
-        <w:rPr>
-          <w:rFonts w:cstheme="minorHAnsi"/>
-          <w:sz w:val="30"/>
-          <w:szCs w:val="30"/>
-        </w:rPr>
-        <w:t xml:space="preserve"> out </w:t>
-      </w:r>
-      <w:r>
-        <w:rPr>
-          <w:rFonts w:cstheme="minorHAnsi"/>
-          <w:sz w:val="30"/>
-          <w:szCs w:val="30"/>
-        </w:rPr>
-        <w:t>the Conductor</w:t>
-      </w:r>
-      <w:r>
-        <w:rPr>
-          <w:rFonts w:cstheme="minorHAnsi"/>
-          <w:sz w:val="30"/>
-          <w:szCs w:val="30"/>
-        </w:rPr>
-        <w:t xml:space="preserve"> </w:t>
-      </w:r>
-      <w:r>
-        <w:rPr>
-          <w:rFonts w:cstheme="minorHAnsi"/>
-          <w:sz w:val="30"/>
-          <w:szCs w:val="30"/>
-        </w:rPr>
-        <w:t>is</w:t>
-      </w:r>
-      <w:r>
-        <w:rPr>
-          <w:rFonts w:cstheme="minorHAnsi"/>
-          <w:sz w:val="30"/>
-          <w:szCs w:val="30"/>
-        </w:rPr>
-        <w:t xml:space="preserve"> in cahoots with the lovebirds. Eternity takes the Conductor’s baton and </w:t>
-      </w:r>
-      <w:r>
-        <w:rPr>
-          <w:rFonts w:cstheme="minorHAnsi"/>
-          <w:sz w:val="30"/>
-          <w:szCs w:val="30"/>
-        </w:rPr>
-        <w:t>stabs</w:t>
-      </w:r>
-      <w:r>
-        <w:rPr>
-          <w:rFonts w:cstheme="minorHAnsi"/>
-          <w:sz w:val="30"/>
-          <w:szCs w:val="30"/>
-        </w:rPr>
-        <w:t xml:space="preserve"> </w:t>
-      </w:r>
-      <w:r>
-        <w:rPr>
-          <w:rFonts w:cstheme="minorHAnsi"/>
-          <w:sz w:val="30"/>
-          <w:szCs w:val="30"/>
-        </w:rPr>
-        <w:t>them with it</w:t>
+        <w:lastRenderedPageBreak/>
+        <w:t>Tabitha</w:t>
+      </w:r>
+      <w:r>
+        <w:rPr>
+          <w:rFonts w:cstheme="minorHAnsi"/>
+          <w:sz w:val="30"/>
+          <w:szCs w:val="30"/>
+        </w:rPr>
+        <w:t xml:space="preserve"> wants a future together </w:t>
+      </w:r>
+      <w:r>
+        <w:rPr>
+          <w:rFonts w:cstheme="minorHAnsi"/>
+          <w:i/>
+          <w:iCs/>
+          <w:sz w:val="30"/>
+          <w:szCs w:val="30"/>
+        </w:rPr>
+        <w:t>or technically the past</w:t>
+      </w:r>
+      <w:r>
+        <w:rPr>
+          <w:rFonts w:cstheme="minorHAnsi"/>
+          <w:sz w:val="30"/>
+          <w:szCs w:val="30"/>
+        </w:rPr>
+        <w:t xml:space="preserve">, but </w:t>
+      </w:r>
+      <w:r>
+        <w:rPr>
+          <w:rFonts w:cstheme="minorHAnsi"/>
+          <w:sz w:val="30"/>
+          <w:szCs w:val="30"/>
+        </w:rPr>
+        <w:t>Dakota</w:t>
+      </w:r>
+      <w:r>
+        <w:rPr>
+          <w:rFonts w:cstheme="minorHAnsi"/>
+          <w:sz w:val="30"/>
+          <w:szCs w:val="30"/>
+        </w:rPr>
+        <w:t xml:space="preserve"> once again does not know </w:t>
+      </w:r>
+      <w:r>
+        <w:rPr>
+          <w:rFonts w:cstheme="minorHAnsi"/>
+          <w:sz w:val="30"/>
+          <w:szCs w:val="30"/>
+        </w:rPr>
+        <w:t>themself</w:t>
       </w:r>
       <w:r>
         <w:rPr>
@@ -5961,39 +6165,31 @@
           <w:sz w:val="30"/>
           <w:szCs w:val="30"/>
         </w:rPr>
-        <w:t xml:space="preserve"> </w:t>
-      </w:r>
-      <w:r>
-        <w:rPr>
-          <w:rFonts w:cstheme="minorHAnsi"/>
-          <w:sz w:val="30"/>
-          <w:szCs w:val="30"/>
-        </w:rPr>
-        <w:t xml:space="preserve">Eternity orders the Timepipers to kill the rest of the </w:t>
-      </w:r>
-      <w:r>
-        <w:rPr>
-          <w:rFonts w:cstheme="minorHAnsi"/>
-          <w:sz w:val="30"/>
-          <w:szCs w:val="30"/>
-        </w:rPr>
-        <w:t>Timeharmonic Orchestra</w:t>
-      </w:r>
-      <w:r>
-        <w:rPr>
-          <w:rFonts w:cstheme="minorHAnsi"/>
-          <w:sz w:val="30"/>
-          <w:szCs w:val="30"/>
-        </w:rPr>
-        <w:t xml:space="preserve"> (“Out of Wack”)</w:t>
-      </w:r>
-      <w:r>
-        <w:rPr>
-          <w:rFonts w:cstheme="minorHAnsi"/>
-          <w:sz w:val="30"/>
-          <w:szCs w:val="30"/>
-        </w:rPr>
-        <w:t>.</w:t>
+        <w:t xml:space="preserve"> Eternity steps in and </w:t>
+      </w:r>
+      <w:r>
+        <w:rPr>
+          <w:rFonts w:cstheme="minorHAnsi"/>
+          <w:sz w:val="30"/>
+          <w:szCs w:val="30"/>
+        </w:rPr>
+        <w:t>rattles the timeline, sending Tabitha and Dakota home</w:t>
+      </w:r>
+      <w:r>
+        <w:rPr>
+          <w:rFonts w:cstheme="minorHAnsi"/>
+          <w:sz w:val="30"/>
+          <w:szCs w:val="30"/>
+        </w:rPr>
+        <w:t xml:space="preserve"> (</w:t>
+      </w:r>
+      <w:r>
+        <w:rPr>
+          <w:rFonts w:cstheme="minorHAnsi"/>
+          <w:sz w:val="30"/>
+          <w:szCs w:val="30"/>
+        </w:rPr>
+        <w:t>“Right Person, Wrong Time”).</w:t>
       </w:r>
     </w:p>
     <w:p>
@@ -6014,199 +6210,151 @@
           <w:sz w:val="30"/>
           <w:szCs w:val="30"/>
         </w:rPr>
-        <w:t xml:space="preserve">Meanwhile, Tabitha and Dakota jump around time in a chaotic fashion. </w:t>
-      </w:r>
-      <w:r>
-        <w:rPr>
-          <w:rFonts w:cstheme="minorHAnsi"/>
-          <w:sz w:val="30"/>
-          <w:szCs w:val="30"/>
-        </w:rPr>
-        <w:t xml:space="preserve">Tabitha reveals she </w:t>
-      </w:r>
-      <w:r>
-        <w:rPr>
-          <w:rFonts w:cstheme="minorHAnsi"/>
-          <w:sz w:val="30"/>
-          <w:szCs w:val="30"/>
-        </w:rPr>
-        <w:t>knows of</w:t>
-      </w:r>
-      <w:r>
-        <w:rPr>
-          <w:rFonts w:cstheme="minorHAnsi"/>
-          <w:sz w:val="30"/>
-          <w:szCs w:val="30"/>
-        </w:rPr>
-        <w:t xml:space="preserve"> the Timepipers and the</w:t>
-      </w:r>
-      <w:r>
-        <w:rPr>
-          <w:rFonts w:cstheme="minorHAnsi"/>
-          <w:sz w:val="30"/>
-          <w:szCs w:val="30"/>
-        </w:rPr>
-        <w:t>ir</w:t>
-      </w:r>
-      <w:r>
-        <w:rPr>
-          <w:rFonts w:cstheme="minorHAnsi"/>
-          <w:sz w:val="30"/>
-          <w:szCs w:val="30"/>
-        </w:rPr>
-        <w:t xml:space="preserve"> guitars </w:t>
-      </w:r>
-      <w:r>
-        <w:rPr>
-          <w:rFonts w:cstheme="minorHAnsi"/>
-          <w:sz w:val="30"/>
-          <w:szCs w:val="30"/>
-        </w:rPr>
-        <w:t>transcend</w:t>
-      </w:r>
-      <w:r>
-        <w:rPr>
-          <w:rFonts w:cstheme="minorHAnsi"/>
-          <w:sz w:val="30"/>
-          <w:szCs w:val="30"/>
-        </w:rPr>
-        <w:t xml:space="preserve"> the</w:t>
-      </w:r>
-      <w:r>
-        <w:rPr>
-          <w:rFonts w:cstheme="minorHAnsi"/>
-          <w:sz w:val="30"/>
-          <w:szCs w:val="30"/>
-        </w:rPr>
-        <w:t>ir</w:t>
-      </w:r>
-      <w:r>
-        <w:rPr>
-          <w:rFonts w:cstheme="minorHAnsi"/>
-          <w:sz w:val="30"/>
-          <w:szCs w:val="30"/>
-        </w:rPr>
-        <w:t xml:space="preserve"> powers. </w:t>
-      </w:r>
-      <w:r>
-        <w:rPr>
-          <w:rFonts w:cstheme="minorHAnsi"/>
-          <w:sz w:val="30"/>
-          <w:szCs w:val="30"/>
-        </w:rPr>
-        <w:t>If they</w:t>
-      </w:r>
-      <w:r>
-        <w:rPr>
-          <w:rFonts w:cstheme="minorHAnsi"/>
-          <w:sz w:val="30"/>
-          <w:szCs w:val="30"/>
-        </w:rPr>
-        <w:t xml:space="preserve"> go back in time in “</w:t>
-      </w:r>
-      <w:r>
-        <w:rPr>
-          <w:rFonts w:cstheme="minorHAnsi"/>
-          <w:sz w:val="30"/>
-          <w:szCs w:val="30"/>
-        </w:rPr>
-        <w:t>the outside world”</w:t>
-      </w:r>
-      <w:r>
-        <w:rPr>
-          <w:rFonts w:cstheme="minorHAnsi"/>
-          <w:sz w:val="30"/>
-          <w:szCs w:val="30"/>
-        </w:rPr>
-        <w:t xml:space="preserve"> and</w:t>
-      </w:r>
-      <w:r>
-        <w:rPr>
-          <w:rFonts w:cstheme="minorHAnsi"/>
-          <w:sz w:val="30"/>
-          <w:szCs w:val="30"/>
-        </w:rPr>
-        <w:t xml:space="preserve"> stop </w:t>
-      </w:r>
-      <w:r>
-        <w:rPr>
-          <w:rFonts w:cstheme="minorHAnsi"/>
-          <w:sz w:val="30"/>
-          <w:szCs w:val="30"/>
-        </w:rPr>
-        <w:t>Eternity from killing the Conductor</w:t>
-      </w:r>
-      <w:r>
-        <w:rPr>
-          <w:rFonts w:cstheme="minorHAnsi"/>
-          <w:sz w:val="30"/>
-          <w:szCs w:val="30"/>
-        </w:rPr>
-        <w:t>, they can save the timeline but ultimately be separated</w:t>
-      </w:r>
-      <w:r>
-        <w:rPr>
-          <w:rFonts w:cstheme="minorHAnsi"/>
-          <w:sz w:val="30"/>
-          <w:szCs w:val="30"/>
-        </w:rPr>
-        <w:t xml:space="preserve"> (“Paradox”). </w:t>
-      </w:r>
-      <w:r>
-        <w:rPr>
-          <w:rFonts w:cstheme="minorHAnsi"/>
-          <w:sz w:val="30"/>
-          <w:szCs w:val="30"/>
-        </w:rPr>
-        <w:t>They go and save the Timeharmonic Orchestra</w:t>
-      </w:r>
-      <w:r>
-        <w:rPr>
-          <w:rFonts w:cstheme="minorHAnsi"/>
-          <w:sz w:val="30"/>
-          <w:szCs w:val="30"/>
-        </w:rPr>
-        <w:t>. T</w:t>
-      </w:r>
-      <w:r>
-        <w:rPr>
-          <w:rFonts w:cstheme="minorHAnsi"/>
-          <w:sz w:val="30"/>
-          <w:szCs w:val="30"/>
-        </w:rPr>
-        <w:t>heir last performance</w:t>
-      </w:r>
-      <w:r>
-        <w:rPr>
-          <w:rFonts w:cstheme="minorHAnsi"/>
-          <w:sz w:val="30"/>
-          <w:szCs w:val="30"/>
-        </w:rPr>
-        <w:t xml:space="preserve"> is </w:t>
-      </w:r>
-      <w:r>
-        <w:rPr>
-          <w:rFonts w:cstheme="minorHAnsi"/>
-          <w:sz w:val="30"/>
-          <w:szCs w:val="30"/>
-        </w:rPr>
-        <w:t xml:space="preserve">a dance with </w:t>
-      </w:r>
-      <w:r>
-        <w:rPr>
-          <w:rFonts w:cstheme="minorHAnsi"/>
-          <w:sz w:val="30"/>
-          <w:szCs w:val="30"/>
-        </w:rPr>
-        <w:t>Eternity singing</w:t>
-      </w:r>
-      <w:r>
-        <w:rPr>
-          <w:rFonts w:cstheme="minorHAnsi"/>
-          <w:sz w:val="30"/>
-          <w:szCs w:val="30"/>
-        </w:rPr>
-        <w:t xml:space="preserve"> (“In Loving Destiny”).</w:t>
+        <w:t xml:space="preserve">In the following act, </w:t>
+      </w:r>
+      <w:r>
+        <w:rPr>
+          <w:rFonts w:cstheme="minorHAnsi"/>
+          <w:sz w:val="30"/>
+          <w:szCs w:val="30"/>
+        </w:rPr>
+        <w:t xml:space="preserve">Tabitha </w:t>
+      </w:r>
+      <w:r>
+        <w:rPr>
+          <w:rFonts w:cstheme="minorHAnsi"/>
+          <w:sz w:val="30"/>
+          <w:szCs w:val="30"/>
+        </w:rPr>
+        <w:t xml:space="preserve">has </w:t>
+      </w:r>
+      <w:r>
+        <w:rPr>
+          <w:rFonts w:cstheme="minorHAnsi"/>
+          <w:sz w:val="30"/>
+          <w:szCs w:val="30"/>
+        </w:rPr>
+        <w:t>the time of her life</w:t>
+      </w:r>
+      <w:r>
+        <w:rPr>
+          <w:rFonts w:cstheme="minorHAnsi"/>
+          <w:sz w:val="30"/>
+          <w:szCs w:val="30"/>
+        </w:rPr>
+        <w:t xml:space="preserve"> </w:t>
+      </w:r>
+      <w:r>
+        <w:rPr>
+          <w:rFonts w:cstheme="minorHAnsi"/>
+          <w:sz w:val="30"/>
+          <w:szCs w:val="30"/>
+        </w:rPr>
+        <w:t xml:space="preserve">in </w:t>
+      </w:r>
+      <w:r>
+        <w:rPr>
+          <w:rFonts w:cstheme="minorHAnsi"/>
+          <w:sz w:val="30"/>
+          <w:szCs w:val="30"/>
+        </w:rPr>
+        <w:t>21st</w:t>
+      </w:r>
+      <w:r>
+        <w:rPr>
+          <w:rFonts w:cstheme="minorHAnsi"/>
+          <w:sz w:val="30"/>
+          <w:szCs w:val="30"/>
+        </w:rPr>
+        <w:t xml:space="preserve"> Century</w:t>
+      </w:r>
+      <w:r>
+        <w:rPr>
+          <w:rFonts w:cstheme="minorHAnsi"/>
+          <w:sz w:val="30"/>
+          <w:szCs w:val="30"/>
+        </w:rPr>
+        <w:t xml:space="preserve"> Galilee</w:t>
+      </w:r>
+      <w:r>
+        <w:rPr>
+          <w:rFonts w:cstheme="minorHAnsi"/>
+          <w:sz w:val="30"/>
+          <w:szCs w:val="30"/>
+        </w:rPr>
+        <w:t xml:space="preserve"> with </w:t>
+      </w:r>
+      <w:r>
+        <w:rPr>
+          <w:rFonts w:cstheme="minorHAnsi"/>
+          <w:sz w:val="30"/>
+          <w:szCs w:val="30"/>
+        </w:rPr>
+        <w:t>alternative</w:t>
+      </w:r>
+      <w:r>
+        <w:rPr>
+          <w:rFonts w:cstheme="minorHAnsi"/>
+          <w:sz w:val="30"/>
+          <w:szCs w:val="30"/>
+        </w:rPr>
+        <w:t xml:space="preserve"> hip hop</w:t>
+      </w:r>
+      <w:r>
+        <w:rPr>
+          <w:rFonts w:cstheme="minorHAnsi"/>
+          <w:sz w:val="30"/>
+          <w:szCs w:val="30"/>
+        </w:rPr>
+        <w:t xml:space="preserve"> (“Passing By, Running Behind”). Meanwhile, </w:t>
+      </w:r>
+      <w:r>
+        <w:rPr>
+          <w:rFonts w:cstheme="minorHAnsi"/>
+          <w:sz w:val="30"/>
+          <w:szCs w:val="30"/>
+        </w:rPr>
+        <w:t xml:space="preserve">Dakota is stuck in the 1st Century </w:t>
+      </w:r>
+      <w:r>
+        <w:rPr>
+          <w:rFonts w:cstheme="minorHAnsi"/>
+          <w:sz w:val="30"/>
+          <w:szCs w:val="30"/>
+        </w:rPr>
+        <w:t>and meets Tabitha’s father</w:t>
+      </w:r>
+      <w:r>
+        <w:rPr>
+          <w:rFonts w:cstheme="minorHAnsi"/>
+          <w:sz w:val="30"/>
+          <w:szCs w:val="30"/>
+        </w:rPr>
+        <w:t>. Dakota finds a pile of basswood and carves a</w:t>
+      </w:r>
+      <w:r>
+        <w:rPr>
+          <w:rFonts w:cstheme="minorHAnsi"/>
+          <w:sz w:val="30"/>
+          <w:szCs w:val="30"/>
+        </w:rPr>
+        <w:t xml:space="preserve">n oud </w:t>
+      </w:r>
+      <w:r>
+        <w:rPr>
+          <w:rFonts w:cstheme="minorHAnsi"/>
+          <w:sz w:val="30"/>
+          <w:szCs w:val="30"/>
+        </w:rPr>
+        <w:t>(</w:t>
+      </w:r>
+      <w:r>
+        <w:rPr>
+          <w:rFonts w:cstheme="minorHAnsi"/>
+          <w:sz w:val="30"/>
+          <w:szCs w:val="30"/>
+        </w:rPr>
+        <w:t>“Keep Tabs (on Your Heart)”).</w:t>
       </w:r>
     </w:p>
     <w:p>
@@ -6217,41 +6365,25 @@
         <w:spacing w:line="240" w:lineRule="auto"/>
         <w:rPr>
           <w:rFonts w:cstheme="minorHAnsi"/>
-          <w:sz w:val="32"/>
-          <w:szCs w:val="32"/>
-        </w:rPr>
-      </w:pPr>
-      <w:r>
-        <w:rPr>
-          <w:rFonts w:cstheme="minorHAnsi"/>
-          <w:sz w:val="30"/>
-          <w:szCs w:val="30"/>
-        </w:rPr>
-        <w:t xml:space="preserve">Back in the 21st Century, Dakota </w:t>
-      </w:r>
-      <w:r>
-        <w:rPr>
-          <w:rFonts w:cstheme="minorHAnsi"/>
-          <w:sz w:val="30"/>
-          <w:szCs w:val="30"/>
-        </w:rPr>
-        <w:t xml:space="preserve">and their mother </w:t>
-      </w:r>
-      <w:r>
-        <w:rPr>
-          <w:rFonts w:cstheme="minorHAnsi"/>
-          <w:sz w:val="30"/>
-          <w:szCs w:val="30"/>
-        </w:rPr>
-        <w:t>visit</w:t>
-      </w:r>
-      <w:r>
-        <w:rPr>
-          <w:rFonts w:cstheme="minorHAnsi"/>
-          <w:sz w:val="30"/>
-          <w:szCs w:val="30"/>
-        </w:rPr>
-        <w:t xml:space="preserve"> the music museum near</w:t>
+          <w:sz w:val="30"/>
+          <w:szCs w:val="30"/>
+        </w:rPr>
+      </w:pPr>
+      <w:r>
+        <w:rPr>
+          <w:rFonts w:cstheme="minorHAnsi"/>
+          <w:sz w:val="30"/>
+          <w:szCs w:val="30"/>
+        </w:rPr>
+        <w:t xml:space="preserve">Tabitha stumbles upon a music history museum where </w:t>
+      </w:r>
+      <w:r>
+        <w:rPr>
+          <w:rFonts w:cstheme="minorHAnsi"/>
+          <w:sz w:val="30"/>
+          <w:szCs w:val="30"/>
+        </w:rPr>
+        <w:t>she finds</w:t>
       </w:r>
       <w:r>
         <w:rPr>
@@ -6267,143 +6399,31 @@
           <w:sz w:val="30"/>
           <w:szCs w:val="30"/>
         </w:rPr>
-        <w:t>Galile</w:t>
-      </w:r>
-      <w:r>
-        <w:rPr>
-          <w:rFonts w:cstheme="minorHAnsi"/>
-          <w:sz w:val="30"/>
-          <w:szCs w:val="30"/>
-        </w:rPr>
-        <w:t>e</w:t>
-      </w:r>
-      <w:r>
-        <w:rPr>
-          <w:rFonts w:cstheme="minorHAnsi"/>
-          <w:sz w:val="30"/>
-          <w:szCs w:val="30"/>
-        </w:rPr>
-        <w:t xml:space="preserve">. They stare at </w:t>
-      </w:r>
-      <w:r>
-        <w:rPr>
-          <w:rFonts w:cstheme="minorHAnsi"/>
-          <w:sz w:val="30"/>
-          <w:szCs w:val="30"/>
-        </w:rPr>
-        <w:t>a</w:t>
-      </w:r>
-      <w:r>
-        <w:rPr>
-          <w:rFonts w:cstheme="minorHAnsi"/>
-          <w:sz w:val="30"/>
-          <w:szCs w:val="30"/>
-        </w:rPr>
-        <w:t xml:space="preserve"> guitar</w:t>
-      </w:r>
-      <w:r>
-        <w:rPr>
-          <w:rFonts w:cstheme="minorHAnsi"/>
-          <w:sz w:val="30"/>
-          <w:szCs w:val="30"/>
-        </w:rPr>
-        <w:t xml:space="preserve"> with a </w:t>
-      </w:r>
-      <w:r>
-        <w:rPr>
-          <w:rFonts w:cstheme="minorHAnsi"/>
-          <w:sz w:val="30"/>
-          <w:szCs w:val="30"/>
-        </w:rPr>
-        <w:t>¡Tab &amp; Coda!</w:t>
-      </w:r>
-      <w:r>
-        <w:rPr>
-          <w:rFonts w:cstheme="minorHAnsi"/>
-          <w:sz w:val="30"/>
-          <w:szCs w:val="30"/>
-        </w:rPr>
-        <w:t>’s melodic line</w:t>
-      </w:r>
-      <w:r>
-        <w:rPr>
-          <w:rFonts w:cstheme="minorHAnsi"/>
-          <w:sz w:val="30"/>
-          <w:szCs w:val="30"/>
-        </w:rPr>
-        <w:t xml:space="preserve"> intently. </w:t>
-      </w:r>
-      <w:r>
-        <w:rPr>
-          <w:rFonts w:cstheme="minorHAnsi"/>
-          <w:sz w:val="30"/>
-          <w:szCs w:val="30"/>
-        </w:rPr>
-        <w:t xml:space="preserve">The museum </w:t>
-      </w:r>
-      <w:r>
-        <w:rPr>
-          <w:rFonts w:cstheme="minorHAnsi"/>
-          <w:sz w:val="30"/>
-          <w:szCs w:val="30"/>
-        </w:rPr>
-        <w:t>closes, not without the alarm blaring</w:t>
-      </w:r>
-      <w:r>
-        <w:rPr>
-          <w:rFonts w:cstheme="minorHAnsi"/>
-          <w:sz w:val="30"/>
-          <w:szCs w:val="30"/>
-        </w:rPr>
-        <w:t xml:space="preserve"> (“From the End”). </w:t>
-      </w:r>
-      <w:r>
-        <w:rPr>
-          <w:rFonts w:cstheme="minorHAnsi"/>
-          <w:sz w:val="30"/>
-          <w:szCs w:val="30"/>
-        </w:rPr>
-        <w:t>Tabitha and Dakota reunite</w:t>
-      </w:r>
-      <w:r>
-        <w:rPr>
-          <w:rFonts w:cstheme="minorHAnsi"/>
-          <w:sz w:val="30"/>
-          <w:szCs w:val="30"/>
-        </w:rPr>
-        <w:t>, this time in the Baroque period. Tabitha jokes: “If it’s not Baroque, don’t fix it.”</w:t>
-      </w:r>
-      <w:r>
-        <w:rPr>
-          <w:rFonts w:cstheme="minorHAnsi"/>
-          <w:sz w:val="30"/>
-          <w:szCs w:val="30"/>
-        </w:rPr>
-        <w:t xml:space="preserve"> Dakota emphasizes how much better it would be if </w:t>
-      </w:r>
-      <w:r>
-        <w:rPr>
-          <w:rFonts w:cstheme="minorHAnsi"/>
-          <w:sz w:val="30"/>
-          <w:szCs w:val="30"/>
-        </w:rPr>
-        <w:t>the</w:t>
-      </w:r>
-      <w:r>
-        <w:rPr>
-          <w:rFonts w:cstheme="minorHAnsi"/>
-          <w:sz w:val="30"/>
-          <w:szCs w:val="30"/>
-        </w:rPr>
-        <w:t xml:space="preserve"> next vacation </w:t>
-      </w:r>
-      <w:r>
-        <w:rPr>
-          <w:rFonts w:cstheme="minorHAnsi"/>
-          <w:sz w:val="30"/>
-          <w:szCs w:val="30"/>
-        </w:rPr>
-        <w:t>is</w:t>
+        <w:t xml:space="preserve">Dakota’s mother, </w:t>
+      </w:r>
+      <w:r>
+        <w:rPr>
+          <w:rFonts w:cstheme="minorHAnsi"/>
+          <w:sz w:val="30"/>
+          <w:szCs w:val="30"/>
+        </w:rPr>
+        <w:t xml:space="preserve">a curator, </w:t>
+      </w:r>
+      <w:r>
+        <w:rPr>
+          <w:rFonts w:cstheme="minorHAnsi"/>
+          <w:sz w:val="30"/>
+          <w:szCs w:val="30"/>
+        </w:rPr>
+        <w:t>crying</w:t>
+      </w:r>
+      <w:r>
+        <w:rPr>
+          <w:rFonts w:cstheme="minorHAnsi"/>
+          <w:sz w:val="30"/>
+          <w:szCs w:val="30"/>
+        </w:rPr>
+        <w:t xml:space="preserve"> at an ancient</w:t>
       </w:r>
       <w:r>
         <w:rPr>
@@ -6419,35 +6439,1110 @@
           <w:sz w:val="30"/>
           <w:szCs w:val="30"/>
         </w:rPr>
-        <w:t xml:space="preserve">in the Renaissance. </w:t>
-      </w:r>
-      <w:r>
-        <w:rPr>
-          <w:rFonts w:cstheme="minorHAnsi"/>
-          <w:sz w:val="30"/>
-          <w:szCs w:val="30"/>
-        </w:rPr>
-        <w:t>T</w:t>
-      </w:r>
-      <w:r>
-        <w:rPr>
-          <w:rFonts w:cstheme="minorHAnsi"/>
-          <w:sz w:val="30"/>
-          <w:szCs w:val="30"/>
-        </w:rPr>
-        <w:t>he Timeharmonic Orchestra are once again in chaos (“In Loving Destiny (Reprise)”).</w:t>
-      </w:r>
-      <w:r>
-        <w:rPr>
-          <w:rFonts w:cstheme="minorHAnsi"/>
-          <w:sz w:val="32"/>
-          <w:szCs w:val="32"/>
-        </w:rPr>
-        <w:br w:type="page"/>
+        <w:t>oud</w:t>
+      </w:r>
+      <w:r>
+        <w:rPr>
+          <w:rFonts w:cstheme="minorHAnsi"/>
+          <w:sz w:val="30"/>
+          <w:szCs w:val="30"/>
+        </w:rPr>
+        <w:t xml:space="preserve"> </w:t>
+      </w:r>
+      <w:r>
+        <w:rPr>
+          <w:rFonts w:cstheme="minorHAnsi"/>
+          <w:sz w:val="30"/>
+          <w:szCs w:val="30"/>
+        </w:rPr>
+        <w:t xml:space="preserve">with </w:t>
+      </w:r>
+      <w:r>
+        <w:rPr>
+          <w:rFonts w:cstheme="minorHAnsi"/>
+          <w:sz w:val="30"/>
+          <w:szCs w:val="30"/>
+        </w:rPr>
+        <w:t xml:space="preserve">¡Tab &amp; </w:t>
+      </w:r>
+      <w:proofErr w:type="spellStart"/>
+      <w:r>
+        <w:rPr>
+          <w:rFonts w:cstheme="minorHAnsi"/>
+          <w:sz w:val="30"/>
+          <w:szCs w:val="30"/>
+        </w:rPr>
+        <w:t>Coda!</w:t>
+      </w:r>
+      <w:r>
+        <w:rPr>
+          <w:rFonts w:cstheme="minorHAnsi"/>
+          <w:sz w:val="30"/>
+          <w:szCs w:val="30"/>
+        </w:rPr>
+        <w:t>’s</w:t>
+      </w:r>
+      <w:proofErr w:type="spellEnd"/>
+      <w:r>
+        <w:rPr>
+          <w:rFonts w:cstheme="minorHAnsi"/>
+          <w:sz w:val="30"/>
+          <w:szCs w:val="30"/>
+        </w:rPr>
+        <w:t xml:space="preserve"> melodic line</w:t>
+      </w:r>
+      <w:r>
+        <w:rPr>
+          <w:rFonts w:cstheme="minorHAnsi"/>
+          <w:sz w:val="30"/>
+          <w:szCs w:val="30"/>
+        </w:rPr>
+        <w:t xml:space="preserve"> carved in it</w:t>
+      </w:r>
+      <w:r>
+        <w:rPr>
+          <w:rFonts w:cstheme="minorHAnsi"/>
+          <w:sz w:val="30"/>
+          <w:szCs w:val="30"/>
+        </w:rPr>
+        <w:t>.</w:t>
+      </w:r>
+      <w:r>
+        <w:rPr>
+          <w:rFonts w:cstheme="minorHAnsi"/>
+          <w:sz w:val="30"/>
+          <w:szCs w:val="30"/>
+        </w:rPr>
+        <w:t xml:space="preserve"> </w:t>
+      </w:r>
+      <w:r>
+        <w:rPr>
+          <w:rFonts w:cstheme="minorHAnsi"/>
+          <w:sz w:val="30"/>
+          <w:szCs w:val="30"/>
+        </w:rPr>
+        <w:t>With each other’s help</w:t>
+      </w:r>
+      <w:r>
+        <w:rPr>
+          <w:rFonts w:cstheme="minorHAnsi"/>
+          <w:sz w:val="30"/>
+          <w:szCs w:val="30"/>
+        </w:rPr>
+        <w:t xml:space="preserve">, she steals the </w:t>
+      </w:r>
+      <w:r>
+        <w:rPr>
+          <w:rFonts w:cstheme="minorHAnsi"/>
+          <w:sz w:val="30"/>
+          <w:szCs w:val="30"/>
+        </w:rPr>
+        <w:t>oud</w:t>
+      </w:r>
+      <w:r>
+        <w:rPr>
+          <w:rFonts w:cstheme="minorHAnsi"/>
+          <w:sz w:val="30"/>
+          <w:szCs w:val="30"/>
+        </w:rPr>
+        <w:t xml:space="preserve"> </w:t>
+      </w:r>
+      <w:r>
+        <w:rPr>
+          <w:rFonts w:cstheme="minorHAnsi"/>
+          <w:sz w:val="30"/>
+          <w:szCs w:val="30"/>
+        </w:rPr>
+        <w:t>(“</w:t>
+      </w:r>
+      <w:proofErr w:type="spellStart"/>
+      <w:r>
+        <w:rPr>
+          <w:rFonts w:cstheme="minorHAnsi"/>
+          <w:sz w:val="30"/>
+          <w:szCs w:val="30"/>
+        </w:rPr>
+        <w:t>אֶפְש</w:t>
+      </w:r>
+      <w:proofErr w:type="spellEnd"/>
+      <w:r>
+        <w:rPr>
+          <w:rFonts w:cstheme="minorHAnsi"/>
+          <w:sz w:val="30"/>
+          <w:szCs w:val="30"/>
+        </w:rPr>
+        <w:t>ָׁ</w:t>
+      </w:r>
+      <w:proofErr w:type="spellStart"/>
+      <w:r>
+        <w:rPr>
+          <w:rFonts w:cstheme="minorHAnsi"/>
+          <w:sz w:val="30"/>
+          <w:szCs w:val="30"/>
+        </w:rPr>
+        <w:t>רִי</w:t>
+      </w:r>
+      <w:proofErr w:type="spellEnd"/>
+      <w:r>
+        <w:rPr>
+          <w:rFonts w:cstheme="minorHAnsi"/>
+          <w:sz w:val="30"/>
+          <w:szCs w:val="30"/>
+        </w:rPr>
+        <w:t xml:space="preserve"> – Reprise”).</w:t>
+      </w:r>
+      <w:r>
+        <w:rPr>
+          <w:rFonts w:cstheme="minorHAnsi"/>
+          <w:sz w:val="30"/>
+          <w:szCs w:val="30"/>
+        </w:rPr>
+        <w:t xml:space="preserve"> </w:t>
       </w:r>
     </w:p>
     <w:p>
       <w:pPr>
+        <w:tabs>
+          <w:tab w:val="left" w:pos="5013"/>
+        </w:tabs>
+        <w:spacing w:line="240" w:lineRule="auto"/>
+        <w:rPr>
+          <w:rFonts w:cstheme="minorHAnsi"/>
+          <w:sz w:val="30"/>
+          <w:szCs w:val="30"/>
+        </w:rPr>
+      </w:pPr>
+      <w:r>
+        <w:rPr>
+          <w:rFonts w:cstheme="minorHAnsi"/>
+          <w:sz w:val="30"/>
+          <w:szCs w:val="30"/>
+        </w:rPr>
+        <w:t xml:space="preserve">Outside spacetime, everything is back to going awry </w:t>
+      </w:r>
+      <w:r>
+        <w:rPr>
+          <w:rFonts w:cstheme="minorHAnsi"/>
+          <w:sz w:val="30"/>
+          <w:szCs w:val="30"/>
+        </w:rPr>
+        <w:t>(“The Songs Linger (Long Enough)”).</w:t>
+      </w:r>
+      <w:r>
+        <w:rPr>
+          <w:rFonts w:cstheme="minorHAnsi"/>
+          <w:sz w:val="30"/>
+          <w:szCs w:val="30"/>
+        </w:rPr>
+        <w:t xml:space="preserve"> </w:t>
+      </w:r>
+      <w:r>
+        <w:rPr>
+          <w:rFonts w:cstheme="minorHAnsi"/>
+          <w:sz w:val="30"/>
+          <w:szCs w:val="30"/>
+        </w:rPr>
+        <w:t>Now, Tabitha and Dakota are back,</w:t>
+      </w:r>
+      <w:r>
+        <w:rPr>
+          <w:rFonts w:cstheme="minorHAnsi"/>
+          <w:sz w:val="30"/>
+          <w:szCs w:val="30"/>
+        </w:rPr>
+        <w:t xml:space="preserve"> stuck in a </w:t>
+      </w:r>
+      <w:r>
+        <w:rPr>
+          <w:rFonts w:cstheme="minorHAnsi"/>
+          <w:sz w:val="30"/>
+          <w:szCs w:val="30"/>
+        </w:rPr>
+        <w:t xml:space="preserve">void </w:t>
+      </w:r>
+      <w:r>
+        <w:rPr>
+          <w:rFonts w:cstheme="minorHAnsi"/>
+          <w:sz w:val="30"/>
+          <w:szCs w:val="30"/>
+        </w:rPr>
+        <w:t>time limbo, but they got a second chance together (“Seconds Count”).</w:t>
+      </w:r>
+    </w:p>
+    <w:p>
+      <w:pPr>
+        <w:tabs>
+          <w:tab w:val="left" w:pos="5013"/>
+        </w:tabs>
+        <w:spacing w:line="240" w:lineRule="auto"/>
+        <w:rPr>
+          <w:rFonts w:cstheme="minorHAnsi"/>
+          <w:sz w:val="30"/>
+          <w:szCs w:val="30"/>
+        </w:rPr>
+      </w:pPr>
+      <w:r>
+        <w:rPr>
+          <w:rFonts w:cstheme="minorHAnsi"/>
+          <w:sz w:val="30"/>
+          <w:szCs w:val="30"/>
+        </w:rPr>
+        <w:t xml:space="preserve">Outside spacetime, Eternity finds the timeline </w:t>
+      </w:r>
+      <w:r>
+        <w:rPr>
+          <w:rFonts w:cstheme="minorHAnsi"/>
+          <w:sz w:val="30"/>
+          <w:szCs w:val="30"/>
+        </w:rPr>
+        <w:t xml:space="preserve">is </w:t>
+      </w:r>
+      <w:r>
+        <w:rPr>
+          <w:rFonts w:cstheme="minorHAnsi"/>
+          <w:sz w:val="30"/>
+          <w:szCs w:val="30"/>
+        </w:rPr>
+        <w:t xml:space="preserve">warped out of shape. </w:t>
+      </w:r>
+      <w:r>
+        <w:rPr>
+          <w:rFonts w:cstheme="minorHAnsi"/>
+          <w:sz w:val="30"/>
+          <w:szCs w:val="30"/>
+        </w:rPr>
+        <w:t>T</w:t>
+      </w:r>
+      <w:r>
+        <w:rPr>
+          <w:rFonts w:cstheme="minorHAnsi"/>
+          <w:sz w:val="30"/>
+          <w:szCs w:val="30"/>
+        </w:rPr>
+        <w:t xml:space="preserve">hey </w:t>
+      </w:r>
+      <w:r>
+        <w:rPr>
+          <w:rFonts w:cstheme="minorHAnsi"/>
+          <w:sz w:val="30"/>
+          <w:szCs w:val="30"/>
+        </w:rPr>
+        <w:t>have</w:t>
+      </w:r>
+      <w:r>
+        <w:rPr>
+          <w:rFonts w:cstheme="minorHAnsi"/>
+          <w:sz w:val="30"/>
+          <w:szCs w:val="30"/>
+        </w:rPr>
+        <w:t xml:space="preserve"> enough of </w:t>
+      </w:r>
+      <w:r>
+        <w:rPr>
+          <w:rFonts w:cstheme="minorHAnsi"/>
+          <w:sz w:val="30"/>
+          <w:szCs w:val="30"/>
+        </w:rPr>
+        <w:t>the chaos</w:t>
+      </w:r>
+      <w:r>
+        <w:rPr>
+          <w:rFonts w:cstheme="minorHAnsi"/>
+          <w:sz w:val="30"/>
+          <w:szCs w:val="30"/>
+        </w:rPr>
+        <w:t xml:space="preserve"> and </w:t>
+      </w:r>
+      <w:r>
+        <w:rPr>
+          <w:rFonts w:cstheme="minorHAnsi"/>
+          <w:sz w:val="30"/>
+          <w:szCs w:val="30"/>
+        </w:rPr>
+        <w:t>must do a</w:t>
+      </w:r>
+      <w:r>
+        <w:rPr>
+          <w:rFonts w:cstheme="minorHAnsi"/>
+          <w:sz w:val="30"/>
+          <w:szCs w:val="30"/>
+        </w:rPr>
+        <w:t xml:space="preserve"> </w:t>
+      </w:r>
+      <w:r>
+        <w:rPr>
+          <w:rFonts w:cstheme="minorHAnsi"/>
+          <w:sz w:val="30"/>
+          <w:szCs w:val="30"/>
+        </w:rPr>
+        <w:t>reboot</w:t>
+      </w:r>
+      <w:r>
+        <w:rPr>
+          <w:rFonts w:cstheme="minorHAnsi"/>
+          <w:sz w:val="30"/>
+          <w:szCs w:val="30"/>
+        </w:rPr>
+        <w:t xml:space="preserve">. </w:t>
+      </w:r>
+      <w:r>
+        <w:rPr>
+          <w:rFonts w:cstheme="minorHAnsi"/>
+          <w:sz w:val="30"/>
+          <w:szCs w:val="30"/>
+        </w:rPr>
+        <w:t>While firing the</w:t>
+      </w:r>
+      <w:r>
+        <w:rPr>
+          <w:rFonts w:cstheme="minorHAnsi"/>
+          <w:sz w:val="30"/>
+          <w:szCs w:val="30"/>
+        </w:rPr>
+        <w:t xml:space="preserve"> Conductor</w:t>
+      </w:r>
+      <w:r>
+        <w:rPr>
+          <w:rFonts w:cstheme="minorHAnsi"/>
+          <w:sz w:val="30"/>
+          <w:szCs w:val="30"/>
+        </w:rPr>
+        <w:t xml:space="preserve">, </w:t>
+      </w:r>
+      <w:r>
+        <w:rPr>
+          <w:rFonts w:cstheme="minorHAnsi"/>
+          <w:sz w:val="30"/>
+          <w:szCs w:val="30"/>
+        </w:rPr>
+        <w:t>Eternity</w:t>
+      </w:r>
+      <w:r>
+        <w:rPr>
+          <w:rFonts w:cstheme="minorHAnsi"/>
+          <w:sz w:val="30"/>
+          <w:szCs w:val="30"/>
+        </w:rPr>
+        <w:t xml:space="preserve"> find</w:t>
+      </w:r>
+      <w:r>
+        <w:rPr>
+          <w:rFonts w:cstheme="minorHAnsi"/>
+          <w:sz w:val="30"/>
+          <w:szCs w:val="30"/>
+        </w:rPr>
+        <w:t>s</w:t>
+      </w:r>
+      <w:r>
+        <w:rPr>
+          <w:rFonts w:cstheme="minorHAnsi"/>
+          <w:sz w:val="30"/>
+          <w:szCs w:val="30"/>
+        </w:rPr>
+        <w:t xml:space="preserve"> out </w:t>
+      </w:r>
+      <w:r>
+        <w:rPr>
+          <w:rFonts w:cstheme="minorHAnsi"/>
+          <w:sz w:val="30"/>
+          <w:szCs w:val="30"/>
+        </w:rPr>
+        <w:t>the Conductor</w:t>
+      </w:r>
+      <w:r>
+        <w:rPr>
+          <w:rFonts w:cstheme="minorHAnsi"/>
+          <w:sz w:val="30"/>
+          <w:szCs w:val="30"/>
+        </w:rPr>
+        <w:t xml:space="preserve"> </w:t>
+      </w:r>
+      <w:r>
+        <w:rPr>
+          <w:rFonts w:cstheme="minorHAnsi"/>
+          <w:sz w:val="30"/>
+          <w:szCs w:val="30"/>
+        </w:rPr>
+        <w:t>is</w:t>
+      </w:r>
+      <w:r>
+        <w:rPr>
+          <w:rFonts w:cstheme="minorHAnsi"/>
+          <w:sz w:val="30"/>
+          <w:szCs w:val="30"/>
+        </w:rPr>
+        <w:t xml:space="preserve"> in cahoots with the lovebirds. Eternity takes the Conductor’s baton and </w:t>
+      </w:r>
+      <w:r>
+        <w:rPr>
+          <w:rFonts w:cstheme="minorHAnsi"/>
+          <w:sz w:val="30"/>
+          <w:szCs w:val="30"/>
+        </w:rPr>
+        <w:t>stabs</w:t>
+      </w:r>
+      <w:r>
+        <w:rPr>
+          <w:rFonts w:cstheme="minorHAnsi"/>
+          <w:sz w:val="30"/>
+          <w:szCs w:val="30"/>
+        </w:rPr>
+        <w:t xml:space="preserve"> </w:t>
+      </w:r>
+      <w:r>
+        <w:rPr>
+          <w:rFonts w:cstheme="minorHAnsi"/>
+          <w:sz w:val="30"/>
+          <w:szCs w:val="30"/>
+        </w:rPr>
+        <w:t>them with it</w:t>
+      </w:r>
+      <w:r>
+        <w:rPr>
+          <w:rFonts w:cstheme="minorHAnsi"/>
+          <w:sz w:val="30"/>
+          <w:szCs w:val="30"/>
+        </w:rPr>
+        <w:t>.</w:t>
+      </w:r>
+      <w:r>
+        <w:rPr>
+          <w:rFonts w:cstheme="minorHAnsi"/>
+          <w:sz w:val="30"/>
+          <w:szCs w:val="30"/>
+        </w:rPr>
+        <w:t xml:space="preserve"> </w:t>
+      </w:r>
+      <w:r>
+        <w:rPr>
+          <w:rFonts w:cstheme="minorHAnsi"/>
+          <w:sz w:val="30"/>
+          <w:szCs w:val="30"/>
+        </w:rPr>
+        <w:t xml:space="preserve">Eternity orders the </w:t>
+      </w:r>
+      <w:proofErr w:type="spellStart"/>
+      <w:r>
+        <w:rPr>
+          <w:rFonts w:cstheme="minorHAnsi"/>
+          <w:sz w:val="30"/>
+          <w:szCs w:val="30"/>
+        </w:rPr>
+        <w:t>Timepipers</w:t>
+      </w:r>
+      <w:proofErr w:type="spellEnd"/>
+      <w:r>
+        <w:rPr>
+          <w:rFonts w:cstheme="minorHAnsi"/>
+          <w:sz w:val="30"/>
+          <w:szCs w:val="30"/>
+        </w:rPr>
+        <w:t xml:space="preserve"> to kill the rest of the </w:t>
+      </w:r>
+      <w:proofErr w:type="spellStart"/>
+      <w:r>
+        <w:rPr>
+          <w:rFonts w:cstheme="minorHAnsi"/>
+          <w:sz w:val="30"/>
+          <w:szCs w:val="30"/>
+        </w:rPr>
+        <w:t>Timeharmonic</w:t>
+      </w:r>
+      <w:proofErr w:type="spellEnd"/>
+      <w:r>
+        <w:rPr>
+          <w:rFonts w:cstheme="minorHAnsi"/>
+          <w:sz w:val="30"/>
+          <w:szCs w:val="30"/>
+        </w:rPr>
+        <w:t xml:space="preserve"> Orchestra</w:t>
+      </w:r>
+      <w:r>
+        <w:rPr>
+          <w:rFonts w:cstheme="minorHAnsi"/>
+          <w:sz w:val="30"/>
+          <w:szCs w:val="30"/>
+        </w:rPr>
+        <w:t xml:space="preserve"> (“Out of Wack”)</w:t>
+      </w:r>
+      <w:r>
+        <w:rPr>
+          <w:rFonts w:cstheme="minorHAnsi"/>
+          <w:sz w:val="30"/>
+          <w:szCs w:val="30"/>
+        </w:rPr>
+        <w:t>.</w:t>
+      </w:r>
+    </w:p>
+    <w:p>
+      <w:pPr>
+        <w:tabs>
+          <w:tab w:val="left" w:pos="5013"/>
+        </w:tabs>
+        <w:spacing w:line="240" w:lineRule="auto"/>
+        <w:rPr>
+          <w:rFonts w:cstheme="minorHAnsi"/>
+          <w:sz w:val="30"/>
+          <w:szCs w:val="30"/>
+        </w:rPr>
+      </w:pPr>
+      <w:r>
+        <w:rPr>
+          <w:rFonts w:cstheme="minorHAnsi"/>
+          <w:sz w:val="30"/>
+          <w:szCs w:val="30"/>
+        </w:rPr>
+        <w:t xml:space="preserve">Meanwhile, Tabitha and Dakota jump around time in a chaotic fashion. </w:t>
+      </w:r>
+      <w:r>
+        <w:rPr>
+          <w:rFonts w:cstheme="minorHAnsi"/>
+          <w:sz w:val="30"/>
+          <w:szCs w:val="30"/>
+        </w:rPr>
+        <w:t xml:space="preserve">Tabitha reveals she </w:t>
+      </w:r>
+      <w:r>
+        <w:rPr>
+          <w:rFonts w:cstheme="minorHAnsi"/>
+          <w:sz w:val="30"/>
+          <w:szCs w:val="30"/>
+        </w:rPr>
+        <w:t>knows of</w:t>
+      </w:r>
+      <w:r>
+        <w:rPr>
+          <w:rFonts w:cstheme="minorHAnsi"/>
+          <w:sz w:val="30"/>
+          <w:szCs w:val="30"/>
+        </w:rPr>
+        <w:t xml:space="preserve"> the </w:t>
+      </w:r>
+      <w:proofErr w:type="spellStart"/>
+      <w:r>
+        <w:rPr>
+          <w:rFonts w:cstheme="minorHAnsi"/>
+          <w:sz w:val="30"/>
+          <w:szCs w:val="30"/>
+        </w:rPr>
+        <w:t>Timepipers</w:t>
+      </w:r>
+      <w:proofErr w:type="spellEnd"/>
+      <w:r>
+        <w:rPr>
+          <w:rFonts w:cstheme="minorHAnsi"/>
+          <w:sz w:val="30"/>
+          <w:szCs w:val="30"/>
+        </w:rPr>
+        <w:t xml:space="preserve"> and the</w:t>
+      </w:r>
+      <w:r>
+        <w:rPr>
+          <w:rFonts w:cstheme="minorHAnsi"/>
+          <w:sz w:val="30"/>
+          <w:szCs w:val="30"/>
+        </w:rPr>
+        <w:t>ir</w:t>
+      </w:r>
+      <w:r>
+        <w:rPr>
+          <w:rFonts w:cstheme="minorHAnsi"/>
+          <w:sz w:val="30"/>
+          <w:szCs w:val="30"/>
+        </w:rPr>
+        <w:t xml:space="preserve"> guitars </w:t>
+      </w:r>
+      <w:r>
+        <w:rPr>
+          <w:rFonts w:cstheme="minorHAnsi"/>
+          <w:sz w:val="30"/>
+          <w:szCs w:val="30"/>
+        </w:rPr>
+        <w:t>transcend</w:t>
+      </w:r>
+      <w:r>
+        <w:rPr>
+          <w:rFonts w:cstheme="minorHAnsi"/>
+          <w:sz w:val="30"/>
+          <w:szCs w:val="30"/>
+        </w:rPr>
+        <w:t xml:space="preserve"> the</w:t>
+      </w:r>
+      <w:r>
+        <w:rPr>
+          <w:rFonts w:cstheme="minorHAnsi"/>
+          <w:sz w:val="30"/>
+          <w:szCs w:val="30"/>
+        </w:rPr>
+        <w:t>ir</w:t>
+      </w:r>
+      <w:r>
+        <w:rPr>
+          <w:rFonts w:cstheme="minorHAnsi"/>
+          <w:sz w:val="30"/>
+          <w:szCs w:val="30"/>
+        </w:rPr>
+        <w:t xml:space="preserve"> powers. </w:t>
+      </w:r>
+      <w:r>
+        <w:rPr>
+          <w:rFonts w:cstheme="minorHAnsi"/>
+          <w:sz w:val="30"/>
+          <w:szCs w:val="30"/>
+        </w:rPr>
+        <w:t>If they</w:t>
+      </w:r>
+      <w:r>
+        <w:rPr>
+          <w:rFonts w:cstheme="minorHAnsi"/>
+          <w:sz w:val="30"/>
+          <w:szCs w:val="30"/>
+        </w:rPr>
+        <w:t xml:space="preserve"> go back in time in “</w:t>
+      </w:r>
+      <w:r>
+        <w:rPr>
+          <w:rFonts w:cstheme="minorHAnsi"/>
+          <w:sz w:val="30"/>
+          <w:szCs w:val="30"/>
+        </w:rPr>
+        <w:t>the outside world”</w:t>
+      </w:r>
+      <w:r>
+        <w:rPr>
+          <w:rFonts w:cstheme="minorHAnsi"/>
+          <w:sz w:val="30"/>
+          <w:szCs w:val="30"/>
+        </w:rPr>
+        <w:t xml:space="preserve"> and</w:t>
+      </w:r>
+      <w:r>
+        <w:rPr>
+          <w:rFonts w:cstheme="minorHAnsi"/>
+          <w:sz w:val="30"/>
+          <w:szCs w:val="30"/>
+        </w:rPr>
+        <w:t xml:space="preserve"> stop </w:t>
+      </w:r>
+      <w:r>
+        <w:rPr>
+          <w:rFonts w:cstheme="minorHAnsi"/>
+          <w:sz w:val="30"/>
+          <w:szCs w:val="30"/>
+        </w:rPr>
+        <w:t>Eternity from killing the Conductor</w:t>
+      </w:r>
+      <w:r>
+        <w:rPr>
+          <w:rFonts w:cstheme="minorHAnsi"/>
+          <w:sz w:val="30"/>
+          <w:szCs w:val="30"/>
+        </w:rPr>
+        <w:t>, they can save the timeline but ultimately be separated</w:t>
+      </w:r>
+      <w:r>
+        <w:rPr>
+          <w:rFonts w:cstheme="minorHAnsi"/>
+          <w:sz w:val="30"/>
+          <w:szCs w:val="30"/>
+        </w:rPr>
+        <w:t xml:space="preserve"> (“Paradox”). </w:t>
+      </w:r>
+      <w:r>
+        <w:rPr>
+          <w:rFonts w:cstheme="minorHAnsi"/>
+          <w:sz w:val="30"/>
+          <w:szCs w:val="30"/>
+        </w:rPr>
+        <w:t xml:space="preserve">They go and save the </w:t>
+      </w:r>
+      <w:proofErr w:type="spellStart"/>
+      <w:r>
+        <w:rPr>
+          <w:rFonts w:cstheme="minorHAnsi"/>
+          <w:sz w:val="30"/>
+          <w:szCs w:val="30"/>
+        </w:rPr>
+        <w:t>Timeharmonic</w:t>
+      </w:r>
+      <w:proofErr w:type="spellEnd"/>
+      <w:r>
+        <w:rPr>
+          <w:rFonts w:cstheme="minorHAnsi"/>
+          <w:sz w:val="30"/>
+          <w:szCs w:val="30"/>
+        </w:rPr>
+        <w:t xml:space="preserve"> Orchestra</w:t>
+      </w:r>
+      <w:r>
+        <w:rPr>
+          <w:rFonts w:cstheme="minorHAnsi"/>
+          <w:sz w:val="30"/>
+          <w:szCs w:val="30"/>
+        </w:rPr>
+        <w:t>. T</w:t>
+      </w:r>
+      <w:r>
+        <w:rPr>
+          <w:rFonts w:cstheme="minorHAnsi"/>
+          <w:sz w:val="30"/>
+          <w:szCs w:val="30"/>
+        </w:rPr>
+        <w:t>heir last performance</w:t>
+      </w:r>
+      <w:r>
+        <w:rPr>
+          <w:rFonts w:cstheme="minorHAnsi"/>
+          <w:sz w:val="30"/>
+          <w:szCs w:val="30"/>
+        </w:rPr>
+        <w:t xml:space="preserve"> is </w:t>
+      </w:r>
+      <w:r>
+        <w:rPr>
+          <w:rFonts w:cstheme="minorHAnsi"/>
+          <w:sz w:val="30"/>
+          <w:szCs w:val="30"/>
+        </w:rPr>
+        <w:t xml:space="preserve">a dance with </w:t>
+      </w:r>
+      <w:r>
+        <w:rPr>
+          <w:rFonts w:cstheme="minorHAnsi"/>
+          <w:sz w:val="30"/>
+          <w:szCs w:val="30"/>
+        </w:rPr>
+        <w:t>Eternity singing</w:t>
+      </w:r>
+      <w:r>
+        <w:rPr>
+          <w:rFonts w:cstheme="minorHAnsi"/>
+          <w:sz w:val="30"/>
+          <w:szCs w:val="30"/>
+        </w:rPr>
+        <w:t xml:space="preserve"> (“In Loving Destiny”).</w:t>
+      </w:r>
+    </w:p>
+    <w:p>
+      <w:pPr>
+        <w:tabs>
+          <w:tab w:val="left" w:pos="5013"/>
+        </w:tabs>
+        <w:spacing w:line="240" w:lineRule="auto"/>
+        <w:rPr>
+          <w:rFonts w:cstheme="minorHAnsi"/>
+          <w:sz w:val="30"/>
+          <w:szCs w:val="30"/>
+        </w:rPr>
+      </w:pPr>
+      <w:r>
+        <w:rPr>
+          <w:rFonts w:cstheme="minorHAnsi"/>
+          <w:sz w:val="30"/>
+          <w:szCs w:val="30"/>
+        </w:rPr>
+        <w:t xml:space="preserve">Back in the 21st Century, Dakota </w:t>
+      </w:r>
+      <w:r>
+        <w:rPr>
+          <w:rFonts w:cstheme="minorHAnsi"/>
+          <w:sz w:val="30"/>
+          <w:szCs w:val="30"/>
+        </w:rPr>
+        <w:t xml:space="preserve">and their mother </w:t>
+      </w:r>
+      <w:r>
+        <w:rPr>
+          <w:rFonts w:cstheme="minorHAnsi"/>
+          <w:sz w:val="30"/>
+          <w:szCs w:val="30"/>
+        </w:rPr>
+        <w:t>visit</w:t>
+      </w:r>
+      <w:r>
+        <w:rPr>
+          <w:rFonts w:cstheme="minorHAnsi"/>
+          <w:sz w:val="30"/>
+          <w:szCs w:val="30"/>
+        </w:rPr>
+        <w:t xml:space="preserve"> </w:t>
+      </w:r>
+      <w:r>
+        <w:rPr>
+          <w:rFonts w:cstheme="minorHAnsi"/>
+          <w:sz w:val="30"/>
+          <w:szCs w:val="30"/>
+        </w:rPr>
+        <w:t>a</w:t>
+      </w:r>
+      <w:r>
+        <w:rPr>
+          <w:rFonts w:cstheme="minorHAnsi"/>
+          <w:sz w:val="30"/>
+          <w:szCs w:val="30"/>
+        </w:rPr>
+        <w:t xml:space="preserve"> museum near</w:t>
+      </w:r>
+      <w:r>
+        <w:rPr>
+          <w:rFonts w:cstheme="minorHAnsi"/>
+          <w:sz w:val="30"/>
+          <w:szCs w:val="30"/>
+        </w:rPr>
+        <w:t xml:space="preserve"> </w:t>
+      </w:r>
+      <w:r>
+        <w:rPr>
+          <w:rFonts w:cstheme="minorHAnsi"/>
+          <w:sz w:val="30"/>
+          <w:szCs w:val="30"/>
+        </w:rPr>
+        <w:t>Galile</w:t>
+      </w:r>
+      <w:r>
+        <w:rPr>
+          <w:rFonts w:cstheme="minorHAnsi"/>
+          <w:sz w:val="30"/>
+          <w:szCs w:val="30"/>
+        </w:rPr>
+        <w:t>e</w:t>
+      </w:r>
+      <w:r>
+        <w:rPr>
+          <w:rFonts w:cstheme="minorHAnsi"/>
+          <w:sz w:val="30"/>
+          <w:szCs w:val="30"/>
+        </w:rPr>
+        <w:t xml:space="preserve">. They stare at </w:t>
+      </w:r>
+      <w:r>
+        <w:rPr>
+          <w:rFonts w:cstheme="minorHAnsi"/>
+          <w:sz w:val="30"/>
+          <w:szCs w:val="30"/>
+        </w:rPr>
+        <w:t>a</w:t>
+      </w:r>
+      <w:r>
+        <w:rPr>
+          <w:rFonts w:cstheme="minorHAnsi"/>
+          <w:sz w:val="30"/>
+          <w:szCs w:val="30"/>
+        </w:rPr>
+        <w:t xml:space="preserve"> guitar</w:t>
+      </w:r>
+      <w:r>
+        <w:rPr>
+          <w:rFonts w:cstheme="minorHAnsi"/>
+          <w:sz w:val="30"/>
+          <w:szCs w:val="30"/>
+        </w:rPr>
+        <w:t xml:space="preserve"> with a </w:t>
+      </w:r>
+      <w:r>
+        <w:rPr>
+          <w:rFonts w:cstheme="minorHAnsi"/>
+          <w:sz w:val="30"/>
+          <w:szCs w:val="30"/>
+        </w:rPr>
+        <w:t xml:space="preserve">¡Tab &amp; </w:t>
+      </w:r>
+      <w:proofErr w:type="spellStart"/>
+      <w:r>
+        <w:rPr>
+          <w:rFonts w:cstheme="minorHAnsi"/>
+          <w:sz w:val="30"/>
+          <w:szCs w:val="30"/>
+        </w:rPr>
+        <w:t>Coda!</w:t>
+      </w:r>
+      <w:r>
+        <w:rPr>
+          <w:rFonts w:cstheme="minorHAnsi"/>
+          <w:sz w:val="30"/>
+          <w:szCs w:val="30"/>
+        </w:rPr>
+        <w:t>’s</w:t>
+      </w:r>
+      <w:proofErr w:type="spellEnd"/>
+      <w:r>
+        <w:rPr>
+          <w:rFonts w:cstheme="minorHAnsi"/>
+          <w:sz w:val="30"/>
+          <w:szCs w:val="30"/>
+        </w:rPr>
+        <w:t xml:space="preserve"> melodic line</w:t>
+      </w:r>
+      <w:r>
+        <w:rPr>
+          <w:rFonts w:cstheme="minorHAnsi"/>
+          <w:sz w:val="30"/>
+          <w:szCs w:val="30"/>
+        </w:rPr>
+        <w:t xml:space="preserve"> intently. </w:t>
+      </w:r>
+      <w:r>
+        <w:rPr>
+          <w:rFonts w:cstheme="minorHAnsi"/>
+          <w:sz w:val="30"/>
+          <w:szCs w:val="30"/>
+        </w:rPr>
+        <w:t xml:space="preserve">The museum </w:t>
+      </w:r>
+      <w:r>
+        <w:rPr>
+          <w:rFonts w:cstheme="minorHAnsi"/>
+          <w:sz w:val="30"/>
+          <w:szCs w:val="30"/>
+        </w:rPr>
+        <w:t>closes, not without the alarm blaring</w:t>
+      </w:r>
+      <w:r>
+        <w:rPr>
+          <w:rFonts w:cstheme="minorHAnsi"/>
+          <w:sz w:val="30"/>
+          <w:szCs w:val="30"/>
+        </w:rPr>
+        <w:t xml:space="preserve"> (“From the End”).</w:t>
+      </w:r>
+    </w:p>
+    <w:p>
+      <w:pPr>
+        <w:tabs>
+          <w:tab w:val="left" w:pos="5013"/>
+        </w:tabs>
+        <w:spacing w:line="240" w:lineRule="auto"/>
+        <w:rPr>
+          <w:rFonts w:cstheme="minorHAnsi"/>
+          <w:sz w:val="32"/>
+          <w:szCs w:val="32"/>
+        </w:rPr>
+      </w:pPr>
+      <w:r>
+        <w:rPr>
+          <w:rFonts w:cstheme="minorHAnsi"/>
+          <w:sz w:val="30"/>
+          <w:szCs w:val="30"/>
+        </w:rPr>
+        <w:t>Tabitha and Dakota reunite</w:t>
+      </w:r>
+      <w:r>
+        <w:rPr>
+          <w:rFonts w:cstheme="minorHAnsi"/>
+          <w:sz w:val="30"/>
+          <w:szCs w:val="30"/>
+        </w:rPr>
+        <w:t>, this time in the Baroque period. Tabitha jokes: “If it’s not Baroque, don’t fix it.”</w:t>
+      </w:r>
+      <w:r>
+        <w:rPr>
+          <w:rFonts w:cstheme="minorHAnsi"/>
+          <w:sz w:val="30"/>
+          <w:szCs w:val="30"/>
+        </w:rPr>
+        <w:t xml:space="preserve"> Dakota emphasizes how much better it would be if </w:t>
+      </w:r>
+      <w:r>
+        <w:rPr>
+          <w:rFonts w:cstheme="minorHAnsi"/>
+          <w:sz w:val="30"/>
+          <w:szCs w:val="30"/>
+        </w:rPr>
+        <w:t>the</w:t>
+      </w:r>
+      <w:r>
+        <w:rPr>
+          <w:rFonts w:cstheme="minorHAnsi"/>
+          <w:sz w:val="30"/>
+          <w:szCs w:val="30"/>
+        </w:rPr>
+        <w:t xml:space="preserve"> next vacation </w:t>
+      </w:r>
+      <w:r>
+        <w:rPr>
+          <w:rFonts w:cstheme="minorHAnsi"/>
+          <w:sz w:val="30"/>
+          <w:szCs w:val="30"/>
+        </w:rPr>
+        <w:t>is</w:t>
+      </w:r>
+      <w:r>
+        <w:rPr>
+          <w:rFonts w:cstheme="minorHAnsi"/>
+          <w:sz w:val="30"/>
+          <w:szCs w:val="30"/>
+        </w:rPr>
+        <w:t xml:space="preserve"> </w:t>
+      </w:r>
+      <w:r>
+        <w:rPr>
+          <w:rFonts w:cstheme="minorHAnsi"/>
+          <w:sz w:val="30"/>
+          <w:szCs w:val="30"/>
+        </w:rPr>
+        <w:t xml:space="preserve">in the Renaissance. </w:t>
+      </w:r>
+      <w:r>
+        <w:rPr>
+          <w:rFonts w:cstheme="minorHAnsi"/>
+          <w:sz w:val="30"/>
+          <w:szCs w:val="30"/>
+        </w:rPr>
+        <w:t>T</w:t>
+      </w:r>
+      <w:r>
+        <w:rPr>
+          <w:rFonts w:cstheme="minorHAnsi"/>
+          <w:sz w:val="30"/>
+          <w:szCs w:val="30"/>
+        </w:rPr>
+        <w:t xml:space="preserve">he </w:t>
+      </w:r>
+      <w:proofErr w:type="spellStart"/>
+      <w:r>
+        <w:rPr>
+          <w:rFonts w:cstheme="minorHAnsi"/>
+          <w:sz w:val="30"/>
+          <w:szCs w:val="30"/>
+        </w:rPr>
+        <w:t>Timeharmonic</w:t>
+      </w:r>
+      <w:proofErr w:type="spellEnd"/>
+      <w:r>
+        <w:rPr>
+          <w:rFonts w:cstheme="minorHAnsi"/>
+          <w:sz w:val="30"/>
+          <w:szCs w:val="30"/>
+        </w:rPr>
+        <w:t xml:space="preserve"> Orchestra are once again in chaos (“In Loving Destiny </w:t>
+      </w:r>
+      <w:r>
+        <w:rPr>
+          <w:rFonts w:cstheme="minorHAnsi"/>
+          <w:sz w:val="30"/>
+          <w:szCs w:val="30"/>
+        </w:rPr>
+        <w:t xml:space="preserve">– </w:t>
+      </w:r>
+      <w:r>
+        <w:rPr>
+          <w:rFonts w:cstheme="minorHAnsi"/>
+          <w:sz w:val="30"/>
+          <w:szCs w:val="30"/>
+        </w:rPr>
+        <w:t>Reprise”).</w:t>
+      </w:r>
+      <w:r>
+        <w:rPr>
+          <w:rFonts w:cstheme="minorHAnsi"/>
+          <w:sz w:val="32"/>
+          <w:szCs w:val="32"/>
+        </w:rPr>
+        <w:br w:type="page"/>
+      </w:r>
+    </w:p>
+    <w:p>
+      <w:pPr>
         <w:spacing w:line="240" w:lineRule="auto"/>
         <w:jc w:val="center"/>
         <w:rPr>
@@ -6521,7 +7616,43 @@
           <w:sz w:val="30"/>
           <w:szCs w:val="30"/>
         </w:rPr>
-        <w:t xml:space="preserve"> The cosmic timeline remains balanced through the constant performances of the Timeharmonic Orchestra, overseen by Eternity Linger and the three shapeshifting bird-like Timepipers: Frailty (Past), Reality (Present), and Destiny (Future).</w:t>
+        <w:t xml:space="preserve"> The cosmic timeline remains balanced through the constant performances of the </w:t>
+      </w:r>
+      <w:proofErr w:type="spellStart"/>
+      <w:r>
+        <w:rPr>
+          <w:rFonts w:cstheme="minorHAnsi"/>
+          <w:sz w:val="30"/>
+          <w:szCs w:val="30"/>
+        </w:rPr>
+        <w:t>Timeharmonic</w:t>
+      </w:r>
+      <w:proofErr w:type="spellEnd"/>
+      <w:r>
+        <w:rPr>
+          <w:rFonts w:cstheme="minorHAnsi"/>
+          <w:sz w:val="30"/>
+          <w:szCs w:val="30"/>
+        </w:rPr>
+        <w:t xml:space="preserve"> Orchestra, overseen by Eternity Linger and the three shapeshifting bird-like </w:t>
+      </w:r>
+      <w:proofErr w:type="spellStart"/>
+      <w:r>
+        <w:rPr>
+          <w:rFonts w:cstheme="minorHAnsi"/>
+          <w:sz w:val="30"/>
+          <w:szCs w:val="30"/>
+        </w:rPr>
+        <w:t>Timepipers</w:t>
+      </w:r>
+      <w:proofErr w:type="spellEnd"/>
+      <w:r>
+        <w:rPr>
+          <w:rFonts w:cstheme="minorHAnsi"/>
+          <w:sz w:val="30"/>
+          <w:szCs w:val="30"/>
+        </w:rPr>
+        <w:t>: Frailty (Past), Reality (Present), and Destiny (Future).</w:t>
       </w:r>
     </w:p>
     <w:p>
@@ -6589,7 +7720,23 @@
           <w:sz w:val="30"/>
           <w:szCs w:val="30"/>
         </w:rPr>
-        <w:t>Scene 3: Annoyed by Reality's strict rules, Frailty and Destiny decide to play Cupid. Destiny gives Tabitha American basswood for an oud, and Frailty gives Dakota ancient Judean date palm seeds for their guitar. When strummed, the wood and seeds warp space-time, trapping both musicians in the 1</w:t>
+        <w:t xml:space="preserve">Scene 3: Annoyed by Reality's strict rules, Frailty and Destiny play Cupid. Destiny gives Tabitha American basswood for an oud, and Frailty gives Dakota ancient Judean date palm seeds for their guitar. When strummed, the wood and seeds warp spacetime, trapping </w:t>
+      </w:r>
+      <w:r>
+        <w:rPr>
+          <w:rFonts w:cstheme="minorHAnsi"/>
+          <w:sz w:val="30"/>
+          <w:szCs w:val="30"/>
+        </w:rPr>
+        <w:t>them</w:t>
+      </w:r>
+      <w:r>
+        <w:rPr>
+          <w:rFonts w:cstheme="minorHAnsi"/>
+          <w:sz w:val="30"/>
+          <w:szCs w:val="30"/>
+        </w:rPr>
+        <w:t xml:space="preserve"> in the 1</w:t>
       </w:r>
       <w:r>
         <w:rPr>
@@ -6623,7 +7770,25 @@
           <w:sz w:val="30"/>
           <w:szCs w:val="30"/>
         </w:rPr>
-        <w:t xml:space="preserve">Scene 4: Tabitha and Dakota initially clash bitterly over their chronological differences. Meanwhile, outside of time, Reality discovers the rift and warns the other Timepipers that if they don't get the humans home, Eternity will </w:t>
+        <w:t xml:space="preserve">Scene 4: Tabitha and Dakota initially clash bitterly over their chronological differences. Meanwhile, outside of time, Reality discovers the rift and warns the other </w:t>
+      </w:r>
+      <w:proofErr w:type="spellStart"/>
+      <w:r>
+        <w:rPr>
+          <w:rFonts w:cstheme="minorHAnsi"/>
+          <w:sz w:val="30"/>
+          <w:szCs w:val="30"/>
+        </w:rPr>
+        <w:t>Timepipers</w:t>
+      </w:r>
+      <w:proofErr w:type="spellEnd"/>
+      <w:r>
+        <w:rPr>
+          <w:rFonts w:cstheme="minorHAnsi"/>
+          <w:sz w:val="30"/>
+          <w:szCs w:val="30"/>
+        </w:rPr>
+        <w:t xml:space="preserve"> that if they don't get the humans home, Eternity will </w:t>
       </w:r>
       <w:r>
         <w:rPr>
@@ -6657,31 +7822,57 @@
           <w:sz w:val="30"/>
           <w:szCs w:val="30"/>
         </w:rPr>
-        <w:t>Scene 5: Trying to play together to trigger a way home, Tabitha and Dakota keep accidentally jumping through different years, driving the pursuing Timepipers crazy. Their anomalies accidentally ignite the real-world historical Romantic era movement</w:t>
-      </w:r>
-      <w:r>
-        <w:rPr>
-          <w:rFonts w:cstheme="minorHAnsi"/>
-          <w:sz w:val="30"/>
-          <w:szCs w:val="30"/>
-        </w:rPr>
-        <w:t xml:space="preserve"> and inspire the creation of the classical guitar</w:t>
-      </w:r>
-      <w:r>
-        <w:rPr>
-          <w:rFonts w:cstheme="minorHAnsi"/>
-          <w:sz w:val="30"/>
-          <w:szCs w:val="30"/>
-        </w:rPr>
-        <w:t xml:space="preserve">. Forming a duo named </w:t>
-      </w:r>
-      <w:r>
-        <w:rPr>
-          <w:rFonts w:cstheme="minorHAnsi"/>
-          <w:sz w:val="30"/>
-          <w:szCs w:val="30"/>
-        </w:rPr>
-        <w:t>“</w:t>
+        <w:t xml:space="preserve">Scene 5: Trying to play together to trigger a way home, Tabitha and Dakota keep accidentally jumping through different years, driving the pursuing </w:t>
+      </w:r>
+      <w:proofErr w:type="spellStart"/>
+      <w:r>
+        <w:rPr>
+          <w:rFonts w:cstheme="minorHAnsi"/>
+          <w:sz w:val="30"/>
+          <w:szCs w:val="30"/>
+        </w:rPr>
+        <w:t>Timepipers</w:t>
+      </w:r>
+      <w:proofErr w:type="spellEnd"/>
+      <w:r>
+        <w:rPr>
+          <w:rFonts w:cstheme="minorHAnsi"/>
+          <w:sz w:val="30"/>
+          <w:szCs w:val="30"/>
+        </w:rPr>
+        <w:t xml:space="preserve"> crazy. Their anomalies accidentally ignite the Romantic era movement</w:t>
+      </w:r>
+      <w:r>
+        <w:rPr>
+          <w:rFonts w:cstheme="minorHAnsi"/>
+          <w:sz w:val="30"/>
+          <w:szCs w:val="30"/>
+        </w:rPr>
+        <w:t xml:space="preserve"> and </w:t>
+      </w:r>
+      <w:r>
+        <w:rPr>
+          <w:rFonts w:cstheme="minorHAnsi"/>
+          <w:sz w:val="30"/>
+          <w:szCs w:val="30"/>
+        </w:rPr>
+        <w:t>invent</w:t>
+      </w:r>
+      <w:r>
+        <w:rPr>
+          <w:rFonts w:cstheme="minorHAnsi"/>
+          <w:sz w:val="30"/>
+          <w:szCs w:val="30"/>
+        </w:rPr>
+        <w:t xml:space="preserve"> the classical guitar</w:t>
+      </w:r>
+      <w:r>
+        <w:rPr>
+          <w:rFonts w:cstheme="minorHAnsi"/>
+          <w:sz w:val="30"/>
+          <w:szCs w:val="30"/>
+        </w:rPr>
+        <w:t xml:space="preserve">. Forming a duo </w:t>
       </w:r>
       <w:r>
         <w:rPr>
@@ -6705,15 +7896,15 @@
           <w:sz w:val="30"/>
           <w:szCs w:val="30"/>
         </w:rPr>
-        <w:t>”</w:t>
-      </w:r>
-      <w:r>
-        <w:rPr>
-          <w:rFonts w:cstheme="minorHAnsi"/>
-          <w:sz w:val="30"/>
-          <w:szCs w:val="30"/>
-        </w:rPr>
-        <w:t xml:space="preserve"> they integrate </w:t>
+        <w:t xml:space="preserve"> </w:t>
+      </w:r>
+      <w:r>
+        <w:rPr>
+          <w:rFonts w:cstheme="minorHAnsi"/>
+          <w:sz w:val="30"/>
+          <w:szCs w:val="30"/>
+        </w:rPr>
+        <w:t xml:space="preserve">they integrate </w:t>
       </w:r>
       <w:r>
         <w:rPr>
@@ -6771,7 +7962,57 @@
           <w:sz w:val="30"/>
           <w:szCs w:val="30"/>
         </w:rPr>
-        <w:t>Scene 6: The Timepipers track down Tabitha, seeding her mind with existential doubts about her mortality. Though Tabitha wants a future with Dakota, Dakota's inner identity crisis stalls their relationship. Suddenly, Eternity violently intervenes, tearing the timeline apart and forcefully banishing Tabitha and Dakota back to their original centuries.</w:t>
+        <w:t xml:space="preserve">Scene 6: The </w:t>
+      </w:r>
+      <w:proofErr w:type="spellStart"/>
+      <w:r>
+        <w:rPr>
+          <w:rFonts w:cstheme="minorHAnsi"/>
+          <w:sz w:val="30"/>
+          <w:szCs w:val="30"/>
+        </w:rPr>
+        <w:t>Timepipers</w:t>
+      </w:r>
+      <w:proofErr w:type="spellEnd"/>
+      <w:r>
+        <w:rPr>
+          <w:rFonts w:cstheme="minorHAnsi"/>
+          <w:sz w:val="30"/>
+          <w:szCs w:val="30"/>
+        </w:rPr>
+        <w:t xml:space="preserve"> track down Tabitha, </w:t>
+      </w:r>
+      <w:r>
+        <w:rPr>
+          <w:rFonts w:cstheme="minorHAnsi"/>
+          <w:sz w:val="30"/>
+          <w:szCs w:val="30"/>
+        </w:rPr>
+        <w:t>clouding</w:t>
+      </w:r>
+      <w:r>
+        <w:rPr>
+          <w:rFonts w:cstheme="minorHAnsi"/>
+          <w:sz w:val="30"/>
+          <w:szCs w:val="30"/>
+        </w:rPr>
+        <w:t xml:space="preserve"> her mind with existential doubts about her mortality. Though Tabitha wants a future with Dakota, Dakota's inner identity crisis stalls their relationship. Suddenly, Eternity violently intervenes, tearing the timeline apart and forcefully banishing Tabitha and Dakota</w:t>
+      </w:r>
+      <w:r>
+        <w:rPr>
+          <w:rFonts w:cstheme="minorHAnsi"/>
+          <w:sz w:val="30"/>
+          <w:szCs w:val="30"/>
+        </w:rPr>
+        <w:t xml:space="preserve"> away from the era</w:t>
+      </w:r>
+      <w:r>
+        <w:rPr>
+          <w:rFonts w:cstheme="minorHAnsi"/>
+          <w:sz w:val="30"/>
+          <w:szCs w:val="30"/>
+        </w:rPr>
+        <w:t>.</w:t>
       </w:r>
     </w:p>
     <w:p>
@@ -6793,6 +8034,16 @@
           <w:szCs w:val="30"/>
         </w:rPr>
       </w:pPr>
+    </w:p>
+    <w:p>
+      <w:pPr>
+        <w:spacing w:line="240" w:lineRule="auto"/>
+        <w:rPr>
+          <w:rFonts w:cstheme="minorHAnsi"/>
+          <w:sz w:val="30"/>
+          <w:szCs w:val="30"/>
+        </w:rPr>
+      </w:pPr>
       <w:r>
         <w:rPr>
           <w:rFonts w:cstheme="minorHAnsi"/>
@@ -6916,71 +8167,33 @@
           <w:sz w:val="30"/>
           <w:szCs w:val="30"/>
         </w:rPr>
-        <w:t xml:space="preserve">Scene 2: In the 21st Century, Tabitha visits a music history museum and uncovers a preserved historical </w:t>
-      </w:r>
-      <w:r>
-        <w:rPr>
-          <w:rFonts w:cstheme="minorHAnsi"/>
-          <w:sz w:val="30"/>
-          <w:szCs w:val="30"/>
-        </w:rPr>
-        <w:t>oud</w:t>
-      </w:r>
-      <w:r>
-        <w:rPr>
-          <w:rFonts w:cstheme="minorHAnsi"/>
-          <w:sz w:val="30"/>
-          <w:szCs w:val="30"/>
-        </w:rPr>
-        <w:t xml:space="preserve">. She spots the distinct signature melodic line of </w:t>
-      </w:r>
-      <w:r>
-        <w:rPr>
-          <w:rFonts w:cstheme="minorHAnsi"/>
-          <w:sz w:val="30"/>
-          <w:szCs w:val="30"/>
-        </w:rPr>
-        <w:t>¡Tab &amp; Coda!</w:t>
-      </w:r>
-      <w:r>
-        <w:rPr>
-          <w:rFonts w:cstheme="minorHAnsi"/>
-          <w:sz w:val="30"/>
-          <w:szCs w:val="30"/>
-        </w:rPr>
-        <w:t xml:space="preserve"> carved right into the wood. With the help of Dakota's modern-day mother</w:t>
-      </w:r>
-      <w:r>
-        <w:rPr>
-          <w:rFonts w:cstheme="minorHAnsi"/>
-          <w:sz w:val="30"/>
-          <w:szCs w:val="30"/>
-        </w:rPr>
-        <w:t xml:space="preserve">, </w:t>
-      </w:r>
-      <w:r>
-        <w:rPr>
-          <w:rFonts w:cstheme="minorHAnsi"/>
-          <w:sz w:val="30"/>
-          <w:szCs w:val="30"/>
-        </w:rPr>
-        <w:t>who validates her child's handwriting</w:t>
-      </w:r>
-      <w:r>
-        <w:rPr>
-          <w:rFonts w:cstheme="minorHAnsi"/>
-          <w:sz w:val="30"/>
-          <w:szCs w:val="30"/>
-        </w:rPr>
-        <w:t xml:space="preserve">, </w:t>
-      </w:r>
-      <w:r>
-        <w:rPr>
-          <w:rFonts w:cstheme="minorHAnsi"/>
-          <w:sz w:val="30"/>
-          <w:szCs w:val="30"/>
-        </w:rPr>
-        <w:t>Tabitha steals the artifact from the museum, successfully tearing a rift into a void-like time limbo where she and Dakota happily reunite.</w:t>
+        <w:t xml:space="preserve">Scene 2: </w:t>
+      </w:r>
+      <w:r>
+        <w:rPr>
+          <w:rFonts w:cstheme="minorHAnsi"/>
+          <w:sz w:val="30"/>
+          <w:szCs w:val="30"/>
+        </w:rPr>
+        <w:t xml:space="preserve">In the 21st century, Tabitha stumbles into a music history museum. She finds Dakota's mother, a curator, crying next to an ancient oud featuring ¡Tab &amp; </w:t>
+      </w:r>
+      <w:proofErr w:type="spellStart"/>
+      <w:r>
+        <w:rPr>
+          <w:rFonts w:cstheme="minorHAnsi"/>
+          <w:sz w:val="30"/>
+          <w:szCs w:val="30"/>
+        </w:rPr>
+        <w:t>Coda!’s</w:t>
+      </w:r>
+      <w:proofErr w:type="spellEnd"/>
+      <w:r>
+        <w:rPr>
+          <w:rFonts w:cstheme="minorHAnsi"/>
+          <w:sz w:val="30"/>
+          <w:szCs w:val="30"/>
+        </w:rPr>
+        <w:t xml:space="preserve"> signature melodic line. With the mother's help, Tabitha steals the oud and tears a rift into a time limbo to reunite with Dakota.</w:t>
       </w:r>
     </w:p>
     <w:p>
@@ -7030,7 +8243,43 @@
           <w:sz w:val="30"/>
           <w:szCs w:val="30"/>
         </w:rPr>
-        <w:t>brutally stab the Conductor with their own baton. Eternity turns tyrannical, ordering the Timepipers to massacre the remaining members of the Timeharmonic Orchestra.</w:t>
+        <w:t xml:space="preserve">brutally stab the Conductor with their own baton. Eternity turns tyrannical, ordering the </w:t>
+      </w:r>
+      <w:proofErr w:type="spellStart"/>
+      <w:r>
+        <w:rPr>
+          <w:rFonts w:cstheme="minorHAnsi"/>
+          <w:sz w:val="30"/>
+          <w:szCs w:val="30"/>
+        </w:rPr>
+        <w:t>Timepipers</w:t>
+      </w:r>
+      <w:proofErr w:type="spellEnd"/>
+      <w:r>
+        <w:rPr>
+          <w:rFonts w:cstheme="minorHAnsi"/>
+          <w:sz w:val="30"/>
+          <w:szCs w:val="30"/>
+        </w:rPr>
+        <w:t xml:space="preserve"> to massacre the remaining members of the </w:t>
+      </w:r>
+      <w:proofErr w:type="spellStart"/>
+      <w:r>
+        <w:rPr>
+          <w:rFonts w:cstheme="minorHAnsi"/>
+          <w:sz w:val="30"/>
+          <w:szCs w:val="30"/>
+        </w:rPr>
+        <w:t>Timeharmonic</w:t>
+      </w:r>
+      <w:proofErr w:type="spellEnd"/>
+      <w:r>
+        <w:rPr>
+          <w:rFonts w:cstheme="minorHAnsi"/>
+          <w:sz w:val="30"/>
+          <w:szCs w:val="30"/>
+        </w:rPr>
+        <w:t xml:space="preserve"> Orchestra.</w:t>
       </w:r>
     </w:p>
     <w:p>
@@ -7114,8 +8363,36 @@
           <w:sz w:val="30"/>
           <w:szCs w:val="30"/>
         </w:rPr>
-        <w:t>he Timeharmonic Orchestra collapses back into beautiful, chaotic disarray around them.</w:t>
-      </w:r>
+        <w:t xml:space="preserve">he </w:t>
+      </w:r>
+      <w:proofErr w:type="spellStart"/>
+      <w:r>
+        <w:rPr>
+          <w:rFonts w:cstheme="minorHAnsi"/>
+          <w:sz w:val="30"/>
+          <w:szCs w:val="30"/>
+        </w:rPr>
+        <w:t>Timeharmonic</w:t>
+      </w:r>
+      <w:proofErr w:type="spellEnd"/>
+      <w:r>
+        <w:rPr>
+          <w:rFonts w:cstheme="minorHAnsi"/>
+          <w:sz w:val="30"/>
+          <w:szCs w:val="30"/>
+        </w:rPr>
+        <w:t xml:space="preserve"> Orchestra collapses back into beautiful, chaotic disarray around them.</w:t>
+      </w:r>
+    </w:p>
+    <w:p>
+      <w:pPr>
+        <w:spacing w:line="240" w:lineRule="auto"/>
+        <w:rPr>
+          <w:rFonts w:cstheme="minorHAnsi"/>
+          <w:sz w:val="30"/>
+          <w:szCs w:val="30"/>
+        </w:rPr>
+      </w:pPr>
     </w:p>
     <w:p>
       <w:pPr>
@@ -7236,7 +8513,25 @@
           <w:sz w:val="32"/>
           <w:szCs w:val="32"/>
         </w:rPr>
-        <w:t>FRAILTY: Cupid won’t knowth,</w:t>
+        <w:t xml:space="preserve">FRAILTY: Cupid won’t </w:t>
+      </w:r>
+      <w:proofErr w:type="spellStart"/>
+      <w:r>
+        <w:rPr>
+          <w:rFonts w:cstheme="minorHAnsi"/>
+          <w:sz w:val="32"/>
+          <w:szCs w:val="32"/>
+        </w:rPr>
+        <w:t>knowth</w:t>
+      </w:r>
+      <w:proofErr w:type="spellEnd"/>
+      <w:r>
+        <w:rPr>
+          <w:rFonts w:cstheme="minorHAnsi"/>
+          <w:sz w:val="32"/>
+          <w:szCs w:val="32"/>
+        </w:rPr>
+        <w:t>,</w:t>
       </w:r>
       <w:r>
         <w:rPr>
@@ -7245,7 +8540,43 @@
           <w:szCs w:val="32"/>
         </w:rPr>
         <w:tab/>
-        <w:t>DESTINY: They ain’t gonna know,</w:t>
+        <w:t xml:space="preserve">DESTINY: They </w:t>
+      </w:r>
+      <w:proofErr w:type="spellStart"/>
+      <w:r>
+        <w:rPr>
+          <w:rFonts w:cstheme="minorHAnsi"/>
+          <w:sz w:val="32"/>
+          <w:szCs w:val="32"/>
+        </w:rPr>
+        <w:t>ain’t</w:t>
+      </w:r>
+      <w:proofErr w:type="spellEnd"/>
+      <w:r>
+        <w:rPr>
+          <w:rFonts w:cstheme="minorHAnsi"/>
+          <w:sz w:val="32"/>
+          <w:szCs w:val="32"/>
+        </w:rPr>
+        <w:t xml:space="preserve"> </w:t>
+      </w:r>
+      <w:proofErr w:type="spellStart"/>
+      <w:r>
+        <w:rPr>
+          <w:rFonts w:cstheme="minorHAnsi"/>
+          <w:sz w:val="32"/>
+          <w:szCs w:val="32"/>
+        </w:rPr>
+        <w:t>gonna</w:t>
+      </w:r>
+      <w:proofErr w:type="spellEnd"/>
+      <w:r>
+        <w:rPr>
+          <w:rFonts w:cstheme="minorHAnsi"/>
+          <w:sz w:val="32"/>
+          <w:szCs w:val="32"/>
+        </w:rPr>
+        <w:t xml:space="preserve"> know,</w:t>
       </w:r>
       <w:r>
         <w:rPr>
@@ -7339,7 +8670,43 @@
           <w:sz w:val="32"/>
           <w:szCs w:val="32"/>
         </w:rPr>
-        <w:t>DESTINY: (acting cute) Eternity ain’t gonna take it out on us…</w:t>
+        <w:t xml:space="preserve">DESTINY: (acting cute) Eternity </w:t>
+      </w:r>
+      <w:proofErr w:type="spellStart"/>
+      <w:r>
+        <w:rPr>
+          <w:rFonts w:cstheme="minorHAnsi"/>
+          <w:sz w:val="32"/>
+          <w:szCs w:val="32"/>
+        </w:rPr>
+        <w:t>ain’t</w:t>
+      </w:r>
+      <w:proofErr w:type="spellEnd"/>
+      <w:r>
+        <w:rPr>
+          <w:rFonts w:cstheme="minorHAnsi"/>
+          <w:sz w:val="32"/>
+          <w:szCs w:val="32"/>
+        </w:rPr>
+        <w:t xml:space="preserve"> </w:t>
+      </w:r>
+      <w:proofErr w:type="spellStart"/>
+      <w:r>
+        <w:rPr>
+          <w:rFonts w:cstheme="minorHAnsi"/>
+          <w:sz w:val="32"/>
+          <w:szCs w:val="32"/>
+        </w:rPr>
+        <w:t>gonna</w:t>
+      </w:r>
+      <w:proofErr w:type="spellEnd"/>
+      <w:r>
+        <w:rPr>
+          <w:rFonts w:cstheme="minorHAnsi"/>
+          <w:sz w:val="32"/>
+          <w:szCs w:val="32"/>
+        </w:rPr>
+        <w:t xml:space="preserve"> take it out on us…</w:t>
       </w:r>
     </w:p>
     <w:p>
@@ -7600,7 +8967,25 @@
           <w:sz w:val="30"/>
           <w:szCs w:val="30"/>
         </w:rPr>
-        <w:t>REALITY: You were on TikTok cuckoo clock when you shoulda paid attention.</w:t>
+        <w:t xml:space="preserve">REALITY: You were on TikTok cuckoo clock when you </w:t>
+      </w:r>
+      <w:proofErr w:type="spellStart"/>
+      <w:r>
+        <w:rPr>
+          <w:rFonts w:cstheme="minorHAnsi"/>
+          <w:sz w:val="30"/>
+          <w:szCs w:val="30"/>
+        </w:rPr>
+        <w:t>shoulda</w:t>
+      </w:r>
+      <w:proofErr w:type="spellEnd"/>
+      <w:r>
+        <w:rPr>
+          <w:rFonts w:cstheme="minorHAnsi"/>
+          <w:sz w:val="30"/>
+          <w:szCs w:val="30"/>
+        </w:rPr>
+        <w:t xml:space="preserve"> paid attention.</w:t>
       </w:r>
     </w:p>
     <w:sectPr>

--- a/library/musicals/past-present-future/about/past-present-future-bible.docx
+++ b/library/musicals/past-present-future/about/past-present-future-bible.docx
@@ -237,6 +237,179 @@
     </w:p>
     <w:p>
       <w:pPr>
+        <w:rPr>
+          <w:rFonts w:ascii="Courier New" w:hAnsi="Courier New" w:cs="Courier New"/>
+          <w:noProof/>
+          <w:sz w:val="24"/>
+          <w:szCs w:val="24"/>
+        </w:rPr>
+      </w:pPr>
+    </w:p>
+    <w:p>
+      <w:pPr>
+        <w:spacing w:line="240" w:lineRule="auto"/>
+        <w:rPr>
+          <w:rFonts w:ascii="Courier New" w:hAnsi="Courier New" w:cs="Courier New"/>
+          <w:noProof/>
+          <w:sz w:val="24"/>
+          <w:szCs w:val="24"/>
+        </w:rPr>
+      </w:pPr>
+    </w:p>
+    <w:p>
+      <w:pPr>
+        <w:spacing w:line="240" w:lineRule="auto"/>
+        <w:rPr>
+          <w:rFonts w:ascii="Courier New" w:hAnsi="Courier New" w:cs="Courier New"/>
+          <w:noProof/>
+          <w:sz w:val="24"/>
+          <w:szCs w:val="24"/>
+        </w:rPr>
+      </w:pPr>
+    </w:p>
+    <w:p>
+      <w:pPr>
+        <w:spacing w:line="240" w:lineRule="auto"/>
+        <w:rPr>
+          <w:rFonts w:ascii="Courier New" w:hAnsi="Courier New" w:cs="Courier New"/>
+          <w:noProof/>
+          <w:sz w:val="24"/>
+          <w:szCs w:val="24"/>
+        </w:rPr>
+      </w:pPr>
+    </w:p>
+    <w:p>
+      <w:pPr>
+        <w:spacing w:line="240" w:lineRule="auto"/>
+        <w:rPr>
+          <w:rFonts w:ascii="Courier New" w:hAnsi="Courier New" w:cs="Courier New"/>
+          <w:noProof/>
+          <w:sz w:val="24"/>
+          <w:szCs w:val="24"/>
+        </w:rPr>
+      </w:pPr>
+    </w:p>
+    <w:p>
+      <w:pPr>
+        <w:spacing w:line="240" w:lineRule="auto"/>
+        <w:rPr>
+          <w:rFonts w:ascii="Courier New" w:hAnsi="Courier New" w:cs="Courier New"/>
+          <w:noProof/>
+          <w:sz w:val="24"/>
+          <w:szCs w:val="24"/>
+        </w:rPr>
+      </w:pPr>
+    </w:p>
+    <w:p>
+      <w:pPr>
+        <w:spacing w:line="240" w:lineRule="auto"/>
+        <w:rPr>
+          <w:rFonts w:ascii="Courier New" w:hAnsi="Courier New" w:cs="Courier New"/>
+          <w:noProof/>
+          <w:sz w:val="24"/>
+          <w:szCs w:val="24"/>
+        </w:rPr>
+      </w:pPr>
+    </w:p>
+    <w:p>
+      <w:pPr>
+        <w:spacing w:line="240" w:lineRule="auto"/>
+        <w:rPr>
+          <w:rFonts w:ascii="Courier New" w:hAnsi="Courier New" w:cs="Courier New"/>
+          <w:noProof/>
+          <w:sz w:val="24"/>
+          <w:szCs w:val="24"/>
+        </w:rPr>
+      </w:pPr>
+    </w:p>
+    <w:p>
+      <w:pPr>
+        <w:spacing w:line="240" w:lineRule="auto"/>
+        <w:rPr>
+          <w:rFonts w:ascii="Courier New" w:hAnsi="Courier New" w:cs="Courier New"/>
+          <w:noProof/>
+          <w:sz w:val="24"/>
+          <w:szCs w:val="24"/>
+        </w:rPr>
+      </w:pPr>
+    </w:p>
+    <w:p>
+      <w:pPr>
+        <w:spacing w:line="240" w:lineRule="auto"/>
+        <w:rPr>
+          <w:rFonts w:ascii="Courier New" w:hAnsi="Courier New" w:cs="Courier New"/>
+          <w:noProof/>
+          <w:sz w:val="24"/>
+          <w:szCs w:val="24"/>
+        </w:rPr>
+      </w:pPr>
+    </w:p>
+    <w:p>
+      <w:pPr>
+        <w:spacing w:line="240" w:lineRule="auto"/>
+        <w:jc w:val="center"/>
+        <w:rPr>
+          <w:rFonts w:ascii="Courier New" w:hAnsi="Courier New" w:cs="Courier New"/>
+          <w:sz w:val="32"/>
+          <w:szCs w:val="32"/>
+        </w:rPr>
+      </w:pPr>
+      <w:r>
+        <w:rPr>
+          <w:rFonts w:ascii="Courier New" w:hAnsi="Courier New" w:cs="Courier New"/>
+          <w:sz w:val="32"/>
+          <w:szCs w:val="32"/>
+        </w:rPr>
+        <w:t>For My Midwest and Middle East Friends</w:t>
+      </w:r>
+    </w:p>
+    <w:p>
+      <w:pPr>
+        <w:spacing w:line="240" w:lineRule="auto"/>
+        <w:jc w:val="center"/>
+        <w:rPr>
+          <w:rFonts w:ascii="Courier New" w:hAnsi="Courier New" w:cs="Courier New"/>
+          <w:sz w:val="32"/>
+          <w:szCs w:val="32"/>
+        </w:rPr>
+      </w:pPr>
+    </w:p>
+    <w:p>
+      <w:pPr>
+        <w:spacing w:line="240" w:lineRule="auto"/>
+        <w:jc w:val="center"/>
+        <w:rPr>
+          <w:rFonts w:ascii="Courier New" w:hAnsi="Courier New" w:cs="Courier New"/>
+          <w:sz w:val="32"/>
+          <w:szCs w:val="32"/>
+        </w:rPr>
+      </w:pPr>
+    </w:p>
+    <w:p>
+      <w:pPr>
+        <w:rPr>
+          <w:rFonts w:cstheme="minorHAnsi"/>
+          <w:b/>
+          <w:bCs/>
+          <w:sz w:val="32"/>
+          <w:szCs w:val="32"/>
+          <w:u w:val="single"/>
+        </w:rPr>
+      </w:pPr>
+      <w:r>
+        <w:rPr>
+          <w:rFonts w:cstheme="minorHAnsi"/>
+          <w:b/>
+          <w:bCs/>
+          <w:sz w:val="32"/>
+          <w:szCs w:val="32"/>
+          <w:u w:val="single"/>
+        </w:rPr>
+        <w:br w:type="page"/>
+      </w:r>
+    </w:p>
+    <w:p>
+      <w:pPr>
         <w:spacing w:line="240" w:lineRule="auto"/>
         <w:jc w:val="center"/>
         <w:rPr>
@@ -985,8 +1158,11 @@
         <w:spacing w:line="240" w:lineRule="auto"/>
         <w:rPr>
           <w:rFonts w:cstheme="minorHAnsi"/>
-          <w:sz w:val="32"/>
-          <w:szCs w:val="32"/>
+          <w:b/>
+          <w:bCs/>
+          <w:sz w:val="29"/>
+          <w:szCs w:val="29"/>
+          <w:u w:val="single"/>
         </w:rPr>
       </w:pPr>
       <w:r>
@@ -1112,12 +1288,14 @@
     </w:p>
     <w:p>
       <w:pPr>
+        <w:spacing w:line="240" w:lineRule="auto"/>
+        <w:jc w:val="center"/>
         <w:rPr>
           <w:rFonts w:cstheme="minorHAnsi"/>
           <w:b/>
           <w:bCs/>
-          <w:sz w:val="29"/>
-          <w:szCs w:val="29"/>
+          <w:sz w:val="30"/>
+          <w:szCs w:val="30"/>
           <w:u w:val="single"/>
         </w:rPr>
       </w:pPr>
@@ -1132,6 +1310,1950 @@
         </w:rPr>
         <w:br w:type="page"/>
       </w:r>
+      <w:r>
+        <w:rPr>
+          <w:rFonts w:cstheme="minorHAnsi"/>
+          <w:b/>
+          <w:bCs/>
+          <w:sz w:val="30"/>
+          <w:szCs w:val="30"/>
+          <w:u w:val="single"/>
+        </w:rPr>
+        <w:lastRenderedPageBreak/>
+        <w:t>PLOT SUMMARY</w:t>
+      </w:r>
+    </w:p>
+    <w:p>
+      <w:pPr>
+        <w:tabs>
+          <w:tab w:val="left" w:pos="5013"/>
+        </w:tabs>
+        <w:spacing w:line="240" w:lineRule="auto"/>
+        <w:rPr>
+          <w:rFonts w:cstheme="minorHAnsi"/>
+          <w:sz w:val="30"/>
+          <w:szCs w:val="30"/>
+        </w:rPr>
+      </w:pPr>
+      <w:r>
+        <w:rPr>
+          <w:rFonts w:cstheme="minorHAnsi"/>
+          <w:sz w:val="30"/>
+          <w:szCs w:val="30"/>
+        </w:rPr>
+        <w:t xml:space="preserve">Trapped in the 19th-century Romantic era by guitars carved from spacetime wood, a 1st-century Galilean lyre maker and a lonely 21st-century Midwesterner must blend ancient hymns with hip hop to survive a tyrannical cosmic orchestra and find their way home. </w:t>
+      </w:r>
+    </w:p>
+    <w:p>
+      <w:pPr>
+        <w:tabs>
+          <w:tab w:val="left" w:pos="5013"/>
+        </w:tabs>
+        <w:spacing w:line="240" w:lineRule="auto"/>
+        <w:rPr>
+          <w:rFonts w:cstheme="minorHAnsi"/>
+          <w:sz w:val="30"/>
+          <w:szCs w:val="30"/>
+        </w:rPr>
+      </w:pPr>
+      <w:r>
+        <w:rPr>
+          <w:rFonts w:cstheme="minorHAnsi"/>
+          <w:sz w:val="30"/>
+          <w:szCs w:val="30"/>
+        </w:rPr>
+        <w:t xml:space="preserve">Space </w:t>
+      </w:r>
+      <w:r>
+        <w:rPr>
+          <w:rFonts w:cstheme="minorHAnsi"/>
+          <w:sz w:val="30"/>
+          <w:szCs w:val="30"/>
+        </w:rPr>
+        <w:t xml:space="preserve">and </w:t>
+      </w:r>
+      <w:r>
+        <w:rPr>
+          <w:rFonts w:cstheme="minorHAnsi"/>
+          <w:sz w:val="30"/>
+          <w:szCs w:val="30"/>
+        </w:rPr>
+        <w:t xml:space="preserve">time are in harmony due to the endless performance of the </w:t>
+      </w:r>
+      <w:proofErr w:type="spellStart"/>
+      <w:r>
+        <w:rPr>
+          <w:rFonts w:cstheme="minorHAnsi"/>
+          <w:sz w:val="30"/>
+          <w:szCs w:val="30"/>
+        </w:rPr>
+        <w:t>Timeharmonic</w:t>
+      </w:r>
+      <w:proofErr w:type="spellEnd"/>
+      <w:r>
+        <w:rPr>
+          <w:rFonts w:cstheme="minorHAnsi"/>
+          <w:sz w:val="30"/>
+          <w:szCs w:val="30"/>
+        </w:rPr>
+        <w:t xml:space="preserve"> Orchestra, overseen by Eternity Linger and their </w:t>
+      </w:r>
+      <w:proofErr w:type="spellStart"/>
+      <w:r>
+        <w:rPr>
+          <w:rFonts w:cstheme="minorHAnsi"/>
+          <w:sz w:val="30"/>
+          <w:szCs w:val="30"/>
+        </w:rPr>
+        <w:t>Timepipers</w:t>
+      </w:r>
+      <w:proofErr w:type="spellEnd"/>
+      <w:r>
+        <w:rPr>
+          <w:rFonts w:cstheme="minorHAnsi"/>
+          <w:sz w:val="30"/>
+          <w:szCs w:val="30"/>
+        </w:rPr>
+        <w:t xml:space="preserve">: </w:t>
+      </w:r>
+      <w:r>
+        <w:rPr>
+          <w:rFonts w:cstheme="minorHAnsi"/>
+          <w:sz w:val="30"/>
+          <w:szCs w:val="30"/>
+        </w:rPr>
+        <w:t>Frailty</w:t>
+      </w:r>
+      <w:r>
+        <w:rPr>
+          <w:rFonts w:cstheme="minorHAnsi"/>
+          <w:sz w:val="30"/>
+          <w:szCs w:val="30"/>
+        </w:rPr>
+        <w:t xml:space="preserve"> (Past)</w:t>
+      </w:r>
+      <w:r>
+        <w:rPr>
+          <w:rFonts w:cstheme="minorHAnsi"/>
+          <w:sz w:val="30"/>
+          <w:szCs w:val="30"/>
+        </w:rPr>
+        <w:t>, Reality</w:t>
+      </w:r>
+      <w:r>
+        <w:rPr>
+          <w:rFonts w:cstheme="minorHAnsi"/>
+          <w:sz w:val="30"/>
+          <w:szCs w:val="30"/>
+        </w:rPr>
+        <w:t xml:space="preserve"> (Present)</w:t>
+      </w:r>
+      <w:r>
+        <w:rPr>
+          <w:rFonts w:cstheme="minorHAnsi"/>
+          <w:sz w:val="30"/>
+          <w:szCs w:val="30"/>
+        </w:rPr>
+        <w:t>, and Destiny</w:t>
+      </w:r>
+      <w:r>
+        <w:rPr>
+          <w:rFonts w:cstheme="minorHAnsi"/>
+          <w:sz w:val="30"/>
+          <w:szCs w:val="30"/>
+        </w:rPr>
+        <w:t xml:space="preserve"> (Future)</w:t>
+      </w:r>
+      <w:r>
+        <w:rPr>
+          <w:rFonts w:cstheme="minorHAnsi"/>
+          <w:sz w:val="30"/>
+          <w:szCs w:val="30"/>
+        </w:rPr>
+        <w:t>. They navigate</w:t>
+      </w:r>
+      <w:r>
+        <w:rPr>
+          <w:rFonts w:cstheme="minorHAnsi"/>
+          <w:sz w:val="30"/>
+          <w:szCs w:val="30"/>
+        </w:rPr>
+        <w:t xml:space="preserve"> time</w:t>
+      </w:r>
+      <w:r>
+        <w:rPr>
+          <w:rFonts w:cstheme="minorHAnsi"/>
+          <w:sz w:val="30"/>
+          <w:szCs w:val="30"/>
+        </w:rPr>
+        <w:t xml:space="preserve"> as birds </w:t>
+      </w:r>
+      <w:r>
+        <w:rPr>
+          <w:rFonts w:cstheme="minorHAnsi"/>
+          <w:sz w:val="30"/>
+          <w:szCs w:val="30"/>
+        </w:rPr>
+        <w:t xml:space="preserve">dropping </w:t>
+      </w:r>
+      <w:r>
+        <w:rPr>
+          <w:rFonts w:cstheme="minorHAnsi"/>
+          <w:sz w:val="30"/>
+          <w:szCs w:val="30"/>
+        </w:rPr>
+        <w:t>seeds to keep the timeline rooted (“Over</w:t>
+      </w:r>
+      <w:r>
+        <w:rPr>
+          <w:rFonts w:cstheme="minorHAnsi"/>
+          <w:sz w:val="30"/>
+          <w:szCs w:val="30"/>
+        </w:rPr>
+        <w:t>ture</w:t>
+      </w:r>
+      <w:r>
+        <w:rPr>
+          <w:rFonts w:cstheme="minorHAnsi"/>
+          <w:sz w:val="30"/>
+          <w:szCs w:val="30"/>
+        </w:rPr>
+        <w:t xml:space="preserve">/Prologue”). </w:t>
+      </w:r>
+    </w:p>
+    <w:p>
+      <w:pPr>
+        <w:tabs>
+          <w:tab w:val="left" w:pos="5013"/>
+        </w:tabs>
+        <w:spacing w:line="240" w:lineRule="auto"/>
+        <w:rPr>
+          <w:rFonts w:cstheme="minorHAnsi"/>
+          <w:sz w:val="30"/>
+          <w:szCs w:val="30"/>
+        </w:rPr>
+      </w:pPr>
+      <w:r>
+        <w:rPr>
+          <w:rFonts w:cstheme="minorHAnsi"/>
+          <w:sz w:val="30"/>
+          <w:szCs w:val="30"/>
+        </w:rPr>
+        <w:t xml:space="preserve">In 1st Century Galilee, Tabitha is a lyre maker trying to revolutionize music that prioritizes individualism and a deep awe of nature over Enlightenment. In </w:t>
+      </w:r>
+      <w:r>
+        <w:rPr>
+          <w:rFonts w:cstheme="minorHAnsi"/>
+          <w:sz w:val="30"/>
+          <w:szCs w:val="30"/>
+        </w:rPr>
+        <w:t>present-day</w:t>
+      </w:r>
+      <w:r>
+        <w:rPr>
+          <w:rFonts w:cstheme="minorHAnsi"/>
+          <w:sz w:val="30"/>
+          <w:szCs w:val="30"/>
+        </w:rPr>
+        <w:t xml:space="preserve"> Free Soil, Michigan, Dakota is a guitar maker</w:t>
+      </w:r>
+      <w:r>
+        <w:rPr>
+          <w:rFonts w:cstheme="minorHAnsi"/>
+          <w:sz w:val="30"/>
+          <w:szCs w:val="30"/>
+        </w:rPr>
+        <w:t xml:space="preserve"> </w:t>
+      </w:r>
+      <w:r>
+        <w:rPr>
+          <w:rFonts w:cstheme="minorHAnsi"/>
+          <w:sz w:val="30"/>
+          <w:szCs w:val="30"/>
+        </w:rPr>
+        <w:t xml:space="preserve">deeply into the classics (“Born in the Wrong Generation”). Their parents see them as failures who will never find someone (“The Right Person”). Frailty and Destiny, annoyed by Reality’s </w:t>
+      </w:r>
+      <w:r>
+        <w:rPr>
+          <w:rFonts w:cstheme="minorHAnsi"/>
+          <w:sz w:val="30"/>
+          <w:szCs w:val="30"/>
+        </w:rPr>
+        <w:t>strictness</w:t>
+      </w:r>
+      <w:r>
+        <w:rPr>
+          <w:rFonts w:cstheme="minorHAnsi"/>
+          <w:sz w:val="30"/>
+          <w:szCs w:val="30"/>
+        </w:rPr>
+        <w:t xml:space="preserve">, decides to get back at Reality by playing Cupid. Destiny grows an American basswood tree </w:t>
+      </w:r>
+      <w:r>
+        <w:rPr>
+          <w:rFonts w:cstheme="minorHAnsi"/>
+          <w:sz w:val="30"/>
+          <w:szCs w:val="30"/>
+        </w:rPr>
+        <w:t>for</w:t>
+      </w:r>
+      <w:r>
+        <w:rPr>
+          <w:rFonts w:cstheme="minorHAnsi"/>
+          <w:sz w:val="30"/>
+          <w:szCs w:val="30"/>
+        </w:rPr>
+        <w:t xml:space="preserve"> Tabitha to carve her oud. Meanwhile, Frailty offers Judean date palm seeds </w:t>
+      </w:r>
+      <w:r>
+        <w:rPr>
+          <w:rFonts w:cstheme="minorHAnsi"/>
+          <w:sz w:val="30"/>
+          <w:szCs w:val="30"/>
+        </w:rPr>
+        <w:t>to</w:t>
+      </w:r>
+      <w:r>
+        <w:rPr>
+          <w:rFonts w:cstheme="minorHAnsi"/>
+          <w:sz w:val="30"/>
+          <w:szCs w:val="30"/>
+        </w:rPr>
+        <w:t xml:space="preserve"> Dakota </w:t>
+      </w:r>
+      <w:r>
+        <w:rPr>
+          <w:rFonts w:cstheme="minorHAnsi"/>
+          <w:sz w:val="30"/>
+          <w:szCs w:val="30"/>
+        </w:rPr>
+        <w:t>for</w:t>
+      </w:r>
+      <w:r>
+        <w:rPr>
+          <w:rFonts w:cstheme="minorHAnsi"/>
+          <w:sz w:val="30"/>
+          <w:szCs w:val="30"/>
+        </w:rPr>
+        <w:t xml:space="preserve"> their guitar. With a strum, it sends them to the 19th Century (“The Wrong Time”). Tabitha and Dakota do not get along (“Must Be Nice (Times Like These)”).</w:t>
+      </w:r>
+    </w:p>
+    <w:p>
+      <w:pPr>
+        <w:tabs>
+          <w:tab w:val="left" w:pos="5013"/>
+        </w:tabs>
+        <w:spacing w:line="240" w:lineRule="auto"/>
+        <w:rPr>
+          <w:rFonts w:cstheme="minorHAnsi"/>
+          <w:sz w:val="30"/>
+          <w:szCs w:val="30"/>
+        </w:rPr>
+      </w:pPr>
+      <w:r>
+        <w:rPr>
+          <w:rFonts w:cstheme="minorHAnsi"/>
+          <w:sz w:val="30"/>
+          <w:szCs w:val="30"/>
+        </w:rPr>
+        <w:t>Outside spacetime, Frailty and Destiny watch the timeline grow wonky. Reality scolds them and demands that they get Tabitha and Dakota home or else Eternity will fire the Conductor and restart the timeline (“Out of Tune”).</w:t>
+      </w:r>
+    </w:p>
+    <w:p>
+      <w:pPr>
+        <w:tabs>
+          <w:tab w:val="left" w:pos="5013"/>
+        </w:tabs>
+        <w:spacing w:line="240" w:lineRule="auto"/>
+        <w:rPr>
+          <w:rFonts w:cstheme="minorHAnsi"/>
+          <w:sz w:val="30"/>
+          <w:szCs w:val="30"/>
+        </w:rPr>
+      </w:pPr>
+      <w:r>
+        <w:rPr>
+          <w:rFonts w:cstheme="minorHAnsi"/>
+          <w:sz w:val="30"/>
+          <w:szCs w:val="30"/>
+        </w:rPr>
+        <w:t xml:space="preserve">Meanwhile, Dakota’s middle and last </w:t>
+      </w:r>
+      <w:r>
+        <w:rPr>
+          <w:rFonts w:cstheme="minorHAnsi"/>
+          <w:sz w:val="30"/>
+          <w:szCs w:val="30"/>
+        </w:rPr>
+        <w:t xml:space="preserve">sounds like </w:t>
+      </w:r>
+      <w:proofErr w:type="spellStart"/>
+      <w:r>
+        <w:rPr>
+          <w:rFonts w:cstheme="minorHAnsi"/>
+          <w:sz w:val="30"/>
+          <w:szCs w:val="30"/>
+        </w:rPr>
+        <w:t>אֶפְש</w:t>
+      </w:r>
+      <w:proofErr w:type="spellEnd"/>
+      <w:r>
+        <w:rPr>
+          <w:rFonts w:cstheme="minorHAnsi"/>
+          <w:sz w:val="30"/>
+          <w:szCs w:val="30"/>
+        </w:rPr>
+        <w:t>ָׁ</w:t>
+      </w:r>
+      <w:proofErr w:type="spellStart"/>
+      <w:r>
+        <w:rPr>
+          <w:rFonts w:cstheme="minorHAnsi"/>
+          <w:sz w:val="30"/>
+          <w:szCs w:val="30"/>
+        </w:rPr>
+        <w:t>רִי</w:t>
+      </w:r>
+      <w:proofErr w:type="spellEnd"/>
+      <w:r>
+        <w:rPr>
+          <w:rFonts w:cstheme="minorHAnsi"/>
+          <w:sz w:val="30"/>
+          <w:szCs w:val="30"/>
+        </w:rPr>
+        <w:t xml:space="preserve"> or </w:t>
+      </w:r>
+      <w:r>
+        <w:rPr>
+          <w:rFonts w:cstheme="minorHAnsi"/>
+          <w:sz w:val="30"/>
+          <w:szCs w:val="30"/>
+        </w:rPr>
+        <w:t>“</w:t>
+      </w:r>
+      <w:r>
+        <w:rPr>
+          <w:rFonts w:cstheme="minorHAnsi"/>
+          <w:sz w:val="30"/>
+          <w:szCs w:val="30"/>
+        </w:rPr>
+        <w:t>possible” in Hebrew. Tabitha and the Romantic era folks find hope in it (“</w:t>
+      </w:r>
+      <w:proofErr w:type="spellStart"/>
+      <w:r>
+        <w:fldChar w:fldCharType="begin"/>
+      </w:r>
+      <w:r>
+        <w:instrText>HYPERLINK "https://drive.google.com/file/d/1r9WExFnKQKUb_-7v5USRWeG4r1L8i39W/view"</w:instrText>
+      </w:r>
+      <w:r>
+        <w:fldChar w:fldCharType="separate"/>
+      </w:r>
+      <w:r>
+        <w:rPr>
+          <w:rStyle w:val="Hyperlink"/>
+          <w:rFonts w:cstheme="minorHAnsi"/>
+          <w:sz w:val="30"/>
+          <w:szCs w:val="30"/>
+          <w:u w:val="none"/>
+        </w:rPr>
+        <w:t>אֶפְש</w:t>
+      </w:r>
+      <w:proofErr w:type="spellEnd"/>
+      <w:r>
+        <w:rPr>
+          <w:rStyle w:val="Hyperlink"/>
+          <w:rFonts w:cstheme="minorHAnsi"/>
+          <w:sz w:val="30"/>
+          <w:szCs w:val="30"/>
+          <w:u w:val="none"/>
+        </w:rPr>
+        <w:t>ָׁ</w:t>
+      </w:r>
+      <w:proofErr w:type="spellStart"/>
+      <w:r>
+        <w:rPr>
+          <w:rStyle w:val="Hyperlink"/>
+          <w:rFonts w:cstheme="minorHAnsi"/>
+          <w:sz w:val="30"/>
+          <w:szCs w:val="30"/>
+          <w:u w:val="none"/>
+        </w:rPr>
+        <w:t>רִי</w:t>
+      </w:r>
+      <w:proofErr w:type="spellEnd"/>
+      <w:r>
+        <w:rPr>
+          <w:rStyle w:val="Hyperlink"/>
+          <w:rFonts w:cstheme="minorHAnsi"/>
+          <w:sz w:val="30"/>
+          <w:szCs w:val="30"/>
+          <w:u w:val="none"/>
+        </w:rPr>
+        <w:t xml:space="preserve"> (</w:t>
+      </w:r>
+      <w:proofErr w:type="spellStart"/>
+      <w:r>
+        <w:rPr>
+          <w:rStyle w:val="Hyperlink"/>
+          <w:rFonts w:cstheme="minorHAnsi"/>
+          <w:sz w:val="30"/>
+          <w:szCs w:val="30"/>
+          <w:u w:val="none"/>
+        </w:rPr>
+        <w:t>Efshari</w:t>
+      </w:r>
+      <w:proofErr w:type="spellEnd"/>
+      <w:r>
+        <w:rPr>
+          <w:rStyle w:val="Hyperlink"/>
+          <w:rFonts w:cstheme="minorHAnsi"/>
+          <w:sz w:val="30"/>
+          <w:szCs w:val="30"/>
+          <w:u w:val="none"/>
+        </w:rPr>
+        <w:t>, Anything’s Possible)</w:t>
+      </w:r>
+      <w:r>
+        <w:fldChar w:fldCharType="end"/>
+      </w:r>
+      <w:r>
+        <w:rPr>
+          <w:rFonts w:cstheme="minorHAnsi"/>
+          <w:sz w:val="30"/>
+          <w:szCs w:val="30"/>
+        </w:rPr>
+        <w:t xml:space="preserve">”). The </w:t>
+      </w:r>
+      <w:proofErr w:type="spellStart"/>
+      <w:r>
+        <w:rPr>
+          <w:rFonts w:cstheme="minorHAnsi"/>
+          <w:sz w:val="30"/>
+          <w:szCs w:val="30"/>
+        </w:rPr>
+        <w:t>Timepipers</w:t>
+      </w:r>
+      <w:proofErr w:type="spellEnd"/>
+      <w:r>
+        <w:rPr>
+          <w:rFonts w:cstheme="minorHAnsi"/>
+          <w:sz w:val="30"/>
+          <w:szCs w:val="30"/>
+        </w:rPr>
+        <w:t xml:space="preserve"> try to stop Tabitha and Dakota</w:t>
+      </w:r>
+      <w:r>
+        <w:rPr>
+          <w:rFonts w:cstheme="minorHAnsi"/>
+          <w:sz w:val="30"/>
+          <w:szCs w:val="30"/>
+        </w:rPr>
+        <w:t xml:space="preserve"> as they get along and play music to jump around </w:t>
+      </w:r>
+      <w:r>
+        <w:rPr>
+          <w:rFonts w:cstheme="minorHAnsi"/>
+          <w:sz w:val="30"/>
+          <w:szCs w:val="30"/>
+        </w:rPr>
+        <w:t xml:space="preserve">years. The couple’s antics catch the attention of the underground movement as they unintentionally kickstart the Romantic era and inspire the creation of the classical guitar. They form the </w:t>
+      </w:r>
+      <w:r>
+        <w:rPr>
+          <w:rFonts w:cstheme="minorHAnsi"/>
+          <w:sz w:val="30"/>
+          <w:szCs w:val="30"/>
+        </w:rPr>
+        <w:t xml:space="preserve">musical </w:t>
+      </w:r>
+      <w:r>
+        <w:rPr>
+          <w:rFonts w:cstheme="minorHAnsi"/>
+          <w:sz w:val="30"/>
+          <w:szCs w:val="30"/>
+        </w:rPr>
+        <w:t>duo, ¡Tab &amp; Coda! (“Band Together”).</w:t>
+      </w:r>
+    </w:p>
+    <w:p>
+      <w:pPr>
+        <w:tabs>
+          <w:tab w:val="left" w:pos="5013"/>
+        </w:tabs>
+        <w:spacing w:line="240" w:lineRule="auto"/>
+        <w:rPr>
+          <w:rFonts w:cstheme="minorHAnsi"/>
+          <w:sz w:val="30"/>
+          <w:szCs w:val="30"/>
+        </w:rPr>
+      </w:pPr>
+      <w:r>
+        <w:rPr>
+          <w:rFonts w:cstheme="minorHAnsi"/>
+          <w:sz w:val="30"/>
+          <w:szCs w:val="30"/>
+        </w:rPr>
+        <w:t xml:space="preserve">They start to accept the trajectory they are on, which is none, as they fall for each other (“Start from the Conclusion”). The </w:t>
+      </w:r>
+      <w:proofErr w:type="spellStart"/>
+      <w:r>
+        <w:rPr>
+          <w:rFonts w:cstheme="minorHAnsi"/>
+          <w:sz w:val="30"/>
+          <w:szCs w:val="30"/>
+        </w:rPr>
+        <w:t>Timepipers</w:t>
+      </w:r>
+      <w:proofErr w:type="spellEnd"/>
+      <w:r>
+        <w:rPr>
+          <w:rFonts w:cstheme="minorHAnsi"/>
+          <w:sz w:val="30"/>
+          <w:szCs w:val="30"/>
+        </w:rPr>
+        <w:t xml:space="preserve"> reach Tabitha and sow seeds of doubt into her (“Life is Short (You Must Be This Old to Die)”).</w:t>
+      </w:r>
+    </w:p>
+    <w:p>
+      <w:pPr>
+        <w:tabs>
+          <w:tab w:val="left" w:pos="5013"/>
+        </w:tabs>
+        <w:spacing w:line="240" w:lineRule="auto"/>
+        <w:rPr>
+          <w:rFonts w:cstheme="minorHAnsi"/>
+          <w:sz w:val="30"/>
+          <w:szCs w:val="30"/>
+        </w:rPr>
+      </w:pPr>
+      <w:r>
+        <w:rPr>
+          <w:rFonts w:cstheme="minorHAnsi"/>
+          <w:sz w:val="30"/>
+          <w:szCs w:val="30"/>
+        </w:rPr>
+        <w:lastRenderedPageBreak/>
+        <w:t xml:space="preserve">Tabitha wants a future together </w:t>
+      </w:r>
+      <w:r>
+        <w:rPr>
+          <w:rFonts w:cstheme="minorHAnsi"/>
+          <w:i/>
+          <w:iCs/>
+          <w:sz w:val="30"/>
+          <w:szCs w:val="30"/>
+        </w:rPr>
+        <w:t>or technically the past</w:t>
+      </w:r>
+      <w:r>
+        <w:rPr>
+          <w:rFonts w:cstheme="minorHAnsi"/>
+          <w:sz w:val="30"/>
+          <w:szCs w:val="30"/>
+        </w:rPr>
+        <w:t>, but Dakota once again does not know themself. Eternity steps in and rattles the timeline, sending Tabitha and Dakota home (“Right Person, Wrong Time”).</w:t>
+      </w:r>
+    </w:p>
+    <w:p>
+      <w:pPr>
+        <w:tabs>
+          <w:tab w:val="left" w:pos="5013"/>
+        </w:tabs>
+        <w:spacing w:line="240" w:lineRule="auto"/>
+        <w:rPr>
+          <w:rFonts w:cstheme="minorHAnsi"/>
+          <w:sz w:val="30"/>
+          <w:szCs w:val="30"/>
+        </w:rPr>
+      </w:pPr>
+      <w:r>
+        <w:rPr>
+          <w:rFonts w:cstheme="minorHAnsi"/>
+          <w:sz w:val="30"/>
+          <w:szCs w:val="30"/>
+        </w:rPr>
+        <w:t>In the following act, Tabitha has the time of her life in 21st Century Galilee with alternative hip hop (“Passing By, Running Behind”). Meanwhile, Dakota is stuck in the 1st Century and meets Tabitha’s father. Dakota finds a pile of basswood and carves an oud (“Keep Tabs (on Your Heart)”).</w:t>
+      </w:r>
+    </w:p>
+    <w:p>
+      <w:pPr>
+        <w:tabs>
+          <w:tab w:val="left" w:pos="5013"/>
+        </w:tabs>
+        <w:spacing w:line="240" w:lineRule="auto"/>
+        <w:rPr>
+          <w:rFonts w:cstheme="minorHAnsi"/>
+          <w:sz w:val="30"/>
+          <w:szCs w:val="30"/>
+        </w:rPr>
+      </w:pPr>
+      <w:r>
+        <w:rPr>
+          <w:rFonts w:cstheme="minorHAnsi"/>
+          <w:sz w:val="30"/>
+          <w:szCs w:val="30"/>
+        </w:rPr>
+        <w:t>Tabitha stumbles upon a music history museum where she finds</w:t>
+      </w:r>
+      <w:r>
+        <w:rPr>
+          <w:rFonts w:cstheme="minorHAnsi"/>
+          <w:sz w:val="30"/>
+          <w:szCs w:val="30"/>
+        </w:rPr>
+        <w:t xml:space="preserve"> Dakota’s mother, a curator, crying at an ancient</w:t>
+      </w:r>
+      <w:r>
+        <w:rPr>
+          <w:rFonts w:cstheme="minorHAnsi"/>
+          <w:sz w:val="30"/>
+          <w:szCs w:val="30"/>
+        </w:rPr>
+        <w:t xml:space="preserve"> oud with ¡Tab &amp; </w:t>
+      </w:r>
+      <w:proofErr w:type="spellStart"/>
+      <w:r>
+        <w:rPr>
+          <w:rFonts w:cstheme="minorHAnsi"/>
+          <w:sz w:val="30"/>
+          <w:szCs w:val="30"/>
+        </w:rPr>
+        <w:t>Coda!’s</w:t>
+      </w:r>
+      <w:proofErr w:type="spellEnd"/>
+      <w:r>
+        <w:rPr>
+          <w:rFonts w:cstheme="minorHAnsi"/>
+          <w:sz w:val="30"/>
+          <w:szCs w:val="30"/>
+        </w:rPr>
+        <w:t xml:space="preserve"> melodic line carved in it.</w:t>
+      </w:r>
+      <w:r>
+        <w:rPr>
+          <w:rFonts w:cstheme="minorHAnsi"/>
+          <w:sz w:val="30"/>
+          <w:szCs w:val="30"/>
+        </w:rPr>
+        <w:t xml:space="preserve"> With each other’s help</w:t>
+      </w:r>
+      <w:r>
+        <w:rPr>
+          <w:rFonts w:cstheme="minorHAnsi"/>
+          <w:sz w:val="30"/>
+          <w:szCs w:val="30"/>
+        </w:rPr>
+        <w:t xml:space="preserve">, she steals the oud </w:t>
+      </w:r>
+      <w:r>
+        <w:rPr>
+          <w:rFonts w:cstheme="minorHAnsi"/>
+          <w:sz w:val="30"/>
+          <w:szCs w:val="30"/>
+        </w:rPr>
+        <w:t>(“</w:t>
+      </w:r>
+      <w:proofErr w:type="spellStart"/>
+      <w:r>
+        <w:rPr>
+          <w:rFonts w:cstheme="minorHAnsi"/>
+          <w:sz w:val="30"/>
+          <w:szCs w:val="30"/>
+        </w:rPr>
+        <w:t>אֶפְש</w:t>
+      </w:r>
+      <w:proofErr w:type="spellEnd"/>
+      <w:r>
+        <w:rPr>
+          <w:rFonts w:cstheme="minorHAnsi"/>
+          <w:sz w:val="30"/>
+          <w:szCs w:val="30"/>
+        </w:rPr>
+        <w:t>ָׁ</w:t>
+      </w:r>
+      <w:proofErr w:type="spellStart"/>
+      <w:r>
+        <w:rPr>
+          <w:rFonts w:cstheme="minorHAnsi"/>
+          <w:sz w:val="30"/>
+          <w:szCs w:val="30"/>
+        </w:rPr>
+        <w:t>רִי</w:t>
+      </w:r>
+      <w:proofErr w:type="spellEnd"/>
+      <w:r>
+        <w:rPr>
+          <w:rFonts w:cstheme="minorHAnsi"/>
+          <w:sz w:val="30"/>
+          <w:szCs w:val="30"/>
+        </w:rPr>
+        <w:t xml:space="preserve"> – Reprise”). </w:t>
+      </w:r>
+    </w:p>
+    <w:p>
+      <w:pPr>
+        <w:tabs>
+          <w:tab w:val="left" w:pos="5013"/>
+        </w:tabs>
+        <w:spacing w:line="240" w:lineRule="auto"/>
+        <w:rPr>
+          <w:rFonts w:cstheme="minorHAnsi"/>
+          <w:sz w:val="30"/>
+          <w:szCs w:val="30"/>
+        </w:rPr>
+      </w:pPr>
+      <w:r>
+        <w:rPr>
+          <w:rFonts w:cstheme="minorHAnsi"/>
+          <w:sz w:val="30"/>
+          <w:szCs w:val="30"/>
+        </w:rPr>
+        <w:t xml:space="preserve">Outside spacetime, everything is back to going awry </w:t>
+      </w:r>
+      <w:r>
+        <w:rPr>
+          <w:rFonts w:cstheme="minorHAnsi"/>
+          <w:sz w:val="30"/>
+          <w:szCs w:val="30"/>
+        </w:rPr>
+        <w:t xml:space="preserve">(“The Songs Linger (Long Enough)”). </w:t>
+      </w:r>
+      <w:r>
+        <w:rPr>
+          <w:rFonts w:cstheme="minorHAnsi"/>
+          <w:sz w:val="30"/>
+          <w:szCs w:val="30"/>
+        </w:rPr>
+        <w:t>Now, Tabitha and Dakota are back,</w:t>
+      </w:r>
+      <w:r>
+        <w:rPr>
+          <w:rFonts w:cstheme="minorHAnsi"/>
+          <w:sz w:val="30"/>
+          <w:szCs w:val="30"/>
+        </w:rPr>
+        <w:t xml:space="preserve"> stuck in a </w:t>
+      </w:r>
+      <w:r>
+        <w:rPr>
+          <w:rFonts w:cstheme="minorHAnsi"/>
+          <w:sz w:val="30"/>
+          <w:szCs w:val="30"/>
+        </w:rPr>
+        <w:t xml:space="preserve">void </w:t>
+      </w:r>
+      <w:r>
+        <w:rPr>
+          <w:rFonts w:cstheme="minorHAnsi"/>
+          <w:sz w:val="30"/>
+          <w:szCs w:val="30"/>
+        </w:rPr>
+        <w:t>time limbo, but they got a second chance together (“Seconds Count”).</w:t>
+      </w:r>
+    </w:p>
+    <w:p>
+      <w:pPr>
+        <w:tabs>
+          <w:tab w:val="left" w:pos="5013"/>
+        </w:tabs>
+        <w:spacing w:line="240" w:lineRule="auto"/>
+        <w:rPr>
+          <w:rFonts w:cstheme="minorHAnsi"/>
+          <w:sz w:val="30"/>
+          <w:szCs w:val="30"/>
+        </w:rPr>
+      </w:pPr>
+      <w:r>
+        <w:rPr>
+          <w:rFonts w:cstheme="minorHAnsi"/>
+          <w:sz w:val="30"/>
+          <w:szCs w:val="30"/>
+        </w:rPr>
+        <w:t xml:space="preserve">Outside spacetime, Eternity finds the timeline is warped out of shape. They have enough of the chaos and must do a reboot. While firing the Conductor, Eternity finds out the Conductor is in cahoots with the lovebirds. Eternity takes the Conductor’s baton and stabs them with it. Eternity orders the </w:t>
+      </w:r>
+      <w:proofErr w:type="spellStart"/>
+      <w:r>
+        <w:rPr>
+          <w:rFonts w:cstheme="minorHAnsi"/>
+          <w:sz w:val="30"/>
+          <w:szCs w:val="30"/>
+        </w:rPr>
+        <w:t>Timepipers</w:t>
+      </w:r>
+      <w:proofErr w:type="spellEnd"/>
+      <w:r>
+        <w:rPr>
+          <w:rFonts w:cstheme="minorHAnsi"/>
+          <w:sz w:val="30"/>
+          <w:szCs w:val="30"/>
+        </w:rPr>
+        <w:t xml:space="preserve"> to kill the rest of the </w:t>
+      </w:r>
+      <w:proofErr w:type="spellStart"/>
+      <w:r>
+        <w:rPr>
+          <w:rFonts w:cstheme="minorHAnsi"/>
+          <w:sz w:val="30"/>
+          <w:szCs w:val="30"/>
+        </w:rPr>
+        <w:t>Timeharmonic</w:t>
+      </w:r>
+      <w:proofErr w:type="spellEnd"/>
+      <w:r>
+        <w:rPr>
+          <w:rFonts w:cstheme="minorHAnsi"/>
+          <w:sz w:val="30"/>
+          <w:szCs w:val="30"/>
+        </w:rPr>
+        <w:t xml:space="preserve"> Orchestra (“Out of Wack”).</w:t>
+      </w:r>
+    </w:p>
+    <w:p>
+      <w:pPr>
+        <w:tabs>
+          <w:tab w:val="left" w:pos="5013"/>
+        </w:tabs>
+        <w:spacing w:line="240" w:lineRule="auto"/>
+        <w:rPr>
+          <w:rFonts w:cstheme="minorHAnsi"/>
+          <w:sz w:val="30"/>
+          <w:szCs w:val="30"/>
+        </w:rPr>
+      </w:pPr>
+      <w:r>
+        <w:rPr>
+          <w:rFonts w:cstheme="minorHAnsi"/>
+          <w:sz w:val="30"/>
+          <w:szCs w:val="30"/>
+        </w:rPr>
+        <w:t xml:space="preserve">Meanwhile, Tabitha and Dakota jump around time in a chaotic fashion. Tabitha reveals she knows of the </w:t>
+      </w:r>
+      <w:proofErr w:type="spellStart"/>
+      <w:r>
+        <w:rPr>
+          <w:rFonts w:cstheme="minorHAnsi"/>
+          <w:sz w:val="30"/>
+          <w:szCs w:val="30"/>
+        </w:rPr>
+        <w:t>Timepipers</w:t>
+      </w:r>
+      <w:proofErr w:type="spellEnd"/>
+      <w:r>
+        <w:rPr>
+          <w:rFonts w:cstheme="minorHAnsi"/>
+          <w:sz w:val="30"/>
+          <w:szCs w:val="30"/>
+        </w:rPr>
+        <w:t xml:space="preserve"> and their guitars transcend their powers. If they go back in time in “the outside world” and stop Eternity from killing the Conductor, they can save the timeline but ultimately be separated (“Paradox”). They go and save the </w:t>
+      </w:r>
+      <w:proofErr w:type="spellStart"/>
+      <w:r>
+        <w:rPr>
+          <w:rFonts w:cstheme="minorHAnsi"/>
+          <w:sz w:val="30"/>
+          <w:szCs w:val="30"/>
+        </w:rPr>
+        <w:t>Timeharmonic</w:t>
+      </w:r>
+      <w:proofErr w:type="spellEnd"/>
+      <w:r>
+        <w:rPr>
+          <w:rFonts w:cstheme="minorHAnsi"/>
+          <w:sz w:val="30"/>
+          <w:szCs w:val="30"/>
+        </w:rPr>
+        <w:t xml:space="preserve"> Orchestra. Their last performance is a dance with Eternity singing (“In Loving Destiny”).</w:t>
+      </w:r>
+    </w:p>
+    <w:p>
+      <w:pPr>
+        <w:tabs>
+          <w:tab w:val="left" w:pos="5013"/>
+        </w:tabs>
+        <w:spacing w:line="240" w:lineRule="auto"/>
+        <w:rPr>
+          <w:rFonts w:cstheme="minorHAnsi"/>
+          <w:sz w:val="30"/>
+          <w:szCs w:val="30"/>
+        </w:rPr>
+      </w:pPr>
+      <w:r>
+        <w:rPr>
+          <w:rFonts w:cstheme="minorHAnsi"/>
+          <w:sz w:val="30"/>
+          <w:szCs w:val="30"/>
+        </w:rPr>
+        <w:t xml:space="preserve">Back in the 21st Century, Dakota and their mother visit </w:t>
+      </w:r>
+      <w:r>
+        <w:rPr>
+          <w:rFonts w:cstheme="minorHAnsi"/>
+          <w:sz w:val="30"/>
+          <w:szCs w:val="30"/>
+        </w:rPr>
+        <w:t>a</w:t>
+      </w:r>
+      <w:r>
+        <w:rPr>
+          <w:rFonts w:cstheme="minorHAnsi"/>
+          <w:sz w:val="30"/>
+          <w:szCs w:val="30"/>
+        </w:rPr>
+        <w:t xml:space="preserve"> museum near Galilee. They stare at a guitar with a ¡Tab &amp; </w:t>
+      </w:r>
+      <w:proofErr w:type="spellStart"/>
+      <w:r>
+        <w:rPr>
+          <w:rFonts w:cstheme="minorHAnsi"/>
+          <w:sz w:val="30"/>
+          <w:szCs w:val="30"/>
+        </w:rPr>
+        <w:t>Coda!’s</w:t>
+      </w:r>
+      <w:proofErr w:type="spellEnd"/>
+      <w:r>
+        <w:rPr>
+          <w:rFonts w:cstheme="minorHAnsi"/>
+          <w:sz w:val="30"/>
+          <w:szCs w:val="30"/>
+        </w:rPr>
+        <w:t xml:space="preserve"> melodic line intently. The museum closes, not without the alarm blaring (“From the End”).</w:t>
+      </w:r>
+    </w:p>
+    <w:p>
+      <w:pPr>
+        <w:tabs>
+          <w:tab w:val="left" w:pos="5013"/>
+        </w:tabs>
+        <w:spacing w:line="240" w:lineRule="auto"/>
+        <w:rPr>
+          <w:rFonts w:cstheme="minorHAnsi"/>
+          <w:sz w:val="32"/>
+          <w:szCs w:val="32"/>
+        </w:rPr>
+      </w:pPr>
+      <w:r>
+        <w:rPr>
+          <w:rFonts w:cstheme="minorHAnsi"/>
+          <w:sz w:val="30"/>
+          <w:szCs w:val="30"/>
+        </w:rPr>
+        <w:t xml:space="preserve">Tabitha and Dakota reunite, this time in the Baroque period. Tabitha jokes: “If it’s not Baroque, don’t fix it.” Dakota emphasizes how much better it would be if the next vacation is in the Renaissance. The </w:t>
+      </w:r>
+      <w:proofErr w:type="spellStart"/>
+      <w:r>
+        <w:rPr>
+          <w:rFonts w:cstheme="minorHAnsi"/>
+          <w:sz w:val="30"/>
+          <w:szCs w:val="30"/>
+        </w:rPr>
+        <w:t>Timeharmonic</w:t>
+      </w:r>
+      <w:proofErr w:type="spellEnd"/>
+      <w:r>
+        <w:rPr>
+          <w:rFonts w:cstheme="minorHAnsi"/>
+          <w:sz w:val="30"/>
+          <w:szCs w:val="30"/>
+        </w:rPr>
+        <w:t xml:space="preserve"> Orchestra are once again in chaos (“In Loving Destiny </w:t>
+      </w:r>
+      <w:r>
+        <w:rPr>
+          <w:rFonts w:cstheme="minorHAnsi"/>
+          <w:sz w:val="30"/>
+          <w:szCs w:val="30"/>
+        </w:rPr>
+        <w:t xml:space="preserve">– </w:t>
+      </w:r>
+      <w:r>
+        <w:rPr>
+          <w:rFonts w:cstheme="minorHAnsi"/>
+          <w:sz w:val="30"/>
+          <w:szCs w:val="30"/>
+        </w:rPr>
+        <w:t>Reprise”).</w:t>
+      </w:r>
+      <w:r>
+        <w:rPr>
+          <w:rFonts w:cstheme="minorHAnsi"/>
+          <w:sz w:val="32"/>
+          <w:szCs w:val="32"/>
+        </w:rPr>
+        <w:br w:type="page"/>
+      </w:r>
+    </w:p>
+    <w:p>
+      <w:pPr>
+        <w:spacing w:line="240" w:lineRule="auto"/>
+        <w:jc w:val="center"/>
+        <w:rPr>
+          <w:rFonts w:cstheme="minorHAnsi"/>
+          <w:b/>
+          <w:bCs/>
+          <w:sz w:val="32"/>
+          <w:szCs w:val="32"/>
+          <w:u w:val="single"/>
+        </w:rPr>
+      </w:pPr>
+      <w:r>
+        <w:rPr>
+          <w:rFonts w:cstheme="minorHAnsi"/>
+          <w:b/>
+          <w:bCs/>
+          <w:sz w:val="32"/>
+          <w:szCs w:val="32"/>
+          <w:u w:val="single"/>
+        </w:rPr>
+        <w:lastRenderedPageBreak/>
+        <w:t>PLOT SUMMARY (SCENE-BY-SCENE)</w:t>
+      </w:r>
+    </w:p>
+    <w:p>
+      <w:pPr>
+        <w:spacing w:line="240" w:lineRule="auto"/>
+        <w:rPr>
+          <w:rFonts w:cstheme="minorHAnsi"/>
+          <w:sz w:val="30"/>
+          <w:szCs w:val="30"/>
+        </w:rPr>
+      </w:pPr>
+      <w:r>
+        <w:rPr>
+          <w:rFonts w:cstheme="minorHAnsi"/>
+          <w:sz w:val="30"/>
+          <w:szCs w:val="30"/>
+        </w:rPr>
+        <w:t>Act I</w:t>
+      </w:r>
+    </w:p>
+    <w:p>
+      <w:pPr>
+        <w:spacing w:line="240" w:lineRule="auto"/>
+        <w:rPr>
+          <w:rFonts w:cstheme="minorHAnsi"/>
+          <w:sz w:val="30"/>
+          <w:szCs w:val="30"/>
+        </w:rPr>
+      </w:pPr>
+      <w:r>
+        <w:rPr>
+          <w:rFonts w:cstheme="minorHAnsi"/>
+          <w:sz w:val="30"/>
+          <w:szCs w:val="30"/>
+        </w:rPr>
+        <w:t>Scene 1</w:t>
+      </w:r>
+      <w:r>
+        <w:rPr>
+          <w:rFonts w:cstheme="minorHAnsi"/>
+          <w:sz w:val="30"/>
+          <w:szCs w:val="30"/>
+        </w:rPr>
+        <w:t>:</w:t>
+      </w:r>
+      <w:r>
+        <w:rPr>
+          <w:rFonts w:cstheme="minorHAnsi"/>
+          <w:sz w:val="30"/>
+          <w:szCs w:val="30"/>
+        </w:rPr>
+        <w:t xml:space="preserve"> The cosmic timeline remains balanced through the constant performances of the </w:t>
+      </w:r>
+      <w:proofErr w:type="spellStart"/>
+      <w:r>
+        <w:rPr>
+          <w:rFonts w:cstheme="minorHAnsi"/>
+          <w:sz w:val="30"/>
+          <w:szCs w:val="30"/>
+        </w:rPr>
+        <w:t>Timeharmonic</w:t>
+      </w:r>
+      <w:proofErr w:type="spellEnd"/>
+      <w:r>
+        <w:rPr>
+          <w:rFonts w:cstheme="minorHAnsi"/>
+          <w:sz w:val="30"/>
+          <w:szCs w:val="30"/>
+        </w:rPr>
+        <w:t xml:space="preserve"> Orchestra, overseen by Eternity Linger and the three shapeshifting bird-like </w:t>
+      </w:r>
+      <w:proofErr w:type="spellStart"/>
+      <w:r>
+        <w:rPr>
+          <w:rFonts w:cstheme="minorHAnsi"/>
+          <w:sz w:val="30"/>
+          <w:szCs w:val="30"/>
+        </w:rPr>
+        <w:t>Timepipers</w:t>
+      </w:r>
+      <w:proofErr w:type="spellEnd"/>
+      <w:r>
+        <w:rPr>
+          <w:rFonts w:cstheme="minorHAnsi"/>
+          <w:sz w:val="30"/>
+          <w:szCs w:val="30"/>
+        </w:rPr>
+        <w:t>: Frailty (Past), Reality (Present), and Destiny (Future).</w:t>
+      </w:r>
+    </w:p>
+    <w:p>
+      <w:pPr>
+        <w:spacing w:line="240" w:lineRule="auto"/>
+        <w:rPr>
+          <w:rFonts w:cstheme="minorHAnsi"/>
+          <w:sz w:val="30"/>
+          <w:szCs w:val="30"/>
+        </w:rPr>
+      </w:pPr>
+      <w:r>
+        <w:rPr>
+          <w:rFonts w:cstheme="minorHAnsi"/>
+          <w:sz w:val="30"/>
+          <w:szCs w:val="30"/>
+        </w:rPr>
+        <w:t>Scene 2: In 1st Century Galilee, a lyre maker named Tabitha longs for a</w:t>
+      </w:r>
+      <w:r>
+        <w:rPr>
+          <w:rFonts w:cstheme="minorHAnsi"/>
+          <w:sz w:val="30"/>
+          <w:szCs w:val="30"/>
+        </w:rPr>
+        <w:t>n</w:t>
+      </w:r>
+      <w:r>
+        <w:rPr>
+          <w:rFonts w:cstheme="minorHAnsi"/>
+          <w:sz w:val="30"/>
+          <w:szCs w:val="30"/>
+        </w:rPr>
+        <w:t xml:space="preserve"> individualistic sound. Meanwhile, in 21st Century Michigan, a guitar maker named Dakota isolates themselves by clinging purely to ancient musi</w:t>
+      </w:r>
+      <w:r>
+        <w:rPr>
+          <w:rFonts w:cstheme="minorHAnsi"/>
+          <w:sz w:val="30"/>
+          <w:szCs w:val="30"/>
+        </w:rPr>
+        <w:t>c</w:t>
+      </w:r>
+      <w:r>
+        <w:rPr>
+          <w:rFonts w:cstheme="minorHAnsi"/>
+          <w:sz w:val="30"/>
+          <w:szCs w:val="30"/>
+        </w:rPr>
+        <w:t>. Both of their families view them as failures.</w:t>
+      </w:r>
+    </w:p>
+    <w:p>
+      <w:pPr>
+        <w:spacing w:line="240" w:lineRule="auto"/>
+        <w:rPr>
+          <w:rFonts w:cstheme="minorHAnsi"/>
+          <w:sz w:val="30"/>
+          <w:szCs w:val="30"/>
+        </w:rPr>
+      </w:pPr>
+      <w:r>
+        <w:rPr>
+          <w:rFonts w:cstheme="minorHAnsi"/>
+          <w:sz w:val="30"/>
+          <w:szCs w:val="30"/>
+        </w:rPr>
+        <w:t xml:space="preserve">Scene 3: Annoyed by Reality's strict rules, Frailty and Destiny play Cupid. Destiny gives Tabitha American basswood for an oud, and Frailty gives Dakota ancient Judean date palm seeds for their guitar. When strummed, the wood and seeds warp spacetime, trapping </w:t>
+      </w:r>
+      <w:r>
+        <w:rPr>
+          <w:rFonts w:cstheme="minorHAnsi"/>
+          <w:sz w:val="30"/>
+          <w:szCs w:val="30"/>
+        </w:rPr>
+        <w:t>them</w:t>
+      </w:r>
+      <w:r>
+        <w:rPr>
+          <w:rFonts w:cstheme="minorHAnsi"/>
+          <w:sz w:val="30"/>
+          <w:szCs w:val="30"/>
+        </w:rPr>
+        <w:t xml:space="preserve"> in the 1</w:t>
+      </w:r>
+      <w:r>
+        <w:rPr>
+          <w:rFonts w:cstheme="minorHAnsi"/>
+          <w:sz w:val="30"/>
+          <w:szCs w:val="30"/>
+        </w:rPr>
+        <w:t>9</w:t>
+      </w:r>
+      <w:r>
+        <w:rPr>
+          <w:rFonts w:cstheme="minorHAnsi"/>
+          <w:sz w:val="30"/>
+          <w:szCs w:val="30"/>
+        </w:rPr>
+        <w:t>th Century.</w:t>
+      </w:r>
+    </w:p>
+    <w:p>
+      <w:pPr>
+        <w:spacing w:line="240" w:lineRule="auto"/>
+        <w:rPr>
+          <w:rFonts w:cstheme="minorHAnsi"/>
+          <w:sz w:val="30"/>
+          <w:szCs w:val="30"/>
+        </w:rPr>
+      </w:pPr>
+      <w:r>
+        <w:rPr>
+          <w:rFonts w:cstheme="minorHAnsi"/>
+          <w:sz w:val="30"/>
+          <w:szCs w:val="30"/>
+        </w:rPr>
+        <w:t xml:space="preserve">Scene 4: Tabitha and Dakota initially clash bitterly over their chronological differences. Meanwhile, outside of time, Reality discovers the rift and warns the other </w:t>
+      </w:r>
+      <w:proofErr w:type="spellStart"/>
+      <w:r>
+        <w:rPr>
+          <w:rFonts w:cstheme="minorHAnsi"/>
+          <w:sz w:val="30"/>
+          <w:szCs w:val="30"/>
+        </w:rPr>
+        <w:t>Timepipers</w:t>
+      </w:r>
+      <w:proofErr w:type="spellEnd"/>
+      <w:r>
+        <w:rPr>
+          <w:rFonts w:cstheme="minorHAnsi"/>
+          <w:sz w:val="30"/>
+          <w:szCs w:val="30"/>
+        </w:rPr>
+        <w:t xml:space="preserve"> that if they don't get the humans home, Eternity will </w:t>
+      </w:r>
+      <w:r>
+        <w:rPr>
+          <w:rFonts w:cstheme="minorHAnsi"/>
+          <w:sz w:val="30"/>
+          <w:szCs w:val="30"/>
+        </w:rPr>
+        <w:t>fire</w:t>
+      </w:r>
+      <w:r>
+        <w:rPr>
+          <w:rFonts w:cstheme="minorHAnsi"/>
+          <w:sz w:val="30"/>
+          <w:szCs w:val="30"/>
+        </w:rPr>
+        <w:t xml:space="preserve"> the Conductor and wipe the timeline completely.</w:t>
+      </w:r>
+    </w:p>
+    <w:p>
+      <w:pPr>
+        <w:spacing w:line="240" w:lineRule="auto"/>
+        <w:rPr>
+          <w:rFonts w:cstheme="minorHAnsi"/>
+          <w:sz w:val="30"/>
+          <w:szCs w:val="30"/>
+        </w:rPr>
+      </w:pPr>
+      <w:r>
+        <w:rPr>
+          <w:rFonts w:cstheme="minorHAnsi"/>
+          <w:sz w:val="30"/>
+          <w:szCs w:val="30"/>
+        </w:rPr>
+        <w:t xml:space="preserve">Scene 5: Trying to play together to trigger a way home, Tabitha and Dakota keep accidentally jumping through different years, driving the pursuing </w:t>
+      </w:r>
+      <w:proofErr w:type="spellStart"/>
+      <w:r>
+        <w:rPr>
+          <w:rFonts w:cstheme="minorHAnsi"/>
+          <w:sz w:val="30"/>
+          <w:szCs w:val="30"/>
+        </w:rPr>
+        <w:t>Timepipers</w:t>
+      </w:r>
+      <w:proofErr w:type="spellEnd"/>
+      <w:r>
+        <w:rPr>
+          <w:rFonts w:cstheme="minorHAnsi"/>
+          <w:sz w:val="30"/>
+          <w:szCs w:val="30"/>
+        </w:rPr>
+        <w:t xml:space="preserve"> crazy. Their anomalies accidentally ignite the Romantic era movement</w:t>
+      </w:r>
+      <w:r>
+        <w:rPr>
+          <w:rFonts w:cstheme="minorHAnsi"/>
+          <w:sz w:val="30"/>
+          <w:szCs w:val="30"/>
+        </w:rPr>
+        <w:t xml:space="preserve"> and invent the classical guitar</w:t>
+      </w:r>
+      <w:r>
+        <w:rPr>
+          <w:rFonts w:cstheme="minorHAnsi"/>
+          <w:sz w:val="30"/>
+          <w:szCs w:val="30"/>
+        </w:rPr>
+        <w:t xml:space="preserve">. Forming a duo </w:t>
+      </w:r>
+      <w:r>
+        <w:rPr>
+          <w:rFonts w:cstheme="minorHAnsi"/>
+          <w:sz w:val="30"/>
+          <w:szCs w:val="30"/>
+        </w:rPr>
+        <w:t>¡Tab &amp; Coda!</w:t>
+      </w:r>
+      <w:r>
+        <w:rPr>
+          <w:rFonts w:cstheme="minorHAnsi"/>
+          <w:sz w:val="30"/>
+          <w:szCs w:val="30"/>
+        </w:rPr>
+        <w:t>,</w:t>
+      </w:r>
+      <w:r>
+        <w:rPr>
+          <w:rFonts w:cstheme="minorHAnsi"/>
+          <w:sz w:val="30"/>
+          <w:szCs w:val="30"/>
+        </w:rPr>
+        <w:t xml:space="preserve"> </w:t>
+      </w:r>
+      <w:r>
+        <w:rPr>
+          <w:rFonts w:cstheme="minorHAnsi"/>
+          <w:sz w:val="30"/>
+          <w:szCs w:val="30"/>
+        </w:rPr>
+        <w:t xml:space="preserve">they integrate </w:t>
+      </w:r>
+      <w:r>
+        <w:rPr>
+          <w:rFonts w:cstheme="minorHAnsi"/>
+          <w:sz w:val="30"/>
+          <w:szCs w:val="30"/>
+        </w:rPr>
+        <w:t>modern music</w:t>
+      </w:r>
+      <w:r>
+        <w:rPr>
+          <w:rFonts w:cstheme="minorHAnsi"/>
+          <w:sz w:val="30"/>
+          <w:szCs w:val="30"/>
+        </w:rPr>
+        <w:t xml:space="preserve"> with ancient </w:t>
+      </w:r>
+      <w:r>
+        <w:rPr>
+          <w:rFonts w:cstheme="minorHAnsi"/>
+          <w:sz w:val="30"/>
+          <w:szCs w:val="30"/>
+        </w:rPr>
+        <w:t>hymns</w:t>
+      </w:r>
+      <w:r>
+        <w:rPr>
+          <w:rFonts w:cstheme="minorHAnsi"/>
+          <w:sz w:val="30"/>
+          <w:szCs w:val="30"/>
+        </w:rPr>
+        <w:t>, slowly falling in love.</w:t>
+      </w:r>
+    </w:p>
+    <w:p>
+      <w:pPr>
+        <w:spacing w:line="240" w:lineRule="auto"/>
+        <w:rPr>
+          <w:rFonts w:cstheme="minorHAnsi"/>
+          <w:sz w:val="30"/>
+          <w:szCs w:val="30"/>
+        </w:rPr>
+      </w:pPr>
+      <w:r>
+        <w:rPr>
+          <w:rFonts w:cstheme="minorHAnsi"/>
+          <w:sz w:val="30"/>
+          <w:szCs w:val="30"/>
+        </w:rPr>
+        <w:t xml:space="preserve">Scene 6: The </w:t>
+      </w:r>
+      <w:proofErr w:type="spellStart"/>
+      <w:r>
+        <w:rPr>
+          <w:rFonts w:cstheme="minorHAnsi"/>
+          <w:sz w:val="30"/>
+          <w:szCs w:val="30"/>
+        </w:rPr>
+        <w:t>Timepipers</w:t>
+      </w:r>
+      <w:proofErr w:type="spellEnd"/>
+      <w:r>
+        <w:rPr>
+          <w:rFonts w:cstheme="minorHAnsi"/>
+          <w:sz w:val="30"/>
+          <w:szCs w:val="30"/>
+        </w:rPr>
+        <w:t xml:space="preserve"> track down Tabitha, </w:t>
+      </w:r>
+      <w:r>
+        <w:rPr>
+          <w:rFonts w:cstheme="minorHAnsi"/>
+          <w:sz w:val="30"/>
+          <w:szCs w:val="30"/>
+        </w:rPr>
+        <w:t>clouding</w:t>
+      </w:r>
+      <w:r>
+        <w:rPr>
+          <w:rFonts w:cstheme="minorHAnsi"/>
+          <w:sz w:val="30"/>
+          <w:szCs w:val="30"/>
+        </w:rPr>
+        <w:t xml:space="preserve"> her mind with existential doubts about her mortality. Though Tabitha wants a future with Dakota, Dakota's inner identity crisis stalls their relationship. Suddenly, Eternity violently intervenes, tearing the timeline apart and forcefully banishing Tabitha and Dakota</w:t>
+      </w:r>
+      <w:r>
+        <w:rPr>
+          <w:rFonts w:cstheme="minorHAnsi"/>
+          <w:sz w:val="30"/>
+          <w:szCs w:val="30"/>
+        </w:rPr>
+        <w:t xml:space="preserve"> away from the era</w:t>
+      </w:r>
+      <w:r>
+        <w:rPr>
+          <w:rFonts w:cstheme="minorHAnsi"/>
+          <w:sz w:val="30"/>
+          <w:szCs w:val="30"/>
+        </w:rPr>
+        <w:t>.</w:t>
+      </w:r>
+    </w:p>
+    <w:p>
+      <w:pPr>
+        <w:spacing w:line="240" w:lineRule="auto"/>
+        <w:rPr>
+          <w:rFonts w:cstheme="minorHAnsi"/>
+          <w:sz w:val="30"/>
+          <w:szCs w:val="30"/>
+        </w:rPr>
+      </w:pPr>
+    </w:p>
+    <w:p>
+      <w:pPr>
+        <w:spacing w:line="240" w:lineRule="auto"/>
+        <w:rPr>
+          <w:rFonts w:cstheme="minorHAnsi"/>
+          <w:sz w:val="30"/>
+          <w:szCs w:val="30"/>
+        </w:rPr>
+      </w:pPr>
+    </w:p>
+    <w:p>
+      <w:pPr>
+        <w:spacing w:line="240" w:lineRule="auto"/>
+        <w:rPr>
+          <w:rFonts w:cstheme="minorHAnsi"/>
+          <w:sz w:val="30"/>
+          <w:szCs w:val="30"/>
+        </w:rPr>
+      </w:pPr>
+      <w:r>
+        <w:rPr>
+          <w:rFonts w:cstheme="minorHAnsi"/>
+          <w:sz w:val="30"/>
+          <w:szCs w:val="30"/>
+        </w:rPr>
+        <w:lastRenderedPageBreak/>
+        <w:t>Act II</w:t>
+      </w:r>
+    </w:p>
+    <w:p>
+      <w:pPr>
+        <w:spacing w:line="240" w:lineRule="auto"/>
+        <w:rPr>
+          <w:rFonts w:cstheme="minorHAnsi"/>
+          <w:sz w:val="30"/>
+          <w:szCs w:val="30"/>
+        </w:rPr>
+      </w:pPr>
+      <w:r>
+        <w:rPr>
+          <w:rFonts w:cstheme="minorHAnsi"/>
+          <w:sz w:val="30"/>
+          <w:szCs w:val="30"/>
+        </w:rPr>
+        <w:t xml:space="preserve">Scene 1: The separation has a twist: Tabitha is accidentally thrown into the 21st Century, where she thrives </w:t>
+      </w:r>
+      <w:r>
+        <w:rPr>
+          <w:rFonts w:cstheme="minorHAnsi"/>
+          <w:sz w:val="30"/>
+          <w:szCs w:val="30"/>
+        </w:rPr>
+        <w:t xml:space="preserve">in </w:t>
+      </w:r>
+      <w:r>
+        <w:rPr>
+          <w:rFonts w:cstheme="minorHAnsi"/>
+          <w:sz w:val="30"/>
+          <w:szCs w:val="30"/>
+        </w:rPr>
+        <w:t>alternative hip</w:t>
+      </w:r>
+      <w:r>
+        <w:rPr>
+          <w:rFonts w:cstheme="minorHAnsi"/>
+          <w:sz w:val="30"/>
+          <w:szCs w:val="30"/>
+        </w:rPr>
+        <w:t xml:space="preserve"> </w:t>
+      </w:r>
+      <w:r>
+        <w:rPr>
+          <w:rFonts w:cstheme="minorHAnsi"/>
+          <w:sz w:val="30"/>
+          <w:szCs w:val="30"/>
+        </w:rPr>
+        <w:t xml:space="preserve">hop. </w:t>
+      </w:r>
+      <w:r>
+        <w:rPr>
+          <w:rFonts w:cstheme="minorHAnsi"/>
+          <w:sz w:val="30"/>
+          <w:szCs w:val="30"/>
+        </w:rPr>
+        <w:t>Meanwhile</w:t>
+      </w:r>
+      <w:r>
+        <w:rPr>
+          <w:rFonts w:cstheme="minorHAnsi"/>
+          <w:sz w:val="30"/>
+          <w:szCs w:val="30"/>
+        </w:rPr>
+        <w:t xml:space="preserve">, Dakota is stranded in 1st Century Galilee. </w:t>
+      </w:r>
+      <w:r>
+        <w:rPr>
+          <w:rFonts w:cstheme="minorHAnsi"/>
+          <w:sz w:val="30"/>
+          <w:szCs w:val="30"/>
+        </w:rPr>
+        <w:t>W</w:t>
+      </w:r>
+      <w:r>
+        <w:rPr>
+          <w:rFonts w:cstheme="minorHAnsi"/>
+          <w:sz w:val="30"/>
+          <w:szCs w:val="30"/>
+        </w:rPr>
+        <w:t xml:space="preserve">ith Tabitha's father, Dakota finds a stash of remaining basswood and carves a brand-new </w:t>
+      </w:r>
+      <w:r>
+        <w:rPr>
+          <w:rFonts w:cstheme="minorHAnsi"/>
+          <w:sz w:val="30"/>
+          <w:szCs w:val="30"/>
+        </w:rPr>
+        <w:t>oud</w:t>
+      </w:r>
+      <w:r>
+        <w:rPr>
+          <w:rFonts w:cstheme="minorHAnsi"/>
+          <w:sz w:val="30"/>
+          <w:szCs w:val="30"/>
+        </w:rPr>
+        <w:t>.</w:t>
+      </w:r>
+    </w:p>
+    <w:p>
+      <w:pPr>
+        <w:spacing w:line="240" w:lineRule="auto"/>
+        <w:rPr>
+          <w:rFonts w:cstheme="minorHAnsi"/>
+          <w:sz w:val="30"/>
+          <w:szCs w:val="30"/>
+        </w:rPr>
+      </w:pPr>
+      <w:r>
+        <w:rPr>
+          <w:rFonts w:cstheme="minorHAnsi"/>
+          <w:sz w:val="30"/>
+          <w:szCs w:val="30"/>
+        </w:rPr>
+        <w:t xml:space="preserve">Scene 2: </w:t>
+      </w:r>
+      <w:r>
+        <w:rPr>
+          <w:rFonts w:cstheme="minorHAnsi"/>
+          <w:sz w:val="30"/>
+          <w:szCs w:val="30"/>
+        </w:rPr>
+        <w:t xml:space="preserve">In the 21st century, Tabitha stumbles into a music history museum. She finds Dakota's mother, a curator, crying next to an ancient oud featuring ¡Tab &amp; </w:t>
+      </w:r>
+      <w:proofErr w:type="spellStart"/>
+      <w:r>
+        <w:rPr>
+          <w:rFonts w:cstheme="minorHAnsi"/>
+          <w:sz w:val="30"/>
+          <w:szCs w:val="30"/>
+        </w:rPr>
+        <w:t>Coda!’s</w:t>
+      </w:r>
+      <w:proofErr w:type="spellEnd"/>
+      <w:r>
+        <w:rPr>
+          <w:rFonts w:cstheme="minorHAnsi"/>
+          <w:sz w:val="30"/>
+          <w:szCs w:val="30"/>
+        </w:rPr>
+        <w:t xml:space="preserve"> signature melodic line. With the mother's help, Tabitha steals the oud and tears a rift into a time limbo to reunite with Dakota.</w:t>
+      </w:r>
+    </w:p>
+    <w:p>
+      <w:pPr>
+        <w:spacing w:line="240" w:lineRule="auto"/>
+        <w:rPr>
+          <w:rFonts w:cstheme="minorHAnsi"/>
+          <w:sz w:val="30"/>
+          <w:szCs w:val="30"/>
+        </w:rPr>
+      </w:pPr>
+      <w:r>
+        <w:rPr>
+          <w:rFonts w:cstheme="minorHAnsi"/>
+          <w:sz w:val="30"/>
+          <w:szCs w:val="30"/>
+        </w:rPr>
+        <w:t>Scene 3: Outside of time, Eternity completely loses patience with the warped reality. They fire the Conductor</w:t>
+      </w:r>
+      <w:r>
+        <w:rPr>
+          <w:rFonts w:cstheme="minorHAnsi"/>
+          <w:sz w:val="30"/>
+          <w:szCs w:val="30"/>
+        </w:rPr>
+        <w:t>. D</w:t>
+      </w:r>
+      <w:r>
+        <w:rPr>
+          <w:rFonts w:cstheme="minorHAnsi"/>
+          <w:sz w:val="30"/>
+          <w:szCs w:val="30"/>
+        </w:rPr>
+        <w:t>iscovering the Conductor was secretly helping the lovers</w:t>
+      </w:r>
+      <w:r>
+        <w:rPr>
+          <w:rFonts w:cstheme="minorHAnsi"/>
+          <w:sz w:val="30"/>
+          <w:szCs w:val="30"/>
+        </w:rPr>
+        <w:t xml:space="preserve">, they </w:t>
+      </w:r>
+      <w:r>
+        <w:rPr>
+          <w:rFonts w:cstheme="minorHAnsi"/>
+          <w:sz w:val="30"/>
+          <w:szCs w:val="30"/>
+        </w:rPr>
+        <w:t xml:space="preserve">brutally stab the Conductor with their own baton. Eternity turns tyrannical, ordering the </w:t>
+      </w:r>
+      <w:proofErr w:type="spellStart"/>
+      <w:r>
+        <w:rPr>
+          <w:rFonts w:cstheme="minorHAnsi"/>
+          <w:sz w:val="30"/>
+          <w:szCs w:val="30"/>
+        </w:rPr>
+        <w:t>Timepipers</w:t>
+      </w:r>
+      <w:proofErr w:type="spellEnd"/>
+      <w:r>
+        <w:rPr>
+          <w:rFonts w:cstheme="minorHAnsi"/>
+          <w:sz w:val="30"/>
+          <w:szCs w:val="30"/>
+        </w:rPr>
+        <w:t xml:space="preserve"> to massacre the remaining members of the </w:t>
+      </w:r>
+      <w:proofErr w:type="spellStart"/>
+      <w:r>
+        <w:rPr>
+          <w:rFonts w:cstheme="minorHAnsi"/>
+          <w:sz w:val="30"/>
+          <w:szCs w:val="30"/>
+        </w:rPr>
+        <w:t>Timeharmonic</w:t>
+      </w:r>
+      <w:proofErr w:type="spellEnd"/>
+      <w:r>
+        <w:rPr>
+          <w:rFonts w:cstheme="minorHAnsi"/>
+          <w:sz w:val="30"/>
+          <w:szCs w:val="30"/>
+        </w:rPr>
+        <w:t xml:space="preserve"> Orchestra.</w:t>
+      </w:r>
+    </w:p>
+    <w:p>
+      <w:pPr>
+        <w:spacing w:line="240" w:lineRule="auto"/>
+        <w:rPr>
+          <w:rFonts w:cstheme="minorHAnsi"/>
+          <w:sz w:val="30"/>
+          <w:szCs w:val="30"/>
+        </w:rPr>
+      </w:pPr>
+      <w:r>
+        <w:rPr>
+          <w:rFonts w:cstheme="minorHAnsi"/>
+          <w:sz w:val="30"/>
+          <w:szCs w:val="30"/>
+        </w:rPr>
+        <w:t xml:space="preserve">Scene 4: Tumbling wildly through chaotic eras, Tabitha realizes their magical instruments can transcend the orchestra's cosmic powers. </w:t>
+      </w:r>
+      <w:r>
+        <w:rPr>
+          <w:rFonts w:cstheme="minorHAnsi"/>
+          <w:sz w:val="30"/>
+          <w:szCs w:val="30"/>
+        </w:rPr>
+        <w:t>T</w:t>
+      </w:r>
+      <w:r>
+        <w:rPr>
+          <w:rFonts w:cstheme="minorHAnsi"/>
+          <w:sz w:val="30"/>
+          <w:szCs w:val="30"/>
+        </w:rPr>
+        <w:t>hey must travel to the outer world, alter history, and save the Conductor from Eternity. The catch is that fixing the timeline will permanently force them back into their separate home eras. They make the leap, successfully fighting back and defending the Orchestra in a final performance.</w:t>
+      </w:r>
+    </w:p>
+    <w:p>
+      <w:pPr>
+        <w:spacing w:line="240" w:lineRule="auto"/>
+        <w:rPr>
+          <w:rFonts w:cstheme="minorHAnsi"/>
+          <w:sz w:val="30"/>
+          <w:szCs w:val="30"/>
+        </w:rPr>
+      </w:pPr>
+      <w:r>
+        <w:rPr>
+          <w:rFonts w:cstheme="minorHAnsi"/>
+          <w:sz w:val="30"/>
+          <w:szCs w:val="30"/>
+        </w:rPr>
+        <w:t>Scene 5: Back in the safe 21st Century, Dakota and their mother visit a music museum near Galilee, staring longingly at the guitar containing the "</w:t>
+      </w:r>
+      <w:r>
+        <w:rPr>
+          <w:rFonts w:cstheme="minorHAnsi"/>
+          <w:sz w:val="30"/>
+          <w:szCs w:val="30"/>
+        </w:rPr>
+        <w:t>¡Tab &amp; Coda!</w:t>
+      </w:r>
+      <w:r>
+        <w:rPr>
+          <w:rFonts w:cstheme="minorHAnsi"/>
+          <w:sz w:val="30"/>
+          <w:szCs w:val="30"/>
+        </w:rPr>
+        <w:t xml:space="preserve">" inscription. As the museum closes, the alarms blare out. Suddenly, the timeline fractures again: Tabitha and Dakota are instantly reunited in the Baroque Period. </w:t>
+      </w:r>
+      <w:r>
+        <w:rPr>
+          <w:rFonts w:cstheme="minorHAnsi"/>
+          <w:sz w:val="30"/>
+          <w:szCs w:val="30"/>
+        </w:rPr>
+        <w:t>T</w:t>
+      </w:r>
+      <w:r>
+        <w:rPr>
+          <w:rFonts w:cstheme="minorHAnsi"/>
+          <w:sz w:val="30"/>
+          <w:szCs w:val="30"/>
+        </w:rPr>
+        <w:t xml:space="preserve">he </w:t>
+      </w:r>
+      <w:proofErr w:type="spellStart"/>
+      <w:r>
+        <w:rPr>
+          <w:rFonts w:cstheme="minorHAnsi"/>
+          <w:sz w:val="30"/>
+          <w:szCs w:val="30"/>
+        </w:rPr>
+        <w:t>Timeharmonic</w:t>
+      </w:r>
+      <w:proofErr w:type="spellEnd"/>
+      <w:r>
+        <w:rPr>
+          <w:rFonts w:cstheme="minorHAnsi"/>
+          <w:sz w:val="30"/>
+          <w:szCs w:val="30"/>
+        </w:rPr>
+        <w:t xml:space="preserve"> Orchestra collapses back into beautiful, chaotic disarray around them.</w:t>
+      </w:r>
+    </w:p>
+    <w:p>
+      <w:pPr>
+        <w:spacing w:line="240" w:lineRule="auto"/>
+        <w:rPr>
+          <w:rFonts w:cstheme="minorHAnsi"/>
+          <w:sz w:val="30"/>
+          <w:szCs w:val="30"/>
+        </w:rPr>
+      </w:pPr>
+    </w:p>
+    <w:p>
+      <w:pPr>
+        <w:spacing w:line="240" w:lineRule="auto"/>
+        <w:rPr>
+          <w:rFonts w:cstheme="minorHAnsi"/>
+          <w:sz w:val="30"/>
+          <w:szCs w:val="30"/>
+        </w:rPr>
+      </w:pPr>
+    </w:p>
+    <w:p>
+      <w:pPr>
+        <w:spacing w:line="240" w:lineRule="auto"/>
+        <w:rPr>
+          <w:rFonts w:cstheme="minorHAnsi"/>
+          <w:sz w:val="30"/>
+          <w:szCs w:val="30"/>
+        </w:rPr>
+      </w:pPr>
+    </w:p>
+    <w:p>
+      <w:pPr>
+        <w:spacing w:line="240" w:lineRule="auto"/>
+        <w:rPr>
+          <w:rFonts w:cstheme="minorHAnsi"/>
+          <w:sz w:val="30"/>
+          <w:szCs w:val="30"/>
+        </w:rPr>
+      </w:pPr>
+    </w:p>
+    <w:p>
+      <w:pPr>
+        <w:rPr>
+          <w:rFonts w:cstheme="minorHAnsi"/>
+          <w:b/>
+          <w:bCs/>
+          <w:sz w:val="29"/>
+          <w:szCs w:val="29"/>
+          <w:u w:val="single"/>
+        </w:rPr>
+      </w:pPr>
     </w:p>
     <w:p>
       <w:pPr>
@@ -3598,76 +5720,86 @@
         </w:rPr>
         <w:t xml:space="preserve">. </w:t>
       </w:r>
-      <w:proofErr w:type="spellStart"/>
-      <w:r>
-        <w:rPr>
-          <w:rFonts w:cstheme="minorHAnsi"/>
-          <w:sz w:val="30"/>
-          <w:szCs w:val="30"/>
-        </w:rPr>
-        <w:t>אֶפְש</w:t>
-      </w:r>
-      <w:proofErr w:type="spellEnd"/>
-      <w:r>
-        <w:rPr>
-          <w:rFonts w:cstheme="minorHAnsi"/>
-          <w:sz w:val="30"/>
-          <w:szCs w:val="30"/>
-        </w:rPr>
-        <w:t>ָׁ</w:t>
-      </w:r>
-      <w:proofErr w:type="spellStart"/>
-      <w:r>
-        <w:rPr>
-          <w:rFonts w:cstheme="minorHAnsi"/>
-          <w:sz w:val="30"/>
-          <w:szCs w:val="30"/>
-        </w:rPr>
-        <w:t>רִי</w:t>
-      </w:r>
-      <w:proofErr w:type="spellEnd"/>
-      <w:r>
-        <w:rPr>
-          <w:rFonts w:cstheme="minorHAnsi"/>
-          <w:sz w:val="30"/>
-          <w:szCs w:val="30"/>
-        </w:rPr>
-        <w:t xml:space="preserve"> (</w:t>
-      </w:r>
-      <w:proofErr w:type="spellStart"/>
-      <w:r>
-        <w:rPr>
-          <w:rFonts w:cstheme="minorHAnsi"/>
-          <w:sz w:val="30"/>
-          <w:szCs w:val="30"/>
-        </w:rPr>
-        <w:t>Efshari</w:t>
-      </w:r>
-      <w:proofErr w:type="spellEnd"/>
-      <w:r>
-        <w:rPr>
-          <w:rFonts w:cstheme="minorHAnsi"/>
-          <w:sz w:val="30"/>
-          <w:szCs w:val="30"/>
-        </w:rPr>
-        <w:t xml:space="preserve">, </w:t>
-      </w:r>
-      <w:r>
-        <w:rPr>
-          <w:rFonts w:cstheme="minorHAnsi"/>
-          <w:sz w:val="30"/>
-          <w:szCs w:val="30"/>
-        </w:rPr>
-        <w:t>Anything’s Possible</w:t>
-      </w:r>
-      <w:r>
-        <w:rPr>
-          <w:rFonts w:cstheme="minorHAnsi"/>
-          <w:sz w:val="30"/>
-          <w:szCs w:val="30"/>
-        </w:rPr>
-        <w:t>)</w:t>
-      </w:r>
+      <w:hyperlink r:id="rId8" w:history="1">
+        <w:proofErr w:type="spellStart"/>
+        <w:r>
+          <w:rPr>
+            <w:rStyle w:val="Hyperlink"/>
+            <w:rFonts w:cstheme="minorHAnsi"/>
+            <w:sz w:val="30"/>
+            <w:szCs w:val="30"/>
+          </w:rPr>
+          <w:t>אֶפְש</w:t>
+        </w:r>
+        <w:proofErr w:type="spellEnd"/>
+        <w:r>
+          <w:rPr>
+            <w:rStyle w:val="Hyperlink"/>
+            <w:rFonts w:cstheme="minorHAnsi"/>
+            <w:sz w:val="30"/>
+            <w:szCs w:val="30"/>
+          </w:rPr>
+          <w:t>ָׁ</w:t>
+        </w:r>
+        <w:proofErr w:type="spellStart"/>
+        <w:r>
+          <w:rPr>
+            <w:rStyle w:val="Hyperlink"/>
+            <w:rFonts w:cstheme="minorHAnsi"/>
+            <w:sz w:val="30"/>
+            <w:szCs w:val="30"/>
+          </w:rPr>
+          <w:t>רִי</w:t>
+        </w:r>
+        <w:proofErr w:type="spellEnd"/>
+        <w:r>
+          <w:rPr>
+            <w:rStyle w:val="Hyperlink"/>
+            <w:rFonts w:cstheme="minorHAnsi"/>
+            <w:sz w:val="30"/>
+            <w:szCs w:val="30"/>
+          </w:rPr>
+          <w:t xml:space="preserve"> (</w:t>
+        </w:r>
+        <w:proofErr w:type="spellStart"/>
+        <w:r>
+          <w:rPr>
+            <w:rStyle w:val="Hyperlink"/>
+            <w:rFonts w:cstheme="minorHAnsi"/>
+            <w:sz w:val="30"/>
+            <w:szCs w:val="30"/>
+          </w:rPr>
+          <w:t>Efshari</w:t>
+        </w:r>
+        <w:proofErr w:type="spellEnd"/>
+        <w:r>
+          <w:rPr>
+            <w:rStyle w:val="Hyperlink"/>
+            <w:rFonts w:cstheme="minorHAnsi"/>
+            <w:sz w:val="30"/>
+            <w:szCs w:val="30"/>
+          </w:rPr>
+          <w:t xml:space="preserve">, </w:t>
+        </w:r>
+        <w:r>
+          <w:rPr>
+            <w:rStyle w:val="Hyperlink"/>
+            <w:rFonts w:cstheme="minorHAnsi"/>
+            <w:sz w:val="30"/>
+            <w:szCs w:val="30"/>
+          </w:rPr>
+          <w:t>Anything’s Possible</w:t>
+        </w:r>
+        <w:r>
+          <w:rPr>
+            <w:rStyle w:val="Hyperlink"/>
+            <w:rFonts w:cstheme="minorHAnsi"/>
+            <w:sz w:val="30"/>
+            <w:szCs w:val="30"/>
+          </w:rPr>
+          <w:t>)</w:t>
+        </w:r>
+      </w:hyperlink>
       <w:r>
         <w:rPr>
           <w:rFonts w:cstheme="minorHAnsi"/>
@@ -4725,4276 +6857,13 @@
         <w:t>.</w:t>
       </w:r>
     </w:p>
-    <w:p>
-      <w:pPr>
-        <w:rPr>
-          <w:rFonts w:cstheme="minorHAnsi"/>
-          <w:sz w:val="30"/>
-          <w:szCs w:val="30"/>
-        </w:rPr>
-      </w:pPr>
-      <w:r>
-        <w:rPr>
-          <w:rFonts w:cstheme="minorHAnsi"/>
-          <w:sz w:val="30"/>
-          <w:szCs w:val="30"/>
-        </w:rPr>
-        <w:br w:type="page"/>
-      </w:r>
-    </w:p>
-    <w:p>
-      <w:pPr>
-        <w:spacing w:line="240" w:lineRule="auto"/>
-        <w:jc w:val="center"/>
-        <w:rPr>
-          <w:rFonts w:cstheme="minorHAnsi"/>
-          <w:b/>
-          <w:bCs/>
-          <w:sz w:val="30"/>
-          <w:szCs w:val="30"/>
-          <w:u w:val="single"/>
-        </w:rPr>
-      </w:pPr>
-      <w:r>
-        <w:rPr>
-          <w:rFonts w:cstheme="minorHAnsi"/>
-          <w:b/>
-          <w:bCs/>
-          <w:sz w:val="30"/>
-          <w:szCs w:val="30"/>
-          <w:u w:val="single"/>
-        </w:rPr>
-        <w:lastRenderedPageBreak/>
-        <w:t>PLOT SUMMARY</w:t>
-      </w:r>
-    </w:p>
-    <w:p>
-      <w:pPr>
-        <w:tabs>
-          <w:tab w:val="left" w:pos="5013"/>
-        </w:tabs>
-        <w:spacing w:line="240" w:lineRule="auto"/>
-        <w:rPr>
-          <w:rFonts w:cstheme="minorHAnsi"/>
-          <w:sz w:val="30"/>
-          <w:szCs w:val="30"/>
-        </w:rPr>
-      </w:pPr>
-      <w:r>
-        <w:rPr>
-          <w:rFonts w:cstheme="minorHAnsi"/>
-          <w:sz w:val="30"/>
-          <w:szCs w:val="30"/>
-        </w:rPr>
-        <w:t>Trapped in the 19th-century Romantic era by guitars carved from spacetime wood, a 1st-century Galilean lyre maker and a lonely 21st-century Midwesterner must blend ancient hymns with hip hop to survive a tyrannical cosmic orchestra and find their way home</w:t>
-      </w:r>
-      <w:r>
-        <w:rPr>
-          <w:rFonts w:cstheme="minorHAnsi"/>
-          <w:sz w:val="30"/>
-          <w:szCs w:val="30"/>
-        </w:rPr>
-        <w:t xml:space="preserve">. </w:t>
-      </w:r>
-    </w:p>
-    <w:p>
-      <w:pPr>
-        <w:tabs>
-          <w:tab w:val="left" w:pos="5013"/>
-        </w:tabs>
-        <w:spacing w:line="240" w:lineRule="auto"/>
-        <w:rPr>
-          <w:rFonts w:cstheme="minorHAnsi"/>
-          <w:sz w:val="30"/>
-          <w:szCs w:val="30"/>
-        </w:rPr>
-      </w:pPr>
-      <w:r>
-        <w:rPr>
-          <w:rFonts w:cstheme="minorHAnsi"/>
-          <w:sz w:val="30"/>
-          <w:szCs w:val="30"/>
-        </w:rPr>
-        <w:t xml:space="preserve">Space </w:t>
-      </w:r>
-      <w:r>
-        <w:rPr>
-          <w:rFonts w:cstheme="minorHAnsi"/>
-          <w:sz w:val="30"/>
-          <w:szCs w:val="30"/>
-        </w:rPr>
-        <w:t xml:space="preserve">and </w:t>
-      </w:r>
-      <w:r>
-        <w:rPr>
-          <w:rFonts w:cstheme="minorHAnsi"/>
-          <w:sz w:val="30"/>
-          <w:szCs w:val="30"/>
-        </w:rPr>
-        <w:t>time are</w:t>
-      </w:r>
-      <w:r>
-        <w:rPr>
-          <w:rFonts w:cstheme="minorHAnsi"/>
-          <w:sz w:val="30"/>
-          <w:szCs w:val="30"/>
-        </w:rPr>
-        <w:t xml:space="preserve"> </w:t>
-      </w:r>
-      <w:r>
-        <w:rPr>
-          <w:rFonts w:cstheme="minorHAnsi"/>
-          <w:sz w:val="30"/>
-          <w:szCs w:val="30"/>
-        </w:rPr>
-        <w:t xml:space="preserve">in harmony </w:t>
-      </w:r>
-      <w:r>
-        <w:rPr>
-          <w:rFonts w:cstheme="minorHAnsi"/>
-          <w:sz w:val="30"/>
-          <w:szCs w:val="30"/>
-        </w:rPr>
-        <w:t>due</w:t>
-      </w:r>
-      <w:r>
-        <w:rPr>
-          <w:rFonts w:cstheme="minorHAnsi"/>
-          <w:sz w:val="30"/>
-          <w:szCs w:val="30"/>
-        </w:rPr>
-        <w:t xml:space="preserve"> to the </w:t>
-      </w:r>
-      <w:r>
-        <w:rPr>
-          <w:rFonts w:cstheme="minorHAnsi"/>
-          <w:sz w:val="30"/>
-          <w:szCs w:val="30"/>
-        </w:rPr>
-        <w:t>endless</w:t>
-      </w:r>
-      <w:r>
-        <w:rPr>
-          <w:rFonts w:cstheme="minorHAnsi"/>
-          <w:sz w:val="30"/>
-          <w:szCs w:val="30"/>
-        </w:rPr>
-        <w:t xml:space="preserve"> performance of </w:t>
-      </w:r>
-      <w:r>
-        <w:rPr>
-          <w:rFonts w:cstheme="minorHAnsi"/>
-          <w:sz w:val="30"/>
-          <w:szCs w:val="30"/>
-        </w:rPr>
-        <w:t xml:space="preserve">the </w:t>
-      </w:r>
-      <w:proofErr w:type="spellStart"/>
-      <w:r>
-        <w:rPr>
-          <w:rFonts w:cstheme="minorHAnsi"/>
-          <w:sz w:val="30"/>
-          <w:szCs w:val="30"/>
-        </w:rPr>
-        <w:t>Timeharmonic</w:t>
-      </w:r>
-      <w:proofErr w:type="spellEnd"/>
-      <w:r>
-        <w:rPr>
-          <w:rFonts w:cstheme="minorHAnsi"/>
-          <w:sz w:val="30"/>
-          <w:szCs w:val="30"/>
-        </w:rPr>
-        <w:t xml:space="preserve"> Orchestra</w:t>
-      </w:r>
-      <w:r>
-        <w:rPr>
-          <w:rFonts w:cstheme="minorHAnsi"/>
-          <w:sz w:val="30"/>
-          <w:szCs w:val="30"/>
-        </w:rPr>
-        <w:t xml:space="preserve">, overseen by Eternity Linger and their </w:t>
-      </w:r>
-      <w:proofErr w:type="spellStart"/>
-      <w:r>
-        <w:rPr>
-          <w:rFonts w:cstheme="minorHAnsi"/>
-          <w:sz w:val="30"/>
-          <w:szCs w:val="30"/>
-        </w:rPr>
-        <w:t>Ti</w:t>
-      </w:r>
-      <w:r>
-        <w:rPr>
-          <w:rFonts w:cstheme="minorHAnsi"/>
-          <w:sz w:val="30"/>
-          <w:szCs w:val="30"/>
-        </w:rPr>
-        <w:t>mepipers</w:t>
-      </w:r>
-      <w:proofErr w:type="spellEnd"/>
-      <w:r>
-        <w:rPr>
-          <w:rFonts w:cstheme="minorHAnsi"/>
-          <w:sz w:val="30"/>
-          <w:szCs w:val="30"/>
-        </w:rPr>
-        <w:t>:</w:t>
-      </w:r>
-      <w:r>
-        <w:rPr>
-          <w:rFonts w:cstheme="minorHAnsi"/>
-          <w:sz w:val="30"/>
-          <w:szCs w:val="30"/>
-        </w:rPr>
-        <w:t xml:space="preserve"> </w:t>
-      </w:r>
-      <w:r>
-        <w:rPr>
-          <w:rFonts w:cstheme="minorHAnsi"/>
-          <w:sz w:val="30"/>
-          <w:szCs w:val="30"/>
-        </w:rPr>
-        <w:t>Frailty</w:t>
-      </w:r>
-      <w:r>
-        <w:rPr>
-          <w:rFonts w:cstheme="minorHAnsi"/>
-          <w:sz w:val="30"/>
-          <w:szCs w:val="30"/>
-        </w:rPr>
-        <w:t xml:space="preserve"> (Past)</w:t>
-      </w:r>
-      <w:r>
-        <w:rPr>
-          <w:rFonts w:cstheme="minorHAnsi"/>
-          <w:sz w:val="30"/>
-          <w:szCs w:val="30"/>
-        </w:rPr>
-        <w:t xml:space="preserve">, </w:t>
-      </w:r>
-      <w:r>
-        <w:rPr>
-          <w:rFonts w:cstheme="minorHAnsi"/>
-          <w:sz w:val="30"/>
-          <w:szCs w:val="30"/>
-        </w:rPr>
-        <w:t>Reality</w:t>
-      </w:r>
-      <w:r>
-        <w:rPr>
-          <w:rFonts w:cstheme="minorHAnsi"/>
-          <w:sz w:val="30"/>
-          <w:szCs w:val="30"/>
-        </w:rPr>
-        <w:t xml:space="preserve"> (Present)</w:t>
-      </w:r>
-      <w:r>
-        <w:rPr>
-          <w:rFonts w:cstheme="minorHAnsi"/>
-          <w:sz w:val="30"/>
-          <w:szCs w:val="30"/>
-        </w:rPr>
-        <w:t>, and Destiny</w:t>
-      </w:r>
-      <w:r>
-        <w:rPr>
-          <w:rFonts w:cstheme="minorHAnsi"/>
-          <w:sz w:val="30"/>
-          <w:szCs w:val="30"/>
-        </w:rPr>
-        <w:t xml:space="preserve"> (Future)</w:t>
-      </w:r>
-      <w:r>
-        <w:rPr>
-          <w:rFonts w:cstheme="minorHAnsi"/>
-          <w:sz w:val="30"/>
-          <w:szCs w:val="30"/>
-        </w:rPr>
-        <w:t>. They navigate</w:t>
-      </w:r>
-      <w:r>
-        <w:rPr>
-          <w:rFonts w:cstheme="minorHAnsi"/>
-          <w:sz w:val="30"/>
-          <w:szCs w:val="30"/>
-        </w:rPr>
-        <w:t xml:space="preserve"> time</w:t>
-      </w:r>
-      <w:r>
-        <w:rPr>
-          <w:rFonts w:cstheme="minorHAnsi"/>
-          <w:sz w:val="30"/>
-          <w:szCs w:val="30"/>
-        </w:rPr>
-        <w:t xml:space="preserve"> as bird</w:t>
-      </w:r>
-      <w:r>
-        <w:rPr>
-          <w:rFonts w:cstheme="minorHAnsi"/>
-          <w:sz w:val="30"/>
-          <w:szCs w:val="30"/>
-        </w:rPr>
-        <w:t>s</w:t>
-      </w:r>
-      <w:r>
-        <w:rPr>
-          <w:rFonts w:cstheme="minorHAnsi"/>
-          <w:sz w:val="30"/>
-          <w:szCs w:val="30"/>
-        </w:rPr>
-        <w:t xml:space="preserve"> </w:t>
-      </w:r>
-      <w:r>
-        <w:rPr>
-          <w:rFonts w:cstheme="minorHAnsi"/>
-          <w:sz w:val="30"/>
-          <w:szCs w:val="30"/>
-        </w:rPr>
-        <w:t xml:space="preserve">dropping </w:t>
-      </w:r>
-      <w:r>
-        <w:rPr>
-          <w:rFonts w:cstheme="minorHAnsi"/>
-          <w:sz w:val="30"/>
-          <w:szCs w:val="30"/>
-        </w:rPr>
-        <w:t xml:space="preserve">seeds to keep </w:t>
-      </w:r>
-      <w:r>
-        <w:rPr>
-          <w:rFonts w:cstheme="minorHAnsi"/>
-          <w:sz w:val="30"/>
-          <w:szCs w:val="30"/>
-        </w:rPr>
-        <w:t>the timeline rooted</w:t>
-      </w:r>
-      <w:r>
-        <w:rPr>
-          <w:rFonts w:cstheme="minorHAnsi"/>
-          <w:sz w:val="30"/>
-          <w:szCs w:val="30"/>
-        </w:rPr>
-        <w:t xml:space="preserve"> (“</w:t>
-      </w:r>
-      <w:r>
-        <w:rPr>
-          <w:rFonts w:cstheme="minorHAnsi"/>
-          <w:sz w:val="30"/>
-          <w:szCs w:val="30"/>
-        </w:rPr>
-        <w:t>Over</w:t>
-      </w:r>
-      <w:r>
-        <w:rPr>
-          <w:rFonts w:cstheme="minorHAnsi"/>
-          <w:sz w:val="30"/>
-          <w:szCs w:val="30"/>
-        </w:rPr>
-        <w:t>ture</w:t>
-      </w:r>
-      <w:r>
-        <w:rPr>
-          <w:rFonts w:cstheme="minorHAnsi"/>
-          <w:sz w:val="30"/>
-          <w:szCs w:val="30"/>
-        </w:rPr>
-        <w:t>/Prologue”)</w:t>
-      </w:r>
-      <w:r>
-        <w:rPr>
-          <w:rFonts w:cstheme="minorHAnsi"/>
-          <w:sz w:val="30"/>
-          <w:szCs w:val="30"/>
-        </w:rPr>
-        <w:t xml:space="preserve">. </w:t>
-      </w:r>
-    </w:p>
-    <w:p>
-      <w:pPr>
-        <w:tabs>
-          <w:tab w:val="left" w:pos="5013"/>
-        </w:tabs>
-        <w:spacing w:line="240" w:lineRule="auto"/>
-        <w:rPr>
-          <w:rFonts w:cstheme="minorHAnsi"/>
-          <w:sz w:val="30"/>
-          <w:szCs w:val="30"/>
-        </w:rPr>
-      </w:pPr>
-      <w:r>
-        <w:rPr>
-          <w:rFonts w:cstheme="minorHAnsi"/>
-          <w:sz w:val="30"/>
-          <w:szCs w:val="30"/>
-        </w:rPr>
-        <w:t>In 1st Century Galilee</w:t>
-      </w:r>
-      <w:r>
-        <w:rPr>
-          <w:rFonts w:cstheme="minorHAnsi"/>
-          <w:sz w:val="30"/>
-          <w:szCs w:val="30"/>
-        </w:rPr>
-        <w:t xml:space="preserve">, Tabitha </w:t>
-      </w:r>
-      <w:r>
-        <w:rPr>
-          <w:rFonts w:cstheme="minorHAnsi"/>
-          <w:sz w:val="30"/>
-          <w:szCs w:val="30"/>
-        </w:rPr>
-        <w:t>is a lyre maker trying to revolutionize music</w:t>
-      </w:r>
-      <w:r>
-        <w:rPr>
-          <w:rFonts w:cstheme="minorHAnsi"/>
-          <w:sz w:val="30"/>
-          <w:szCs w:val="30"/>
-        </w:rPr>
-        <w:t xml:space="preserve"> that prioritize</w:t>
-      </w:r>
-      <w:r>
-        <w:rPr>
-          <w:rFonts w:cstheme="minorHAnsi"/>
-          <w:sz w:val="30"/>
-          <w:szCs w:val="30"/>
-        </w:rPr>
-        <w:t>s</w:t>
-      </w:r>
-      <w:r>
-        <w:rPr>
-          <w:rFonts w:cstheme="minorHAnsi"/>
-          <w:sz w:val="30"/>
-          <w:szCs w:val="30"/>
-        </w:rPr>
-        <w:t xml:space="preserve"> individualism</w:t>
-      </w:r>
-      <w:r>
-        <w:rPr>
-          <w:rFonts w:cstheme="minorHAnsi"/>
-          <w:sz w:val="30"/>
-          <w:szCs w:val="30"/>
-        </w:rPr>
-        <w:t xml:space="preserve"> </w:t>
-      </w:r>
-      <w:r>
-        <w:rPr>
-          <w:rFonts w:cstheme="minorHAnsi"/>
-          <w:sz w:val="30"/>
-          <w:szCs w:val="30"/>
-        </w:rPr>
-        <w:t>and a deep awe of nature over Enlightenment</w:t>
-      </w:r>
-      <w:r>
-        <w:rPr>
-          <w:rFonts w:cstheme="minorHAnsi"/>
-          <w:sz w:val="30"/>
-          <w:szCs w:val="30"/>
-        </w:rPr>
-        <w:t xml:space="preserve">. </w:t>
-      </w:r>
-      <w:r>
-        <w:rPr>
-          <w:rFonts w:cstheme="minorHAnsi"/>
-          <w:sz w:val="30"/>
-          <w:szCs w:val="30"/>
-        </w:rPr>
-        <w:t>I</w:t>
-      </w:r>
-      <w:r>
-        <w:rPr>
-          <w:rFonts w:cstheme="minorHAnsi"/>
-          <w:sz w:val="30"/>
-          <w:szCs w:val="30"/>
-        </w:rPr>
-        <w:t xml:space="preserve">n </w:t>
-      </w:r>
-      <w:r>
-        <w:rPr>
-          <w:rFonts w:cstheme="minorHAnsi"/>
-          <w:sz w:val="30"/>
-          <w:szCs w:val="30"/>
-        </w:rPr>
-        <w:t>present-day</w:t>
-      </w:r>
-      <w:r>
-        <w:rPr>
-          <w:rFonts w:cstheme="minorHAnsi"/>
-          <w:sz w:val="30"/>
-          <w:szCs w:val="30"/>
-        </w:rPr>
-        <w:t xml:space="preserve"> Free Soil, Michigan, Dakota is a guitar maker</w:t>
-      </w:r>
-      <w:r>
-        <w:rPr>
-          <w:rFonts w:cstheme="minorHAnsi"/>
-          <w:sz w:val="30"/>
-          <w:szCs w:val="30"/>
-        </w:rPr>
-        <w:t xml:space="preserve"> </w:t>
-      </w:r>
-      <w:r>
-        <w:rPr>
-          <w:rFonts w:cstheme="minorHAnsi"/>
-          <w:sz w:val="30"/>
-          <w:szCs w:val="30"/>
-        </w:rPr>
-        <w:t>deeply into the classics (“Born in the Wrong Generation”)</w:t>
-      </w:r>
-      <w:r>
-        <w:rPr>
-          <w:rFonts w:cstheme="minorHAnsi"/>
-          <w:sz w:val="30"/>
-          <w:szCs w:val="30"/>
-        </w:rPr>
-        <w:t xml:space="preserve">. </w:t>
-      </w:r>
-      <w:r>
-        <w:rPr>
-          <w:rFonts w:cstheme="minorHAnsi"/>
-          <w:sz w:val="30"/>
-          <w:szCs w:val="30"/>
-        </w:rPr>
-        <w:t>Their parents see them as failures who will never find someone (“</w:t>
-      </w:r>
-      <w:r>
-        <w:rPr>
-          <w:rFonts w:cstheme="minorHAnsi"/>
-          <w:sz w:val="30"/>
-          <w:szCs w:val="30"/>
-        </w:rPr>
-        <w:t xml:space="preserve">The </w:t>
-      </w:r>
-      <w:r>
-        <w:rPr>
-          <w:rFonts w:cstheme="minorHAnsi"/>
-          <w:sz w:val="30"/>
-          <w:szCs w:val="30"/>
-        </w:rPr>
-        <w:t xml:space="preserve">Right Person”). </w:t>
-      </w:r>
-      <w:r>
-        <w:rPr>
-          <w:rFonts w:cstheme="minorHAnsi"/>
-          <w:sz w:val="30"/>
-          <w:szCs w:val="30"/>
-        </w:rPr>
-        <w:t xml:space="preserve">Frailty and Destiny, annoyed by Reality’s </w:t>
-      </w:r>
-      <w:r>
-        <w:rPr>
-          <w:rFonts w:cstheme="minorHAnsi"/>
-          <w:sz w:val="30"/>
-          <w:szCs w:val="30"/>
-        </w:rPr>
-        <w:t>strictness</w:t>
-      </w:r>
-      <w:r>
-        <w:rPr>
-          <w:rFonts w:cstheme="minorHAnsi"/>
-          <w:sz w:val="30"/>
-          <w:szCs w:val="30"/>
-        </w:rPr>
-        <w:t>,</w:t>
-      </w:r>
-      <w:r>
-        <w:rPr>
-          <w:rFonts w:cstheme="minorHAnsi"/>
-          <w:sz w:val="30"/>
-          <w:szCs w:val="30"/>
-        </w:rPr>
-        <w:t xml:space="preserve"> decides to get back at Reality by </w:t>
-      </w:r>
-      <w:r>
-        <w:rPr>
-          <w:rFonts w:cstheme="minorHAnsi"/>
-          <w:sz w:val="30"/>
-          <w:szCs w:val="30"/>
-        </w:rPr>
-        <w:t>playing Cupid</w:t>
-      </w:r>
-      <w:r>
-        <w:rPr>
-          <w:rFonts w:cstheme="minorHAnsi"/>
-          <w:sz w:val="30"/>
-          <w:szCs w:val="30"/>
-        </w:rPr>
-        <w:t xml:space="preserve">. </w:t>
-      </w:r>
-      <w:r>
-        <w:rPr>
-          <w:rFonts w:cstheme="minorHAnsi"/>
-          <w:sz w:val="30"/>
-          <w:szCs w:val="30"/>
-        </w:rPr>
-        <w:t xml:space="preserve">Destiny grows </w:t>
-      </w:r>
-      <w:r>
-        <w:rPr>
-          <w:rFonts w:cstheme="minorHAnsi"/>
-          <w:sz w:val="30"/>
-          <w:szCs w:val="30"/>
-        </w:rPr>
-        <w:t>a</w:t>
-      </w:r>
-      <w:r>
-        <w:rPr>
-          <w:rFonts w:cstheme="minorHAnsi"/>
-          <w:sz w:val="30"/>
-          <w:szCs w:val="30"/>
-        </w:rPr>
-        <w:t>n</w:t>
-      </w:r>
-      <w:r>
-        <w:rPr>
-          <w:rFonts w:cstheme="minorHAnsi"/>
-          <w:sz w:val="30"/>
-          <w:szCs w:val="30"/>
-        </w:rPr>
-        <w:t xml:space="preserve"> </w:t>
-      </w:r>
-      <w:r>
-        <w:rPr>
-          <w:rFonts w:cstheme="minorHAnsi"/>
-          <w:sz w:val="30"/>
-          <w:szCs w:val="30"/>
-        </w:rPr>
-        <w:t>American basswood</w:t>
-      </w:r>
-      <w:r>
-        <w:rPr>
-          <w:rFonts w:cstheme="minorHAnsi"/>
-          <w:sz w:val="30"/>
-          <w:szCs w:val="30"/>
-        </w:rPr>
-        <w:t xml:space="preserve"> tree</w:t>
-      </w:r>
-      <w:r>
-        <w:rPr>
-          <w:rFonts w:cstheme="minorHAnsi"/>
-          <w:sz w:val="30"/>
-          <w:szCs w:val="30"/>
-        </w:rPr>
-        <w:t xml:space="preserve"> </w:t>
-      </w:r>
-      <w:r>
-        <w:rPr>
-          <w:rFonts w:cstheme="minorHAnsi"/>
-          <w:sz w:val="30"/>
-          <w:szCs w:val="30"/>
-        </w:rPr>
-        <w:t>for</w:t>
-      </w:r>
-      <w:r>
-        <w:rPr>
-          <w:rFonts w:cstheme="minorHAnsi"/>
-          <w:sz w:val="30"/>
-          <w:szCs w:val="30"/>
-        </w:rPr>
-        <w:t xml:space="preserve"> Tabitha to </w:t>
-      </w:r>
-      <w:r>
-        <w:rPr>
-          <w:rFonts w:cstheme="minorHAnsi"/>
-          <w:sz w:val="30"/>
-          <w:szCs w:val="30"/>
-        </w:rPr>
-        <w:t>carve</w:t>
-      </w:r>
-      <w:r>
-        <w:rPr>
-          <w:rFonts w:cstheme="minorHAnsi"/>
-          <w:sz w:val="30"/>
-          <w:szCs w:val="30"/>
-        </w:rPr>
-        <w:t xml:space="preserve"> her oud. Meanwhile, </w:t>
-      </w:r>
-      <w:r>
-        <w:rPr>
-          <w:rFonts w:cstheme="minorHAnsi"/>
-          <w:sz w:val="30"/>
-          <w:szCs w:val="30"/>
-        </w:rPr>
-        <w:t>Frailty</w:t>
-      </w:r>
-      <w:r>
-        <w:rPr>
-          <w:rFonts w:cstheme="minorHAnsi"/>
-          <w:sz w:val="30"/>
-          <w:szCs w:val="30"/>
-        </w:rPr>
-        <w:t xml:space="preserve"> </w:t>
-      </w:r>
-      <w:r>
-        <w:rPr>
-          <w:rFonts w:cstheme="minorHAnsi"/>
-          <w:sz w:val="30"/>
-          <w:szCs w:val="30"/>
-        </w:rPr>
-        <w:t xml:space="preserve">offers Judean date palm seeds </w:t>
-      </w:r>
-      <w:r>
-        <w:rPr>
-          <w:rFonts w:cstheme="minorHAnsi"/>
-          <w:sz w:val="30"/>
-          <w:szCs w:val="30"/>
-        </w:rPr>
-        <w:t>to</w:t>
-      </w:r>
-      <w:r>
-        <w:rPr>
-          <w:rFonts w:cstheme="minorHAnsi"/>
-          <w:sz w:val="30"/>
-          <w:szCs w:val="30"/>
-        </w:rPr>
-        <w:t xml:space="preserve"> Dakota </w:t>
-      </w:r>
-      <w:r>
-        <w:rPr>
-          <w:rFonts w:cstheme="minorHAnsi"/>
-          <w:sz w:val="30"/>
-          <w:szCs w:val="30"/>
-        </w:rPr>
-        <w:t>for</w:t>
-      </w:r>
-      <w:r>
-        <w:rPr>
-          <w:rFonts w:cstheme="minorHAnsi"/>
-          <w:sz w:val="30"/>
-          <w:szCs w:val="30"/>
-        </w:rPr>
-        <w:t xml:space="preserve"> their guitar</w:t>
-      </w:r>
-      <w:r>
-        <w:rPr>
-          <w:rFonts w:cstheme="minorHAnsi"/>
-          <w:sz w:val="30"/>
-          <w:szCs w:val="30"/>
-        </w:rPr>
-        <w:t>. With a strum, it sends them to the 1</w:t>
-      </w:r>
-      <w:r>
-        <w:rPr>
-          <w:rFonts w:cstheme="minorHAnsi"/>
-          <w:sz w:val="30"/>
-          <w:szCs w:val="30"/>
-        </w:rPr>
-        <w:t>9</w:t>
-      </w:r>
-      <w:r>
-        <w:rPr>
-          <w:rFonts w:cstheme="minorHAnsi"/>
-          <w:sz w:val="30"/>
-          <w:szCs w:val="30"/>
-        </w:rPr>
-        <w:t>th Century</w:t>
-      </w:r>
-      <w:r>
-        <w:rPr>
-          <w:rFonts w:cstheme="minorHAnsi"/>
-          <w:sz w:val="30"/>
-          <w:szCs w:val="30"/>
-        </w:rPr>
-        <w:t xml:space="preserve"> (“The Wrong Time”).</w:t>
-      </w:r>
-      <w:r>
-        <w:rPr>
-          <w:rFonts w:cstheme="minorHAnsi"/>
-          <w:sz w:val="30"/>
-          <w:szCs w:val="30"/>
-        </w:rPr>
-        <w:t xml:space="preserve"> Tabitha and Dakota do not get along (“</w:t>
-      </w:r>
-      <w:r>
-        <w:rPr>
-          <w:rFonts w:cstheme="minorHAnsi"/>
-          <w:sz w:val="30"/>
-          <w:szCs w:val="30"/>
-        </w:rPr>
-        <w:t>Must Be Nice (Times Like These)</w:t>
-      </w:r>
-      <w:r>
-        <w:rPr>
-          <w:rFonts w:cstheme="minorHAnsi"/>
-          <w:sz w:val="30"/>
-          <w:szCs w:val="30"/>
-        </w:rPr>
-        <w:t>”).</w:t>
-      </w:r>
-    </w:p>
-    <w:p>
-      <w:pPr>
-        <w:tabs>
-          <w:tab w:val="left" w:pos="5013"/>
-        </w:tabs>
-        <w:spacing w:line="240" w:lineRule="auto"/>
-        <w:rPr>
-          <w:rFonts w:cstheme="minorHAnsi"/>
-          <w:sz w:val="30"/>
-          <w:szCs w:val="30"/>
-        </w:rPr>
-      </w:pPr>
-      <w:r>
-        <w:rPr>
-          <w:rFonts w:cstheme="minorHAnsi"/>
-          <w:sz w:val="30"/>
-          <w:szCs w:val="30"/>
-        </w:rPr>
-        <w:t xml:space="preserve">Outside </w:t>
-      </w:r>
-      <w:r>
-        <w:rPr>
-          <w:rFonts w:cstheme="minorHAnsi"/>
-          <w:sz w:val="30"/>
-          <w:szCs w:val="30"/>
-        </w:rPr>
-        <w:t>spacetime</w:t>
-      </w:r>
-      <w:r>
-        <w:rPr>
-          <w:rFonts w:cstheme="minorHAnsi"/>
-          <w:sz w:val="30"/>
-          <w:szCs w:val="30"/>
-        </w:rPr>
-        <w:t xml:space="preserve">, </w:t>
-      </w:r>
-      <w:r>
-        <w:rPr>
-          <w:rFonts w:cstheme="minorHAnsi"/>
-          <w:sz w:val="30"/>
-          <w:szCs w:val="30"/>
-        </w:rPr>
-        <w:t>Frailty and Destiny watch</w:t>
-      </w:r>
-      <w:r>
-        <w:rPr>
-          <w:rFonts w:cstheme="minorHAnsi"/>
-          <w:sz w:val="30"/>
-          <w:szCs w:val="30"/>
-        </w:rPr>
-        <w:t xml:space="preserve"> the timeline grow wonky. Reality </w:t>
-      </w:r>
-      <w:r>
-        <w:rPr>
-          <w:rFonts w:cstheme="minorHAnsi"/>
-          <w:sz w:val="30"/>
-          <w:szCs w:val="30"/>
-        </w:rPr>
-        <w:t>scolds them and demands that they</w:t>
-      </w:r>
-      <w:r>
-        <w:rPr>
-          <w:rFonts w:cstheme="minorHAnsi"/>
-          <w:sz w:val="30"/>
-          <w:szCs w:val="30"/>
-        </w:rPr>
-        <w:t xml:space="preserve"> get Tabitha and Dakota home or else </w:t>
-      </w:r>
-      <w:r>
-        <w:rPr>
-          <w:rFonts w:cstheme="minorHAnsi"/>
-          <w:sz w:val="30"/>
-          <w:szCs w:val="30"/>
-        </w:rPr>
-        <w:t xml:space="preserve">Eternity will </w:t>
-      </w:r>
-      <w:r>
-        <w:rPr>
-          <w:rFonts w:cstheme="minorHAnsi"/>
-          <w:sz w:val="30"/>
-          <w:szCs w:val="30"/>
-        </w:rPr>
-        <w:t>fire</w:t>
-      </w:r>
-      <w:r>
-        <w:rPr>
-          <w:rFonts w:cstheme="minorHAnsi"/>
-          <w:sz w:val="30"/>
-          <w:szCs w:val="30"/>
-        </w:rPr>
-        <w:t xml:space="preserve"> the Conductor and restart the timeline</w:t>
-      </w:r>
-      <w:r>
-        <w:rPr>
-          <w:rFonts w:cstheme="minorHAnsi"/>
-          <w:sz w:val="30"/>
-          <w:szCs w:val="30"/>
-        </w:rPr>
-        <w:t xml:space="preserve"> (“Out of Tune”).</w:t>
-      </w:r>
-    </w:p>
-    <w:p>
-      <w:pPr>
-        <w:tabs>
-          <w:tab w:val="left" w:pos="5013"/>
-        </w:tabs>
-        <w:spacing w:line="240" w:lineRule="auto"/>
-        <w:rPr>
-          <w:rFonts w:cstheme="minorHAnsi"/>
-          <w:sz w:val="30"/>
-          <w:szCs w:val="30"/>
-        </w:rPr>
-      </w:pPr>
-      <w:r>
-        <w:rPr>
-          <w:rFonts w:cstheme="minorHAnsi"/>
-          <w:sz w:val="30"/>
-          <w:szCs w:val="30"/>
-        </w:rPr>
-        <w:t xml:space="preserve">Meanwhile, Dakota’s middle and last </w:t>
-      </w:r>
-      <w:r>
-        <w:rPr>
-          <w:rFonts w:cstheme="minorHAnsi"/>
-          <w:sz w:val="30"/>
-          <w:szCs w:val="30"/>
-        </w:rPr>
-        <w:t xml:space="preserve">sounds like </w:t>
-      </w:r>
-      <w:proofErr w:type="spellStart"/>
-      <w:r>
-        <w:rPr>
-          <w:rFonts w:cstheme="minorHAnsi"/>
-          <w:sz w:val="30"/>
-          <w:szCs w:val="30"/>
-        </w:rPr>
-        <w:t>אֶפְש</w:t>
-      </w:r>
-      <w:proofErr w:type="spellEnd"/>
-      <w:r>
-        <w:rPr>
-          <w:rFonts w:cstheme="minorHAnsi"/>
-          <w:sz w:val="30"/>
-          <w:szCs w:val="30"/>
-        </w:rPr>
-        <w:t>ָׁ</w:t>
-      </w:r>
-      <w:proofErr w:type="spellStart"/>
-      <w:r>
-        <w:rPr>
-          <w:rFonts w:cstheme="minorHAnsi"/>
-          <w:sz w:val="30"/>
-          <w:szCs w:val="30"/>
-        </w:rPr>
-        <w:t>רִי</w:t>
-      </w:r>
-      <w:proofErr w:type="spellEnd"/>
-      <w:r>
-        <w:rPr>
-          <w:rFonts w:cstheme="minorHAnsi"/>
-          <w:sz w:val="30"/>
-          <w:szCs w:val="30"/>
-        </w:rPr>
-        <w:t xml:space="preserve"> or </w:t>
-      </w:r>
-      <w:r>
-        <w:rPr>
-          <w:rFonts w:cstheme="minorHAnsi"/>
-          <w:sz w:val="30"/>
-          <w:szCs w:val="30"/>
-        </w:rPr>
-        <w:t xml:space="preserve">“possible” in Hebrew. </w:t>
-      </w:r>
-      <w:r>
-        <w:rPr>
-          <w:rFonts w:cstheme="minorHAnsi"/>
-          <w:sz w:val="30"/>
-          <w:szCs w:val="30"/>
-        </w:rPr>
-        <w:t xml:space="preserve">Tabitha and the Romantic era folks find hope in </w:t>
-      </w:r>
-      <w:r>
-        <w:rPr>
-          <w:rFonts w:cstheme="minorHAnsi"/>
-          <w:sz w:val="30"/>
-          <w:szCs w:val="30"/>
-        </w:rPr>
-        <w:t xml:space="preserve">it </w:t>
-      </w:r>
-      <w:r>
-        <w:rPr>
-          <w:rFonts w:cstheme="minorHAnsi"/>
-          <w:sz w:val="30"/>
-          <w:szCs w:val="30"/>
-        </w:rPr>
-        <w:t>(</w:t>
-      </w:r>
-      <w:r>
-        <w:rPr>
-          <w:rFonts w:cstheme="minorHAnsi"/>
-          <w:sz w:val="30"/>
-          <w:szCs w:val="30"/>
-        </w:rPr>
-        <w:t>“</w:t>
-      </w:r>
-      <w:proofErr w:type="spellStart"/>
-      <w:r>
-        <w:rPr>
-          <w:rFonts w:cstheme="minorHAnsi"/>
-          <w:sz w:val="30"/>
-          <w:szCs w:val="30"/>
-        </w:rPr>
-        <w:t>אֶפְש</w:t>
-      </w:r>
-      <w:proofErr w:type="spellEnd"/>
-      <w:r>
-        <w:rPr>
-          <w:rFonts w:cstheme="minorHAnsi"/>
-          <w:sz w:val="30"/>
-          <w:szCs w:val="30"/>
-        </w:rPr>
-        <w:t>ָׁ</w:t>
-      </w:r>
-      <w:proofErr w:type="spellStart"/>
-      <w:r>
-        <w:rPr>
-          <w:rFonts w:cstheme="minorHAnsi"/>
-          <w:sz w:val="30"/>
-          <w:szCs w:val="30"/>
-        </w:rPr>
-        <w:t>רִי</w:t>
-      </w:r>
-      <w:proofErr w:type="spellEnd"/>
-      <w:r>
-        <w:rPr>
-          <w:rFonts w:cstheme="minorHAnsi"/>
-          <w:sz w:val="30"/>
-          <w:szCs w:val="30"/>
-        </w:rPr>
-        <w:t xml:space="preserve"> (</w:t>
-      </w:r>
-      <w:proofErr w:type="spellStart"/>
-      <w:r>
-        <w:rPr>
-          <w:rFonts w:cstheme="minorHAnsi"/>
-          <w:sz w:val="30"/>
-          <w:szCs w:val="30"/>
-        </w:rPr>
-        <w:t>Efshari</w:t>
-      </w:r>
-      <w:proofErr w:type="spellEnd"/>
-      <w:r>
-        <w:rPr>
-          <w:rFonts w:cstheme="minorHAnsi"/>
-          <w:sz w:val="30"/>
-          <w:szCs w:val="30"/>
-        </w:rPr>
-        <w:t>, Anything’s Possible)</w:t>
-      </w:r>
-      <w:r>
-        <w:rPr>
-          <w:rFonts w:cstheme="minorHAnsi"/>
-          <w:sz w:val="30"/>
-          <w:szCs w:val="30"/>
-        </w:rPr>
-        <w:t>”</w:t>
-      </w:r>
-      <w:r>
-        <w:rPr>
-          <w:rFonts w:cstheme="minorHAnsi"/>
-          <w:sz w:val="30"/>
-          <w:szCs w:val="30"/>
-        </w:rPr>
-        <w:t>)</w:t>
-      </w:r>
-      <w:r>
-        <w:rPr>
-          <w:rFonts w:cstheme="minorHAnsi"/>
-          <w:sz w:val="30"/>
-          <w:szCs w:val="30"/>
-        </w:rPr>
-        <w:t xml:space="preserve">. </w:t>
-      </w:r>
-      <w:r>
-        <w:rPr>
-          <w:rFonts w:cstheme="minorHAnsi"/>
-          <w:sz w:val="30"/>
-          <w:szCs w:val="30"/>
-        </w:rPr>
-        <w:t xml:space="preserve">The </w:t>
-      </w:r>
-      <w:proofErr w:type="spellStart"/>
-      <w:r>
-        <w:rPr>
-          <w:rFonts w:cstheme="minorHAnsi"/>
-          <w:sz w:val="30"/>
-          <w:szCs w:val="30"/>
-        </w:rPr>
-        <w:t>Timepipers</w:t>
-      </w:r>
-      <w:proofErr w:type="spellEnd"/>
-      <w:r>
-        <w:rPr>
-          <w:rFonts w:cstheme="minorHAnsi"/>
-          <w:sz w:val="30"/>
-          <w:szCs w:val="30"/>
-        </w:rPr>
-        <w:t xml:space="preserve"> </w:t>
-      </w:r>
-      <w:r>
-        <w:rPr>
-          <w:rFonts w:cstheme="minorHAnsi"/>
-          <w:sz w:val="30"/>
-          <w:szCs w:val="30"/>
-        </w:rPr>
-        <w:t>try</w:t>
-      </w:r>
-      <w:r>
-        <w:rPr>
-          <w:rFonts w:cstheme="minorHAnsi"/>
-          <w:sz w:val="30"/>
-          <w:szCs w:val="30"/>
-        </w:rPr>
-        <w:t xml:space="preserve"> to </w:t>
-      </w:r>
-      <w:r>
-        <w:rPr>
-          <w:rFonts w:cstheme="minorHAnsi"/>
-          <w:sz w:val="30"/>
-          <w:szCs w:val="30"/>
-        </w:rPr>
-        <w:t>stop</w:t>
-      </w:r>
-      <w:r>
-        <w:rPr>
-          <w:rFonts w:cstheme="minorHAnsi"/>
-          <w:sz w:val="30"/>
-          <w:szCs w:val="30"/>
-        </w:rPr>
-        <w:t xml:space="preserve"> Tabitha and Dakota as </w:t>
-      </w:r>
-      <w:r>
-        <w:rPr>
-          <w:rFonts w:cstheme="minorHAnsi"/>
-          <w:sz w:val="30"/>
-          <w:szCs w:val="30"/>
-        </w:rPr>
-        <w:t>they get along and play music to jump</w:t>
-      </w:r>
-      <w:r>
-        <w:rPr>
-          <w:rFonts w:cstheme="minorHAnsi"/>
-          <w:sz w:val="30"/>
-          <w:szCs w:val="30"/>
-        </w:rPr>
-        <w:t xml:space="preserve"> around </w:t>
-      </w:r>
-      <w:r>
-        <w:rPr>
-          <w:rFonts w:cstheme="minorHAnsi"/>
-          <w:sz w:val="30"/>
-          <w:szCs w:val="30"/>
-        </w:rPr>
-        <w:t>years.</w:t>
-      </w:r>
-      <w:r>
-        <w:rPr>
-          <w:rFonts w:cstheme="minorHAnsi"/>
-          <w:sz w:val="30"/>
-          <w:szCs w:val="30"/>
-        </w:rPr>
-        <w:t xml:space="preserve"> </w:t>
-      </w:r>
-      <w:r>
-        <w:rPr>
-          <w:rFonts w:cstheme="minorHAnsi"/>
-          <w:sz w:val="30"/>
-          <w:szCs w:val="30"/>
-        </w:rPr>
-        <w:t>The couple’s</w:t>
-      </w:r>
-      <w:r>
-        <w:rPr>
-          <w:rFonts w:cstheme="minorHAnsi"/>
-          <w:sz w:val="30"/>
-          <w:szCs w:val="30"/>
-        </w:rPr>
-        <w:t xml:space="preserve"> antics catch the attention of the underground movement</w:t>
-      </w:r>
-      <w:r>
-        <w:rPr>
-          <w:rFonts w:cstheme="minorHAnsi"/>
-          <w:sz w:val="30"/>
-          <w:szCs w:val="30"/>
-        </w:rPr>
-        <w:t xml:space="preserve"> as they unintentionally kickstart the Romantic era</w:t>
-      </w:r>
-      <w:r>
-        <w:rPr>
-          <w:rFonts w:cstheme="minorHAnsi"/>
-          <w:sz w:val="30"/>
-          <w:szCs w:val="30"/>
-        </w:rPr>
-        <w:t xml:space="preserve"> and inspire the </w:t>
-      </w:r>
-      <w:r>
-        <w:rPr>
-          <w:rFonts w:cstheme="minorHAnsi"/>
-          <w:sz w:val="30"/>
-          <w:szCs w:val="30"/>
-        </w:rPr>
-        <w:t>creati</w:t>
-      </w:r>
-      <w:r>
-        <w:rPr>
-          <w:rFonts w:cstheme="minorHAnsi"/>
-          <w:sz w:val="30"/>
-          <w:szCs w:val="30"/>
-        </w:rPr>
-        <w:t>on</w:t>
-      </w:r>
-      <w:r>
-        <w:rPr>
-          <w:rFonts w:cstheme="minorHAnsi"/>
-          <w:sz w:val="30"/>
-          <w:szCs w:val="30"/>
-        </w:rPr>
-        <w:t xml:space="preserve"> of the classical guitar</w:t>
-      </w:r>
-      <w:r>
-        <w:rPr>
-          <w:rFonts w:cstheme="minorHAnsi"/>
-          <w:sz w:val="30"/>
-          <w:szCs w:val="30"/>
-        </w:rPr>
-        <w:t xml:space="preserve">. They form the </w:t>
-      </w:r>
-      <w:r>
-        <w:rPr>
-          <w:rFonts w:cstheme="minorHAnsi"/>
-          <w:sz w:val="30"/>
-          <w:szCs w:val="30"/>
-        </w:rPr>
-        <w:t xml:space="preserve">musical </w:t>
-      </w:r>
-      <w:r>
-        <w:rPr>
-          <w:rFonts w:cstheme="minorHAnsi"/>
-          <w:sz w:val="30"/>
-          <w:szCs w:val="30"/>
-        </w:rPr>
-        <w:t xml:space="preserve">duo, </w:t>
-      </w:r>
-      <w:r>
-        <w:rPr>
-          <w:rFonts w:cstheme="minorHAnsi"/>
-          <w:sz w:val="30"/>
-          <w:szCs w:val="30"/>
-        </w:rPr>
-        <w:t>¡Tab &amp; Coda!</w:t>
-      </w:r>
-      <w:r>
-        <w:rPr>
-          <w:rFonts w:cstheme="minorHAnsi"/>
-          <w:sz w:val="30"/>
-          <w:szCs w:val="30"/>
-        </w:rPr>
-        <w:t xml:space="preserve"> (“Band Together”).</w:t>
-      </w:r>
-    </w:p>
-    <w:p>
-      <w:pPr>
-        <w:tabs>
-          <w:tab w:val="left" w:pos="5013"/>
-        </w:tabs>
-        <w:spacing w:line="240" w:lineRule="auto"/>
-        <w:rPr>
-          <w:rFonts w:cstheme="minorHAnsi"/>
-          <w:sz w:val="30"/>
-          <w:szCs w:val="30"/>
-        </w:rPr>
-      </w:pPr>
-      <w:r>
-        <w:rPr>
-          <w:rFonts w:cstheme="minorHAnsi"/>
-          <w:sz w:val="30"/>
-          <w:szCs w:val="30"/>
-        </w:rPr>
-        <w:t>They start to accept the trajectory they are on, which is none, as they fall for each other (“</w:t>
-      </w:r>
-      <w:r>
-        <w:rPr>
-          <w:rFonts w:cstheme="minorHAnsi"/>
-          <w:sz w:val="30"/>
-          <w:szCs w:val="30"/>
-        </w:rPr>
-        <w:t>Start from the Conclusion</w:t>
-      </w:r>
-      <w:r>
-        <w:rPr>
-          <w:rFonts w:cstheme="minorHAnsi"/>
-          <w:sz w:val="30"/>
-          <w:szCs w:val="30"/>
-        </w:rPr>
-        <w:t>”).</w:t>
-      </w:r>
-      <w:r>
-        <w:rPr>
-          <w:rFonts w:cstheme="minorHAnsi"/>
-          <w:sz w:val="30"/>
-          <w:szCs w:val="30"/>
-        </w:rPr>
-        <w:t xml:space="preserve"> </w:t>
-      </w:r>
-      <w:r>
-        <w:rPr>
-          <w:rFonts w:cstheme="minorHAnsi"/>
-          <w:sz w:val="30"/>
-          <w:szCs w:val="30"/>
-        </w:rPr>
-        <w:t xml:space="preserve">The </w:t>
-      </w:r>
-      <w:proofErr w:type="spellStart"/>
-      <w:r>
-        <w:rPr>
-          <w:rFonts w:cstheme="minorHAnsi"/>
-          <w:sz w:val="30"/>
-          <w:szCs w:val="30"/>
-        </w:rPr>
-        <w:t>Timepipers</w:t>
-      </w:r>
-      <w:proofErr w:type="spellEnd"/>
-      <w:r>
-        <w:rPr>
-          <w:rFonts w:cstheme="minorHAnsi"/>
-          <w:sz w:val="30"/>
-          <w:szCs w:val="30"/>
-        </w:rPr>
-        <w:t xml:space="preserve"> </w:t>
-      </w:r>
-      <w:r>
-        <w:rPr>
-          <w:rFonts w:cstheme="minorHAnsi"/>
-          <w:sz w:val="30"/>
-          <w:szCs w:val="30"/>
-        </w:rPr>
-        <w:t>reach Tabitha and sow seeds of doubt into her (“Life is Short (You Must Be This Old to Die</w:t>
-      </w:r>
-      <w:r>
-        <w:rPr>
-          <w:rFonts w:cstheme="minorHAnsi"/>
-          <w:sz w:val="30"/>
-          <w:szCs w:val="30"/>
-        </w:rPr>
-        <w:t>)”).</w:t>
-      </w:r>
-    </w:p>
-    <w:p>
-      <w:pPr>
-        <w:tabs>
-          <w:tab w:val="left" w:pos="5013"/>
-        </w:tabs>
-        <w:spacing w:line="240" w:lineRule="auto"/>
-        <w:rPr>
-          <w:rFonts w:cstheme="minorHAnsi"/>
-          <w:sz w:val="30"/>
-          <w:szCs w:val="30"/>
-        </w:rPr>
-      </w:pPr>
-      <w:r>
-        <w:rPr>
-          <w:rFonts w:cstheme="minorHAnsi"/>
-          <w:sz w:val="30"/>
-          <w:szCs w:val="30"/>
-        </w:rPr>
-        <w:lastRenderedPageBreak/>
-        <w:t>Tabitha</w:t>
-      </w:r>
-      <w:r>
-        <w:rPr>
-          <w:rFonts w:cstheme="minorHAnsi"/>
-          <w:sz w:val="30"/>
-          <w:szCs w:val="30"/>
-        </w:rPr>
-        <w:t xml:space="preserve"> wants a future together </w:t>
-      </w:r>
-      <w:r>
-        <w:rPr>
-          <w:rFonts w:cstheme="minorHAnsi"/>
-          <w:i/>
-          <w:iCs/>
-          <w:sz w:val="30"/>
-          <w:szCs w:val="30"/>
-        </w:rPr>
-        <w:t>or technically the past</w:t>
-      </w:r>
-      <w:r>
-        <w:rPr>
-          <w:rFonts w:cstheme="minorHAnsi"/>
-          <w:sz w:val="30"/>
-          <w:szCs w:val="30"/>
-        </w:rPr>
-        <w:t xml:space="preserve">, but </w:t>
-      </w:r>
-      <w:r>
-        <w:rPr>
-          <w:rFonts w:cstheme="minorHAnsi"/>
-          <w:sz w:val="30"/>
-          <w:szCs w:val="30"/>
-        </w:rPr>
-        <w:t>Dakota</w:t>
-      </w:r>
-      <w:r>
-        <w:rPr>
-          <w:rFonts w:cstheme="minorHAnsi"/>
-          <w:sz w:val="30"/>
-          <w:szCs w:val="30"/>
-        </w:rPr>
-        <w:t xml:space="preserve"> once again does not know </w:t>
-      </w:r>
-      <w:r>
-        <w:rPr>
-          <w:rFonts w:cstheme="minorHAnsi"/>
-          <w:sz w:val="30"/>
-          <w:szCs w:val="30"/>
-        </w:rPr>
-        <w:t>themself</w:t>
-      </w:r>
-      <w:r>
-        <w:rPr>
-          <w:rFonts w:cstheme="minorHAnsi"/>
-          <w:sz w:val="30"/>
-          <w:szCs w:val="30"/>
-        </w:rPr>
-        <w:t>.</w:t>
-      </w:r>
-      <w:r>
-        <w:rPr>
-          <w:rFonts w:cstheme="minorHAnsi"/>
-          <w:sz w:val="30"/>
-          <w:szCs w:val="30"/>
-        </w:rPr>
-        <w:t xml:space="preserve"> Eternity steps in and </w:t>
-      </w:r>
-      <w:r>
-        <w:rPr>
-          <w:rFonts w:cstheme="minorHAnsi"/>
-          <w:sz w:val="30"/>
-          <w:szCs w:val="30"/>
-        </w:rPr>
-        <w:t>rattles the timeline, sending Tabitha and Dakota home</w:t>
-      </w:r>
-      <w:r>
-        <w:rPr>
-          <w:rFonts w:cstheme="minorHAnsi"/>
-          <w:sz w:val="30"/>
-          <w:szCs w:val="30"/>
-        </w:rPr>
-        <w:t xml:space="preserve"> (</w:t>
-      </w:r>
-      <w:r>
-        <w:rPr>
-          <w:rFonts w:cstheme="minorHAnsi"/>
-          <w:sz w:val="30"/>
-          <w:szCs w:val="30"/>
-        </w:rPr>
-        <w:t>“Right Person, Wrong Time”).</w:t>
-      </w:r>
-    </w:p>
-    <w:p>
-      <w:pPr>
-        <w:tabs>
-          <w:tab w:val="left" w:pos="5013"/>
-        </w:tabs>
-        <w:spacing w:line="240" w:lineRule="auto"/>
-        <w:rPr>
-          <w:rFonts w:cstheme="minorHAnsi"/>
-          <w:sz w:val="30"/>
-          <w:szCs w:val="30"/>
-        </w:rPr>
-      </w:pPr>
-      <w:r>
-        <w:rPr>
-          <w:rFonts w:cstheme="minorHAnsi"/>
-          <w:sz w:val="30"/>
-          <w:szCs w:val="30"/>
-        </w:rPr>
-        <w:t xml:space="preserve">In the following act, </w:t>
-      </w:r>
-      <w:r>
-        <w:rPr>
-          <w:rFonts w:cstheme="minorHAnsi"/>
-          <w:sz w:val="30"/>
-          <w:szCs w:val="30"/>
-        </w:rPr>
-        <w:t xml:space="preserve">Tabitha </w:t>
-      </w:r>
-      <w:r>
-        <w:rPr>
-          <w:rFonts w:cstheme="minorHAnsi"/>
-          <w:sz w:val="30"/>
-          <w:szCs w:val="30"/>
-        </w:rPr>
-        <w:t xml:space="preserve">has </w:t>
-      </w:r>
-      <w:r>
-        <w:rPr>
-          <w:rFonts w:cstheme="minorHAnsi"/>
-          <w:sz w:val="30"/>
-          <w:szCs w:val="30"/>
-        </w:rPr>
-        <w:t>the time of her life</w:t>
-      </w:r>
-      <w:r>
-        <w:rPr>
-          <w:rFonts w:cstheme="minorHAnsi"/>
-          <w:sz w:val="30"/>
-          <w:szCs w:val="30"/>
-        </w:rPr>
-        <w:t xml:space="preserve"> </w:t>
-      </w:r>
-      <w:r>
-        <w:rPr>
-          <w:rFonts w:cstheme="minorHAnsi"/>
-          <w:sz w:val="30"/>
-          <w:szCs w:val="30"/>
-        </w:rPr>
-        <w:t xml:space="preserve">in </w:t>
-      </w:r>
-      <w:r>
-        <w:rPr>
-          <w:rFonts w:cstheme="minorHAnsi"/>
-          <w:sz w:val="30"/>
-          <w:szCs w:val="30"/>
-        </w:rPr>
-        <w:t>21st</w:t>
-      </w:r>
-      <w:r>
-        <w:rPr>
-          <w:rFonts w:cstheme="minorHAnsi"/>
-          <w:sz w:val="30"/>
-          <w:szCs w:val="30"/>
-        </w:rPr>
-        <w:t xml:space="preserve"> Century</w:t>
-      </w:r>
-      <w:r>
-        <w:rPr>
-          <w:rFonts w:cstheme="minorHAnsi"/>
-          <w:sz w:val="30"/>
-          <w:szCs w:val="30"/>
-        </w:rPr>
-        <w:t xml:space="preserve"> Galilee</w:t>
-      </w:r>
-      <w:r>
-        <w:rPr>
-          <w:rFonts w:cstheme="minorHAnsi"/>
-          <w:sz w:val="30"/>
-          <w:szCs w:val="30"/>
-        </w:rPr>
-        <w:t xml:space="preserve"> with </w:t>
-      </w:r>
-      <w:r>
-        <w:rPr>
-          <w:rFonts w:cstheme="minorHAnsi"/>
-          <w:sz w:val="30"/>
-          <w:szCs w:val="30"/>
-        </w:rPr>
-        <w:t>alternative</w:t>
-      </w:r>
-      <w:r>
-        <w:rPr>
-          <w:rFonts w:cstheme="minorHAnsi"/>
-          <w:sz w:val="30"/>
-          <w:szCs w:val="30"/>
-        </w:rPr>
-        <w:t xml:space="preserve"> hip hop</w:t>
-      </w:r>
-      <w:r>
-        <w:rPr>
-          <w:rFonts w:cstheme="minorHAnsi"/>
-          <w:sz w:val="30"/>
-          <w:szCs w:val="30"/>
-        </w:rPr>
-        <w:t xml:space="preserve"> (“Passing By, Running Behind”). Meanwhile, </w:t>
-      </w:r>
-      <w:r>
-        <w:rPr>
-          <w:rFonts w:cstheme="minorHAnsi"/>
-          <w:sz w:val="30"/>
-          <w:szCs w:val="30"/>
-        </w:rPr>
-        <w:t xml:space="preserve">Dakota is stuck in the 1st Century </w:t>
-      </w:r>
-      <w:r>
-        <w:rPr>
-          <w:rFonts w:cstheme="minorHAnsi"/>
-          <w:sz w:val="30"/>
-          <w:szCs w:val="30"/>
-        </w:rPr>
-        <w:t>and meets Tabitha’s father</w:t>
-      </w:r>
-      <w:r>
-        <w:rPr>
-          <w:rFonts w:cstheme="minorHAnsi"/>
-          <w:sz w:val="30"/>
-          <w:szCs w:val="30"/>
-        </w:rPr>
-        <w:t>. Dakota finds a pile of basswood and carves a</w:t>
-      </w:r>
-      <w:r>
-        <w:rPr>
-          <w:rFonts w:cstheme="minorHAnsi"/>
-          <w:sz w:val="30"/>
-          <w:szCs w:val="30"/>
-        </w:rPr>
-        <w:t xml:space="preserve">n oud </w:t>
-      </w:r>
-      <w:r>
-        <w:rPr>
-          <w:rFonts w:cstheme="minorHAnsi"/>
-          <w:sz w:val="30"/>
-          <w:szCs w:val="30"/>
-        </w:rPr>
-        <w:t>(</w:t>
-      </w:r>
-      <w:r>
-        <w:rPr>
-          <w:rFonts w:cstheme="minorHAnsi"/>
-          <w:sz w:val="30"/>
-          <w:szCs w:val="30"/>
-        </w:rPr>
-        <w:t>“Keep Tabs (on Your Heart)”).</w:t>
-      </w:r>
-    </w:p>
-    <w:p>
-      <w:pPr>
-        <w:tabs>
-          <w:tab w:val="left" w:pos="5013"/>
-        </w:tabs>
-        <w:spacing w:line="240" w:lineRule="auto"/>
-        <w:rPr>
-          <w:rFonts w:cstheme="minorHAnsi"/>
-          <w:sz w:val="30"/>
-          <w:szCs w:val="30"/>
-        </w:rPr>
-      </w:pPr>
-      <w:r>
-        <w:rPr>
-          <w:rFonts w:cstheme="minorHAnsi"/>
-          <w:sz w:val="30"/>
-          <w:szCs w:val="30"/>
-        </w:rPr>
-        <w:t xml:space="preserve">Tabitha stumbles upon a music history museum where </w:t>
-      </w:r>
-      <w:r>
-        <w:rPr>
-          <w:rFonts w:cstheme="minorHAnsi"/>
-          <w:sz w:val="30"/>
-          <w:szCs w:val="30"/>
-        </w:rPr>
-        <w:t>she finds</w:t>
-      </w:r>
-      <w:r>
-        <w:rPr>
-          <w:rFonts w:cstheme="minorHAnsi"/>
-          <w:sz w:val="30"/>
-          <w:szCs w:val="30"/>
-        </w:rPr>
-        <w:t xml:space="preserve"> </w:t>
-      </w:r>
-      <w:r>
-        <w:rPr>
-          <w:rFonts w:cstheme="minorHAnsi"/>
-          <w:sz w:val="30"/>
-          <w:szCs w:val="30"/>
-        </w:rPr>
-        <w:t xml:space="preserve">Dakota’s mother, </w:t>
-      </w:r>
-      <w:r>
-        <w:rPr>
-          <w:rFonts w:cstheme="minorHAnsi"/>
-          <w:sz w:val="30"/>
-          <w:szCs w:val="30"/>
-        </w:rPr>
-        <w:t xml:space="preserve">a curator, </w:t>
-      </w:r>
-      <w:r>
-        <w:rPr>
-          <w:rFonts w:cstheme="minorHAnsi"/>
-          <w:sz w:val="30"/>
-          <w:szCs w:val="30"/>
-        </w:rPr>
-        <w:t>crying</w:t>
-      </w:r>
-      <w:r>
-        <w:rPr>
-          <w:rFonts w:cstheme="minorHAnsi"/>
-          <w:sz w:val="30"/>
-          <w:szCs w:val="30"/>
-        </w:rPr>
-        <w:t xml:space="preserve"> at an ancient</w:t>
-      </w:r>
-      <w:r>
-        <w:rPr>
-          <w:rFonts w:cstheme="minorHAnsi"/>
-          <w:sz w:val="30"/>
-          <w:szCs w:val="30"/>
-        </w:rPr>
-        <w:t xml:space="preserve"> </w:t>
-      </w:r>
-      <w:r>
-        <w:rPr>
-          <w:rFonts w:cstheme="minorHAnsi"/>
-          <w:sz w:val="30"/>
-          <w:szCs w:val="30"/>
-        </w:rPr>
-        <w:t>oud</w:t>
-      </w:r>
-      <w:r>
-        <w:rPr>
-          <w:rFonts w:cstheme="minorHAnsi"/>
-          <w:sz w:val="30"/>
-          <w:szCs w:val="30"/>
-        </w:rPr>
-        <w:t xml:space="preserve"> </w:t>
-      </w:r>
-      <w:r>
-        <w:rPr>
-          <w:rFonts w:cstheme="minorHAnsi"/>
-          <w:sz w:val="30"/>
-          <w:szCs w:val="30"/>
-        </w:rPr>
-        <w:t xml:space="preserve">with </w:t>
-      </w:r>
-      <w:r>
-        <w:rPr>
-          <w:rFonts w:cstheme="minorHAnsi"/>
-          <w:sz w:val="30"/>
-          <w:szCs w:val="30"/>
-        </w:rPr>
-        <w:t xml:space="preserve">¡Tab &amp; </w:t>
-      </w:r>
-      <w:proofErr w:type="spellStart"/>
-      <w:r>
-        <w:rPr>
-          <w:rFonts w:cstheme="minorHAnsi"/>
-          <w:sz w:val="30"/>
-          <w:szCs w:val="30"/>
-        </w:rPr>
-        <w:t>Coda!</w:t>
-      </w:r>
-      <w:r>
-        <w:rPr>
-          <w:rFonts w:cstheme="minorHAnsi"/>
-          <w:sz w:val="30"/>
-          <w:szCs w:val="30"/>
-        </w:rPr>
-        <w:t>’s</w:t>
-      </w:r>
-      <w:proofErr w:type="spellEnd"/>
-      <w:r>
-        <w:rPr>
-          <w:rFonts w:cstheme="minorHAnsi"/>
-          <w:sz w:val="30"/>
-          <w:szCs w:val="30"/>
-        </w:rPr>
-        <w:t xml:space="preserve"> melodic line</w:t>
-      </w:r>
-      <w:r>
-        <w:rPr>
-          <w:rFonts w:cstheme="minorHAnsi"/>
-          <w:sz w:val="30"/>
-          <w:szCs w:val="30"/>
-        </w:rPr>
-        <w:t xml:space="preserve"> carved in it</w:t>
-      </w:r>
-      <w:r>
-        <w:rPr>
-          <w:rFonts w:cstheme="minorHAnsi"/>
-          <w:sz w:val="30"/>
-          <w:szCs w:val="30"/>
-        </w:rPr>
-        <w:t>.</w:t>
-      </w:r>
-      <w:r>
-        <w:rPr>
-          <w:rFonts w:cstheme="minorHAnsi"/>
-          <w:sz w:val="30"/>
-          <w:szCs w:val="30"/>
-        </w:rPr>
-        <w:t xml:space="preserve"> </w:t>
-      </w:r>
-      <w:r>
-        <w:rPr>
-          <w:rFonts w:cstheme="minorHAnsi"/>
-          <w:sz w:val="30"/>
-          <w:szCs w:val="30"/>
-        </w:rPr>
-        <w:t>With each other’s help</w:t>
-      </w:r>
-      <w:r>
-        <w:rPr>
-          <w:rFonts w:cstheme="minorHAnsi"/>
-          <w:sz w:val="30"/>
-          <w:szCs w:val="30"/>
-        </w:rPr>
-        <w:t xml:space="preserve">, she steals the </w:t>
-      </w:r>
-      <w:r>
-        <w:rPr>
-          <w:rFonts w:cstheme="minorHAnsi"/>
-          <w:sz w:val="30"/>
-          <w:szCs w:val="30"/>
-        </w:rPr>
-        <w:t>oud</w:t>
-      </w:r>
-      <w:r>
-        <w:rPr>
-          <w:rFonts w:cstheme="minorHAnsi"/>
-          <w:sz w:val="30"/>
-          <w:szCs w:val="30"/>
-        </w:rPr>
-        <w:t xml:space="preserve"> </w:t>
-      </w:r>
-      <w:r>
-        <w:rPr>
-          <w:rFonts w:cstheme="minorHAnsi"/>
-          <w:sz w:val="30"/>
-          <w:szCs w:val="30"/>
-        </w:rPr>
-        <w:t>(“</w:t>
-      </w:r>
-      <w:proofErr w:type="spellStart"/>
-      <w:r>
-        <w:rPr>
-          <w:rFonts w:cstheme="minorHAnsi"/>
-          <w:sz w:val="30"/>
-          <w:szCs w:val="30"/>
-        </w:rPr>
-        <w:t>אֶפְש</w:t>
-      </w:r>
-      <w:proofErr w:type="spellEnd"/>
-      <w:r>
-        <w:rPr>
-          <w:rFonts w:cstheme="minorHAnsi"/>
-          <w:sz w:val="30"/>
-          <w:szCs w:val="30"/>
-        </w:rPr>
-        <w:t>ָׁ</w:t>
-      </w:r>
-      <w:proofErr w:type="spellStart"/>
-      <w:r>
-        <w:rPr>
-          <w:rFonts w:cstheme="minorHAnsi"/>
-          <w:sz w:val="30"/>
-          <w:szCs w:val="30"/>
-        </w:rPr>
-        <w:t>רִי</w:t>
-      </w:r>
-      <w:proofErr w:type="spellEnd"/>
-      <w:r>
-        <w:rPr>
-          <w:rFonts w:cstheme="minorHAnsi"/>
-          <w:sz w:val="30"/>
-          <w:szCs w:val="30"/>
-        </w:rPr>
-        <w:t xml:space="preserve"> – Reprise”).</w:t>
-      </w:r>
-      <w:r>
-        <w:rPr>
-          <w:rFonts w:cstheme="minorHAnsi"/>
-          <w:sz w:val="30"/>
-          <w:szCs w:val="30"/>
-        </w:rPr>
-        <w:t xml:space="preserve"> </w:t>
-      </w:r>
-    </w:p>
-    <w:p>
-      <w:pPr>
-        <w:tabs>
-          <w:tab w:val="left" w:pos="5013"/>
-        </w:tabs>
-        <w:spacing w:line="240" w:lineRule="auto"/>
-        <w:rPr>
-          <w:rFonts w:cstheme="minorHAnsi"/>
-          <w:sz w:val="30"/>
-          <w:szCs w:val="30"/>
-        </w:rPr>
-      </w:pPr>
-      <w:r>
-        <w:rPr>
-          <w:rFonts w:cstheme="minorHAnsi"/>
-          <w:sz w:val="30"/>
-          <w:szCs w:val="30"/>
-        </w:rPr>
-        <w:t xml:space="preserve">Outside spacetime, everything is back to going awry </w:t>
-      </w:r>
-      <w:r>
-        <w:rPr>
-          <w:rFonts w:cstheme="minorHAnsi"/>
-          <w:sz w:val="30"/>
-          <w:szCs w:val="30"/>
-        </w:rPr>
-        <w:t>(“The Songs Linger (Long Enough)”).</w:t>
-      </w:r>
-      <w:r>
-        <w:rPr>
-          <w:rFonts w:cstheme="minorHAnsi"/>
-          <w:sz w:val="30"/>
-          <w:szCs w:val="30"/>
-        </w:rPr>
-        <w:t xml:space="preserve"> </w:t>
-      </w:r>
-      <w:r>
-        <w:rPr>
-          <w:rFonts w:cstheme="minorHAnsi"/>
-          <w:sz w:val="30"/>
-          <w:szCs w:val="30"/>
-        </w:rPr>
-        <w:t>Now, Tabitha and Dakota are back,</w:t>
-      </w:r>
-      <w:r>
-        <w:rPr>
-          <w:rFonts w:cstheme="minorHAnsi"/>
-          <w:sz w:val="30"/>
-          <w:szCs w:val="30"/>
-        </w:rPr>
-        <w:t xml:space="preserve"> stuck in a </w:t>
-      </w:r>
-      <w:r>
-        <w:rPr>
-          <w:rFonts w:cstheme="minorHAnsi"/>
-          <w:sz w:val="30"/>
-          <w:szCs w:val="30"/>
-        </w:rPr>
-        <w:t xml:space="preserve">void </w:t>
-      </w:r>
-      <w:r>
-        <w:rPr>
-          <w:rFonts w:cstheme="minorHAnsi"/>
-          <w:sz w:val="30"/>
-          <w:szCs w:val="30"/>
-        </w:rPr>
-        <w:t>time limbo, but they got a second chance together (“Seconds Count”).</w:t>
-      </w:r>
-    </w:p>
-    <w:p>
-      <w:pPr>
-        <w:tabs>
-          <w:tab w:val="left" w:pos="5013"/>
-        </w:tabs>
-        <w:spacing w:line="240" w:lineRule="auto"/>
-        <w:rPr>
-          <w:rFonts w:cstheme="minorHAnsi"/>
-          <w:sz w:val="30"/>
-          <w:szCs w:val="30"/>
-        </w:rPr>
-      </w:pPr>
-      <w:r>
-        <w:rPr>
-          <w:rFonts w:cstheme="minorHAnsi"/>
-          <w:sz w:val="30"/>
-          <w:szCs w:val="30"/>
-        </w:rPr>
-        <w:t xml:space="preserve">Outside spacetime, Eternity finds the timeline </w:t>
-      </w:r>
-      <w:r>
-        <w:rPr>
-          <w:rFonts w:cstheme="minorHAnsi"/>
-          <w:sz w:val="30"/>
-          <w:szCs w:val="30"/>
-        </w:rPr>
-        <w:t xml:space="preserve">is </w:t>
-      </w:r>
-      <w:r>
-        <w:rPr>
-          <w:rFonts w:cstheme="minorHAnsi"/>
-          <w:sz w:val="30"/>
-          <w:szCs w:val="30"/>
-        </w:rPr>
-        <w:t xml:space="preserve">warped out of shape. </w:t>
-      </w:r>
-      <w:r>
-        <w:rPr>
-          <w:rFonts w:cstheme="minorHAnsi"/>
-          <w:sz w:val="30"/>
-          <w:szCs w:val="30"/>
-        </w:rPr>
-        <w:t>T</w:t>
-      </w:r>
-      <w:r>
-        <w:rPr>
-          <w:rFonts w:cstheme="minorHAnsi"/>
-          <w:sz w:val="30"/>
-          <w:szCs w:val="30"/>
-        </w:rPr>
-        <w:t xml:space="preserve">hey </w:t>
-      </w:r>
-      <w:r>
-        <w:rPr>
-          <w:rFonts w:cstheme="minorHAnsi"/>
-          <w:sz w:val="30"/>
-          <w:szCs w:val="30"/>
-        </w:rPr>
-        <w:t>have</w:t>
-      </w:r>
-      <w:r>
-        <w:rPr>
-          <w:rFonts w:cstheme="minorHAnsi"/>
-          <w:sz w:val="30"/>
-          <w:szCs w:val="30"/>
-        </w:rPr>
-        <w:t xml:space="preserve"> enough of </w:t>
-      </w:r>
-      <w:r>
-        <w:rPr>
-          <w:rFonts w:cstheme="minorHAnsi"/>
-          <w:sz w:val="30"/>
-          <w:szCs w:val="30"/>
-        </w:rPr>
-        <w:t>the chaos</w:t>
-      </w:r>
-      <w:r>
-        <w:rPr>
-          <w:rFonts w:cstheme="minorHAnsi"/>
-          <w:sz w:val="30"/>
-          <w:szCs w:val="30"/>
-        </w:rPr>
-        <w:t xml:space="preserve"> and </w:t>
-      </w:r>
-      <w:r>
-        <w:rPr>
-          <w:rFonts w:cstheme="minorHAnsi"/>
-          <w:sz w:val="30"/>
-          <w:szCs w:val="30"/>
-        </w:rPr>
-        <w:t>must do a</w:t>
-      </w:r>
-      <w:r>
-        <w:rPr>
-          <w:rFonts w:cstheme="minorHAnsi"/>
-          <w:sz w:val="30"/>
-          <w:szCs w:val="30"/>
-        </w:rPr>
-        <w:t xml:space="preserve"> </w:t>
-      </w:r>
-      <w:r>
-        <w:rPr>
-          <w:rFonts w:cstheme="minorHAnsi"/>
-          <w:sz w:val="30"/>
-          <w:szCs w:val="30"/>
-        </w:rPr>
-        <w:t>reboot</w:t>
-      </w:r>
-      <w:r>
-        <w:rPr>
-          <w:rFonts w:cstheme="minorHAnsi"/>
-          <w:sz w:val="30"/>
-          <w:szCs w:val="30"/>
-        </w:rPr>
-        <w:t xml:space="preserve">. </w:t>
-      </w:r>
-      <w:r>
-        <w:rPr>
-          <w:rFonts w:cstheme="minorHAnsi"/>
-          <w:sz w:val="30"/>
-          <w:szCs w:val="30"/>
-        </w:rPr>
-        <w:t>While firing the</w:t>
-      </w:r>
-      <w:r>
-        <w:rPr>
-          <w:rFonts w:cstheme="minorHAnsi"/>
-          <w:sz w:val="30"/>
-          <w:szCs w:val="30"/>
-        </w:rPr>
-        <w:t xml:space="preserve"> Conductor</w:t>
-      </w:r>
-      <w:r>
-        <w:rPr>
-          <w:rFonts w:cstheme="minorHAnsi"/>
-          <w:sz w:val="30"/>
-          <w:szCs w:val="30"/>
-        </w:rPr>
-        <w:t xml:space="preserve">, </w:t>
-      </w:r>
-      <w:r>
-        <w:rPr>
-          <w:rFonts w:cstheme="minorHAnsi"/>
-          <w:sz w:val="30"/>
-          <w:szCs w:val="30"/>
-        </w:rPr>
-        <w:t>Eternity</w:t>
-      </w:r>
-      <w:r>
-        <w:rPr>
-          <w:rFonts w:cstheme="minorHAnsi"/>
-          <w:sz w:val="30"/>
-          <w:szCs w:val="30"/>
-        </w:rPr>
-        <w:t xml:space="preserve"> find</w:t>
-      </w:r>
-      <w:r>
-        <w:rPr>
-          <w:rFonts w:cstheme="minorHAnsi"/>
-          <w:sz w:val="30"/>
-          <w:szCs w:val="30"/>
-        </w:rPr>
-        <w:t>s</w:t>
-      </w:r>
-      <w:r>
-        <w:rPr>
-          <w:rFonts w:cstheme="minorHAnsi"/>
-          <w:sz w:val="30"/>
-          <w:szCs w:val="30"/>
-        </w:rPr>
-        <w:t xml:space="preserve"> out </w:t>
-      </w:r>
-      <w:r>
-        <w:rPr>
-          <w:rFonts w:cstheme="minorHAnsi"/>
-          <w:sz w:val="30"/>
-          <w:szCs w:val="30"/>
-        </w:rPr>
-        <w:t>the Conductor</w:t>
-      </w:r>
-      <w:r>
-        <w:rPr>
-          <w:rFonts w:cstheme="minorHAnsi"/>
-          <w:sz w:val="30"/>
-          <w:szCs w:val="30"/>
-        </w:rPr>
-        <w:t xml:space="preserve"> </w:t>
-      </w:r>
-      <w:r>
-        <w:rPr>
-          <w:rFonts w:cstheme="minorHAnsi"/>
-          <w:sz w:val="30"/>
-          <w:szCs w:val="30"/>
-        </w:rPr>
-        <w:t>is</w:t>
-      </w:r>
-      <w:r>
-        <w:rPr>
-          <w:rFonts w:cstheme="minorHAnsi"/>
-          <w:sz w:val="30"/>
-          <w:szCs w:val="30"/>
-        </w:rPr>
-        <w:t xml:space="preserve"> in cahoots with the lovebirds. Eternity takes the Conductor’s baton and </w:t>
-      </w:r>
-      <w:r>
-        <w:rPr>
-          <w:rFonts w:cstheme="minorHAnsi"/>
-          <w:sz w:val="30"/>
-          <w:szCs w:val="30"/>
-        </w:rPr>
-        <w:t>stabs</w:t>
-      </w:r>
-      <w:r>
-        <w:rPr>
-          <w:rFonts w:cstheme="minorHAnsi"/>
-          <w:sz w:val="30"/>
-          <w:szCs w:val="30"/>
-        </w:rPr>
-        <w:t xml:space="preserve"> </w:t>
-      </w:r>
-      <w:r>
-        <w:rPr>
-          <w:rFonts w:cstheme="minorHAnsi"/>
-          <w:sz w:val="30"/>
-          <w:szCs w:val="30"/>
-        </w:rPr>
-        <w:t>them with it</w:t>
-      </w:r>
-      <w:r>
-        <w:rPr>
-          <w:rFonts w:cstheme="minorHAnsi"/>
-          <w:sz w:val="30"/>
-          <w:szCs w:val="30"/>
-        </w:rPr>
-        <w:t>.</w:t>
-      </w:r>
-      <w:r>
-        <w:rPr>
-          <w:rFonts w:cstheme="minorHAnsi"/>
-          <w:sz w:val="30"/>
-          <w:szCs w:val="30"/>
-        </w:rPr>
-        <w:t xml:space="preserve"> </w:t>
-      </w:r>
-      <w:r>
-        <w:rPr>
-          <w:rFonts w:cstheme="minorHAnsi"/>
-          <w:sz w:val="30"/>
-          <w:szCs w:val="30"/>
-        </w:rPr>
-        <w:t xml:space="preserve">Eternity orders the </w:t>
-      </w:r>
-      <w:proofErr w:type="spellStart"/>
-      <w:r>
-        <w:rPr>
-          <w:rFonts w:cstheme="minorHAnsi"/>
-          <w:sz w:val="30"/>
-          <w:szCs w:val="30"/>
-        </w:rPr>
-        <w:t>Timepipers</w:t>
-      </w:r>
-      <w:proofErr w:type="spellEnd"/>
-      <w:r>
-        <w:rPr>
-          <w:rFonts w:cstheme="minorHAnsi"/>
-          <w:sz w:val="30"/>
-          <w:szCs w:val="30"/>
-        </w:rPr>
-        <w:t xml:space="preserve"> to kill the rest of the </w:t>
-      </w:r>
-      <w:proofErr w:type="spellStart"/>
-      <w:r>
-        <w:rPr>
-          <w:rFonts w:cstheme="minorHAnsi"/>
-          <w:sz w:val="30"/>
-          <w:szCs w:val="30"/>
-        </w:rPr>
-        <w:t>Timeharmonic</w:t>
-      </w:r>
-      <w:proofErr w:type="spellEnd"/>
-      <w:r>
-        <w:rPr>
-          <w:rFonts w:cstheme="minorHAnsi"/>
-          <w:sz w:val="30"/>
-          <w:szCs w:val="30"/>
-        </w:rPr>
-        <w:t xml:space="preserve"> Orchestra</w:t>
-      </w:r>
-      <w:r>
-        <w:rPr>
-          <w:rFonts w:cstheme="minorHAnsi"/>
-          <w:sz w:val="30"/>
-          <w:szCs w:val="30"/>
-        </w:rPr>
-        <w:t xml:space="preserve"> (“Out of Wack”)</w:t>
-      </w:r>
-      <w:r>
-        <w:rPr>
-          <w:rFonts w:cstheme="minorHAnsi"/>
-          <w:sz w:val="30"/>
-          <w:szCs w:val="30"/>
-        </w:rPr>
-        <w:t>.</w:t>
-      </w:r>
-    </w:p>
-    <w:p>
-      <w:pPr>
-        <w:tabs>
-          <w:tab w:val="left" w:pos="5013"/>
-        </w:tabs>
-        <w:spacing w:line="240" w:lineRule="auto"/>
-        <w:rPr>
-          <w:rFonts w:cstheme="minorHAnsi"/>
-          <w:sz w:val="30"/>
-          <w:szCs w:val="30"/>
-        </w:rPr>
-      </w:pPr>
-      <w:r>
-        <w:rPr>
-          <w:rFonts w:cstheme="minorHAnsi"/>
-          <w:sz w:val="30"/>
-          <w:szCs w:val="30"/>
-        </w:rPr>
-        <w:t xml:space="preserve">Meanwhile, Tabitha and Dakota jump around time in a chaotic fashion. </w:t>
-      </w:r>
-      <w:r>
-        <w:rPr>
-          <w:rFonts w:cstheme="minorHAnsi"/>
-          <w:sz w:val="30"/>
-          <w:szCs w:val="30"/>
-        </w:rPr>
-        <w:t xml:space="preserve">Tabitha reveals she </w:t>
-      </w:r>
-      <w:r>
-        <w:rPr>
-          <w:rFonts w:cstheme="minorHAnsi"/>
-          <w:sz w:val="30"/>
-          <w:szCs w:val="30"/>
-        </w:rPr>
-        <w:t>knows of</w:t>
-      </w:r>
-      <w:r>
-        <w:rPr>
-          <w:rFonts w:cstheme="minorHAnsi"/>
-          <w:sz w:val="30"/>
-          <w:szCs w:val="30"/>
-        </w:rPr>
-        <w:t xml:space="preserve"> the </w:t>
-      </w:r>
-      <w:proofErr w:type="spellStart"/>
-      <w:r>
-        <w:rPr>
-          <w:rFonts w:cstheme="minorHAnsi"/>
-          <w:sz w:val="30"/>
-          <w:szCs w:val="30"/>
-        </w:rPr>
-        <w:t>Timepipers</w:t>
-      </w:r>
-      <w:proofErr w:type="spellEnd"/>
-      <w:r>
-        <w:rPr>
-          <w:rFonts w:cstheme="minorHAnsi"/>
-          <w:sz w:val="30"/>
-          <w:szCs w:val="30"/>
-        </w:rPr>
-        <w:t xml:space="preserve"> and the</w:t>
-      </w:r>
-      <w:r>
-        <w:rPr>
-          <w:rFonts w:cstheme="minorHAnsi"/>
-          <w:sz w:val="30"/>
-          <w:szCs w:val="30"/>
-        </w:rPr>
-        <w:t>ir</w:t>
-      </w:r>
-      <w:r>
-        <w:rPr>
-          <w:rFonts w:cstheme="minorHAnsi"/>
-          <w:sz w:val="30"/>
-          <w:szCs w:val="30"/>
-        </w:rPr>
-        <w:t xml:space="preserve"> guitars </w:t>
-      </w:r>
-      <w:r>
-        <w:rPr>
-          <w:rFonts w:cstheme="minorHAnsi"/>
-          <w:sz w:val="30"/>
-          <w:szCs w:val="30"/>
-        </w:rPr>
-        <w:t>transcend</w:t>
-      </w:r>
-      <w:r>
-        <w:rPr>
-          <w:rFonts w:cstheme="minorHAnsi"/>
-          <w:sz w:val="30"/>
-          <w:szCs w:val="30"/>
-        </w:rPr>
-        <w:t xml:space="preserve"> the</w:t>
-      </w:r>
-      <w:r>
-        <w:rPr>
-          <w:rFonts w:cstheme="minorHAnsi"/>
-          <w:sz w:val="30"/>
-          <w:szCs w:val="30"/>
-        </w:rPr>
-        <w:t>ir</w:t>
-      </w:r>
-      <w:r>
-        <w:rPr>
-          <w:rFonts w:cstheme="minorHAnsi"/>
-          <w:sz w:val="30"/>
-          <w:szCs w:val="30"/>
-        </w:rPr>
-        <w:t xml:space="preserve"> powers. </w:t>
-      </w:r>
-      <w:r>
-        <w:rPr>
-          <w:rFonts w:cstheme="minorHAnsi"/>
-          <w:sz w:val="30"/>
-          <w:szCs w:val="30"/>
-        </w:rPr>
-        <w:t>If they</w:t>
-      </w:r>
-      <w:r>
-        <w:rPr>
-          <w:rFonts w:cstheme="minorHAnsi"/>
-          <w:sz w:val="30"/>
-          <w:szCs w:val="30"/>
-        </w:rPr>
-        <w:t xml:space="preserve"> go back in time in “</w:t>
-      </w:r>
-      <w:r>
-        <w:rPr>
-          <w:rFonts w:cstheme="minorHAnsi"/>
-          <w:sz w:val="30"/>
-          <w:szCs w:val="30"/>
-        </w:rPr>
-        <w:t>the outside world”</w:t>
-      </w:r>
-      <w:r>
-        <w:rPr>
-          <w:rFonts w:cstheme="minorHAnsi"/>
-          <w:sz w:val="30"/>
-          <w:szCs w:val="30"/>
-        </w:rPr>
-        <w:t xml:space="preserve"> and</w:t>
-      </w:r>
-      <w:r>
-        <w:rPr>
-          <w:rFonts w:cstheme="minorHAnsi"/>
-          <w:sz w:val="30"/>
-          <w:szCs w:val="30"/>
-        </w:rPr>
-        <w:t xml:space="preserve"> stop </w:t>
-      </w:r>
-      <w:r>
-        <w:rPr>
-          <w:rFonts w:cstheme="minorHAnsi"/>
-          <w:sz w:val="30"/>
-          <w:szCs w:val="30"/>
-        </w:rPr>
-        <w:t>Eternity from killing the Conductor</w:t>
-      </w:r>
-      <w:r>
-        <w:rPr>
-          <w:rFonts w:cstheme="minorHAnsi"/>
-          <w:sz w:val="30"/>
-          <w:szCs w:val="30"/>
-        </w:rPr>
-        <w:t>, they can save the timeline but ultimately be separated</w:t>
-      </w:r>
-      <w:r>
-        <w:rPr>
-          <w:rFonts w:cstheme="minorHAnsi"/>
-          <w:sz w:val="30"/>
-          <w:szCs w:val="30"/>
-        </w:rPr>
-        <w:t xml:space="preserve"> (“Paradox”). </w:t>
-      </w:r>
-      <w:r>
-        <w:rPr>
-          <w:rFonts w:cstheme="minorHAnsi"/>
-          <w:sz w:val="30"/>
-          <w:szCs w:val="30"/>
-        </w:rPr>
-        <w:t xml:space="preserve">They go and save the </w:t>
-      </w:r>
-      <w:proofErr w:type="spellStart"/>
-      <w:r>
-        <w:rPr>
-          <w:rFonts w:cstheme="minorHAnsi"/>
-          <w:sz w:val="30"/>
-          <w:szCs w:val="30"/>
-        </w:rPr>
-        <w:t>Timeharmonic</w:t>
-      </w:r>
-      <w:proofErr w:type="spellEnd"/>
-      <w:r>
-        <w:rPr>
-          <w:rFonts w:cstheme="minorHAnsi"/>
-          <w:sz w:val="30"/>
-          <w:szCs w:val="30"/>
-        </w:rPr>
-        <w:t xml:space="preserve"> Orchestra</w:t>
-      </w:r>
-      <w:r>
-        <w:rPr>
-          <w:rFonts w:cstheme="minorHAnsi"/>
-          <w:sz w:val="30"/>
-          <w:szCs w:val="30"/>
-        </w:rPr>
-        <w:t>. T</w:t>
-      </w:r>
-      <w:r>
-        <w:rPr>
-          <w:rFonts w:cstheme="minorHAnsi"/>
-          <w:sz w:val="30"/>
-          <w:szCs w:val="30"/>
-        </w:rPr>
-        <w:t>heir last performance</w:t>
-      </w:r>
-      <w:r>
-        <w:rPr>
-          <w:rFonts w:cstheme="minorHAnsi"/>
-          <w:sz w:val="30"/>
-          <w:szCs w:val="30"/>
-        </w:rPr>
-        <w:t xml:space="preserve"> is </w:t>
-      </w:r>
-      <w:r>
-        <w:rPr>
-          <w:rFonts w:cstheme="minorHAnsi"/>
-          <w:sz w:val="30"/>
-          <w:szCs w:val="30"/>
-        </w:rPr>
-        <w:t xml:space="preserve">a dance with </w:t>
-      </w:r>
-      <w:r>
-        <w:rPr>
-          <w:rFonts w:cstheme="minorHAnsi"/>
-          <w:sz w:val="30"/>
-          <w:szCs w:val="30"/>
-        </w:rPr>
-        <w:t>Eternity singing</w:t>
-      </w:r>
-      <w:r>
-        <w:rPr>
-          <w:rFonts w:cstheme="minorHAnsi"/>
-          <w:sz w:val="30"/>
-          <w:szCs w:val="30"/>
-        </w:rPr>
-        <w:t xml:space="preserve"> (“In Loving Destiny”).</w:t>
-      </w:r>
-    </w:p>
-    <w:p>
-      <w:pPr>
-        <w:tabs>
-          <w:tab w:val="left" w:pos="5013"/>
-        </w:tabs>
-        <w:spacing w:line="240" w:lineRule="auto"/>
-        <w:rPr>
-          <w:rFonts w:cstheme="minorHAnsi"/>
-          <w:sz w:val="30"/>
-          <w:szCs w:val="30"/>
-        </w:rPr>
-      </w:pPr>
-      <w:r>
-        <w:rPr>
-          <w:rFonts w:cstheme="minorHAnsi"/>
-          <w:sz w:val="30"/>
-          <w:szCs w:val="30"/>
-        </w:rPr>
-        <w:t xml:space="preserve">Back in the 21st Century, Dakota </w:t>
-      </w:r>
-      <w:r>
-        <w:rPr>
-          <w:rFonts w:cstheme="minorHAnsi"/>
-          <w:sz w:val="30"/>
-          <w:szCs w:val="30"/>
-        </w:rPr>
-        <w:t xml:space="preserve">and their mother </w:t>
-      </w:r>
-      <w:r>
-        <w:rPr>
-          <w:rFonts w:cstheme="minorHAnsi"/>
-          <w:sz w:val="30"/>
-          <w:szCs w:val="30"/>
-        </w:rPr>
-        <w:t>visit</w:t>
-      </w:r>
-      <w:r>
-        <w:rPr>
-          <w:rFonts w:cstheme="minorHAnsi"/>
-          <w:sz w:val="30"/>
-          <w:szCs w:val="30"/>
-        </w:rPr>
-        <w:t xml:space="preserve"> </w:t>
-      </w:r>
-      <w:r>
-        <w:rPr>
-          <w:rFonts w:cstheme="minorHAnsi"/>
-          <w:sz w:val="30"/>
-          <w:szCs w:val="30"/>
-        </w:rPr>
-        <w:t>a</w:t>
-      </w:r>
-      <w:r>
-        <w:rPr>
-          <w:rFonts w:cstheme="minorHAnsi"/>
-          <w:sz w:val="30"/>
-          <w:szCs w:val="30"/>
-        </w:rPr>
-        <w:t xml:space="preserve"> museum near</w:t>
-      </w:r>
-      <w:r>
-        <w:rPr>
-          <w:rFonts w:cstheme="minorHAnsi"/>
-          <w:sz w:val="30"/>
-          <w:szCs w:val="30"/>
-        </w:rPr>
-        <w:t xml:space="preserve"> </w:t>
-      </w:r>
-      <w:r>
-        <w:rPr>
-          <w:rFonts w:cstheme="minorHAnsi"/>
-          <w:sz w:val="30"/>
-          <w:szCs w:val="30"/>
-        </w:rPr>
-        <w:t>Galile</w:t>
-      </w:r>
-      <w:r>
-        <w:rPr>
-          <w:rFonts w:cstheme="minorHAnsi"/>
-          <w:sz w:val="30"/>
-          <w:szCs w:val="30"/>
-        </w:rPr>
-        <w:t>e</w:t>
-      </w:r>
-      <w:r>
-        <w:rPr>
-          <w:rFonts w:cstheme="minorHAnsi"/>
-          <w:sz w:val="30"/>
-          <w:szCs w:val="30"/>
-        </w:rPr>
-        <w:t xml:space="preserve">. They stare at </w:t>
-      </w:r>
-      <w:r>
-        <w:rPr>
-          <w:rFonts w:cstheme="minorHAnsi"/>
-          <w:sz w:val="30"/>
-          <w:szCs w:val="30"/>
-        </w:rPr>
-        <w:t>a</w:t>
-      </w:r>
-      <w:r>
-        <w:rPr>
-          <w:rFonts w:cstheme="minorHAnsi"/>
-          <w:sz w:val="30"/>
-          <w:szCs w:val="30"/>
-        </w:rPr>
-        <w:t xml:space="preserve"> guitar</w:t>
-      </w:r>
-      <w:r>
-        <w:rPr>
-          <w:rFonts w:cstheme="minorHAnsi"/>
-          <w:sz w:val="30"/>
-          <w:szCs w:val="30"/>
-        </w:rPr>
-        <w:t xml:space="preserve"> with a </w:t>
-      </w:r>
-      <w:r>
-        <w:rPr>
-          <w:rFonts w:cstheme="minorHAnsi"/>
-          <w:sz w:val="30"/>
-          <w:szCs w:val="30"/>
-        </w:rPr>
-        <w:t xml:space="preserve">¡Tab &amp; </w:t>
-      </w:r>
-      <w:proofErr w:type="spellStart"/>
-      <w:r>
-        <w:rPr>
-          <w:rFonts w:cstheme="minorHAnsi"/>
-          <w:sz w:val="30"/>
-          <w:szCs w:val="30"/>
-        </w:rPr>
-        <w:t>Coda!</w:t>
-      </w:r>
-      <w:r>
-        <w:rPr>
-          <w:rFonts w:cstheme="minorHAnsi"/>
-          <w:sz w:val="30"/>
-          <w:szCs w:val="30"/>
-        </w:rPr>
-        <w:t>’s</w:t>
-      </w:r>
-      <w:proofErr w:type="spellEnd"/>
-      <w:r>
-        <w:rPr>
-          <w:rFonts w:cstheme="minorHAnsi"/>
-          <w:sz w:val="30"/>
-          <w:szCs w:val="30"/>
-        </w:rPr>
-        <w:t xml:space="preserve"> melodic line</w:t>
-      </w:r>
-      <w:r>
-        <w:rPr>
-          <w:rFonts w:cstheme="minorHAnsi"/>
-          <w:sz w:val="30"/>
-          <w:szCs w:val="30"/>
-        </w:rPr>
-        <w:t xml:space="preserve"> intently. </w:t>
-      </w:r>
-      <w:r>
-        <w:rPr>
-          <w:rFonts w:cstheme="minorHAnsi"/>
-          <w:sz w:val="30"/>
-          <w:szCs w:val="30"/>
-        </w:rPr>
-        <w:t xml:space="preserve">The museum </w:t>
-      </w:r>
-      <w:r>
-        <w:rPr>
-          <w:rFonts w:cstheme="minorHAnsi"/>
-          <w:sz w:val="30"/>
-          <w:szCs w:val="30"/>
-        </w:rPr>
-        <w:t>closes, not without the alarm blaring</w:t>
-      </w:r>
-      <w:r>
-        <w:rPr>
-          <w:rFonts w:cstheme="minorHAnsi"/>
-          <w:sz w:val="30"/>
-          <w:szCs w:val="30"/>
-        </w:rPr>
-        <w:t xml:space="preserve"> (“From the End”).</w:t>
-      </w:r>
-    </w:p>
-    <w:p>
-      <w:pPr>
-        <w:tabs>
-          <w:tab w:val="left" w:pos="5013"/>
-        </w:tabs>
-        <w:spacing w:line="240" w:lineRule="auto"/>
-        <w:rPr>
-          <w:rFonts w:cstheme="minorHAnsi"/>
-          <w:sz w:val="32"/>
-          <w:szCs w:val="32"/>
-        </w:rPr>
-      </w:pPr>
-      <w:r>
-        <w:rPr>
-          <w:rFonts w:cstheme="minorHAnsi"/>
-          <w:sz w:val="30"/>
-          <w:szCs w:val="30"/>
-        </w:rPr>
-        <w:t>Tabitha and Dakota reunite</w:t>
-      </w:r>
-      <w:r>
-        <w:rPr>
-          <w:rFonts w:cstheme="minorHAnsi"/>
-          <w:sz w:val="30"/>
-          <w:szCs w:val="30"/>
-        </w:rPr>
-        <w:t>, this time in the Baroque period. Tabitha jokes: “If it’s not Baroque, don’t fix it.”</w:t>
-      </w:r>
-      <w:r>
-        <w:rPr>
-          <w:rFonts w:cstheme="minorHAnsi"/>
-          <w:sz w:val="30"/>
-          <w:szCs w:val="30"/>
-        </w:rPr>
-        <w:t xml:space="preserve"> Dakota emphasizes how much better it would be if </w:t>
-      </w:r>
-      <w:r>
-        <w:rPr>
-          <w:rFonts w:cstheme="minorHAnsi"/>
-          <w:sz w:val="30"/>
-          <w:szCs w:val="30"/>
-        </w:rPr>
-        <w:t>the</w:t>
-      </w:r>
-      <w:r>
-        <w:rPr>
-          <w:rFonts w:cstheme="minorHAnsi"/>
-          <w:sz w:val="30"/>
-          <w:szCs w:val="30"/>
-        </w:rPr>
-        <w:t xml:space="preserve"> next vacation </w:t>
-      </w:r>
-      <w:r>
-        <w:rPr>
-          <w:rFonts w:cstheme="minorHAnsi"/>
-          <w:sz w:val="30"/>
-          <w:szCs w:val="30"/>
-        </w:rPr>
-        <w:t>is</w:t>
-      </w:r>
-      <w:r>
-        <w:rPr>
-          <w:rFonts w:cstheme="minorHAnsi"/>
-          <w:sz w:val="30"/>
-          <w:szCs w:val="30"/>
-        </w:rPr>
-        <w:t xml:space="preserve"> </w:t>
-      </w:r>
-      <w:r>
-        <w:rPr>
-          <w:rFonts w:cstheme="minorHAnsi"/>
-          <w:sz w:val="30"/>
-          <w:szCs w:val="30"/>
-        </w:rPr>
-        <w:t xml:space="preserve">in the Renaissance. </w:t>
-      </w:r>
-      <w:r>
-        <w:rPr>
-          <w:rFonts w:cstheme="minorHAnsi"/>
-          <w:sz w:val="30"/>
-          <w:szCs w:val="30"/>
-        </w:rPr>
-        <w:t>T</w:t>
-      </w:r>
-      <w:r>
-        <w:rPr>
-          <w:rFonts w:cstheme="minorHAnsi"/>
-          <w:sz w:val="30"/>
-          <w:szCs w:val="30"/>
-        </w:rPr>
-        <w:t xml:space="preserve">he </w:t>
-      </w:r>
-      <w:proofErr w:type="spellStart"/>
-      <w:r>
-        <w:rPr>
-          <w:rFonts w:cstheme="minorHAnsi"/>
-          <w:sz w:val="30"/>
-          <w:szCs w:val="30"/>
-        </w:rPr>
-        <w:t>Timeharmonic</w:t>
-      </w:r>
-      <w:proofErr w:type="spellEnd"/>
-      <w:r>
-        <w:rPr>
-          <w:rFonts w:cstheme="minorHAnsi"/>
-          <w:sz w:val="30"/>
-          <w:szCs w:val="30"/>
-        </w:rPr>
-        <w:t xml:space="preserve"> Orchestra are once again in chaos (“In Loving Destiny </w:t>
-      </w:r>
-      <w:r>
-        <w:rPr>
-          <w:rFonts w:cstheme="minorHAnsi"/>
-          <w:sz w:val="30"/>
-          <w:szCs w:val="30"/>
-        </w:rPr>
-        <w:t xml:space="preserve">– </w:t>
-      </w:r>
-      <w:r>
-        <w:rPr>
-          <w:rFonts w:cstheme="minorHAnsi"/>
-          <w:sz w:val="30"/>
-          <w:szCs w:val="30"/>
-        </w:rPr>
-        <w:t>Reprise”).</w:t>
-      </w:r>
-      <w:r>
-        <w:rPr>
-          <w:rFonts w:cstheme="minorHAnsi"/>
-          <w:sz w:val="32"/>
-          <w:szCs w:val="32"/>
-        </w:rPr>
-        <w:br w:type="page"/>
-      </w:r>
-    </w:p>
-    <w:p>
-      <w:pPr>
-        <w:spacing w:line="240" w:lineRule="auto"/>
-        <w:jc w:val="center"/>
-        <w:rPr>
-          <w:rFonts w:cstheme="minorHAnsi"/>
-          <w:b/>
-          <w:bCs/>
-          <w:sz w:val="32"/>
-          <w:szCs w:val="32"/>
-          <w:u w:val="single"/>
-        </w:rPr>
-      </w:pPr>
-      <w:r>
-        <w:rPr>
-          <w:rFonts w:cstheme="minorHAnsi"/>
-          <w:b/>
-          <w:bCs/>
-          <w:sz w:val="32"/>
-          <w:szCs w:val="32"/>
-          <w:u w:val="single"/>
-        </w:rPr>
-        <w:lastRenderedPageBreak/>
-        <w:t>PLOT SUMMARY (SCENE-BY-SCENE)</w:t>
-      </w:r>
-    </w:p>
-    <w:p>
-      <w:pPr>
-        <w:spacing w:line="240" w:lineRule="auto"/>
-        <w:rPr>
-          <w:rFonts w:cstheme="minorHAnsi"/>
-          <w:sz w:val="30"/>
-          <w:szCs w:val="30"/>
-        </w:rPr>
-      </w:pPr>
-      <w:r>
-        <w:rPr>
-          <w:rFonts w:cstheme="minorHAnsi"/>
-          <w:sz w:val="30"/>
-          <w:szCs w:val="30"/>
-        </w:rPr>
-        <w:t>Act I</w:t>
-      </w:r>
-    </w:p>
-    <w:p>
-      <w:pPr>
-        <w:spacing w:line="240" w:lineRule="auto"/>
-        <w:rPr>
-          <w:rFonts w:cstheme="minorHAnsi"/>
-          <w:sz w:val="30"/>
-          <w:szCs w:val="30"/>
-        </w:rPr>
-      </w:pPr>
-      <w:r>
-        <w:rPr>
-          <w:rFonts w:cstheme="minorHAnsi"/>
-          <w:sz w:val="30"/>
-          <w:szCs w:val="30"/>
-        </w:rPr>
-        <w:t>Scene 1</w:t>
-      </w:r>
-      <w:r>
-        <w:rPr>
-          <w:rFonts w:cstheme="minorHAnsi"/>
-          <w:sz w:val="30"/>
-          <w:szCs w:val="30"/>
-        </w:rPr>
-        <w:t>:</w:t>
-      </w:r>
-      <w:r>
-        <w:rPr>
-          <w:rFonts w:cstheme="minorHAnsi"/>
-          <w:sz w:val="30"/>
-          <w:szCs w:val="30"/>
-        </w:rPr>
-        <w:t xml:space="preserve"> The cosmic timeline remains balanced through the constant performances of the </w:t>
-      </w:r>
-      <w:proofErr w:type="spellStart"/>
-      <w:r>
-        <w:rPr>
-          <w:rFonts w:cstheme="minorHAnsi"/>
-          <w:sz w:val="30"/>
-          <w:szCs w:val="30"/>
-        </w:rPr>
-        <w:t>Timeharmonic</w:t>
-      </w:r>
-      <w:proofErr w:type="spellEnd"/>
-      <w:r>
-        <w:rPr>
-          <w:rFonts w:cstheme="minorHAnsi"/>
-          <w:sz w:val="30"/>
-          <w:szCs w:val="30"/>
-        </w:rPr>
-        <w:t xml:space="preserve"> Orchestra, overseen by Eternity Linger and the three shapeshifting bird-like </w:t>
-      </w:r>
-      <w:proofErr w:type="spellStart"/>
-      <w:r>
-        <w:rPr>
-          <w:rFonts w:cstheme="minorHAnsi"/>
-          <w:sz w:val="30"/>
-          <w:szCs w:val="30"/>
-        </w:rPr>
-        <w:t>Timepipers</w:t>
-      </w:r>
-      <w:proofErr w:type="spellEnd"/>
-      <w:r>
-        <w:rPr>
-          <w:rFonts w:cstheme="minorHAnsi"/>
-          <w:sz w:val="30"/>
-          <w:szCs w:val="30"/>
-        </w:rPr>
-        <w:t>: Frailty (Past), Reality (Present), and Destiny (Future).</w:t>
-      </w:r>
-    </w:p>
-    <w:p>
-      <w:pPr>
-        <w:spacing w:line="240" w:lineRule="auto"/>
-        <w:rPr>
-          <w:rFonts w:cstheme="minorHAnsi"/>
-          <w:sz w:val="30"/>
-          <w:szCs w:val="30"/>
-        </w:rPr>
-      </w:pPr>
-      <w:r>
-        <w:rPr>
-          <w:rFonts w:cstheme="minorHAnsi"/>
-          <w:sz w:val="30"/>
-          <w:szCs w:val="30"/>
-        </w:rPr>
-        <w:t>Scene 2: In 1st Century Galilee, a lyre maker named Tabitha longs for a</w:t>
-      </w:r>
-      <w:r>
-        <w:rPr>
-          <w:rFonts w:cstheme="minorHAnsi"/>
-          <w:sz w:val="30"/>
-          <w:szCs w:val="30"/>
-        </w:rPr>
-        <w:t>n</w:t>
-      </w:r>
-      <w:r>
-        <w:rPr>
-          <w:rFonts w:cstheme="minorHAnsi"/>
-          <w:sz w:val="30"/>
-          <w:szCs w:val="30"/>
-        </w:rPr>
-        <w:t xml:space="preserve"> individualistic sound. Meanwhile, in 21st Century Michigan, a guitar maker named Dakota isolates themselves by clinging purely to ancient musi</w:t>
-      </w:r>
-      <w:r>
-        <w:rPr>
-          <w:rFonts w:cstheme="minorHAnsi"/>
-          <w:sz w:val="30"/>
-          <w:szCs w:val="30"/>
-        </w:rPr>
-        <w:t>c</w:t>
-      </w:r>
-      <w:r>
-        <w:rPr>
-          <w:rFonts w:cstheme="minorHAnsi"/>
-          <w:sz w:val="30"/>
-          <w:szCs w:val="30"/>
-        </w:rPr>
-        <w:t>. Both of their families view them as failures.</w:t>
-      </w:r>
-    </w:p>
-    <w:p>
-      <w:pPr>
-        <w:spacing w:line="240" w:lineRule="auto"/>
-        <w:rPr>
-          <w:rFonts w:cstheme="minorHAnsi"/>
-          <w:sz w:val="30"/>
-          <w:szCs w:val="30"/>
-        </w:rPr>
-      </w:pPr>
-      <w:r>
-        <w:rPr>
-          <w:rFonts w:cstheme="minorHAnsi"/>
-          <w:sz w:val="30"/>
-          <w:szCs w:val="30"/>
-        </w:rPr>
-        <w:t xml:space="preserve">Scene 3: Annoyed by Reality's strict rules, Frailty and Destiny play Cupid. Destiny gives Tabitha American basswood for an oud, and Frailty gives Dakota ancient Judean date palm seeds for their guitar. When strummed, the wood and seeds warp spacetime, trapping </w:t>
-      </w:r>
-      <w:r>
-        <w:rPr>
-          <w:rFonts w:cstheme="minorHAnsi"/>
-          <w:sz w:val="30"/>
-          <w:szCs w:val="30"/>
-        </w:rPr>
-        <w:t>them</w:t>
-      </w:r>
-      <w:r>
-        <w:rPr>
-          <w:rFonts w:cstheme="minorHAnsi"/>
-          <w:sz w:val="30"/>
-          <w:szCs w:val="30"/>
-        </w:rPr>
-        <w:t xml:space="preserve"> in the 1</w:t>
-      </w:r>
-      <w:r>
-        <w:rPr>
-          <w:rFonts w:cstheme="minorHAnsi"/>
-          <w:sz w:val="30"/>
-          <w:szCs w:val="30"/>
-        </w:rPr>
-        <w:t>9</w:t>
-      </w:r>
-      <w:r>
-        <w:rPr>
-          <w:rFonts w:cstheme="minorHAnsi"/>
-          <w:sz w:val="30"/>
-          <w:szCs w:val="30"/>
-        </w:rPr>
-        <w:t>th Century.</w:t>
-      </w:r>
-    </w:p>
-    <w:p>
-      <w:pPr>
-        <w:spacing w:line="240" w:lineRule="auto"/>
-        <w:rPr>
-          <w:rFonts w:cstheme="minorHAnsi"/>
-          <w:sz w:val="30"/>
-          <w:szCs w:val="30"/>
-        </w:rPr>
-      </w:pPr>
-      <w:r>
-        <w:rPr>
-          <w:rFonts w:cstheme="minorHAnsi"/>
-          <w:sz w:val="30"/>
-          <w:szCs w:val="30"/>
-        </w:rPr>
-        <w:t xml:space="preserve">Scene 4: Tabitha and Dakota initially clash bitterly over their chronological differences. Meanwhile, outside of time, Reality discovers the rift and warns the other </w:t>
-      </w:r>
-      <w:proofErr w:type="spellStart"/>
-      <w:r>
-        <w:rPr>
-          <w:rFonts w:cstheme="minorHAnsi"/>
-          <w:sz w:val="30"/>
-          <w:szCs w:val="30"/>
-        </w:rPr>
-        <w:t>Timepipers</w:t>
-      </w:r>
-      <w:proofErr w:type="spellEnd"/>
-      <w:r>
-        <w:rPr>
-          <w:rFonts w:cstheme="minorHAnsi"/>
-          <w:sz w:val="30"/>
-          <w:szCs w:val="30"/>
-        </w:rPr>
-        <w:t xml:space="preserve"> that if they don't get the humans home, Eternity will </w:t>
-      </w:r>
-      <w:r>
-        <w:rPr>
-          <w:rFonts w:cstheme="minorHAnsi"/>
-          <w:sz w:val="30"/>
-          <w:szCs w:val="30"/>
-        </w:rPr>
-        <w:t>fire</w:t>
-      </w:r>
-      <w:r>
-        <w:rPr>
-          <w:rFonts w:cstheme="minorHAnsi"/>
-          <w:sz w:val="30"/>
-          <w:szCs w:val="30"/>
-        </w:rPr>
-        <w:t xml:space="preserve"> the Conductor and wipe the timeline completely.</w:t>
-      </w:r>
-    </w:p>
-    <w:p>
-      <w:pPr>
-        <w:spacing w:line="240" w:lineRule="auto"/>
-        <w:rPr>
-          <w:rFonts w:cstheme="minorHAnsi"/>
-          <w:sz w:val="30"/>
-          <w:szCs w:val="30"/>
-        </w:rPr>
-      </w:pPr>
-      <w:r>
-        <w:rPr>
-          <w:rFonts w:cstheme="minorHAnsi"/>
-          <w:sz w:val="30"/>
-          <w:szCs w:val="30"/>
-        </w:rPr>
-        <w:t xml:space="preserve">Scene 5: Trying to play together to trigger a way home, Tabitha and Dakota keep accidentally jumping through different years, driving the pursuing </w:t>
-      </w:r>
-      <w:proofErr w:type="spellStart"/>
-      <w:r>
-        <w:rPr>
-          <w:rFonts w:cstheme="minorHAnsi"/>
-          <w:sz w:val="30"/>
-          <w:szCs w:val="30"/>
-        </w:rPr>
-        <w:t>Timepipers</w:t>
-      </w:r>
-      <w:proofErr w:type="spellEnd"/>
-      <w:r>
-        <w:rPr>
-          <w:rFonts w:cstheme="minorHAnsi"/>
-          <w:sz w:val="30"/>
-          <w:szCs w:val="30"/>
-        </w:rPr>
-        <w:t xml:space="preserve"> crazy. Their anomalies accidentally ignite the Romantic era movement</w:t>
-      </w:r>
-      <w:r>
-        <w:rPr>
-          <w:rFonts w:cstheme="minorHAnsi"/>
-          <w:sz w:val="30"/>
-          <w:szCs w:val="30"/>
-        </w:rPr>
-        <w:t xml:space="preserve"> and </w:t>
-      </w:r>
-      <w:r>
-        <w:rPr>
-          <w:rFonts w:cstheme="minorHAnsi"/>
-          <w:sz w:val="30"/>
-          <w:szCs w:val="30"/>
-        </w:rPr>
-        <w:t>invent</w:t>
-      </w:r>
-      <w:r>
-        <w:rPr>
-          <w:rFonts w:cstheme="minorHAnsi"/>
-          <w:sz w:val="30"/>
-          <w:szCs w:val="30"/>
-        </w:rPr>
-        <w:t xml:space="preserve"> the classical guitar</w:t>
-      </w:r>
-      <w:r>
-        <w:rPr>
-          <w:rFonts w:cstheme="minorHAnsi"/>
-          <w:sz w:val="30"/>
-          <w:szCs w:val="30"/>
-        </w:rPr>
-        <w:t xml:space="preserve">. Forming a duo </w:t>
-      </w:r>
-      <w:r>
-        <w:rPr>
-          <w:rFonts w:cstheme="minorHAnsi"/>
-          <w:sz w:val="30"/>
-          <w:szCs w:val="30"/>
-        </w:rPr>
-        <w:t>¡Tab &amp; Coda!</w:t>
-      </w:r>
-      <w:r>
-        <w:rPr>
-          <w:rFonts w:cstheme="minorHAnsi"/>
-          <w:sz w:val="30"/>
-          <w:szCs w:val="30"/>
-        </w:rPr>
-        <w:t>,</w:t>
-      </w:r>
-      <w:r>
-        <w:rPr>
-          <w:rFonts w:cstheme="minorHAnsi"/>
-          <w:sz w:val="30"/>
-          <w:szCs w:val="30"/>
-        </w:rPr>
-        <w:t xml:space="preserve"> </w:t>
-      </w:r>
-      <w:r>
-        <w:rPr>
-          <w:rFonts w:cstheme="minorHAnsi"/>
-          <w:sz w:val="30"/>
-          <w:szCs w:val="30"/>
-        </w:rPr>
-        <w:t xml:space="preserve">they integrate </w:t>
-      </w:r>
-      <w:r>
-        <w:rPr>
-          <w:rFonts w:cstheme="minorHAnsi"/>
-          <w:sz w:val="30"/>
-          <w:szCs w:val="30"/>
-        </w:rPr>
-        <w:t>modern</w:t>
-      </w:r>
-      <w:r>
-        <w:rPr>
-          <w:rFonts w:cstheme="minorHAnsi"/>
-          <w:sz w:val="30"/>
-          <w:szCs w:val="30"/>
-        </w:rPr>
-        <w:t xml:space="preserve"> music</w:t>
-      </w:r>
-      <w:r>
-        <w:rPr>
-          <w:rFonts w:cstheme="minorHAnsi"/>
-          <w:sz w:val="30"/>
-          <w:szCs w:val="30"/>
-        </w:rPr>
-        <w:t xml:space="preserve"> with ancient </w:t>
-      </w:r>
-      <w:r>
-        <w:rPr>
-          <w:rFonts w:cstheme="minorHAnsi"/>
-          <w:sz w:val="30"/>
-          <w:szCs w:val="30"/>
-        </w:rPr>
-        <w:t>hymns</w:t>
-      </w:r>
-      <w:r>
-        <w:rPr>
-          <w:rFonts w:cstheme="minorHAnsi"/>
-          <w:sz w:val="30"/>
-          <w:szCs w:val="30"/>
-        </w:rPr>
-        <w:t>, slowly falling in love.</w:t>
-      </w:r>
-    </w:p>
-    <w:p>
-      <w:pPr>
-        <w:spacing w:line="240" w:lineRule="auto"/>
-        <w:rPr>
-          <w:rFonts w:cstheme="minorHAnsi"/>
-          <w:sz w:val="30"/>
-          <w:szCs w:val="30"/>
-        </w:rPr>
-      </w:pPr>
-      <w:r>
-        <w:rPr>
-          <w:rFonts w:cstheme="minorHAnsi"/>
-          <w:sz w:val="30"/>
-          <w:szCs w:val="30"/>
-        </w:rPr>
-        <w:t xml:space="preserve">Scene 6: The </w:t>
-      </w:r>
-      <w:proofErr w:type="spellStart"/>
-      <w:r>
-        <w:rPr>
-          <w:rFonts w:cstheme="minorHAnsi"/>
-          <w:sz w:val="30"/>
-          <w:szCs w:val="30"/>
-        </w:rPr>
-        <w:t>Timepipers</w:t>
-      </w:r>
-      <w:proofErr w:type="spellEnd"/>
-      <w:r>
-        <w:rPr>
-          <w:rFonts w:cstheme="minorHAnsi"/>
-          <w:sz w:val="30"/>
-          <w:szCs w:val="30"/>
-        </w:rPr>
-        <w:t xml:space="preserve"> track down Tabitha, </w:t>
-      </w:r>
-      <w:r>
-        <w:rPr>
-          <w:rFonts w:cstheme="minorHAnsi"/>
-          <w:sz w:val="30"/>
-          <w:szCs w:val="30"/>
-        </w:rPr>
-        <w:t>clouding</w:t>
-      </w:r>
-      <w:r>
-        <w:rPr>
-          <w:rFonts w:cstheme="minorHAnsi"/>
-          <w:sz w:val="30"/>
-          <w:szCs w:val="30"/>
-        </w:rPr>
-        <w:t xml:space="preserve"> her mind with existential doubts about her mortality. Though Tabitha wants a future with Dakota, Dakota's inner identity crisis stalls their relationship. Suddenly, Eternity violently intervenes, tearing the timeline apart and forcefully banishing Tabitha and Dakota</w:t>
-      </w:r>
-      <w:r>
-        <w:rPr>
-          <w:rFonts w:cstheme="minorHAnsi"/>
-          <w:sz w:val="30"/>
-          <w:szCs w:val="30"/>
-        </w:rPr>
-        <w:t xml:space="preserve"> away from the era</w:t>
-      </w:r>
-      <w:r>
-        <w:rPr>
-          <w:rFonts w:cstheme="minorHAnsi"/>
-          <w:sz w:val="30"/>
-          <w:szCs w:val="30"/>
-        </w:rPr>
-        <w:t>.</w:t>
-      </w:r>
-    </w:p>
-    <w:p>
-      <w:pPr>
-        <w:spacing w:line="240" w:lineRule="auto"/>
-        <w:rPr>
-          <w:rFonts w:cstheme="minorHAnsi"/>
-          <w:sz w:val="30"/>
-          <w:szCs w:val="30"/>
-        </w:rPr>
-      </w:pPr>
-    </w:p>
-    <w:p>
-      <w:pPr>
-        <w:spacing w:line="240" w:lineRule="auto"/>
-        <w:rPr>
-          <w:rFonts w:cstheme="minorHAnsi"/>
-          <w:sz w:val="30"/>
-          <w:szCs w:val="30"/>
-        </w:rPr>
-      </w:pPr>
-    </w:p>
-    <w:p>
-      <w:pPr>
-        <w:spacing w:line="240" w:lineRule="auto"/>
-        <w:rPr>
-          <w:rFonts w:cstheme="minorHAnsi"/>
-          <w:sz w:val="30"/>
-          <w:szCs w:val="30"/>
-        </w:rPr>
-      </w:pPr>
-      <w:r>
-        <w:rPr>
-          <w:rFonts w:cstheme="minorHAnsi"/>
-          <w:sz w:val="30"/>
-          <w:szCs w:val="30"/>
-        </w:rPr>
-        <w:lastRenderedPageBreak/>
-        <w:t>Act II</w:t>
-      </w:r>
-    </w:p>
-    <w:p>
-      <w:pPr>
-        <w:spacing w:line="240" w:lineRule="auto"/>
-        <w:rPr>
-          <w:rFonts w:cstheme="minorHAnsi"/>
-          <w:sz w:val="30"/>
-          <w:szCs w:val="30"/>
-        </w:rPr>
-      </w:pPr>
-      <w:r>
-        <w:rPr>
-          <w:rFonts w:cstheme="minorHAnsi"/>
-          <w:sz w:val="30"/>
-          <w:szCs w:val="30"/>
-        </w:rPr>
-        <w:t xml:space="preserve">Scene 1: The separation has a twist: Tabitha is accidentally thrown into the 21st Century, where she thrives </w:t>
-      </w:r>
-      <w:r>
-        <w:rPr>
-          <w:rFonts w:cstheme="minorHAnsi"/>
-          <w:sz w:val="30"/>
-          <w:szCs w:val="30"/>
-        </w:rPr>
-        <w:t xml:space="preserve">in </w:t>
-      </w:r>
-      <w:r>
-        <w:rPr>
-          <w:rFonts w:cstheme="minorHAnsi"/>
-          <w:sz w:val="30"/>
-          <w:szCs w:val="30"/>
-        </w:rPr>
-        <w:t>alternative hip</w:t>
-      </w:r>
-      <w:r>
-        <w:rPr>
-          <w:rFonts w:cstheme="minorHAnsi"/>
-          <w:sz w:val="30"/>
-          <w:szCs w:val="30"/>
-        </w:rPr>
-        <w:t xml:space="preserve"> </w:t>
-      </w:r>
-      <w:r>
-        <w:rPr>
-          <w:rFonts w:cstheme="minorHAnsi"/>
-          <w:sz w:val="30"/>
-          <w:szCs w:val="30"/>
-        </w:rPr>
-        <w:t xml:space="preserve">hop. </w:t>
-      </w:r>
-      <w:r>
-        <w:rPr>
-          <w:rFonts w:cstheme="minorHAnsi"/>
-          <w:sz w:val="30"/>
-          <w:szCs w:val="30"/>
-        </w:rPr>
-        <w:t>Meanwhile</w:t>
-      </w:r>
-      <w:r>
-        <w:rPr>
-          <w:rFonts w:cstheme="minorHAnsi"/>
-          <w:sz w:val="30"/>
-          <w:szCs w:val="30"/>
-        </w:rPr>
-        <w:t xml:space="preserve">, Dakota is stranded in 1st Century Galilee. </w:t>
-      </w:r>
-      <w:r>
-        <w:rPr>
-          <w:rFonts w:cstheme="minorHAnsi"/>
-          <w:sz w:val="30"/>
-          <w:szCs w:val="30"/>
-        </w:rPr>
-        <w:t>W</w:t>
-      </w:r>
-      <w:r>
-        <w:rPr>
-          <w:rFonts w:cstheme="minorHAnsi"/>
-          <w:sz w:val="30"/>
-          <w:szCs w:val="30"/>
-        </w:rPr>
-        <w:t xml:space="preserve">ith Tabitha's father, Dakota finds a stash of remaining basswood and carves a brand-new </w:t>
-      </w:r>
-      <w:r>
-        <w:rPr>
-          <w:rFonts w:cstheme="minorHAnsi"/>
-          <w:sz w:val="30"/>
-          <w:szCs w:val="30"/>
-        </w:rPr>
-        <w:t>oud</w:t>
-      </w:r>
-      <w:r>
-        <w:rPr>
-          <w:rFonts w:cstheme="minorHAnsi"/>
-          <w:sz w:val="30"/>
-          <w:szCs w:val="30"/>
-        </w:rPr>
-        <w:t>.</w:t>
-      </w:r>
-    </w:p>
-    <w:p>
-      <w:pPr>
-        <w:spacing w:line="240" w:lineRule="auto"/>
-        <w:rPr>
-          <w:rFonts w:cstheme="minorHAnsi"/>
-          <w:sz w:val="30"/>
-          <w:szCs w:val="30"/>
-        </w:rPr>
-      </w:pPr>
-      <w:r>
-        <w:rPr>
-          <w:rFonts w:cstheme="minorHAnsi"/>
-          <w:sz w:val="30"/>
-          <w:szCs w:val="30"/>
-        </w:rPr>
-        <w:t xml:space="preserve">Scene 2: </w:t>
-      </w:r>
-      <w:r>
-        <w:rPr>
-          <w:rFonts w:cstheme="minorHAnsi"/>
-          <w:sz w:val="30"/>
-          <w:szCs w:val="30"/>
-        </w:rPr>
-        <w:t xml:space="preserve">In the 21st century, Tabitha stumbles into a music history museum. She finds Dakota's mother, a curator, crying next to an ancient oud featuring ¡Tab &amp; </w:t>
-      </w:r>
-      <w:proofErr w:type="spellStart"/>
-      <w:r>
-        <w:rPr>
-          <w:rFonts w:cstheme="minorHAnsi"/>
-          <w:sz w:val="30"/>
-          <w:szCs w:val="30"/>
-        </w:rPr>
-        <w:t>Coda!’s</w:t>
-      </w:r>
-      <w:proofErr w:type="spellEnd"/>
-      <w:r>
-        <w:rPr>
-          <w:rFonts w:cstheme="minorHAnsi"/>
-          <w:sz w:val="30"/>
-          <w:szCs w:val="30"/>
-        </w:rPr>
-        <w:t xml:space="preserve"> signature melodic line. With the mother's help, Tabitha steals the oud and tears a rift into a time limbo to reunite with Dakota.</w:t>
-      </w:r>
-    </w:p>
-    <w:p>
-      <w:pPr>
-        <w:spacing w:line="240" w:lineRule="auto"/>
-        <w:rPr>
-          <w:rFonts w:cstheme="minorHAnsi"/>
-          <w:sz w:val="30"/>
-          <w:szCs w:val="30"/>
-        </w:rPr>
-      </w:pPr>
-      <w:r>
-        <w:rPr>
-          <w:rFonts w:cstheme="minorHAnsi"/>
-          <w:sz w:val="30"/>
-          <w:szCs w:val="30"/>
-        </w:rPr>
-        <w:t>Scene 3: Outside of time, Eternity completely loses patience with the warped reality. They fire the Conductor</w:t>
-      </w:r>
-      <w:r>
-        <w:rPr>
-          <w:rFonts w:cstheme="minorHAnsi"/>
-          <w:sz w:val="30"/>
-          <w:szCs w:val="30"/>
-        </w:rPr>
-        <w:t>. D</w:t>
-      </w:r>
-      <w:r>
-        <w:rPr>
-          <w:rFonts w:cstheme="minorHAnsi"/>
-          <w:sz w:val="30"/>
-          <w:szCs w:val="30"/>
-        </w:rPr>
-        <w:t>iscovering the Conductor was secretly helping the lovers</w:t>
-      </w:r>
-      <w:r>
-        <w:rPr>
-          <w:rFonts w:cstheme="minorHAnsi"/>
-          <w:sz w:val="30"/>
-          <w:szCs w:val="30"/>
-        </w:rPr>
-        <w:t xml:space="preserve">, they </w:t>
-      </w:r>
-      <w:r>
-        <w:rPr>
-          <w:rFonts w:cstheme="minorHAnsi"/>
-          <w:sz w:val="30"/>
-          <w:szCs w:val="30"/>
-        </w:rPr>
-        <w:t xml:space="preserve">brutally stab the Conductor with their own baton. Eternity turns tyrannical, ordering the </w:t>
-      </w:r>
-      <w:proofErr w:type="spellStart"/>
-      <w:r>
-        <w:rPr>
-          <w:rFonts w:cstheme="minorHAnsi"/>
-          <w:sz w:val="30"/>
-          <w:szCs w:val="30"/>
-        </w:rPr>
-        <w:t>Timepipers</w:t>
-      </w:r>
-      <w:proofErr w:type="spellEnd"/>
-      <w:r>
-        <w:rPr>
-          <w:rFonts w:cstheme="minorHAnsi"/>
-          <w:sz w:val="30"/>
-          <w:szCs w:val="30"/>
-        </w:rPr>
-        <w:t xml:space="preserve"> to massacre the remaining members of the </w:t>
-      </w:r>
-      <w:proofErr w:type="spellStart"/>
-      <w:r>
-        <w:rPr>
-          <w:rFonts w:cstheme="minorHAnsi"/>
-          <w:sz w:val="30"/>
-          <w:szCs w:val="30"/>
-        </w:rPr>
-        <w:t>Timeharmonic</w:t>
-      </w:r>
-      <w:proofErr w:type="spellEnd"/>
-      <w:r>
-        <w:rPr>
-          <w:rFonts w:cstheme="minorHAnsi"/>
-          <w:sz w:val="30"/>
-          <w:szCs w:val="30"/>
-        </w:rPr>
-        <w:t xml:space="preserve"> Orchestra.</w:t>
-      </w:r>
-    </w:p>
-    <w:p>
-      <w:pPr>
-        <w:spacing w:line="240" w:lineRule="auto"/>
-        <w:rPr>
-          <w:rFonts w:cstheme="minorHAnsi"/>
-          <w:sz w:val="30"/>
-          <w:szCs w:val="30"/>
-        </w:rPr>
-      </w:pPr>
-      <w:r>
-        <w:rPr>
-          <w:rFonts w:cstheme="minorHAnsi"/>
-          <w:sz w:val="30"/>
-          <w:szCs w:val="30"/>
-        </w:rPr>
-        <w:t xml:space="preserve">Scene 4: Tumbling wildly through chaotic eras, Tabitha realizes their magical instruments can transcend the orchestra's cosmic powers. </w:t>
-      </w:r>
-      <w:r>
-        <w:rPr>
-          <w:rFonts w:cstheme="minorHAnsi"/>
-          <w:sz w:val="30"/>
-          <w:szCs w:val="30"/>
-        </w:rPr>
-        <w:t>T</w:t>
-      </w:r>
-      <w:r>
-        <w:rPr>
-          <w:rFonts w:cstheme="minorHAnsi"/>
-          <w:sz w:val="30"/>
-          <w:szCs w:val="30"/>
-        </w:rPr>
-        <w:t>hey must travel to the outer world, alter history, and save the Conductor from Eternity. The catch is that fixing the timeline will permanently force them back into their separate home eras. They make the leap, successfully fighting back and defending the Orchestra in a final performance.</w:t>
-      </w:r>
-    </w:p>
-    <w:p>
-      <w:pPr>
-        <w:spacing w:line="240" w:lineRule="auto"/>
-        <w:rPr>
-          <w:rFonts w:cstheme="minorHAnsi"/>
-          <w:sz w:val="30"/>
-          <w:szCs w:val="30"/>
-        </w:rPr>
-      </w:pPr>
-      <w:r>
-        <w:rPr>
-          <w:rFonts w:cstheme="minorHAnsi"/>
-          <w:sz w:val="30"/>
-          <w:szCs w:val="30"/>
-        </w:rPr>
-        <w:t>Scene 5: Back in the safe 21st Century, Dakota and their mother visit a music museum near Galilee, staring longingly at the guitar containing the "</w:t>
-      </w:r>
-      <w:r>
-        <w:rPr>
-          <w:rFonts w:cstheme="minorHAnsi"/>
-          <w:sz w:val="30"/>
-          <w:szCs w:val="30"/>
-        </w:rPr>
-        <w:t>¡Tab &amp; Coda!</w:t>
-      </w:r>
-      <w:r>
-        <w:rPr>
-          <w:rFonts w:cstheme="minorHAnsi"/>
-          <w:sz w:val="30"/>
-          <w:szCs w:val="30"/>
-        </w:rPr>
-        <w:t xml:space="preserve">" inscription. As the museum closes, the alarms blare out. Suddenly, the timeline fractures again: Tabitha and Dakota are instantly reunited in the Baroque Period. </w:t>
-      </w:r>
-      <w:r>
-        <w:rPr>
-          <w:rFonts w:cstheme="minorHAnsi"/>
-          <w:sz w:val="30"/>
-          <w:szCs w:val="30"/>
-        </w:rPr>
-        <w:t>T</w:t>
-      </w:r>
-      <w:r>
-        <w:rPr>
-          <w:rFonts w:cstheme="minorHAnsi"/>
-          <w:sz w:val="30"/>
-          <w:szCs w:val="30"/>
-        </w:rPr>
-        <w:t xml:space="preserve">he </w:t>
-      </w:r>
-      <w:proofErr w:type="spellStart"/>
-      <w:r>
-        <w:rPr>
-          <w:rFonts w:cstheme="minorHAnsi"/>
-          <w:sz w:val="30"/>
-          <w:szCs w:val="30"/>
-        </w:rPr>
-        <w:t>Timeharmonic</w:t>
-      </w:r>
-      <w:proofErr w:type="spellEnd"/>
-      <w:r>
-        <w:rPr>
-          <w:rFonts w:cstheme="minorHAnsi"/>
-          <w:sz w:val="30"/>
-          <w:szCs w:val="30"/>
-        </w:rPr>
-        <w:t xml:space="preserve"> Orchestra collapses back into beautiful, chaotic disarray around them.</w:t>
-      </w:r>
-    </w:p>
-    <w:p>
-      <w:pPr>
-        <w:spacing w:line="240" w:lineRule="auto"/>
-        <w:rPr>
-          <w:rFonts w:cstheme="minorHAnsi"/>
-          <w:sz w:val="30"/>
-          <w:szCs w:val="30"/>
-        </w:rPr>
-      </w:pPr>
-    </w:p>
-    <w:p>
-      <w:pPr>
-        <w:spacing w:line="240" w:lineRule="auto"/>
-        <w:rPr>
-          <w:rFonts w:cstheme="minorHAnsi"/>
-          <w:sz w:val="30"/>
-          <w:szCs w:val="30"/>
-        </w:rPr>
-      </w:pPr>
-    </w:p>
-    <w:p>
-      <w:pPr>
-        <w:spacing w:line="240" w:lineRule="auto"/>
-        <w:rPr>
-          <w:rFonts w:cstheme="minorHAnsi"/>
-          <w:sz w:val="30"/>
-          <w:szCs w:val="30"/>
-        </w:rPr>
-      </w:pPr>
-    </w:p>
-    <w:p>
-      <w:pPr>
-        <w:spacing w:line="240" w:lineRule="auto"/>
-        <w:rPr>
-          <w:rFonts w:cstheme="minorHAnsi"/>
-          <w:sz w:val="30"/>
-          <w:szCs w:val="30"/>
-        </w:rPr>
-      </w:pPr>
-    </w:p>
-    <w:p>
-      <w:pPr>
-        <w:tabs>
-          <w:tab w:val="left" w:pos="5013"/>
-        </w:tabs>
-        <w:spacing w:line="240" w:lineRule="auto"/>
-        <w:jc w:val="center"/>
-        <w:rPr>
-          <w:rFonts w:cstheme="minorHAnsi"/>
-          <w:b/>
-          <w:bCs/>
-          <w:sz w:val="32"/>
-          <w:szCs w:val="32"/>
-          <w:u w:val="single"/>
-        </w:rPr>
-      </w:pPr>
-      <w:r>
-        <w:rPr>
-          <w:rFonts w:cstheme="minorHAnsi"/>
-          <w:b/>
-          <w:bCs/>
-          <w:sz w:val="32"/>
-          <w:szCs w:val="32"/>
-          <w:u w:val="single"/>
-        </w:rPr>
-        <w:lastRenderedPageBreak/>
-        <w:t>SAMPLE SCENE</w:t>
-      </w:r>
-    </w:p>
-    <w:p>
-      <w:pPr>
-        <w:tabs>
-          <w:tab w:val="left" w:pos="5013"/>
-        </w:tabs>
-        <w:spacing w:line="240" w:lineRule="auto"/>
-        <w:rPr>
-          <w:rFonts w:cstheme="minorHAnsi"/>
-          <w:sz w:val="32"/>
-          <w:szCs w:val="32"/>
-        </w:rPr>
-      </w:pPr>
-      <w:r>
-        <w:rPr>
-          <w:rFonts w:cstheme="minorHAnsi"/>
-          <w:sz w:val="32"/>
-          <w:szCs w:val="32"/>
-        </w:rPr>
-        <w:t>(Reality stares at the timeline as Frailty and Destiny giggle.)</w:t>
-      </w:r>
-    </w:p>
-    <w:p>
-      <w:pPr>
-        <w:tabs>
-          <w:tab w:val="left" w:pos="5013"/>
-        </w:tabs>
-        <w:spacing w:line="240" w:lineRule="auto"/>
-        <w:rPr>
-          <w:rFonts w:cstheme="minorHAnsi"/>
-          <w:sz w:val="32"/>
-          <w:szCs w:val="32"/>
-        </w:rPr>
-      </w:pPr>
-      <w:r>
-        <w:rPr>
-          <w:rFonts w:cstheme="minorHAnsi"/>
-          <w:sz w:val="32"/>
-          <w:szCs w:val="32"/>
-        </w:rPr>
-        <w:t>REALITY: You two cannot be going around playing Cupid!!!</w:t>
-      </w:r>
-    </w:p>
-    <w:p>
-      <w:pPr>
-        <w:tabs>
-          <w:tab w:val="left" w:pos="5013"/>
-        </w:tabs>
-        <w:spacing w:line="240" w:lineRule="auto"/>
-        <w:rPr>
-          <w:rFonts w:cstheme="minorHAnsi"/>
-          <w:sz w:val="32"/>
-          <w:szCs w:val="32"/>
-        </w:rPr>
-      </w:pPr>
-      <w:r>
-        <w:rPr>
-          <w:rFonts w:cstheme="minorHAnsi"/>
-          <w:sz w:val="32"/>
-          <w:szCs w:val="32"/>
-        </w:rPr>
-        <w:t xml:space="preserve">FRAILTY: Cupid won’t </w:t>
-      </w:r>
-      <w:proofErr w:type="spellStart"/>
-      <w:r>
-        <w:rPr>
-          <w:rFonts w:cstheme="minorHAnsi"/>
-          <w:sz w:val="32"/>
-          <w:szCs w:val="32"/>
-        </w:rPr>
-        <w:t>knowth</w:t>
-      </w:r>
-      <w:proofErr w:type="spellEnd"/>
-      <w:r>
-        <w:rPr>
-          <w:rFonts w:cstheme="minorHAnsi"/>
-          <w:sz w:val="32"/>
-          <w:szCs w:val="32"/>
-        </w:rPr>
-        <w:t>,</w:t>
-      </w:r>
-      <w:r>
-        <w:rPr>
-          <w:rFonts w:cstheme="minorHAnsi"/>
-          <w:sz w:val="32"/>
-          <w:szCs w:val="32"/>
-        </w:rPr>
-        <w:tab/>
-        <w:t xml:space="preserve">DESTINY: They </w:t>
-      </w:r>
-      <w:proofErr w:type="spellStart"/>
-      <w:r>
-        <w:rPr>
-          <w:rFonts w:cstheme="minorHAnsi"/>
-          <w:sz w:val="32"/>
-          <w:szCs w:val="32"/>
-        </w:rPr>
-        <w:t>ain’t</w:t>
-      </w:r>
-      <w:proofErr w:type="spellEnd"/>
-      <w:r>
-        <w:rPr>
-          <w:rFonts w:cstheme="minorHAnsi"/>
-          <w:sz w:val="32"/>
-          <w:szCs w:val="32"/>
-        </w:rPr>
-        <w:t xml:space="preserve"> </w:t>
-      </w:r>
-      <w:proofErr w:type="spellStart"/>
-      <w:r>
-        <w:rPr>
-          <w:rFonts w:cstheme="minorHAnsi"/>
-          <w:sz w:val="32"/>
-          <w:szCs w:val="32"/>
-        </w:rPr>
-        <w:t>gonna</w:t>
-      </w:r>
-      <w:proofErr w:type="spellEnd"/>
-      <w:r>
-        <w:rPr>
-          <w:rFonts w:cstheme="minorHAnsi"/>
-          <w:sz w:val="32"/>
-          <w:szCs w:val="32"/>
-        </w:rPr>
-        <w:t xml:space="preserve"> know,</w:t>
-      </w:r>
-      <w:r>
-        <w:rPr>
-          <w:rFonts w:cstheme="minorHAnsi"/>
-          <w:sz w:val="32"/>
-          <w:szCs w:val="32"/>
-        </w:rPr>
-        <w:br/>
-        <w:t>they’re on a journey. They’ve</w:t>
-      </w:r>
-      <w:r>
-        <w:rPr>
-          <w:rFonts w:cstheme="minorHAnsi"/>
-          <w:sz w:val="32"/>
-          <w:szCs w:val="32"/>
-        </w:rPr>
-        <w:tab/>
-        <w:t>they’re on vacay.</w:t>
-      </w:r>
-      <w:r>
-        <w:rPr>
-          <w:rFonts w:cstheme="minorHAnsi"/>
-          <w:sz w:val="32"/>
-          <w:szCs w:val="32"/>
-        </w:rPr>
-        <w:br/>
-        <w:t>started something extraordinary.</w:t>
-      </w:r>
-      <w:r>
-        <w:rPr>
-          <w:rFonts w:cstheme="minorHAnsi"/>
-          <w:sz w:val="32"/>
-          <w:szCs w:val="32"/>
-        </w:rPr>
-        <w:tab/>
-        <w:t xml:space="preserve">I ship </w:t>
-      </w:r>
-      <w:r>
-        <w:rPr>
-          <w:rFonts w:cstheme="minorHAnsi"/>
-          <w:sz w:val="32"/>
-          <w:szCs w:val="32"/>
-        </w:rPr>
-        <w:t>¡Tab &amp; Coda!</w:t>
-      </w:r>
-      <w:r>
-        <w:rPr>
-          <w:rFonts w:cstheme="minorHAnsi"/>
-          <w:sz w:val="32"/>
-          <w:szCs w:val="32"/>
-        </w:rPr>
-        <w:t>.</w:t>
-      </w:r>
-    </w:p>
-    <w:p>
-      <w:pPr>
-        <w:tabs>
-          <w:tab w:val="left" w:pos="5013"/>
-        </w:tabs>
-        <w:spacing w:line="240" w:lineRule="auto"/>
-        <w:rPr>
-          <w:rFonts w:cstheme="minorHAnsi"/>
-          <w:sz w:val="32"/>
-          <w:szCs w:val="32"/>
-        </w:rPr>
-      </w:pPr>
-      <w:r>
-        <w:rPr>
-          <w:rFonts w:cstheme="minorHAnsi"/>
-          <w:sz w:val="32"/>
-          <w:szCs w:val="32"/>
-        </w:rPr>
-        <w:t>REALITY: We’ve got to get Tabitha and Dakota back in their timelines, or it’ll be our own pasts, presents, and futures on the line!</w:t>
-      </w:r>
-    </w:p>
-    <w:p>
-      <w:pPr>
-        <w:tabs>
-          <w:tab w:val="left" w:pos="5013"/>
-        </w:tabs>
-        <w:spacing w:line="240" w:lineRule="auto"/>
-        <w:rPr>
-          <w:rFonts w:cstheme="minorHAnsi"/>
-          <w:sz w:val="32"/>
-          <w:szCs w:val="32"/>
-        </w:rPr>
-      </w:pPr>
-      <w:r>
-        <w:rPr>
-          <w:rFonts w:cstheme="minorHAnsi"/>
-          <w:sz w:val="32"/>
-          <w:szCs w:val="32"/>
-        </w:rPr>
-        <w:t xml:space="preserve">DESTINY: (acting cute) Eternity </w:t>
-      </w:r>
-      <w:proofErr w:type="spellStart"/>
-      <w:r>
-        <w:rPr>
-          <w:rFonts w:cstheme="minorHAnsi"/>
-          <w:sz w:val="32"/>
-          <w:szCs w:val="32"/>
-        </w:rPr>
-        <w:t>ain’t</w:t>
-      </w:r>
-      <w:proofErr w:type="spellEnd"/>
-      <w:r>
-        <w:rPr>
-          <w:rFonts w:cstheme="minorHAnsi"/>
-          <w:sz w:val="32"/>
-          <w:szCs w:val="32"/>
-        </w:rPr>
-        <w:t xml:space="preserve"> </w:t>
-      </w:r>
-      <w:proofErr w:type="spellStart"/>
-      <w:r>
-        <w:rPr>
-          <w:rFonts w:cstheme="minorHAnsi"/>
-          <w:sz w:val="32"/>
-          <w:szCs w:val="32"/>
-        </w:rPr>
-        <w:t>gonna</w:t>
-      </w:r>
-      <w:proofErr w:type="spellEnd"/>
-      <w:r>
-        <w:rPr>
-          <w:rFonts w:cstheme="minorHAnsi"/>
-          <w:sz w:val="32"/>
-          <w:szCs w:val="32"/>
-        </w:rPr>
-        <w:t xml:space="preserve"> take it out on us…</w:t>
-      </w:r>
-    </w:p>
-    <w:p>
-      <w:pPr>
-        <w:tabs>
-          <w:tab w:val="left" w:pos="5013"/>
-        </w:tabs>
-        <w:spacing w:line="240" w:lineRule="auto"/>
-        <w:rPr>
-          <w:rFonts w:cstheme="minorHAnsi"/>
-          <w:sz w:val="32"/>
-          <w:szCs w:val="32"/>
-        </w:rPr>
-      </w:pPr>
-      <w:r>
-        <w:rPr>
-          <w:rFonts w:cstheme="minorHAnsi"/>
-          <w:sz w:val="32"/>
-          <w:szCs w:val="32"/>
-        </w:rPr>
-        <w:t>FRAILTY: They will ensure the Conductor won’t see tomorrow, or yesterday, or today.</w:t>
-      </w:r>
-    </w:p>
-    <w:p>
-      <w:pPr>
-        <w:tabs>
-          <w:tab w:val="left" w:pos="5013"/>
-        </w:tabs>
-        <w:spacing w:line="240" w:lineRule="auto"/>
-        <w:rPr>
-          <w:rFonts w:cstheme="minorHAnsi"/>
-          <w:sz w:val="32"/>
-          <w:szCs w:val="32"/>
-        </w:rPr>
-      </w:pPr>
-      <w:r>
-        <w:rPr>
-          <w:rFonts w:cstheme="minorHAnsi"/>
-          <w:sz w:val="32"/>
-          <w:szCs w:val="32"/>
-        </w:rPr>
-        <w:t>(The Conductor stops conducting.)</w:t>
-      </w:r>
-    </w:p>
-    <w:p>
-      <w:pPr>
-        <w:tabs>
-          <w:tab w:val="left" w:pos="5013"/>
-        </w:tabs>
-        <w:spacing w:line="240" w:lineRule="auto"/>
-        <w:rPr>
-          <w:rFonts w:cstheme="minorHAnsi"/>
-          <w:sz w:val="32"/>
-          <w:szCs w:val="32"/>
-        </w:rPr>
-      </w:pPr>
-      <w:r>
-        <w:rPr>
-          <w:rFonts w:cstheme="minorHAnsi"/>
-          <w:sz w:val="32"/>
-          <w:szCs w:val="32"/>
-        </w:rPr>
-        <w:t>REALITY: Keep conducting! You heard nothing.</w:t>
-      </w:r>
-    </w:p>
-    <w:p>
-      <w:pPr>
-        <w:spacing w:line="240" w:lineRule="auto"/>
-        <w:rPr>
-          <w:rFonts w:cstheme="minorHAnsi"/>
-          <w:sz w:val="30"/>
-          <w:szCs w:val="30"/>
-        </w:rPr>
-      </w:pPr>
-      <w:r>
-        <w:rPr>
-          <w:rFonts w:cstheme="minorHAnsi"/>
-          <w:sz w:val="30"/>
-          <w:szCs w:val="30"/>
-        </w:rPr>
-        <w:t>DESTINY: What happens if that happens?</w:t>
-      </w:r>
-    </w:p>
-    <w:p>
-      <w:pPr>
-        <w:spacing w:line="240" w:lineRule="auto"/>
-        <w:rPr>
-          <w:rFonts w:cstheme="minorHAnsi"/>
-          <w:sz w:val="30"/>
-          <w:szCs w:val="30"/>
-        </w:rPr>
-      </w:pPr>
-      <w:r>
-        <w:rPr>
-          <w:rFonts w:cstheme="minorHAnsi"/>
-          <w:sz w:val="30"/>
-          <w:szCs w:val="30"/>
-        </w:rPr>
-        <w:t>REALITY: The timeline will be erased, and Madam/Sir Eternity will take it to the Higher Ups to reorchestrate history.</w:t>
-      </w:r>
-    </w:p>
-    <w:p>
-      <w:pPr>
-        <w:spacing w:line="240" w:lineRule="auto"/>
-        <w:rPr>
-          <w:rFonts w:cstheme="minorHAnsi"/>
-          <w:sz w:val="30"/>
-          <w:szCs w:val="30"/>
-        </w:rPr>
-      </w:pPr>
-      <w:r>
-        <w:rPr>
-          <w:rFonts w:cstheme="minorHAnsi"/>
-          <w:sz w:val="30"/>
-          <w:szCs w:val="30"/>
-        </w:rPr>
-        <w:t>FRAILTY: Gone will be my trees and dolls…</w:t>
-      </w:r>
-    </w:p>
-    <w:p>
-      <w:pPr>
-        <w:spacing w:line="240" w:lineRule="auto"/>
-        <w:rPr>
-          <w:rFonts w:cstheme="minorHAnsi"/>
-          <w:sz w:val="30"/>
-          <w:szCs w:val="30"/>
-        </w:rPr>
-      </w:pPr>
-      <w:r>
-        <w:rPr>
-          <w:rFonts w:cstheme="minorHAnsi"/>
-          <w:sz w:val="30"/>
-          <w:szCs w:val="30"/>
-        </w:rPr>
-        <w:t>REALITY: My toy boats and model trains…</w:t>
-      </w:r>
-    </w:p>
-    <w:p>
-      <w:pPr>
-        <w:spacing w:line="240" w:lineRule="auto"/>
-        <w:rPr>
-          <w:rFonts w:cstheme="minorHAnsi"/>
-          <w:sz w:val="30"/>
-          <w:szCs w:val="30"/>
-        </w:rPr>
-      </w:pPr>
-      <w:r>
-        <w:rPr>
-          <w:rFonts w:cstheme="minorHAnsi"/>
-          <w:sz w:val="30"/>
-          <w:szCs w:val="30"/>
-        </w:rPr>
-        <w:t>DESTINY: My followers on TikTok…</w:t>
-      </w:r>
-    </w:p>
-    <w:p>
-      <w:pPr>
-        <w:spacing w:line="240" w:lineRule="auto"/>
-        <w:rPr>
-          <w:rFonts w:cstheme="minorHAnsi"/>
-          <w:sz w:val="30"/>
-          <w:szCs w:val="30"/>
-        </w:rPr>
-      </w:pPr>
-      <w:r>
-        <w:rPr>
-          <w:rFonts w:cstheme="minorHAnsi"/>
-          <w:sz w:val="30"/>
-          <w:szCs w:val="30"/>
-        </w:rPr>
-        <w:t>(Frailty and Reality stare down Destiny.)</w:t>
-      </w:r>
-    </w:p>
-    <w:p>
-      <w:pPr>
-        <w:spacing w:line="240" w:lineRule="auto"/>
-        <w:rPr>
-          <w:rFonts w:cstheme="minorHAnsi"/>
-          <w:sz w:val="30"/>
-          <w:szCs w:val="30"/>
-        </w:rPr>
-      </w:pPr>
-      <w:r>
-        <w:rPr>
-          <w:rFonts w:cstheme="minorHAnsi"/>
-          <w:sz w:val="30"/>
-          <w:szCs w:val="30"/>
-        </w:rPr>
-        <w:t>DESTINY: It’s what I named my cuckoo clock…</w:t>
-      </w:r>
-    </w:p>
-    <w:p>
-      <w:pPr>
-        <w:spacing w:line="240" w:lineRule="auto"/>
-        <w:rPr>
-          <w:rFonts w:cstheme="minorHAnsi"/>
-          <w:sz w:val="30"/>
-          <w:szCs w:val="30"/>
-        </w:rPr>
-      </w:pPr>
-      <w:r>
-        <w:rPr>
-          <w:rFonts w:cstheme="minorHAnsi"/>
-          <w:sz w:val="30"/>
-          <w:szCs w:val="30"/>
-        </w:rPr>
-        <w:t>REALITY: The Higher Ups will not make a Tyrannosaurus Rex the same way.</w:t>
-      </w:r>
-    </w:p>
-    <w:p>
-      <w:pPr>
-        <w:spacing w:line="240" w:lineRule="auto"/>
-        <w:rPr>
-          <w:rFonts w:cstheme="minorHAnsi"/>
-          <w:sz w:val="30"/>
-          <w:szCs w:val="30"/>
-        </w:rPr>
-      </w:pPr>
-      <w:r>
-        <w:rPr>
-          <w:rFonts w:cstheme="minorHAnsi"/>
-          <w:sz w:val="30"/>
-          <w:szCs w:val="30"/>
-        </w:rPr>
-        <w:t>FRAILTY: They could do without the feathers this time.</w:t>
-      </w:r>
-    </w:p>
-    <w:p>
-      <w:pPr>
-        <w:spacing w:line="240" w:lineRule="auto"/>
-        <w:rPr>
-          <w:rFonts w:cstheme="minorHAnsi"/>
-          <w:sz w:val="30"/>
-          <w:szCs w:val="30"/>
-        </w:rPr>
-      </w:pPr>
-      <w:r>
-        <w:rPr>
-          <w:rFonts w:cstheme="minorHAnsi"/>
-          <w:sz w:val="30"/>
-          <w:szCs w:val="30"/>
-        </w:rPr>
-        <w:t>DESTINY: Dead-tex. They had feathers?!!! So demure…</w:t>
-      </w:r>
-    </w:p>
-    <w:p>
-      <w:pPr>
-        <w:spacing w:line="240" w:lineRule="auto"/>
-        <w:rPr>
-          <w:rFonts w:cstheme="minorHAnsi"/>
-          <w:sz w:val="30"/>
-          <w:szCs w:val="30"/>
-        </w:rPr>
-      </w:pPr>
-      <w:r>
-        <w:rPr>
-          <w:rFonts w:cstheme="minorHAnsi"/>
-          <w:sz w:val="30"/>
-          <w:szCs w:val="30"/>
-        </w:rPr>
-        <w:t xml:space="preserve">REALITY: You were on TikTok cuckoo clock when you </w:t>
-      </w:r>
-      <w:proofErr w:type="spellStart"/>
-      <w:r>
-        <w:rPr>
-          <w:rFonts w:cstheme="minorHAnsi"/>
-          <w:sz w:val="30"/>
-          <w:szCs w:val="30"/>
-        </w:rPr>
-        <w:t>shoulda</w:t>
-      </w:r>
-      <w:proofErr w:type="spellEnd"/>
-      <w:r>
-        <w:rPr>
-          <w:rFonts w:cstheme="minorHAnsi"/>
-          <w:sz w:val="30"/>
-          <w:szCs w:val="30"/>
-        </w:rPr>
-        <w:t xml:space="preserve"> paid attention.</w:t>
-      </w:r>
-    </w:p>
     <w:sectPr>
-      <w:headerReference w:type="even" r:id="rId8"/>
-      <w:headerReference w:type="default" r:id="rId9"/>
-      <w:footerReference w:type="even" r:id="rId10"/>
-      <w:footerReference w:type="default" r:id="rId11"/>
-      <w:headerReference w:type="first" r:id="rId12"/>
-      <w:footerReference w:type="first" r:id="rId13"/>
+      <w:headerReference w:type="even" r:id="rId9"/>
+      <w:headerReference w:type="default" r:id="rId10"/>
+      <w:footerReference w:type="even" r:id="rId11"/>
+      <w:footerReference w:type="default" r:id="rId12"/>
+      <w:headerReference w:type="first" r:id="rId13"/>
+      <w:footerReference w:type="first" r:id="rId14"/>
       <w:pgSz w:w="12240" w:h="15840"/>
       <w:pgMar w:top="1440" w:right="1440" w:bottom="1440" w:left="1440" w:header="720" w:footer="720" w:gutter="0"/>
       <w:pgNumType w:fmt="lowerRoman"/>
